--- a/flow/20230905_templates/Літургія - змінні частини - шаблони.docx
+++ b/flow/20230905_templates/Літургія - змінні частини - шаблони.docx
@@ -1,10 +1,10 @@
 
 <file path=word/document.xml><?xml version="1.0" encoding="utf-8"?>
-<w:document xmlns:wpc="http://schemas.microsoft.com/office/word/2010/wordprocessingCanvas" xmlns:cx="http://schemas.microsoft.com/office/drawing/2014/chartex" xmlns:cx1="http://schemas.microsoft.com/office/drawing/2015/9/8/chartex" xmlns:cx2="http://schemas.microsoft.com/office/drawing/2015/10/21/chartex" xmlns:cx3="http://schemas.microsoft.com/office/drawing/2016/5/9/chartex" xmlns:cx4="http://schemas.microsoft.com/office/drawing/2016/5/10/chartex" xmlns:cx5="http://schemas.microsoft.com/office/drawing/2016/5/11/chartex" xmlns:cx6="http://schemas.microsoft.com/office/drawing/2016/5/12/chartex" xmlns:cx7="http://schemas.microsoft.com/office/drawing/2016/5/13/chartex" xmlns:cx8="http://schemas.microsoft.com/office/drawing/2016/5/14/chartex" xmlns:mc="http://schemas.openxmlformats.org/markup-compatibility/2006" xmlns:aink="http://schemas.microsoft.com/office/drawing/2016/ink" xmlns:am3d="http://schemas.microsoft.com/office/drawing/2017/model3d" xmlns:o="urn:schemas-microsoft-com:office:office" xmlns:r="http://schemas.openxmlformats.org/officeDocument/2006/relationships" xmlns:m="http://schemas.openxmlformats.org/officeDocument/2006/math" xmlns:v="urn:schemas-microsoft-com:vml" xmlns:wp14="http://schemas.microsoft.com/office/word/2010/wordprocessingDrawing" xmlns:wp="http://schemas.openxmlformats.org/drawingml/2006/wordprocessingDrawing" xmlns:w10="urn:schemas-microsoft-com:office:word" xmlns:w="http://schemas.openxmlformats.org/wordprocessingml/2006/main" xmlns:w14="http://schemas.microsoft.com/office/word/2010/wordml" xmlns:w15="http://schemas.microsoft.com/office/word/2012/wordml" xmlns:w16cex="http://schemas.microsoft.com/office/word/2018/wordml/cex" xmlns:w16cid="http://schemas.microsoft.com/office/word/2016/wordml/cid" xmlns:w16="http://schemas.microsoft.com/office/word/2018/wordml" xmlns:w16sdtdh="http://schemas.microsoft.com/office/word/2020/wordml/sdtdatahash" xmlns:w16se="http://schemas.microsoft.com/office/word/2015/wordml/symex" xmlns:wpg="http://schemas.microsoft.com/office/word/2010/wordprocessingGroup" xmlns:wpi="http://schemas.microsoft.com/office/word/2010/wordprocessingInk" xmlns:wne="http://schemas.microsoft.com/office/word/2006/wordml" xmlns:wps="http://schemas.microsoft.com/office/word/2010/wordprocessingShape" mc:Ignorable="w14 w15 w16se w16cid w16 w16cex w16sdtdh wp14">
+<w:document xmlns:wpc="http://schemas.microsoft.com/office/word/2010/wordprocessingCanvas" xmlns:cx="http://schemas.microsoft.com/office/drawing/2014/chartex" xmlns:cx1="http://schemas.microsoft.com/office/drawing/2015/9/8/chartex" xmlns:cx2="http://schemas.microsoft.com/office/drawing/2015/10/21/chartex" xmlns:cx3="http://schemas.microsoft.com/office/drawing/2016/5/9/chartex" xmlns:cx4="http://schemas.microsoft.com/office/drawing/2016/5/10/chartex" xmlns:cx5="http://schemas.microsoft.com/office/drawing/2016/5/11/chartex" xmlns:cx6="http://schemas.microsoft.com/office/drawing/2016/5/12/chartex" xmlns:cx7="http://schemas.microsoft.com/office/drawing/2016/5/13/chartex" xmlns:cx8="http://schemas.microsoft.com/office/drawing/2016/5/14/chartex" xmlns:mc="http://schemas.openxmlformats.org/markup-compatibility/2006" xmlns:aink="http://schemas.microsoft.com/office/drawing/2016/ink" xmlns:am3d="http://schemas.microsoft.com/office/drawing/2017/model3d" xmlns:o="urn:schemas-microsoft-com:office:office" xmlns:oel="http://schemas.microsoft.com/office/2019/extlst" xmlns:r="http://schemas.openxmlformats.org/officeDocument/2006/relationships" xmlns:m="http://schemas.openxmlformats.org/officeDocument/2006/math" xmlns:v="urn:schemas-microsoft-com:vml" xmlns:wp14="http://schemas.microsoft.com/office/word/2010/wordprocessingDrawing" xmlns:wp="http://schemas.openxmlformats.org/drawingml/2006/wordprocessingDrawing" xmlns:w10="urn:schemas-microsoft-com:office:word" xmlns:w="http://schemas.openxmlformats.org/wordprocessingml/2006/main" xmlns:w14="http://schemas.microsoft.com/office/word/2010/wordml" xmlns:w15="http://schemas.microsoft.com/office/word/2012/wordml" xmlns:w16cex="http://schemas.microsoft.com/office/word/2018/wordml/cex" xmlns:w16cid="http://schemas.microsoft.com/office/word/2016/wordml/cid" xmlns:w16="http://schemas.microsoft.com/office/word/2018/wordml" xmlns:w16sdtdh="http://schemas.microsoft.com/office/word/2020/wordml/sdtdatahash" xmlns:w16se="http://schemas.microsoft.com/office/word/2015/wordml/symex" xmlns:wpg="http://schemas.microsoft.com/office/word/2010/wordprocessingGroup" xmlns:wpi="http://schemas.microsoft.com/office/word/2010/wordprocessingInk" xmlns:wne="http://schemas.microsoft.com/office/word/2006/wordml" xmlns:wps="http://schemas.microsoft.com/office/word/2010/wordprocessingShape" mc:Ignorable="w14 w15 w16se w16cid w16 w16cex w16sdtdh wp14">
   <w:body>
     <w:p>
       <w:pPr>
-        <w:pStyle w:val="1"/>
+        <w:pStyle w:val="Heading1"/>
         <w:spacing w:after="120" w:line="240" w:lineRule="auto"/>
       </w:pPr>
       <w:bookmarkStart w:id="0" w:name="_heading=h.lp4jjwll84wg" w:colFirst="0" w:colLast="0"/>
@@ -15,7 +15,7 @@
     </w:p>
     <w:p>
       <w:pPr>
-        <w:pStyle w:val="2"/>
+        <w:pStyle w:val="Heading2"/>
         <w:spacing w:after="120" w:line="240" w:lineRule="auto"/>
         <w:rPr>
           <w:color w:val="333333"/>
@@ -313,16 +313,7 @@
           <w:sz w:val="24"/>
           <w:szCs w:val="24"/>
         </w:rPr>
-        <w:t xml:space="preserve"> Єдинородн</w:t>
-      </w:r>
-      <w:r>
-        <w:rPr>
-          <w:rFonts w:ascii="Times New Roman" w:eastAsia="Times New Roman" w:hAnsi="Times New Roman" w:cs="Times New Roman"/>
-          <w:color w:val="333333"/>
-          <w:sz w:val="24"/>
-          <w:szCs w:val="24"/>
-        </w:rPr>
-        <w:t>ий Сину</w:t>
+        <w:t xml:space="preserve"> Єдинородний Сину</w:t>
       </w:r>
       <w:r>
         <w:rPr>
@@ -739,16 +730,7 @@
           <w:sz w:val="24"/>
           <w:szCs w:val="24"/>
         </w:rPr>
-        <w:t>Прийдіте, возрадуємося Господеві, воскликнім Богу, Спасителеві нашому</w:t>
-      </w:r>
-      <w:r>
-        <w:rPr>
-          <w:rFonts w:ascii="Times New Roman" w:eastAsia="Times New Roman" w:hAnsi="Times New Roman" w:cs="Times New Roman"/>
-          <w:color w:val="333333"/>
-          <w:sz w:val="24"/>
-          <w:szCs w:val="24"/>
-        </w:rPr>
-        <w:t>.</w:t>
+        <w:t>Прийдіте, возрадуємося Господеві, воскликнім Богу, Спасителеві нашому.</w:t>
       </w:r>
     </w:p>
     <w:p>
@@ -876,16 +858,7 @@
           <w:sz w:val="24"/>
           <w:szCs w:val="24"/>
         </w:rPr>
-        <w:t xml:space="preserve">Бо Бог – великий Господь і цар великий </w:t>
-      </w:r>
-      <w:r>
-        <w:rPr>
-          <w:rFonts w:ascii="Times New Roman" w:eastAsia="Times New Roman" w:hAnsi="Times New Roman" w:cs="Times New Roman"/>
-          <w:color w:val="333333"/>
-          <w:sz w:val="24"/>
-          <w:szCs w:val="24"/>
-        </w:rPr>
-        <w:t>по всій землі.</w:t>
+        <w:t>Бо Бог – великий Господь і цар великий по всій землі.</w:t>
       </w:r>
     </w:p>
     <w:p>
@@ -1061,16 +1034,7 @@
           <w:sz w:val="24"/>
           <w:szCs w:val="24"/>
         </w:rPr>
-        <w:t xml:space="preserve"> Небесних воїнств архистратиги,* молимо вас завжди ми, недостойні,* щоб ви вашими молитвами огородили нас* покровом крил духовної вашої слави,* охороняючи нас, що усильно припадаємо і кличемо:* Від бід ізбавте нас* як чиноначальники вишніх си</w:t>
-      </w:r>
-      <w:r>
-        <w:rPr>
-          <w:rFonts w:ascii="Times New Roman" w:eastAsia="Times New Roman" w:hAnsi="Times New Roman" w:cs="Times New Roman"/>
-          <w:color w:val="333333"/>
-          <w:sz w:val="24"/>
-          <w:szCs w:val="24"/>
-        </w:rPr>
-        <w:t>л.</w:t>
+        <w:t xml:space="preserve"> Небесних воїнств архистратиги,* молимо вас завжди ми, недостойні,* щоб ви вашими молитвами огородили нас* покровом крил духовної вашої слави,* охороняючи нас, що усильно припадаємо і кличемо:* Від бід ізбавте нас* як чиноначальники вишніх сил.</w:t>
       </w:r>
     </w:p>
     <w:p>
@@ -1162,16 +1126,7 @@
           <w:sz w:val="24"/>
           <w:szCs w:val="24"/>
         </w:rPr>
-        <w:t xml:space="preserve"> В молитвах невсипущу Богородицю* і в заступ</w:t>
-      </w:r>
-      <w:r>
-        <w:rPr>
-          <w:rFonts w:ascii="Times New Roman" w:eastAsia="Times New Roman" w:hAnsi="Times New Roman" w:cs="Times New Roman"/>
-          <w:color w:val="333333"/>
-          <w:sz w:val="24"/>
-          <w:szCs w:val="24"/>
-        </w:rPr>
-        <w:t>ництвах незамінне уповання* гріб і умертвіння не втримали.* Бо як Матір Життя до життя переставив той,* хто вселився в утробу приснодівственну.</w:t>
+        <w:t xml:space="preserve"> В молитвах невсипущу Богородицю* і в заступництвах незамінне уповання* гріб і умертвіння не втримали.* Бо як Матір Життя до життя переставив той,* хто вселився в утробу приснодівственну.</w:t>
       </w:r>
     </w:p>
     <w:p>
@@ -1250,17 +1205,7 @@
           <w:sz w:val="24"/>
           <w:szCs w:val="24"/>
         </w:rPr>
-        <w:t>(Пс. 103,</w:t>
-      </w:r>
-      <w:r>
-        <w:rPr>
-          <w:rFonts w:ascii="Times New Roman" w:eastAsia="Times New Roman" w:hAnsi="Times New Roman" w:cs="Times New Roman"/>
-          <w:i/>
-          <w:color w:val="FF4400"/>
-          <w:sz w:val="24"/>
-          <w:szCs w:val="24"/>
-        </w:rPr>
-        <w:t>4).</w:t>
+        <w:t>(Пс. 103,4).</w:t>
       </w:r>
     </w:p>
     <w:p>
@@ -1630,16 +1575,7 @@
           <w:sz w:val="24"/>
           <w:szCs w:val="24"/>
         </w:rPr>
-        <w:t xml:space="preserve"> Ти твориш ангелами своїми духи і слугам</w:t>
-      </w:r>
-      <w:r>
-        <w:rPr>
-          <w:rFonts w:ascii="Times New Roman" w:eastAsia="Times New Roman" w:hAnsi="Times New Roman" w:cs="Times New Roman"/>
-          <w:color w:val="333333"/>
-          <w:sz w:val="24"/>
-          <w:szCs w:val="24"/>
-        </w:rPr>
-        <w:t xml:space="preserve">и своїми палаючий вогонь </w:t>
+        <w:t xml:space="preserve"> Ти твориш ангелами своїми духи і слугами своїми палаючий вогонь </w:t>
       </w:r>
       <w:r>
         <w:rPr>
@@ -1761,17 +1697,7 @@
           <w:sz w:val="24"/>
           <w:szCs w:val="24"/>
         </w:rPr>
-        <w:t>якого</w:t>
-      </w:r>
-      <w:r>
-        <w:rPr>
-          <w:rFonts w:ascii="Times New Roman" w:eastAsia="Times New Roman" w:hAnsi="Times New Roman" w:cs="Times New Roman"/>
-          <w:i/>
-          <w:color w:val="FF4400"/>
-          <w:sz w:val="24"/>
-          <w:szCs w:val="24"/>
-        </w:rPr>
-        <w:t xml:space="preserve"> є день </w:t>
+        <w:t xml:space="preserve">якого є день </w:t>
       </w:r>
       <w:r>
         <w:rPr>
@@ -1813,7 +1739,7 @@
     </w:p>
     <w:p>
       <w:pPr>
-        <w:pStyle w:val="2"/>
+        <w:pStyle w:val="Heading2"/>
         <w:spacing w:after="120" w:line="240" w:lineRule="auto"/>
         <w:rPr>
           <w:color w:val="333333"/>
@@ -2084,17 +2010,7 @@
           <w:sz w:val="24"/>
           <w:szCs w:val="24"/>
         </w:rPr>
-        <w:t>Прис</w:t>
-      </w:r>
-      <w:r>
-        <w:rPr>
-          <w:rFonts w:ascii="Times New Roman" w:eastAsia="Times New Roman" w:hAnsi="Times New Roman" w:cs="Times New Roman"/>
-          <w:i/>
-          <w:color w:val="FF4400"/>
-          <w:sz w:val="24"/>
-          <w:szCs w:val="24"/>
-        </w:rPr>
-        <w:t>пів:</w:t>
+        <w:t>Приспів:</w:t>
       </w:r>
       <w:r>
         <w:rPr>
@@ -2302,16 +2218,7 @@
           <w:sz w:val="24"/>
           <w:szCs w:val="24"/>
         </w:rPr>
-        <w:t>Господь воцарився, в красу зодягнувся, зодягнувся Господь у силу і перепо</w:t>
-      </w:r>
-      <w:r>
-        <w:rPr>
-          <w:rFonts w:ascii="Times New Roman" w:eastAsia="Times New Roman" w:hAnsi="Times New Roman" w:cs="Times New Roman"/>
-          <w:color w:val="333333"/>
-          <w:sz w:val="24"/>
-          <w:szCs w:val="24"/>
-        </w:rPr>
-        <w:t>ясався.</w:t>
+        <w:t>Господь воцарився, в красу зодягнувся, зодягнувся Господь у силу і перепоясався.</w:t>
       </w:r>
     </w:p>
     <w:p>
@@ -2476,16 +2383,7 @@
           <w:sz w:val="24"/>
           <w:szCs w:val="24"/>
         </w:rPr>
-        <w:t xml:space="preserve"> Молитв</w:t>
-      </w:r>
-      <w:r>
-        <w:rPr>
-          <w:rFonts w:ascii="Times New Roman" w:eastAsia="Times New Roman" w:hAnsi="Times New Roman" w:cs="Times New Roman"/>
-          <w:color w:val="333333"/>
-          <w:sz w:val="24"/>
-          <w:szCs w:val="24"/>
-        </w:rPr>
-        <w:t>ами святих твоїх, Спасе, спаси нас.</w:t>
+        <w:t xml:space="preserve"> Молитвами святих твоїх, Спасе, спаси нас.</w:t>
       </w:r>
     </w:p>
     <w:p>
@@ -2738,16 +2636,7 @@
           <w:sz w:val="24"/>
           <w:szCs w:val="24"/>
         </w:rPr>
-        <w:t xml:space="preserve"> Спаси нас, Сину Божий, у святих дивний Ти, співаємо Т</w:t>
-      </w:r>
-      <w:r>
-        <w:rPr>
-          <w:rFonts w:ascii="Times New Roman" w:eastAsia="Times New Roman" w:hAnsi="Times New Roman" w:cs="Times New Roman"/>
-          <w:color w:val="333333"/>
-          <w:sz w:val="24"/>
-          <w:szCs w:val="24"/>
-        </w:rPr>
-        <w:t>обі: Алилуя.</w:t>
+        <w:t xml:space="preserve"> Спаси нас, Сину Божий, у святих дивний Ти, співаємо Тобі: Алилуя.</w:t>
       </w:r>
     </w:p>
     <w:p>
@@ -2885,7 +2774,25 @@
           <w:sz w:val="24"/>
           <w:szCs w:val="24"/>
         </w:rPr>
-        <w:t xml:space="preserve"> Пам’ять праведного з похвалами* і тобі вистачає свідчення Господнє, Предтече,* бо ти показався воістину і від пророків чесніший,* бо у струях сподобився хрестити </w:t>
+        <w:t xml:space="preserve"> Пам’ять праведного з похвалами* тобі</w:t>
+      </w:r>
+      <w:r>
+        <w:rPr>
+          <w:rFonts w:ascii="Times New Roman" w:eastAsia="Times New Roman" w:hAnsi="Times New Roman" w:cs="Times New Roman"/>
+          <w:color w:val="333333"/>
+          <w:sz w:val="24"/>
+          <w:szCs w:val="24"/>
+        </w:rPr>
+        <w:t xml:space="preserve"> ж</w:t>
+      </w:r>
+      <w:r>
+        <w:rPr>
+          <w:rFonts w:ascii="Times New Roman" w:eastAsia="Times New Roman" w:hAnsi="Times New Roman" w:cs="Times New Roman"/>
+          <w:color w:val="333333"/>
+          <w:sz w:val="24"/>
+          <w:szCs w:val="24"/>
+        </w:rPr>
+        <w:t xml:space="preserve"> вистачає свідчення Господнє, Предтече,* бо ти показався воістину і від пророків чесніший,* бо у струях сподобився хрестити </w:t>
       </w:r>
       <w:r>
         <w:rPr>
@@ -2895,16 +2802,7 @@
           <w:szCs w:val="24"/>
         </w:rPr>
         <w:lastRenderedPageBreak/>
-        <w:t>Проповіданого.* Тому за істину постраждав ти, радуючися,* благовістив ти і тим, що в аді, Бог</w:t>
-      </w:r>
-      <w:r>
-        <w:rPr>
-          <w:rFonts w:ascii="Times New Roman" w:eastAsia="Times New Roman" w:hAnsi="Times New Roman" w:cs="Times New Roman"/>
-          <w:color w:val="333333"/>
-          <w:sz w:val="24"/>
-          <w:szCs w:val="24"/>
-        </w:rPr>
-        <w:t>а, явленого в тілі,* що взяв гріх світу і подає нам велику милість.</w:t>
+        <w:t>Проповіданого.* Тому за істину постраждав ти, радуючися,* благовістив ти і тим, що в аді, Бога, явленого в тілі,* що взяв гріх світу і подає нам велику милість.</w:t>
       </w:r>
     </w:p>
     <w:p>
@@ -2950,16 +2848,7 @@
           <w:sz w:val="24"/>
           <w:szCs w:val="24"/>
         </w:rPr>
-        <w:t xml:space="preserve"> Перше неплідна днесь Христового предтечу родить* і він є сповненням усякого пророцтва,* бо кого пророки проповідували,* на того він у Йордані руку поклав.* Явився Бож</w:t>
-      </w:r>
-      <w:r>
-        <w:rPr>
-          <w:rFonts w:ascii="Times New Roman" w:eastAsia="Times New Roman" w:hAnsi="Times New Roman" w:cs="Times New Roman"/>
-          <w:color w:val="333333"/>
-          <w:sz w:val="24"/>
-          <w:szCs w:val="24"/>
-        </w:rPr>
-        <w:t>ого Слова пророк, проповідник, разом і предтеча.</w:t>
+        <w:t xml:space="preserve"> Перше неплідна днесь Христового предтечу родить* і він є сповненням усякого пророцтва,* бо кого пророки проповідували,* на того він у Йордані руку поклав.* Явився Божого Слова пророк, проповідник, разом і предтеча.</w:t>
       </w:r>
     </w:p>
     <w:p>
@@ -3005,16 +2894,7 @@
           <w:sz w:val="24"/>
           <w:szCs w:val="24"/>
         </w:rPr>
-        <w:t xml:space="preserve"> Діва днесь предстоїть у церкві* і з ликами святих невидимо за нас молиться Богу.* Ангели з архиєреями поклоняються,* апостоли з пророками ликують,* бо ради нас молить Богородиця </w:t>
-      </w:r>
-      <w:r>
-        <w:rPr>
-          <w:rFonts w:ascii="Times New Roman" w:eastAsia="Times New Roman" w:hAnsi="Times New Roman" w:cs="Times New Roman"/>
-          <w:color w:val="333333"/>
-          <w:sz w:val="24"/>
-          <w:szCs w:val="24"/>
-        </w:rPr>
-        <w:t>превічного Бога.</w:t>
+        <w:t xml:space="preserve"> Діва днесь предстоїть у церкві* і з ликами святих невидимо за нас молиться Богу.* Ангели з архиєреями поклоняються,* апостоли з пророками ликують,* бо ради нас молить Богородиця превічного Бога.</w:t>
       </w:r>
     </w:p>
     <w:p>
@@ -3260,17 +3140,7 @@
           <w:sz w:val="24"/>
           <w:szCs w:val="24"/>
         </w:rPr>
-        <w:t>Алилуя (г. 4)</w:t>
-      </w:r>
-      <w:r>
-        <w:rPr>
-          <w:rFonts w:ascii="Times New Roman" w:eastAsia="Times New Roman" w:hAnsi="Times New Roman" w:cs="Times New Roman"/>
-          <w:i/>
-          <w:color w:val="FF4400"/>
-          <w:sz w:val="24"/>
-          <w:szCs w:val="24"/>
-        </w:rPr>
-        <w:t>:</w:t>
+        <w:t>Алилуя (г. 4):</w:t>
       </w:r>
       <w:r>
         <w:rPr>
@@ -3560,16 +3430,7 @@
           <w:sz w:val="24"/>
           <w:szCs w:val="24"/>
         </w:rPr>
-        <w:t xml:space="preserve"> Христос, істинний Бог наш, молитвами пречистої своєї Матері, чесного і славного пророка, предтечі і христителя Йоана, святих, славних і</w:t>
-      </w:r>
-      <w:r>
-        <w:rPr>
-          <w:rFonts w:ascii="Times New Roman" w:eastAsia="Times New Roman" w:hAnsi="Times New Roman" w:cs="Times New Roman"/>
-          <w:color w:val="333333"/>
-          <w:sz w:val="24"/>
-          <w:szCs w:val="24"/>
-        </w:rPr>
-        <w:t xml:space="preserve"> всехвальних апостолів, святого отця нашого Йоана Золотоустого, архиєпископа Константинограда, святого </w:t>
+        <w:t xml:space="preserve"> Христос, істинний Бог наш, молитвами пречистої своєї Матері, чесного і славного пророка, предтечі і христителя Йоана, святих, славних і всехвальних апостолів, святого отця нашого Йоана Золотоустого, архиєпископа Константинограда, святого </w:t>
       </w:r>
       <w:r>
         <w:rPr>
@@ -3642,7 +3503,7 @@
     </w:p>
     <w:p>
       <w:pPr>
-        <w:pStyle w:val="2"/>
+        <w:pStyle w:val="Heading2"/>
         <w:spacing w:after="120" w:line="240" w:lineRule="auto"/>
         <w:rPr>
           <w:color w:val="333333"/>
@@ -3683,14 +3544,7 @@
           <w:rFonts w:ascii="Consolas" w:eastAsia="Consolas" w:hAnsi="Consolas" w:cs="Consolas"/>
           <w:highlight w:val="darkGray"/>
         </w:rPr>
-        <w:t>&lt;a</w:t>
-      </w:r>
-      <w:r>
-        <w:rPr>
-          <w:rFonts w:ascii="Consolas" w:eastAsia="Consolas" w:hAnsi="Consolas" w:cs="Consolas"/>
-          <w:highlight w:val="darkGray"/>
-        </w:rPr>
-        <w:t>ntifon1&gt;</w:t>
+        <w:t>&lt;antifon1&gt;</w:t>
       </w:r>
     </w:p>
     <w:p>
@@ -3847,16 +3701,7 @@
           <w:sz w:val="24"/>
           <w:szCs w:val="24"/>
         </w:rPr>
-        <w:t xml:space="preserve"> Молитвами Богородиці, Спасе, спаси </w:t>
-      </w:r>
-      <w:r>
-        <w:rPr>
-          <w:rFonts w:ascii="Times New Roman" w:eastAsia="Times New Roman" w:hAnsi="Times New Roman" w:cs="Times New Roman"/>
-          <w:color w:val="333333"/>
-          <w:sz w:val="24"/>
-          <w:szCs w:val="24"/>
-        </w:rPr>
-        <w:t>нас.</w:t>
+        <w:t xml:space="preserve"> Молитвами Богородиці, Спасе, спаси нас.</w:t>
       </w:r>
     </w:p>
     <w:p>
@@ -4119,16 +3964,7 @@
           <w:sz w:val="24"/>
           <w:szCs w:val="24"/>
         </w:rPr>
-        <w:t>Господь воцарився, в красу зодягнувся, зодягнувся Господь у силу і перепо</w:t>
-      </w:r>
-      <w:r>
-        <w:rPr>
-          <w:rFonts w:ascii="Times New Roman" w:eastAsia="Times New Roman" w:hAnsi="Times New Roman" w:cs="Times New Roman"/>
-          <w:color w:val="333333"/>
-          <w:sz w:val="24"/>
-          <w:szCs w:val="24"/>
-        </w:rPr>
-        <w:t>ясався.</w:t>
+        <w:t>Господь воцарився, в красу зодягнувся, зодягнувся Господь у силу і перепоясався.</w:t>
       </w:r>
     </w:p>
     <w:p>
@@ -4293,16 +4129,7 @@
           <w:sz w:val="24"/>
           <w:szCs w:val="24"/>
         </w:rPr>
-        <w:t xml:space="preserve"> Молитв</w:t>
-      </w:r>
-      <w:r>
-        <w:rPr>
-          <w:rFonts w:ascii="Times New Roman" w:eastAsia="Times New Roman" w:hAnsi="Times New Roman" w:cs="Times New Roman"/>
-          <w:color w:val="333333"/>
-          <w:sz w:val="24"/>
-          <w:szCs w:val="24"/>
-        </w:rPr>
-        <w:t>ами святих твоїх, Спасе, спаси нас.</w:t>
+        <w:t xml:space="preserve"> Молитвами святих твоїх, Спасе, спаси нас.</w:t>
       </w:r>
     </w:p>
     <w:p>
@@ -4454,16 +4281,7 @@
           <w:sz w:val="24"/>
           <w:szCs w:val="24"/>
         </w:rPr>
-        <w:t>Ідім перед лицем його з</w:t>
-      </w:r>
-      <w:r>
-        <w:rPr>
-          <w:rFonts w:ascii="Times New Roman" w:eastAsia="Times New Roman" w:hAnsi="Times New Roman" w:cs="Times New Roman"/>
-          <w:color w:val="333333"/>
-          <w:sz w:val="24"/>
-          <w:szCs w:val="24"/>
-        </w:rPr>
-        <w:t xml:space="preserve"> ісповіданням і псалмами воскликнім йому.</w:t>
+        <w:t>Ідім перед лицем його з ісповіданням і псалмами воскликнім йому.</w:t>
       </w:r>
     </w:p>
     <w:p>
@@ -4580,14 +4398,7 @@
           <w:rFonts w:ascii="Consolas" w:eastAsia="Consolas" w:hAnsi="Consolas" w:cs="Consolas"/>
           <w:highlight w:val="darkGray"/>
         </w:rPr>
-        <w:t>&lt;/antifon3</w:t>
-      </w:r>
-      <w:r>
-        <w:rPr>
-          <w:rFonts w:ascii="Consolas" w:eastAsia="Consolas" w:hAnsi="Consolas" w:cs="Consolas"/>
-          <w:highlight w:val="darkGray"/>
-        </w:rPr>
-        <w:t>&gt;</w:t>
+        <w:t>&lt;/antifon3&gt;</w:t>
       </w:r>
     </w:p>
     <w:p>
@@ -4756,16 +4567,7 @@
           <w:sz w:val="24"/>
           <w:szCs w:val="24"/>
         </w:rPr>
-        <w:t xml:space="preserve"> Вознісся Ти на хрест волею своєю.* Новому людові Твоєму, що Твоє ім’я носить,</w:t>
-      </w:r>
-      <w:r>
-        <w:rPr>
-          <w:rFonts w:ascii="Times New Roman" w:eastAsia="Times New Roman" w:hAnsi="Times New Roman" w:cs="Times New Roman"/>
-          <w:color w:val="333333"/>
-          <w:sz w:val="24"/>
-          <w:szCs w:val="24"/>
-        </w:rPr>
-        <w:t>* даруй щедроти твої, Христе Боже.* Возвесели силою Твоєю, благовірний народ,* перемоги на супротивників дай йому,* що за посібник має Твоє оружжя миру, непоборну перемогу.</w:t>
+        <w:t xml:space="preserve"> Вознісся Ти на хрест волею своєю.* Новому людові Твоєму, що Твоє ім’я носить,* даруй щедроти твої, Христе Боже.* Возвесели силою Твоєю, благовірний народ,* перемоги на супротивників дай йому,* що за посібник має Твоє оружжя миру, непоборну перемогу.</w:t>
       </w:r>
     </w:p>
     <w:p>
@@ -4834,16 +4636,7 @@
           <w:sz w:val="24"/>
           <w:szCs w:val="24"/>
         </w:rPr>
-        <w:t>Величає душа моя Господа і</w:t>
-      </w:r>
-      <w:r>
-        <w:rPr>
-          <w:rFonts w:ascii="Times New Roman" w:eastAsia="Times New Roman" w:hAnsi="Times New Roman" w:cs="Times New Roman"/>
-          <w:color w:val="333333"/>
-          <w:sz w:val="24"/>
-          <w:szCs w:val="24"/>
-        </w:rPr>
-        <w:t xml:space="preserve"> возрадувався дух мій у Бозі, Спасі моїм. </w:t>
+        <w:t xml:space="preserve">Величає душа моя Господа і возрадувався дух мій у Бозі, Спасі моїм. </w:t>
       </w:r>
       <w:r>
         <w:rPr>
@@ -5029,16 +4822,7 @@
           <w:sz w:val="24"/>
           <w:szCs w:val="24"/>
         </w:rPr>
-        <w:t xml:space="preserve"> Слухай, дочко, і споглянь, і прихили </w:t>
-      </w:r>
-      <w:r>
-        <w:rPr>
-          <w:rFonts w:ascii="Times New Roman" w:eastAsia="Times New Roman" w:hAnsi="Times New Roman" w:cs="Times New Roman"/>
-          <w:color w:val="333333"/>
-          <w:sz w:val="24"/>
-          <w:szCs w:val="24"/>
-        </w:rPr>
-        <w:t xml:space="preserve">вухо Твоє. </w:t>
+        <w:t xml:space="preserve"> Слухай, дочко, і споглянь, і прихили вухо Твоє. </w:t>
       </w:r>
       <w:r>
         <w:rPr>
@@ -5344,17 +5128,7 @@
           <w:sz w:val="24"/>
           <w:szCs w:val="24"/>
         </w:rPr>
-        <w:t xml:space="preserve">якого </w:t>
-      </w:r>
-      <w:r>
-        <w:rPr>
-          <w:rFonts w:ascii="Times New Roman" w:eastAsia="Times New Roman" w:hAnsi="Times New Roman" w:cs="Times New Roman"/>
-          <w:i/>
-          <w:color w:val="FF4400"/>
-          <w:sz w:val="24"/>
-          <w:szCs w:val="24"/>
-        </w:rPr>
-        <w:t>є день</w:t>
+        <w:t>якого є день</w:t>
       </w:r>
       <w:r>
         <w:rPr>
@@ -5399,7 +5173,7 @@
     </w:p>
     <w:p>
       <w:pPr>
-        <w:pStyle w:val="2"/>
+        <w:pStyle w:val="Heading2"/>
         <w:spacing w:after="120" w:line="240" w:lineRule="auto"/>
         <w:rPr>
           <w:color w:val="333333"/>
@@ -5533,16 +5307,7 @@
           <w:sz w:val="24"/>
           <w:szCs w:val="24"/>
         </w:rPr>
-        <w:t xml:space="preserve"> Молитвами Богороди</w:t>
-      </w:r>
-      <w:r>
-        <w:rPr>
-          <w:rFonts w:ascii="Times New Roman" w:eastAsia="Times New Roman" w:hAnsi="Times New Roman" w:cs="Times New Roman"/>
-          <w:color w:val="333333"/>
-          <w:sz w:val="24"/>
-          <w:szCs w:val="24"/>
-        </w:rPr>
-        <w:t>ці, Спасе, спаси нас.</w:t>
+        <w:t xml:space="preserve"> Молитвами Богородиці, Спасе, спаси нас.</w:t>
       </w:r>
     </w:p>
     <w:p>
@@ -5698,17 +5463,7 @@
           <w:sz w:val="24"/>
           <w:szCs w:val="24"/>
         </w:rPr>
-        <w:t>(Якщо скорочується Літургію</w:t>
-      </w:r>
-      <w:r>
-        <w:rPr>
-          <w:rFonts w:ascii="Times New Roman" w:eastAsia="Times New Roman" w:hAnsi="Times New Roman" w:cs="Times New Roman"/>
-          <w:i/>
-          <w:color w:val="FF4400"/>
-          <w:sz w:val="24"/>
-          <w:szCs w:val="24"/>
-        </w:rPr>
-        <w:t>, перейди до</w:t>
+        <w:t>(Якщо скорочується Літургію, перейди до</w:t>
       </w:r>
       <w:r>
         <w:rPr>
@@ -6132,16 +5887,7 @@
           <w:sz w:val="24"/>
           <w:szCs w:val="24"/>
         </w:rPr>
-        <w:t>Прийдіте, возрадуємося Гос</w:t>
-      </w:r>
-      <w:r>
-        <w:rPr>
-          <w:rFonts w:ascii="Times New Roman" w:eastAsia="Times New Roman" w:hAnsi="Times New Roman" w:cs="Times New Roman"/>
-          <w:color w:val="333333"/>
-          <w:sz w:val="24"/>
-          <w:szCs w:val="24"/>
-        </w:rPr>
-        <w:t>подеві, воскликнім Богу, Спасителеві нашому.</w:t>
+        <w:t>Прийдіте, возрадуємося Господеві, воскликнім Богу, Спасителеві нашому.</w:t>
       </w:r>
     </w:p>
     <w:p>
@@ -6242,16 +5988,7 @@
           <w:sz w:val="24"/>
           <w:szCs w:val="24"/>
         </w:rPr>
-        <w:t xml:space="preserve"> Спаси нас, Сину Божий, у святих дивний Ти, співаємо Тобі: Алил</w:t>
-      </w:r>
-      <w:r>
-        <w:rPr>
-          <w:rFonts w:ascii="Times New Roman" w:eastAsia="Times New Roman" w:hAnsi="Times New Roman" w:cs="Times New Roman"/>
-          <w:color w:val="333333"/>
-          <w:sz w:val="24"/>
-          <w:szCs w:val="24"/>
-        </w:rPr>
-        <w:t>уя.</w:t>
+        <w:t xml:space="preserve"> Спаси нас, Сину Божий, у святих дивний Ти, співаємо Тобі: Алилуя.</w:t>
       </w:r>
     </w:p>
     <w:p>
@@ -6384,16 +6121,7 @@
           <w:sz w:val="24"/>
           <w:szCs w:val="24"/>
         </w:rPr>
-        <w:t xml:space="preserve"> Прийдіте, поклонімся і припадім до Христа. Спаси нас, Сину Божий, у святих дивний Ти, співаємо</w:t>
-      </w:r>
-      <w:r>
-        <w:rPr>
-          <w:rFonts w:ascii="Times New Roman" w:eastAsia="Times New Roman" w:hAnsi="Times New Roman" w:cs="Times New Roman"/>
-          <w:color w:val="333333"/>
-          <w:sz w:val="24"/>
-          <w:szCs w:val="24"/>
-        </w:rPr>
-        <w:t xml:space="preserve"> Тобі: Алилуя.</w:t>
+        <w:t xml:space="preserve"> Прийдіте, поклонімся і припадім до Христа. Спаси нас, Сину Божий, у святих дивний Ти, співаємо Тобі: Алилуя.</w:t>
       </w:r>
     </w:p>
     <w:p>
@@ -6528,17 +6256,7 @@
           <w:sz w:val="24"/>
           <w:szCs w:val="24"/>
         </w:rPr>
-        <w:t>Кондак апосто</w:t>
-      </w:r>
-      <w:r>
-        <w:rPr>
-          <w:rFonts w:ascii="Times New Roman" w:eastAsia="Times New Roman" w:hAnsi="Times New Roman" w:cs="Times New Roman"/>
-          <w:i/>
-          <w:color w:val="FF4400"/>
-          <w:sz w:val="24"/>
-          <w:szCs w:val="24"/>
-        </w:rPr>
-        <w:t>лам (г. 2):</w:t>
+        <w:t>Кондак апостолам (г. 2):</w:t>
       </w:r>
       <w:r>
         <w:rPr>
@@ -6593,16 +6311,7 @@
           <w:sz w:val="24"/>
           <w:szCs w:val="24"/>
         </w:rPr>
-        <w:t xml:space="preserve"> В Мирах, св</w:t>
-      </w:r>
-      <w:r>
-        <w:rPr>
-          <w:rFonts w:ascii="Times New Roman" w:eastAsia="Times New Roman" w:hAnsi="Times New Roman" w:cs="Times New Roman"/>
-          <w:color w:val="333333"/>
-          <w:sz w:val="24"/>
-          <w:szCs w:val="24"/>
-        </w:rPr>
-        <w:t>ятий, священнослужителем показався ти,* бо Христове Євангеліє, преподобний, сповнивши,* положив ти душу твою за людей твоїх* і спас неповинних від смерти.* Ради цього освятив ти себе як великий таїнник Божої благодаті.</w:t>
+        <w:t xml:space="preserve"> В Мирах, святий, священнослужителем показався ти,* бо Христове Євангеліє, преподобний, сповнивши,* положив ти душу твою за людей твоїх* і спас неповинних від смерти.* Ради цього освятив ти себе як великий таїнник Божої благодаті.</w:t>
       </w:r>
     </w:p>
     <w:p>
@@ -6648,16 +6357,7 @@
           <w:sz w:val="24"/>
           <w:szCs w:val="24"/>
         </w:rPr>
-        <w:t xml:space="preserve"> Діва дне</w:t>
-      </w:r>
-      <w:r>
-        <w:rPr>
-          <w:rFonts w:ascii="Times New Roman" w:eastAsia="Times New Roman" w:hAnsi="Times New Roman" w:cs="Times New Roman"/>
-          <w:color w:val="333333"/>
-          <w:sz w:val="24"/>
-          <w:szCs w:val="24"/>
-        </w:rPr>
-        <w:t>сь предстоїть у церкві* і з ликами святих невидимо за нас молиться Богу.* Ангели з архиєреями поклоняються,* апостоли з пророками ликують,* бо ради нас молить Богородиця превічного Бога.</w:t>
+        <w:t xml:space="preserve"> Діва днесь предстоїть у церкві* і з ликами святих невидимо за нас молиться Богу.* Ангели з архиєреями поклоняються,* апостоли з пророками ликують,* бо ради нас молить Богородиця превічного Бога.</w:t>
       </w:r>
     </w:p>
     <w:p>
@@ -6912,16 +6612,7 @@
           <w:sz w:val="24"/>
           <w:szCs w:val="24"/>
         </w:rPr>
-        <w:t xml:space="preserve"> Ісповідять небеса чуда тв</w:t>
-      </w:r>
-      <w:r>
-        <w:rPr>
-          <w:rFonts w:ascii="Times New Roman" w:eastAsia="Times New Roman" w:hAnsi="Times New Roman" w:cs="Times New Roman"/>
-          <w:color w:val="333333"/>
-          <w:sz w:val="24"/>
-          <w:szCs w:val="24"/>
-        </w:rPr>
-        <w:t xml:space="preserve">ої, Господи, і істину твою в церкві святих </w:t>
+        <w:t xml:space="preserve"> Ісповідять небеса чуда твої, Господи, і істину твою в церкві святих </w:t>
       </w:r>
       <w:r>
         <w:rPr>
@@ -7116,17 +6807,7 @@
           <w:sz w:val="24"/>
           <w:szCs w:val="24"/>
         </w:rPr>
-        <w:t>(Пс. 18,5)</w:t>
-      </w:r>
-      <w:r>
-        <w:rPr>
-          <w:rFonts w:ascii="Times New Roman" w:eastAsia="Times New Roman" w:hAnsi="Times New Roman" w:cs="Times New Roman"/>
-          <w:i/>
-          <w:color w:val="FF4400"/>
-          <w:sz w:val="24"/>
-          <w:szCs w:val="24"/>
-        </w:rPr>
-        <w:t>.</w:t>
+        <w:t>(Пс. 18,5).</w:t>
       </w:r>
       <w:r>
         <w:rPr>
@@ -7218,17 +6899,7 @@
           <w:sz w:val="24"/>
           <w:szCs w:val="24"/>
         </w:rPr>
-        <w:t>яког</w:t>
-      </w:r>
-      <w:r>
-        <w:rPr>
-          <w:rFonts w:ascii="Times New Roman" w:eastAsia="Times New Roman" w:hAnsi="Times New Roman" w:cs="Times New Roman"/>
-          <w:i/>
-          <w:color w:val="FF4400"/>
-          <w:sz w:val="24"/>
-          <w:szCs w:val="24"/>
-        </w:rPr>
-        <w:t xml:space="preserve">о є храм, </w:t>
+        <w:t xml:space="preserve">якого є храм, </w:t>
       </w:r>
       <w:r>
         <w:rPr>
@@ -7277,7 +6948,7 @@
     </w:p>
     <w:p>
       <w:pPr>
-        <w:pStyle w:val="2"/>
+        <w:pStyle w:val="Heading2"/>
         <w:spacing w:after="120" w:line="240" w:lineRule="auto"/>
         <w:rPr>
           <w:color w:val="333333"/>
@@ -7502,16 +7173,7 @@
           <w:sz w:val="24"/>
           <w:szCs w:val="24"/>
         </w:rPr>
-        <w:t>Бо правий Господь Бог наш і нема</w:t>
-      </w:r>
-      <w:r>
-        <w:rPr>
-          <w:rFonts w:ascii="Times New Roman" w:eastAsia="Times New Roman" w:hAnsi="Times New Roman" w:cs="Times New Roman"/>
-          <w:color w:val="333333"/>
-          <w:sz w:val="24"/>
-          <w:szCs w:val="24"/>
-        </w:rPr>
-        <w:t>є неправди в нім.</w:t>
+        <w:t>Бо правий Господь Бог наш і немає неправди в нім.</w:t>
       </w:r>
     </w:p>
     <w:p>
@@ -7659,16 +7321,7 @@
           <w:sz w:val="24"/>
           <w:szCs w:val="24"/>
         </w:rPr>
-        <w:t xml:space="preserve"> Молитвами Богородиці, Спасе, спаси нас</w:t>
-      </w:r>
-      <w:r>
-        <w:rPr>
-          <w:rFonts w:ascii="Times New Roman" w:eastAsia="Times New Roman" w:hAnsi="Times New Roman" w:cs="Times New Roman"/>
-          <w:color w:val="333333"/>
-          <w:sz w:val="24"/>
-          <w:szCs w:val="24"/>
-        </w:rPr>
-        <w:t>.</w:t>
+        <w:t xml:space="preserve"> Молитвами Богородиці, Спасе, спаси нас.</w:t>
       </w:r>
     </w:p>
     <w:p>
@@ -8174,16 +7827,7 @@
           <w:sz w:val="24"/>
           <w:szCs w:val="24"/>
         </w:rPr>
-        <w:t xml:space="preserve"> Спаси нас, Сину Божий, у святих дивний Ти, співаємо Т</w:t>
-      </w:r>
-      <w:r>
-        <w:rPr>
-          <w:rFonts w:ascii="Times New Roman" w:eastAsia="Times New Roman" w:hAnsi="Times New Roman" w:cs="Times New Roman"/>
-          <w:color w:val="333333"/>
-          <w:sz w:val="24"/>
-          <w:szCs w:val="24"/>
-        </w:rPr>
-        <w:t>обі: Алилуя.</w:t>
+        <w:t xml:space="preserve"> Спаси нас, Сину Божий, у святих дивний Ти, співаємо Тобі: Алилуя.</w:t>
       </w:r>
     </w:p>
     <w:p>
@@ -8321,16 +7965,7 @@
           <w:sz w:val="24"/>
           <w:szCs w:val="24"/>
         </w:rPr>
-        <w:t xml:space="preserve"> Спаси, Господи, людей твоїх* і благослови насліддя Твоє,* перемоги бла</w:t>
-      </w:r>
-      <w:r>
-        <w:rPr>
-          <w:rFonts w:ascii="Times New Roman" w:eastAsia="Times New Roman" w:hAnsi="Times New Roman" w:cs="Times New Roman"/>
-          <w:color w:val="333333"/>
-          <w:sz w:val="24"/>
-          <w:szCs w:val="24"/>
-        </w:rPr>
-        <w:t>говірному народові на супротивників даруй,* і хрестом твоїм* охорони люд твій.</w:t>
+        <w:t xml:space="preserve"> Спаси, Господи, людей твоїх* і благослови насліддя Твоє,* перемоги благовірному народові на супротивників даруй,* і хрестом твоїм* охорони люд твій.</w:t>
       </w:r>
     </w:p>
     <w:p>
@@ -8376,16 +8011,7 @@
           <w:sz w:val="24"/>
           <w:szCs w:val="24"/>
         </w:rPr>
-        <w:t xml:space="preserve"> Вознісся Ти на хрест волею своєю.* Новому людові Твоєму, що Твоє ім’я носить,* даруй щедроти твої, Христе Боже.* Возвесели силою Твоєю благовірний </w:t>
-      </w:r>
-      <w:r>
-        <w:rPr>
-          <w:rFonts w:ascii="Times New Roman" w:eastAsia="Times New Roman" w:hAnsi="Times New Roman" w:cs="Times New Roman"/>
-          <w:color w:val="333333"/>
-          <w:sz w:val="24"/>
-          <w:szCs w:val="24"/>
-        </w:rPr>
-        <w:t>народ,* перемоги на супротивників дай йому,* що за посібник має Твоє оружжя миру, непоборну перемогу.</w:t>
+        <w:t xml:space="preserve"> Вознісся Ти на хрест волею своєю.* Новому людові Твоєму, що Твоє ім’я носить,* даруй щедроти твої, Христе Боже.* Возвесели силою Твоєю благовірний народ,* перемоги на супротивників дай йому,* що за посібник має Твоє оружжя миру, непоборну перемогу.</w:t>
       </w:r>
     </w:p>
     <w:p>
@@ -8916,16 +8542,7 @@
           <w:sz w:val="24"/>
           <w:szCs w:val="24"/>
         </w:rPr>
-        <w:t xml:space="preserve"> Хри</w:t>
-      </w:r>
-      <w:r>
-        <w:rPr>
-          <w:rFonts w:ascii="Times New Roman" w:eastAsia="Times New Roman" w:hAnsi="Times New Roman" w:cs="Times New Roman"/>
-          <w:color w:val="333333"/>
-          <w:sz w:val="24"/>
-          <w:szCs w:val="24"/>
-        </w:rPr>
-        <w:t xml:space="preserve">стос, істинний Бог наш, молитвами пречистої своєї Матері, силою чесного і животворного Хреста, святих, славних і всехвальних апостолів, святого отця нашого Йоана Золотоустого, архиєпископа Константинограда, святого </w:t>
+        <w:t xml:space="preserve"> Христос, істинний Бог наш, молитвами пречистої своєї Матері, силою чесного і животворного Хреста, святих, славних і всехвальних апостолів, святого отця нашого Йоана Золотоустого, архиєпископа Константинограда, святого </w:t>
       </w:r>
       <w:r>
         <w:rPr>
@@ -8963,16 +8580,7 @@
           <w:sz w:val="24"/>
           <w:szCs w:val="24"/>
         </w:rPr>
-        <w:t xml:space="preserve"> і всіх</w:t>
-      </w:r>
-      <w:r>
-        <w:rPr>
-          <w:rFonts w:ascii="Times New Roman" w:eastAsia="Times New Roman" w:hAnsi="Times New Roman" w:cs="Times New Roman"/>
-          <w:color w:val="333333"/>
-          <w:sz w:val="24"/>
-          <w:szCs w:val="24"/>
-        </w:rPr>
-        <w:t xml:space="preserve"> святих, помилує і спасе нас, як благий і чоловіколюбець.</w:t>
+        <w:t xml:space="preserve"> і всіх святих, помилує і спасе нас, як благий і чоловіколюбець.</w:t>
       </w:r>
     </w:p>
     <w:p>
@@ -9002,7 +8610,7 @@
     </w:p>
     <w:p>
       <w:pPr>
-        <w:pStyle w:val="2"/>
+        <w:pStyle w:val="Heading2"/>
         <w:spacing w:after="120" w:line="240" w:lineRule="auto"/>
         <w:rPr>
           <w:color w:val="333333"/>
@@ -9226,16 +8834,7 @@
           <w:sz w:val="24"/>
           <w:szCs w:val="24"/>
         </w:rPr>
-        <w:t>Бо правий Господь Бог наш і нема</w:t>
-      </w:r>
-      <w:r>
-        <w:rPr>
-          <w:rFonts w:ascii="Times New Roman" w:eastAsia="Times New Roman" w:hAnsi="Times New Roman" w:cs="Times New Roman"/>
-          <w:color w:val="333333"/>
-          <w:sz w:val="24"/>
-          <w:szCs w:val="24"/>
-        </w:rPr>
-        <w:t>є неправди в нім.</w:t>
+        <w:t>Бо правий Господь Бог наш і немає неправди в нім.</w:t>
       </w:r>
     </w:p>
     <w:p>
@@ -9472,16 +9071,7 @@
           <w:szCs w:val="24"/>
         </w:rPr>
         <w:lastRenderedPageBreak/>
-        <w:t>Господь воцарився, в красу зодягнувся, зодягнувся Господь у силу і перепо</w:t>
-      </w:r>
-      <w:r>
-        <w:rPr>
-          <w:rFonts w:ascii="Times New Roman" w:eastAsia="Times New Roman" w:hAnsi="Times New Roman" w:cs="Times New Roman"/>
-          <w:color w:val="333333"/>
-          <w:sz w:val="24"/>
-          <w:szCs w:val="24"/>
-        </w:rPr>
-        <w:t>ясався.</w:t>
+        <w:t>Господь воцарився, в красу зодягнувся, зодягнувся Господь у силу і перепоясався.</w:t>
       </w:r>
     </w:p>
     <w:p>
@@ -9646,16 +9236,7 @@
           <w:sz w:val="24"/>
           <w:szCs w:val="24"/>
         </w:rPr>
-        <w:t xml:space="preserve"> Молитв</w:t>
-      </w:r>
-      <w:r>
-        <w:rPr>
-          <w:rFonts w:ascii="Times New Roman" w:eastAsia="Times New Roman" w:hAnsi="Times New Roman" w:cs="Times New Roman"/>
-          <w:color w:val="333333"/>
-          <w:sz w:val="24"/>
-          <w:szCs w:val="24"/>
-        </w:rPr>
-        <w:t>ами святих твоїх, Спасе, спаси нас.</w:t>
+        <w:t xml:space="preserve"> Молитвами святих твоїх, Спасе, спаси нас.</w:t>
       </w:r>
     </w:p>
     <w:p>
@@ -9871,16 +9452,7 @@
           <w:sz w:val="24"/>
           <w:szCs w:val="24"/>
         </w:rPr>
-        <w:t>Бо Бог – великий Господь і цар великий по всій зе</w:t>
-      </w:r>
-      <w:r>
-        <w:rPr>
-          <w:rFonts w:ascii="Times New Roman" w:eastAsia="Times New Roman" w:hAnsi="Times New Roman" w:cs="Times New Roman"/>
-          <w:color w:val="333333"/>
-          <w:sz w:val="24"/>
-          <w:szCs w:val="24"/>
-        </w:rPr>
-        <w:t>млі.</w:t>
+        <w:t>Бо Бог – великий Господь і цар великий по всій землі.</w:t>
       </w:r>
     </w:p>
     <w:p>
@@ -10055,16 +9627,7 @@
           <w:sz w:val="24"/>
           <w:szCs w:val="24"/>
         </w:rPr>
-        <w:t xml:space="preserve"> Апостоли, мученики і пророки,* святителі, преподобні і праведні,* що добре подвиг звершили і віру зберегли,* ма</w:t>
-      </w:r>
-      <w:r>
-        <w:rPr>
-          <w:rFonts w:ascii="Times New Roman" w:eastAsia="Times New Roman" w:hAnsi="Times New Roman" w:cs="Times New Roman"/>
-          <w:color w:val="333333"/>
-          <w:sz w:val="24"/>
-          <w:szCs w:val="24"/>
-        </w:rPr>
-        <w:t>ючи сміливість до Спаса,* за нас його як благого моліть, молимося, щоб спаслися душі наші.</w:t>
+        <w:t xml:space="preserve"> Апостоли, мученики і пророки,* святителі, преподобні і праведні,* що добре подвиг звершили і віру зберегли,* маючи сміливість до Спаса,* за нас його як благого моліть, молимося, щоб спаслися душі наші.</w:t>
       </w:r>
     </w:p>
     <w:p>
@@ -10101,16 +9664,7 @@
           <w:sz w:val="24"/>
           <w:szCs w:val="24"/>
         </w:rPr>
-        <w:t xml:space="preserve"> Пом’яни, Господи, як благий рабів твоїх* і, що в житті нагрішили, прости,* бо ніхто не є безгрішний, тільки Ти, що можеш і померлим дати </w:t>
-      </w:r>
-      <w:r>
-        <w:rPr>
-          <w:rFonts w:ascii="Times New Roman" w:eastAsia="Times New Roman" w:hAnsi="Times New Roman" w:cs="Times New Roman"/>
-          <w:color w:val="333333"/>
-          <w:sz w:val="24"/>
-          <w:szCs w:val="24"/>
-        </w:rPr>
-        <w:t>упокій.</w:t>
+        <w:t xml:space="preserve"> Пом’яни, Господи, як благий рабів твоїх* і, що в житті нагрішили, прости,* бо ніхто не є безгрішний, тільки Ти, що можеш і померлим дати упокій.</w:t>
       </w:r>
     </w:p>
     <w:p>
@@ -10202,16 +9756,7 @@
           <w:sz w:val="24"/>
           <w:szCs w:val="24"/>
         </w:rPr>
-        <w:t xml:space="preserve"> Як початки єства насадителеві творіння* вселенна приносить Тобі, Господи,* богоносних м</w:t>
-      </w:r>
-      <w:r>
-        <w:rPr>
-          <w:rFonts w:ascii="Times New Roman" w:eastAsia="Times New Roman" w:hAnsi="Times New Roman" w:cs="Times New Roman"/>
-          <w:color w:val="333333"/>
-          <w:sz w:val="24"/>
-          <w:szCs w:val="24"/>
-        </w:rPr>
-        <w:t>учеників.* їх молитвами в мирі глибокому* церкву твою, громаду твою,* Богородиці ради збережи,* Многомилостивий.</w:t>
+        <w:t xml:space="preserve"> Як початки єства насадителеві творіння* вселенна приносить Тобі, Господи,* богоносних мучеників.* їх молитвами в мирі глибокому* церкву твою, громаду твою,* Богородиці ради збережи,* Многомилостивий.</w:t>
       </w:r>
     </w:p>
     <w:p>
@@ -10327,16 +9872,7 @@
           <w:sz w:val="24"/>
           <w:szCs w:val="24"/>
         </w:rPr>
-        <w:t xml:space="preserve"> Блаженні, яким прощено беззаконня і яких г</w:t>
-      </w:r>
-      <w:r>
-        <w:rPr>
-          <w:rFonts w:ascii="Times New Roman" w:eastAsia="Times New Roman" w:hAnsi="Times New Roman" w:cs="Times New Roman"/>
-          <w:color w:val="333333"/>
-          <w:sz w:val="24"/>
-          <w:szCs w:val="24"/>
-        </w:rPr>
-        <w:t xml:space="preserve">ріхи закрито </w:t>
+        <w:t xml:space="preserve"> Блаженні, яким прощено беззаконня і яких гріхи закрито </w:t>
       </w:r>
       <w:r>
         <w:rPr>
@@ -10892,23 +10428,7 @@
           <w:sz w:val="24"/>
           <w:szCs w:val="24"/>
         </w:rPr>
-        <w:t xml:space="preserve"> Христос, істинний Бог наш, молитвами пречистої своєї Матері, силою чесного і животворного Хреста, заступництвом чесних небе</w:t>
-      </w:r>
-      <w:r>
-        <w:rPr>
-          <w:rFonts w:ascii="Times New Roman" w:eastAsia="Times New Roman" w:hAnsi="Times New Roman" w:cs="Times New Roman"/>
-          <w:sz w:val="24"/>
-          <w:szCs w:val="24"/>
-        </w:rPr>
-        <w:t>сних сил безтілесних, чесного, славного пророка, предтечі і христителя Йоана, святих, славних і всехвальних апостолів, святого отця нашого Миколая, архиєпископа мирлікійського, чудотворця, святих славних і переможних мучеників, преподобних і богоносних отц</w:t>
-      </w:r>
-      <w:r>
-        <w:rPr>
-          <w:rFonts w:ascii="Times New Roman" w:eastAsia="Times New Roman" w:hAnsi="Times New Roman" w:cs="Times New Roman"/>
-          <w:sz w:val="24"/>
-          <w:szCs w:val="24"/>
-        </w:rPr>
-        <w:t>ів наших,</w:t>
+        <w:t xml:space="preserve"> Христос, істинний Бог наш, молитвами пречистої своєї Матері, силою чесного і животворного Хреста, заступництвом чесних небесних сил безтілесних, чесного, славного пророка, предтечі і христителя Йоана, святих, славних і всехвальних апостолів, святого отця нашого Миколая, архиєпископа мирлікійського, чудотворця, святих славних і переможних мучеників, преподобних і богоносних отців наших,</w:t>
       </w:r>
       <w:r>
         <w:rPr>
@@ -11000,7 +10520,7 @@
     </w:p>
     <w:p>
       <w:pPr>
-        <w:pStyle w:val="1"/>
+        <w:pStyle w:val="Heading1"/>
         <w:spacing w:after="120" w:line="240" w:lineRule="auto"/>
       </w:pPr>
       <w:bookmarkStart w:id="15" w:name="_heading=h.ymy2ed53aqvm" w:colFirst="0" w:colLast="0"/>
@@ -11011,7 +10531,7 @@
     </w:p>
     <w:p>
       <w:pPr>
-        <w:pStyle w:val="2"/>
+        <w:pStyle w:val="Heading2"/>
         <w:spacing w:after="120" w:line="240" w:lineRule="auto"/>
       </w:pPr>
       <w:bookmarkStart w:id="16" w:name="_heading=h.xfk29nokf5wy" w:colFirst="0" w:colLast="0"/>
@@ -11033,14 +10553,7 @@
           <w:rFonts w:ascii="Consolas" w:eastAsia="Consolas" w:hAnsi="Consolas" w:cs="Consolas"/>
           <w:highlight w:val="darkGray"/>
         </w:rPr>
-        <w:t>&lt;</w:t>
-      </w:r>
-      <w:r>
-        <w:rPr>
-          <w:rFonts w:ascii="Consolas" w:eastAsia="Consolas" w:hAnsi="Consolas" w:cs="Consolas"/>
-          <w:highlight w:val="darkGray"/>
-        </w:rPr>
-        <w:t>ustav custom=n liturgia=liz /&gt;</w:t>
+        <w:t>&lt;ustav custom=n liturgia=liz /&gt;</w:t>
       </w:r>
     </w:p>
     <w:p>
@@ -11111,16 +10624,7 @@
           <w:sz w:val="24"/>
           <w:szCs w:val="24"/>
         </w:rPr>
-        <w:t>Воскликніте Господеві, вся земля, співайте ж ім</w:t>
-      </w:r>
-      <w:r>
-        <w:rPr>
-          <w:rFonts w:ascii="Times New Roman" w:eastAsia="Times New Roman" w:hAnsi="Times New Roman" w:cs="Times New Roman"/>
-          <w:color w:val="333333"/>
-          <w:sz w:val="24"/>
-          <w:szCs w:val="24"/>
-        </w:rPr>
-        <w:t>ені його, віддайте славу хвалі його.</w:t>
+        <w:t>Воскликніте Господеві, вся земля, співайте ж імені його, віддайте славу хвалі його.</w:t>
       </w:r>
     </w:p>
     <w:p>
@@ -11248,16 +10752,7 @@
           <w:sz w:val="24"/>
           <w:szCs w:val="24"/>
         </w:rPr>
-        <w:t>Вся земля нехай поклониться То</w:t>
-      </w:r>
-      <w:r>
-        <w:rPr>
-          <w:rFonts w:ascii="Times New Roman" w:eastAsia="Times New Roman" w:hAnsi="Times New Roman" w:cs="Times New Roman"/>
-          <w:color w:val="333333"/>
-          <w:sz w:val="24"/>
-          <w:szCs w:val="24"/>
-        </w:rPr>
-        <w:t>бі і співає Тобі, нехай же співає імені Твоєму, Всевишній.</w:t>
+        <w:t>Вся земля нехай поклониться Тобі і співає Тобі, нехай же співає імені Твоєму, Всевишній.</w:t>
       </w:r>
     </w:p>
     <w:p>
@@ -11622,16 +11117,7 @@
           <w:sz w:val="24"/>
           <w:szCs w:val="24"/>
         </w:rPr>
-        <w:t>Нехай ісповідують Тебе люди, Боже,</w:t>
-      </w:r>
-      <w:r>
-        <w:rPr>
-          <w:rFonts w:ascii="Times New Roman" w:eastAsia="Times New Roman" w:hAnsi="Times New Roman" w:cs="Times New Roman"/>
-          <w:color w:val="333333"/>
-          <w:sz w:val="24"/>
-          <w:szCs w:val="24"/>
-        </w:rPr>
-        <w:t xml:space="preserve"> нехай ісповідують Тебе люди всі.</w:t>
+        <w:t>Нехай ісповідують Тебе люди, Боже, нехай ісповідують Тебе люди всі.</w:t>
       </w:r>
     </w:p>
     <w:p>
@@ -11793,16 +11279,7 @@
           <w:sz w:val="24"/>
           <w:szCs w:val="24"/>
         </w:rPr>
-        <w:t xml:space="preserve"> Спаси нас, Сину</w:t>
-      </w:r>
-      <w:r>
-        <w:rPr>
-          <w:rFonts w:ascii="Times New Roman" w:eastAsia="Times New Roman" w:hAnsi="Times New Roman" w:cs="Times New Roman"/>
-          <w:color w:val="333333"/>
-          <w:sz w:val="24"/>
-          <w:szCs w:val="24"/>
-        </w:rPr>
-        <w:t xml:space="preserve"> Божий, що воскрес із мертвих, співаємо Тобі: Алилуя.</w:t>
+        <w:t xml:space="preserve"> Спаси нас, Сину Божий, що воскрес із мертвих, співаємо Тобі: Алилуя.</w:t>
       </w:r>
     </w:p>
     <w:p>
@@ -11921,17 +11398,7 @@
           <w:sz w:val="24"/>
           <w:szCs w:val="24"/>
         </w:rPr>
-        <w:t>Присп</w:t>
-      </w:r>
-      <w:r>
-        <w:rPr>
-          <w:rFonts w:ascii="Times New Roman" w:eastAsia="Times New Roman" w:hAnsi="Times New Roman" w:cs="Times New Roman"/>
-          <w:i/>
-          <w:color w:val="FF4400"/>
-          <w:sz w:val="24"/>
-          <w:szCs w:val="24"/>
-        </w:rPr>
-        <w:t>ів:</w:t>
+        <w:t>Приспів:</w:t>
       </w:r>
       <w:r>
         <w:rPr>
@@ -12080,16 +11547,7 @@
           <w:sz w:val="24"/>
           <w:szCs w:val="24"/>
         </w:rPr>
-        <w:t xml:space="preserve"> Хоч камінь запечатали юдеї* і воїни стерегли пречисте тіло твоє,* воскрес Ти, тридневний Спасе,* даруючи сві</w:t>
-      </w:r>
-      <w:r>
-        <w:rPr>
-          <w:rFonts w:ascii="Times New Roman" w:eastAsia="Times New Roman" w:hAnsi="Times New Roman" w:cs="Times New Roman"/>
-          <w:color w:val="333333"/>
-          <w:sz w:val="24"/>
-          <w:szCs w:val="24"/>
-        </w:rPr>
-        <w:t>тові життя.* Ради цього сили небесні взивали до Тебе, Життєдавче:* Слава воскресенню твоєму, Христе,* слава царству твоєму,* слава промислові твоєму,* єдиний Чоловіколюбець.</w:t>
+        <w:t xml:space="preserve"> Хоч камінь запечатали юдеї* і воїни стерегли пречисте тіло твоє,* воскрес Ти, тридневний Спасе,* даруючи світові життя.* Ради цього сили небесні взивали до Тебе, Життєдавче:* Слава воскресенню твоєму, Христе,* слава царству твоєму,* слава промислові твоєму,* єдиний Чоловіколюбець.</w:t>
       </w:r>
     </w:p>
     <w:p>
@@ -12135,16 +11593,7 @@
           <w:sz w:val="24"/>
           <w:szCs w:val="24"/>
         </w:rPr>
-        <w:t xml:space="preserve"> Воскрес Ти як Бог із гробу у славі* і світ із собою воскреси</w:t>
-      </w:r>
-      <w:r>
-        <w:rPr>
-          <w:rFonts w:ascii="Times New Roman" w:eastAsia="Times New Roman" w:hAnsi="Times New Roman" w:cs="Times New Roman"/>
-          <w:color w:val="333333"/>
-          <w:sz w:val="24"/>
-          <w:szCs w:val="24"/>
-        </w:rPr>
-        <w:t>в,* і людське єство як Бога оспівує Тебе,* і смерть щезла.* Адам же ликує, Владико,* і Єва нині, від узів ізбавляючись, радується, взиваючи:* Ти, Христе, той, хто всім подає воскресіння.</w:t>
+        <w:t xml:space="preserve"> Воскрес Ти як Бог із гробу у славі* і світ із собою воскресив,* і людське єство як Бога оспівує Тебе,* і смерть щезла.* Адам же ликує, Владико,* і Єва нині, від узів ізбавляючись, радується, взиваючи:* Ти, Христе, той, хто всім подає воскресіння.</w:t>
       </w:r>
     </w:p>
     <w:p>
@@ -12190,16 +11639,7 @@
           <w:sz w:val="24"/>
           <w:szCs w:val="24"/>
         </w:rPr>
-        <w:t xml:space="preserve"> Коли Гавриїл звіщав Тобі, Діво: Радуйся,</w:t>
-      </w:r>
-      <w:r>
-        <w:rPr>
-          <w:rFonts w:ascii="Times New Roman" w:eastAsia="Times New Roman" w:hAnsi="Times New Roman" w:cs="Times New Roman"/>
-          <w:color w:val="333333"/>
-          <w:sz w:val="24"/>
-          <w:szCs w:val="24"/>
-        </w:rPr>
-        <w:t>* – з голосом воплочувався Владика всіх* у Тобі, святім кивоті, * як рік праведний Давид:* Явилася Ти ширша небес,* що поносила Сотворителя твого.* Слава тому, що вселився в Тебе,* слава тому, що пройшов із Тебе,* слава тому, що визволив нас Різдвом твоїм.</w:t>
+        <w:t xml:space="preserve"> Коли Гавриїл звіщав Тобі, Діво: Радуйся,* – з голосом воплочувався Владика всіх* у Тобі, святім кивоті, * як рік праведний Давид:* Явилася Ти ширша небес,* що поносила Сотворителя твого.* Слава тому, що вселився в Тебе,* слава тому, що пройшов із Тебе,* слава тому, що визволив нас Різдвом твоїм.</w:t>
       </w:r>
     </w:p>
     <w:p>
@@ -12458,16 +11898,7 @@
           <w:sz w:val="24"/>
           <w:szCs w:val="24"/>
         </w:rPr>
-        <w:t xml:space="preserve"> Бог</w:t>
-      </w:r>
-      <w:r>
-        <w:rPr>
-          <w:rFonts w:ascii="Times New Roman" w:eastAsia="Times New Roman" w:hAnsi="Times New Roman" w:cs="Times New Roman"/>
-          <w:color w:val="333333"/>
-          <w:sz w:val="24"/>
-          <w:szCs w:val="24"/>
-        </w:rPr>
-        <w:t xml:space="preserve">, що дає відплату мені і покорив народи мені </w:t>
+        <w:t xml:space="preserve"> Бог, що дає відплату мені і покорив народи мені </w:t>
       </w:r>
       <w:r>
         <w:rPr>
@@ -12655,16 +12086,7 @@
           <w:sz w:val="24"/>
           <w:szCs w:val="24"/>
         </w:rPr>
-        <w:t xml:space="preserve"> Хваліте Г</w:t>
-      </w:r>
-      <w:r>
-        <w:rPr>
-          <w:rFonts w:ascii="Times New Roman" w:eastAsia="Times New Roman" w:hAnsi="Times New Roman" w:cs="Times New Roman"/>
-          <w:color w:val="333333"/>
-          <w:sz w:val="24"/>
-          <w:szCs w:val="24"/>
-        </w:rPr>
-        <w:t xml:space="preserve">оспода з небес, хваліте його в вишніх </w:t>
+        <w:t xml:space="preserve"> Хваліте Господа з небес, хваліте його в вишніх </w:t>
       </w:r>
       <w:r>
         <w:rPr>
@@ -12809,15 +12231,7 @@
           <w:sz w:val="24"/>
           <w:szCs w:val="24"/>
         </w:rPr>
-        <w:t>, і всіх святих,</w:t>
-      </w:r>
-      <w:r>
-        <w:rPr>
-          <w:rFonts w:ascii="Times New Roman" w:eastAsia="Times New Roman" w:hAnsi="Times New Roman" w:cs="Times New Roman"/>
-          <w:sz w:val="24"/>
-          <w:szCs w:val="24"/>
-        </w:rPr>
-        <w:t xml:space="preserve"> помилує і спасе нас, як благий і чоловіколюбець.</w:t>
+        <w:t>, і всіх святих, помилує і спасе нас, як благий і чоловіколюбець.</w:t>
       </w:r>
     </w:p>
     <w:p>
@@ -12838,7 +12252,7 @@
     </w:p>
     <w:p>
       <w:pPr>
-        <w:pStyle w:val="2"/>
+        <w:pStyle w:val="Heading2"/>
         <w:spacing w:after="120" w:line="240" w:lineRule="auto"/>
       </w:pPr>
       <w:bookmarkStart w:id="23" w:name="_heading=h.b3po0v5r0hu" w:colFirst="0" w:colLast="0"/>
@@ -13059,16 +12473,7 @@
           <w:sz w:val="24"/>
           <w:szCs w:val="24"/>
         </w:rPr>
-        <w:t>Вся земля нехай поклониться Тобі і співає Тобі, нехай же співає іме</w:t>
-      </w:r>
-      <w:r>
-        <w:rPr>
-          <w:rFonts w:ascii="Times New Roman" w:eastAsia="Times New Roman" w:hAnsi="Times New Roman" w:cs="Times New Roman"/>
-          <w:color w:val="333333"/>
-          <w:sz w:val="24"/>
-          <w:szCs w:val="24"/>
-        </w:rPr>
-        <w:t>ні Твоєму, Всевишній.</w:t>
+        <w:t>Вся земля нехай поклониться Тобі і співає Тобі, нехай же співає імені Твоєму, Всевишній.</w:t>
       </w:r>
     </w:p>
     <w:p>
@@ -13216,16 +12621,7 @@
           <w:sz w:val="24"/>
           <w:szCs w:val="24"/>
         </w:rPr>
-        <w:t xml:space="preserve"> Молитвами Богородиці, Спасе, спаси</w:t>
-      </w:r>
-      <w:r>
-        <w:rPr>
-          <w:rFonts w:ascii="Times New Roman" w:eastAsia="Times New Roman" w:hAnsi="Times New Roman" w:cs="Times New Roman"/>
-          <w:color w:val="333333"/>
-          <w:sz w:val="24"/>
-          <w:szCs w:val="24"/>
-        </w:rPr>
-        <w:t xml:space="preserve"> нас.</w:t>
+        <w:t xml:space="preserve"> Молитвами Богородиці, Спасе, спаси нас.</w:t>
       </w:r>
     </w:p>
     <w:p>
@@ -13441,16 +12837,7 @@
           <w:sz w:val="24"/>
           <w:szCs w:val="24"/>
         </w:rPr>
-        <w:t>Нехай ісповідують Тебе люди, Боже, нехай іс</w:t>
-      </w:r>
-      <w:r>
-        <w:rPr>
-          <w:rFonts w:ascii="Times New Roman" w:eastAsia="Times New Roman" w:hAnsi="Times New Roman" w:cs="Times New Roman"/>
-          <w:color w:val="333333"/>
-          <w:sz w:val="24"/>
-          <w:szCs w:val="24"/>
-        </w:rPr>
-        <w:t>повідують Тебе люди всі.</w:t>
+        <w:t>Нехай ісповідують Тебе люди, Боже, нехай ісповідують Тебе люди всі.</w:t>
       </w:r>
     </w:p>
     <w:p>
@@ -13613,16 +13000,7 @@
           <w:sz w:val="24"/>
           <w:szCs w:val="24"/>
         </w:rPr>
-        <w:t xml:space="preserve"> Спаси нас, Сину Божий, щ</w:t>
-      </w:r>
-      <w:r>
-        <w:rPr>
-          <w:rFonts w:ascii="Times New Roman" w:eastAsia="Times New Roman" w:hAnsi="Times New Roman" w:cs="Times New Roman"/>
-          <w:color w:val="333333"/>
-          <w:sz w:val="24"/>
-          <w:szCs w:val="24"/>
-        </w:rPr>
-        <w:t>о воскрес із мертвих, співаємо Тобі: Алилуя.</w:t>
+        <w:t xml:space="preserve"> Спаси нас, Сину Божий, що воскрес із мертвих, співаємо Тобі: Алилуя.</w:t>
       </w:r>
     </w:p>
     <w:p>
@@ -13819,16 +13197,7 @@
           <w:sz w:val="24"/>
           <w:szCs w:val="24"/>
         </w:rPr>
-        <w:t xml:space="preserve"> Прийдіте, поклонімся і припадім до Христа. Спаси нас, Сину Божий, що воскрес із мертвих, співає</w:t>
-      </w:r>
-      <w:r>
-        <w:rPr>
-          <w:rFonts w:ascii="Times New Roman" w:eastAsia="Times New Roman" w:hAnsi="Times New Roman" w:cs="Times New Roman"/>
-          <w:color w:val="333333"/>
-          <w:sz w:val="24"/>
-          <w:szCs w:val="24"/>
-        </w:rPr>
-        <w:t>мо Тобі: Алилуя.</w:t>
+        <w:t xml:space="preserve"> Прийдіте, поклонімся і припадім до Христа. Спаси нас, Сину Божий, що воскрес із мертвих, співаємо Тобі: Алилуя.</w:t>
       </w:r>
     </w:p>
     <w:p>
@@ -13945,16 +13314,7 @@
           <w:sz w:val="24"/>
           <w:szCs w:val="24"/>
         </w:rPr>
-        <w:t xml:space="preserve"> Воскрес єси з гробу, всеси</w:t>
-      </w:r>
-      <w:r>
-        <w:rPr>
-          <w:rFonts w:ascii="Times New Roman" w:eastAsia="Times New Roman" w:hAnsi="Times New Roman" w:cs="Times New Roman"/>
-          <w:color w:val="333333"/>
-          <w:sz w:val="24"/>
-          <w:szCs w:val="24"/>
-        </w:rPr>
-        <w:t>льний Спасе,* і ад, увидівши чудо, зжахнувся, і мертві востали,* а творіння, бачачи, радується разом з тобою,* і Адам веселиться, і світ, Спасе мій, оспівує Тебе повсякчасно.</w:t>
+        <w:t xml:space="preserve"> Воскрес єси з гробу, всесильний Спасе,* і ад, увидівши чудо, зжахнувся, і мертві востали,* а творіння, бачачи, радується разом з тобою,* і Адам веселиться, і світ, Спасе мій, оспівує Тебе повсякчасно.</w:t>
       </w:r>
     </w:p>
     <w:p>
@@ -14001,16 +13361,7 @@
           <w:sz w:val="24"/>
           <w:szCs w:val="24"/>
         </w:rPr>
-        <w:t xml:space="preserve"> В молитвах невсипущу Богородицю* і в заступництвах н</w:t>
-      </w:r>
-      <w:r>
-        <w:rPr>
-          <w:rFonts w:ascii="Times New Roman" w:eastAsia="Times New Roman" w:hAnsi="Times New Roman" w:cs="Times New Roman"/>
-          <w:color w:val="333333"/>
-          <w:sz w:val="24"/>
-          <w:szCs w:val="24"/>
-        </w:rPr>
-        <w:t>езамінне уповання* гріб і умертвіння не втримали.* Бо як Матір Життя до життя переставив той,* хто вселився в утробу приснодівственну.</w:t>
+        <w:t xml:space="preserve"> В молитвах невсипущу Богородицю* і в заступництвах незамінне уповання* гріб і умертвіння не втримали.* Бо як Матір Життя до життя переставив той,* хто вселився в утробу приснодівственну.</w:t>
       </w:r>
     </w:p>
     <w:p>
@@ -14128,16 +13479,7 @@
           <w:sz w:val="24"/>
           <w:szCs w:val="24"/>
         </w:rPr>
-        <w:t xml:space="preserve"> Кара</w:t>
-      </w:r>
-      <w:r>
-        <w:rPr>
-          <w:rFonts w:ascii="Times New Roman" w:eastAsia="Times New Roman" w:hAnsi="Times New Roman" w:cs="Times New Roman"/>
-          <w:color w:val="333333"/>
-          <w:sz w:val="24"/>
-          <w:szCs w:val="24"/>
-        </w:rPr>
-        <w:t xml:space="preserve">ючи покарав мене Господь, та смерті не передав мене </w:t>
+        <w:t xml:space="preserve"> Караючи покарав мене Господь, та смерті не передав мене </w:t>
       </w:r>
       <w:r>
         <w:rPr>
@@ -14325,16 +13667,7 @@
           <w:sz w:val="24"/>
           <w:szCs w:val="24"/>
         </w:rPr>
-        <w:t xml:space="preserve"> Господи, спаси царя і вислухай нас, </w:t>
-      </w:r>
-      <w:r>
-        <w:rPr>
-          <w:rFonts w:ascii="Times New Roman" w:eastAsia="Times New Roman" w:hAnsi="Times New Roman" w:cs="Times New Roman"/>
-          <w:color w:val="333333"/>
-          <w:sz w:val="24"/>
-          <w:szCs w:val="24"/>
-        </w:rPr>
-        <w:t xml:space="preserve">в який тільки день призовемо </w:t>
+        <w:t xml:space="preserve"> Господи, спаси царя і вислухай нас, в який тільки день призовемо </w:t>
       </w:r>
       <w:r>
         <w:rPr>
@@ -14614,15 +13947,7 @@
           <w:sz w:val="24"/>
           <w:szCs w:val="24"/>
         </w:rPr>
-        <w:t>, і всіх святих,</w:t>
-      </w:r>
-      <w:r>
-        <w:rPr>
-          <w:rFonts w:ascii="Times New Roman" w:eastAsia="Times New Roman" w:hAnsi="Times New Roman" w:cs="Times New Roman"/>
-          <w:sz w:val="24"/>
-          <w:szCs w:val="24"/>
-        </w:rPr>
-        <w:t xml:space="preserve"> помилує і спасе нас, як благий і чоловіколюбець.</w:t>
+        <w:t>, і всіх святих, помилує і спасе нас, як благий і чоловіколюбець.</w:t>
       </w:r>
     </w:p>
     <w:p>
@@ -14658,7 +13983,7 @@
     </w:p>
     <w:p>
       <w:pPr>
-        <w:pStyle w:val="2"/>
+        <w:pStyle w:val="Heading2"/>
         <w:spacing w:after="120" w:line="240" w:lineRule="auto"/>
       </w:pPr>
       <w:bookmarkStart w:id="24" w:name="_heading=h.2ezxtejyipeh" w:colFirst="0" w:colLast="0"/>
@@ -14853,16 +14178,7 @@
           <w:sz w:val="24"/>
           <w:szCs w:val="24"/>
         </w:rPr>
-        <w:t xml:space="preserve"> Молитвами Богородиці, С</w:t>
-      </w:r>
-      <w:r>
-        <w:rPr>
-          <w:rFonts w:ascii="Times New Roman" w:eastAsia="Times New Roman" w:hAnsi="Times New Roman" w:cs="Times New Roman"/>
-          <w:color w:val="333333"/>
-          <w:sz w:val="24"/>
-          <w:szCs w:val="24"/>
-        </w:rPr>
-        <w:t>пасе, спаси нас.</w:t>
+        <w:t xml:space="preserve"> Молитвами Богородиці, Спасе, спаси нас.</w:t>
       </w:r>
     </w:p>
     <w:p>
@@ -15000,16 +14316,7 @@
           <w:sz w:val="24"/>
           <w:szCs w:val="24"/>
         </w:rPr>
-        <w:t>Слава Отцю, і Сину, і Святому Духові, і ни</w:t>
-      </w:r>
-      <w:r>
-        <w:rPr>
-          <w:rFonts w:ascii="Times New Roman" w:eastAsia="Times New Roman" w:hAnsi="Times New Roman" w:cs="Times New Roman"/>
-          <w:color w:val="333333"/>
-          <w:sz w:val="24"/>
-          <w:szCs w:val="24"/>
-        </w:rPr>
-        <w:t>ні, і повсякчас, і на віки віків. Амінь.</w:t>
+        <w:t>Слава Отцю, і Сину, і Святому Духові, і нині, і повсякчас, і на віки віків. Амінь.</w:t>
       </w:r>
     </w:p>
     <w:p>
@@ -15235,16 +14542,7 @@
           <w:sz w:val="24"/>
           <w:szCs w:val="24"/>
         </w:rPr>
-        <w:t xml:space="preserve"> Спаси нас, Сину Божий, що во</w:t>
-      </w:r>
-      <w:r>
-        <w:rPr>
-          <w:rFonts w:ascii="Times New Roman" w:eastAsia="Times New Roman" w:hAnsi="Times New Roman" w:cs="Times New Roman"/>
-          <w:color w:val="333333"/>
-          <w:sz w:val="24"/>
-          <w:szCs w:val="24"/>
-        </w:rPr>
-        <w:t>скрес із мертвих, співаємо Тобі: Алилуя.</w:t>
+        <w:t xml:space="preserve"> Спаси нас, Сину Божий, що воскрес із мертвих, співаємо Тобі: Алилуя.</w:t>
       </w:r>
     </w:p>
     <w:p>
@@ -15497,16 +14795,7 @@
           <w:sz w:val="24"/>
           <w:szCs w:val="24"/>
         </w:rPr>
-        <w:t xml:space="preserve"> Спаси нас, Сину Божий, що воскрес</w:t>
-      </w:r>
-      <w:r>
-        <w:rPr>
-          <w:rFonts w:ascii="Times New Roman" w:eastAsia="Times New Roman" w:hAnsi="Times New Roman" w:cs="Times New Roman"/>
-          <w:color w:val="333333"/>
-          <w:sz w:val="24"/>
-          <w:szCs w:val="24"/>
-        </w:rPr>
-        <w:t xml:space="preserve"> із мертвих, співаємо Тобі: Алилуя.</w:t>
+        <w:t xml:space="preserve"> Спаси нас, Сину Божий, що воскрес із мертвих, співаємо Тобі: Алилуя.</w:t>
       </w:r>
     </w:p>
     <w:p>
@@ -15639,16 +14928,7 @@
           <w:sz w:val="24"/>
           <w:szCs w:val="24"/>
         </w:rPr>
-        <w:t xml:space="preserve"> Прийдіте, поклонімся і припадім до Христа. Спаси нас, Сину </w:t>
-      </w:r>
-      <w:r>
-        <w:rPr>
-          <w:rFonts w:ascii="Times New Roman" w:eastAsia="Times New Roman" w:hAnsi="Times New Roman" w:cs="Times New Roman"/>
-          <w:color w:val="333333"/>
-          <w:sz w:val="24"/>
-          <w:szCs w:val="24"/>
-        </w:rPr>
-        <w:t>Божий, що воскрес із мертвих, співаємо Тобі: Алилуя.</w:t>
+        <w:t xml:space="preserve"> Прийдіте, поклонімся і припадім до Христа. Спаси нас, Сину Божий, що воскрес із мертвих, співаємо Тобі: Алилуя.</w:t>
       </w:r>
     </w:p>
     <w:p>
@@ -15764,16 +15044,7 @@
           <w:sz w:val="24"/>
           <w:szCs w:val="24"/>
         </w:rPr>
-        <w:t>Воскрес Ти днесь із гробу, Щедрий,* і</w:t>
-      </w:r>
-      <w:r>
-        <w:rPr>
-          <w:rFonts w:ascii="Times New Roman" w:eastAsia="Times New Roman" w:hAnsi="Times New Roman" w:cs="Times New Roman"/>
-          <w:color w:val="333333"/>
-          <w:sz w:val="24"/>
-          <w:szCs w:val="24"/>
-        </w:rPr>
-        <w:t xml:space="preserve"> нас возвів Ти із врат смертних,* днесь Адам ликує і радується Єва,* а разом пророки з патріархами неперестанно оспівують* божественну могутність влади Твоєї.</w:t>
+        <w:t>Воскрес Ти днесь із гробу, Щедрий,* і нас возвів Ти із врат смертних,* днесь Адам ликує і радується Єва,* а разом пророки з патріархами неперестанно оспівують* божественну могутність влади Твоєї.</w:t>
       </w:r>
     </w:p>
     <w:p>
@@ -15819,16 +15090,7 @@
           <w:sz w:val="24"/>
           <w:szCs w:val="24"/>
         </w:rPr>
-        <w:t>Діва днесь предстоїть у церкві* із ликами святих невидимо за нас мол</w:t>
-      </w:r>
-      <w:r>
-        <w:rPr>
-          <w:rFonts w:ascii="Times New Roman" w:eastAsia="Times New Roman" w:hAnsi="Times New Roman" w:cs="Times New Roman"/>
-          <w:color w:val="333333"/>
-          <w:sz w:val="24"/>
-          <w:szCs w:val="24"/>
-        </w:rPr>
-        <w:t>иться Богу.* Ангели з архиєреями поклоняються,* апостоли з пророками ликують,* бо ради нас молить Богородиця превічного Бога.</w:t>
+        <w:t>Діва днесь предстоїть у церкві* із ликами святих невидимо за нас молиться Богу.* Ангели з архиєреями поклоняються,* апостоли з пророками ликують,* бо ради нас молить Богородиця превічного Бога.</w:t>
       </w:r>
     </w:p>
     <w:p>
@@ -15944,16 +15206,7 @@
           <w:sz w:val="24"/>
           <w:szCs w:val="24"/>
         </w:rPr>
-        <w:t xml:space="preserve"> Всі на</w:t>
-      </w:r>
-      <w:r>
-        <w:rPr>
-          <w:rFonts w:ascii="Times New Roman" w:eastAsia="Times New Roman" w:hAnsi="Times New Roman" w:cs="Times New Roman"/>
-          <w:color w:val="333333"/>
-          <w:sz w:val="24"/>
-          <w:szCs w:val="24"/>
-        </w:rPr>
-        <w:t xml:space="preserve">роди, заплещіте руками, воскликніть Богові голосом радости </w:t>
+        <w:t xml:space="preserve"> Всі народи, заплещіте руками, воскликніть Богові голосом радости </w:t>
       </w:r>
       <w:r>
         <w:rPr>
@@ -16365,6 +15618,15 @@
           <w:sz w:val="24"/>
           <w:szCs w:val="24"/>
         </w:rPr>
+        <w:t xml:space="preserve"> Христос, що воскрес із мертвих, істинний Бог наш, молитвами пречистої своєї Матері, святих, славних і всехвальних апостолів,</w:t>
+      </w:r>
+      <w:r>
+        <w:rPr>
+          <w:rFonts w:ascii="Times New Roman" w:eastAsia="Times New Roman" w:hAnsi="Times New Roman" w:cs="Times New Roman"/>
+          <w:i/>
+          <w:sz w:val="24"/>
+          <w:szCs w:val="24"/>
+        </w:rPr>
         <w:t xml:space="preserve"> </w:t>
       </w:r>
       <w:r>
@@ -16373,23 +15635,6 @@
           <w:sz w:val="24"/>
           <w:szCs w:val="24"/>
         </w:rPr>
-        <w:t>Христос, що воскрес із мертвих, істинний Бог наш, молитвами пречистої своєї Матері, святих, славних і всехвальних апостолів,</w:t>
-      </w:r>
-      <w:r>
-        <w:rPr>
-          <w:rFonts w:ascii="Times New Roman" w:eastAsia="Times New Roman" w:hAnsi="Times New Roman" w:cs="Times New Roman"/>
-          <w:i/>
-          <w:sz w:val="24"/>
-          <w:szCs w:val="24"/>
-        </w:rPr>
-        <w:t xml:space="preserve"> </w:t>
-      </w:r>
-      <w:r>
-        <w:rPr>
-          <w:rFonts w:ascii="Times New Roman" w:eastAsia="Times New Roman" w:hAnsi="Times New Roman" w:cs="Times New Roman"/>
-          <w:sz w:val="24"/>
-          <w:szCs w:val="24"/>
-        </w:rPr>
         <w:t xml:space="preserve">святого отця нашого Йоана Золотоустого, архиєпископа Константинограда, святого </w:t>
       </w:r>
       <w:r>
@@ -16426,15 +15671,7 @@
           <w:sz w:val="24"/>
           <w:szCs w:val="24"/>
         </w:rPr>
-        <w:t xml:space="preserve">, і всіх святих, </w:t>
-      </w:r>
-      <w:r>
-        <w:rPr>
-          <w:rFonts w:ascii="Times New Roman" w:eastAsia="Times New Roman" w:hAnsi="Times New Roman" w:cs="Times New Roman"/>
-          <w:sz w:val="24"/>
-          <w:szCs w:val="24"/>
-        </w:rPr>
-        <w:t>помилує і спасе нас, як благий і чоловіколюбець.</w:t>
+        <w:t>, і всіх святих, помилує і спасе нас, як благий і чоловіколюбець.</w:t>
       </w:r>
     </w:p>
     <w:p>
@@ -16470,7 +15707,7 @@
     </w:p>
     <w:p>
       <w:pPr>
-        <w:pStyle w:val="2"/>
+        <w:pStyle w:val="Heading2"/>
         <w:spacing w:after="120" w:line="240" w:lineRule="auto"/>
       </w:pPr>
       <w:bookmarkStart w:id="25" w:name="_heading=h.wukf8ikzpu9m" w:colFirst="0" w:colLast="0"/>
@@ -16665,16 +15902,7 @@
           <w:sz w:val="24"/>
           <w:szCs w:val="24"/>
         </w:rPr>
-        <w:t xml:space="preserve"> Молитвами Богородиці, С</w:t>
-      </w:r>
-      <w:r>
-        <w:rPr>
-          <w:rFonts w:ascii="Times New Roman" w:eastAsia="Times New Roman" w:hAnsi="Times New Roman" w:cs="Times New Roman"/>
-          <w:color w:val="333333"/>
-          <w:sz w:val="24"/>
-          <w:szCs w:val="24"/>
-        </w:rPr>
-        <w:t>пасе, спаси нас.</w:t>
+        <w:t xml:space="preserve"> Молитвами Богородиці, Спасе, спаси нас.</w:t>
       </w:r>
     </w:p>
     <w:p>
@@ -16812,16 +16040,7 @@
           <w:sz w:val="24"/>
           <w:szCs w:val="24"/>
         </w:rPr>
-        <w:t>Слава Отцю, і Сину, і Святому Духові, і ни</w:t>
-      </w:r>
-      <w:r>
-        <w:rPr>
-          <w:rFonts w:ascii="Times New Roman" w:eastAsia="Times New Roman" w:hAnsi="Times New Roman" w:cs="Times New Roman"/>
-          <w:color w:val="333333"/>
-          <w:sz w:val="24"/>
-          <w:szCs w:val="24"/>
-        </w:rPr>
-        <w:t>ні, і повсякчас, і на віки віків. Амінь.</w:t>
+        <w:t>Слава Отцю, і Сину, і Святому Духові, і нині, і повсякчас, і на віки віків. Амінь.</w:t>
       </w:r>
     </w:p>
     <w:p>
@@ -17172,18 +16391,7 @@
           <w:sz w:val="24"/>
           <w:szCs w:val="24"/>
         </w:rPr>
-        <w:t>Третій антифон во</w:t>
-      </w:r>
-      <w:r>
-        <w:rPr>
-          <w:rFonts w:ascii="Times New Roman" w:eastAsia="Times New Roman" w:hAnsi="Times New Roman" w:cs="Times New Roman"/>
-          <w:b/>
-          <w:i/>
-          <w:color w:val="FF4400"/>
-          <w:sz w:val="24"/>
-          <w:szCs w:val="24"/>
-        </w:rPr>
-        <w:t>скресний</w:t>
+        <w:t>Третій антифон воскресний</w:t>
       </w:r>
     </w:p>
     <w:p>
@@ -17311,16 +16519,7 @@
           <w:sz w:val="24"/>
           <w:szCs w:val="24"/>
         </w:rPr>
-        <w:t xml:space="preserve"> Спаси нас, Сину Божий, щ</w:t>
-      </w:r>
-      <w:r>
-        <w:rPr>
-          <w:rFonts w:ascii="Times New Roman" w:eastAsia="Times New Roman" w:hAnsi="Times New Roman" w:cs="Times New Roman"/>
-          <w:color w:val="333333"/>
-          <w:sz w:val="24"/>
-          <w:szCs w:val="24"/>
-        </w:rPr>
-        <w:t>о воскрес із мертвих, співаємо Тобі: Алилуя.</w:t>
+        <w:t xml:space="preserve"> Спаси нас, Сину Божий, що воскрес із мертвих, співаємо Тобі: Алилуя.</w:t>
       </w:r>
     </w:p>
     <w:p>
@@ -17453,16 +16652,7 @@
           <w:sz w:val="24"/>
           <w:szCs w:val="24"/>
         </w:rPr>
-        <w:t xml:space="preserve"> Прийдіте, поклонімся і припадім до Христа. Спаси н</w:t>
-      </w:r>
-      <w:r>
-        <w:rPr>
-          <w:rFonts w:ascii="Times New Roman" w:eastAsia="Times New Roman" w:hAnsi="Times New Roman" w:cs="Times New Roman"/>
-          <w:color w:val="333333"/>
-          <w:sz w:val="24"/>
-          <w:szCs w:val="24"/>
-        </w:rPr>
-        <w:t>ас, Сину Божий, що воскрес із мертвих, співаємо Тобі: Алилуя.</w:t>
+        <w:t xml:space="preserve"> Прийдіте, поклонімся і припадім до Христа. Спаси нас, Сину Божий, що воскрес із мертвих, співаємо Тобі: Алилуя.</w:t>
       </w:r>
     </w:p>
     <w:p>
@@ -17532,16 +16722,7 @@
           <w:sz w:val="24"/>
           <w:szCs w:val="24"/>
         </w:rPr>
-        <w:t>Світлую воскресіння проповідь* від ангела взнавши, Господні учениці,* і прадідне осудження відкинувши,* апостолам, хвалячися, мовили:* Повалилася смерть, воскр</w:t>
-      </w:r>
-      <w:r>
-        <w:rPr>
-          <w:rFonts w:ascii="Times New Roman" w:eastAsia="Times New Roman" w:hAnsi="Times New Roman" w:cs="Times New Roman"/>
-          <w:color w:val="333333"/>
-          <w:sz w:val="24"/>
-          <w:szCs w:val="24"/>
-        </w:rPr>
-        <w:t>ес Христос Бог,* даруючи світові велику милість.</w:t>
+        <w:t>Світлую воскресіння проповідь* від ангела взнавши, Господні учениці,* і прадідне осудження відкинувши,* апостолам, хвалячися, мовили:* Повалилася смерть, воскрес Христос Бог,* даруючи світові велику милість.</w:t>
       </w:r>
     </w:p>
     <w:p>
@@ -17634,16 +16815,7 @@
           <w:sz w:val="24"/>
           <w:szCs w:val="24"/>
         </w:rPr>
-        <w:t xml:space="preserve">Йоаким і Анна з неслави бездітности* і Адам і Єва від тління смерти визволилися, Пречиста,* у </w:t>
-      </w:r>
-      <w:r>
-        <w:rPr>
-          <w:rFonts w:ascii="Times New Roman" w:eastAsia="Times New Roman" w:hAnsi="Times New Roman" w:cs="Times New Roman"/>
-          <w:color w:val="333333"/>
-          <w:sz w:val="24"/>
-          <w:szCs w:val="24"/>
-        </w:rPr>
-        <w:t>святім Різдві твоїм.* Його празнують люди твої,* з провини прогрішень ізбавлені,* як кличуть до Тебе:* Неплідна родить Богородицю* і кормительку життя нашого.</w:t>
+        <w:t>Йоаким і Анна з неслави бездітности* і Адам і Єва від тління смерти визволилися, Пречиста,* у святім Різдві твоїм.* Його празнують люди твої,* з провини прогрішень ізбавлені,* як кличуть до Тебе:* Неплідна родить Богородицю* і кормительку життя нашого.</w:t>
       </w:r>
     </w:p>
     <w:p>
@@ -17880,16 +17052,7 @@
           <w:sz w:val="24"/>
           <w:szCs w:val="24"/>
         </w:rPr>
-        <w:t>Натягни лук і успівай, і царю</w:t>
-      </w:r>
-      <w:r>
-        <w:rPr>
-          <w:rFonts w:ascii="Times New Roman" w:eastAsia="Times New Roman" w:hAnsi="Times New Roman" w:cs="Times New Roman"/>
-          <w:color w:val="333333"/>
-          <w:sz w:val="24"/>
-          <w:szCs w:val="24"/>
-        </w:rPr>
-        <w:t xml:space="preserve">й, істини ради і лагідности, і справедливости </w:t>
+        <w:t xml:space="preserve">Натягни лук і успівай, і царюй, істини ради і лагідности, і справедливости </w:t>
       </w:r>
       <w:r>
         <w:rPr>
@@ -18078,17 +17241,7 @@
           <w:sz w:val="24"/>
           <w:szCs w:val="24"/>
         </w:rPr>
-        <w:t>(Пс. 1</w:t>
-      </w:r>
-      <w:r>
-        <w:rPr>
-          <w:rFonts w:ascii="Times New Roman" w:eastAsia="Times New Roman" w:hAnsi="Times New Roman" w:cs="Times New Roman"/>
-          <w:i/>
-          <w:color w:val="FF4400"/>
-          <w:sz w:val="24"/>
-          <w:szCs w:val="24"/>
-        </w:rPr>
-        <w:t>48,1).</w:t>
+        <w:t>(Пс. 148,1).</w:t>
       </w:r>
       <w:r>
         <w:rPr>
@@ -18219,15 +17372,7 @@
           <w:sz w:val="24"/>
           <w:szCs w:val="24"/>
         </w:rPr>
-        <w:t>, і всіх святих,</w:t>
-      </w:r>
-      <w:r>
-        <w:rPr>
-          <w:rFonts w:ascii="Times New Roman" w:eastAsia="Times New Roman" w:hAnsi="Times New Roman" w:cs="Times New Roman"/>
-          <w:sz w:val="24"/>
-          <w:szCs w:val="24"/>
-        </w:rPr>
-        <w:t xml:space="preserve"> помилує і спасе нас, як благий і чоловіколюбець.</w:t>
+        <w:t>, і всіх святих, помилує і спасе нас, як благий і чоловіколюбець.</w:t>
       </w:r>
     </w:p>
     <w:p>
@@ -18263,7 +17408,7 @@
     </w:p>
     <w:p>
       <w:pPr>
-        <w:pStyle w:val="2"/>
+        <w:pStyle w:val="Heading2"/>
         <w:spacing w:after="120" w:line="240" w:lineRule="auto"/>
       </w:pPr>
       <w:bookmarkStart w:id="26" w:name="_heading=h.chrznl7yxw1w" w:colFirst="0" w:colLast="0"/>
@@ -18458,16 +17603,7 @@
           <w:sz w:val="24"/>
           <w:szCs w:val="24"/>
         </w:rPr>
-        <w:t xml:space="preserve"> Молитвами Богородиці, С</w:t>
-      </w:r>
-      <w:r>
-        <w:rPr>
-          <w:rFonts w:ascii="Times New Roman" w:eastAsia="Times New Roman" w:hAnsi="Times New Roman" w:cs="Times New Roman"/>
-          <w:color w:val="333333"/>
-          <w:sz w:val="24"/>
-          <w:szCs w:val="24"/>
-        </w:rPr>
-        <w:t>пасе, спаси нас.</w:t>
+        <w:t xml:space="preserve"> Молитвами Богородиці, Спасе, спаси нас.</w:t>
       </w:r>
     </w:p>
     <w:p>
@@ -18605,16 +17741,7 @@
           <w:sz w:val="24"/>
           <w:szCs w:val="24"/>
         </w:rPr>
-        <w:t>Слава Отцю, і Сину, і Святому Духові, і ни</w:t>
-      </w:r>
-      <w:r>
-        <w:rPr>
-          <w:rFonts w:ascii="Times New Roman" w:eastAsia="Times New Roman" w:hAnsi="Times New Roman" w:cs="Times New Roman"/>
-          <w:color w:val="333333"/>
-          <w:sz w:val="24"/>
-          <w:szCs w:val="24"/>
-        </w:rPr>
-        <w:t>ні, і повсякчас, і на віки віків. Амінь.</w:t>
+        <w:t>Слава Отцю, і Сину, і Святому Духові, і нині, і повсякчас, і на віки віків. Амінь.</w:t>
       </w:r>
     </w:p>
     <w:p>
@@ -18776,16 +17903,7 @@
           <w:sz w:val="24"/>
           <w:szCs w:val="24"/>
         </w:rPr>
-        <w:t xml:space="preserve"> Спаси нас, Сину Божий, що воскре</w:t>
-      </w:r>
-      <w:r>
-        <w:rPr>
-          <w:rFonts w:ascii="Times New Roman" w:eastAsia="Times New Roman" w:hAnsi="Times New Roman" w:cs="Times New Roman"/>
-          <w:color w:val="333333"/>
-          <w:sz w:val="24"/>
-          <w:szCs w:val="24"/>
-        </w:rPr>
-        <w:t>с із мертвих, співаємо Тобі: Алилуя.</w:t>
+        <w:t xml:space="preserve"> Спаси нас, Сину Божий, що воскрес із мертвих, співаємо Тобі: Алилуя.</w:t>
       </w:r>
     </w:p>
     <w:p>
@@ -19235,16 +18353,7 @@
           <w:sz w:val="24"/>
           <w:szCs w:val="24"/>
         </w:rPr>
-        <w:t xml:space="preserve"> Прийдіте, поклонімся і пр</w:t>
-      </w:r>
-      <w:r>
-        <w:rPr>
-          <w:rFonts w:ascii="Times New Roman" w:eastAsia="Times New Roman" w:hAnsi="Times New Roman" w:cs="Times New Roman"/>
-          <w:color w:val="333333"/>
-          <w:sz w:val="24"/>
-          <w:szCs w:val="24"/>
-        </w:rPr>
-        <w:t>ипадім до Христа. Спаси нас, Сину Божий, що воскрес із мертвих, співаємо Тобі: Алилуя.</w:t>
+        <w:t xml:space="preserve"> Прийдіте, поклонімся і припадім до Христа. Спаси нас, Сину Божий, що воскрес із мертвих, співаємо Тобі: Алилуя.</w:t>
       </w:r>
     </w:p>
     <w:p>
@@ -19307,16 +18416,7 @@
           <w:sz w:val="24"/>
           <w:szCs w:val="24"/>
         </w:rPr>
-        <w:t>Собезначальне Слово Отцю і Духові,* від Діви роджене на спасіння наше,* оспіваймо, вірні, і поклонімся,* бо благоволив плоттю зійти на</w:t>
-      </w:r>
-      <w:r>
-        <w:rPr>
-          <w:rFonts w:ascii="Times New Roman" w:eastAsia="Times New Roman" w:hAnsi="Times New Roman" w:cs="Times New Roman"/>
-          <w:color w:val="333333"/>
-          <w:sz w:val="24"/>
-          <w:szCs w:val="24"/>
-        </w:rPr>
-        <w:t xml:space="preserve"> хрест* і смерть перетерпіти, і </w:t>
+        <w:t xml:space="preserve">Собезначальне Слово Отцю і Духові,* від Діви роджене на спасіння наше,* оспіваймо, вірні, і поклонімся,* бо благоволив плоттю зійти на хрест* і смерть перетерпіти, і </w:t>
       </w:r>
       <w:r>
         <w:rPr>
@@ -19366,16 +18466,7 @@
           <w:sz w:val="24"/>
           <w:szCs w:val="24"/>
         </w:rPr>
-        <w:t>До аду, Спасе мій, зійшов Ти* і врата сокрушив Ти як всесильний,* умерлих як Творець воскресив з Собою* і смерти жало сокрушив Ти,* і Адам від клятви ізба</w:t>
-      </w:r>
-      <w:r>
-        <w:rPr>
-          <w:rFonts w:ascii="Times New Roman" w:eastAsia="Times New Roman" w:hAnsi="Times New Roman" w:cs="Times New Roman"/>
-          <w:color w:val="333333"/>
-          <w:sz w:val="24"/>
-          <w:szCs w:val="24"/>
-        </w:rPr>
-        <w:t>вився, Чоловіколюбче.* Тому і всі зовемо: Спаси нас, Господи.</w:t>
+        <w:t>До аду, Спасе мій, зійшов Ти* і врата сокрушив Ти як всесильний,* умерлих як Творець воскресив з Собою* і смерти жало сокрушив Ти,* і Адам від клятви ізбавився, Чоловіколюбче.* Тому і всі зовемо: Спаси нас, Господи.</w:t>
       </w:r>
     </w:p>
     <w:p>
@@ -19415,16 +18506,7 @@
           <w:sz w:val="24"/>
           <w:szCs w:val="24"/>
         </w:rPr>
-        <w:t>Радуйся, двері Господні непроходимі,* радуйся, стіно і Покрове тих, що прибігають до Тебе,* радуйся, пристане, бурями не навіщувана* і подружжям незаймана, що родила</w:t>
-      </w:r>
-      <w:r>
-        <w:rPr>
-          <w:rFonts w:ascii="Times New Roman" w:eastAsia="Times New Roman" w:hAnsi="Times New Roman" w:cs="Times New Roman"/>
-          <w:color w:val="333333"/>
-          <w:sz w:val="24"/>
-          <w:szCs w:val="24"/>
-        </w:rPr>
-        <w:t xml:space="preserve"> плоттю Творця Твого і Бога.* Молитись не переставай за тих, що оспівують* і поклоняються різдву Твоєму.</w:t>
+        <w:t>Радуйся, двері Господні непроходимі,* радуйся, стіно і Покрове тих, що прибігають до Тебе,* радуйся, пристане, бурями не навіщувана* і подружжям незаймана, що родила плоттю Творця Твого і Бога.* Молитись не переставай за тих, що оспівують* і поклоняються різдву Твоєму.</w:t>
       </w:r>
     </w:p>
     <w:p>
@@ -19528,16 +18610,7 @@
           <w:sz w:val="24"/>
           <w:szCs w:val="24"/>
         </w:rPr>
-        <w:t xml:space="preserve"> Спаси мене, Господи, бо не ст</w:t>
-      </w:r>
-      <w:r>
-        <w:rPr>
-          <w:rFonts w:ascii="Times New Roman" w:eastAsia="Times New Roman" w:hAnsi="Times New Roman" w:cs="Times New Roman"/>
-          <w:color w:val="333333"/>
-          <w:sz w:val="24"/>
-          <w:szCs w:val="24"/>
-        </w:rPr>
-        <w:t xml:space="preserve">ало праведного </w:t>
+        <w:t xml:space="preserve"> Спаси мене, Господи, бо не стало праведного </w:t>
       </w:r>
       <w:r>
         <w:rPr>
@@ -19939,15 +19012,7 @@
           <w:sz w:val="24"/>
           <w:szCs w:val="24"/>
         </w:rPr>
-        <w:t xml:space="preserve"> Христос, що воскрес із мертвих, істинний Бог наш, молитвами пречистої своєї Матері, святих, славних і всехвальних апостолів</w:t>
-      </w:r>
-      <w:r>
-        <w:rPr>
-          <w:rFonts w:ascii="Times New Roman" w:eastAsia="Times New Roman" w:hAnsi="Times New Roman" w:cs="Times New Roman"/>
-          <w:sz w:val="24"/>
-          <w:szCs w:val="24"/>
-        </w:rPr>
-        <w:t>,</w:t>
+        <w:t xml:space="preserve"> Христос, що воскрес із мертвих, істинний Бог наш, молитвами пречистої своєї Матері, святих, славних і всехвальних апостолів,</w:t>
       </w:r>
       <w:r>
         <w:rPr>
@@ -20036,7 +19101,7 @@
     </w:p>
     <w:p>
       <w:pPr>
-        <w:pStyle w:val="2"/>
+        <w:pStyle w:val="Heading2"/>
         <w:spacing w:after="120" w:line="240" w:lineRule="auto"/>
       </w:pPr>
       <w:bookmarkStart w:id="28" w:name="_heading=h.vyq7vliwh2bg" w:colFirst="0" w:colLast="0"/>
@@ -20059,14 +19124,7 @@
           <w:rFonts w:ascii="Consolas" w:eastAsia="Consolas" w:hAnsi="Consolas" w:cs="Consolas"/>
           <w:highlight w:val="darkGray"/>
         </w:rPr>
-        <w:t>&lt;ustav custom=n liturgia</w:t>
-      </w:r>
-      <w:r>
-        <w:rPr>
-          <w:rFonts w:ascii="Consolas" w:eastAsia="Consolas" w:hAnsi="Consolas" w:cs="Consolas"/>
-          <w:highlight w:val="darkGray"/>
-        </w:rPr>
-        <w:t>=liz /&gt;</w:t>
+        <w:t>&lt;ustav custom=n liturgia=liz /&gt;</w:t>
       </w:r>
     </w:p>
     <w:p>
@@ -20302,16 +19360,7 @@
           <w:sz w:val="24"/>
           <w:szCs w:val="24"/>
         </w:rPr>
-        <w:t xml:space="preserve"> Молитвами Богороди</w:t>
-      </w:r>
-      <w:r>
-        <w:rPr>
-          <w:rFonts w:ascii="Times New Roman" w:eastAsia="Times New Roman" w:hAnsi="Times New Roman" w:cs="Times New Roman"/>
-          <w:color w:val="333333"/>
-          <w:sz w:val="24"/>
-          <w:szCs w:val="24"/>
-        </w:rPr>
-        <w:t>ці, Спасе, спаси нас.</w:t>
+        <w:t xml:space="preserve"> Молитвами Богородиці, Спасе, спаси нас.</w:t>
       </w:r>
     </w:p>
     <w:p>
@@ -20483,8 +19532,250 @@
           <w:sz w:val="24"/>
           <w:szCs w:val="24"/>
         </w:rPr>
-        <w:t>Другий антифон воскр</w:t>
-      </w:r>
+        <w:t>Другий антифон воскресний</w:t>
+      </w:r>
+    </w:p>
+    <w:p>
+      <w:pPr>
+        <w:pBdr>
+          <w:top w:val="nil"/>
+          <w:left w:val="nil"/>
+          <w:bottom w:val="nil"/>
+          <w:right w:val="nil"/>
+          <w:between w:val="nil"/>
+        </w:pBdr>
+        <w:spacing w:after="120" w:line="240" w:lineRule="auto"/>
+        <w:rPr>
+          <w:rFonts w:ascii="Times New Roman" w:eastAsia="Times New Roman" w:hAnsi="Times New Roman" w:cs="Times New Roman"/>
+          <w:color w:val="333333"/>
+          <w:sz w:val="24"/>
+          <w:szCs w:val="24"/>
+        </w:rPr>
+      </w:pPr>
+      <w:r>
+        <w:rPr>
+          <w:rFonts w:ascii="Times New Roman" w:eastAsia="Times New Roman" w:hAnsi="Times New Roman" w:cs="Times New Roman"/>
+          <w:color w:val="333333"/>
+          <w:sz w:val="24"/>
+          <w:szCs w:val="24"/>
+        </w:rPr>
+        <w:t>Боже, ущедри нас і благослови нас, просвіти лице Твоє на нас і помилуй нас.</w:t>
+      </w:r>
+    </w:p>
+    <w:p>
+      <w:pPr>
+        <w:pBdr>
+          <w:top w:val="nil"/>
+          <w:left w:val="nil"/>
+          <w:bottom w:val="nil"/>
+          <w:right w:val="nil"/>
+          <w:between w:val="nil"/>
+        </w:pBdr>
+        <w:spacing w:after="120" w:line="240" w:lineRule="auto"/>
+        <w:rPr>
+          <w:rFonts w:ascii="Times New Roman" w:eastAsia="Times New Roman" w:hAnsi="Times New Roman" w:cs="Times New Roman"/>
+          <w:color w:val="333333"/>
+          <w:sz w:val="24"/>
+          <w:szCs w:val="24"/>
+        </w:rPr>
+      </w:pPr>
+      <w:r>
+        <w:rPr>
+          <w:rFonts w:ascii="Times New Roman" w:eastAsia="Times New Roman" w:hAnsi="Times New Roman" w:cs="Times New Roman"/>
+          <w:i/>
+          <w:color w:val="FF4400"/>
+          <w:sz w:val="24"/>
+          <w:szCs w:val="24"/>
+        </w:rPr>
+        <w:t>Приспів:</w:t>
+      </w:r>
+      <w:r>
+        <w:rPr>
+          <w:rFonts w:ascii="Times New Roman" w:eastAsia="Times New Roman" w:hAnsi="Times New Roman" w:cs="Times New Roman"/>
+          <w:color w:val="333333"/>
+          <w:sz w:val="24"/>
+          <w:szCs w:val="24"/>
+        </w:rPr>
+        <w:t xml:space="preserve"> Спаси нас, Сину Божий, що воскрес із мертвих, співаємо Тобі: Алилуя.</w:t>
+      </w:r>
+    </w:p>
+    <w:p>
+      <w:pPr>
+        <w:pBdr>
+          <w:top w:val="nil"/>
+          <w:left w:val="nil"/>
+          <w:bottom w:val="nil"/>
+          <w:right w:val="nil"/>
+          <w:between w:val="nil"/>
+        </w:pBdr>
+        <w:spacing w:after="120" w:line="240" w:lineRule="auto"/>
+        <w:rPr>
+          <w:rFonts w:ascii="Times New Roman" w:eastAsia="Times New Roman" w:hAnsi="Times New Roman" w:cs="Times New Roman"/>
+          <w:color w:val="333333"/>
+          <w:sz w:val="24"/>
+          <w:szCs w:val="24"/>
+        </w:rPr>
+      </w:pPr>
+      <w:r>
+        <w:rPr>
+          <w:rFonts w:ascii="Times New Roman" w:eastAsia="Times New Roman" w:hAnsi="Times New Roman" w:cs="Times New Roman"/>
+          <w:color w:val="333333"/>
+          <w:sz w:val="24"/>
+          <w:szCs w:val="24"/>
+        </w:rPr>
+        <w:t>Щоб пізнали ми на землі путь твою, у всіх народах спасіння Твоє.</w:t>
+      </w:r>
+    </w:p>
+    <w:p>
+      <w:pPr>
+        <w:pBdr>
+          <w:top w:val="nil"/>
+          <w:left w:val="nil"/>
+          <w:bottom w:val="nil"/>
+          <w:right w:val="nil"/>
+          <w:between w:val="nil"/>
+        </w:pBdr>
+        <w:spacing w:after="120" w:line="240" w:lineRule="auto"/>
+        <w:rPr>
+          <w:rFonts w:ascii="Times New Roman" w:eastAsia="Times New Roman" w:hAnsi="Times New Roman" w:cs="Times New Roman"/>
+          <w:color w:val="333333"/>
+          <w:sz w:val="24"/>
+          <w:szCs w:val="24"/>
+        </w:rPr>
+      </w:pPr>
+      <w:r>
+        <w:rPr>
+          <w:rFonts w:ascii="Times New Roman" w:eastAsia="Times New Roman" w:hAnsi="Times New Roman" w:cs="Times New Roman"/>
+          <w:i/>
+          <w:color w:val="FF4400"/>
+          <w:sz w:val="24"/>
+          <w:szCs w:val="24"/>
+        </w:rPr>
+        <w:t>Приспів:</w:t>
+      </w:r>
+      <w:r>
+        <w:rPr>
+          <w:rFonts w:ascii="Times New Roman" w:eastAsia="Times New Roman" w:hAnsi="Times New Roman" w:cs="Times New Roman"/>
+          <w:color w:val="333333"/>
+          <w:sz w:val="24"/>
+          <w:szCs w:val="24"/>
+        </w:rPr>
+        <w:t xml:space="preserve"> Спаси нас, Сину Божий, що воскрес із мертвих, співаємо Тобі: Алилуя.</w:t>
+      </w:r>
+    </w:p>
+    <w:p>
+      <w:pPr>
+        <w:pBdr>
+          <w:top w:val="nil"/>
+          <w:left w:val="nil"/>
+          <w:bottom w:val="nil"/>
+          <w:right w:val="nil"/>
+          <w:between w:val="nil"/>
+        </w:pBdr>
+        <w:spacing w:after="120" w:line="240" w:lineRule="auto"/>
+        <w:rPr>
+          <w:rFonts w:ascii="Times New Roman" w:eastAsia="Times New Roman" w:hAnsi="Times New Roman" w:cs="Times New Roman"/>
+          <w:color w:val="333333"/>
+          <w:sz w:val="24"/>
+          <w:szCs w:val="24"/>
+        </w:rPr>
+      </w:pPr>
+      <w:r>
+        <w:rPr>
+          <w:rFonts w:ascii="Times New Roman" w:eastAsia="Times New Roman" w:hAnsi="Times New Roman" w:cs="Times New Roman"/>
+          <w:color w:val="333333"/>
+          <w:sz w:val="24"/>
+          <w:szCs w:val="24"/>
+        </w:rPr>
+        <w:t>Нехай ісповідують Тебе люди, Боже, нехай ісповідують Тебе люди всі.</w:t>
+      </w:r>
+    </w:p>
+    <w:p>
+      <w:pPr>
+        <w:pBdr>
+          <w:top w:val="nil"/>
+          <w:left w:val="nil"/>
+          <w:bottom w:val="nil"/>
+          <w:right w:val="nil"/>
+          <w:between w:val="nil"/>
+        </w:pBdr>
+        <w:spacing w:after="120" w:line="240" w:lineRule="auto"/>
+        <w:rPr>
+          <w:rFonts w:ascii="Times New Roman" w:eastAsia="Times New Roman" w:hAnsi="Times New Roman" w:cs="Times New Roman"/>
+          <w:color w:val="333333"/>
+          <w:sz w:val="24"/>
+          <w:szCs w:val="24"/>
+        </w:rPr>
+      </w:pPr>
+      <w:r>
+        <w:rPr>
+          <w:rFonts w:ascii="Times New Roman" w:eastAsia="Times New Roman" w:hAnsi="Times New Roman" w:cs="Times New Roman"/>
+          <w:i/>
+          <w:color w:val="FF4400"/>
+          <w:sz w:val="24"/>
+          <w:szCs w:val="24"/>
+        </w:rPr>
+        <w:t>Приспів:</w:t>
+      </w:r>
+      <w:r>
+        <w:rPr>
+          <w:rFonts w:ascii="Times New Roman" w:eastAsia="Times New Roman" w:hAnsi="Times New Roman" w:cs="Times New Roman"/>
+          <w:color w:val="333333"/>
+          <w:sz w:val="24"/>
+          <w:szCs w:val="24"/>
+        </w:rPr>
+        <w:t xml:space="preserve"> Спаси нас, Сину Божий, що воскрес із мертвих, співаємо Тобі: Алилуя.</w:t>
+      </w:r>
+    </w:p>
+    <w:p>
+      <w:pPr>
+        <w:spacing w:after="120" w:line="240" w:lineRule="auto"/>
+        <w:rPr>
+          <w:rFonts w:ascii="Consolas" w:eastAsia="Consolas" w:hAnsi="Consolas" w:cs="Consolas"/>
+          <w:highlight w:val="darkGray"/>
+        </w:rPr>
+      </w:pPr>
+      <w:r>
+        <w:rPr>
+          <w:rFonts w:ascii="Consolas" w:eastAsia="Consolas" w:hAnsi="Consolas" w:cs="Consolas"/>
+          <w:highlight w:val="darkGray"/>
+        </w:rPr>
+        <w:t>&lt;/antifon2&gt;</w:t>
+      </w:r>
+    </w:p>
+    <w:p>
+      <w:pPr>
+        <w:spacing w:after="120" w:line="240" w:lineRule="auto"/>
+        <w:rPr>
+          <w:rFonts w:ascii="Consolas" w:eastAsia="Consolas" w:hAnsi="Consolas" w:cs="Consolas"/>
+          <w:highlight w:val="darkGray"/>
+        </w:rPr>
+      </w:pPr>
+      <w:r>
+        <w:rPr>
+          <w:rFonts w:ascii="Consolas" w:eastAsia="Consolas" w:hAnsi="Consolas" w:cs="Consolas"/>
+          <w:highlight w:val="darkGray"/>
+        </w:rPr>
+        <w:t>&lt;antifon3&gt;</w:t>
+      </w:r>
+    </w:p>
+    <w:p>
+      <w:pPr>
+        <w:pBdr>
+          <w:top w:val="nil"/>
+          <w:left w:val="nil"/>
+          <w:bottom w:val="nil"/>
+          <w:right w:val="nil"/>
+          <w:between w:val="nil"/>
+        </w:pBdr>
+        <w:spacing w:after="120" w:line="240" w:lineRule="auto"/>
+        <w:rPr>
+          <w:rFonts w:ascii="Times New Roman" w:eastAsia="Times New Roman" w:hAnsi="Times New Roman" w:cs="Times New Roman"/>
+          <w:color w:val="333333"/>
+          <w:sz w:val="24"/>
+          <w:szCs w:val="24"/>
+        </w:rPr>
+      </w:pPr>
       <w:r>
         <w:rPr>
           <w:rFonts w:ascii="Times New Roman" w:eastAsia="Times New Roman" w:hAnsi="Times New Roman" w:cs="Times New Roman"/>
@@ -20494,34 +19785,34 @@
           <w:sz w:val="24"/>
           <w:szCs w:val="24"/>
         </w:rPr>
-        <w:t>есний</w:t>
-      </w:r>
-    </w:p>
-    <w:p>
-      <w:pPr>
-        <w:pBdr>
-          <w:top w:val="nil"/>
-          <w:left w:val="nil"/>
-          <w:bottom w:val="nil"/>
-          <w:right w:val="nil"/>
-          <w:between w:val="nil"/>
-        </w:pBdr>
-        <w:spacing w:after="120" w:line="240" w:lineRule="auto"/>
-        <w:rPr>
-          <w:rFonts w:ascii="Times New Roman" w:eastAsia="Times New Roman" w:hAnsi="Times New Roman" w:cs="Times New Roman"/>
-          <w:color w:val="333333"/>
-          <w:sz w:val="24"/>
-          <w:szCs w:val="24"/>
-        </w:rPr>
-      </w:pPr>
-      <w:r>
-        <w:rPr>
-          <w:rFonts w:ascii="Times New Roman" w:eastAsia="Times New Roman" w:hAnsi="Times New Roman" w:cs="Times New Roman"/>
-          <w:color w:val="333333"/>
-          <w:sz w:val="24"/>
-          <w:szCs w:val="24"/>
-        </w:rPr>
-        <w:t>Боже, ущедри нас і благослови нас, просвіти лице Твоє на нас і помилуй нас.</w:t>
+        <w:t>Третій антифон воскресний</w:t>
+      </w:r>
+    </w:p>
+    <w:p>
+      <w:pPr>
+        <w:pBdr>
+          <w:top w:val="nil"/>
+          <w:left w:val="nil"/>
+          <w:bottom w:val="nil"/>
+          <w:right w:val="nil"/>
+          <w:between w:val="nil"/>
+        </w:pBdr>
+        <w:spacing w:after="120" w:line="240" w:lineRule="auto"/>
+        <w:rPr>
+          <w:rFonts w:ascii="Times New Roman" w:eastAsia="Times New Roman" w:hAnsi="Times New Roman" w:cs="Times New Roman"/>
+          <w:color w:val="333333"/>
+          <w:sz w:val="24"/>
+          <w:szCs w:val="24"/>
+        </w:rPr>
+      </w:pPr>
+      <w:r>
+        <w:rPr>
+          <w:rFonts w:ascii="Times New Roman" w:eastAsia="Times New Roman" w:hAnsi="Times New Roman" w:cs="Times New Roman"/>
+          <w:color w:val="333333"/>
+          <w:sz w:val="24"/>
+          <w:szCs w:val="24"/>
+        </w:rPr>
+        <w:t>Прийдіте, возрадуємося Господеві, воскликнім Богу, Спасителеві нашому.</w:t>
       </w:r>
     </w:p>
     <w:p>
@@ -20585,7 +19876,7 @@
           <w:sz w:val="24"/>
           <w:szCs w:val="24"/>
         </w:rPr>
-        <w:t>Щоб пізнали ми на землі путь твою, у всіх народах спасіння Твоє.</w:t>
+        <w:t>Ідім перед лицем його з ісповіданням і псалмами воскликнім йому.</w:t>
       </w:r>
     </w:p>
     <w:p>
@@ -20622,43 +19913,34 @@
           <w:sz w:val="24"/>
           <w:szCs w:val="24"/>
         </w:rPr>
-        <w:t xml:space="preserve"> Спаси нас, Сину Божий,</w:t>
-      </w:r>
-      <w:r>
-        <w:rPr>
-          <w:rFonts w:ascii="Times New Roman" w:eastAsia="Times New Roman" w:hAnsi="Times New Roman" w:cs="Times New Roman"/>
-          <w:color w:val="333333"/>
-          <w:sz w:val="24"/>
-          <w:szCs w:val="24"/>
-        </w:rPr>
-        <w:t xml:space="preserve"> що воскрес із мертвих, співаємо Тобі: Алилуя.</w:t>
-      </w:r>
-    </w:p>
-    <w:p>
-      <w:pPr>
-        <w:pBdr>
-          <w:top w:val="nil"/>
-          <w:left w:val="nil"/>
-          <w:bottom w:val="nil"/>
-          <w:right w:val="nil"/>
-          <w:between w:val="nil"/>
-        </w:pBdr>
-        <w:spacing w:after="120" w:line="240" w:lineRule="auto"/>
-        <w:rPr>
-          <w:rFonts w:ascii="Times New Roman" w:eastAsia="Times New Roman" w:hAnsi="Times New Roman" w:cs="Times New Roman"/>
-          <w:color w:val="333333"/>
-          <w:sz w:val="24"/>
-          <w:szCs w:val="24"/>
-        </w:rPr>
-      </w:pPr>
-      <w:r>
-        <w:rPr>
-          <w:rFonts w:ascii="Times New Roman" w:eastAsia="Times New Roman" w:hAnsi="Times New Roman" w:cs="Times New Roman"/>
-          <w:color w:val="333333"/>
-          <w:sz w:val="24"/>
-          <w:szCs w:val="24"/>
-        </w:rPr>
-        <w:t>Нехай ісповідують Тебе люди, Боже, нехай ісповідують Тебе люди всі.</w:t>
+        <w:t xml:space="preserve"> Спаси нас, Сину Божий, що воскрес із мертвих, співаємо Тобі: Алилуя.</w:t>
+      </w:r>
+    </w:p>
+    <w:p>
+      <w:pPr>
+        <w:pBdr>
+          <w:top w:val="nil"/>
+          <w:left w:val="nil"/>
+          <w:bottom w:val="nil"/>
+          <w:right w:val="nil"/>
+          <w:between w:val="nil"/>
+        </w:pBdr>
+        <w:spacing w:after="120" w:line="240" w:lineRule="auto"/>
+        <w:rPr>
+          <w:rFonts w:ascii="Times New Roman" w:eastAsia="Times New Roman" w:hAnsi="Times New Roman" w:cs="Times New Roman"/>
+          <w:color w:val="333333"/>
+          <w:sz w:val="24"/>
+          <w:szCs w:val="24"/>
+        </w:rPr>
+      </w:pPr>
+      <w:r>
+        <w:rPr>
+          <w:rFonts w:ascii="Times New Roman" w:eastAsia="Times New Roman" w:hAnsi="Times New Roman" w:cs="Times New Roman"/>
+          <w:color w:val="333333"/>
+          <w:sz w:val="24"/>
+          <w:szCs w:val="24"/>
+        </w:rPr>
+        <w:t>Бо Бог – великий Господь і цар великий по всій землі.</w:t>
       </w:r>
     </w:p>
     <w:p>
@@ -20696,268 +19978,6 @@
           <w:szCs w:val="24"/>
         </w:rPr>
         <w:t xml:space="preserve"> Спаси нас, Сину Божий, що воскрес із мертвих, співаємо Тобі: Алилуя.</w:t>
-      </w:r>
-    </w:p>
-    <w:p>
-      <w:pPr>
-        <w:spacing w:after="120" w:line="240" w:lineRule="auto"/>
-        <w:rPr>
-          <w:rFonts w:ascii="Consolas" w:eastAsia="Consolas" w:hAnsi="Consolas" w:cs="Consolas"/>
-          <w:highlight w:val="darkGray"/>
-        </w:rPr>
-      </w:pPr>
-      <w:r>
-        <w:rPr>
-          <w:rFonts w:ascii="Consolas" w:eastAsia="Consolas" w:hAnsi="Consolas" w:cs="Consolas"/>
-          <w:highlight w:val="darkGray"/>
-        </w:rPr>
-        <w:t>&lt;/antifon2&gt;</w:t>
-      </w:r>
-    </w:p>
-    <w:p>
-      <w:pPr>
-        <w:spacing w:after="120" w:line="240" w:lineRule="auto"/>
-        <w:rPr>
-          <w:rFonts w:ascii="Consolas" w:eastAsia="Consolas" w:hAnsi="Consolas" w:cs="Consolas"/>
-          <w:highlight w:val="darkGray"/>
-        </w:rPr>
-      </w:pPr>
-      <w:r>
-        <w:rPr>
-          <w:rFonts w:ascii="Consolas" w:eastAsia="Consolas" w:hAnsi="Consolas" w:cs="Consolas"/>
-          <w:highlight w:val="darkGray"/>
-        </w:rPr>
-        <w:t>&lt;antifon3&gt;</w:t>
-      </w:r>
-    </w:p>
-    <w:p>
-      <w:pPr>
-        <w:pBdr>
-          <w:top w:val="nil"/>
-          <w:left w:val="nil"/>
-          <w:bottom w:val="nil"/>
-          <w:right w:val="nil"/>
-          <w:between w:val="nil"/>
-        </w:pBdr>
-        <w:spacing w:after="120" w:line="240" w:lineRule="auto"/>
-        <w:rPr>
-          <w:rFonts w:ascii="Times New Roman" w:eastAsia="Times New Roman" w:hAnsi="Times New Roman" w:cs="Times New Roman"/>
-          <w:color w:val="333333"/>
-          <w:sz w:val="24"/>
-          <w:szCs w:val="24"/>
-        </w:rPr>
-      </w:pPr>
-      <w:r>
-        <w:rPr>
-          <w:rFonts w:ascii="Times New Roman" w:eastAsia="Times New Roman" w:hAnsi="Times New Roman" w:cs="Times New Roman"/>
-          <w:b/>
-          <w:i/>
-          <w:color w:val="FF4400"/>
-          <w:sz w:val="24"/>
-          <w:szCs w:val="24"/>
-        </w:rPr>
-        <w:t>Третій антифон воскресний</w:t>
-      </w:r>
-    </w:p>
-    <w:p>
-      <w:pPr>
-        <w:pBdr>
-          <w:top w:val="nil"/>
-          <w:left w:val="nil"/>
-          <w:bottom w:val="nil"/>
-          <w:right w:val="nil"/>
-          <w:between w:val="nil"/>
-        </w:pBdr>
-        <w:spacing w:after="120" w:line="240" w:lineRule="auto"/>
-        <w:rPr>
-          <w:rFonts w:ascii="Times New Roman" w:eastAsia="Times New Roman" w:hAnsi="Times New Roman" w:cs="Times New Roman"/>
-          <w:color w:val="333333"/>
-          <w:sz w:val="24"/>
-          <w:szCs w:val="24"/>
-        </w:rPr>
-      </w:pPr>
-      <w:r>
-        <w:rPr>
-          <w:rFonts w:ascii="Times New Roman" w:eastAsia="Times New Roman" w:hAnsi="Times New Roman" w:cs="Times New Roman"/>
-          <w:color w:val="333333"/>
-          <w:sz w:val="24"/>
-          <w:szCs w:val="24"/>
-        </w:rPr>
-        <w:t>Прийдіте, возрадуємося Господеві, воскликнім Богу, Спасителеві нашому.</w:t>
-      </w:r>
-    </w:p>
-    <w:p>
-      <w:pPr>
-        <w:pBdr>
-          <w:top w:val="nil"/>
-          <w:left w:val="nil"/>
-          <w:bottom w:val="nil"/>
-          <w:right w:val="nil"/>
-          <w:between w:val="nil"/>
-        </w:pBdr>
-        <w:spacing w:after="120" w:line="240" w:lineRule="auto"/>
-        <w:rPr>
-          <w:rFonts w:ascii="Times New Roman" w:eastAsia="Times New Roman" w:hAnsi="Times New Roman" w:cs="Times New Roman"/>
-          <w:color w:val="333333"/>
-          <w:sz w:val="24"/>
-          <w:szCs w:val="24"/>
-        </w:rPr>
-      </w:pPr>
-      <w:r>
-        <w:rPr>
-          <w:rFonts w:ascii="Times New Roman" w:eastAsia="Times New Roman" w:hAnsi="Times New Roman" w:cs="Times New Roman"/>
-          <w:i/>
-          <w:color w:val="FF4400"/>
-          <w:sz w:val="24"/>
-          <w:szCs w:val="24"/>
-        </w:rPr>
-        <w:t>Приспів:</w:t>
-      </w:r>
-      <w:r>
-        <w:rPr>
-          <w:rFonts w:ascii="Times New Roman" w:eastAsia="Times New Roman" w:hAnsi="Times New Roman" w:cs="Times New Roman"/>
-          <w:color w:val="333333"/>
-          <w:sz w:val="24"/>
-          <w:szCs w:val="24"/>
-        </w:rPr>
-        <w:t xml:space="preserve"> Спаси нас, Сину Божий, що воскрес із мертвих, співаємо Тобі: Алилуя.</w:t>
-      </w:r>
-    </w:p>
-    <w:p>
-      <w:pPr>
-        <w:pBdr>
-          <w:top w:val="nil"/>
-          <w:left w:val="nil"/>
-          <w:bottom w:val="nil"/>
-          <w:right w:val="nil"/>
-          <w:between w:val="nil"/>
-        </w:pBdr>
-        <w:spacing w:after="120" w:line="240" w:lineRule="auto"/>
-        <w:rPr>
-          <w:rFonts w:ascii="Times New Roman" w:eastAsia="Times New Roman" w:hAnsi="Times New Roman" w:cs="Times New Roman"/>
-          <w:color w:val="333333"/>
-          <w:sz w:val="24"/>
-          <w:szCs w:val="24"/>
-        </w:rPr>
-      </w:pPr>
-      <w:r>
-        <w:rPr>
-          <w:rFonts w:ascii="Times New Roman" w:eastAsia="Times New Roman" w:hAnsi="Times New Roman" w:cs="Times New Roman"/>
-          <w:color w:val="333333"/>
-          <w:sz w:val="24"/>
-          <w:szCs w:val="24"/>
-        </w:rPr>
-        <w:t>Ідім перед лицем його з ісповіданням і псалмами воскликнім йому.</w:t>
-      </w:r>
-    </w:p>
-    <w:p>
-      <w:pPr>
-        <w:pBdr>
-          <w:top w:val="nil"/>
-          <w:left w:val="nil"/>
-          <w:bottom w:val="nil"/>
-          <w:right w:val="nil"/>
-          <w:between w:val="nil"/>
-        </w:pBdr>
-        <w:spacing w:after="120" w:line="240" w:lineRule="auto"/>
-        <w:rPr>
-          <w:rFonts w:ascii="Times New Roman" w:eastAsia="Times New Roman" w:hAnsi="Times New Roman" w:cs="Times New Roman"/>
-          <w:color w:val="333333"/>
-          <w:sz w:val="24"/>
-          <w:szCs w:val="24"/>
-        </w:rPr>
-      </w:pPr>
-      <w:r>
-        <w:rPr>
-          <w:rFonts w:ascii="Times New Roman" w:eastAsia="Times New Roman" w:hAnsi="Times New Roman" w:cs="Times New Roman"/>
-          <w:i/>
-          <w:color w:val="FF4400"/>
-          <w:sz w:val="24"/>
-          <w:szCs w:val="24"/>
-        </w:rPr>
-        <w:t>Приспів:</w:t>
-      </w:r>
-      <w:r>
-        <w:rPr>
-          <w:rFonts w:ascii="Times New Roman" w:eastAsia="Times New Roman" w:hAnsi="Times New Roman" w:cs="Times New Roman"/>
-          <w:color w:val="333333"/>
-          <w:sz w:val="24"/>
-          <w:szCs w:val="24"/>
-        </w:rPr>
-        <w:t xml:space="preserve"> Спаси нас, Сину Божий, що воскрес із мертвих, співаємо Тобі: Алилуя.</w:t>
-      </w:r>
-    </w:p>
-    <w:p>
-      <w:pPr>
-        <w:pBdr>
-          <w:top w:val="nil"/>
-          <w:left w:val="nil"/>
-          <w:bottom w:val="nil"/>
-          <w:right w:val="nil"/>
-          <w:between w:val="nil"/>
-        </w:pBdr>
-        <w:spacing w:after="120" w:line="240" w:lineRule="auto"/>
-        <w:rPr>
-          <w:rFonts w:ascii="Times New Roman" w:eastAsia="Times New Roman" w:hAnsi="Times New Roman" w:cs="Times New Roman"/>
-          <w:color w:val="333333"/>
-          <w:sz w:val="24"/>
-          <w:szCs w:val="24"/>
-        </w:rPr>
-      </w:pPr>
-      <w:r>
-        <w:rPr>
-          <w:rFonts w:ascii="Times New Roman" w:eastAsia="Times New Roman" w:hAnsi="Times New Roman" w:cs="Times New Roman"/>
-          <w:color w:val="333333"/>
-          <w:sz w:val="24"/>
-          <w:szCs w:val="24"/>
-        </w:rPr>
-        <w:t>Бо Бог – великий Господь і цар великий по всій землі.</w:t>
-      </w:r>
-    </w:p>
-    <w:p>
-      <w:pPr>
-        <w:pBdr>
-          <w:top w:val="nil"/>
-          <w:left w:val="nil"/>
-          <w:bottom w:val="nil"/>
-          <w:right w:val="nil"/>
-          <w:between w:val="nil"/>
-        </w:pBdr>
-        <w:spacing w:after="120" w:line="240" w:lineRule="auto"/>
-        <w:rPr>
-          <w:rFonts w:ascii="Times New Roman" w:eastAsia="Times New Roman" w:hAnsi="Times New Roman" w:cs="Times New Roman"/>
-          <w:color w:val="333333"/>
-          <w:sz w:val="24"/>
-          <w:szCs w:val="24"/>
-        </w:rPr>
-      </w:pPr>
-      <w:r>
-        <w:rPr>
-          <w:rFonts w:ascii="Times New Roman" w:eastAsia="Times New Roman" w:hAnsi="Times New Roman" w:cs="Times New Roman"/>
-          <w:i/>
-          <w:color w:val="FF4400"/>
-          <w:sz w:val="24"/>
-          <w:szCs w:val="24"/>
-        </w:rPr>
-        <w:t>Приспів:</w:t>
-      </w:r>
-      <w:r>
-        <w:rPr>
-          <w:rFonts w:ascii="Times New Roman" w:eastAsia="Times New Roman" w:hAnsi="Times New Roman" w:cs="Times New Roman"/>
-          <w:color w:val="333333"/>
-          <w:sz w:val="24"/>
-          <w:szCs w:val="24"/>
-        </w:rPr>
-        <w:t xml:space="preserve"> Спаси нас, Сину Божий, що воскрес із мертвих, спів</w:t>
-      </w:r>
-      <w:r>
-        <w:rPr>
-          <w:rFonts w:ascii="Times New Roman" w:eastAsia="Times New Roman" w:hAnsi="Times New Roman" w:cs="Times New Roman"/>
-          <w:color w:val="333333"/>
-          <w:sz w:val="24"/>
-          <w:szCs w:val="24"/>
-        </w:rPr>
-        <w:t>аємо Тобі: Алилуя.</w:t>
       </w:r>
     </w:p>
     <w:p>
@@ -21096,16 +20116,7 @@
           <w:sz w:val="24"/>
           <w:szCs w:val="24"/>
         </w:rPr>
-        <w:t>Ангельські сили на гробі твоїм* і ті, що стерегли, змертвіли*</w:t>
-      </w:r>
-      <w:r>
-        <w:rPr>
-          <w:rFonts w:ascii="Times New Roman" w:eastAsia="Times New Roman" w:hAnsi="Times New Roman" w:cs="Times New Roman"/>
-          <w:color w:val="333333"/>
-          <w:sz w:val="24"/>
-          <w:szCs w:val="24"/>
-        </w:rPr>
-        <w:t xml:space="preserve"> і стояла Марія у гробі,* шукаючи пречистого тіла твого.* Полонив Ти ада, та не спокусився ним,* зустрів єси Діву, даруючи життя.* Воскреслий з мертвих Господи, слава Тобі.</w:t>
+        <w:t>Ангельські сили на гробі твоїм* і ті, що стерегли, змертвіли* і стояла Марія у гробі,* шукаючи пречистого тіла твого.* Полонив Ти ада, та не спокусився ним,* зустрів єси Діву, даруючи життя.* Воскреслий з мертвих Господи, слава Тобі.</w:t>
       </w:r>
     </w:p>
     <w:p>
@@ -21151,16 +20162,7 @@
           <w:sz w:val="24"/>
           <w:szCs w:val="24"/>
         </w:rPr>
-        <w:t>Життєначальною долонею* умерлих із мрячних долин* Життєдавець</w:t>
-      </w:r>
-      <w:r>
-        <w:rPr>
-          <w:rFonts w:ascii="Times New Roman" w:eastAsia="Times New Roman" w:hAnsi="Times New Roman" w:cs="Times New Roman"/>
-          <w:color w:val="333333"/>
-          <w:sz w:val="24"/>
-          <w:szCs w:val="24"/>
-        </w:rPr>
-        <w:t xml:space="preserve"> воскресив усіх – Христос Бог,* воскресіння подав людському родові.* Він бо всіх Спаситель, воскресіння і життя, і Бог усіх.</w:t>
+        <w:t>Життєначальною долонею* умерлих із мрячних долин* Життєдавець воскресив усіх – Христос Бог,* воскресіння подав людському родові.* Він бо всіх Спаситель, воскресіння і життя, і Бог усіх.</w:t>
       </w:r>
     </w:p>
     <w:p>
@@ -21206,16 +20208,7 @@
           <w:sz w:val="24"/>
           <w:szCs w:val="24"/>
         </w:rPr>
-        <w:t>Заступнице християн непостидна,* молільнице до Творця незамінна,* не погорди голосами молінь грішників</w:t>
-      </w:r>
-      <w:r>
-        <w:rPr>
-          <w:rFonts w:ascii="Times New Roman" w:eastAsia="Times New Roman" w:hAnsi="Times New Roman" w:cs="Times New Roman"/>
-          <w:color w:val="333333"/>
-          <w:sz w:val="24"/>
-          <w:szCs w:val="24"/>
-        </w:rPr>
-        <w:t>,* але випереди як благая з поміччю нам, що вірно співаємо Тобі:* поспішись на молитву і скоро прийди на моління,* заступаючи повсякчас, Богородице, тих, що почитають Тебе.</w:t>
+        <w:t>Заступнице християн непостидна,* молільнице до Творця незамінна,* не погорди голосами молінь грішників,* але випереди як благая з поміччю нам, що вірно співаємо Тобі:* поспішись на молитву і скоро прийди на моління,* заступаючи повсякчас, Богородице, тих, що почитають Тебе.</w:t>
       </w:r>
     </w:p>
     <w:p>
@@ -21284,16 +20277,7 @@
           <w:sz w:val="24"/>
           <w:szCs w:val="24"/>
         </w:rPr>
-        <w:t>Спаси, Господи людей твоїх і благослови насл</w:t>
-      </w:r>
-      <w:r>
-        <w:rPr>
-          <w:rFonts w:ascii="Times New Roman" w:eastAsia="Times New Roman" w:hAnsi="Times New Roman" w:cs="Times New Roman"/>
-          <w:color w:val="333333"/>
-          <w:sz w:val="24"/>
-          <w:szCs w:val="24"/>
-        </w:rPr>
-        <w:t xml:space="preserve">іддя Твоє </w:t>
+        <w:t xml:space="preserve">Спаси, Господи людей твоїх і благослови насліддя Твоє </w:t>
       </w:r>
       <w:r>
         <w:rPr>
@@ -21769,15 +20753,7 @@
           <w:sz w:val="24"/>
           <w:szCs w:val="24"/>
         </w:rPr>
-        <w:t>святого отц</w:t>
-      </w:r>
-      <w:r>
-        <w:rPr>
-          <w:rFonts w:ascii="Times New Roman" w:eastAsia="Times New Roman" w:hAnsi="Times New Roman" w:cs="Times New Roman"/>
-          <w:sz w:val="24"/>
-          <w:szCs w:val="24"/>
-        </w:rPr>
-        <w:t xml:space="preserve">я нашого Йоана Золотоустого, архиєпископа Константинограда, святого </w:t>
+        <w:t xml:space="preserve">святого отця нашого Йоана Золотоустого, архиєпископа Константинограда, святого </w:t>
       </w:r>
       <w:r>
         <w:rPr>
@@ -21849,7 +20825,7 @@
     </w:p>
     <w:p>
       <w:pPr>
-        <w:pStyle w:val="2"/>
+        <w:pStyle w:val="Heading2"/>
         <w:spacing w:after="120" w:line="240" w:lineRule="auto"/>
       </w:pPr>
       <w:bookmarkStart w:id="29" w:name="_heading=h.wlyee8v8cse6" w:colFirst="0" w:colLast="0"/>
@@ -22007,16 +20983,7 @@
           <w:sz w:val="24"/>
           <w:szCs w:val="24"/>
         </w:rPr>
-        <w:t>Скажіте Богові: Як страшні діла твої, у множестві сили</w:t>
-      </w:r>
-      <w:r>
-        <w:rPr>
-          <w:rFonts w:ascii="Times New Roman" w:eastAsia="Times New Roman" w:hAnsi="Times New Roman" w:cs="Times New Roman"/>
-          <w:color w:val="333333"/>
-          <w:sz w:val="24"/>
-          <w:szCs w:val="24"/>
-        </w:rPr>
-        <w:t xml:space="preserve"> Твоєї леститимуть Тобі вороги твої.</w:t>
+        <w:t>Скажіте Богові: Як страшні діла твої, у множестві сили Твоєї леститимуть Тобі вороги твої.</w:t>
       </w:r>
     </w:p>
     <w:p>
@@ -22417,16 +21384,7 @@
           <w:sz w:val="24"/>
           <w:szCs w:val="24"/>
         </w:rPr>
-        <w:t xml:space="preserve"> Сп</w:t>
-      </w:r>
-      <w:r>
-        <w:rPr>
-          <w:rFonts w:ascii="Times New Roman" w:eastAsia="Times New Roman" w:hAnsi="Times New Roman" w:cs="Times New Roman"/>
-          <w:color w:val="333333"/>
-          <w:sz w:val="24"/>
-          <w:szCs w:val="24"/>
-        </w:rPr>
-        <w:t>аси нас, Сину Божий, що воскрес із мертвих, співаємо Тобі: Алилуя.</w:t>
+        <w:t xml:space="preserve"> Спаси нас, Сину Божий, що воскрес із мертвих, співаємо Тобі: Алилуя.</w:t>
       </w:r>
     </w:p>
     <w:p>
@@ -22551,18 +21509,7 @@
           <w:sz w:val="24"/>
           <w:szCs w:val="24"/>
         </w:rPr>
-        <w:t>Третій антифон воскр</w:t>
-      </w:r>
-      <w:r>
-        <w:rPr>
-          <w:rFonts w:ascii="Times New Roman" w:eastAsia="Times New Roman" w:hAnsi="Times New Roman" w:cs="Times New Roman"/>
-          <w:b/>
-          <w:i/>
-          <w:color w:val="FF4400"/>
-          <w:sz w:val="24"/>
-          <w:szCs w:val="24"/>
-        </w:rPr>
-        <w:t>есний</w:t>
+        <w:t>Третій антифон воскресний</w:t>
       </w:r>
     </w:p>
     <w:p>
@@ -22690,16 +21637,7 @@
           <w:sz w:val="24"/>
           <w:szCs w:val="24"/>
         </w:rPr>
-        <w:t xml:space="preserve"> Спаси нас, Сину Божий, що в</w:t>
-      </w:r>
-      <w:r>
-        <w:rPr>
-          <w:rFonts w:ascii="Times New Roman" w:eastAsia="Times New Roman" w:hAnsi="Times New Roman" w:cs="Times New Roman"/>
-          <w:color w:val="333333"/>
-          <w:sz w:val="24"/>
-          <w:szCs w:val="24"/>
-        </w:rPr>
-        <w:t>оскрес із мертвих, співаємо Тобі: Алилуя.</w:t>
+        <w:t xml:space="preserve"> Спаси нас, Сину Божий, що воскрес із мертвих, співаємо Тобі: Алилуя.</w:t>
       </w:r>
     </w:p>
     <w:p>
@@ -22902,16 +21840,7 @@
           <w:sz w:val="24"/>
           <w:szCs w:val="24"/>
         </w:rPr>
-        <w:t>Розрушив Ти хрестом твоїм смерть,* отворив Ти розбійникові рай,* мироносицям плач перемінив єси,* і апостола</w:t>
-      </w:r>
-      <w:r>
-        <w:rPr>
-          <w:rFonts w:ascii="Times New Roman" w:eastAsia="Times New Roman" w:hAnsi="Times New Roman" w:cs="Times New Roman"/>
-          <w:color w:val="333333"/>
-          <w:sz w:val="24"/>
-          <w:szCs w:val="24"/>
-        </w:rPr>
-        <w:t>м проповідати повелів єси,* що воскрес Ти, Христе Боже,* даючи світові велику милість.</w:t>
+        <w:t>Розрушив Ти хрестом твоїм смерть,* отворив Ти розбійникові рай,* мироносицям плач перемінив єси,* і апостолам проповідати повелів єси,* що воскрес Ти, Христе Боже,* даючи світові велику милість.</w:t>
       </w:r>
     </w:p>
     <w:p>
@@ -23003,16 +21932,7 @@
           <w:sz w:val="24"/>
           <w:szCs w:val="24"/>
         </w:rPr>
-        <w:t>Як скарб</w:t>
-      </w:r>
-      <w:r>
-        <w:rPr>
-          <w:rFonts w:ascii="Times New Roman" w:eastAsia="Times New Roman" w:hAnsi="Times New Roman" w:cs="Times New Roman"/>
-          <w:color w:val="333333"/>
-          <w:sz w:val="24"/>
-          <w:szCs w:val="24"/>
-        </w:rPr>
-        <w:t>ниця нашого воскресіння* тих, що на Тебе надіються, Всепіта,* виведи з рова і глибин прогрішень,* бо Ти спасла єси винних у грісі,* родивши спасіння наше.* Ти перед Різдвом – Діва* і в Різдві – Діва,* і по Різдві дальше пробуваєш Дівою.</w:t>
+        <w:t>Як скарбниця нашого воскресіння* тих, що на Тебе надіються, Всепіта,* виведи з рова і глибин прогрішень,* бо Ти спасла єси винних у грісі,* родивши спасіння наше.* Ти перед Різдвом – Діва* і в Різдві – Діва,* і по Різдві дальше пробуваєш Дівою.</w:t>
       </w:r>
     </w:p>
     <w:p>
@@ -23044,14 +21964,7 @@
           <w:rFonts w:ascii="Consolas" w:eastAsia="Consolas" w:hAnsi="Consolas" w:cs="Consolas"/>
           <w:highlight w:val="darkGray"/>
         </w:rPr>
-        <w:t>&lt;prokime</w:t>
-      </w:r>
-      <w:r>
-        <w:rPr>
-          <w:rFonts w:ascii="Consolas" w:eastAsia="Consolas" w:hAnsi="Consolas" w:cs="Consolas"/>
-          <w:highlight w:val="darkGray"/>
-        </w:rPr>
-        <w:t>n&gt;</w:t>
+        <w:t>&lt;prokimen&gt;</w:t>
       </w:r>
     </w:p>
     <w:p>
@@ -23265,17 +22178,7 @@
           <w:sz w:val="24"/>
           <w:szCs w:val="24"/>
         </w:rPr>
-        <w:t xml:space="preserve">Алилуя </w:t>
-      </w:r>
-      <w:r>
-        <w:rPr>
-          <w:rFonts w:ascii="Times New Roman" w:eastAsia="Times New Roman" w:hAnsi="Times New Roman" w:cs="Times New Roman"/>
-          <w:i/>
-          <w:color w:val="FF4400"/>
-          <w:sz w:val="24"/>
-          <w:szCs w:val="24"/>
-        </w:rPr>
-        <w:t xml:space="preserve">(г. 7): </w:t>
+        <w:t xml:space="preserve">Алилуя (г. 7): </w:t>
       </w:r>
       <w:r>
         <w:rPr>
@@ -23469,16 +22372,7 @@
           <w:sz w:val="24"/>
           <w:szCs w:val="24"/>
         </w:rPr>
-        <w:t xml:space="preserve"> Хваліте Господа з небе</w:t>
-      </w:r>
-      <w:r>
-        <w:rPr>
-          <w:rFonts w:ascii="Times New Roman" w:eastAsia="Times New Roman" w:hAnsi="Times New Roman" w:cs="Times New Roman"/>
-          <w:color w:val="333333"/>
-          <w:sz w:val="24"/>
-          <w:szCs w:val="24"/>
-        </w:rPr>
-        <w:t xml:space="preserve">с, хваліте його в вишніх </w:t>
+        <w:t xml:space="preserve"> Хваліте Господа з небес, хваліте його в вишніх </w:t>
       </w:r>
       <w:r>
         <w:rPr>
@@ -23655,7 +22549,7 @@
     </w:p>
     <w:p>
       <w:pPr>
-        <w:pStyle w:val="2"/>
+        <w:pStyle w:val="Heading2"/>
         <w:spacing w:after="120" w:line="240" w:lineRule="auto"/>
       </w:pPr>
       <w:bookmarkStart w:id="30" w:name="_heading=h.slhxq097iy50" w:colFirst="0" w:colLast="0"/>
@@ -23678,14 +22572,7 @@
           <w:rFonts w:ascii="Consolas" w:eastAsia="Consolas" w:hAnsi="Consolas" w:cs="Consolas"/>
           <w:highlight w:val="darkGray"/>
         </w:rPr>
-        <w:t>&lt;ustav custom=n liturgia=l</w:t>
-      </w:r>
-      <w:r>
-        <w:rPr>
-          <w:rFonts w:ascii="Consolas" w:eastAsia="Consolas" w:hAnsi="Consolas" w:cs="Consolas"/>
-          <w:highlight w:val="darkGray"/>
-        </w:rPr>
-        <w:t>iz /&gt;</w:t>
+        <w:t>&lt;ustav custom=n liturgia=liz /&gt;</w:t>
       </w:r>
     </w:p>
     <w:p>
@@ -23921,16 +22808,7 @@
           <w:sz w:val="24"/>
           <w:szCs w:val="24"/>
         </w:rPr>
-        <w:t xml:space="preserve"> Молитвами Богороди</w:t>
-      </w:r>
-      <w:r>
-        <w:rPr>
-          <w:rFonts w:ascii="Times New Roman" w:eastAsia="Times New Roman" w:hAnsi="Times New Roman" w:cs="Times New Roman"/>
-          <w:color w:val="333333"/>
-          <w:sz w:val="24"/>
-          <w:szCs w:val="24"/>
-        </w:rPr>
-        <w:t>ці, Спасе, спаси нас.</w:t>
+        <w:t xml:space="preserve"> Молитвами Богородиці, Спасе, спаси нас.</w:t>
       </w:r>
     </w:p>
     <w:p>
@@ -24102,8 +22980,250 @@
           <w:sz w:val="24"/>
           <w:szCs w:val="24"/>
         </w:rPr>
-        <w:t>Другий антифон воскр</w:t>
-      </w:r>
+        <w:t>Другий антифон воскресний</w:t>
+      </w:r>
+    </w:p>
+    <w:p>
+      <w:pPr>
+        <w:pBdr>
+          <w:top w:val="nil"/>
+          <w:left w:val="nil"/>
+          <w:bottom w:val="nil"/>
+          <w:right w:val="nil"/>
+          <w:between w:val="nil"/>
+        </w:pBdr>
+        <w:spacing w:after="120" w:line="240" w:lineRule="auto"/>
+        <w:rPr>
+          <w:rFonts w:ascii="Times New Roman" w:eastAsia="Times New Roman" w:hAnsi="Times New Roman" w:cs="Times New Roman"/>
+          <w:color w:val="333333"/>
+          <w:sz w:val="24"/>
+          <w:szCs w:val="24"/>
+        </w:rPr>
+      </w:pPr>
+      <w:r>
+        <w:rPr>
+          <w:rFonts w:ascii="Times New Roman" w:eastAsia="Times New Roman" w:hAnsi="Times New Roman" w:cs="Times New Roman"/>
+          <w:color w:val="333333"/>
+          <w:sz w:val="24"/>
+          <w:szCs w:val="24"/>
+        </w:rPr>
+        <w:t>Боже, ущедри нас і благослови нас, просвіти лице Твоє на нас і помилуй нас.</w:t>
+      </w:r>
+    </w:p>
+    <w:p>
+      <w:pPr>
+        <w:pBdr>
+          <w:top w:val="nil"/>
+          <w:left w:val="nil"/>
+          <w:bottom w:val="nil"/>
+          <w:right w:val="nil"/>
+          <w:between w:val="nil"/>
+        </w:pBdr>
+        <w:spacing w:after="120" w:line="240" w:lineRule="auto"/>
+        <w:rPr>
+          <w:rFonts w:ascii="Times New Roman" w:eastAsia="Times New Roman" w:hAnsi="Times New Roman" w:cs="Times New Roman"/>
+          <w:color w:val="333333"/>
+          <w:sz w:val="24"/>
+          <w:szCs w:val="24"/>
+        </w:rPr>
+      </w:pPr>
+      <w:r>
+        <w:rPr>
+          <w:rFonts w:ascii="Times New Roman" w:eastAsia="Times New Roman" w:hAnsi="Times New Roman" w:cs="Times New Roman"/>
+          <w:i/>
+          <w:color w:val="FF4400"/>
+          <w:sz w:val="24"/>
+          <w:szCs w:val="24"/>
+        </w:rPr>
+        <w:t>Приспів:</w:t>
+      </w:r>
+      <w:r>
+        <w:rPr>
+          <w:rFonts w:ascii="Times New Roman" w:eastAsia="Times New Roman" w:hAnsi="Times New Roman" w:cs="Times New Roman"/>
+          <w:color w:val="333333"/>
+          <w:sz w:val="24"/>
+          <w:szCs w:val="24"/>
+        </w:rPr>
+        <w:t xml:space="preserve"> Спаси нас, Сину Божий, що воскрес із мертвих, співаємо Тобі: Алилуя.</w:t>
+      </w:r>
+    </w:p>
+    <w:p>
+      <w:pPr>
+        <w:pBdr>
+          <w:top w:val="nil"/>
+          <w:left w:val="nil"/>
+          <w:bottom w:val="nil"/>
+          <w:right w:val="nil"/>
+          <w:between w:val="nil"/>
+        </w:pBdr>
+        <w:spacing w:after="120" w:line="240" w:lineRule="auto"/>
+        <w:rPr>
+          <w:rFonts w:ascii="Times New Roman" w:eastAsia="Times New Roman" w:hAnsi="Times New Roman" w:cs="Times New Roman"/>
+          <w:color w:val="333333"/>
+          <w:sz w:val="24"/>
+          <w:szCs w:val="24"/>
+        </w:rPr>
+      </w:pPr>
+      <w:r>
+        <w:rPr>
+          <w:rFonts w:ascii="Times New Roman" w:eastAsia="Times New Roman" w:hAnsi="Times New Roman" w:cs="Times New Roman"/>
+          <w:color w:val="333333"/>
+          <w:sz w:val="24"/>
+          <w:szCs w:val="24"/>
+        </w:rPr>
+        <w:t>Щоб пізнали ми на землі путь твою, у всіх народах спасіння Твоє.</w:t>
+      </w:r>
+    </w:p>
+    <w:p>
+      <w:pPr>
+        <w:pBdr>
+          <w:top w:val="nil"/>
+          <w:left w:val="nil"/>
+          <w:bottom w:val="nil"/>
+          <w:right w:val="nil"/>
+          <w:between w:val="nil"/>
+        </w:pBdr>
+        <w:spacing w:after="120" w:line="240" w:lineRule="auto"/>
+        <w:rPr>
+          <w:rFonts w:ascii="Times New Roman" w:eastAsia="Times New Roman" w:hAnsi="Times New Roman" w:cs="Times New Roman"/>
+          <w:color w:val="333333"/>
+          <w:sz w:val="24"/>
+          <w:szCs w:val="24"/>
+        </w:rPr>
+      </w:pPr>
+      <w:r>
+        <w:rPr>
+          <w:rFonts w:ascii="Times New Roman" w:eastAsia="Times New Roman" w:hAnsi="Times New Roman" w:cs="Times New Roman"/>
+          <w:i/>
+          <w:color w:val="FF4400"/>
+          <w:sz w:val="24"/>
+          <w:szCs w:val="24"/>
+        </w:rPr>
+        <w:t>Приспів:</w:t>
+      </w:r>
+      <w:r>
+        <w:rPr>
+          <w:rFonts w:ascii="Times New Roman" w:eastAsia="Times New Roman" w:hAnsi="Times New Roman" w:cs="Times New Roman"/>
+          <w:color w:val="333333"/>
+          <w:sz w:val="24"/>
+          <w:szCs w:val="24"/>
+        </w:rPr>
+        <w:t xml:space="preserve"> Спаси нас, Сину Божий, що воскрес із мертвих, співаємо Тобі: Алилуя.</w:t>
+      </w:r>
+    </w:p>
+    <w:p>
+      <w:pPr>
+        <w:pBdr>
+          <w:top w:val="nil"/>
+          <w:left w:val="nil"/>
+          <w:bottom w:val="nil"/>
+          <w:right w:val="nil"/>
+          <w:between w:val="nil"/>
+        </w:pBdr>
+        <w:spacing w:after="120" w:line="240" w:lineRule="auto"/>
+        <w:rPr>
+          <w:rFonts w:ascii="Times New Roman" w:eastAsia="Times New Roman" w:hAnsi="Times New Roman" w:cs="Times New Roman"/>
+          <w:color w:val="333333"/>
+          <w:sz w:val="24"/>
+          <w:szCs w:val="24"/>
+        </w:rPr>
+      </w:pPr>
+      <w:r>
+        <w:rPr>
+          <w:rFonts w:ascii="Times New Roman" w:eastAsia="Times New Roman" w:hAnsi="Times New Roman" w:cs="Times New Roman"/>
+          <w:color w:val="333333"/>
+          <w:sz w:val="24"/>
+          <w:szCs w:val="24"/>
+        </w:rPr>
+        <w:t>Нехай ісповідують Тебе люди, Боже, нехай ісповідують Тебе люди всі.</w:t>
+      </w:r>
+    </w:p>
+    <w:p>
+      <w:pPr>
+        <w:pBdr>
+          <w:top w:val="nil"/>
+          <w:left w:val="nil"/>
+          <w:bottom w:val="nil"/>
+          <w:right w:val="nil"/>
+          <w:between w:val="nil"/>
+        </w:pBdr>
+        <w:spacing w:after="120" w:line="240" w:lineRule="auto"/>
+        <w:rPr>
+          <w:rFonts w:ascii="Times New Roman" w:eastAsia="Times New Roman" w:hAnsi="Times New Roman" w:cs="Times New Roman"/>
+          <w:color w:val="333333"/>
+          <w:sz w:val="24"/>
+          <w:szCs w:val="24"/>
+        </w:rPr>
+      </w:pPr>
+      <w:r>
+        <w:rPr>
+          <w:rFonts w:ascii="Times New Roman" w:eastAsia="Times New Roman" w:hAnsi="Times New Roman" w:cs="Times New Roman"/>
+          <w:i/>
+          <w:color w:val="FF4400"/>
+          <w:sz w:val="24"/>
+          <w:szCs w:val="24"/>
+        </w:rPr>
+        <w:t>Приспів:</w:t>
+      </w:r>
+      <w:r>
+        <w:rPr>
+          <w:rFonts w:ascii="Times New Roman" w:eastAsia="Times New Roman" w:hAnsi="Times New Roman" w:cs="Times New Roman"/>
+          <w:color w:val="333333"/>
+          <w:sz w:val="24"/>
+          <w:szCs w:val="24"/>
+        </w:rPr>
+        <w:t xml:space="preserve"> Спаси нас, Сину Божий, що воскрес із мертвих, співаємо Тобі: Алилуя.</w:t>
+      </w:r>
+    </w:p>
+    <w:p>
+      <w:pPr>
+        <w:spacing w:after="120" w:line="240" w:lineRule="auto"/>
+        <w:rPr>
+          <w:rFonts w:ascii="Consolas" w:eastAsia="Consolas" w:hAnsi="Consolas" w:cs="Consolas"/>
+          <w:highlight w:val="darkGray"/>
+        </w:rPr>
+      </w:pPr>
+      <w:r>
+        <w:rPr>
+          <w:rFonts w:ascii="Consolas" w:eastAsia="Consolas" w:hAnsi="Consolas" w:cs="Consolas"/>
+          <w:highlight w:val="darkGray"/>
+        </w:rPr>
+        <w:t>&lt;/antifon2&gt;</w:t>
+      </w:r>
+    </w:p>
+    <w:p>
+      <w:pPr>
+        <w:spacing w:after="120" w:line="240" w:lineRule="auto"/>
+        <w:rPr>
+          <w:rFonts w:ascii="Consolas" w:eastAsia="Consolas" w:hAnsi="Consolas" w:cs="Consolas"/>
+          <w:highlight w:val="darkGray"/>
+        </w:rPr>
+      </w:pPr>
+      <w:r>
+        <w:rPr>
+          <w:rFonts w:ascii="Consolas" w:eastAsia="Consolas" w:hAnsi="Consolas" w:cs="Consolas"/>
+          <w:highlight w:val="darkGray"/>
+        </w:rPr>
+        <w:t>&lt;antifon3&gt;</w:t>
+      </w:r>
+    </w:p>
+    <w:p>
+      <w:pPr>
+        <w:pBdr>
+          <w:top w:val="nil"/>
+          <w:left w:val="nil"/>
+          <w:bottom w:val="nil"/>
+          <w:right w:val="nil"/>
+          <w:between w:val="nil"/>
+        </w:pBdr>
+        <w:spacing w:after="120" w:line="240" w:lineRule="auto"/>
+        <w:rPr>
+          <w:rFonts w:ascii="Times New Roman" w:eastAsia="Times New Roman" w:hAnsi="Times New Roman" w:cs="Times New Roman"/>
+          <w:color w:val="333333"/>
+          <w:sz w:val="24"/>
+          <w:szCs w:val="24"/>
+        </w:rPr>
+      </w:pPr>
       <w:r>
         <w:rPr>
           <w:rFonts w:ascii="Times New Roman" w:eastAsia="Times New Roman" w:hAnsi="Times New Roman" w:cs="Times New Roman"/>
@@ -24113,34 +23233,34 @@
           <w:sz w:val="24"/>
           <w:szCs w:val="24"/>
         </w:rPr>
-        <w:t>есний</w:t>
-      </w:r>
-    </w:p>
-    <w:p>
-      <w:pPr>
-        <w:pBdr>
-          <w:top w:val="nil"/>
-          <w:left w:val="nil"/>
-          <w:bottom w:val="nil"/>
-          <w:right w:val="nil"/>
-          <w:between w:val="nil"/>
-        </w:pBdr>
-        <w:spacing w:after="120" w:line="240" w:lineRule="auto"/>
-        <w:rPr>
-          <w:rFonts w:ascii="Times New Roman" w:eastAsia="Times New Roman" w:hAnsi="Times New Roman" w:cs="Times New Roman"/>
-          <w:color w:val="333333"/>
-          <w:sz w:val="24"/>
-          <w:szCs w:val="24"/>
-        </w:rPr>
-      </w:pPr>
-      <w:r>
-        <w:rPr>
-          <w:rFonts w:ascii="Times New Roman" w:eastAsia="Times New Roman" w:hAnsi="Times New Roman" w:cs="Times New Roman"/>
-          <w:color w:val="333333"/>
-          <w:sz w:val="24"/>
-          <w:szCs w:val="24"/>
-        </w:rPr>
-        <w:t>Боже, ущедри нас і благослови нас, просвіти лице Твоє на нас і помилуй нас.</w:t>
+        <w:t>Третій антифон воскресний</w:t>
+      </w:r>
+    </w:p>
+    <w:p>
+      <w:pPr>
+        <w:pBdr>
+          <w:top w:val="nil"/>
+          <w:left w:val="nil"/>
+          <w:bottom w:val="nil"/>
+          <w:right w:val="nil"/>
+          <w:between w:val="nil"/>
+        </w:pBdr>
+        <w:spacing w:after="120" w:line="240" w:lineRule="auto"/>
+        <w:rPr>
+          <w:rFonts w:ascii="Times New Roman" w:eastAsia="Times New Roman" w:hAnsi="Times New Roman" w:cs="Times New Roman"/>
+          <w:color w:val="333333"/>
+          <w:sz w:val="24"/>
+          <w:szCs w:val="24"/>
+        </w:rPr>
+      </w:pPr>
+      <w:r>
+        <w:rPr>
+          <w:rFonts w:ascii="Times New Roman" w:eastAsia="Times New Roman" w:hAnsi="Times New Roman" w:cs="Times New Roman"/>
+          <w:color w:val="333333"/>
+          <w:sz w:val="24"/>
+          <w:szCs w:val="24"/>
+        </w:rPr>
+        <w:t>Прийдіте, возрадуємося Господеві, воскликнім Богу, Спасителеві нашому.</w:t>
       </w:r>
     </w:p>
     <w:p>
@@ -24204,7 +23324,7 @@
           <w:sz w:val="24"/>
           <w:szCs w:val="24"/>
         </w:rPr>
-        <w:t>Щоб пізнали ми на землі путь твою, у всіх народах спасіння Твоє.</w:t>
+        <w:t>Ідім перед лицем його з ісповіданням і псалмами воскликнім йому.</w:t>
       </w:r>
     </w:p>
     <w:p>
@@ -24268,7 +23388,7 @@
           <w:sz w:val="24"/>
           <w:szCs w:val="24"/>
         </w:rPr>
-        <w:t>Нехай ісповідують Тебе люди, Боже, нехай ісповідують Тебе люди всі.</w:t>
+        <w:t>Бо Бог – великий Господь і цар великий по всій землі.</w:t>
       </w:r>
     </w:p>
     <w:p>
@@ -24305,282 +23425,11 @@
           <w:sz w:val="24"/>
           <w:szCs w:val="24"/>
         </w:rPr>
-        <w:t xml:space="preserve"> Спаси нас, Сину Божий, що воскрес із</w:t>
-      </w:r>
-      <w:r>
-        <w:rPr>
-          <w:rFonts w:ascii="Times New Roman" w:eastAsia="Times New Roman" w:hAnsi="Times New Roman" w:cs="Times New Roman"/>
-          <w:color w:val="333333"/>
-          <w:sz w:val="24"/>
-          <w:szCs w:val="24"/>
-        </w:rPr>
-        <w:t xml:space="preserve"> мертвих, співаємо Тобі: Алилуя.</w:t>
-      </w:r>
-    </w:p>
-    <w:p>
-      <w:pPr>
-        <w:spacing w:after="120" w:line="240" w:lineRule="auto"/>
-        <w:rPr>
-          <w:rFonts w:ascii="Consolas" w:eastAsia="Consolas" w:hAnsi="Consolas" w:cs="Consolas"/>
-          <w:highlight w:val="darkGray"/>
-        </w:rPr>
-      </w:pPr>
-      <w:r>
-        <w:rPr>
-          <w:rFonts w:ascii="Consolas" w:eastAsia="Consolas" w:hAnsi="Consolas" w:cs="Consolas"/>
-          <w:highlight w:val="darkGray"/>
-        </w:rPr>
-        <w:t>&lt;/antifon2&gt;</w:t>
-      </w:r>
-    </w:p>
-    <w:p>
-      <w:pPr>
-        <w:spacing w:after="120" w:line="240" w:lineRule="auto"/>
-        <w:rPr>
-          <w:rFonts w:ascii="Consolas" w:eastAsia="Consolas" w:hAnsi="Consolas" w:cs="Consolas"/>
-          <w:highlight w:val="darkGray"/>
-        </w:rPr>
-      </w:pPr>
-      <w:r>
-        <w:rPr>
-          <w:rFonts w:ascii="Consolas" w:eastAsia="Consolas" w:hAnsi="Consolas" w:cs="Consolas"/>
-          <w:highlight w:val="darkGray"/>
-        </w:rPr>
-        <w:t>&lt;antifon3&gt;</w:t>
-      </w:r>
-    </w:p>
-    <w:p>
-      <w:pPr>
-        <w:pBdr>
-          <w:top w:val="nil"/>
-          <w:left w:val="nil"/>
-          <w:bottom w:val="nil"/>
-          <w:right w:val="nil"/>
-          <w:between w:val="nil"/>
-        </w:pBdr>
-        <w:spacing w:after="120" w:line="240" w:lineRule="auto"/>
-        <w:rPr>
-          <w:rFonts w:ascii="Times New Roman" w:eastAsia="Times New Roman" w:hAnsi="Times New Roman" w:cs="Times New Roman"/>
-          <w:color w:val="333333"/>
-          <w:sz w:val="24"/>
-          <w:szCs w:val="24"/>
-        </w:rPr>
-      </w:pPr>
-      <w:r>
-        <w:rPr>
-          <w:rFonts w:ascii="Times New Roman" w:eastAsia="Times New Roman" w:hAnsi="Times New Roman" w:cs="Times New Roman"/>
-          <w:b/>
-          <w:i/>
-          <w:color w:val="FF4400"/>
-          <w:sz w:val="24"/>
-          <w:szCs w:val="24"/>
-        </w:rPr>
-        <w:t>Третій антифон воскресний</w:t>
-      </w:r>
-    </w:p>
-    <w:p>
-      <w:pPr>
-        <w:pBdr>
-          <w:top w:val="nil"/>
-          <w:left w:val="nil"/>
-          <w:bottom w:val="nil"/>
-          <w:right w:val="nil"/>
-          <w:between w:val="nil"/>
-        </w:pBdr>
-        <w:spacing w:after="120" w:line="240" w:lineRule="auto"/>
-        <w:rPr>
-          <w:rFonts w:ascii="Times New Roman" w:eastAsia="Times New Roman" w:hAnsi="Times New Roman" w:cs="Times New Roman"/>
-          <w:color w:val="333333"/>
-          <w:sz w:val="24"/>
-          <w:szCs w:val="24"/>
-        </w:rPr>
-      </w:pPr>
-      <w:r>
-        <w:rPr>
-          <w:rFonts w:ascii="Times New Roman" w:eastAsia="Times New Roman" w:hAnsi="Times New Roman" w:cs="Times New Roman"/>
-          <w:color w:val="333333"/>
-          <w:sz w:val="24"/>
-          <w:szCs w:val="24"/>
-        </w:rPr>
-        <w:t>Прийдіте, возрадуємося Господеві, воскликнім Богу, Спасителеві нашому.</w:t>
-      </w:r>
-    </w:p>
-    <w:p>
-      <w:pPr>
-        <w:pBdr>
-          <w:top w:val="nil"/>
-          <w:left w:val="nil"/>
-          <w:bottom w:val="nil"/>
-          <w:right w:val="nil"/>
-          <w:between w:val="nil"/>
-        </w:pBdr>
-        <w:spacing w:after="120" w:line="240" w:lineRule="auto"/>
-        <w:rPr>
-          <w:rFonts w:ascii="Times New Roman" w:eastAsia="Times New Roman" w:hAnsi="Times New Roman" w:cs="Times New Roman"/>
-          <w:color w:val="333333"/>
-          <w:sz w:val="24"/>
-          <w:szCs w:val="24"/>
-        </w:rPr>
-      </w:pPr>
-      <w:r>
-        <w:rPr>
-          <w:rFonts w:ascii="Times New Roman" w:eastAsia="Times New Roman" w:hAnsi="Times New Roman" w:cs="Times New Roman"/>
-          <w:i/>
-          <w:color w:val="FF4400"/>
-          <w:sz w:val="24"/>
-          <w:szCs w:val="24"/>
-        </w:rPr>
-        <w:t>Приспів:</w:t>
-      </w:r>
-      <w:r>
-        <w:rPr>
-          <w:rFonts w:ascii="Times New Roman" w:eastAsia="Times New Roman" w:hAnsi="Times New Roman" w:cs="Times New Roman"/>
-          <w:color w:val="333333"/>
-          <w:sz w:val="24"/>
-          <w:szCs w:val="24"/>
-        </w:rPr>
         <w:t xml:space="preserve"> Спаси нас, Сину Божий, що воскрес із мертвих, співаємо Тобі: Алилуя.</w:t>
       </w:r>
     </w:p>
     <w:p>
       <w:pPr>
-        <w:pBdr>
-          <w:top w:val="nil"/>
-          <w:left w:val="nil"/>
-          <w:bottom w:val="nil"/>
-          <w:right w:val="nil"/>
-          <w:between w:val="nil"/>
-        </w:pBdr>
-        <w:spacing w:after="120" w:line="240" w:lineRule="auto"/>
-        <w:rPr>
-          <w:rFonts w:ascii="Times New Roman" w:eastAsia="Times New Roman" w:hAnsi="Times New Roman" w:cs="Times New Roman"/>
-          <w:color w:val="333333"/>
-          <w:sz w:val="24"/>
-          <w:szCs w:val="24"/>
-        </w:rPr>
-      </w:pPr>
-      <w:r>
-        <w:rPr>
-          <w:rFonts w:ascii="Times New Roman" w:eastAsia="Times New Roman" w:hAnsi="Times New Roman" w:cs="Times New Roman"/>
-          <w:color w:val="333333"/>
-          <w:sz w:val="24"/>
-          <w:szCs w:val="24"/>
-        </w:rPr>
-        <w:t>Ідім перед лицем його з і</w:t>
-      </w:r>
-      <w:r>
-        <w:rPr>
-          <w:rFonts w:ascii="Times New Roman" w:eastAsia="Times New Roman" w:hAnsi="Times New Roman" w:cs="Times New Roman"/>
-          <w:color w:val="333333"/>
-          <w:sz w:val="24"/>
-          <w:szCs w:val="24"/>
-        </w:rPr>
-        <w:t>сповіданням і псалмами воскликнім йому.</w:t>
-      </w:r>
-    </w:p>
-    <w:p>
-      <w:pPr>
-        <w:pBdr>
-          <w:top w:val="nil"/>
-          <w:left w:val="nil"/>
-          <w:bottom w:val="nil"/>
-          <w:right w:val="nil"/>
-          <w:between w:val="nil"/>
-        </w:pBdr>
-        <w:spacing w:after="120" w:line="240" w:lineRule="auto"/>
-        <w:rPr>
-          <w:rFonts w:ascii="Times New Roman" w:eastAsia="Times New Roman" w:hAnsi="Times New Roman" w:cs="Times New Roman"/>
-          <w:color w:val="333333"/>
-          <w:sz w:val="24"/>
-          <w:szCs w:val="24"/>
-        </w:rPr>
-      </w:pPr>
-      <w:r>
-        <w:rPr>
-          <w:rFonts w:ascii="Times New Roman" w:eastAsia="Times New Roman" w:hAnsi="Times New Roman" w:cs="Times New Roman"/>
-          <w:i/>
-          <w:color w:val="FF4400"/>
-          <w:sz w:val="24"/>
-          <w:szCs w:val="24"/>
-        </w:rPr>
-        <w:t>Приспів:</w:t>
-      </w:r>
-      <w:r>
-        <w:rPr>
-          <w:rFonts w:ascii="Times New Roman" w:eastAsia="Times New Roman" w:hAnsi="Times New Roman" w:cs="Times New Roman"/>
-          <w:color w:val="333333"/>
-          <w:sz w:val="24"/>
-          <w:szCs w:val="24"/>
-        </w:rPr>
-        <w:t xml:space="preserve"> Спаси нас, Сину Божий, що воскрес із мертвих, співаємо Тобі: Алилуя.</w:t>
-      </w:r>
-    </w:p>
-    <w:p>
-      <w:pPr>
-        <w:pBdr>
-          <w:top w:val="nil"/>
-          <w:left w:val="nil"/>
-          <w:bottom w:val="nil"/>
-          <w:right w:val="nil"/>
-          <w:between w:val="nil"/>
-        </w:pBdr>
-        <w:spacing w:after="120" w:line="240" w:lineRule="auto"/>
-        <w:rPr>
-          <w:rFonts w:ascii="Times New Roman" w:eastAsia="Times New Roman" w:hAnsi="Times New Roman" w:cs="Times New Roman"/>
-          <w:color w:val="333333"/>
-          <w:sz w:val="24"/>
-          <w:szCs w:val="24"/>
-        </w:rPr>
-      </w:pPr>
-      <w:r>
-        <w:rPr>
-          <w:rFonts w:ascii="Times New Roman" w:eastAsia="Times New Roman" w:hAnsi="Times New Roman" w:cs="Times New Roman"/>
-          <w:color w:val="333333"/>
-          <w:sz w:val="24"/>
-          <w:szCs w:val="24"/>
-        </w:rPr>
-        <w:t>Бо Бог – великий Господь і цар великий по всій землі.</w:t>
-      </w:r>
-    </w:p>
-    <w:p>
-      <w:pPr>
-        <w:pBdr>
-          <w:top w:val="nil"/>
-          <w:left w:val="nil"/>
-          <w:bottom w:val="nil"/>
-          <w:right w:val="nil"/>
-          <w:between w:val="nil"/>
-        </w:pBdr>
-        <w:spacing w:after="120" w:line="240" w:lineRule="auto"/>
-        <w:rPr>
-          <w:rFonts w:ascii="Times New Roman" w:eastAsia="Times New Roman" w:hAnsi="Times New Roman" w:cs="Times New Roman"/>
-          <w:color w:val="333333"/>
-          <w:sz w:val="24"/>
-          <w:szCs w:val="24"/>
-        </w:rPr>
-      </w:pPr>
-      <w:r>
-        <w:rPr>
-          <w:rFonts w:ascii="Times New Roman" w:eastAsia="Times New Roman" w:hAnsi="Times New Roman" w:cs="Times New Roman"/>
-          <w:i/>
-          <w:color w:val="FF4400"/>
-          <w:sz w:val="24"/>
-          <w:szCs w:val="24"/>
-        </w:rPr>
-        <w:t>Приспів:</w:t>
-      </w:r>
-      <w:r>
-        <w:rPr>
-          <w:rFonts w:ascii="Times New Roman" w:eastAsia="Times New Roman" w:hAnsi="Times New Roman" w:cs="Times New Roman"/>
-          <w:color w:val="333333"/>
-          <w:sz w:val="24"/>
-          <w:szCs w:val="24"/>
-        </w:rPr>
-        <w:t xml:space="preserve"> Спаси нас, Сину Божий, що воскрес із мертвих, співаємо Тобі: Алилуя.</w:t>
-      </w:r>
-    </w:p>
-    <w:p>
-      <w:pPr>
         <w:spacing w:after="120" w:line="240" w:lineRule="auto"/>
         <w:rPr>
           <w:rFonts w:ascii="Consolas" w:eastAsia="Consolas" w:hAnsi="Consolas" w:cs="Consolas"/>
@@ -24714,16 +23563,7 @@
           <w:sz w:val="24"/>
           <w:szCs w:val="24"/>
         </w:rPr>
-        <w:t>З висоти з</w:t>
-      </w:r>
-      <w:r>
-        <w:rPr>
-          <w:rFonts w:ascii="Times New Roman" w:eastAsia="Times New Roman" w:hAnsi="Times New Roman" w:cs="Times New Roman"/>
-          <w:color w:val="333333"/>
-          <w:sz w:val="24"/>
-          <w:szCs w:val="24"/>
-        </w:rPr>
-        <w:t>ійшов Ти, Милосердний,* погребення прийняв Ти тридневне,* щоб нас визволити від страстей.* Життя і воскресіння наше,* Господи, слава Тобі.</w:t>
+        <w:t>З висоти зійшов Ти, Милосердний,* погребення прийняв Ти тридневне,* щоб нас визволити від страстей.* Життя і воскресіння наше,* Господи, слава Тобі.</w:t>
       </w:r>
     </w:p>
     <w:p>
@@ -24770,16 +23610,7 @@
           <w:sz w:val="24"/>
           <w:szCs w:val="24"/>
         </w:rPr>
-        <w:t>Воскресши із гробу,* умерлих воздвигнув Ти* і Адама воскресив Ти,* і Єва ликує в твоїм воскресі</w:t>
-      </w:r>
-      <w:r>
-        <w:rPr>
-          <w:rFonts w:ascii="Times New Roman" w:eastAsia="Times New Roman" w:hAnsi="Times New Roman" w:cs="Times New Roman"/>
-          <w:color w:val="333333"/>
-          <w:sz w:val="24"/>
-          <w:szCs w:val="24"/>
-        </w:rPr>
-        <w:t>нні,* і світу кінці торжествують* востання Твоє,* Многомилостивий.</w:t>
+        <w:t>Воскресши із гробу,* умерлих воздвигнув Ти* і Адама воскресив Ти,* і Єва ликує в твоїм воскресінні,* і світу кінці торжествують* востання Твоє,* Многомилостивий.</w:t>
       </w:r>
     </w:p>
     <w:p>
@@ -24825,16 +23656,7 @@
           <w:sz w:val="24"/>
           <w:szCs w:val="24"/>
         </w:rPr>
-        <w:t xml:space="preserve">Непереможній Владарці* на честь перемоги* ми, врятовані від лиха,* благодарні пісні виписуємо Тобі, раби твої, Богородице.* А Ти, що маєш силу нездоланну,* від </w:t>
-      </w:r>
-      <w:r>
-        <w:rPr>
-          <w:rFonts w:ascii="Times New Roman" w:eastAsia="Times New Roman" w:hAnsi="Times New Roman" w:cs="Times New Roman"/>
-          <w:color w:val="333333"/>
-          <w:sz w:val="24"/>
-          <w:szCs w:val="24"/>
-        </w:rPr>
-        <w:t>усяких нас бід охорони, щоб звати Тобі:* Радуйся, Невісто неневісная.</w:t>
+        <w:t>Непереможній Владарці* на честь перемоги* ми, врятовані від лиха,* благодарні пісні виписуємо Тобі, раби твої, Богородице.* А Ти, що маєш силу нездоланну,* від усяких нас бід охорони, щоб звати Тобі:* Радуйся, Невісто неневісная.</w:t>
       </w:r>
     </w:p>
     <w:p>
@@ -25136,16 +23958,7 @@
           <w:sz w:val="24"/>
           <w:szCs w:val="24"/>
         </w:rPr>
-        <w:t xml:space="preserve"> Ідім перед лицем його з ісповіданням і п</w:t>
-      </w:r>
-      <w:r>
-        <w:rPr>
-          <w:rFonts w:ascii="Times New Roman" w:eastAsia="Times New Roman" w:hAnsi="Times New Roman" w:cs="Times New Roman"/>
-          <w:color w:val="333333"/>
-          <w:sz w:val="24"/>
-          <w:szCs w:val="24"/>
-        </w:rPr>
-        <w:t xml:space="preserve">салмами воскликнім йому </w:t>
+        <w:t xml:space="preserve"> Ідім перед лицем його з ісповіданням і псалмами воскликнім йому </w:t>
       </w:r>
       <w:r>
         <w:rPr>
@@ -25424,15 +24237,7 @@
           <w:sz w:val="24"/>
           <w:szCs w:val="24"/>
         </w:rPr>
-        <w:t>, і всіх святих,</w:t>
-      </w:r>
-      <w:r>
-        <w:rPr>
-          <w:rFonts w:ascii="Times New Roman" w:eastAsia="Times New Roman" w:hAnsi="Times New Roman" w:cs="Times New Roman"/>
-          <w:sz w:val="24"/>
-          <w:szCs w:val="24"/>
-        </w:rPr>
-        <w:t xml:space="preserve"> помилує і спасе нас, як благий і чоловіколюбець.</w:t>
+        <w:t>, і всіх святих, помилує і спасе нас, як благий і чоловіколюбець.</w:t>
       </w:r>
     </w:p>
     <w:p>
@@ -25468,7 +24273,7 @@
     </w:p>
     <w:p>
       <w:pPr>
-        <w:pStyle w:val="2"/>
+        <w:pStyle w:val="Heading2"/>
         <w:spacing w:after="120" w:line="240" w:lineRule="auto"/>
       </w:pPr>
       <w:bookmarkStart w:id="31" w:name="_heading=h.w3nr6udslhey" w:colFirst="0" w:colLast="0"/>
@@ -25663,16 +24468,7 @@
           <w:sz w:val="24"/>
           <w:szCs w:val="24"/>
         </w:rPr>
-        <w:t xml:space="preserve"> Молитвами Богородиці, С</w:t>
-      </w:r>
-      <w:r>
-        <w:rPr>
-          <w:rFonts w:ascii="Times New Roman" w:eastAsia="Times New Roman" w:hAnsi="Times New Roman" w:cs="Times New Roman"/>
-          <w:color w:val="333333"/>
-          <w:sz w:val="24"/>
-          <w:szCs w:val="24"/>
-        </w:rPr>
-        <w:t>пасе, спаси нас.</w:t>
+        <w:t xml:space="preserve"> Молитвами Богородиці, Спасе, спаси нас.</w:t>
       </w:r>
     </w:p>
     <w:p>
@@ -25810,16 +24606,7 @@
           <w:sz w:val="24"/>
           <w:szCs w:val="24"/>
         </w:rPr>
-        <w:t>Слава Отцю, і Сину, і Святому Духові, і ни</w:t>
-      </w:r>
-      <w:r>
-        <w:rPr>
-          <w:rFonts w:ascii="Times New Roman" w:eastAsia="Times New Roman" w:hAnsi="Times New Roman" w:cs="Times New Roman"/>
-          <w:color w:val="333333"/>
-          <w:sz w:val="24"/>
-          <w:szCs w:val="24"/>
-        </w:rPr>
-        <w:t>ні, і повсякчас, і на віки віків. Амінь.</w:t>
+        <w:t>Слава Отцю, і Сину, і Святому Духові, і нині, і повсякчас, і на віки віків. Амінь.</w:t>
       </w:r>
     </w:p>
     <w:p>
@@ -25981,16 +24768,7 @@
           <w:sz w:val="24"/>
           <w:szCs w:val="24"/>
         </w:rPr>
-        <w:t xml:space="preserve"> Спаси нас, Сину Божий, що воскре</w:t>
-      </w:r>
-      <w:r>
-        <w:rPr>
-          <w:rFonts w:ascii="Times New Roman" w:eastAsia="Times New Roman" w:hAnsi="Times New Roman" w:cs="Times New Roman"/>
-          <w:color w:val="333333"/>
-          <w:sz w:val="24"/>
-          <w:szCs w:val="24"/>
-        </w:rPr>
-        <w:t>с із мертвих, співаємо Тобі: Алилуя.</w:t>
+        <w:t xml:space="preserve"> Спаси нас, Сину Божий, що воскрес із мертвих, співаємо Тобі: Алилуя.</w:t>
       </w:r>
     </w:p>
     <w:p>
@@ -26307,16 +25085,7 @@
           <w:sz w:val="24"/>
           <w:szCs w:val="24"/>
         </w:rPr>
-        <w:t xml:space="preserve"> Спаси нас, Сину Божий, що воскрес</w:t>
-      </w:r>
-      <w:r>
-        <w:rPr>
-          <w:rFonts w:ascii="Times New Roman" w:eastAsia="Times New Roman" w:hAnsi="Times New Roman" w:cs="Times New Roman"/>
-          <w:color w:val="333333"/>
-          <w:sz w:val="24"/>
-          <w:szCs w:val="24"/>
-        </w:rPr>
-        <w:t xml:space="preserve"> із мертвих, співаємо Тобі: Алилуя.</w:t>
+        <w:t xml:space="preserve"> Спаси нас, Сину Божий, що воскрес із мертвих, співаємо Тобі: Алилуя.</w:t>
       </w:r>
     </w:p>
     <w:p>
@@ -26449,16 +25218,7 @@
           <w:sz w:val="24"/>
           <w:szCs w:val="24"/>
         </w:rPr>
-        <w:t xml:space="preserve"> Прийдіте, поклонімся і припадім до Христа. Спаси нас, Сину </w:t>
-      </w:r>
-      <w:r>
-        <w:rPr>
-          <w:rFonts w:ascii="Times New Roman" w:eastAsia="Times New Roman" w:hAnsi="Times New Roman" w:cs="Times New Roman"/>
-          <w:color w:val="333333"/>
-          <w:sz w:val="24"/>
-          <w:szCs w:val="24"/>
-        </w:rPr>
-        <w:t>Божий, що воскрес із мертвих, співаємо Тобі: Алилуя.</w:t>
+        <w:t xml:space="preserve"> Прийдіте, поклонімся і припадім до Христа. Спаси нас, Сину Божий, що воскрес із мертвих, співаємо Тобі: Алилуя.</w:t>
       </w:r>
     </w:p>
     <w:p>
@@ -26933,15 +25693,7 @@
           <w:sz w:val="24"/>
           <w:szCs w:val="24"/>
         </w:rPr>
-        <w:t>святого отця нашого Й</w:t>
-      </w:r>
-      <w:r>
-        <w:rPr>
-          <w:rFonts w:ascii="Times New Roman" w:eastAsia="Times New Roman" w:hAnsi="Times New Roman" w:cs="Times New Roman"/>
-          <w:sz w:val="24"/>
-          <w:szCs w:val="24"/>
-        </w:rPr>
-        <w:t xml:space="preserve">оана Золотоустого, архиєпископа Константинограда, святого </w:t>
+        <w:t xml:space="preserve">святого отця нашого Йоана Золотоустого, архиєпископа Константинограда, святого </w:t>
       </w:r>
       <w:r>
         <w:rPr>
@@ -27012,7 +25764,7 @@
     </w:p>
     <w:p>
       <w:pPr>
-        <w:pStyle w:val="1"/>
+        <w:pStyle w:val="Heading1"/>
         <w:spacing w:after="120" w:line="240" w:lineRule="auto"/>
       </w:pPr>
       <w:bookmarkStart w:id="32" w:name="_heading=h.hxpld3tt3iv7" w:colFirst="0" w:colLast="0"/>
@@ -27024,7 +25776,7 @@
     </w:p>
     <w:p>
       <w:pPr>
-        <w:pStyle w:val="2"/>
+        <w:pStyle w:val="Heading2"/>
         <w:spacing w:after="120" w:line="240" w:lineRule="auto"/>
       </w:pPr>
       <w:bookmarkStart w:id="33" w:name="_heading=h.9dcqf55fh4qe" w:colFirst="0" w:colLast="0"/>
@@ -27333,16 +26085,7 @@
           <w:sz w:val="24"/>
           <w:szCs w:val="24"/>
         </w:rPr>
-        <w:t xml:space="preserve"> Єдинородн</w:t>
-      </w:r>
-      <w:r>
-        <w:rPr>
-          <w:rFonts w:ascii="Times New Roman" w:eastAsia="Times New Roman" w:hAnsi="Times New Roman" w:cs="Times New Roman"/>
-          <w:color w:val="333333"/>
-          <w:sz w:val="24"/>
-          <w:szCs w:val="24"/>
-        </w:rPr>
-        <w:t>ий Сину</w:t>
+        <w:t xml:space="preserve"> Єдинородний Сину</w:t>
       </w:r>
       <w:r>
         <w:rPr>
@@ -27504,16 +26247,7 @@
           <w:sz w:val="24"/>
           <w:szCs w:val="24"/>
         </w:rPr>
-        <w:t>Господь воцарився, в красу зодягнувся, зодягнувся Господь у сил</w:t>
-      </w:r>
-      <w:r>
-        <w:rPr>
-          <w:rFonts w:ascii="Times New Roman" w:eastAsia="Times New Roman" w:hAnsi="Times New Roman" w:cs="Times New Roman"/>
-          <w:color w:val="333333"/>
-          <w:sz w:val="24"/>
-          <w:szCs w:val="24"/>
-        </w:rPr>
-        <w:t>у і перепоясався.</w:t>
+        <w:t>Господь воцарився, в красу зодягнувся, зодягнувся Господь у силу і перепоясався.</w:t>
       </w:r>
     </w:p>
     <w:p>
@@ -27669,17 +26403,7 @@
           <w:sz w:val="24"/>
           <w:szCs w:val="24"/>
         </w:rPr>
-        <w:t>Присп</w:t>
-      </w:r>
-      <w:r>
-        <w:rPr>
-          <w:rFonts w:ascii="Times New Roman" w:eastAsia="Times New Roman" w:hAnsi="Times New Roman" w:cs="Times New Roman"/>
-          <w:i/>
-          <w:color w:val="FF4400"/>
-          <w:sz w:val="24"/>
-          <w:szCs w:val="24"/>
-        </w:rPr>
-        <w:t>ів:</w:t>
+        <w:t>Приспів:</w:t>
       </w:r>
       <w:r>
         <w:rPr>
@@ -28010,16 +26734,7 @@
           <w:sz w:val="24"/>
           <w:szCs w:val="24"/>
         </w:rPr>
-        <w:t xml:space="preserve"> Прийдіте, поклонімся і припадім до Христа. Спаси нас, Сину Божий, у святих дивний Ти, співаємо Тоб</w:t>
-      </w:r>
-      <w:r>
-        <w:rPr>
-          <w:rFonts w:ascii="Times New Roman" w:eastAsia="Times New Roman" w:hAnsi="Times New Roman" w:cs="Times New Roman"/>
-          <w:color w:val="333333"/>
-          <w:sz w:val="24"/>
-          <w:szCs w:val="24"/>
-        </w:rPr>
-        <w:t>і: Алилуя.</w:t>
+        <w:t xml:space="preserve"> Прийдіте, поклонімся і припадім до Христа. Спаси нас, Сину Божий, у святих дивний Ти, співаємо Тобі: Алилуя.</w:t>
       </w:r>
     </w:p>
     <w:p>
@@ -28581,7 +27296,7 @@
     </w:p>
     <w:p>
       <w:pPr>
-        <w:pStyle w:val="2"/>
+        <w:pStyle w:val="Heading2"/>
         <w:spacing w:after="120" w:line="240" w:lineRule="auto"/>
       </w:pPr>
       <w:bookmarkStart w:id="35" w:name="_heading=h.qyo2nqxc4iqv" w:colFirst="0" w:colLast="0"/>
@@ -28617,14 +27332,7 @@
           <w:rFonts w:ascii="Consolas" w:eastAsia="Consolas" w:hAnsi="Consolas" w:cs="Consolas"/>
           <w:highlight w:val="darkGray"/>
         </w:rPr>
-        <w:t>&lt;ustav custom=n l</w:t>
-      </w:r>
-      <w:r>
-        <w:rPr>
-          <w:rFonts w:ascii="Consolas" w:eastAsia="Consolas" w:hAnsi="Consolas" w:cs="Consolas"/>
-          <w:highlight w:val="darkGray"/>
-        </w:rPr>
-        <w:t>iturgia=liz /&gt;</w:t>
+        <w:t>&lt;ustav custom=n liturgia=liz /&gt;</w:t>
       </w:r>
     </w:p>
     <w:p>
@@ -28841,16 +27549,7 @@
           <w:sz w:val="24"/>
           <w:szCs w:val="24"/>
         </w:rPr>
-        <w:t xml:space="preserve"> Єдинородн</w:t>
-      </w:r>
-      <w:r>
-        <w:rPr>
-          <w:rFonts w:ascii="Times New Roman" w:eastAsia="Times New Roman" w:hAnsi="Times New Roman" w:cs="Times New Roman"/>
-          <w:color w:val="333333"/>
-          <w:sz w:val="24"/>
-          <w:szCs w:val="24"/>
-        </w:rPr>
-        <w:t>ий Сину</w:t>
+        <w:t xml:space="preserve"> Єдинородний Сину</w:t>
       </w:r>
       <w:r>
         <w:rPr>
@@ -29085,16 +27784,7 @@
           <w:sz w:val="24"/>
           <w:szCs w:val="24"/>
         </w:rPr>
-        <w:t>Свідоцтва твої вельми вірні</w:t>
-      </w:r>
-      <w:r>
-        <w:rPr>
-          <w:rFonts w:ascii="Times New Roman" w:eastAsia="Times New Roman" w:hAnsi="Times New Roman" w:cs="Times New Roman"/>
-          <w:color w:val="333333"/>
-          <w:sz w:val="24"/>
-          <w:szCs w:val="24"/>
-        </w:rPr>
-        <w:t>; домові Твоєму, Господи, належить святість на довгі дні.</w:t>
+        <w:t>Свідоцтва твої вельми вірні; домові Твоєму, Господи, належить святість на довгі дні.</w:t>
       </w:r>
     </w:p>
     <w:p>
@@ -29228,16 +27918,7 @@
           <w:sz w:val="24"/>
           <w:szCs w:val="24"/>
         </w:rPr>
-        <w:t xml:space="preserve"> Спаси нас, Сину </w:t>
-      </w:r>
-      <w:r>
-        <w:rPr>
-          <w:rFonts w:ascii="Times New Roman" w:eastAsia="Times New Roman" w:hAnsi="Times New Roman" w:cs="Times New Roman"/>
-          <w:color w:val="333333"/>
-          <w:sz w:val="24"/>
-          <w:szCs w:val="24"/>
-        </w:rPr>
-        <w:t>Божий, у святих дивний Ти, співаємо Тобі: Алилуя.</w:t>
+        <w:t xml:space="preserve"> Спаси нас, Сину Божий, у святих дивний Ти, співаємо Тобі: Алилуя.</w:t>
       </w:r>
     </w:p>
     <w:p>
@@ -29406,16 +28087,7 @@
           <w:sz w:val="24"/>
           <w:szCs w:val="24"/>
         </w:rPr>
-        <w:t xml:space="preserve"> Прийдіте, поклонімся і припадім до Христа. Спаси нас, Сину Божий, молитвами Богородиці, співаємо Т</w:t>
-      </w:r>
-      <w:r>
-        <w:rPr>
-          <w:rFonts w:ascii="Times New Roman" w:eastAsia="Times New Roman" w:hAnsi="Times New Roman" w:cs="Times New Roman"/>
-          <w:color w:val="333333"/>
-          <w:sz w:val="24"/>
-          <w:szCs w:val="24"/>
-        </w:rPr>
-        <w:t>обі: Алилуя.</w:t>
+        <w:t xml:space="preserve"> Прийдіте, поклонімся і припадім до Христа. Спаси нас, Сину Божий, молитвами Богородиці, співаємо Тобі: Алилуя.</w:t>
       </w:r>
     </w:p>
     <w:p>
@@ -30082,7 +28754,7 @@
     </w:p>
     <w:p>
       <w:pPr>
-        <w:pStyle w:val="1"/>
+        <w:pStyle w:val="Heading1"/>
         <w:spacing w:after="120" w:line="240" w:lineRule="auto"/>
       </w:pPr>
       <w:bookmarkStart w:id="36" w:name="_heading=h.bvxarpf8m5di" w:colFirst="0" w:colLast="0"/>
@@ -30312,16 +28984,7 @@
           <w:sz w:val="24"/>
           <w:szCs w:val="24"/>
         </w:rPr>
-        <w:t xml:space="preserve"> Молитвами</w:t>
-      </w:r>
-      <w:r>
-        <w:rPr>
-          <w:rFonts w:ascii="Times New Roman" w:eastAsia="Times New Roman" w:hAnsi="Times New Roman" w:cs="Times New Roman"/>
-          <w:color w:val="333333"/>
-          <w:sz w:val="24"/>
-          <w:szCs w:val="24"/>
-        </w:rPr>
-        <w:t xml:space="preserve"> Богородиці, Спасе, спаси нас.</w:t>
+        <w:t xml:space="preserve"> Молитвами Богородиці, Спасе, спаси нас.</w:t>
       </w:r>
     </w:p>
     <w:p>
@@ -30412,16 +29075,7 @@
           <w:sz w:val="24"/>
           <w:szCs w:val="24"/>
         </w:rPr>
-        <w:t>Вся земля нехай поклониться Тобі і співає Тобі, нехай же співає імені Твоєму, Всевишн</w:t>
-      </w:r>
-      <w:r>
-        <w:rPr>
-          <w:rFonts w:ascii="Times New Roman" w:eastAsia="Times New Roman" w:hAnsi="Times New Roman" w:cs="Times New Roman"/>
-          <w:color w:val="333333"/>
-          <w:sz w:val="24"/>
-          <w:szCs w:val="24"/>
-        </w:rPr>
-        <w:t>ій.</w:t>
+        <w:t>Вся земля нехай поклониться Тобі і співає Тобі, нехай же співає імені Твоєму, Всевишній.</w:t>
       </w:r>
     </w:p>
     <w:p>
@@ -30721,16 +29375,7 @@
           <w:sz w:val="24"/>
           <w:szCs w:val="24"/>
         </w:rPr>
-        <w:t>Щоб пізнали ми на землі путь твою, у всіх народах спа</w:t>
-      </w:r>
-      <w:r>
-        <w:rPr>
-          <w:rFonts w:ascii="Times New Roman" w:eastAsia="Times New Roman" w:hAnsi="Times New Roman" w:cs="Times New Roman"/>
-          <w:color w:val="333333"/>
-          <w:sz w:val="24"/>
-          <w:szCs w:val="24"/>
-        </w:rPr>
-        <w:t>сіння Твоє.</w:t>
+        <w:t>Щоб пізнали ми на землі путь твою, у всіх народах спасіння Твоє.</w:t>
       </w:r>
     </w:p>
     <w:p>
@@ -30957,16 +29602,7 @@
           <w:sz w:val="24"/>
           <w:szCs w:val="24"/>
         </w:rPr>
-        <w:t xml:space="preserve"> Спаси нас, Сину Божий, що воскрес із мертвих, співаємо То</w:t>
-      </w:r>
-      <w:r>
-        <w:rPr>
-          <w:rFonts w:ascii="Times New Roman" w:eastAsia="Times New Roman" w:hAnsi="Times New Roman" w:cs="Times New Roman"/>
-          <w:color w:val="333333"/>
-          <w:sz w:val="24"/>
-          <w:szCs w:val="24"/>
-        </w:rPr>
-        <w:t>бі: Алилуя.</w:t>
+        <w:t xml:space="preserve"> Спаси нас, Сину Божий, що воскрес із мертвих, співаємо Тобі: Алилуя.</w:t>
       </w:r>
     </w:p>
     <w:p>
@@ -31094,16 +29730,7 @@
           <w:sz w:val="24"/>
           <w:szCs w:val="24"/>
         </w:rPr>
-        <w:t xml:space="preserve"> Спаси нас, Сину Божий, що воскрес із м</w:t>
-      </w:r>
-      <w:r>
-        <w:rPr>
-          <w:rFonts w:ascii="Times New Roman" w:eastAsia="Times New Roman" w:hAnsi="Times New Roman" w:cs="Times New Roman"/>
-          <w:color w:val="333333"/>
-          <w:sz w:val="24"/>
-          <w:szCs w:val="24"/>
-        </w:rPr>
-        <w:t>ертвих, співаємо Тобі: Алилуя.</w:t>
+        <w:t xml:space="preserve"> Спаси нас, Сину Божий, що воскрес із мертвих, співаємо Тобі: Алилуя.</w:t>
       </w:r>
     </w:p>
     <w:p>
@@ -31621,16 +30248,7 @@
           <w:sz w:val="24"/>
           <w:szCs w:val="24"/>
         </w:rPr>
-        <w:t> Світися, світися, новий Єрусалиме, слава бо Господня на Тобі возсіяла. Радій нині й</w:t>
-      </w:r>
-      <w:r>
-        <w:rPr>
-          <w:rFonts w:ascii="Times New Roman" w:eastAsia="Times New Roman" w:hAnsi="Times New Roman" w:cs="Times New Roman"/>
-          <w:color w:val="333333"/>
-          <w:sz w:val="24"/>
-          <w:szCs w:val="24"/>
-        </w:rPr>
-        <w:t xml:space="preserve"> веселися, Сіоне. А Ти, Чистая, красуйся, Богородице, востанням рождення Твого.</w:t>
+        <w:t> Світися, світися, новий Єрусалиме, слава бо Господня на Тобі возсіяла. Радій нині й веселися, Сіоне. А Ти, Чистая, красуйся, Богородице, востанням рождення Твого.</w:t>
       </w:r>
     </w:p>
     <w:p>
@@ -32011,17 +30629,7 @@
           <w:sz w:val="24"/>
           <w:szCs w:val="24"/>
         </w:rPr>
-        <w:t> с</w:t>
-      </w:r>
-      <w:r>
-        <w:rPr>
-          <w:rFonts w:ascii="Times New Roman" w:eastAsia="Times New Roman" w:hAnsi="Times New Roman" w:cs="Times New Roman"/>
-          <w:i/>
-          <w:color w:val="FF4400"/>
-          <w:sz w:val="24"/>
-          <w:szCs w:val="24"/>
-        </w:rPr>
-        <w:t>піваємо:</w:t>
+        <w:t> співаємо:</w:t>
       </w:r>
       <w:r>
         <w:rPr>
@@ -32374,7 +30982,7 @@
     </w:p>
     <w:p>
       <w:pPr>
-        <w:pStyle w:val="1"/>
+        <w:pStyle w:val="Heading1"/>
         <w:spacing w:after="120" w:line="240" w:lineRule="auto"/>
       </w:pPr>
       <w:bookmarkStart w:id="37" w:name="_heading=h.k6nadm91bpk" w:colFirst="0" w:colLast="0"/>
@@ -32579,14 +31187,7 @@
           <w:rFonts w:ascii="Consolas" w:eastAsia="Consolas" w:hAnsi="Consolas" w:cs="Consolas"/>
           <w:highlight w:val="darkGray"/>
         </w:rPr>
-        <w:t>&lt;/do</w:t>
-      </w:r>
-      <w:r>
-        <w:rPr>
-          <w:rFonts w:ascii="Consolas" w:eastAsia="Consolas" w:hAnsi="Consolas" w:cs="Consolas"/>
-          <w:highlight w:val="darkGray"/>
-        </w:rPr>
-        <w:t>stoino&gt;</w:t>
+        <w:t>&lt;/dostoino&gt;</w:t>
       </w:r>
     </w:p>
     <w:p>
@@ -32826,16 +31427,7 @@
           <w:sz w:val="24"/>
           <w:szCs w:val="24"/>
         </w:rPr>
-        <w:t xml:space="preserve"> Величай, душе моя, з неплідної нар</w:t>
-      </w:r>
-      <w:r>
-        <w:rPr>
-          <w:rFonts w:ascii="Times New Roman" w:eastAsia="Times New Roman" w:hAnsi="Times New Roman" w:cs="Times New Roman"/>
-          <w:color w:val="333333"/>
-          <w:sz w:val="24"/>
-          <w:szCs w:val="24"/>
-        </w:rPr>
-        <w:t>оджену Діву Марію.</w:t>
+        <w:t xml:space="preserve"> Величай, душе моя, з неплідної народжену Діву Марію.</w:t>
       </w:r>
     </w:p>
     <w:p>
@@ -33291,15 +31883,15 @@
     <w:lsdException w:name="Unresolved Mention" w:semiHidden="1" w:unhideWhenUsed="1"/>
     <w:lsdException w:name="Smart Link" w:semiHidden="1" w:unhideWhenUsed="1"/>
   </w:latentStyles>
-  <w:style w:type="paragraph" w:default="1" w:styleId="a">
+  <w:style w:type="paragraph" w:default="1" w:styleId="Normal">
     <w:name w:val="Normal"/>
     <w:qFormat/>
   </w:style>
-  <w:style w:type="paragraph" w:styleId="1">
+  <w:style w:type="paragraph" w:styleId="Heading1">
     <w:name w:val="heading 1"/>
-    <w:basedOn w:val="a"/>
-    <w:next w:val="a"/>
-    <w:link w:val="10"/>
+    <w:basedOn w:val="Normal"/>
+    <w:next w:val="Normal"/>
+    <w:link w:val="Heading1Char"/>
     <w:uiPriority w:val="9"/>
     <w:qFormat/>
     <w:rsid w:val="00C5202E"/>
@@ -33316,11 +31908,11 @@
       <w:szCs w:val="32"/>
     </w:rPr>
   </w:style>
-  <w:style w:type="paragraph" w:styleId="2">
+  <w:style w:type="paragraph" w:styleId="Heading2">
     <w:name w:val="heading 2"/>
-    <w:basedOn w:val="a"/>
-    <w:next w:val="a"/>
-    <w:link w:val="20"/>
+    <w:basedOn w:val="Normal"/>
+    <w:next w:val="Normal"/>
+    <w:link w:val="Heading2Char"/>
     <w:uiPriority w:val="9"/>
     <w:unhideWhenUsed/>
     <w:qFormat/>
@@ -33338,10 +31930,10 @@
       <w:szCs w:val="26"/>
     </w:rPr>
   </w:style>
-  <w:style w:type="paragraph" w:styleId="3">
+  <w:style w:type="paragraph" w:styleId="Heading3">
     <w:name w:val="heading 3"/>
-    <w:basedOn w:val="a"/>
-    <w:next w:val="a"/>
+    <w:basedOn w:val="Normal"/>
+    <w:next w:val="Normal"/>
     <w:uiPriority w:val="9"/>
     <w:semiHidden/>
     <w:unhideWhenUsed/>
@@ -33358,10 +31950,10 @@
       <w:szCs w:val="28"/>
     </w:rPr>
   </w:style>
-  <w:style w:type="paragraph" w:styleId="4">
+  <w:style w:type="paragraph" w:styleId="Heading4">
     <w:name w:val="heading 4"/>
-    <w:basedOn w:val="a"/>
-    <w:next w:val="a"/>
+    <w:basedOn w:val="Normal"/>
+    <w:next w:val="Normal"/>
     <w:uiPriority w:val="9"/>
     <w:semiHidden/>
     <w:unhideWhenUsed/>
@@ -33378,10 +31970,10 @@
       <w:szCs w:val="24"/>
     </w:rPr>
   </w:style>
-  <w:style w:type="paragraph" w:styleId="5">
+  <w:style w:type="paragraph" w:styleId="Heading5">
     <w:name w:val="heading 5"/>
-    <w:basedOn w:val="a"/>
-    <w:next w:val="a"/>
+    <w:basedOn w:val="Normal"/>
+    <w:next w:val="Normal"/>
     <w:uiPriority w:val="9"/>
     <w:semiHidden/>
     <w:unhideWhenUsed/>
@@ -33396,10 +31988,10 @@
       <w:b/>
     </w:rPr>
   </w:style>
-  <w:style w:type="paragraph" w:styleId="6">
+  <w:style w:type="paragraph" w:styleId="Heading6">
     <w:name w:val="heading 6"/>
-    <w:basedOn w:val="a"/>
-    <w:next w:val="a"/>
+    <w:basedOn w:val="Normal"/>
+    <w:next w:val="Normal"/>
     <w:uiPriority w:val="9"/>
     <w:semiHidden/>
     <w:unhideWhenUsed/>
@@ -33416,13 +32008,13 @@
       <w:szCs w:val="20"/>
     </w:rPr>
   </w:style>
-  <w:style w:type="character" w:default="1" w:styleId="a0">
+  <w:style w:type="character" w:default="1" w:styleId="DefaultParagraphFont">
     <w:name w:val="Default Paragraph Font"/>
     <w:uiPriority w:val="1"/>
     <w:semiHidden/>
     <w:unhideWhenUsed/>
   </w:style>
-  <w:style w:type="table" w:default="1" w:styleId="a1">
+  <w:style w:type="table" w:default="1" w:styleId="TableNormal">
     <w:name w:val="Normal Table"/>
     <w:uiPriority w:val="99"/>
     <w:semiHidden/>
@@ -33437,14 +32029,14 @@
       </w:tblCellMar>
     </w:tblPr>
   </w:style>
-  <w:style w:type="numbering" w:default="1" w:styleId="a2">
+  <w:style w:type="numbering" w:default="1" w:styleId="NoList">
     <w:name w:val="No List"/>
     <w:uiPriority w:val="99"/>
     <w:semiHidden/>
     <w:unhideWhenUsed/>
   </w:style>
-  <w:style w:type="table" w:customStyle="1" w:styleId="TableNormal">
-    <w:name w:val="Table Normal"/>
+  <w:style w:type="table" w:customStyle="1" w:styleId="TableNormal1">
+    <w:name w:val="Table Normal1"/>
     <w:tblPr>
       <w:tblCellMar>
         <w:top w:w="0" w:type="dxa"/>
@@ -33454,10 +32046,10 @@
       </w:tblCellMar>
     </w:tblPr>
   </w:style>
-  <w:style w:type="paragraph" w:styleId="a3">
+  <w:style w:type="paragraph" w:styleId="Title">
     <w:name w:val="Title"/>
-    <w:basedOn w:val="a"/>
-    <w:next w:val="a"/>
+    <w:basedOn w:val="Normal"/>
+    <w:next w:val="Normal"/>
     <w:uiPriority w:val="10"/>
     <w:qFormat/>
     <w:pPr>
@@ -33471,8 +32063,8 @@
       <w:szCs w:val="72"/>
     </w:rPr>
   </w:style>
-  <w:style w:type="table" w:customStyle="1" w:styleId="TableNormal0">
-    <w:name w:val="Table Normal"/>
+  <w:style w:type="table" w:customStyle="1" w:styleId="TableNormal2">
+    <w:name w:val="Table Normal2"/>
     <w:tblPr>
       <w:tblCellMar>
         <w:top w:w="0" w:type="dxa"/>
@@ -33482,8 +32074,8 @@
       </w:tblCellMar>
     </w:tblPr>
   </w:style>
-  <w:style w:type="table" w:customStyle="1" w:styleId="TableNormal1">
-    <w:name w:val="Table Normal"/>
+  <w:style w:type="table" w:customStyle="1" w:styleId="TableNormal3">
+    <w:name w:val="Table Normal3"/>
     <w:tblPr>
       <w:tblCellMar>
         <w:top w:w="0" w:type="dxa"/>
@@ -33493,8 +32085,8 @@
       </w:tblCellMar>
     </w:tblPr>
   </w:style>
-  <w:style w:type="table" w:customStyle="1" w:styleId="TableNormal2">
-    <w:name w:val="Table Normal"/>
+  <w:style w:type="table" w:customStyle="1" w:styleId="TableNormal4">
+    <w:name w:val="Table Normal4"/>
     <w:tblPr>
       <w:tblCellMar>
         <w:top w:w="0" w:type="dxa"/>
@@ -33504,9 +32096,9 @@
       </w:tblCellMar>
     </w:tblPr>
   </w:style>
-  <w:style w:type="paragraph" w:styleId="a4">
+  <w:style w:type="paragraph" w:styleId="NormalWeb">
     <w:name w:val="Normal (Web)"/>
-    <w:basedOn w:val="a"/>
+    <w:basedOn w:val="Normal"/>
     <w:uiPriority w:val="99"/>
     <w:unhideWhenUsed/>
     <w:rsid w:val="002167B2"/>
@@ -33519,9 +32111,9 @@
       <w:szCs w:val="24"/>
     </w:rPr>
   </w:style>
-  <w:style w:type="character" w:styleId="a5">
+  <w:style w:type="character" w:styleId="Strong">
     <w:name w:val="Strong"/>
-    <w:basedOn w:val="a0"/>
+    <w:basedOn w:val="DefaultParagraphFont"/>
     <w:uiPriority w:val="22"/>
     <w:qFormat/>
     <w:rsid w:val="002167B2"/>
@@ -33530,9 +32122,9 @@
       <w:bCs/>
     </w:rPr>
   </w:style>
-  <w:style w:type="character" w:styleId="a6">
+  <w:style w:type="character" w:styleId="Emphasis">
     <w:name w:val="Emphasis"/>
-    <w:basedOn w:val="a0"/>
+    <w:basedOn w:val="DefaultParagraphFont"/>
     <w:uiPriority w:val="20"/>
     <w:qFormat/>
     <w:rsid w:val="002167B2"/>
@@ -33541,10 +32133,10 @@
       <w:iCs/>
     </w:rPr>
   </w:style>
-  <w:style w:type="character" w:customStyle="1" w:styleId="10">
-    <w:name w:val="Заголовок 1 Знак"/>
-    <w:basedOn w:val="a0"/>
-    <w:link w:val="1"/>
+  <w:style w:type="character" w:customStyle="1" w:styleId="Heading1Char">
+    <w:name w:val="Heading 1 Char"/>
+    <w:basedOn w:val="DefaultParagraphFont"/>
+    <w:link w:val="Heading1"/>
     <w:uiPriority w:val="9"/>
     <w:rsid w:val="00C5202E"/>
     <w:rPr>
@@ -33554,10 +32146,10 @@
       <w:szCs w:val="32"/>
     </w:rPr>
   </w:style>
-  <w:style w:type="character" w:customStyle="1" w:styleId="20">
-    <w:name w:val="Заголовок 2 Знак"/>
-    <w:basedOn w:val="a0"/>
-    <w:link w:val="2"/>
+  <w:style w:type="character" w:customStyle="1" w:styleId="Heading2Char">
+    <w:name w:val="Heading 2 Char"/>
+    <w:basedOn w:val="DefaultParagraphFont"/>
+    <w:link w:val="Heading2"/>
     <w:uiPriority w:val="9"/>
     <w:rsid w:val="00537218"/>
     <w:rPr>
@@ -33567,10 +32159,10 @@
       <w:szCs w:val="26"/>
     </w:rPr>
   </w:style>
-  <w:style w:type="paragraph" w:styleId="a7">
+  <w:style w:type="paragraph" w:styleId="Header">
     <w:name w:val="header"/>
-    <w:basedOn w:val="a"/>
-    <w:link w:val="a8"/>
+    <w:basedOn w:val="Normal"/>
+    <w:link w:val="HeaderChar"/>
     <w:uiPriority w:val="99"/>
     <w:unhideWhenUsed/>
     <w:rsid w:val="00537218"/>
@@ -33582,17 +32174,17 @@
       <w:spacing w:after="0" w:line="240" w:lineRule="auto"/>
     </w:pPr>
   </w:style>
-  <w:style w:type="character" w:customStyle="1" w:styleId="a8">
-    <w:name w:val="Верхній колонтитул Знак"/>
-    <w:basedOn w:val="a0"/>
-    <w:link w:val="a7"/>
+  <w:style w:type="character" w:customStyle="1" w:styleId="HeaderChar">
+    <w:name w:val="Header Char"/>
+    <w:basedOn w:val="DefaultParagraphFont"/>
+    <w:link w:val="Header"/>
     <w:uiPriority w:val="99"/>
     <w:rsid w:val="00537218"/>
   </w:style>
-  <w:style w:type="paragraph" w:styleId="a9">
+  <w:style w:type="paragraph" w:styleId="Footer">
     <w:name w:val="footer"/>
-    <w:basedOn w:val="a"/>
-    <w:link w:val="aa"/>
+    <w:basedOn w:val="Normal"/>
+    <w:link w:val="FooterChar"/>
     <w:uiPriority w:val="99"/>
     <w:unhideWhenUsed/>
     <w:rsid w:val="00537218"/>
@@ -33604,10 +32196,10 @@
       <w:spacing w:after="0" w:line="240" w:lineRule="auto"/>
     </w:pPr>
   </w:style>
-  <w:style w:type="character" w:customStyle="1" w:styleId="aa">
-    <w:name w:val="Нижній колонтитул Знак"/>
-    <w:basedOn w:val="a0"/>
-    <w:link w:val="a9"/>
+  <w:style w:type="character" w:customStyle="1" w:styleId="FooterChar">
+    <w:name w:val="Footer Char"/>
+    <w:basedOn w:val="DefaultParagraphFont"/>
+    <w:link w:val="Footer"/>
     <w:uiPriority w:val="99"/>
     <w:rsid w:val="00537218"/>
   </w:style>
@@ -33627,7 +32219,7 @@
       <w:lang w:eastAsia="ru-RU"/>
     </w:rPr>
   </w:style>
-  <w:style w:type="paragraph" w:customStyle="1" w:styleId="11">
+  <w:style w:type="paragraph" w:customStyle="1" w:styleId="1">
     <w:name w:val="Обычный1"/>
     <w:rsid w:val="009B32FF"/>
     <w:pPr>
@@ -33643,10 +32235,10 @@
       <w:lang w:eastAsia="ru-RU"/>
     </w:rPr>
   </w:style>
-  <w:style w:type="paragraph" w:styleId="ab">
+  <w:style w:type="paragraph" w:styleId="Subtitle">
     <w:name w:val="Subtitle"/>
-    <w:basedOn w:val="a"/>
-    <w:next w:val="a"/>
+    <w:basedOn w:val="Normal"/>
+    <w:next w:val="Normal"/>
     <w:uiPriority w:val="11"/>
     <w:qFormat/>
     <w:pPr>

--- a/flow/20230905_templates/Літургія - змінні частини - шаблони.docx
+++ b/flow/20230905_templates/Літургія - змінні частини - шаблони.docx
@@ -313,16 +313,7 @@
           <w:sz w:val="24"/>
           <w:szCs w:val="24"/>
         </w:rPr>
-        <w:t xml:space="preserve"> Єдинородн</w:t>
-      </w:r>
-      <w:r>
-        <w:rPr>
-          <w:rFonts w:ascii="Times New Roman" w:eastAsia="Times New Roman" w:hAnsi="Times New Roman" w:cs="Times New Roman"/>
-          <w:color w:val="333333"/>
-          <w:sz w:val="24"/>
-          <w:szCs w:val="24"/>
-        </w:rPr>
-        <w:t>ий Сину</w:t>
+        <w:t xml:space="preserve"> Єдинородний Сину</w:t>
       </w:r>
       <w:r>
         <w:rPr>
@@ -672,6 +663,61 @@
     </w:p>
     <w:p>
       <w:pPr>
+        <w:pStyle w:val="a"/>
+      </w:pPr>
+      <w:r>
+        <w:rPr>
+          <w:rFonts w:ascii="Times New Roman" w:hAnsi="Times New Roman"/>
+          <w:color w:val="333333"/>
+          <w:sz w:val="24"/>
+        </w:rPr>
+        <w:t>Слава Отцю, і Сину, Святому Духові, і нині, і повсякчас, і на віки віків. Амінь.</w:t>
+      </w:r>
+    </w:p>
+    <w:p>
+      <w:pPr>
+        <w:pStyle w:val="a"/>
+      </w:pPr>
+      <w:r>
+        <w:rPr>
+          <w:rFonts w:ascii="Times New Roman" w:hAnsi="Times New Roman"/>
+          <w:color w:val="333333"/>
+          <w:sz w:val="24"/>
+        </w:rPr>
+        <w:t>Єдинородний Сину і Слове Божий, безсмертний Ти і зволив Ти спасення нашого ради воплотитися від святої Богородиці і приснодіви Марії, незмінно ставши чоловіком. І розп’ятий був Ти, Христе Боже, смертю смерть подолав. Ти один з Святої Тройці, рівнославимий з Отцем і Святим Духом, спаси нас.</w:t>
+      </w:r>
+    </w:p>
+    <w:p>
+      <w:pPr>
+        <w:pStyle w:val="a"/>
+      </w:pPr>
+      <w:r>
+        <w:rPr>
+          <w:rFonts w:ascii="Times New Roman" w:hAnsi="Times New Roman"/>
+          <w:sz w:val="24"/>
+          <w:highlight w:val="darkGray"/>
+        </w:rPr>
+        <w:t>&lt;</w:t>
+      </w:r>
+      <w:r>
+        <w:rPr>
+          <w:rFonts w:ascii="Times New Roman" w:hAnsi="Times New Roman"/>
+          <w:sz w:val="24"/>
+          <w:highlight w:val="darkGray"/>
+        </w:rPr>
+        <w:t>hr /</w:t>
+      </w:r>
+      <w:r>
+        <w:rPr>
+          <w:rFonts w:ascii="Times New Roman" w:hAnsi="Times New Roman"/>
+          <w:sz w:val="24"/>
+          <w:highlight w:val="darkGray"/>
+        </w:rPr>
+        <w:t>&gt;</w:t>
+      </w:r>
+    </w:p>
+    <w:p>
+      <w:pPr>
         <w:spacing w:after="120" w:line="240" w:lineRule="auto"/>
         <w:rPr>
           <w:rFonts w:ascii="Consolas" w:eastAsia="Consolas" w:hAnsi="Consolas" w:cs="Consolas"/>
@@ -739,16 +785,7 @@
           <w:sz w:val="24"/>
           <w:szCs w:val="24"/>
         </w:rPr>
-        <w:t>Прийдіте, возрадуємося Господеві, воскликнім Богу, Спасителеві нашому</w:t>
-      </w:r>
-      <w:r>
-        <w:rPr>
-          <w:rFonts w:ascii="Times New Roman" w:eastAsia="Times New Roman" w:hAnsi="Times New Roman" w:cs="Times New Roman"/>
-          <w:color w:val="333333"/>
-          <w:sz w:val="24"/>
-          <w:szCs w:val="24"/>
-        </w:rPr>
-        <w:t>.</w:t>
+        <w:t>Прийдіте, возрадуємося Господеві, воскликнім Богу, Спасителеві нашому.</w:t>
       </w:r>
     </w:p>
     <w:p>
@@ -876,16 +913,7 @@
           <w:sz w:val="24"/>
           <w:szCs w:val="24"/>
         </w:rPr>
-        <w:t xml:space="preserve">Бо Бог – великий Господь і цар великий </w:t>
-      </w:r>
-      <w:r>
-        <w:rPr>
-          <w:rFonts w:ascii="Times New Roman" w:eastAsia="Times New Roman" w:hAnsi="Times New Roman" w:cs="Times New Roman"/>
-          <w:color w:val="333333"/>
-          <w:sz w:val="24"/>
-          <w:szCs w:val="24"/>
-        </w:rPr>
-        <w:t>по всій землі.</w:t>
+        <w:t>Бо Бог – великий Господь і цар великий по всій землі.</w:t>
       </w:r>
     </w:p>
     <w:p>
@@ -1061,16 +1089,7 @@
           <w:sz w:val="24"/>
           <w:szCs w:val="24"/>
         </w:rPr>
-        <w:t xml:space="preserve"> Небесних воїнств архистратиги,* молимо вас завжди ми, недостойні,* щоб ви вашими молитвами огородили нас* покровом крил духовної вашої слави,* охороняючи нас, що усильно припадаємо і кличемо:* Від бід ізбавте нас* як чиноначальники вишніх си</w:t>
-      </w:r>
-      <w:r>
-        <w:rPr>
-          <w:rFonts w:ascii="Times New Roman" w:eastAsia="Times New Roman" w:hAnsi="Times New Roman" w:cs="Times New Roman"/>
-          <w:color w:val="333333"/>
-          <w:sz w:val="24"/>
-          <w:szCs w:val="24"/>
-        </w:rPr>
-        <w:t>л.</w:t>
+        <w:t xml:space="preserve"> Небесних воїнств архистратиги,* молимо вас завжди ми, недостойні,* щоб ви вашими молитвами огородили нас* покровом крил духовної вашої слави,* охороняючи нас, що усильно припадаємо і кличемо:* Від бід ізбавте нас* як чиноначальники вишніх сил.</w:t>
       </w:r>
     </w:p>
     <w:p>
@@ -1162,16 +1181,7 @@
           <w:sz w:val="24"/>
           <w:szCs w:val="24"/>
         </w:rPr>
-        <w:t xml:space="preserve"> В молитвах невсипущу Богородицю* і в заступ</w:t>
-      </w:r>
-      <w:r>
-        <w:rPr>
-          <w:rFonts w:ascii="Times New Roman" w:eastAsia="Times New Roman" w:hAnsi="Times New Roman" w:cs="Times New Roman"/>
-          <w:color w:val="333333"/>
-          <w:sz w:val="24"/>
-          <w:szCs w:val="24"/>
-        </w:rPr>
-        <w:t>ництвах незамінне уповання* гріб і умертвіння не втримали.* Бо як Матір Життя до життя переставив той,* хто вселився в утробу приснодівственну.</w:t>
+        <w:t xml:space="preserve"> В молитвах невсипущу Богородицю* і в заступництвах незамінне уповання* гріб і умертвіння не втримали.* Бо як Матір Життя до життя переставив той,* хто вселився в утробу приснодівственну.</w:t>
       </w:r>
     </w:p>
     <w:p>
@@ -1250,17 +1260,7 @@
           <w:sz w:val="24"/>
           <w:szCs w:val="24"/>
         </w:rPr>
-        <w:t>(Пс. 103,</w:t>
-      </w:r>
-      <w:r>
-        <w:rPr>
-          <w:rFonts w:ascii="Times New Roman" w:eastAsia="Times New Roman" w:hAnsi="Times New Roman" w:cs="Times New Roman"/>
-          <w:i/>
-          <w:color w:val="FF4400"/>
-          <w:sz w:val="24"/>
-          <w:szCs w:val="24"/>
-        </w:rPr>
-        <w:t>4).</w:t>
+        <w:t>(Пс. 103,4).</w:t>
       </w:r>
     </w:p>
     <w:p>
@@ -1630,16 +1630,7 @@
           <w:sz w:val="24"/>
           <w:szCs w:val="24"/>
         </w:rPr>
-        <w:t xml:space="preserve"> Ти твориш ангелами своїми духи і слугам</w:t>
-      </w:r>
-      <w:r>
-        <w:rPr>
-          <w:rFonts w:ascii="Times New Roman" w:eastAsia="Times New Roman" w:hAnsi="Times New Roman" w:cs="Times New Roman"/>
-          <w:color w:val="333333"/>
-          <w:sz w:val="24"/>
-          <w:szCs w:val="24"/>
-        </w:rPr>
-        <w:t xml:space="preserve">и своїми палаючий вогонь </w:t>
+        <w:t xml:space="preserve"> Ти твориш ангелами своїми духи і слугами своїми палаючий вогонь </w:t>
       </w:r>
       <w:r>
         <w:rPr>
@@ -1761,17 +1752,7 @@
           <w:sz w:val="24"/>
           <w:szCs w:val="24"/>
         </w:rPr>
-        <w:t>якого</w:t>
-      </w:r>
-      <w:r>
-        <w:rPr>
-          <w:rFonts w:ascii="Times New Roman" w:eastAsia="Times New Roman" w:hAnsi="Times New Roman" w:cs="Times New Roman"/>
-          <w:i/>
-          <w:color w:val="FF4400"/>
-          <w:sz w:val="24"/>
-          <w:szCs w:val="24"/>
-        </w:rPr>
-        <w:t xml:space="preserve"> є день </w:t>
+        <w:t xml:space="preserve">якого є день </w:t>
       </w:r>
       <w:r>
         <w:rPr>
@@ -2084,17 +2065,7 @@
           <w:sz w:val="24"/>
           <w:szCs w:val="24"/>
         </w:rPr>
-        <w:t>Прис</w:t>
-      </w:r>
-      <w:r>
-        <w:rPr>
-          <w:rFonts w:ascii="Times New Roman" w:eastAsia="Times New Roman" w:hAnsi="Times New Roman" w:cs="Times New Roman"/>
-          <w:i/>
-          <w:color w:val="FF4400"/>
-          <w:sz w:val="24"/>
-          <w:szCs w:val="24"/>
-        </w:rPr>
-        <w:t>пів:</w:t>
+        <w:t>Приспів:</w:t>
       </w:r>
       <w:r>
         <w:rPr>
@@ -2302,16 +2273,7 @@
           <w:sz w:val="24"/>
           <w:szCs w:val="24"/>
         </w:rPr>
-        <w:t>Господь воцарився, в красу зодягнувся, зодягнувся Господь у силу і перепо</w:t>
-      </w:r>
-      <w:r>
-        <w:rPr>
-          <w:rFonts w:ascii="Times New Roman" w:eastAsia="Times New Roman" w:hAnsi="Times New Roman" w:cs="Times New Roman"/>
-          <w:color w:val="333333"/>
-          <w:sz w:val="24"/>
-          <w:szCs w:val="24"/>
-        </w:rPr>
-        <w:t>ясався.</w:t>
+        <w:t>Господь воцарився, в красу зодягнувся, зодягнувся Господь у силу і перепоясався.</w:t>
       </w:r>
     </w:p>
     <w:p>
@@ -2476,16 +2438,7 @@
           <w:sz w:val="24"/>
           <w:szCs w:val="24"/>
         </w:rPr>
-        <w:t xml:space="preserve"> Молитв</w:t>
-      </w:r>
-      <w:r>
-        <w:rPr>
-          <w:rFonts w:ascii="Times New Roman" w:eastAsia="Times New Roman" w:hAnsi="Times New Roman" w:cs="Times New Roman"/>
-          <w:color w:val="333333"/>
-          <w:sz w:val="24"/>
-          <w:szCs w:val="24"/>
-        </w:rPr>
-        <w:t>ами святих твоїх, Спасе, спаси нас.</w:t>
+        <w:t xml:space="preserve"> Молитвами святих твоїх, Спасе, спаси нас.</w:t>
       </w:r>
     </w:p>
     <w:p>
@@ -2506,6 +2459,61 @@
     </w:p>
     <w:p>
       <w:pPr>
+        <w:pStyle w:val="a"/>
+      </w:pPr>
+      <w:r>
+        <w:rPr>
+          <w:rFonts w:ascii="Times New Roman" w:hAnsi="Times New Roman"/>
+          <w:color w:val="333333"/>
+          <w:sz w:val="24"/>
+        </w:rPr>
+        <w:t>Слава Отцю, і Сину, Святому Духові, і нині, і повсякчас, і на віки віків. Амінь.</w:t>
+      </w:r>
+    </w:p>
+    <w:p>
+      <w:pPr>
+        <w:pStyle w:val="a"/>
+      </w:pPr>
+      <w:r>
+        <w:rPr>
+          <w:rFonts w:ascii="Times New Roman" w:hAnsi="Times New Roman"/>
+          <w:color w:val="333333"/>
+          <w:sz w:val="24"/>
+        </w:rPr>
+        <w:t>Єдинородний Сину і Слове Божий, безсмертний Ти і зволив Ти спасення нашого ради воплотитися від святої Богородиці і приснодіви Марії, незмінно ставши чоловіком. І розп’ятий був Ти, Христе Боже, смертю смерть подолав. Ти один з Святої Тройці, рівнославимий з Отцем і Святим Духом, спаси нас.</w:t>
+      </w:r>
+    </w:p>
+    <w:p>
+      <w:pPr>
+        <w:pStyle w:val="a"/>
+      </w:pPr>
+      <w:r>
+        <w:rPr>
+          <w:rFonts w:ascii="Times New Roman" w:hAnsi="Times New Roman"/>
+          <w:sz w:val="24"/>
+          <w:highlight w:val="darkGray"/>
+        </w:rPr>
+        <w:t>&lt;</w:t>
+      </w:r>
+      <w:r>
+        <w:rPr>
+          <w:rFonts w:ascii="Times New Roman" w:hAnsi="Times New Roman"/>
+          <w:sz w:val="24"/>
+          <w:highlight w:val="darkGray"/>
+        </w:rPr>
+        <w:t>hr /</w:t>
+      </w:r>
+      <w:r>
+        <w:rPr>
+          <w:rFonts w:ascii="Times New Roman" w:hAnsi="Times New Roman"/>
+          <w:sz w:val="24"/>
+          <w:highlight w:val="darkGray"/>
+        </w:rPr>
+        <w:t>&gt;</w:t>
+      </w:r>
+    </w:p>
+    <w:p>
+      <w:pPr>
         <w:spacing w:after="120" w:line="240" w:lineRule="auto"/>
         <w:rPr>
           <w:rFonts w:ascii="Consolas" w:eastAsia="Consolas" w:hAnsi="Consolas" w:cs="Consolas"/>
@@ -2738,16 +2746,7 @@
           <w:sz w:val="24"/>
           <w:szCs w:val="24"/>
         </w:rPr>
-        <w:t xml:space="preserve"> Спаси нас, Сину Божий, у святих дивний Ти, співаємо Т</w:t>
-      </w:r>
-      <w:r>
-        <w:rPr>
-          <w:rFonts w:ascii="Times New Roman" w:eastAsia="Times New Roman" w:hAnsi="Times New Roman" w:cs="Times New Roman"/>
-          <w:color w:val="333333"/>
-          <w:sz w:val="24"/>
-          <w:szCs w:val="24"/>
-        </w:rPr>
-        <w:t>обі: Алилуя.</w:t>
+        <w:t xml:space="preserve"> Спаси нас, Сину Божий, у святих дивний Ти, співаємо Тобі: Алилуя.</w:t>
       </w:r>
     </w:p>
     <w:p>
@@ -2895,16 +2894,7 @@
           <w:szCs w:val="24"/>
         </w:rPr>
         <w:lastRenderedPageBreak/>
-        <w:t>Проповіданого.* Тому за істину постраждав ти, радуючися,* благовістив ти і тим, що в аді, Бог</w:t>
-      </w:r>
-      <w:r>
-        <w:rPr>
-          <w:rFonts w:ascii="Times New Roman" w:eastAsia="Times New Roman" w:hAnsi="Times New Roman" w:cs="Times New Roman"/>
-          <w:color w:val="333333"/>
-          <w:sz w:val="24"/>
-          <w:szCs w:val="24"/>
-        </w:rPr>
-        <w:t>а, явленого в тілі,* що взяв гріх світу і подає нам велику милість.</w:t>
+        <w:t>Проповіданого.* Тому за істину постраждав ти, радуючися,* благовістив ти і тим, що в аді, Бога, явленого в тілі,* що взяв гріх світу і подає нам велику милість.</w:t>
       </w:r>
     </w:p>
     <w:p>
@@ -2950,16 +2940,7 @@
           <w:sz w:val="24"/>
           <w:szCs w:val="24"/>
         </w:rPr>
-        <w:t xml:space="preserve"> Перше неплідна днесь Христового предтечу родить* і він є сповненням усякого пророцтва,* бо кого пророки проповідували,* на того він у Йордані руку поклав.* Явився Бож</w:t>
-      </w:r>
-      <w:r>
-        <w:rPr>
-          <w:rFonts w:ascii="Times New Roman" w:eastAsia="Times New Roman" w:hAnsi="Times New Roman" w:cs="Times New Roman"/>
-          <w:color w:val="333333"/>
-          <w:sz w:val="24"/>
-          <w:szCs w:val="24"/>
-        </w:rPr>
-        <w:t>ого Слова пророк, проповідник, разом і предтеча.</w:t>
+        <w:t xml:space="preserve"> Перше неплідна днесь Христового предтечу родить* і він є сповненням усякого пророцтва,* бо кого пророки проповідували,* на того він у Йордані руку поклав.* Явився Божого Слова пророк, проповідник, разом і предтеча.</w:t>
       </w:r>
     </w:p>
     <w:p>
@@ -3005,16 +2986,7 @@
           <w:sz w:val="24"/>
           <w:szCs w:val="24"/>
         </w:rPr>
-        <w:t xml:space="preserve"> Діва днесь предстоїть у церкві* і з ликами святих невидимо за нас молиться Богу.* Ангели з архиєреями поклоняються,* апостоли з пророками ликують,* бо ради нас молить Богородиця </w:t>
-      </w:r>
-      <w:r>
-        <w:rPr>
-          <w:rFonts w:ascii="Times New Roman" w:eastAsia="Times New Roman" w:hAnsi="Times New Roman" w:cs="Times New Roman"/>
-          <w:color w:val="333333"/>
-          <w:sz w:val="24"/>
-          <w:szCs w:val="24"/>
-        </w:rPr>
-        <w:t>превічного Бога.</w:t>
+        <w:t xml:space="preserve"> Діва днесь предстоїть у церкві* і з ликами святих невидимо за нас молиться Богу.* Ангели з архиєреями поклоняються,* апостоли з пророками ликують,* бо ради нас молить Богородиця превічного Бога.</w:t>
       </w:r>
     </w:p>
     <w:p>
@@ -3260,17 +3232,7 @@
           <w:sz w:val="24"/>
           <w:szCs w:val="24"/>
         </w:rPr>
-        <w:t>Алилуя (г. 4)</w:t>
-      </w:r>
-      <w:r>
-        <w:rPr>
-          <w:rFonts w:ascii="Times New Roman" w:eastAsia="Times New Roman" w:hAnsi="Times New Roman" w:cs="Times New Roman"/>
-          <w:i/>
-          <w:color w:val="FF4400"/>
-          <w:sz w:val="24"/>
-          <w:szCs w:val="24"/>
-        </w:rPr>
-        <w:t>:</w:t>
+        <w:t>Алилуя (г. 4):</w:t>
       </w:r>
       <w:r>
         <w:rPr>
@@ -3560,16 +3522,7 @@
           <w:sz w:val="24"/>
           <w:szCs w:val="24"/>
         </w:rPr>
-        <w:t xml:space="preserve"> Христос, істинний Бог наш, молитвами пречистої своєї Матері, чесного і славного пророка, предтечі і христителя Йоана, святих, славних і</w:t>
-      </w:r>
-      <w:r>
-        <w:rPr>
-          <w:rFonts w:ascii="Times New Roman" w:eastAsia="Times New Roman" w:hAnsi="Times New Roman" w:cs="Times New Roman"/>
-          <w:color w:val="333333"/>
-          <w:sz w:val="24"/>
-          <w:szCs w:val="24"/>
-        </w:rPr>
-        <w:t xml:space="preserve"> всехвальних апостолів, святого отця нашого Йоана Золотоустого, архиєпископа Константинограда, святого </w:t>
+        <w:t xml:space="preserve"> Христос, істинний Бог наш, молитвами пречистої своєї Матері, чесного і славного пророка, предтечі і христителя Йоана, святих, славних і всехвальних апостолів, святого отця нашого Йоана Золотоустого, архиєпископа Константинограда, святого </w:t>
       </w:r>
       <w:r>
         <w:rPr>
@@ -3683,14 +3636,7 @@
           <w:rFonts w:ascii="Consolas" w:eastAsia="Consolas" w:hAnsi="Consolas" w:cs="Consolas"/>
           <w:highlight w:val="darkGray"/>
         </w:rPr>
-        <w:t>&lt;a</w:t>
-      </w:r>
-      <w:r>
-        <w:rPr>
-          <w:rFonts w:ascii="Consolas" w:eastAsia="Consolas" w:hAnsi="Consolas" w:cs="Consolas"/>
-          <w:highlight w:val="darkGray"/>
-        </w:rPr>
-        <w:t>ntifon1&gt;</w:t>
+        <w:t>&lt;antifon1&gt;</w:t>
       </w:r>
     </w:p>
     <w:p>
@@ -3847,16 +3793,7 @@
           <w:sz w:val="24"/>
           <w:szCs w:val="24"/>
         </w:rPr>
-        <w:t xml:space="preserve"> Молитвами Богородиці, Спасе, спаси </w:t>
-      </w:r>
-      <w:r>
-        <w:rPr>
-          <w:rFonts w:ascii="Times New Roman" w:eastAsia="Times New Roman" w:hAnsi="Times New Roman" w:cs="Times New Roman"/>
-          <w:color w:val="333333"/>
-          <w:sz w:val="24"/>
-          <w:szCs w:val="24"/>
-        </w:rPr>
-        <w:t>нас.</w:t>
+        <w:t xml:space="preserve"> Молитвами Богородиці, Спасе, спаси нас.</w:t>
       </w:r>
     </w:p>
     <w:p>
@@ -4119,16 +4056,7 @@
           <w:sz w:val="24"/>
           <w:szCs w:val="24"/>
         </w:rPr>
-        <w:t>Господь воцарився, в красу зодягнувся, зодягнувся Господь у силу і перепо</w:t>
-      </w:r>
-      <w:r>
-        <w:rPr>
-          <w:rFonts w:ascii="Times New Roman" w:eastAsia="Times New Roman" w:hAnsi="Times New Roman" w:cs="Times New Roman"/>
-          <w:color w:val="333333"/>
-          <w:sz w:val="24"/>
-          <w:szCs w:val="24"/>
-        </w:rPr>
-        <w:t>ясався.</w:t>
+        <w:t>Господь воцарився, в красу зодягнувся, зодягнувся Господь у силу і перепоясався.</w:t>
       </w:r>
     </w:p>
     <w:p>
@@ -4293,16 +4221,7 @@
           <w:sz w:val="24"/>
           <w:szCs w:val="24"/>
         </w:rPr>
-        <w:t xml:space="preserve"> Молитв</w:t>
-      </w:r>
-      <w:r>
-        <w:rPr>
-          <w:rFonts w:ascii="Times New Roman" w:eastAsia="Times New Roman" w:hAnsi="Times New Roman" w:cs="Times New Roman"/>
-          <w:color w:val="333333"/>
-          <w:sz w:val="24"/>
-          <w:szCs w:val="24"/>
-        </w:rPr>
-        <w:t>ами святих твоїх, Спасе, спаси нас.</w:t>
+        <w:t xml:space="preserve"> Молитвами святих твоїх, Спасе, спаси нас.</w:t>
       </w:r>
     </w:p>
     <w:p>
@@ -4323,6 +4242,61 @@
     </w:p>
     <w:p>
       <w:pPr>
+        <w:pStyle w:val="a"/>
+      </w:pPr>
+      <w:r>
+        <w:rPr>
+          <w:rFonts w:ascii="Times New Roman" w:hAnsi="Times New Roman"/>
+          <w:color w:val="333333"/>
+          <w:sz w:val="24"/>
+        </w:rPr>
+        <w:t>Слава Отцю, і Сину, Святому Духові, і нині, і повсякчас, і на віки віків. Амінь.</w:t>
+      </w:r>
+    </w:p>
+    <w:p>
+      <w:pPr>
+        <w:pStyle w:val="a"/>
+      </w:pPr>
+      <w:r>
+        <w:rPr>
+          <w:rFonts w:ascii="Times New Roman" w:hAnsi="Times New Roman"/>
+          <w:color w:val="333333"/>
+          <w:sz w:val="24"/>
+        </w:rPr>
+        <w:t>Єдинородний Сину і Слове Божий, безсмертний Ти і зволив Ти спасення нашого ради воплотитися від святої Богородиці і приснодіви Марії, незмінно ставши чоловіком. І розп’ятий був Ти, Христе Боже, смертю смерть подолав. Ти один з Святої Тройці, рівнославимий з Отцем і Святим Духом, спаси нас.</w:t>
+      </w:r>
+    </w:p>
+    <w:p>
+      <w:pPr>
+        <w:pStyle w:val="a"/>
+      </w:pPr>
+      <w:r>
+        <w:rPr>
+          <w:rFonts w:ascii="Times New Roman" w:hAnsi="Times New Roman"/>
+          <w:sz w:val="24"/>
+          <w:highlight w:val="darkGray"/>
+        </w:rPr>
+        <w:t>&lt;</w:t>
+      </w:r>
+      <w:r>
+        <w:rPr>
+          <w:rFonts w:ascii="Times New Roman" w:hAnsi="Times New Roman"/>
+          <w:sz w:val="24"/>
+          <w:highlight w:val="darkGray"/>
+        </w:rPr>
+        <w:t>hr /</w:t>
+      </w:r>
+      <w:r>
+        <w:rPr>
+          <w:rFonts w:ascii="Times New Roman" w:hAnsi="Times New Roman"/>
+          <w:sz w:val="24"/>
+          <w:highlight w:val="darkGray"/>
+        </w:rPr>
+        <w:t>&gt;</w:t>
+      </w:r>
+    </w:p>
+    <w:p>
+      <w:pPr>
         <w:spacing w:after="120" w:line="240" w:lineRule="auto"/>
         <w:rPr>
           <w:rFonts w:ascii="Consolas" w:eastAsia="Consolas" w:hAnsi="Consolas" w:cs="Consolas"/>
@@ -4454,16 +4428,7 @@
           <w:sz w:val="24"/>
           <w:szCs w:val="24"/>
         </w:rPr>
-        <w:t>Ідім перед лицем його з</w:t>
-      </w:r>
-      <w:r>
-        <w:rPr>
-          <w:rFonts w:ascii="Times New Roman" w:eastAsia="Times New Roman" w:hAnsi="Times New Roman" w:cs="Times New Roman"/>
-          <w:color w:val="333333"/>
-          <w:sz w:val="24"/>
-          <w:szCs w:val="24"/>
-        </w:rPr>
-        <w:t xml:space="preserve"> ісповіданням і псалмами воскликнім йому.</w:t>
+        <w:t>Ідім перед лицем його з ісповіданням і псалмами воскликнім йому.</w:t>
       </w:r>
     </w:p>
     <w:p>
@@ -4580,14 +4545,7 @@
           <w:rFonts w:ascii="Consolas" w:eastAsia="Consolas" w:hAnsi="Consolas" w:cs="Consolas"/>
           <w:highlight w:val="darkGray"/>
         </w:rPr>
-        <w:t>&lt;/antifon3</w:t>
-      </w:r>
-      <w:r>
-        <w:rPr>
-          <w:rFonts w:ascii="Consolas" w:eastAsia="Consolas" w:hAnsi="Consolas" w:cs="Consolas"/>
-          <w:highlight w:val="darkGray"/>
-        </w:rPr>
-        <w:t>&gt;</w:t>
+        <w:t>&lt;/antifon3&gt;</w:t>
       </w:r>
     </w:p>
     <w:p>
@@ -4756,16 +4714,7 @@
           <w:sz w:val="24"/>
           <w:szCs w:val="24"/>
         </w:rPr>
-        <w:t xml:space="preserve"> Вознісся Ти на хрест волею своєю.* Новому людові Твоєму, що Твоє ім’я носить,</w:t>
-      </w:r>
-      <w:r>
-        <w:rPr>
-          <w:rFonts w:ascii="Times New Roman" w:eastAsia="Times New Roman" w:hAnsi="Times New Roman" w:cs="Times New Roman"/>
-          <w:color w:val="333333"/>
-          <w:sz w:val="24"/>
-          <w:szCs w:val="24"/>
-        </w:rPr>
-        <w:t>* даруй щедроти твої, Христе Боже.* Возвесели силою Твоєю, благовірний народ,* перемоги на супротивників дай йому,* що за посібник має Твоє оружжя миру, непоборну перемогу.</w:t>
+        <w:t xml:space="preserve"> Вознісся Ти на хрест волею своєю.* Новому людові Твоєму, що Твоє ім’я носить,* даруй щедроти твої, Христе Боже.* Возвесели силою Твоєю, благовірний народ,* перемоги на супротивників дай йому,* що за посібник має Твоє оружжя миру, непоборну перемогу.</w:t>
       </w:r>
     </w:p>
     <w:p>
@@ -4834,16 +4783,7 @@
           <w:sz w:val="24"/>
           <w:szCs w:val="24"/>
         </w:rPr>
-        <w:t>Величає душа моя Господа і</w:t>
-      </w:r>
-      <w:r>
-        <w:rPr>
-          <w:rFonts w:ascii="Times New Roman" w:eastAsia="Times New Roman" w:hAnsi="Times New Roman" w:cs="Times New Roman"/>
-          <w:color w:val="333333"/>
-          <w:sz w:val="24"/>
-          <w:szCs w:val="24"/>
-        </w:rPr>
-        <w:t xml:space="preserve"> возрадувався дух мій у Бозі, Спасі моїм. </w:t>
+        <w:t xml:space="preserve">Величає душа моя Господа і возрадувався дух мій у Бозі, Спасі моїм. </w:t>
       </w:r>
       <w:r>
         <w:rPr>
@@ -5029,16 +4969,7 @@
           <w:sz w:val="24"/>
           <w:szCs w:val="24"/>
         </w:rPr>
-        <w:t xml:space="preserve"> Слухай, дочко, і споглянь, і прихили </w:t>
-      </w:r>
-      <w:r>
-        <w:rPr>
-          <w:rFonts w:ascii="Times New Roman" w:eastAsia="Times New Roman" w:hAnsi="Times New Roman" w:cs="Times New Roman"/>
-          <w:color w:val="333333"/>
-          <w:sz w:val="24"/>
-          <w:szCs w:val="24"/>
-        </w:rPr>
-        <w:t xml:space="preserve">вухо Твоє. </w:t>
+        <w:t xml:space="preserve"> Слухай, дочко, і споглянь, і прихили вухо Твоє. </w:t>
       </w:r>
       <w:r>
         <w:rPr>
@@ -5344,17 +5275,7 @@
           <w:sz w:val="24"/>
           <w:szCs w:val="24"/>
         </w:rPr>
-        <w:t xml:space="preserve">якого </w:t>
-      </w:r>
-      <w:r>
-        <w:rPr>
-          <w:rFonts w:ascii="Times New Roman" w:eastAsia="Times New Roman" w:hAnsi="Times New Roman" w:cs="Times New Roman"/>
-          <w:i/>
-          <w:color w:val="FF4400"/>
-          <w:sz w:val="24"/>
-          <w:szCs w:val="24"/>
-        </w:rPr>
-        <w:t>є день</w:t>
+        <w:t>якого є день</w:t>
       </w:r>
       <w:r>
         <w:rPr>
@@ -5533,16 +5454,7 @@
           <w:sz w:val="24"/>
           <w:szCs w:val="24"/>
         </w:rPr>
-        <w:t xml:space="preserve"> Молитвами Богороди</w:t>
-      </w:r>
-      <w:r>
-        <w:rPr>
-          <w:rFonts w:ascii="Times New Roman" w:eastAsia="Times New Roman" w:hAnsi="Times New Roman" w:cs="Times New Roman"/>
-          <w:color w:val="333333"/>
-          <w:sz w:val="24"/>
-          <w:szCs w:val="24"/>
-        </w:rPr>
-        <w:t>ці, Спасе, спаси нас.</w:t>
+        <w:t xml:space="preserve"> Молитвами Богородиці, Спасе, спаси нас.</w:t>
       </w:r>
     </w:p>
     <w:p>
@@ -5698,17 +5610,7 @@
           <w:sz w:val="24"/>
           <w:szCs w:val="24"/>
         </w:rPr>
-        <w:t>(Якщо скорочується Літургію</w:t>
-      </w:r>
-      <w:r>
-        <w:rPr>
-          <w:rFonts w:ascii="Times New Roman" w:eastAsia="Times New Roman" w:hAnsi="Times New Roman" w:cs="Times New Roman"/>
-          <w:i/>
-          <w:color w:val="FF4400"/>
-          <w:sz w:val="24"/>
-          <w:szCs w:val="24"/>
-        </w:rPr>
-        <w:t>, перейди до</w:t>
+        <w:t>(Якщо скорочується Літургію, перейди до</w:t>
       </w:r>
       <w:r>
         <w:rPr>
@@ -6065,6 +5967,61 @@
     </w:p>
     <w:p>
       <w:pPr>
+        <w:pStyle w:val="a"/>
+      </w:pPr>
+      <w:r>
+        <w:rPr>
+          <w:rFonts w:ascii="Times New Roman" w:hAnsi="Times New Roman"/>
+          <w:color w:val="333333"/>
+          <w:sz w:val="24"/>
+        </w:rPr>
+        <w:t>Слава Отцю, і Сину, Святому Духові, і нині, і повсякчас, і на віки віків. Амінь.</w:t>
+      </w:r>
+    </w:p>
+    <w:p>
+      <w:pPr>
+        <w:pStyle w:val="a"/>
+      </w:pPr>
+      <w:r>
+        <w:rPr>
+          <w:rFonts w:ascii="Times New Roman" w:hAnsi="Times New Roman"/>
+          <w:color w:val="333333"/>
+          <w:sz w:val="24"/>
+        </w:rPr>
+        <w:t>Єдинородний Сину і Слове Божий, безсмертний Ти і зволив Ти спасення нашого ради воплотитися від святої Богородиці і приснодіви Марії, незмінно ставши чоловіком. І розп’ятий був Ти, Христе Боже, смертю смерть подолав. Ти один з Святої Тройці, рівнославимий з Отцем і Святим Духом, спаси нас.</w:t>
+      </w:r>
+    </w:p>
+    <w:p>
+      <w:pPr>
+        <w:pStyle w:val="a"/>
+      </w:pPr>
+      <w:r>
+        <w:rPr>
+          <w:rFonts w:ascii="Times New Roman" w:hAnsi="Times New Roman"/>
+          <w:sz w:val="24"/>
+          <w:highlight w:val="darkGray"/>
+        </w:rPr>
+        <w:t>&lt;</w:t>
+      </w:r>
+      <w:r>
+        <w:rPr>
+          <w:rFonts w:ascii="Times New Roman" w:hAnsi="Times New Roman"/>
+          <w:sz w:val="24"/>
+          <w:highlight w:val="darkGray"/>
+        </w:rPr>
+        <w:t>hr /</w:t>
+      </w:r>
+      <w:r>
+        <w:rPr>
+          <w:rFonts w:ascii="Times New Roman" w:hAnsi="Times New Roman"/>
+          <w:sz w:val="24"/>
+          <w:highlight w:val="darkGray"/>
+        </w:rPr>
+        <w:t>&gt;</w:t>
+      </w:r>
+    </w:p>
+    <w:p>
+      <w:pPr>
         <w:spacing w:after="120" w:line="240" w:lineRule="auto"/>
         <w:rPr>
           <w:rFonts w:ascii="Consolas" w:eastAsia="Consolas" w:hAnsi="Consolas" w:cs="Consolas"/>
@@ -6132,16 +6089,7 @@
           <w:sz w:val="24"/>
           <w:szCs w:val="24"/>
         </w:rPr>
-        <w:t>Прийдіте, возрадуємося Гос</w:t>
-      </w:r>
-      <w:r>
-        <w:rPr>
-          <w:rFonts w:ascii="Times New Roman" w:eastAsia="Times New Roman" w:hAnsi="Times New Roman" w:cs="Times New Roman"/>
-          <w:color w:val="333333"/>
-          <w:sz w:val="24"/>
-          <w:szCs w:val="24"/>
-        </w:rPr>
-        <w:t>подеві, воскликнім Богу, Спасителеві нашому.</w:t>
+        <w:t>Прийдіте, возрадуємося Господеві, воскликнім Богу, Спасителеві нашому.</w:t>
       </w:r>
     </w:p>
     <w:p>
@@ -6242,16 +6190,7 @@
           <w:sz w:val="24"/>
           <w:szCs w:val="24"/>
         </w:rPr>
-        <w:t xml:space="preserve"> Спаси нас, Сину Божий, у святих дивний Ти, співаємо Тобі: Алил</w:t>
-      </w:r>
-      <w:r>
-        <w:rPr>
-          <w:rFonts w:ascii="Times New Roman" w:eastAsia="Times New Roman" w:hAnsi="Times New Roman" w:cs="Times New Roman"/>
-          <w:color w:val="333333"/>
-          <w:sz w:val="24"/>
-          <w:szCs w:val="24"/>
-        </w:rPr>
-        <w:t>уя.</w:t>
+        <w:t xml:space="preserve"> Спаси нас, Сину Божий, у святих дивний Ти, співаємо Тобі: Алилуя.</w:t>
       </w:r>
     </w:p>
     <w:p>
@@ -6384,16 +6323,7 @@
           <w:sz w:val="24"/>
           <w:szCs w:val="24"/>
         </w:rPr>
-        <w:t xml:space="preserve"> Прийдіте, поклонімся і припадім до Христа. Спаси нас, Сину Божий, у святих дивний Ти, співаємо</w:t>
-      </w:r>
-      <w:r>
-        <w:rPr>
-          <w:rFonts w:ascii="Times New Roman" w:eastAsia="Times New Roman" w:hAnsi="Times New Roman" w:cs="Times New Roman"/>
-          <w:color w:val="333333"/>
-          <w:sz w:val="24"/>
-          <w:szCs w:val="24"/>
-        </w:rPr>
-        <w:t xml:space="preserve"> Тобі: Алилуя.</w:t>
+        <w:t xml:space="preserve"> Прийдіте, поклонімся і припадім до Христа. Спаси нас, Сину Божий, у святих дивний Ти, співаємо Тобі: Алилуя.</w:t>
       </w:r>
     </w:p>
     <w:p>
@@ -6528,17 +6458,7 @@
           <w:sz w:val="24"/>
           <w:szCs w:val="24"/>
         </w:rPr>
-        <w:t>Кондак апосто</w:t>
-      </w:r>
-      <w:r>
-        <w:rPr>
-          <w:rFonts w:ascii="Times New Roman" w:eastAsia="Times New Roman" w:hAnsi="Times New Roman" w:cs="Times New Roman"/>
-          <w:i/>
-          <w:color w:val="FF4400"/>
-          <w:sz w:val="24"/>
-          <w:szCs w:val="24"/>
-        </w:rPr>
-        <w:t>лам (г. 2):</w:t>
+        <w:t>Кондак апостолам (г. 2):</w:t>
       </w:r>
       <w:r>
         <w:rPr>
@@ -6593,16 +6513,7 @@
           <w:sz w:val="24"/>
           <w:szCs w:val="24"/>
         </w:rPr>
-        <w:t xml:space="preserve"> В Мирах, св</w:t>
-      </w:r>
-      <w:r>
-        <w:rPr>
-          <w:rFonts w:ascii="Times New Roman" w:eastAsia="Times New Roman" w:hAnsi="Times New Roman" w:cs="Times New Roman"/>
-          <w:color w:val="333333"/>
-          <w:sz w:val="24"/>
-          <w:szCs w:val="24"/>
-        </w:rPr>
-        <w:t>ятий, священнослужителем показався ти,* бо Христове Євангеліє, преподобний, сповнивши,* положив ти душу твою за людей твоїх* і спас неповинних від смерти.* Ради цього освятив ти себе як великий таїнник Божої благодаті.</w:t>
+        <w:t xml:space="preserve"> В Мирах, святий, священнослужителем показався ти,* бо Христове Євангеліє, преподобний, сповнивши,* положив ти душу твою за людей твоїх* і спас неповинних від смерти.* Ради цього освятив ти себе як великий таїнник Божої благодаті.</w:t>
       </w:r>
     </w:p>
     <w:p>
@@ -6648,16 +6559,7 @@
           <w:sz w:val="24"/>
           <w:szCs w:val="24"/>
         </w:rPr>
-        <w:t xml:space="preserve"> Діва дне</w:t>
-      </w:r>
-      <w:r>
-        <w:rPr>
-          <w:rFonts w:ascii="Times New Roman" w:eastAsia="Times New Roman" w:hAnsi="Times New Roman" w:cs="Times New Roman"/>
-          <w:color w:val="333333"/>
-          <w:sz w:val="24"/>
-          <w:szCs w:val="24"/>
-        </w:rPr>
-        <w:t>сь предстоїть у церкві* і з ликами святих невидимо за нас молиться Богу.* Ангели з архиєреями поклоняються,* апостоли з пророками ликують,* бо ради нас молить Богородиця превічного Бога.</w:t>
+        <w:t xml:space="preserve"> Діва днесь предстоїть у церкві* і з ликами святих невидимо за нас молиться Богу.* Ангели з архиєреями поклоняються,* апостоли з пророками ликують,* бо ради нас молить Богородиця превічного Бога.</w:t>
       </w:r>
     </w:p>
     <w:p>
@@ -6912,16 +6814,7 @@
           <w:sz w:val="24"/>
           <w:szCs w:val="24"/>
         </w:rPr>
-        <w:t xml:space="preserve"> Ісповідять небеса чуда тв</w:t>
-      </w:r>
-      <w:r>
-        <w:rPr>
-          <w:rFonts w:ascii="Times New Roman" w:eastAsia="Times New Roman" w:hAnsi="Times New Roman" w:cs="Times New Roman"/>
-          <w:color w:val="333333"/>
-          <w:sz w:val="24"/>
-          <w:szCs w:val="24"/>
-        </w:rPr>
-        <w:t xml:space="preserve">ої, Господи, і істину твою в церкві святих </w:t>
+        <w:t xml:space="preserve"> Ісповідять небеса чуда твої, Господи, і істину твою в церкві святих </w:t>
       </w:r>
       <w:r>
         <w:rPr>
@@ -7116,17 +7009,7 @@
           <w:sz w:val="24"/>
           <w:szCs w:val="24"/>
         </w:rPr>
-        <w:t>(Пс. 18,5)</w:t>
-      </w:r>
-      <w:r>
-        <w:rPr>
-          <w:rFonts w:ascii="Times New Roman" w:eastAsia="Times New Roman" w:hAnsi="Times New Roman" w:cs="Times New Roman"/>
-          <w:i/>
-          <w:color w:val="FF4400"/>
-          <w:sz w:val="24"/>
-          <w:szCs w:val="24"/>
-        </w:rPr>
-        <w:t>.</w:t>
+        <w:t>(Пс. 18,5).</w:t>
       </w:r>
       <w:r>
         <w:rPr>
@@ -7218,17 +7101,7 @@
           <w:sz w:val="24"/>
           <w:szCs w:val="24"/>
         </w:rPr>
-        <w:t>яког</w:t>
-      </w:r>
-      <w:r>
-        <w:rPr>
-          <w:rFonts w:ascii="Times New Roman" w:eastAsia="Times New Roman" w:hAnsi="Times New Roman" w:cs="Times New Roman"/>
-          <w:i/>
-          <w:color w:val="FF4400"/>
-          <w:sz w:val="24"/>
-          <w:szCs w:val="24"/>
-        </w:rPr>
-        <w:t xml:space="preserve">о є храм, </w:t>
+        <w:t xml:space="preserve">якого є храм, </w:t>
       </w:r>
       <w:r>
         <w:rPr>
@@ -7502,16 +7375,7 @@
           <w:sz w:val="24"/>
           <w:szCs w:val="24"/>
         </w:rPr>
-        <w:t>Бо правий Господь Бог наш і нема</w:t>
-      </w:r>
-      <w:r>
-        <w:rPr>
-          <w:rFonts w:ascii="Times New Roman" w:eastAsia="Times New Roman" w:hAnsi="Times New Roman" w:cs="Times New Roman"/>
-          <w:color w:val="333333"/>
-          <w:sz w:val="24"/>
-          <w:szCs w:val="24"/>
-        </w:rPr>
-        <w:t>є неправди в нім.</w:t>
+        <w:t>Бо правий Господь Бог наш і немає неправди в нім.</w:t>
       </w:r>
     </w:p>
     <w:p>
@@ -7659,16 +7523,7 @@
           <w:sz w:val="24"/>
           <w:szCs w:val="24"/>
         </w:rPr>
-        <w:t xml:space="preserve"> Молитвами Богородиці, Спасе, спаси нас</w:t>
-      </w:r>
-      <w:r>
-        <w:rPr>
-          <w:rFonts w:ascii="Times New Roman" w:eastAsia="Times New Roman" w:hAnsi="Times New Roman" w:cs="Times New Roman"/>
-          <w:color w:val="333333"/>
-          <w:sz w:val="24"/>
-          <w:szCs w:val="24"/>
-        </w:rPr>
-        <w:t>.</w:t>
+        <w:t xml:space="preserve"> Молитвами Богородиці, Спасе, спаси нас.</w:t>
       </w:r>
     </w:p>
     <w:p>
@@ -7942,6 +7797,61 @@
     </w:p>
     <w:p>
       <w:pPr>
+        <w:pStyle w:val="a"/>
+      </w:pPr>
+      <w:r>
+        <w:rPr>
+          <w:rFonts w:ascii="Times New Roman" w:hAnsi="Times New Roman"/>
+          <w:color w:val="333333"/>
+          <w:sz w:val="24"/>
+        </w:rPr>
+        <w:t>Слава Отцю, і Сину, Святому Духові, і нині, і повсякчас, і на віки віків. Амінь.</w:t>
+      </w:r>
+    </w:p>
+    <w:p>
+      <w:pPr>
+        <w:pStyle w:val="a"/>
+      </w:pPr>
+      <w:r>
+        <w:rPr>
+          <w:rFonts w:ascii="Times New Roman" w:hAnsi="Times New Roman"/>
+          <w:color w:val="333333"/>
+          <w:sz w:val="24"/>
+        </w:rPr>
+        <w:t>Єдинородний Сину і Слове Божий, безсмертний Ти і зволив Ти спасення нашого ради воплотитися від святої Богородиці і приснодіви Марії, незмінно ставши чоловіком. І розп’ятий був Ти, Христе Боже, смертю смерть подолав. Ти один з Святої Тройці, рівнославимий з Отцем і Святим Духом, спаси нас.</w:t>
+      </w:r>
+    </w:p>
+    <w:p>
+      <w:pPr>
+        <w:pStyle w:val="a"/>
+      </w:pPr>
+      <w:r>
+        <w:rPr>
+          <w:rFonts w:ascii="Times New Roman" w:hAnsi="Times New Roman"/>
+          <w:sz w:val="24"/>
+          <w:highlight w:val="darkGray"/>
+        </w:rPr>
+        <w:t>&lt;</w:t>
+      </w:r>
+      <w:r>
+        <w:rPr>
+          <w:rFonts w:ascii="Times New Roman" w:hAnsi="Times New Roman"/>
+          <w:sz w:val="24"/>
+          <w:highlight w:val="darkGray"/>
+        </w:rPr>
+        <w:t>hr /</w:t>
+      </w:r>
+      <w:r>
+        <w:rPr>
+          <w:rFonts w:ascii="Times New Roman" w:hAnsi="Times New Roman"/>
+          <w:sz w:val="24"/>
+          <w:highlight w:val="darkGray"/>
+        </w:rPr>
+        <w:t>&gt;</w:t>
+      </w:r>
+    </w:p>
+    <w:p>
+      <w:pPr>
         <w:spacing w:after="120" w:line="240" w:lineRule="auto"/>
         <w:rPr>
           <w:rFonts w:ascii="Consolas" w:eastAsia="Consolas" w:hAnsi="Consolas" w:cs="Consolas"/>
@@ -8174,16 +8084,7 @@
           <w:sz w:val="24"/>
           <w:szCs w:val="24"/>
         </w:rPr>
-        <w:t xml:space="preserve"> Спаси нас, Сину Божий, у святих дивний Ти, співаємо Т</w:t>
-      </w:r>
-      <w:r>
-        <w:rPr>
-          <w:rFonts w:ascii="Times New Roman" w:eastAsia="Times New Roman" w:hAnsi="Times New Roman" w:cs="Times New Roman"/>
-          <w:color w:val="333333"/>
-          <w:sz w:val="24"/>
-          <w:szCs w:val="24"/>
-        </w:rPr>
-        <w:t>обі: Алилуя.</w:t>
+        <w:t xml:space="preserve"> Спаси нас, Сину Божий, у святих дивний Ти, співаємо Тобі: Алилуя.</w:t>
       </w:r>
     </w:p>
     <w:p>
@@ -8321,16 +8222,7 @@
           <w:sz w:val="24"/>
           <w:szCs w:val="24"/>
         </w:rPr>
-        <w:t xml:space="preserve"> Спаси, Господи, людей твоїх* і благослови насліддя Твоє,* перемоги бла</w:t>
-      </w:r>
-      <w:r>
-        <w:rPr>
-          <w:rFonts w:ascii="Times New Roman" w:eastAsia="Times New Roman" w:hAnsi="Times New Roman" w:cs="Times New Roman"/>
-          <w:color w:val="333333"/>
-          <w:sz w:val="24"/>
-          <w:szCs w:val="24"/>
-        </w:rPr>
-        <w:t>говірному народові на супротивників даруй,* і хрестом твоїм* охорони люд твій.</w:t>
+        <w:t xml:space="preserve"> Спаси, Господи, людей твоїх* і благослови насліддя Твоє,* перемоги благовірному народові на супротивників даруй,* і хрестом твоїм* охорони люд твій.</w:t>
       </w:r>
     </w:p>
     <w:p>
@@ -8376,16 +8268,7 @@
           <w:sz w:val="24"/>
           <w:szCs w:val="24"/>
         </w:rPr>
-        <w:t xml:space="preserve"> Вознісся Ти на хрест волею своєю.* Новому людові Твоєму, що Твоє ім’я носить,* даруй щедроти твої, Христе Боже.* Возвесели силою Твоєю благовірний </w:t>
-      </w:r>
-      <w:r>
-        <w:rPr>
-          <w:rFonts w:ascii="Times New Roman" w:eastAsia="Times New Roman" w:hAnsi="Times New Roman" w:cs="Times New Roman"/>
-          <w:color w:val="333333"/>
-          <w:sz w:val="24"/>
-          <w:szCs w:val="24"/>
-        </w:rPr>
-        <w:t>народ,* перемоги на супротивників дай йому,* що за посібник має Твоє оружжя миру, непоборну перемогу.</w:t>
+        <w:t xml:space="preserve"> Вознісся Ти на хрест волею своєю.* Новому людові Твоєму, що Твоє ім’я носить,* даруй щедроти твої, Христе Боже.* Возвесели силою Твоєю благовірний народ,* перемоги на супротивників дай йому,* що за посібник має Твоє оружжя миру, непоборну перемогу.</w:t>
       </w:r>
     </w:p>
     <w:p>
@@ -8916,16 +8799,7 @@
           <w:sz w:val="24"/>
           <w:szCs w:val="24"/>
         </w:rPr>
-        <w:t xml:space="preserve"> Хри</w:t>
-      </w:r>
-      <w:r>
-        <w:rPr>
-          <w:rFonts w:ascii="Times New Roman" w:eastAsia="Times New Roman" w:hAnsi="Times New Roman" w:cs="Times New Roman"/>
-          <w:color w:val="333333"/>
-          <w:sz w:val="24"/>
-          <w:szCs w:val="24"/>
-        </w:rPr>
-        <w:t xml:space="preserve">стос, істинний Бог наш, молитвами пречистої своєї Матері, силою чесного і животворного Хреста, святих, славних і всехвальних апостолів, святого отця нашого Йоана Золотоустого, архиєпископа Константинограда, святого </w:t>
+        <w:t xml:space="preserve"> Христос, істинний Бог наш, молитвами пречистої своєї Матері, силою чесного і животворного Хреста, святих, славних і всехвальних апостолів, святого отця нашого Йоана Золотоустого, архиєпископа Константинограда, святого </w:t>
       </w:r>
       <w:r>
         <w:rPr>
@@ -8963,16 +8837,7 @@
           <w:sz w:val="24"/>
           <w:szCs w:val="24"/>
         </w:rPr>
-        <w:t xml:space="preserve"> і всіх</w:t>
-      </w:r>
-      <w:r>
-        <w:rPr>
-          <w:rFonts w:ascii="Times New Roman" w:eastAsia="Times New Roman" w:hAnsi="Times New Roman" w:cs="Times New Roman"/>
-          <w:color w:val="333333"/>
-          <w:sz w:val="24"/>
-          <w:szCs w:val="24"/>
-        </w:rPr>
-        <w:t xml:space="preserve"> святих, помилує і спасе нас, як благий і чоловіколюбець.</w:t>
+        <w:t xml:space="preserve"> і всіх святих, помилує і спасе нас, як благий і чоловіколюбець.</w:t>
       </w:r>
     </w:p>
     <w:p>
@@ -9226,16 +9091,7 @@
           <w:sz w:val="24"/>
           <w:szCs w:val="24"/>
         </w:rPr>
-        <w:t>Бо правий Господь Бог наш і нема</w:t>
-      </w:r>
-      <w:r>
-        <w:rPr>
-          <w:rFonts w:ascii="Times New Roman" w:eastAsia="Times New Roman" w:hAnsi="Times New Roman" w:cs="Times New Roman"/>
-          <w:color w:val="333333"/>
-          <w:sz w:val="24"/>
-          <w:szCs w:val="24"/>
-        </w:rPr>
-        <w:t>є неправди в нім.</w:t>
+        <w:t>Бо правий Господь Бог наш і немає неправди в нім.</w:t>
       </w:r>
     </w:p>
     <w:p>
@@ -9472,16 +9328,7 @@
           <w:szCs w:val="24"/>
         </w:rPr>
         <w:lastRenderedPageBreak/>
-        <w:t>Господь воцарився, в красу зодягнувся, зодягнувся Господь у силу і перепо</w:t>
-      </w:r>
-      <w:r>
-        <w:rPr>
-          <w:rFonts w:ascii="Times New Roman" w:eastAsia="Times New Roman" w:hAnsi="Times New Roman" w:cs="Times New Roman"/>
-          <w:color w:val="333333"/>
-          <w:sz w:val="24"/>
-          <w:szCs w:val="24"/>
-        </w:rPr>
-        <w:t>ясався.</w:t>
+        <w:t>Господь воцарився, в красу зодягнувся, зодягнувся Господь у силу і перепоясався.</w:t>
       </w:r>
     </w:p>
     <w:p>
@@ -9646,16 +9493,7 @@
           <w:sz w:val="24"/>
           <w:szCs w:val="24"/>
         </w:rPr>
-        <w:t xml:space="preserve"> Молитв</w:t>
-      </w:r>
-      <w:r>
-        <w:rPr>
-          <w:rFonts w:ascii="Times New Roman" w:eastAsia="Times New Roman" w:hAnsi="Times New Roman" w:cs="Times New Roman"/>
-          <w:color w:val="333333"/>
-          <w:sz w:val="24"/>
-          <w:szCs w:val="24"/>
-        </w:rPr>
-        <w:t>ами святих твоїх, Спасе, спаси нас.</w:t>
+        <w:t xml:space="preserve"> Молитвами святих твоїх, Спасе, спаси нас.</w:t>
       </w:r>
     </w:p>
     <w:p>
@@ -9676,6 +9514,61 @@
     </w:p>
     <w:p>
       <w:pPr>
+        <w:pStyle w:val="a"/>
+      </w:pPr>
+      <w:r>
+        <w:rPr>
+          <w:rFonts w:ascii="Times New Roman" w:hAnsi="Times New Roman"/>
+          <w:color w:val="333333"/>
+          <w:sz w:val="24"/>
+        </w:rPr>
+        <w:t>Слава Отцю, і Сину, Святому Духові, і нині, і повсякчас, і на віки віків. Амінь.</w:t>
+      </w:r>
+    </w:p>
+    <w:p>
+      <w:pPr>
+        <w:pStyle w:val="a"/>
+      </w:pPr>
+      <w:r>
+        <w:rPr>
+          <w:rFonts w:ascii="Times New Roman" w:hAnsi="Times New Roman"/>
+          <w:color w:val="333333"/>
+          <w:sz w:val="24"/>
+        </w:rPr>
+        <w:t>Єдинородний Сину і Слове Божий, безсмертний Ти і зволив Ти спасення нашого ради воплотитися від святої Богородиці і приснодіви Марії, незмінно ставши чоловіком. І розп’ятий був Ти, Христе Боже, смертю смерть подолав. Ти один з Святої Тройці, рівнославимий з Отцем і Святим Духом, спаси нас.</w:t>
+      </w:r>
+    </w:p>
+    <w:p>
+      <w:pPr>
+        <w:pStyle w:val="a"/>
+      </w:pPr>
+      <w:r>
+        <w:rPr>
+          <w:rFonts w:ascii="Times New Roman" w:hAnsi="Times New Roman"/>
+          <w:sz w:val="24"/>
+          <w:highlight w:val="darkGray"/>
+        </w:rPr>
+        <w:t>&lt;</w:t>
+      </w:r>
+      <w:r>
+        <w:rPr>
+          <w:rFonts w:ascii="Times New Roman" w:hAnsi="Times New Roman"/>
+          <w:sz w:val="24"/>
+          <w:highlight w:val="darkGray"/>
+        </w:rPr>
+        <w:t>hr /</w:t>
+      </w:r>
+      <w:r>
+        <w:rPr>
+          <w:rFonts w:ascii="Times New Roman" w:hAnsi="Times New Roman"/>
+          <w:sz w:val="24"/>
+          <w:highlight w:val="darkGray"/>
+        </w:rPr>
+        <w:t>&gt;</w:t>
+      </w:r>
+    </w:p>
+    <w:p>
+      <w:pPr>
         <w:spacing w:after="120" w:line="240" w:lineRule="auto"/>
         <w:rPr>
           <w:rFonts w:ascii="Consolas" w:eastAsia="Consolas" w:hAnsi="Consolas" w:cs="Consolas"/>
@@ -9871,16 +9764,7 @@
           <w:sz w:val="24"/>
           <w:szCs w:val="24"/>
         </w:rPr>
-        <w:t>Бо Бог – великий Господь і цар великий по всій зе</w:t>
-      </w:r>
-      <w:r>
-        <w:rPr>
-          <w:rFonts w:ascii="Times New Roman" w:eastAsia="Times New Roman" w:hAnsi="Times New Roman" w:cs="Times New Roman"/>
-          <w:color w:val="333333"/>
-          <w:sz w:val="24"/>
-          <w:szCs w:val="24"/>
-        </w:rPr>
-        <w:t>млі.</w:t>
+        <w:t>Бо Бог – великий Господь і цар великий по всій землі.</w:t>
       </w:r>
     </w:p>
     <w:p>
@@ -10055,16 +9939,7 @@
           <w:sz w:val="24"/>
           <w:szCs w:val="24"/>
         </w:rPr>
-        <w:t xml:space="preserve"> Апостоли, мученики і пророки,* святителі, преподобні і праведні,* що добре подвиг звершили і віру зберегли,* ма</w:t>
-      </w:r>
-      <w:r>
-        <w:rPr>
-          <w:rFonts w:ascii="Times New Roman" w:eastAsia="Times New Roman" w:hAnsi="Times New Roman" w:cs="Times New Roman"/>
-          <w:color w:val="333333"/>
-          <w:sz w:val="24"/>
-          <w:szCs w:val="24"/>
-        </w:rPr>
-        <w:t>ючи сміливість до Спаса,* за нас його як благого моліть, молимося, щоб спаслися душі наші.</w:t>
+        <w:t xml:space="preserve"> Апостоли, мученики і пророки,* святителі, преподобні і праведні,* що добре подвиг звершили і віру зберегли,* маючи сміливість до Спаса,* за нас його як благого моліть, молимося, щоб спаслися душі наші.</w:t>
       </w:r>
     </w:p>
     <w:p>
@@ -10101,16 +9976,7 @@
           <w:sz w:val="24"/>
           <w:szCs w:val="24"/>
         </w:rPr>
-        <w:t xml:space="preserve"> Пом’яни, Господи, як благий рабів твоїх* і, що в житті нагрішили, прости,* бо ніхто не є безгрішний, тільки Ти, що можеш і померлим дати </w:t>
-      </w:r>
-      <w:r>
-        <w:rPr>
-          <w:rFonts w:ascii="Times New Roman" w:eastAsia="Times New Roman" w:hAnsi="Times New Roman" w:cs="Times New Roman"/>
-          <w:color w:val="333333"/>
-          <w:sz w:val="24"/>
-          <w:szCs w:val="24"/>
-        </w:rPr>
-        <w:t>упокій.</w:t>
+        <w:t xml:space="preserve"> Пом’яни, Господи, як благий рабів твоїх* і, що в житті нагрішили, прости,* бо ніхто не є безгрішний, тільки Ти, що можеш і померлим дати упокій.</w:t>
       </w:r>
     </w:p>
     <w:p>
@@ -10202,16 +10068,7 @@
           <w:sz w:val="24"/>
           <w:szCs w:val="24"/>
         </w:rPr>
-        <w:t xml:space="preserve"> Як початки єства насадителеві творіння* вселенна приносить Тобі, Господи,* богоносних м</w:t>
-      </w:r>
-      <w:r>
-        <w:rPr>
-          <w:rFonts w:ascii="Times New Roman" w:eastAsia="Times New Roman" w:hAnsi="Times New Roman" w:cs="Times New Roman"/>
-          <w:color w:val="333333"/>
-          <w:sz w:val="24"/>
-          <w:szCs w:val="24"/>
-        </w:rPr>
-        <w:t>учеників.* їх молитвами в мирі глибокому* церкву твою, громаду твою,* Богородиці ради збережи,* Многомилостивий.</w:t>
+        <w:t xml:space="preserve"> Як початки єства насадителеві творіння* вселенна приносить Тобі, Господи,* богоносних мучеників.* їх молитвами в мирі глибокому* церкву твою, громаду твою,* Богородиці ради збережи,* Многомилостивий.</w:t>
       </w:r>
     </w:p>
     <w:p>
@@ -10327,16 +10184,7 @@
           <w:sz w:val="24"/>
           <w:szCs w:val="24"/>
         </w:rPr>
-        <w:t xml:space="preserve"> Блаженні, яким прощено беззаконня і яких г</w:t>
-      </w:r>
-      <w:r>
-        <w:rPr>
-          <w:rFonts w:ascii="Times New Roman" w:eastAsia="Times New Roman" w:hAnsi="Times New Roman" w:cs="Times New Roman"/>
-          <w:color w:val="333333"/>
-          <w:sz w:val="24"/>
-          <w:szCs w:val="24"/>
-        </w:rPr>
-        <w:t xml:space="preserve">ріхи закрито </w:t>
+        <w:t xml:space="preserve"> Блаженні, яким прощено беззаконня і яких гріхи закрито </w:t>
       </w:r>
       <w:r>
         <w:rPr>
@@ -10892,23 +10740,7 @@
           <w:sz w:val="24"/>
           <w:szCs w:val="24"/>
         </w:rPr>
-        <w:t xml:space="preserve"> Христос, істинний Бог наш, молитвами пречистої своєї Матері, силою чесного і животворного Хреста, заступництвом чесних небе</w:t>
-      </w:r>
-      <w:r>
-        <w:rPr>
-          <w:rFonts w:ascii="Times New Roman" w:eastAsia="Times New Roman" w:hAnsi="Times New Roman" w:cs="Times New Roman"/>
-          <w:sz w:val="24"/>
-          <w:szCs w:val="24"/>
-        </w:rPr>
-        <w:t>сних сил безтілесних, чесного, славного пророка, предтечі і христителя Йоана, святих, славних і всехвальних апостолів, святого отця нашого Миколая, архиєпископа мирлікійського, чудотворця, святих славних і переможних мучеників, преподобних і богоносних отц</w:t>
-      </w:r>
-      <w:r>
-        <w:rPr>
-          <w:rFonts w:ascii="Times New Roman" w:eastAsia="Times New Roman" w:hAnsi="Times New Roman" w:cs="Times New Roman"/>
-          <w:sz w:val="24"/>
-          <w:szCs w:val="24"/>
-        </w:rPr>
-        <w:t>ів наших,</w:t>
+        <w:t xml:space="preserve"> Христос, істинний Бог наш, молитвами пречистої своєї Матері, силою чесного і животворного Хреста, заступництвом чесних небесних сил безтілесних, чесного, славного пророка, предтечі і христителя Йоана, святих, славних і всехвальних апостолів, святого отця нашого Миколая, архиєпископа мирлікійського, чудотворця, святих славних і переможних мучеників, преподобних і богоносних отців наших,</w:t>
       </w:r>
       <w:r>
         <w:rPr>
@@ -11033,14 +10865,7 @@
           <w:rFonts w:ascii="Consolas" w:eastAsia="Consolas" w:hAnsi="Consolas" w:cs="Consolas"/>
           <w:highlight w:val="darkGray"/>
         </w:rPr>
-        <w:t>&lt;</w:t>
-      </w:r>
-      <w:r>
-        <w:rPr>
-          <w:rFonts w:ascii="Consolas" w:eastAsia="Consolas" w:hAnsi="Consolas" w:cs="Consolas"/>
-          <w:highlight w:val="darkGray"/>
-        </w:rPr>
-        <w:t>ustav custom=n liturgia=liz /&gt;</w:t>
+        <w:t>&lt;ustav custom=n liturgia=liz /&gt;</w:t>
       </w:r>
     </w:p>
     <w:p>
@@ -11111,16 +10936,7 @@
           <w:sz w:val="24"/>
           <w:szCs w:val="24"/>
         </w:rPr>
-        <w:t>Воскликніте Господеві, вся земля, співайте ж ім</w:t>
-      </w:r>
-      <w:r>
-        <w:rPr>
-          <w:rFonts w:ascii="Times New Roman" w:eastAsia="Times New Roman" w:hAnsi="Times New Roman" w:cs="Times New Roman"/>
-          <w:color w:val="333333"/>
-          <w:sz w:val="24"/>
-          <w:szCs w:val="24"/>
-        </w:rPr>
-        <w:t>ені його, віддайте славу хвалі його.</w:t>
+        <w:t>Воскликніте Господеві, вся земля, співайте ж імені його, віддайте славу хвалі його.</w:t>
       </w:r>
     </w:p>
     <w:p>
@@ -11248,16 +11064,7 @@
           <w:sz w:val="24"/>
           <w:szCs w:val="24"/>
         </w:rPr>
-        <w:t>Вся земля нехай поклониться То</w:t>
-      </w:r>
-      <w:r>
-        <w:rPr>
-          <w:rFonts w:ascii="Times New Roman" w:eastAsia="Times New Roman" w:hAnsi="Times New Roman" w:cs="Times New Roman"/>
-          <w:color w:val="333333"/>
-          <w:sz w:val="24"/>
-          <w:szCs w:val="24"/>
-        </w:rPr>
-        <w:t>бі і співає Тобі, нехай же співає імені Твоєму, Всевишній.</w:t>
+        <w:t>Вся земля нехай поклониться Тобі і співає Тобі, нехай же співає імені Твоєму, Всевишній.</w:t>
       </w:r>
     </w:p>
     <w:p>
@@ -11622,16 +11429,7 @@
           <w:sz w:val="24"/>
           <w:szCs w:val="24"/>
         </w:rPr>
-        <w:t>Нехай ісповідують Тебе люди, Боже,</w:t>
-      </w:r>
-      <w:r>
-        <w:rPr>
-          <w:rFonts w:ascii="Times New Roman" w:eastAsia="Times New Roman" w:hAnsi="Times New Roman" w:cs="Times New Roman"/>
-          <w:color w:val="333333"/>
-          <w:sz w:val="24"/>
-          <w:szCs w:val="24"/>
-        </w:rPr>
-        <w:t xml:space="preserve"> нехай ісповідують Тебе люди всі.</w:t>
+        <w:t>Нехай ісповідують Тебе люди, Боже, нехай ісповідують Тебе люди всі.</w:t>
       </w:r>
     </w:p>
     <w:p>
@@ -11689,6 +11487,61 @@
     </w:p>
     <w:p>
       <w:pPr>
+        <w:pStyle w:val="a"/>
+      </w:pPr>
+      <w:r>
+        <w:rPr>
+          <w:rFonts w:ascii="Times New Roman" w:hAnsi="Times New Roman"/>
+          <w:color w:val="333333"/>
+          <w:sz w:val="24"/>
+        </w:rPr>
+        <w:t>Слава Отцю, і Сину, Святому Духові, і нині, і повсякчас, і на віки віків. Амінь.</w:t>
+      </w:r>
+    </w:p>
+    <w:p>
+      <w:pPr>
+        <w:pStyle w:val="a"/>
+      </w:pPr>
+      <w:r>
+        <w:rPr>
+          <w:rFonts w:ascii="Times New Roman" w:hAnsi="Times New Roman"/>
+          <w:color w:val="333333"/>
+          <w:sz w:val="24"/>
+        </w:rPr>
+        <w:t>Єдинородний Сину і Слове Божий, безсмертний Ти і зволив Ти спасення нашого ради воплотитися від святої Богородиці і приснодіви Марії, незмінно ставши чоловіком. І розп’ятий був Ти, Христе Боже, смертю смерть подолав. Ти один з Святої Тройці, рівнославимий з Отцем і Святим Духом, спаси нас.</w:t>
+      </w:r>
+    </w:p>
+    <w:p>
+      <w:pPr>
+        <w:pStyle w:val="a"/>
+      </w:pPr>
+      <w:r>
+        <w:rPr>
+          <w:rFonts w:ascii="Times New Roman" w:hAnsi="Times New Roman"/>
+          <w:sz w:val="24"/>
+          <w:highlight w:val="darkGray"/>
+        </w:rPr>
+        <w:t>&lt;</w:t>
+      </w:r>
+      <w:r>
+        <w:rPr>
+          <w:rFonts w:ascii="Times New Roman" w:hAnsi="Times New Roman"/>
+          <w:sz w:val="24"/>
+          <w:highlight w:val="darkGray"/>
+        </w:rPr>
+        <w:t>hr /</w:t>
+      </w:r>
+      <w:r>
+        <w:rPr>
+          <w:rFonts w:ascii="Times New Roman" w:hAnsi="Times New Roman"/>
+          <w:sz w:val="24"/>
+          <w:highlight w:val="darkGray"/>
+        </w:rPr>
+        <w:t>&gt;</w:t>
+      </w:r>
+    </w:p>
+    <w:p>
+      <w:pPr>
         <w:spacing w:after="120" w:line="240" w:lineRule="auto"/>
         <w:rPr>
           <w:rFonts w:ascii="Consolas" w:eastAsia="Consolas" w:hAnsi="Consolas" w:cs="Consolas"/>
@@ -11793,16 +11646,7 @@
           <w:sz w:val="24"/>
           <w:szCs w:val="24"/>
         </w:rPr>
-        <w:t xml:space="preserve"> Спаси нас, Сину</w:t>
-      </w:r>
-      <w:r>
-        <w:rPr>
-          <w:rFonts w:ascii="Times New Roman" w:eastAsia="Times New Roman" w:hAnsi="Times New Roman" w:cs="Times New Roman"/>
-          <w:color w:val="333333"/>
-          <w:sz w:val="24"/>
-          <w:szCs w:val="24"/>
-        </w:rPr>
-        <w:t xml:space="preserve"> Божий, що воскрес із мертвих, співаємо Тобі: Алилуя.</w:t>
+        <w:t xml:space="preserve"> Спаси нас, Сину Божий, що воскрес із мертвих, співаємо Тобі: Алилуя.</w:t>
       </w:r>
     </w:p>
     <w:p>
@@ -11921,17 +11765,7 @@
           <w:sz w:val="24"/>
           <w:szCs w:val="24"/>
         </w:rPr>
-        <w:t>Присп</w:t>
-      </w:r>
-      <w:r>
-        <w:rPr>
-          <w:rFonts w:ascii="Times New Roman" w:eastAsia="Times New Roman" w:hAnsi="Times New Roman" w:cs="Times New Roman"/>
-          <w:i/>
-          <w:color w:val="FF4400"/>
-          <w:sz w:val="24"/>
-          <w:szCs w:val="24"/>
-        </w:rPr>
-        <w:t>ів:</w:t>
+        <w:t>Приспів:</w:t>
       </w:r>
       <w:r>
         <w:rPr>
@@ -12080,16 +11914,7 @@
           <w:sz w:val="24"/>
           <w:szCs w:val="24"/>
         </w:rPr>
-        <w:t xml:space="preserve"> Хоч камінь запечатали юдеї* і воїни стерегли пречисте тіло твоє,* воскрес Ти, тридневний Спасе,* даруючи сві</w:t>
-      </w:r>
-      <w:r>
-        <w:rPr>
-          <w:rFonts w:ascii="Times New Roman" w:eastAsia="Times New Roman" w:hAnsi="Times New Roman" w:cs="Times New Roman"/>
-          <w:color w:val="333333"/>
-          <w:sz w:val="24"/>
-          <w:szCs w:val="24"/>
-        </w:rPr>
-        <w:t>тові життя.* Ради цього сили небесні взивали до Тебе, Життєдавче:* Слава воскресенню твоєму, Христе,* слава царству твоєму,* слава промислові твоєму,* єдиний Чоловіколюбець.</w:t>
+        <w:t xml:space="preserve"> Хоч камінь запечатали юдеї* і воїни стерегли пречисте тіло твоє,* воскрес Ти, тридневний Спасе,* даруючи світові життя.* Ради цього сили небесні взивали до Тебе, Життєдавче:* Слава воскресенню твоєму, Христе,* слава царству твоєму,* слава промислові твоєму,* єдиний Чоловіколюбець.</w:t>
       </w:r>
     </w:p>
     <w:p>
@@ -12135,16 +11960,7 @@
           <w:sz w:val="24"/>
           <w:szCs w:val="24"/>
         </w:rPr>
-        <w:t xml:space="preserve"> Воскрес Ти як Бог із гробу у славі* і світ із собою воскреси</w:t>
-      </w:r>
-      <w:r>
-        <w:rPr>
-          <w:rFonts w:ascii="Times New Roman" w:eastAsia="Times New Roman" w:hAnsi="Times New Roman" w:cs="Times New Roman"/>
-          <w:color w:val="333333"/>
-          <w:sz w:val="24"/>
-          <w:szCs w:val="24"/>
-        </w:rPr>
-        <w:t>в,* і людське єство як Бога оспівує Тебе,* і смерть щезла.* Адам же ликує, Владико,* і Єва нині, від узів ізбавляючись, радується, взиваючи:* Ти, Христе, той, хто всім подає воскресіння.</w:t>
+        <w:t xml:space="preserve"> Воскрес Ти як Бог із гробу у славі* і світ із собою воскресив,* і людське єство як Бога оспівує Тебе,* і смерть щезла.* Адам же ликує, Владико,* і Єва нині, від узів ізбавляючись, радується, взиваючи:* Ти, Христе, той, хто всім подає воскресіння.</w:t>
       </w:r>
     </w:p>
     <w:p>
@@ -12190,16 +12006,7 @@
           <w:sz w:val="24"/>
           <w:szCs w:val="24"/>
         </w:rPr>
-        <w:t xml:space="preserve"> Коли Гавриїл звіщав Тобі, Діво: Радуйся,</w:t>
-      </w:r>
-      <w:r>
-        <w:rPr>
-          <w:rFonts w:ascii="Times New Roman" w:eastAsia="Times New Roman" w:hAnsi="Times New Roman" w:cs="Times New Roman"/>
-          <w:color w:val="333333"/>
-          <w:sz w:val="24"/>
-          <w:szCs w:val="24"/>
-        </w:rPr>
-        <w:t>* – з голосом воплочувався Владика всіх* у Тобі, святім кивоті, * як рік праведний Давид:* Явилася Ти ширша небес,* що поносила Сотворителя твого.* Слава тому, що вселився в Тебе,* слава тому, що пройшов із Тебе,* слава тому, що визволив нас Різдвом твоїм.</w:t>
+        <w:t xml:space="preserve"> Коли Гавриїл звіщав Тобі, Діво: Радуйся,* – з голосом воплочувався Владика всіх* у Тобі, святім кивоті, * як рік праведний Давид:* Явилася Ти ширша небес,* що поносила Сотворителя твого.* Слава тому, що вселився в Тебе,* слава тому, що пройшов із Тебе,* слава тому, що визволив нас Різдвом твоїм.</w:t>
       </w:r>
     </w:p>
     <w:p>
@@ -12458,16 +12265,7 @@
           <w:sz w:val="24"/>
           <w:szCs w:val="24"/>
         </w:rPr>
-        <w:t xml:space="preserve"> Бог</w:t>
-      </w:r>
-      <w:r>
-        <w:rPr>
-          <w:rFonts w:ascii="Times New Roman" w:eastAsia="Times New Roman" w:hAnsi="Times New Roman" w:cs="Times New Roman"/>
-          <w:color w:val="333333"/>
-          <w:sz w:val="24"/>
-          <w:szCs w:val="24"/>
-        </w:rPr>
-        <w:t xml:space="preserve">, що дає відплату мені і покорив народи мені </w:t>
+        <w:t xml:space="preserve"> Бог, що дає відплату мені і покорив народи мені </w:t>
       </w:r>
       <w:r>
         <w:rPr>
@@ -12655,16 +12453,7 @@
           <w:sz w:val="24"/>
           <w:szCs w:val="24"/>
         </w:rPr>
-        <w:t xml:space="preserve"> Хваліте Г</w:t>
-      </w:r>
-      <w:r>
-        <w:rPr>
-          <w:rFonts w:ascii="Times New Roman" w:eastAsia="Times New Roman" w:hAnsi="Times New Roman" w:cs="Times New Roman"/>
-          <w:color w:val="333333"/>
-          <w:sz w:val="24"/>
-          <w:szCs w:val="24"/>
-        </w:rPr>
-        <w:t xml:space="preserve">оспода з небес, хваліте його в вишніх </w:t>
+        <w:t xml:space="preserve"> Хваліте Господа з небес, хваліте його в вишніх </w:t>
       </w:r>
       <w:r>
         <w:rPr>
@@ -12809,15 +12598,7 @@
           <w:sz w:val="24"/>
           <w:szCs w:val="24"/>
         </w:rPr>
-        <w:t>, і всіх святих,</w:t>
-      </w:r>
-      <w:r>
-        <w:rPr>
-          <w:rFonts w:ascii="Times New Roman" w:eastAsia="Times New Roman" w:hAnsi="Times New Roman" w:cs="Times New Roman"/>
-          <w:sz w:val="24"/>
-          <w:szCs w:val="24"/>
-        </w:rPr>
-        <w:t xml:space="preserve"> помилує і спасе нас, як благий і чоловіколюбець.</w:t>
+        <w:t>, і всіх святих, помилує і спасе нас, як благий і чоловіколюбець.</w:t>
       </w:r>
     </w:p>
     <w:p>
@@ -13059,16 +12840,7 @@
           <w:sz w:val="24"/>
           <w:szCs w:val="24"/>
         </w:rPr>
-        <w:t>Вся земля нехай поклониться Тобі і співає Тобі, нехай же співає іме</w:t>
-      </w:r>
-      <w:r>
-        <w:rPr>
-          <w:rFonts w:ascii="Times New Roman" w:eastAsia="Times New Roman" w:hAnsi="Times New Roman" w:cs="Times New Roman"/>
-          <w:color w:val="333333"/>
-          <w:sz w:val="24"/>
-          <w:szCs w:val="24"/>
-        </w:rPr>
-        <w:t>ні Твоєму, Всевишній.</w:t>
+        <w:t>Вся земля нехай поклониться Тобі і співає Тобі, нехай же співає імені Твоєму, Всевишній.</w:t>
       </w:r>
     </w:p>
     <w:p>
@@ -13216,16 +12988,7 @@
           <w:sz w:val="24"/>
           <w:szCs w:val="24"/>
         </w:rPr>
-        <w:t xml:space="preserve"> Молитвами Богородиці, Спасе, спаси</w:t>
-      </w:r>
-      <w:r>
-        <w:rPr>
-          <w:rFonts w:ascii="Times New Roman" w:eastAsia="Times New Roman" w:hAnsi="Times New Roman" w:cs="Times New Roman"/>
-          <w:color w:val="333333"/>
-          <w:sz w:val="24"/>
-          <w:szCs w:val="24"/>
-        </w:rPr>
-        <w:t xml:space="preserve"> нас.</w:t>
+        <w:t xml:space="preserve"> Молитвами Богородиці, Спасе, спаси нас.</w:t>
       </w:r>
     </w:p>
     <w:p>
@@ -13441,16 +13204,7 @@
           <w:sz w:val="24"/>
           <w:szCs w:val="24"/>
         </w:rPr>
-        <w:t>Нехай ісповідують Тебе люди, Боже, нехай іс</w:t>
-      </w:r>
-      <w:r>
-        <w:rPr>
-          <w:rFonts w:ascii="Times New Roman" w:eastAsia="Times New Roman" w:hAnsi="Times New Roman" w:cs="Times New Roman"/>
-          <w:color w:val="333333"/>
-          <w:sz w:val="24"/>
-          <w:szCs w:val="24"/>
-        </w:rPr>
-        <w:t>повідують Тебе люди всі.</w:t>
+        <w:t>Нехай ісповідують Тебе люди, Боже, нехай ісповідують Тебе люди всі.</w:t>
       </w:r>
     </w:p>
     <w:p>
@@ -13504,6 +13258,61 @@
           <w:highlight w:val="darkGray"/>
         </w:rPr>
         <w:t>&lt;/antifon2&gt;</w:t>
+      </w:r>
+    </w:p>
+    <w:p>
+      <w:pPr>
+        <w:pStyle w:val="a"/>
+      </w:pPr>
+      <w:r>
+        <w:rPr>
+          <w:rFonts w:ascii="Times New Roman" w:hAnsi="Times New Roman"/>
+          <w:color w:val="333333"/>
+          <w:sz w:val="24"/>
+        </w:rPr>
+        <w:t>Слава Отцю, і Сину, Святому Духові, і нині, і повсякчас, і на віки віків. Амінь.</w:t>
+      </w:r>
+    </w:p>
+    <w:p>
+      <w:pPr>
+        <w:pStyle w:val="a"/>
+      </w:pPr>
+      <w:r>
+        <w:rPr>
+          <w:rFonts w:ascii="Times New Roman" w:hAnsi="Times New Roman"/>
+          <w:color w:val="333333"/>
+          <w:sz w:val="24"/>
+        </w:rPr>
+        <w:t>Єдинородний Сину і Слове Божий, безсмертний Ти і зволив Ти спасення нашого ради воплотитися від святої Богородиці і приснодіви Марії, незмінно ставши чоловіком. І розп’ятий був Ти, Христе Боже, смертю смерть подолав. Ти один з Святої Тройці, рівнославимий з Отцем і Святим Духом, спаси нас.</w:t>
+      </w:r>
+    </w:p>
+    <w:p>
+      <w:pPr>
+        <w:pStyle w:val="a"/>
+      </w:pPr>
+      <w:r>
+        <w:rPr>
+          <w:rFonts w:ascii="Times New Roman" w:hAnsi="Times New Roman"/>
+          <w:sz w:val="24"/>
+          <w:highlight w:val="darkGray"/>
+        </w:rPr>
+        <w:t>&lt;</w:t>
+      </w:r>
+      <w:r>
+        <w:rPr>
+          <w:rFonts w:ascii="Times New Roman" w:hAnsi="Times New Roman"/>
+          <w:sz w:val="24"/>
+          <w:highlight w:val="darkGray"/>
+        </w:rPr>
+        <w:t>hr /</w:t>
+      </w:r>
+      <w:r>
+        <w:rPr>
+          <w:rFonts w:ascii="Times New Roman" w:hAnsi="Times New Roman"/>
+          <w:sz w:val="24"/>
+          <w:highlight w:val="darkGray"/>
+        </w:rPr>
+        <w:t>&gt;</w:t>
       </w:r>
     </w:p>
     <w:p>
@@ -13613,16 +13422,7 @@
           <w:sz w:val="24"/>
           <w:szCs w:val="24"/>
         </w:rPr>
-        <w:t xml:space="preserve"> Спаси нас, Сину Божий, щ</w:t>
-      </w:r>
-      <w:r>
-        <w:rPr>
-          <w:rFonts w:ascii="Times New Roman" w:eastAsia="Times New Roman" w:hAnsi="Times New Roman" w:cs="Times New Roman"/>
-          <w:color w:val="333333"/>
-          <w:sz w:val="24"/>
-          <w:szCs w:val="24"/>
-        </w:rPr>
-        <w:t>о воскрес із мертвих, співаємо Тобі: Алилуя.</w:t>
+        <w:t xml:space="preserve"> Спаси нас, Сину Божий, що воскрес із мертвих, співаємо Тобі: Алилуя.</w:t>
       </w:r>
     </w:p>
     <w:p>
@@ -13819,16 +13619,7 @@
           <w:sz w:val="24"/>
           <w:szCs w:val="24"/>
         </w:rPr>
-        <w:t xml:space="preserve"> Прийдіте, поклонімся і припадім до Христа. Спаси нас, Сину Божий, що воскрес із мертвих, співає</w:t>
-      </w:r>
-      <w:r>
-        <w:rPr>
-          <w:rFonts w:ascii="Times New Roman" w:eastAsia="Times New Roman" w:hAnsi="Times New Roman" w:cs="Times New Roman"/>
-          <w:color w:val="333333"/>
-          <w:sz w:val="24"/>
-          <w:szCs w:val="24"/>
-        </w:rPr>
-        <w:t>мо Тобі: Алилуя.</w:t>
+        <w:t xml:space="preserve"> Прийдіте, поклонімся і припадім до Христа. Спаси нас, Сину Божий, що воскрес із мертвих, співаємо Тобі: Алилуя.</w:t>
       </w:r>
     </w:p>
     <w:p>
@@ -13945,16 +13736,7 @@
           <w:sz w:val="24"/>
           <w:szCs w:val="24"/>
         </w:rPr>
-        <w:t xml:space="preserve"> Воскрес єси з гробу, всеси</w:t>
-      </w:r>
-      <w:r>
-        <w:rPr>
-          <w:rFonts w:ascii="Times New Roman" w:eastAsia="Times New Roman" w:hAnsi="Times New Roman" w:cs="Times New Roman"/>
-          <w:color w:val="333333"/>
-          <w:sz w:val="24"/>
-          <w:szCs w:val="24"/>
-        </w:rPr>
-        <w:t>льний Спасе,* і ад, увидівши чудо, зжахнувся, і мертві востали,* а творіння, бачачи, радується разом з тобою,* і Адам веселиться, і світ, Спасе мій, оспівує Тебе повсякчасно.</w:t>
+        <w:t xml:space="preserve"> Воскрес єси з гробу, всесильний Спасе,* і ад, увидівши чудо, зжахнувся, і мертві востали,* а творіння, бачачи, радується разом з тобою,* і Адам веселиться, і світ, Спасе мій, оспівує Тебе повсякчасно.</w:t>
       </w:r>
     </w:p>
     <w:p>
@@ -14001,16 +13783,7 @@
           <w:sz w:val="24"/>
           <w:szCs w:val="24"/>
         </w:rPr>
-        <w:t xml:space="preserve"> В молитвах невсипущу Богородицю* і в заступництвах н</w:t>
-      </w:r>
-      <w:r>
-        <w:rPr>
-          <w:rFonts w:ascii="Times New Roman" w:eastAsia="Times New Roman" w:hAnsi="Times New Roman" w:cs="Times New Roman"/>
-          <w:color w:val="333333"/>
-          <w:sz w:val="24"/>
-          <w:szCs w:val="24"/>
-        </w:rPr>
-        <w:t>езамінне уповання* гріб і умертвіння не втримали.* Бо як Матір Життя до життя переставив той,* хто вселився в утробу приснодівственну.</w:t>
+        <w:t xml:space="preserve"> В молитвах невсипущу Богородицю* і в заступництвах незамінне уповання* гріб і умертвіння не втримали.* Бо як Матір Життя до життя переставив той,* хто вселився в утробу приснодівственну.</w:t>
       </w:r>
     </w:p>
     <w:p>
@@ -14128,16 +13901,7 @@
           <w:sz w:val="24"/>
           <w:szCs w:val="24"/>
         </w:rPr>
-        <w:t xml:space="preserve"> Кара</w:t>
-      </w:r>
-      <w:r>
-        <w:rPr>
-          <w:rFonts w:ascii="Times New Roman" w:eastAsia="Times New Roman" w:hAnsi="Times New Roman" w:cs="Times New Roman"/>
-          <w:color w:val="333333"/>
-          <w:sz w:val="24"/>
-          <w:szCs w:val="24"/>
-        </w:rPr>
-        <w:t xml:space="preserve">ючи покарав мене Господь, та смерті не передав мене </w:t>
+        <w:t xml:space="preserve"> Караючи покарав мене Господь, та смерті не передав мене </w:t>
       </w:r>
       <w:r>
         <w:rPr>
@@ -14325,16 +14089,7 @@
           <w:sz w:val="24"/>
           <w:szCs w:val="24"/>
         </w:rPr>
-        <w:t xml:space="preserve"> Господи, спаси царя і вислухай нас, </w:t>
-      </w:r>
-      <w:r>
-        <w:rPr>
-          <w:rFonts w:ascii="Times New Roman" w:eastAsia="Times New Roman" w:hAnsi="Times New Roman" w:cs="Times New Roman"/>
-          <w:color w:val="333333"/>
-          <w:sz w:val="24"/>
-          <w:szCs w:val="24"/>
-        </w:rPr>
-        <w:t xml:space="preserve">в який тільки день призовемо </w:t>
+        <w:t xml:space="preserve"> Господи, спаси царя і вислухай нас, в який тільки день призовемо </w:t>
       </w:r>
       <w:r>
         <w:rPr>
@@ -14614,15 +14369,7 @@
           <w:sz w:val="24"/>
           <w:szCs w:val="24"/>
         </w:rPr>
-        <w:t>, і всіх святих,</w:t>
-      </w:r>
-      <w:r>
-        <w:rPr>
-          <w:rFonts w:ascii="Times New Roman" w:eastAsia="Times New Roman" w:hAnsi="Times New Roman" w:cs="Times New Roman"/>
-          <w:sz w:val="24"/>
-          <w:szCs w:val="24"/>
-        </w:rPr>
-        <w:t xml:space="preserve"> помилує і спасе нас, як благий і чоловіколюбець.</w:t>
+        <w:t>, і всіх святих, помилує і спасе нас, як благий і чоловіколюбець.</w:t>
       </w:r>
     </w:p>
     <w:p>
@@ -14853,16 +14600,7 @@
           <w:sz w:val="24"/>
           <w:szCs w:val="24"/>
         </w:rPr>
-        <w:t xml:space="preserve"> Молитвами Богородиці, С</w:t>
-      </w:r>
-      <w:r>
-        <w:rPr>
-          <w:rFonts w:ascii="Times New Roman" w:eastAsia="Times New Roman" w:hAnsi="Times New Roman" w:cs="Times New Roman"/>
-          <w:color w:val="333333"/>
-          <w:sz w:val="24"/>
-          <w:szCs w:val="24"/>
-        </w:rPr>
-        <w:t>пасе, спаси нас.</w:t>
+        <w:t xml:space="preserve"> Молитвами Богородиці, Спасе, спаси нас.</w:t>
       </w:r>
     </w:p>
     <w:p>
@@ -15000,16 +14738,7 @@
           <w:sz w:val="24"/>
           <w:szCs w:val="24"/>
         </w:rPr>
-        <w:t>Слава Отцю, і Сину, і Святому Духові, і ни</w:t>
-      </w:r>
-      <w:r>
-        <w:rPr>
-          <w:rFonts w:ascii="Times New Roman" w:eastAsia="Times New Roman" w:hAnsi="Times New Roman" w:cs="Times New Roman"/>
-          <w:color w:val="333333"/>
-          <w:sz w:val="24"/>
-          <w:szCs w:val="24"/>
-        </w:rPr>
-        <w:t>ні, і повсякчас, і на віки віків. Амінь.</w:t>
+        <w:t>Слава Отцю, і Сину, і Святому Духові, і нині, і повсякчас, і на віки віків. Амінь.</w:t>
       </w:r>
     </w:p>
     <w:p>
@@ -15235,16 +14964,7 @@
           <w:sz w:val="24"/>
           <w:szCs w:val="24"/>
         </w:rPr>
-        <w:t xml:space="preserve"> Спаси нас, Сину Божий, що во</w:t>
-      </w:r>
-      <w:r>
-        <w:rPr>
-          <w:rFonts w:ascii="Times New Roman" w:eastAsia="Times New Roman" w:hAnsi="Times New Roman" w:cs="Times New Roman"/>
-          <w:color w:val="333333"/>
-          <w:sz w:val="24"/>
-          <w:szCs w:val="24"/>
-        </w:rPr>
-        <w:t>скрес із мертвих, співаємо Тобі: Алилуя.</w:t>
+        <w:t xml:space="preserve"> Спаси нас, Сину Божий, що воскрес із мертвих, співаємо Тобі: Алилуя.</w:t>
       </w:r>
     </w:p>
     <w:p>
@@ -15329,6 +15049,61 @@
     </w:p>
     <w:p>
       <w:pPr>
+        <w:pStyle w:val="a"/>
+      </w:pPr>
+      <w:r>
+        <w:rPr>
+          <w:rFonts w:ascii="Times New Roman" w:hAnsi="Times New Roman"/>
+          <w:color w:val="333333"/>
+          <w:sz w:val="24"/>
+        </w:rPr>
+        <w:t>Слава Отцю, і Сину, Святому Духові, і нині, і повсякчас, і на віки віків. Амінь.</w:t>
+      </w:r>
+    </w:p>
+    <w:p>
+      <w:pPr>
+        <w:pStyle w:val="a"/>
+      </w:pPr>
+      <w:r>
+        <w:rPr>
+          <w:rFonts w:ascii="Times New Roman" w:hAnsi="Times New Roman"/>
+          <w:color w:val="333333"/>
+          <w:sz w:val="24"/>
+        </w:rPr>
+        <w:t>Єдинородний Сину і Слове Божий, безсмертний Ти і зволив Ти спасення нашого ради воплотитися від святої Богородиці і приснодіви Марії, незмінно ставши чоловіком. І розп’ятий був Ти, Христе Боже, смертю смерть подолав. Ти один з Святої Тройці, рівнославимий з Отцем і Святим Духом, спаси нас.</w:t>
+      </w:r>
+    </w:p>
+    <w:p>
+      <w:pPr>
+        <w:pStyle w:val="a"/>
+      </w:pPr>
+      <w:r>
+        <w:rPr>
+          <w:rFonts w:ascii="Times New Roman" w:hAnsi="Times New Roman"/>
+          <w:sz w:val="24"/>
+          <w:highlight w:val="darkGray"/>
+        </w:rPr>
+        <w:t>&lt;</w:t>
+      </w:r>
+      <w:r>
+        <w:rPr>
+          <w:rFonts w:ascii="Times New Roman" w:hAnsi="Times New Roman"/>
+          <w:sz w:val="24"/>
+          <w:highlight w:val="darkGray"/>
+        </w:rPr>
+        <w:t>hr /</w:t>
+      </w:r>
+      <w:r>
+        <w:rPr>
+          <w:rFonts w:ascii="Times New Roman" w:hAnsi="Times New Roman"/>
+          <w:sz w:val="24"/>
+          <w:highlight w:val="darkGray"/>
+        </w:rPr>
+        <w:t>&gt;</w:t>
+      </w:r>
+    </w:p>
+    <w:p>
+      <w:pPr>
         <w:spacing w:after="120" w:line="240" w:lineRule="auto"/>
         <w:rPr>
           <w:rFonts w:ascii="Consolas" w:eastAsia="Consolas" w:hAnsi="Consolas" w:cs="Consolas"/>
@@ -15497,16 +15272,7 @@
           <w:sz w:val="24"/>
           <w:szCs w:val="24"/>
         </w:rPr>
-        <w:t xml:space="preserve"> Спаси нас, Сину Божий, що воскрес</w:t>
-      </w:r>
-      <w:r>
-        <w:rPr>
-          <w:rFonts w:ascii="Times New Roman" w:eastAsia="Times New Roman" w:hAnsi="Times New Roman" w:cs="Times New Roman"/>
-          <w:color w:val="333333"/>
-          <w:sz w:val="24"/>
-          <w:szCs w:val="24"/>
-        </w:rPr>
-        <w:t xml:space="preserve"> із мертвих, співаємо Тобі: Алилуя.</w:t>
+        <w:t xml:space="preserve"> Спаси нас, Сину Божий, що воскрес із мертвих, співаємо Тобі: Алилуя.</w:t>
       </w:r>
     </w:p>
     <w:p>
@@ -15639,16 +15405,7 @@
           <w:sz w:val="24"/>
           <w:szCs w:val="24"/>
         </w:rPr>
-        <w:t xml:space="preserve"> Прийдіте, поклонімся і припадім до Христа. Спаси нас, Сину </w:t>
-      </w:r>
-      <w:r>
-        <w:rPr>
-          <w:rFonts w:ascii="Times New Roman" w:eastAsia="Times New Roman" w:hAnsi="Times New Roman" w:cs="Times New Roman"/>
-          <w:color w:val="333333"/>
-          <w:sz w:val="24"/>
-          <w:szCs w:val="24"/>
-        </w:rPr>
-        <w:t>Божий, що воскрес із мертвих, співаємо Тобі: Алилуя.</w:t>
+        <w:t xml:space="preserve"> Прийдіте, поклонімся і припадім до Христа. Спаси нас, Сину Божий, що воскрес із мертвих, співаємо Тобі: Алилуя.</w:t>
       </w:r>
     </w:p>
     <w:p>
@@ -15764,16 +15521,7 @@
           <w:sz w:val="24"/>
           <w:szCs w:val="24"/>
         </w:rPr>
-        <w:t>Воскрес Ти днесь із гробу, Щедрий,* і</w:t>
-      </w:r>
-      <w:r>
-        <w:rPr>
-          <w:rFonts w:ascii="Times New Roman" w:eastAsia="Times New Roman" w:hAnsi="Times New Roman" w:cs="Times New Roman"/>
-          <w:color w:val="333333"/>
-          <w:sz w:val="24"/>
-          <w:szCs w:val="24"/>
-        </w:rPr>
-        <w:t xml:space="preserve"> нас возвів Ти із врат смертних,* днесь Адам ликує і радується Єва,* а разом пророки з патріархами неперестанно оспівують* божественну могутність влади Твоєї.</w:t>
+        <w:t>Воскрес Ти днесь із гробу, Щедрий,* і нас возвів Ти із врат смертних,* днесь Адам ликує і радується Єва,* а разом пророки з патріархами неперестанно оспівують* божественну могутність влади Твоєї.</w:t>
       </w:r>
     </w:p>
     <w:p>
@@ -15819,16 +15567,7 @@
           <w:sz w:val="24"/>
           <w:szCs w:val="24"/>
         </w:rPr>
-        <w:t>Діва днесь предстоїть у церкві* із ликами святих невидимо за нас мол</w:t>
-      </w:r>
-      <w:r>
-        <w:rPr>
-          <w:rFonts w:ascii="Times New Roman" w:eastAsia="Times New Roman" w:hAnsi="Times New Roman" w:cs="Times New Roman"/>
-          <w:color w:val="333333"/>
-          <w:sz w:val="24"/>
-          <w:szCs w:val="24"/>
-        </w:rPr>
-        <w:t>иться Богу.* Ангели з архиєреями поклоняються,* апостоли з пророками ликують,* бо ради нас молить Богородиця превічного Бога.</w:t>
+        <w:t>Діва днесь предстоїть у церкві* із ликами святих невидимо за нас молиться Богу.* Ангели з архиєреями поклоняються,* апостоли з пророками ликують,* бо ради нас молить Богородиця превічного Бога.</w:t>
       </w:r>
     </w:p>
     <w:p>
@@ -15944,16 +15683,7 @@
           <w:sz w:val="24"/>
           <w:szCs w:val="24"/>
         </w:rPr>
-        <w:t xml:space="preserve"> Всі на</w:t>
-      </w:r>
-      <w:r>
-        <w:rPr>
-          <w:rFonts w:ascii="Times New Roman" w:eastAsia="Times New Roman" w:hAnsi="Times New Roman" w:cs="Times New Roman"/>
-          <w:color w:val="333333"/>
-          <w:sz w:val="24"/>
-          <w:szCs w:val="24"/>
-        </w:rPr>
-        <w:t xml:space="preserve">роди, заплещіте руками, воскликніть Богові голосом радости </w:t>
+        <w:t xml:space="preserve"> Всі народи, заплещіте руками, воскликніть Богові голосом радости </w:t>
       </w:r>
       <w:r>
         <w:rPr>
@@ -16365,6 +16095,15 @@
           <w:sz w:val="24"/>
           <w:szCs w:val="24"/>
         </w:rPr>
+        <w:t xml:space="preserve"> Христос, що воскрес із мертвих, істинний Бог наш, молитвами пречистої своєї Матері, святих, славних і всехвальних апостолів,</w:t>
+      </w:r>
+      <w:r>
+        <w:rPr>
+          <w:rFonts w:ascii="Times New Roman" w:eastAsia="Times New Roman" w:hAnsi="Times New Roman" w:cs="Times New Roman"/>
+          <w:i/>
+          <w:sz w:val="24"/>
+          <w:szCs w:val="24"/>
+        </w:rPr>
         <w:t xml:space="preserve"> </w:t>
       </w:r>
       <w:r>
@@ -16373,23 +16112,6 @@
           <w:sz w:val="24"/>
           <w:szCs w:val="24"/>
         </w:rPr>
-        <w:t>Христос, що воскрес із мертвих, істинний Бог наш, молитвами пречистої своєї Матері, святих, славних і всехвальних апостолів,</w:t>
-      </w:r>
-      <w:r>
-        <w:rPr>
-          <w:rFonts w:ascii="Times New Roman" w:eastAsia="Times New Roman" w:hAnsi="Times New Roman" w:cs="Times New Roman"/>
-          <w:i/>
-          <w:sz w:val="24"/>
-          <w:szCs w:val="24"/>
-        </w:rPr>
-        <w:t xml:space="preserve"> </w:t>
-      </w:r>
-      <w:r>
-        <w:rPr>
-          <w:rFonts w:ascii="Times New Roman" w:eastAsia="Times New Roman" w:hAnsi="Times New Roman" w:cs="Times New Roman"/>
-          <w:sz w:val="24"/>
-          <w:szCs w:val="24"/>
-        </w:rPr>
         <w:t xml:space="preserve">святого отця нашого Йоана Золотоустого, архиєпископа Константинограда, святого </w:t>
       </w:r>
       <w:r>
@@ -16426,15 +16148,7 @@
           <w:sz w:val="24"/>
           <w:szCs w:val="24"/>
         </w:rPr>
-        <w:t xml:space="preserve">, і всіх святих, </w:t>
-      </w:r>
-      <w:r>
-        <w:rPr>
-          <w:rFonts w:ascii="Times New Roman" w:eastAsia="Times New Roman" w:hAnsi="Times New Roman" w:cs="Times New Roman"/>
-          <w:sz w:val="24"/>
-          <w:szCs w:val="24"/>
-        </w:rPr>
-        <w:t>помилує і спасе нас, як благий і чоловіколюбець.</w:t>
+        <w:t>, і всіх святих, помилує і спасе нас, як благий і чоловіколюбець.</w:t>
       </w:r>
     </w:p>
     <w:p>
@@ -16665,16 +16379,7 @@
           <w:sz w:val="24"/>
           <w:szCs w:val="24"/>
         </w:rPr>
-        <w:t xml:space="preserve"> Молитвами Богородиці, С</w:t>
-      </w:r>
-      <w:r>
-        <w:rPr>
-          <w:rFonts w:ascii="Times New Roman" w:eastAsia="Times New Roman" w:hAnsi="Times New Roman" w:cs="Times New Roman"/>
-          <w:color w:val="333333"/>
-          <w:sz w:val="24"/>
-          <w:szCs w:val="24"/>
-        </w:rPr>
-        <w:t>пасе, спаси нас.</w:t>
+        <w:t xml:space="preserve"> Молитвами Богородиці, Спасе, спаси нас.</w:t>
       </w:r>
     </w:p>
     <w:p>
@@ -16812,16 +16517,7 @@
           <w:sz w:val="24"/>
           <w:szCs w:val="24"/>
         </w:rPr>
-        <w:t>Слава Отцю, і Сину, і Святому Духові, і ни</w:t>
-      </w:r>
-      <w:r>
-        <w:rPr>
-          <w:rFonts w:ascii="Times New Roman" w:eastAsia="Times New Roman" w:hAnsi="Times New Roman" w:cs="Times New Roman"/>
-          <w:color w:val="333333"/>
-          <w:sz w:val="24"/>
-          <w:szCs w:val="24"/>
-        </w:rPr>
-        <w:t>ні, і повсякчас, і на віки віків. Амінь.</w:t>
+        <w:t>Слава Отцю, і Сину, і Святому Духові, і нині, і повсякчас, і на віки віків. Амінь.</w:t>
       </w:r>
     </w:p>
     <w:p>
@@ -17132,6 +16828,61 @@
     </w:p>
     <w:p>
       <w:pPr>
+        <w:pStyle w:val="a"/>
+      </w:pPr>
+      <w:r>
+        <w:rPr>
+          <w:rFonts w:ascii="Times New Roman" w:hAnsi="Times New Roman"/>
+          <w:color w:val="333333"/>
+          <w:sz w:val="24"/>
+        </w:rPr>
+        <w:t>Слава Отцю, і Сину, Святому Духові, і нині, і повсякчас, і на віки віків. Амінь.</w:t>
+      </w:r>
+    </w:p>
+    <w:p>
+      <w:pPr>
+        <w:pStyle w:val="a"/>
+      </w:pPr>
+      <w:r>
+        <w:rPr>
+          <w:rFonts w:ascii="Times New Roman" w:hAnsi="Times New Roman"/>
+          <w:color w:val="333333"/>
+          <w:sz w:val="24"/>
+        </w:rPr>
+        <w:t>Єдинородний Сину і Слове Божий, безсмертний Ти і зволив Ти спасення нашого ради воплотитися від святої Богородиці і приснодіви Марії, незмінно ставши чоловіком. І розп’ятий був Ти, Христе Боже, смертю смерть подолав. Ти один з Святої Тройці, рівнославимий з Отцем і Святим Духом, спаси нас.</w:t>
+      </w:r>
+    </w:p>
+    <w:p>
+      <w:pPr>
+        <w:pStyle w:val="a"/>
+      </w:pPr>
+      <w:r>
+        <w:rPr>
+          <w:rFonts w:ascii="Times New Roman" w:hAnsi="Times New Roman"/>
+          <w:sz w:val="24"/>
+          <w:highlight w:val="darkGray"/>
+        </w:rPr>
+        <w:t>&lt;</w:t>
+      </w:r>
+      <w:r>
+        <w:rPr>
+          <w:rFonts w:ascii="Times New Roman" w:hAnsi="Times New Roman"/>
+          <w:sz w:val="24"/>
+          <w:highlight w:val="darkGray"/>
+        </w:rPr>
+        <w:t>hr /</w:t>
+      </w:r>
+      <w:r>
+        <w:rPr>
+          <w:rFonts w:ascii="Times New Roman" w:hAnsi="Times New Roman"/>
+          <w:sz w:val="24"/>
+          <w:highlight w:val="darkGray"/>
+        </w:rPr>
+        <w:t>&gt;</w:t>
+      </w:r>
+    </w:p>
+    <w:p>
+      <w:pPr>
         <w:spacing w:after="120" w:line="240" w:lineRule="auto"/>
         <w:rPr>
           <w:rFonts w:ascii="Consolas" w:eastAsia="Consolas" w:hAnsi="Consolas" w:cs="Consolas"/>
@@ -17172,18 +16923,7 @@
           <w:sz w:val="24"/>
           <w:szCs w:val="24"/>
         </w:rPr>
-        <w:t>Третій антифон во</w:t>
-      </w:r>
-      <w:r>
-        <w:rPr>
-          <w:rFonts w:ascii="Times New Roman" w:eastAsia="Times New Roman" w:hAnsi="Times New Roman" w:cs="Times New Roman"/>
-          <w:b/>
-          <w:i/>
-          <w:color w:val="FF4400"/>
-          <w:sz w:val="24"/>
-          <w:szCs w:val="24"/>
-        </w:rPr>
-        <w:t>скресний</w:t>
+        <w:t>Третій антифон воскресний</w:t>
       </w:r>
     </w:p>
     <w:p>
@@ -17311,16 +17051,7 @@
           <w:sz w:val="24"/>
           <w:szCs w:val="24"/>
         </w:rPr>
-        <w:t xml:space="preserve"> Спаси нас, Сину Божий, щ</w:t>
-      </w:r>
-      <w:r>
-        <w:rPr>
-          <w:rFonts w:ascii="Times New Roman" w:eastAsia="Times New Roman" w:hAnsi="Times New Roman" w:cs="Times New Roman"/>
-          <w:color w:val="333333"/>
-          <w:sz w:val="24"/>
-          <w:szCs w:val="24"/>
-        </w:rPr>
-        <w:t>о воскрес із мертвих, співаємо Тобі: Алилуя.</w:t>
+        <w:t xml:space="preserve"> Спаси нас, Сину Божий, що воскрес із мертвих, співаємо Тобі: Алилуя.</w:t>
       </w:r>
     </w:p>
     <w:p>
@@ -17453,16 +17184,7 @@
           <w:sz w:val="24"/>
           <w:szCs w:val="24"/>
         </w:rPr>
-        <w:t xml:space="preserve"> Прийдіте, поклонімся і припадім до Христа. Спаси н</w:t>
-      </w:r>
-      <w:r>
-        <w:rPr>
-          <w:rFonts w:ascii="Times New Roman" w:eastAsia="Times New Roman" w:hAnsi="Times New Roman" w:cs="Times New Roman"/>
-          <w:color w:val="333333"/>
-          <w:sz w:val="24"/>
-          <w:szCs w:val="24"/>
-        </w:rPr>
-        <w:t>ас, Сину Божий, що воскрес із мертвих, співаємо Тобі: Алилуя.</w:t>
+        <w:t xml:space="preserve"> Прийдіте, поклонімся і припадім до Христа. Спаси нас, Сину Божий, що воскрес із мертвих, співаємо Тобі: Алилуя.</w:t>
       </w:r>
     </w:p>
     <w:p>
@@ -17532,16 +17254,7 @@
           <w:sz w:val="24"/>
           <w:szCs w:val="24"/>
         </w:rPr>
-        <w:t>Світлую воскресіння проповідь* від ангела взнавши, Господні учениці,* і прадідне осудження відкинувши,* апостолам, хвалячися, мовили:* Повалилася смерть, воскр</w:t>
-      </w:r>
-      <w:r>
-        <w:rPr>
-          <w:rFonts w:ascii="Times New Roman" w:eastAsia="Times New Roman" w:hAnsi="Times New Roman" w:cs="Times New Roman"/>
-          <w:color w:val="333333"/>
-          <w:sz w:val="24"/>
-          <w:szCs w:val="24"/>
-        </w:rPr>
-        <w:t>ес Христос Бог,* даруючи світові велику милість.</w:t>
+        <w:t>Світлую воскресіння проповідь* від ангела взнавши, Господні учениці,* і прадідне осудження відкинувши,* апостолам, хвалячися, мовили:* Повалилася смерть, воскрес Христос Бог,* даруючи світові велику милість.</w:t>
       </w:r>
     </w:p>
     <w:p>
@@ -17634,16 +17347,7 @@
           <w:sz w:val="24"/>
           <w:szCs w:val="24"/>
         </w:rPr>
-        <w:t xml:space="preserve">Йоаким і Анна з неслави бездітности* і Адам і Єва від тління смерти визволилися, Пречиста,* у </w:t>
-      </w:r>
-      <w:r>
-        <w:rPr>
-          <w:rFonts w:ascii="Times New Roman" w:eastAsia="Times New Roman" w:hAnsi="Times New Roman" w:cs="Times New Roman"/>
-          <w:color w:val="333333"/>
-          <w:sz w:val="24"/>
-          <w:szCs w:val="24"/>
-        </w:rPr>
-        <w:t>святім Різдві твоїм.* Його празнують люди твої,* з провини прогрішень ізбавлені,* як кличуть до Тебе:* Неплідна родить Богородицю* і кормительку життя нашого.</w:t>
+        <w:t>Йоаким і Анна з неслави бездітности* і Адам і Єва від тління смерти визволилися, Пречиста,* у святім Різдві твоїм.* Його празнують люди твої,* з провини прогрішень ізбавлені,* як кличуть до Тебе:* Неплідна родить Богородицю* і кормительку життя нашого.</w:t>
       </w:r>
     </w:p>
     <w:p>
@@ -17880,16 +17584,7 @@
           <w:sz w:val="24"/>
           <w:szCs w:val="24"/>
         </w:rPr>
-        <w:t>Натягни лук і успівай, і царю</w:t>
-      </w:r>
-      <w:r>
-        <w:rPr>
-          <w:rFonts w:ascii="Times New Roman" w:eastAsia="Times New Roman" w:hAnsi="Times New Roman" w:cs="Times New Roman"/>
-          <w:color w:val="333333"/>
-          <w:sz w:val="24"/>
-          <w:szCs w:val="24"/>
-        </w:rPr>
-        <w:t xml:space="preserve">й, істини ради і лагідности, і справедливости </w:t>
+        <w:t xml:space="preserve">Натягни лук і успівай, і царюй, істини ради і лагідности, і справедливости </w:t>
       </w:r>
       <w:r>
         <w:rPr>
@@ -18078,17 +17773,7 @@
           <w:sz w:val="24"/>
           <w:szCs w:val="24"/>
         </w:rPr>
-        <w:t>(Пс. 1</w:t>
-      </w:r>
-      <w:r>
-        <w:rPr>
-          <w:rFonts w:ascii="Times New Roman" w:eastAsia="Times New Roman" w:hAnsi="Times New Roman" w:cs="Times New Roman"/>
-          <w:i/>
-          <w:color w:val="FF4400"/>
-          <w:sz w:val="24"/>
-          <w:szCs w:val="24"/>
-        </w:rPr>
-        <w:t>48,1).</w:t>
+        <w:t>(Пс. 148,1).</w:t>
       </w:r>
       <w:r>
         <w:rPr>
@@ -18219,15 +17904,7 @@
           <w:sz w:val="24"/>
           <w:szCs w:val="24"/>
         </w:rPr>
-        <w:t>, і всіх святих,</w:t>
-      </w:r>
-      <w:r>
-        <w:rPr>
-          <w:rFonts w:ascii="Times New Roman" w:eastAsia="Times New Roman" w:hAnsi="Times New Roman" w:cs="Times New Roman"/>
-          <w:sz w:val="24"/>
-          <w:szCs w:val="24"/>
-        </w:rPr>
-        <w:t xml:space="preserve"> помилує і спасе нас, як благий і чоловіколюбець.</w:t>
+        <w:t>, і всіх святих, помилує і спасе нас, як благий і чоловіколюбець.</w:t>
       </w:r>
     </w:p>
     <w:p>
@@ -18458,16 +18135,7 @@
           <w:sz w:val="24"/>
           <w:szCs w:val="24"/>
         </w:rPr>
-        <w:t xml:space="preserve"> Молитвами Богородиці, С</w:t>
-      </w:r>
-      <w:r>
-        <w:rPr>
-          <w:rFonts w:ascii="Times New Roman" w:eastAsia="Times New Roman" w:hAnsi="Times New Roman" w:cs="Times New Roman"/>
-          <w:color w:val="333333"/>
-          <w:sz w:val="24"/>
-          <w:szCs w:val="24"/>
-        </w:rPr>
-        <w:t>пасе, спаси нас.</w:t>
+        <w:t xml:space="preserve"> Молитвами Богородиці, Спасе, спаси нас.</w:t>
       </w:r>
     </w:p>
     <w:p>
@@ -18605,16 +18273,7 @@
           <w:sz w:val="24"/>
           <w:szCs w:val="24"/>
         </w:rPr>
-        <w:t>Слава Отцю, і Сину, і Святому Духові, і ни</w:t>
-      </w:r>
-      <w:r>
-        <w:rPr>
-          <w:rFonts w:ascii="Times New Roman" w:eastAsia="Times New Roman" w:hAnsi="Times New Roman" w:cs="Times New Roman"/>
-          <w:color w:val="333333"/>
-          <w:sz w:val="24"/>
-          <w:szCs w:val="24"/>
-        </w:rPr>
-        <w:t>ні, і повсякчас, і на віки віків. Амінь.</w:t>
+        <w:t>Слава Отцю, і Сину, і Святому Духові, і нині, і повсякчас, і на віки віків. Амінь.</w:t>
       </w:r>
     </w:p>
     <w:p>
@@ -18776,16 +18435,7 @@
           <w:sz w:val="24"/>
           <w:szCs w:val="24"/>
         </w:rPr>
-        <w:t xml:space="preserve"> Спаси нас, Сину Божий, що воскре</w:t>
-      </w:r>
-      <w:r>
-        <w:rPr>
-          <w:rFonts w:ascii="Times New Roman" w:eastAsia="Times New Roman" w:hAnsi="Times New Roman" w:cs="Times New Roman"/>
-          <w:color w:val="333333"/>
-          <w:sz w:val="24"/>
-          <w:szCs w:val="24"/>
-        </w:rPr>
-        <w:t>с із мертвих, співаємо Тобі: Алилуя.</w:t>
+        <w:t xml:space="preserve"> Спаси нас, Сину Божий, що воскрес із мертвих, співаємо Тобі: Алилуя.</w:t>
       </w:r>
     </w:p>
     <w:p>
@@ -18934,6 +18584,61 @@
     </w:p>
     <w:p>
       <w:pPr>
+        <w:pStyle w:val="a"/>
+      </w:pPr>
+      <w:r>
+        <w:rPr>
+          <w:rFonts w:ascii="Times New Roman" w:hAnsi="Times New Roman"/>
+          <w:color w:val="333333"/>
+          <w:sz w:val="24"/>
+        </w:rPr>
+        <w:t>Слава Отцю, і Сину, Святому Духові, і нині, і повсякчас, і на віки віків. Амінь.</w:t>
+      </w:r>
+    </w:p>
+    <w:p>
+      <w:pPr>
+        <w:pStyle w:val="a"/>
+      </w:pPr>
+      <w:r>
+        <w:rPr>
+          <w:rFonts w:ascii="Times New Roman" w:hAnsi="Times New Roman"/>
+          <w:color w:val="333333"/>
+          <w:sz w:val="24"/>
+        </w:rPr>
+        <w:t>Єдинородний Сину і Слове Божий, безсмертний Ти і зволив Ти спасення нашого ради воплотитися від святої Богородиці і приснодіви Марії, незмінно ставши чоловіком. І розп’ятий був Ти, Христе Боже, смертю смерть подолав. Ти один з Святої Тройці, рівнославимий з Отцем і Святим Духом, спаси нас.</w:t>
+      </w:r>
+    </w:p>
+    <w:p>
+      <w:pPr>
+        <w:pStyle w:val="a"/>
+      </w:pPr>
+      <w:r>
+        <w:rPr>
+          <w:rFonts w:ascii="Times New Roman" w:hAnsi="Times New Roman"/>
+          <w:sz w:val="24"/>
+          <w:highlight w:val="darkGray"/>
+        </w:rPr>
+        <w:t>&lt;</w:t>
+      </w:r>
+      <w:r>
+        <w:rPr>
+          <w:rFonts w:ascii="Times New Roman" w:hAnsi="Times New Roman"/>
+          <w:sz w:val="24"/>
+          <w:highlight w:val="darkGray"/>
+        </w:rPr>
+        <w:t>hr /</w:t>
+      </w:r>
+      <w:r>
+        <w:rPr>
+          <w:rFonts w:ascii="Times New Roman" w:hAnsi="Times New Roman"/>
+          <w:sz w:val="24"/>
+          <w:highlight w:val="darkGray"/>
+        </w:rPr>
+        <w:t>&gt;</w:t>
+      </w:r>
+    </w:p>
+    <w:p>
+      <w:pPr>
         <w:spacing w:after="120" w:line="240" w:lineRule="auto"/>
         <w:rPr>
           <w:rFonts w:ascii="Consolas" w:eastAsia="Consolas" w:hAnsi="Consolas" w:cs="Consolas"/>
@@ -19235,16 +18940,7 @@
           <w:sz w:val="24"/>
           <w:szCs w:val="24"/>
         </w:rPr>
-        <w:t xml:space="preserve"> Прийдіте, поклонімся і пр</w:t>
-      </w:r>
-      <w:r>
-        <w:rPr>
-          <w:rFonts w:ascii="Times New Roman" w:eastAsia="Times New Roman" w:hAnsi="Times New Roman" w:cs="Times New Roman"/>
-          <w:color w:val="333333"/>
-          <w:sz w:val="24"/>
-          <w:szCs w:val="24"/>
-        </w:rPr>
-        <w:t>ипадім до Христа. Спаси нас, Сину Божий, що воскрес із мертвих, співаємо Тобі: Алилуя.</w:t>
+        <w:t xml:space="preserve"> Прийдіте, поклонімся і припадім до Христа. Спаси нас, Сину Божий, що воскрес із мертвих, співаємо Тобі: Алилуя.</w:t>
       </w:r>
     </w:p>
     <w:p>
@@ -19307,16 +19003,7 @@
           <w:sz w:val="24"/>
           <w:szCs w:val="24"/>
         </w:rPr>
-        <w:t>Собезначальне Слово Отцю і Духові,* від Діви роджене на спасіння наше,* оспіваймо, вірні, і поклонімся,* бо благоволив плоттю зійти на</w:t>
-      </w:r>
-      <w:r>
-        <w:rPr>
-          <w:rFonts w:ascii="Times New Roman" w:eastAsia="Times New Roman" w:hAnsi="Times New Roman" w:cs="Times New Roman"/>
-          <w:color w:val="333333"/>
-          <w:sz w:val="24"/>
-          <w:szCs w:val="24"/>
-        </w:rPr>
-        <w:t xml:space="preserve"> хрест* і смерть перетерпіти, і </w:t>
+        <w:t xml:space="preserve">Собезначальне Слово Отцю і Духові,* від Діви роджене на спасіння наше,* оспіваймо, вірні, і поклонімся,* бо благоволив плоттю зійти на хрест* і смерть перетерпіти, і </w:t>
       </w:r>
       <w:r>
         <w:rPr>
@@ -19366,16 +19053,7 @@
           <w:sz w:val="24"/>
           <w:szCs w:val="24"/>
         </w:rPr>
-        <w:t>До аду, Спасе мій, зійшов Ти* і врата сокрушив Ти як всесильний,* умерлих як Творець воскресив з Собою* і смерти жало сокрушив Ти,* і Адам від клятви ізба</w:t>
-      </w:r>
-      <w:r>
-        <w:rPr>
-          <w:rFonts w:ascii="Times New Roman" w:eastAsia="Times New Roman" w:hAnsi="Times New Roman" w:cs="Times New Roman"/>
-          <w:color w:val="333333"/>
-          <w:sz w:val="24"/>
-          <w:szCs w:val="24"/>
-        </w:rPr>
-        <w:t>вився, Чоловіколюбче.* Тому і всі зовемо: Спаси нас, Господи.</w:t>
+        <w:t>До аду, Спасе мій, зійшов Ти* і врата сокрушив Ти як всесильний,* умерлих як Творець воскресив з Собою* і смерти жало сокрушив Ти,* і Адам від клятви ізбавився, Чоловіколюбче.* Тому і всі зовемо: Спаси нас, Господи.</w:t>
       </w:r>
     </w:p>
     <w:p>
@@ -19415,16 +19093,7 @@
           <w:sz w:val="24"/>
           <w:szCs w:val="24"/>
         </w:rPr>
-        <w:t>Радуйся, двері Господні непроходимі,* радуйся, стіно і Покрове тих, що прибігають до Тебе,* радуйся, пристане, бурями не навіщувана* і подружжям незаймана, що родила</w:t>
-      </w:r>
-      <w:r>
-        <w:rPr>
-          <w:rFonts w:ascii="Times New Roman" w:eastAsia="Times New Roman" w:hAnsi="Times New Roman" w:cs="Times New Roman"/>
-          <w:color w:val="333333"/>
-          <w:sz w:val="24"/>
-          <w:szCs w:val="24"/>
-        </w:rPr>
-        <w:t xml:space="preserve"> плоттю Творця Твого і Бога.* Молитись не переставай за тих, що оспівують* і поклоняються різдву Твоєму.</w:t>
+        <w:t>Радуйся, двері Господні непроходимі,* радуйся, стіно і Покрове тих, що прибігають до Тебе,* радуйся, пристане, бурями не навіщувана* і подружжям незаймана, що родила плоттю Творця Твого і Бога.* Молитись не переставай за тих, що оспівують* і поклоняються різдву Твоєму.</w:t>
       </w:r>
     </w:p>
     <w:p>
@@ -19528,16 +19197,7 @@
           <w:sz w:val="24"/>
           <w:szCs w:val="24"/>
         </w:rPr>
-        <w:t xml:space="preserve"> Спаси мене, Господи, бо не ст</w:t>
-      </w:r>
-      <w:r>
-        <w:rPr>
-          <w:rFonts w:ascii="Times New Roman" w:eastAsia="Times New Roman" w:hAnsi="Times New Roman" w:cs="Times New Roman"/>
-          <w:color w:val="333333"/>
-          <w:sz w:val="24"/>
-          <w:szCs w:val="24"/>
-        </w:rPr>
-        <w:t xml:space="preserve">ало праведного </w:t>
+        <w:t xml:space="preserve"> Спаси мене, Господи, бо не стало праведного </w:t>
       </w:r>
       <w:r>
         <w:rPr>
@@ -19939,15 +19599,7 @@
           <w:sz w:val="24"/>
           <w:szCs w:val="24"/>
         </w:rPr>
-        <w:t xml:space="preserve"> Христос, що воскрес із мертвих, істинний Бог наш, молитвами пречистої своєї Матері, святих, славних і всехвальних апостолів</w:t>
-      </w:r>
-      <w:r>
-        <w:rPr>
-          <w:rFonts w:ascii="Times New Roman" w:eastAsia="Times New Roman" w:hAnsi="Times New Roman" w:cs="Times New Roman"/>
-          <w:sz w:val="24"/>
-          <w:szCs w:val="24"/>
-        </w:rPr>
-        <w:t>,</w:t>
+        <w:t xml:space="preserve"> Христос, що воскрес із мертвих, істинний Бог наш, молитвами пречистої своєї Матері, святих, славних і всехвальних апостолів,</w:t>
       </w:r>
       <w:r>
         <w:rPr>
@@ -20059,14 +19711,7 @@
           <w:rFonts w:ascii="Consolas" w:eastAsia="Consolas" w:hAnsi="Consolas" w:cs="Consolas"/>
           <w:highlight w:val="darkGray"/>
         </w:rPr>
-        <w:t>&lt;ustav custom=n liturgia</w:t>
-      </w:r>
-      <w:r>
-        <w:rPr>
-          <w:rFonts w:ascii="Consolas" w:eastAsia="Consolas" w:hAnsi="Consolas" w:cs="Consolas"/>
-          <w:highlight w:val="darkGray"/>
-        </w:rPr>
-        <w:t>=liz /&gt;</w:t>
+        <w:t>&lt;ustav custom=n liturgia=liz /&gt;</w:t>
       </w:r>
     </w:p>
     <w:p>
@@ -20302,16 +19947,7 @@
           <w:sz w:val="24"/>
           <w:szCs w:val="24"/>
         </w:rPr>
-        <w:t xml:space="preserve"> Молитвами Богороди</w:t>
-      </w:r>
-      <w:r>
-        <w:rPr>
-          <w:rFonts w:ascii="Times New Roman" w:eastAsia="Times New Roman" w:hAnsi="Times New Roman" w:cs="Times New Roman"/>
-          <w:color w:val="333333"/>
-          <w:sz w:val="24"/>
-          <w:szCs w:val="24"/>
-        </w:rPr>
-        <w:t>ці, Спасе, спаси нас.</w:t>
+        <w:t xml:space="preserve"> Молитвами Богородиці, Спасе, спаси нас.</w:t>
       </w:r>
     </w:p>
     <w:p>
@@ -20483,8 +20119,305 @@
           <w:sz w:val="24"/>
           <w:szCs w:val="24"/>
         </w:rPr>
-        <w:t>Другий антифон воскр</w:t>
-      </w:r>
+        <w:t>Другий антифон воскресний</w:t>
+      </w:r>
+    </w:p>
+    <w:p>
+      <w:pPr>
+        <w:pBdr>
+          <w:top w:val="nil"/>
+          <w:left w:val="nil"/>
+          <w:bottom w:val="nil"/>
+          <w:right w:val="nil"/>
+          <w:between w:val="nil"/>
+        </w:pBdr>
+        <w:spacing w:after="120" w:line="240" w:lineRule="auto"/>
+        <w:rPr>
+          <w:rFonts w:ascii="Times New Roman" w:eastAsia="Times New Roman" w:hAnsi="Times New Roman" w:cs="Times New Roman"/>
+          <w:color w:val="333333"/>
+          <w:sz w:val="24"/>
+          <w:szCs w:val="24"/>
+        </w:rPr>
+      </w:pPr>
+      <w:r>
+        <w:rPr>
+          <w:rFonts w:ascii="Times New Roman" w:eastAsia="Times New Roman" w:hAnsi="Times New Roman" w:cs="Times New Roman"/>
+          <w:color w:val="333333"/>
+          <w:sz w:val="24"/>
+          <w:szCs w:val="24"/>
+        </w:rPr>
+        <w:t>Боже, ущедри нас і благослови нас, просвіти лице Твоє на нас і помилуй нас.</w:t>
+      </w:r>
+    </w:p>
+    <w:p>
+      <w:pPr>
+        <w:pBdr>
+          <w:top w:val="nil"/>
+          <w:left w:val="nil"/>
+          <w:bottom w:val="nil"/>
+          <w:right w:val="nil"/>
+          <w:between w:val="nil"/>
+        </w:pBdr>
+        <w:spacing w:after="120" w:line="240" w:lineRule="auto"/>
+        <w:rPr>
+          <w:rFonts w:ascii="Times New Roman" w:eastAsia="Times New Roman" w:hAnsi="Times New Roman" w:cs="Times New Roman"/>
+          <w:color w:val="333333"/>
+          <w:sz w:val="24"/>
+          <w:szCs w:val="24"/>
+        </w:rPr>
+      </w:pPr>
+      <w:r>
+        <w:rPr>
+          <w:rFonts w:ascii="Times New Roman" w:eastAsia="Times New Roman" w:hAnsi="Times New Roman" w:cs="Times New Roman"/>
+          <w:i/>
+          <w:color w:val="FF4400"/>
+          <w:sz w:val="24"/>
+          <w:szCs w:val="24"/>
+        </w:rPr>
+        <w:t>Приспів:</w:t>
+      </w:r>
+      <w:r>
+        <w:rPr>
+          <w:rFonts w:ascii="Times New Roman" w:eastAsia="Times New Roman" w:hAnsi="Times New Roman" w:cs="Times New Roman"/>
+          <w:color w:val="333333"/>
+          <w:sz w:val="24"/>
+          <w:szCs w:val="24"/>
+        </w:rPr>
+        <w:t xml:space="preserve"> Спаси нас, Сину Божий, що воскрес із мертвих, співаємо Тобі: Алилуя.</w:t>
+      </w:r>
+    </w:p>
+    <w:p>
+      <w:pPr>
+        <w:pBdr>
+          <w:top w:val="nil"/>
+          <w:left w:val="nil"/>
+          <w:bottom w:val="nil"/>
+          <w:right w:val="nil"/>
+          <w:between w:val="nil"/>
+        </w:pBdr>
+        <w:spacing w:after="120" w:line="240" w:lineRule="auto"/>
+        <w:rPr>
+          <w:rFonts w:ascii="Times New Roman" w:eastAsia="Times New Roman" w:hAnsi="Times New Roman" w:cs="Times New Roman"/>
+          <w:color w:val="333333"/>
+          <w:sz w:val="24"/>
+          <w:szCs w:val="24"/>
+        </w:rPr>
+      </w:pPr>
+      <w:r>
+        <w:rPr>
+          <w:rFonts w:ascii="Times New Roman" w:eastAsia="Times New Roman" w:hAnsi="Times New Roman" w:cs="Times New Roman"/>
+          <w:color w:val="333333"/>
+          <w:sz w:val="24"/>
+          <w:szCs w:val="24"/>
+        </w:rPr>
+        <w:t>Щоб пізнали ми на землі путь твою, у всіх народах спасіння Твоє.</w:t>
+      </w:r>
+    </w:p>
+    <w:p>
+      <w:pPr>
+        <w:pBdr>
+          <w:top w:val="nil"/>
+          <w:left w:val="nil"/>
+          <w:bottom w:val="nil"/>
+          <w:right w:val="nil"/>
+          <w:between w:val="nil"/>
+        </w:pBdr>
+        <w:spacing w:after="120" w:line="240" w:lineRule="auto"/>
+        <w:rPr>
+          <w:rFonts w:ascii="Times New Roman" w:eastAsia="Times New Roman" w:hAnsi="Times New Roman" w:cs="Times New Roman"/>
+          <w:color w:val="333333"/>
+          <w:sz w:val="24"/>
+          <w:szCs w:val="24"/>
+        </w:rPr>
+      </w:pPr>
+      <w:r>
+        <w:rPr>
+          <w:rFonts w:ascii="Times New Roman" w:eastAsia="Times New Roman" w:hAnsi="Times New Roman" w:cs="Times New Roman"/>
+          <w:i/>
+          <w:color w:val="FF4400"/>
+          <w:sz w:val="24"/>
+          <w:szCs w:val="24"/>
+        </w:rPr>
+        <w:t>Приспів:</w:t>
+      </w:r>
+      <w:r>
+        <w:rPr>
+          <w:rFonts w:ascii="Times New Roman" w:eastAsia="Times New Roman" w:hAnsi="Times New Roman" w:cs="Times New Roman"/>
+          <w:color w:val="333333"/>
+          <w:sz w:val="24"/>
+          <w:szCs w:val="24"/>
+        </w:rPr>
+        <w:t xml:space="preserve"> Спаси нас, Сину Божий, що воскрес із мертвих, співаємо Тобі: Алилуя.</w:t>
+      </w:r>
+    </w:p>
+    <w:p>
+      <w:pPr>
+        <w:pBdr>
+          <w:top w:val="nil"/>
+          <w:left w:val="nil"/>
+          <w:bottom w:val="nil"/>
+          <w:right w:val="nil"/>
+          <w:between w:val="nil"/>
+        </w:pBdr>
+        <w:spacing w:after="120" w:line="240" w:lineRule="auto"/>
+        <w:rPr>
+          <w:rFonts w:ascii="Times New Roman" w:eastAsia="Times New Roman" w:hAnsi="Times New Roman" w:cs="Times New Roman"/>
+          <w:color w:val="333333"/>
+          <w:sz w:val="24"/>
+          <w:szCs w:val="24"/>
+        </w:rPr>
+      </w:pPr>
+      <w:r>
+        <w:rPr>
+          <w:rFonts w:ascii="Times New Roman" w:eastAsia="Times New Roman" w:hAnsi="Times New Roman" w:cs="Times New Roman"/>
+          <w:color w:val="333333"/>
+          <w:sz w:val="24"/>
+          <w:szCs w:val="24"/>
+        </w:rPr>
+        <w:t>Нехай ісповідують Тебе люди, Боже, нехай ісповідують Тебе люди всі.</w:t>
+      </w:r>
+    </w:p>
+    <w:p>
+      <w:pPr>
+        <w:pBdr>
+          <w:top w:val="nil"/>
+          <w:left w:val="nil"/>
+          <w:bottom w:val="nil"/>
+          <w:right w:val="nil"/>
+          <w:between w:val="nil"/>
+        </w:pBdr>
+        <w:spacing w:after="120" w:line="240" w:lineRule="auto"/>
+        <w:rPr>
+          <w:rFonts w:ascii="Times New Roman" w:eastAsia="Times New Roman" w:hAnsi="Times New Roman" w:cs="Times New Roman"/>
+          <w:color w:val="333333"/>
+          <w:sz w:val="24"/>
+          <w:szCs w:val="24"/>
+        </w:rPr>
+      </w:pPr>
+      <w:r>
+        <w:rPr>
+          <w:rFonts w:ascii="Times New Roman" w:eastAsia="Times New Roman" w:hAnsi="Times New Roman" w:cs="Times New Roman"/>
+          <w:i/>
+          <w:color w:val="FF4400"/>
+          <w:sz w:val="24"/>
+          <w:szCs w:val="24"/>
+        </w:rPr>
+        <w:t>Приспів:</w:t>
+      </w:r>
+      <w:r>
+        <w:rPr>
+          <w:rFonts w:ascii="Times New Roman" w:eastAsia="Times New Roman" w:hAnsi="Times New Roman" w:cs="Times New Roman"/>
+          <w:color w:val="333333"/>
+          <w:sz w:val="24"/>
+          <w:szCs w:val="24"/>
+        </w:rPr>
+        <w:t xml:space="preserve"> Спаси нас, Сину Божий, що воскрес із мертвих, співаємо Тобі: Алилуя.</w:t>
+      </w:r>
+    </w:p>
+    <w:p>
+      <w:pPr>
+        <w:spacing w:after="120" w:line="240" w:lineRule="auto"/>
+        <w:rPr>
+          <w:rFonts w:ascii="Consolas" w:eastAsia="Consolas" w:hAnsi="Consolas" w:cs="Consolas"/>
+          <w:highlight w:val="darkGray"/>
+        </w:rPr>
+      </w:pPr>
+      <w:r>
+        <w:rPr>
+          <w:rFonts w:ascii="Consolas" w:eastAsia="Consolas" w:hAnsi="Consolas" w:cs="Consolas"/>
+          <w:highlight w:val="darkGray"/>
+        </w:rPr>
+        <w:t>&lt;/antifon2&gt;</w:t>
+      </w:r>
+    </w:p>
+    <w:p>
+      <w:pPr>
+        <w:pStyle w:val="a"/>
+      </w:pPr>
+      <w:r>
+        <w:rPr>
+          <w:rFonts w:ascii="Times New Roman" w:hAnsi="Times New Roman"/>
+          <w:color w:val="333333"/>
+          <w:sz w:val="24"/>
+        </w:rPr>
+        <w:t>Слава Отцю, і Сину, Святому Духові, і нині, і повсякчас, і на віки віків. Амінь.</w:t>
+      </w:r>
+    </w:p>
+    <w:p>
+      <w:pPr>
+        <w:pStyle w:val="a"/>
+      </w:pPr>
+      <w:r>
+        <w:rPr>
+          <w:rFonts w:ascii="Times New Roman" w:hAnsi="Times New Roman"/>
+          <w:color w:val="333333"/>
+          <w:sz w:val="24"/>
+        </w:rPr>
+        <w:t>Єдинородний Сину і Слове Божий, безсмертний Ти і зволив Ти спасення нашого ради воплотитися від святої Богородиці і приснодіви Марії, незмінно ставши чоловіком. І розп’ятий був Ти, Христе Боже, смертю смерть подолав. Ти один з Святої Тройці, рівнославимий з Отцем і Святим Духом, спаси нас.</w:t>
+      </w:r>
+    </w:p>
+    <w:p>
+      <w:pPr>
+        <w:pStyle w:val="a"/>
+      </w:pPr>
+      <w:r>
+        <w:rPr>
+          <w:rFonts w:ascii="Times New Roman" w:hAnsi="Times New Roman"/>
+          <w:sz w:val="24"/>
+          <w:highlight w:val="darkGray"/>
+        </w:rPr>
+        <w:t>&lt;</w:t>
+      </w:r>
+      <w:r>
+        <w:rPr>
+          <w:rFonts w:ascii="Times New Roman" w:hAnsi="Times New Roman"/>
+          <w:sz w:val="24"/>
+          <w:highlight w:val="darkGray"/>
+        </w:rPr>
+        <w:t>hr /</w:t>
+      </w:r>
+      <w:r>
+        <w:rPr>
+          <w:rFonts w:ascii="Times New Roman" w:hAnsi="Times New Roman"/>
+          <w:sz w:val="24"/>
+          <w:highlight w:val="darkGray"/>
+        </w:rPr>
+        <w:t>&gt;</w:t>
+      </w:r>
+    </w:p>
+    <w:p>
+      <w:pPr>
+        <w:spacing w:after="120" w:line="240" w:lineRule="auto"/>
+        <w:rPr>
+          <w:rFonts w:ascii="Consolas" w:eastAsia="Consolas" w:hAnsi="Consolas" w:cs="Consolas"/>
+          <w:highlight w:val="darkGray"/>
+        </w:rPr>
+      </w:pPr>
+      <w:r>
+        <w:rPr>
+          <w:rFonts w:ascii="Consolas" w:eastAsia="Consolas" w:hAnsi="Consolas" w:cs="Consolas"/>
+          <w:highlight w:val="darkGray"/>
+        </w:rPr>
+        <w:t>&lt;antifon3&gt;</w:t>
+      </w:r>
+    </w:p>
+    <w:p>
+      <w:pPr>
+        <w:pBdr>
+          <w:top w:val="nil"/>
+          <w:left w:val="nil"/>
+          <w:bottom w:val="nil"/>
+          <w:right w:val="nil"/>
+          <w:between w:val="nil"/>
+        </w:pBdr>
+        <w:spacing w:after="120" w:line="240" w:lineRule="auto"/>
+        <w:rPr>
+          <w:rFonts w:ascii="Times New Roman" w:eastAsia="Times New Roman" w:hAnsi="Times New Roman" w:cs="Times New Roman"/>
+          <w:color w:val="333333"/>
+          <w:sz w:val="24"/>
+          <w:szCs w:val="24"/>
+        </w:rPr>
+      </w:pPr>
       <w:r>
         <w:rPr>
           <w:rFonts w:ascii="Times New Roman" w:eastAsia="Times New Roman" w:hAnsi="Times New Roman" w:cs="Times New Roman"/>
@@ -20494,34 +20427,34 @@
           <w:sz w:val="24"/>
           <w:szCs w:val="24"/>
         </w:rPr>
-        <w:t>есний</w:t>
-      </w:r>
-    </w:p>
-    <w:p>
-      <w:pPr>
-        <w:pBdr>
-          <w:top w:val="nil"/>
-          <w:left w:val="nil"/>
-          <w:bottom w:val="nil"/>
-          <w:right w:val="nil"/>
-          <w:between w:val="nil"/>
-        </w:pBdr>
-        <w:spacing w:after="120" w:line="240" w:lineRule="auto"/>
-        <w:rPr>
-          <w:rFonts w:ascii="Times New Roman" w:eastAsia="Times New Roman" w:hAnsi="Times New Roman" w:cs="Times New Roman"/>
-          <w:color w:val="333333"/>
-          <w:sz w:val="24"/>
-          <w:szCs w:val="24"/>
-        </w:rPr>
-      </w:pPr>
-      <w:r>
-        <w:rPr>
-          <w:rFonts w:ascii="Times New Roman" w:eastAsia="Times New Roman" w:hAnsi="Times New Roman" w:cs="Times New Roman"/>
-          <w:color w:val="333333"/>
-          <w:sz w:val="24"/>
-          <w:szCs w:val="24"/>
-        </w:rPr>
-        <w:t>Боже, ущедри нас і благослови нас, просвіти лице Твоє на нас і помилуй нас.</w:t>
+        <w:t>Третій антифон воскресний</w:t>
+      </w:r>
+    </w:p>
+    <w:p>
+      <w:pPr>
+        <w:pBdr>
+          <w:top w:val="nil"/>
+          <w:left w:val="nil"/>
+          <w:bottom w:val="nil"/>
+          <w:right w:val="nil"/>
+          <w:between w:val="nil"/>
+        </w:pBdr>
+        <w:spacing w:after="120" w:line="240" w:lineRule="auto"/>
+        <w:rPr>
+          <w:rFonts w:ascii="Times New Roman" w:eastAsia="Times New Roman" w:hAnsi="Times New Roman" w:cs="Times New Roman"/>
+          <w:color w:val="333333"/>
+          <w:sz w:val="24"/>
+          <w:szCs w:val="24"/>
+        </w:rPr>
+      </w:pPr>
+      <w:r>
+        <w:rPr>
+          <w:rFonts w:ascii="Times New Roman" w:eastAsia="Times New Roman" w:hAnsi="Times New Roman" w:cs="Times New Roman"/>
+          <w:color w:val="333333"/>
+          <w:sz w:val="24"/>
+          <w:szCs w:val="24"/>
+        </w:rPr>
+        <w:t>Прийдіте, возрадуємося Господеві, воскликнім Богу, Спасителеві нашому.</w:t>
       </w:r>
     </w:p>
     <w:p>
@@ -20585,7 +20518,7 @@
           <w:sz w:val="24"/>
           <w:szCs w:val="24"/>
         </w:rPr>
-        <w:t>Щоб пізнали ми на землі путь твою, у всіх народах спасіння Твоє.</w:t>
+        <w:t>Ідім перед лицем його з ісповіданням і псалмами воскликнім йому.</w:t>
       </w:r>
     </w:p>
     <w:p>
@@ -20622,43 +20555,34 @@
           <w:sz w:val="24"/>
           <w:szCs w:val="24"/>
         </w:rPr>
-        <w:t xml:space="preserve"> Спаси нас, Сину Божий,</w:t>
-      </w:r>
-      <w:r>
-        <w:rPr>
-          <w:rFonts w:ascii="Times New Roman" w:eastAsia="Times New Roman" w:hAnsi="Times New Roman" w:cs="Times New Roman"/>
-          <w:color w:val="333333"/>
-          <w:sz w:val="24"/>
-          <w:szCs w:val="24"/>
-        </w:rPr>
-        <w:t xml:space="preserve"> що воскрес із мертвих, співаємо Тобі: Алилуя.</w:t>
-      </w:r>
-    </w:p>
-    <w:p>
-      <w:pPr>
-        <w:pBdr>
-          <w:top w:val="nil"/>
-          <w:left w:val="nil"/>
-          <w:bottom w:val="nil"/>
-          <w:right w:val="nil"/>
-          <w:between w:val="nil"/>
-        </w:pBdr>
-        <w:spacing w:after="120" w:line="240" w:lineRule="auto"/>
-        <w:rPr>
-          <w:rFonts w:ascii="Times New Roman" w:eastAsia="Times New Roman" w:hAnsi="Times New Roman" w:cs="Times New Roman"/>
-          <w:color w:val="333333"/>
-          <w:sz w:val="24"/>
-          <w:szCs w:val="24"/>
-        </w:rPr>
-      </w:pPr>
-      <w:r>
-        <w:rPr>
-          <w:rFonts w:ascii="Times New Roman" w:eastAsia="Times New Roman" w:hAnsi="Times New Roman" w:cs="Times New Roman"/>
-          <w:color w:val="333333"/>
-          <w:sz w:val="24"/>
-          <w:szCs w:val="24"/>
-        </w:rPr>
-        <w:t>Нехай ісповідують Тебе люди, Боже, нехай ісповідують Тебе люди всі.</w:t>
+        <w:t xml:space="preserve"> Спаси нас, Сину Божий, що воскрес із мертвих, співаємо Тобі: Алилуя.</w:t>
+      </w:r>
+    </w:p>
+    <w:p>
+      <w:pPr>
+        <w:pBdr>
+          <w:top w:val="nil"/>
+          <w:left w:val="nil"/>
+          <w:bottom w:val="nil"/>
+          <w:right w:val="nil"/>
+          <w:between w:val="nil"/>
+        </w:pBdr>
+        <w:spacing w:after="120" w:line="240" w:lineRule="auto"/>
+        <w:rPr>
+          <w:rFonts w:ascii="Times New Roman" w:eastAsia="Times New Roman" w:hAnsi="Times New Roman" w:cs="Times New Roman"/>
+          <w:color w:val="333333"/>
+          <w:sz w:val="24"/>
+          <w:szCs w:val="24"/>
+        </w:rPr>
+      </w:pPr>
+      <w:r>
+        <w:rPr>
+          <w:rFonts w:ascii="Times New Roman" w:eastAsia="Times New Roman" w:hAnsi="Times New Roman" w:cs="Times New Roman"/>
+          <w:color w:val="333333"/>
+          <w:sz w:val="24"/>
+          <w:szCs w:val="24"/>
+        </w:rPr>
+        <w:t>Бо Бог – великий Господь і цар великий по всій землі.</w:t>
       </w:r>
     </w:p>
     <w:p>
@@ -20696,268 +20620,6 @@
           <w:szCs w:val="24"/>
         </w:rPr>
         <w:t xml:space="preserve"> Спаси нас, Сину Божий, що воскрес із мертвих, співаємо Тобі: Алилуя.</w:t>
-      </w:r>
-    </w:p>
-    <w:p>
-      <w:pPr>
-        <w:spacing w:after="120" w:line="240" w:lineRule="auto"/>
-        <w:rPr>
-          <w:rFonts w:ascii="Consolas" w:eastAsia="Consolas" w:hAnsi="Consolas" w:cs="Consolas"/>
-          <w:highlight w:val="darkGray"/>
-        </w:rPr>
-      </w:pPr>
-      <w:r>
-        <w:rPr>
-          <w:rFonts w:ascii="Consolas" w:eastAsia="Consolas" w:hAnsi="Consolas" w:cs="Consolas"/>
-          <w:highlight w:val="darkGray"/>
-        </w:rPr>
-        <w:t>&lt;/antifon2&gt;</w:t>
-      </w:r>
-    </w:p>
-    <w:p>
-      <w:pPr>
-        <w:spacing w:after="120" w:line="240" w:lineRule="auto"/>
-        <w:rPr>
-          <w:rFonts w:ascii="Consolas" w:eastAsia="Consolas" w:hAnsi="Consolas" w:cs="Consolas"/>
-          <w:highlight w:val="darkGray"/>
-        </w:rPr>
-      </w:pPr>
-      <w:r>
-        <w:rPr>
-          <w:rFonts w:ascii="Consolas" w:eastAsia="Consolas" w:hAnsi="Consolas" w:cs="Consolas"/>
-          <w:highlight w:val="darkGray"/>
-        </w:rPr>
-        <w:t>&lt;antifon3&gt;</w:t>
-      </w:r>
-    </w:p>
-    <w:p>
-      <w:pPr>
-        <w:pBdr>
-          <w:top w:val="nil"/>
-          <w:left w:val="nil"/>
-          <w:bottom w:val="nil"/>
-          <w:right w:val="nil"/>
-          <w:between w:val="nil"/>
-        </w:pBdr>
-        <w:spacing w:after="120" w:line="240" w:lineRule="auto"/>
-        <w:rPr>
-          <w:rFonts w:ascii="Times New Roman" w:eastAsia="Times New Roman" w:hAnsi="Times New Roman" w:cs="Times New Roman"/>
-          <w:color w:val="333333"/>
-          <w:sz w:val="24"/>
-          <w:szCs w:val="24"/>
-        </w:rPr>
-      </w:pPr>
-      <w:r>
-        <w:rPr>
-          <w:rFonts w:ascii="Times New Roman" w:eastAsia="Times New Roman" w:hAnsi="Times New Roman" w:cs="Times New Roman"/>
-          <w:b/>
-          <w:i/>
-          <w:color w:val="FF4400"/>
-          <w:sz w:val="24"/>
-          <w:szCs w:val="24"/>
-        </w:rPr>
-        <w:t>Третій антифон воскресний</w:t>
-      </w:r>
-    </w:p>
-    <w:p>
-      <w:pPr>
-        <w:pBdr>
-          <w:top w:val="nil"/>
-          <w:left w:val="nil"/>
-          <w:bottom w:val="nil"/>
-          <w:right w:val="nil"/>
-          <w:between w:val="nil"/>
-        </w:pBdr>
-        <w:spacing w:after="120" w:line="240" w:lineRule="auto"/>
-        <w:rPr>
-          <w:rFonts w:ascii="Times New Roman" w:eastAsia="Times New Roman" w:hAnsi="Times New Roman" w:cs="Times New Roman"/>
-          <w:color w:val="333333"/>
-          <w:sz w:val="24"/>
-          <w:szCs w:val="24"/>
-        </w:rPr>
-      </w:pPr>
-      <w:r>
-        <w:rPr>
-          <w:rFonts w:ascii="Times New Roman" w:eastAsia="Times New Roman" w:hAnsi="Times New Roman" w:cs="Times New Roman"/>
-          <w:color w:val="333333"/>
-          <w:sz w:val="24"/>
-          <w:szCs w:val="24"/>
-        </w:rPr>
-        <w:t>Прийдіте, возрадуємося Господеві, воскликнім Богу, Спасителеві нашому.</w:t>
-      </w:r>
-    </w:p>
-    <w:p>
-      <w:pPr>
-        <w:pBdr>
-          <w:top w:val="nil"/>
-          <w:left w:val="nil"/>
-          <w:bottom w:val="nil"/>
-          <w:right w:val="nil"/>
-          <w:between w:val="nil"/>
-        </w:pBdr>
-        <w:spacing w:after="120" w:line="240" w:lineRule="auto"/>
-        <w:rPr>
-          <w:rFonts w:ascii="Times New Roman" w:eastAsia="Times New Roman" w:hAnsi="Times New Roman" w:cs="Times New Roman"/>
-          <w:color w:val="333333"/>
-          <w:sz w:val="24"/>
-          <w:szCs w:val="24"/>
-        </w:rPr>
-      </w:pPr>
-      <w:r>
-        <w:rPr>
-          <w:rFonts w:ascii="Times New Roman" w:eastAsia="Times New Roman" w:hAnsi="Times New Roman" w:cs="Times New Roman"/>
-          <w:i/>
-          <w:color w:val="FF4400"/>
-          <w:sz w:val="24"/>
-          <w:szCs w:val="24"/>
-        </w:rPr>
-        <w:t>Приспів:</w:t>
-      </w:r>
-      <w:r>
-        <w:rPr>
-          <w:rFonts w:ascii="Times New Roman" w:eastAsia="Times New Roman" w:hAnsi="Times New Roman" w:cs="Times New Roman"/>
-          <w:color w:val="333333"/>
-          <w:sz w:val="24"/>
-          <w:szCs w:val="24"/>
-        </w:rPr>
-        <w:t xml:space="preserve"> Спаси нас, Сину Божий, що воскрес із мертвих, співаємо Тобі: Алилуя.</w:t>
-      </w:r>
-    </w:p>
-    <w:p>
-      <w:pPr>
-        <w:pBdr>
-          <w:top w:val="nil"/>
-          <w:left w:val="nil"/>
-          <w:bottom w:val="nil"/>
-          <w:right w:val="nil"/>
-          <w:between w:val="nil"/>
-        </w:pBdr>
-        <w:spacing w:after="120" w:line="240" w:lineRule="auto"/>
-        <w:rPr>
-          <w:rFonts w:ascii="Times New Roman" w:eastAsia="Times New Roman" w:hAnsi="Times New Roman" w:cs="Times New Roman"/>
-          <w:color w:val="333333"/>
-          <w:sz w:val="24"/>
-          <w:szCs w:val="24"/>
-        </w:rPr>
-      </w:pPr>
-      <w:r>
-        <w:rPr>
-          <w:rFonts w:ascii="Times New Roman" w:eastAsia="Times New Roman" w:hAnsi="Times New Roman" w:cs="Times New Roman"/>
-          <w:color w:val="333333"/>
-          <w:sz w:val="24"/>
-          <w:szCs w:val="24"/>
-        </w:rPr>
-        <w:t>Ідім перед лицем його з ісповіданням і псалмами воскликнім йому.</w:t>
-      </w:r>
-    </w:p>
-    <w:p>
-      <w:pPr>
-        <w:pBdr>
-          <w:top w:val="nil"/>
-          <w:left w:val="nil"/>
-          <w:bottom w:val="nil"/>
-          <w:right w:val="nil"/>
-          <w:between w:val="nil"/>
-        </w:pBdr>
-        <w:spacing w:after="120" w:line="240" w:lineRule="auto"/>
-        <w:rPr>
-          <w:rFonts w:ascii="Times New Roman" w:eastAsia="Times New Roman" w:hAnsi="Times New Roman" w:cs="Times New Roman"/>
-          <w:color w:val="333333"/>
-          <w:sz w:val="24"/>
-          <w:szCs w:val="24"/>
-        </w:rPr>
-      </w:pPr>
-      <w:r>
-        <w:rPr>
-          <w:rFonts w:ascii="Times New Roman" w:eastAsia="Times New Roman" w:hAnsi="Times New Roman" w:cs="Times New Roman"/>
-          <w:i/>
-          <w:color w:val="FF4400"/>
-          <w:sz w:val="24"/>
-          <w:szCs w:val="24"/>
-        </w:rPr>
-        <w:t>Приспів:</w:t>
-      </w:r>
-      <w:r>
-        <w:rPr>
-          <w:rFonts w:ascii="Times New Roman" w:eastAsia="Times New Roman" w:hAnsi="Times New Roman" w:cs="Times New Roman"/>
-          <w:color w:val="333333"/>
-          <w:sz w:val="24"/>
-          <w:szCs w:val="24"/>
-        </w:rPr>
-        <w:t xml:space="preserve"> Спаси нас, Сину Божий, що воскрес із мертвих, співаємо Тобі: Алилуя.</w:t>
-      </w:r>
-    </w:p>
-    <w:p>
-      <w:pPr>
-        <w:pBdr>
-          <w:top w:val="nil"/>
-          <w:left w:val="nil"/>
-          <w:bottom w:val="nil"/>
-          <w:right w:val="nil"/>
-          <w:between w:val="nil"/>
-        </w:pBdr>
-        <w:spacing w:after="120" w:line="240" w:lineRule="auto"/>
-        <w:rPr>
-          <w:rFonts w:ascii="Times New Roman" w:eastAsia="Times New Roman" w:hAnsi="Times New Roman" w:cs="Times New Roman"/>
-          <w:color w:val="333333"/>
-          <w:sz w:val="24"/>
-          <w:szCs w:val="24"/>
-        </w:rPr>
-      </w:pPr>
-      <w:r>
-        <w:rPr>
-          <w:rFonts w:ascii="Times New Roman" w:eastAsia="Times New Roman" w:hAnsi="Times New Roman" w:cs="Times New Roman"/>
-          <w:color w:val="333333"/>
-          <w:sz w:val="24"/>
-          <w:szCs w:val="24"/>
-        </w:rPr>
-        <w:t>Бо Бог – великий Господь і цар великий по всій землі.</w:t>
-      </w:r>
-    </w:p>
-    <w:p>
-      <w:pPr>
-        <w:pBdr>
-          <w:top w:val="nil"/>
-          <w:left w:val="nil"/>
-          <w:bottom w:val="nil"/>
-          <w:right w:val="nil"/>
-          <w:between w:val="nil"/>
-        </w:pBdr>
-        <w:spacing w:after="120" w:line="240" w:lineRule="auto"/>
-        <w:rPr>
-          <w:rFonts w:ascii="Times New Roman" w:eastAsia="Times New Roman" w:hAnsi="Times New Roman" w:cs="Times New Roman"/>
-          <w:color w:val="333333"/>
-          <w:sz w:val="24"/>
-          <w:szCs w:val="24"/>
-        </w:rPr>
-      </w:pPr>
-      <w:r>
-        <w:rPr>
-          <w:rFonts w:ascii="Times New Roman" w:eastAsia="Times New Roman" w:hAnsi="Times New Roman" w:cs="Times New Roman"/>
-          <w:i/>
-          <w:color w:val="FF4400"/>
-          <w:sz w:val="24"/>
-          <w:szCs w:val="24"/>
-        </w:rPr>
-        <w:t>Приспів:</w:t>
-      </w:r>
-      <w:r>
-        <w:rPr>
-          <w:rFonts w:ascii="Times New Roman" w:eastAsia="Times New Roman" w:hAnsi="Times New Roman" w:cs="Times New Roman"/>
-          <w:color w:val="333333"/>
-          <w:sz w:val="24"/>
-          <w:szCs w:val="24"/>
-        </w:rPr>
-        <w:t xml:space="preserve"> Спаси нас, Сину Божий, що воскрес із мертвих, спів</w:t>
-      </w:r>
-      <w:r>
-        <w:rPr>
-          <w:rFonts w:ascii="Times New Roman" w:eastAsia="Times New Roman" w:hAnsi="Times New Roman" w:cs="Times New Roman"/>
-          <w:color w:val="333333"/>
-          <w:sz w:val="24"/>
-          <w:szCs w:val="24"/>
-        </w:rPr>
-        <w:t>аємо Тобі: Алилуя.</w:t>
       </w:r>
     </w:p>
     <w:p>
@@ -21096,16 +20758,7 @@
           <w:sz w:val="24"/>
           <w:szCs w:val="24"/>
         </w:rPr>
-        <w:t>Ангельські сили на гробі твоїм* і ті, що стерегли, змертвіли*</w:t>
-      </w:r>
-      <w:r>
-        <w:rPr>
-          <w:rFonts w:ascii="Times New Roman" w:eastAsia="Times New Roman" w:hAnsi="Times New Roman" w:cs="Times New Roman"/>
-          <w:color w:val="333333"/>
-          <w:sz w:val="24"/>
-          <w:szCs w:val="24"/>
-        </w:rPr>
-        <w:t xml:space="preserve"> і стояла Марія у гробі,* шукаючи пречистого тіла твого.* Полонив Ти ада, та не спокусився ним,* зустрів єси Діву, даруючи життя.* Воскреслий з мертвих Господи, слава Тобі.</w:t>
+        <w:t>Ангельські сили на гробі твоїм* і ті, що стерегли, змертвіли* і стояла Марія у гробі,* шукаючи пречистого тіла твого.* Полонив Ти ада, та не спокусився ним,* зустрів єси Діву, даруючи життя.* Воскреслий з мертвих Господи, слава Тобі.</w:t>
       </w:r>
     </w:p>
     <w:p>
@@ -21151,16 +20804,7 @@
           <w:sz w:val="24"/>
           <w:szCs w:val="24"/>
         </w:rPr>
-        <w:t>Життєначальною долонею* умерлих із мрячних долин* Життєдавець</w:t>
-      </w:r>
-      <w:r>
-        <w:rPr>
-          <w:rFonts w:ascii="Times New Roman" w:eastAsia="Times New Roman" w:hAnsi="Times New Roman" w:cs="Times New Roman"/>
-          <w:color w:val="333333"/>
-          <w:sz w:val="24"/>
-          <w:szCs w:val="24"/>
-        </w:rPr>
-        <w:t xml:space="preserve"> воскресив усіх – Христос Бог,* воскресіння подав людському родові.* Він бо всіх Спаситель, воскресіння і життя, і Бог усіх.</w:t>
+        <w:t>Життєначальною долонею* умерлих із мрячних долин* Життєдавець воскресив усіх – Христос Бог,* воскресіння подав людському родові.* Він бо всіх Спаситель, воскресіння і життя, і Бог усіх.</w:t>
       </w:r>
     </w:p>
     <w:p>
@@ -21206,16 +20850,7 @@
           <w:sz w:val="24"/>
           <w:szCs w:val="24"/>
         </w:rPr>
-        <w:t>Заступнице християн непостидна,* молільнице до Творця незамінна,* не погорди голосами молінь грішників</w:t>
-      </w:r>
-      <w:r>
-        <w:rPr>
-          <w:rFonts w:ascii="Times New Roman" w:eastAsia="Times New Roman" w:hAnsi="Times New Roman" w:cs="Times New Roman"/>
-          <w:color w:val="333333"/>
-          <w:sz w:val="24"/>
-          <w:szCs w:val="24"/>
-        </w:rPr>
-        <w:t>,* але випереди як благая з поміччю нам, що вірно співаємо Тобі:* поспішись на молитву і скоро прийди на моління,* заступаючи повсякчас, Богородице, тих, що почитають Тебе.</w:t>
+        <w:t>Заступнице християн непостидна,* молільнице до Творця незамінна,* не погорди голосами молінь грішників,* але випереди як благая з поміччю нам, що вірно співаємо Тобі:* поспішись на молитву і скоро прийди на моління,* заступаючи повсякчас, Богородице, тих, що почитають Тебе.</w:t>
       </w:r>
     </w:p>
     <w:p>
@@ -21284,16 +20919,7 @@
           <w:sz w:val="24"/>
           <w:szCs w:val="24"/>
         </w:rPr>
-        <w:t>Спаси, Господи людей твоїх і благослови насл</w:t>
-      </w:r>
-      <w:r>
-        <w:rPr>
-          <w:rFonts w:ascii="Times New Roman" w:eastAsia="Times New Roman" w:hAnsi="Times New Roman" w:cs="Times New Roman"/>
-          <w:color w:val="333333"/>
-          <w:sz w:val="24"/>
-          <w:szCs w:val="24"/>
-        </w:rPr>
-        <w:t xml:space="preserve">іддя Твоє </w:t>
+        <w:t xml:space="preserve">Спаси, Господи людей твоїх і благослови насліддя Твоє </w:t>
       </w:r>
       <w:r>
         <w:rPr>
@@ -21769,15 +21395,7 @@
           <w:sz w:val="24"/>
           <w:szCs w:val="24"/>
         </w:rPr>
-        <w:t>святого отц</w:t>
-      </w:r>
-      <w:r>
-        <w:rPr>
-          <w:rFonts w:ascii="Times New Roman" w:eastAsia="Times New Roman" w:hAnsi="Times New Roman" w:cs="Times New Roman"/>
-          <w:sz w:val="24"/>
-          <w:szCs w:val="24"/>
-        </w:rPr>
-        <w:t xml:space="preserve">я нашого Йоана Золотоустого, архиєпископа Константинограда, святого </w:t>
+        <w:t xml:space="preserve">святого отця нашого Йоана Золотоустого, архиєпископа Константинограда, святого </w:t>
       </w:r>
       <w:r>
         <w:rPr>
@@ -22007,16 +21625,7 @@
           <w:sz w:val="24"/>
           <w:szCs w:val="24"/>
         </w:rPr>
-        <w:t>Скажіте Богові: Як страшні діла твої, у множестві сили</w:t>
-      </w:r>
-      <w:r>
-        <w:rPr>
-          <w:rFonts w:ascii="Times New Roman" w:eastAsia="Times New Roman" w:hAnsi="Times New Roman" w:cs="Times New Roman"/>
-          <w:color w:val="333333"/>
-          <w:sz w:val="24"/>
-          <w:szCs w:val="24"/>
-        </w:rPr>
-        <w:t xml:space="preserve"> Твоєї леститимуть Тобі вороги твої.</w:t>
+        <w:t>Скажіте Богові: Як страшні діла твої, у множестві сили Твоєї леститимуть Тобі вороги твої.</w:t>
       </w:r>
     </w:p>
     <w:p>
@@ -22417,16 +22026,7 @@
           <w:sz w:val="24"/>
           <w:szCs w:val="24"/>
         </w:rPr>
-        <w:t xml:space="preserve"> Сп</w:t>
-      </w:r>
-      <w:r>
-        <w:rPr>
-          <w:rFonts w:ascii="Times New Roman" w:eastAsia="Times New Roman" w:hAnsi="Times New Roman" w:cs="Times New Roman"/>
-          <w:color w:val="333333"/>
-          <w:sz w:val="24"/>
-          <w:szCs w:val="24"/>
-        </w:rPr>
-        <w:t>аси нас, Сину Божий, що воскрес із мертвих, співаємо Тобі: Алилуя.</w:t>
+        <w:t xml:space="preserve"> Спаси нас, Сину Божий, що воскрес із мертвих, співаємо Тобі: Алилуя.</w:t>
       </w:r>
     </w:p>
     <w:p>
@@ -22511,6 +22111,61 @@
     </w:p>
     <w:p>
       <w:pPr>
+        <w:pStyle w:val="a"/>
+      </w:pPr>
+      <w:r>
+        <w:rPr>
+          <w:rFonts w:ascii="Times New Roman" w:hAnsi="Times New Roman"/>
+          <w:color w:val="333333"/>
+          <w:sz w:val="24"/>
+        </w:rPr>
+        <w:t>Слава Отцю, і Сину, Святому Духові, і нині, і повсякчас, і на віки віків. Амінь.</w:t>
+      </w:r>
+    </w:p>
+    <w:p>
+      <w:pPr>
+        <w:pStyle w:val="a"/>
+      </w:pPr>
+      <w:r>
+        <w:rPr>
+          <w:rFonts w:ascii="Times New Roman" w:hAnsi="Times New Roman"/>
+          <w:color w:val="333333"/>
+          <w:sz w:val="24"/>
+        </w:rPr>
+        <w:t>Єдинородний Сину і Слове Божий, безсмертний Ти і зволив Ти спасення нашого ради воплотитися від святої Богородиці і приснодіви Марії, незмінно ставши чоловіком. І розп’ятий був Ти, Христе Боже, смертю смерть подолав. Ти один з Святої Тройці, рівнославимий з Отцем і Святим Духом, спаси нас.</w:t>
+      </w:r>
+    </w:p>
+    <w:p>
+      <w:pPr>
+        <w:pStyle w:val="a"/>
+      </w:pPr>
+      <w:r>
+        <w:rPr>
+          <w:rFonts w:ascii="Times New Roman" w:hAnsi="Times New Roman"/>
+          <w:sz w:val="24"/>
+          <w:highlight w:val="darkGray"/>
+        </w:rPr>
+        <w:t>&lt;</w:t>
+      </w:r>
+      <w:r>
+        <w:rPr>
+          <w:rFonts w:ascii="Times New Roman" w:hAnsi="Times New Roman"/>
+          <w:sz w:val="24"/>
+          <w:highlight w:val="darkGray"/>
+        </w:rPr>
+        <w:t>hr /</w:t>
+      </w:r>
+      <w:r>
+        <w:rPr>
+          <w:rFonts w:ascii="Times New Roman" w:hAnsi="Times New Roman"/>
+          <w:sz w:val="24"/>
+          <w:highlight w:val="darkGray"/>
+        </w:rPr>
+        <w:t>&gt;</w:t>
+      </w:r>
+    </w:p>
+    <w:p>
+      <w:pPr>
         <w:spacing w:after="120" w:line="240" w:lineRule="auto"/>
         <w:rPr>
           <w:rFonts w:ascii="Consolas" w:eastAsia="Consolas" w:hAnsi="Consolas" w:cs="Consolas"/>
@@ -22551,18 +22206,7 @@
           <w:sz w:val="24"/>
           <w:szCs w:val="24"/>
         </w:rPr>
-        <w:t>Третій антифон воскр</w:t>
-      </w:r>
-      <w:r>
-        <w:rPr>
-          <w:rFonts w:ascii="Times New Roman" w:eastAsia="Times New Roman" w:hAnsi="Times New Roman" w:cs="Times New Roman"/>
-          <w:b/>
-          <w:i/>
-          <w:color w:val="FF4400"/>
-          <w:sz w:val="24"/>
-          <w:szCs w:val="24"/>
-        </w:rPr>
-        <w:t>есний</w:t>
+        <w:t>Третій антифон воскресний</w:t>
       </w:r>
     </w:p>
     <w:p>
@@ -22690,16 +22334,7 @@
           <w:sz w:val="24"/>
           <w:szCs w:val="24"/>
         </w:rPr>
-        <w:t xml:space="preserve"> Спаси нас, Сину Божий, що в</w:t>
-      </w:r>
-      <w:r>
-        <w:rPr>
-          <w:rFonts w:ascii="Times New Roman" w:eastAsia="Times New Roman" w:hAnsi="Times New Roman" w:cs="Times New Roman"/>
-          <w:color w:val="333333"/>
-          <w:sz w:val="24"/>
-          <w:szCs w:val="24"/>
-        </w:rPr>
-        <w:t>оскрес із мертвих, співаємо Тобі: Алилуя.</w:t>
+        <w:t xml:space="preserve"> Спаси нас, Сину Божий, що воскрес із мертвих, співаємо Тобі: Алилуя.</w:t>
       </w:r>
     </w:p>
     <w:p>
@@ -22902,16 +22537,7 @@
           <w:sz w:val="24"/>
           <w:szCs w:val="24"/>
         </w:rPr>
-        <w:t>Розрушив Ти хрестом твоїм смерть,* отворив Ти розбійникові рай,* мироносицям плач перемінив єси,* і апостола</w:t>
-      </w:r>
-      <w:r>
-        <w:rPr>
-          <w:rFonts w:ascii="Times New Roman" w:eastAsia="Times New Roman" w:hAnsi="Times New Roman" w:cs="Times New Roman"/>
-          <w:color w:val="333333"/>
-          <w:sz w:val="24"/>
-          <w:szCs w:val="24"/>
-        </w:rPr>
-        <w:t>м проповідати повелів єси,* що воскрес Ти, Христе Боже,* даючи світові велику милість.</w:t>
+        <w:t>Розрушив Ти хрестом твоїм смерть,* отворив Ти розбійникові рай,* мироносицям плач перемінив єси,* і апостолам проповідати повелів єси,* що воскрес Ти, Христе Боже,* даючи світові велику милість.</w:t>
       </w:r>
     </w:p>
     <w:p>
@@ -23003,16 +22629,7 @@
           <w:sz w:val="24"/>
           <w:szCs w:val="24"/>
         </w:rPr>
-        <w:t>Як скарб</w:t>
-      </w:r>
-      <w:r>
-        <w:rPr>
-          <w:rFonts w:ascii="Times New Roman" w:eastAsia="Times New Roman" w:hAnsi="Times New Roman" w:cs="Times New Roman"/>
-          <w:color w:val="333333"/>
-          <w:sz w:val="24"/>
-          <w:szCs w:val="24"/>
-        </w:rPr>
-        <w:t>ниця нашого воскресіння* тих, що на Тебе надіються, Всепіта,* виведи з рова і глибин прогрішень,* бо Ти спасла єси винних у грісі,* родивши спасіння наше.* Ти перед Різдвом – Діва* і в Різдві – Діва,* і по Різдві дальше пробуваєш Дівою.</w:t>
+        <w:t>Як скарбниця нашого воскресіння* тих, що на Тебе надіються, Всепіта,* виведи з рова і глибин прогрішень,* бо Ти спасла єси винних у грісі,* родивши спасіння наше.* Ти перед Різдвом – Діва* і в Різдві – Діва,* і по Різдві дальше пробуваєш Дівою.</w:t>
       </w:r>
     </w:p>
     <w:p>
@@ -23044,14 +22661,7 @@
           <w:rFonts w:ascii="Consolas" w:eastAsia="Consolas" w:hAnsi="Consolas" w:cs="Consolas"/>
           <w:highlight w:val="darkGray"/>
         </w:rPr>
-        <w:t>&lt;prokime</w:t>
-      </w:r>
-      <w:r>
-        <w:rPr>
-          <w:rFonts w:ascii="Consolas" w:eastAsia="Consolas" w:hAnsi="Consolas" w:cs="Consolas"/>
-          <w:highlight w:val="darkGray"/>
-        </w:rPr>
-        <w:t>n&gt;</w:t>
+        <w:t>&lt;prokimen&gt;</w:t>
       </w:r>
     </w:p>
     <w:p>
@@ -23265,17 +22875,7 @@
           <w:sz w:val="24"/>
           <w:szCs w:val="24"/>
         </w:rPr>
-        <w:t xml:space="preserve">Алилуя </w:t>
-      </w:r>
-      <w:r>
-        <w:rPr>
-          <w:rFonts w:ascii="Times New Roman" w:eastAsia="Times New Roman" w:hAnsi="Times New Roman" w:cs="Times New Roman"/>
-          <w:i/>
-          <w:color w:val="FF4400"/>
-          <w:sz w:val="24"/>
-          <w:szCs w:val="24"/>
-        </w:rPr>
-        <w:t xml:space="preserve">(г. 7): </w:t>
+        <w:t xml:space="preserve">Алилуя (г. 7): </w:t>
       </w:r>
       <w:r>
         <w:rPr>
@@ -23469,16 +23069,7 @@
           <w:sz w:val="24"/>
           <w:szCs w:val="24"/>
         </w:rPr>
-        <w:t xml:space="preserve"> Хваліте Господа з небе</w:t>
-      </w:r>
-      <w:r>
-        <w:rPr>
-          <w:rFonts w:ascii="Times New Roman" w:eastAsia="Times New Roman" w:hAnsi="Times New Roman" w:cs="Times New Roman"/>
-          <w:color w:val="333333"/>
-          <w:sz w:val="24"/>
-          <w:szCs w:val="24"/>
-        </w:rPr>
-        <w:t xml:space="preserve">с, хваліте його в вишніх </w:t>
+        <w:t xml:space="preserve"> Хваліте Господа з небес, хваліте його в вишніх </w:t>
       </w:r>
       <w:r>
         <w:rPr>
@@ -23678,14 +23269,7 @@
           <w:rFonts w:ascii="Consolas" w:eastAsia="Consolas" w:hAnsi="Consolas" w:cs="Consolas"/>
           <w:highlight w:val="darkGray"/>
         </w:rPr>
-        <w:t>&lt;ustav custom=n liturgia=l</w:t>
-      </w:r>
-      <w:r>
-        <w:rPr>
-          <w:rFonts w:ascii="Consolas" w:eastAsia="Consolas" w:hAnsi="Consolas" w:cs="Consolas"/>
-          <w:highlight w:val="darkGray"/>
-        </w:rPr>
-        <w:t>iz /&gt;</w:t>
+        <w:t>&lt;ustav custom=n liturgia=liz /&gt;</w:t>
       </w:r>
     </w:p>
     <w:p>
@@ -23921,16 +23505,7 @@
           <w:sz w:val="24"/>
           <w:szCs w:val="24"/>
         </w:rPr>
-        <w:t xml:space="preserve"> Молитвами Богороди</w:t>
-      </w:r>
-      <w:r>
-        <w:rPr>
-          <w:rFonts w:ascii="Times New Roman" w:eastAsia="Times New Roman" w:hAnsi="Times New Roman" w:cs="Times New Roman"/>
-          <w:color w:val="333333"/>
-          <w:sz w:val="24"/>
-          <w:szCs w:val="24"/>
-        </w:rPr>
-        <w:t>ці, Спасе, спаси нас.</w:t>
+        <w:t xml:space="preserve"> Молитвами Богородиці, Спасе, спаси нас.</w:t>
       </w:r>
     </w:p>
     <w:p>
@@ -24102,8 +23677,305 @@
           <w:sz w:val="24"/>
           <w:szCs w:val="24"/>
         </w:rPr>
-        <w:t>Другий антифон воскр</w:t>
-      </w:r>
+        <w:t>Другий антифон воскресний</w:t>
+      </w:r>
+    </w:p>
+    <w:p>
+      <w:pPr>
+        <w:pBdr>
+          <w:top w:val="nil"/>
+          <w:left w:val="nil"/>
+          <w:bottom w:val="nil"/>
+          <w:right w:val="nil"/>
+          <w:between w:val="nil"/>
+        </w:pBdr>
+        <w:spacing w:after="120" w:line="240" w:lineRule="auto"/>
+        <w:rPr>
+          <w:rFonts w:ascii="Times New Roman" w:eastAsia="Times New Roman" w:hAnsi="Times New Roman" w:cs="Times New Roman"/>
+          <w:color w:val="333333"/>
+          <w:sz w:val="24"/>
+          <w:szCs w:val="24"/>
+        </w:rPr>
+      </w:pPr>
+      <w:r>
+        <w:rPr>
+          <w:rFonts w:ascii="Times New Roman" w:eastAsia="Times New Roman" w:hAnsi="Times New Roman" w:cs="Times New Roman"/>
+          <w:color w:val="333333"/>
+          <w:sz w:val="24"/>
+          <w:szCs w:val="24"/>
+        </w:rPr>
+        <w:t>Боже, ущедри нас і благослови нас, просвіти лице Твоє на нас і помилуй нас.</w:t>
+      </w:r>
+    </w:p>
+    <w:p>
+      <w:pPr>
+        <w:pBdr>
+          <w:top w:val="nil"/>
+          <w:left w:val="nil"/>
+          <w:bottom w:val="nil"/>
+          <w:right w:val="nil"/>
+          <w:between w:val="nil"/>
+        </w:pBdr>
+        <w:spacing w:after="120" w:line="240" w:lineRule="auto"/>
+        <w:rPr>
+          <w:rFonts w:ascii="Times New Roman" w:eastAsia="Times New Roman" w:hAnsi="Times New Roman" w:cs="Times New Roman"/>
+          <w:color w:val="333333"/>
+          <w:sz w:val="24"/>
+          <w:szCs w:val="24"/>
+        </w:rPr>
+      </w:pPr>
+      <w:r>
+        <w:rPr>
+          <w:rFonts w:ascii="Times New Roman" w:eastAsia="Times New Roman" w:hAnsi="Times New Roman" w:cs="Times New Roman"/>
+          <w:i/>
+          <w:color w:val="FF4400"/>
+          <w:sz w:val="24"/>
+          <w:szCs w:val="24"/>
+        </w:rPr>
+        <w:t>Приспів:</w:t>
+      </w:r>
+      <w:r>
+        <w:rPr>
+          <w:rFonts w:ascii="Times New Roman" w:eastAsia="Times New Roman" w:hAnsi="Times New Roman" w:cs="Times New Roman"/>
+          <w:color w:val="333333"/>
+          <w:sz w:val="24"/>
+          <w:szCs w:val="24"/>
+        </w:rPr>
+        <w:t xml:space="preserve"> Спаси нас, Сину Божий, що воскрес із мертвих, співаємо Тобі: Алилуя.</w:t>
+      </w:r>
+    </w:p>
+    <w:p>
+      <w:pPr>
+        <w:pBdr>
+          <w:top w:val="nil"/>
+          <w:left w:val="nil"/>
+          <w:bottom w:val="nil"/>
+          <w:right w:val="nil"/>
+          <w:between w:val="nil"/>
+        </w:pBdr>
+        <w:spacing w:after="120" w:line="240" w:lineRule="auto"/>
+        <w:rPr>
+          <w:rFonts w:ascii="Times New Roman" w:eastAsia="Times New Roman" w:hAnsi="Times New Roman" w:cs="Times New Roman"/>
+          <w:color w:val="333333"/>
+          <w:sz w:val="24"/>
+          <w:szCs w:val="24"/>
+        </w:rPr>
+      </w:pPr>
+      <w:r>
+        <w:rPr>
+          <w:rFonts w:ascii="Times New Roman" w:eastAsia="Times New Roman" w:hAnsi="Times New Roman" w:cs="Times New Roman"/>
+          <w:color w:val="333333"/>
+          <w:sz w:val="24"/>
+          <w:szCs w:val="24"/>
+        </w:rPr>
+        <w:t>Щоб пізнали ми на землі путь твою, у всіх народах спасіння Твоє.</w:t>
+      </w:r>
+    </w:p>
+    <w:p>
+      <w:pPr>
+        <w:pBdr>
+          <w:top w:val="nil"/>
+          <w:left w:val="nil"/>
+          <w:bottom w:val="nil"/>
+          <w:right w:val="nil"/>
+          <w:between w:val="nil"/>
+        </w:pBdr>
+        <w:spacing w:after="120" w:line="240" w:lineRule="auto"/>
+        <w:rPr>
+          <w:rFonts w:ascii="Times New Roman" w:eastAsia="Times New Roman" w:hAnsi="Times New Roman" w:cs="Times New Roman"/>
+          <w:color w:val="333333"/>
+          <w:sz w:val="24"/>
+          <w:szCs w:val="24"/>
+        </w:rPr>
+      </w:pPr>
+      <w:r>
+        <w:rPr>
+          <w:rFonts w:ascii="Times New Roman" w:eastAsia="Times New Roman" w:hAnsi="Times New Roman" w:cs="Times New Roman"/>
+          <w:i/>
+          <w:color w:val="FF4400"/>
+          <w:sz w:val="24"/>
+          <w:szCs w:val="24"/>
+        </w:rPr>
+        <w:t>Приспів:</w:t>
+      </w:r>
+      <w:r>
+        <w:rPr>
+          <w:rFonts w:ascii="Times New Roman" w:eastAsia="Times New Roman" w:hAnsi="Times New Roman" w:cs="Times New Roman"/>
+          <w:color w:val="333333"/>
+          <w:sz w:val="24"/>
+          <w:szCs w:val="24"/>
+        </w:rPr>
+        <w:t xml:space="preserve"> Спаси нас, Сину Божий, що воскрес із мертвих, співаємо Тобі: Алилуя.</w:t>
+      </w:r>
+    </w:p>
+    <w:p>
+      <w:pPr>
+        <w:pBdr>
+          <w:top w:val="nil"/>
+          <w:left w:val="nil"/>
+          <w:bottom w:val="nil"/>
+          <w:right w:val="nil"/>
+          <w:between w:val="nil"/>
+        </w:pBdr>
+        <w:spacing w:after="120" w:line="240" w:lineRule="auto"/>
+        <w:rPr>
+          <w:rFonts w:ascii="Times New Roman" w:eastAsia="Times New Roman" w:hAnsi="Times New Roman" w:cs="Times New Roman"/>
+          <w:color w:val="333333"/>
+          <w:sz w:val="24"/>
+          <w:szCs w:val="24"/>
+        </w:rPr>
+      </w:pPr>
+      <w:r>
+        <w:rPr>
+          <w:rFonts w:ascii="Times New Roman" w:eastAsia="Times New Roman" w:hAnsi="Times New Roman" w:cs="Times New Roman"/>
+          <w:color w:val="333333"/>
+          <w:sz w:val="24"/>
+          <w:szCs w:val="24"/>
+        </w:rPr>
+        <w:t>Нехай ісповідують Тебе люди, Боже, нехай ісповідують Тебе люди всі.</w:t>
+      </w:r>
+    </w:p>
+    <w:p>
+      <w:pPr>
+        <w:pBdr>
+          <w:top w:val="nil"/>
+          <w:left w:val="nil"/>
+          <w:bottom w:val="nil"/>
+          <w:right w:val="nil"/>
+          <w:between w:val="nil"/>
+        </w:pBdr>
+        <w:spacing w:after="120" w:line="240" w:lineRule="auto"/>
+        <w:rPr>
+          <w:rFonts w:ascii="Times New Roman" w:eastAsia="Times New Roman" w:hAnsi="Times New Roman" w:cs="Times New Roman"/>
+          <w:color w:val="333333"/>
+          <w:sz w:val="24"/>
+          <w:szCs w:val="24"/>
+        </w:rPr>
+      </w:pPr>
+      <w:r>
+        <w:rPr>
+          <w:rFonts w:ascii="Times New Roman" w:eastAsia="Times New Roman" w:hAnsi="Times New Roman" w:cs="Times New Roman"/>
+          <w:i/>
+          <w:color w:val="FF4400"/>
+          <w:sz w:val="24"/>
+          <w:szCs w:val="24"/>
+        </w:rPr>
+        <w:t>Приспів:</w:t>
+      </w:r>
+      <w:r>
+        <w:rPr>
+          <w:rFonts w:ascii="Times New Roman" w:eastAsia="Times New Roman" w:hAnsi="Times New Roman" w:cs="Times New Roman"/>
+          <w:color w:val="333333"/>
+          <w:sz w:val="24"/>
+          <w:szCs w:val="24"/>
+        </w:rPr>
+        <w:t xml:space="preserve"> Спаси нас, Сину Божий, що воскрес із мертвих, співаємо Тобі: Алилуя.</w:t>
+      </w:r>
+    </w:p>
+    <w:p>
+      <w:pPr>
+        <w:spacing w:after="120" w:line="240" w:lineRule="auto"/>
+        <w:rPr>
+          <w:rFonts w:ascii="Consolas" w:eastAsia="Consolas" w:hAnsi="Consolas" w:cs="Consolas"/>
+          <w:highlight w:val="darkGray"/>
+        </w:rPr>
+      </w:pPr>
+      <w:r>
+        <w:rPr>
+          <w:rFonts w:ascii="Consolas" w:eastAsia="Consolas" w:hAnsi="Consolas" w:cs="Consolas"/>
+          <w:highlight w:val="darkGray"/>
+        </w:rPr>
+        <w:t>&lt;/antifon2&gt;</w:t>
+      </w:r>
+    </w:p>
+    <w:p>
+      <w:pPr>
+        <w:pStyle w:val="a"/>
+      </w:pPr>
+      <w:r>
+        <w:rPr>
+          <w:rFonts w:ascii="Times New Roman" w:hAnsi="Times New Roman"/>
+          <w:color w:val="333333"/>
+          <w:sz w:val="24"/>
+        </w:rPr>
+        <w:t>Слава Отцю, і Сину, Святому Духові, і нині, і повсякчас, і на віки віків. Амінь.</w:t>
+      </w:r>
+    </w:p>
+    <w:p>
+      <w:pPr>
+        <w:pStyle w:val="a"/>
+      </w:pPr>
+      <w:r>
+        <w:rPr>
+          <w:rFonts w:ascii="Times New Roman" w:hAnsi="Times New Roman"/>
+          <w:color w:val="333333"/>
+          <w:sz w:val="24"/>
+        </w:rPr>
+        <w:t>Єдинородний Сину і Слове Божий, безсмертний Ти і зволив Ти спасення нашого ради воплотитися від святої Богородиці і приснодіви Марії, незмінно ставши чоловіком. І розп’ятий був Ти, Христе Боже, смертю смерть подолав. Ти один з Святої Тройці, рівнославимий з Отцем і Святим Духом, спаси нас.</w:t>
+      </w:r>
+    </w:p>
+    <w:p>
+      <w:pPr>
+        <w:pStyle w:val="a"/>
+      </w:pPr>
+      <w:r>
+        <w:rPr>
+          <w:rFonts w:ascii="Times New Roman" w:hAnsi="Times New Roman"/>
+          <w:sz w:val="24"/>
+          <w:highlight w:val="darkGray"/>
+        </w:rPr>
+        <w:t>&lt;</w:t>
+      </w:r>
+      <w:r>
+        <w:rPr>
+          <w:rFonts w:ascii="Times New Roman" w:hAnsi="Times New Roman"/>
+          <w:sz w:val="24"/>
+          <w:highlight w:val="darkGray"/>
+        </w:rPr>
+        <w:t>hr /</w:t>
+      </w:r>
+      <w:r>
+        <w:rPr>
+          <w:rFonts w:ascii="Times New Roman" w:hAnsi="Times New Roman"/>
+          <w:sz w:val="24"/>
+          <w:highlight w:val="darkGray"/>
+        </w:rPr>
+        <w:t>&gt;</w:t>
+      </w:r>
+    </w:p>
+    <w:p>
+      <w:pPr>
+        <w:spacing w:after="120" w:line="240" w:lineRule="auto"/>
+        <w:rPr>
+          <w:rFonts w:ascii="Consolas" w:eastAsia="Consolas" w:hAnsi="Consolas" w:cs="Consolas"/>
+          <w:highlight w:val="darkGray"/>
+        </w:rPr>
+      </w:pPr>
+      <w:r>
+        <w:rPr>
+          <w:rFonts w:ascii="Consolas" w:eastAsia="Consolas" w:hAnsi="Consolas" w:cs="Consolas"/>
+          <w:highlight w:val="darkGray"/>
+        </w:rPr>
+        <w:t>&lt;antifon3&gt;</w:t>
+      </w:r>
+    </w:p>
+    <w:p>
+      <w:pPr>
+        <w:pBdr>
+          <w:top w:val="nil"/>
+          <w:left w:val="nil"/>
+          <w:bottom w:val="nil"/>
+          <w:right w:val="nil"/>
+          <w:between w:val="nil"/>
+        </w:pBdr>
+        <w:spacing w:after="120" w:line="240" w:lineRule="auto"/>
+        <w:rPr>
+          <w:rFonts w:ascii="Times New Roman" w:eastAsia="Times New Roman" w:hAnsi="Times New Roman" w:cs="Times New Roman"/>
+          <w:color w:val="333333"/>
+          <w:sz w:val="24"/>
+          <w:szCs w:val="24"/>
+        </w:rPr>
+      </w:pPr>
       <w:r>
         <w:rPr>
           <w:rFonts w:ascii="Times New Roman" w:eastAsia="Times New Roman" w:hAnsi="Times New Roman" w:cs="Times New Roman"/>
@@ -24113,34 +23985,34 @@
           <w:sz w:val="24"/>
           <w:szCs w:val="24"/>
         </w:rPr>
-        <w:t>есний</w:t>
-      </w:r>
-    </w:p>
-    <w:p>
-      <w:pPr>
-        <w:pBdr>
-          <w:top w:val="nil"/>
-          <w:left w:val="nil"/>
-          <w:bottom w:val="nil"/>
-          <w:right w:val="nil"/>
-          <w:between w:val="nil"/>
-        </w:pBdr>
-        <w:spacing w:after="120" w:line="240" w:lineRule="auto"/>
-        <w:rPr>
-          <w:rFonts w:ascii="Times New Roman" w:eastAsia="Times New Roman" w:hAnsi="Times New Roman" w:cs="Times New Roman"/>
-          <w:color w:val="333333"/>
-          <w:sz w:val="24"/>
-          <w:szCs w:val="24"/>
-        </w:rPr>
-      </w:pPr>
-      <w:r>
-        <w:rPr>
-          <w:rFonts w:ascii="Times New Roman" w:eastAsia="Times New Roman" w:hAnsi="Times New Roman" w:cs="Times New Roman"/>
-          <w:color w:val="333333"/>
-          <w:sz w:val="24"/>
-          <w:szCs w:val="24"/>
-        </w:rPr>
-        <w:t>Боже, ущедри нас і благослови нас, просвіти лице Твоє на нас і помилуй нас.</w:t>
+        <w:t>Третій антифон воскресний</w:t>
+      </w:r>
+    </w:p>
+    <w:p>
+      <w:pPr>
+        <w:pBdr>
+          <w:top w:val="nil"/>
+          <w:left w:val="nil"/>
+          <w:bottom w:val="nil"/>
+          <w:right w:val="nil"/>
+          <w:between w:val="nil"/>
+        </w:pBdr>
+        <w:spacing w:after="120" w:line="240" w:lineRule="auto"/>
+        <w:rPr>
+          <w:rFonts w:ascii="Times New Roman" w:eastAsia="Times New Roman" w:hAnsi="Times New Roman" w:cs="Times New Roman"/>
+          <w:color w:val="333333"/>
+          <w:sz w:val="24"/>
+          <w:szCs w:val="24"/>
+        </w:rPr>
+      </w:pPr>
+      <w:r>
+        <w:rPr>
+          <w:rFonts w:ascii="Times New Roman" w:eastAsia="Times New Roman" w:hAnsi="Times New Roman" w:cs="Times New Roman"/>
+          <w:color w:val="333333"/>
+          <w:sz w:val="24"/>
+          <w:szCs w:val="24"/>
+        </w:rPr>
+        <w:t>Прийдіте, возрадуємося Господеві, воскликнім Богу, Спасителеві нашому.</w:t>
       </w:r>
     </w:p>
     <w:p>
@@ -24204,7 +24076,7 @@
           <w:sz w:val="24"/>
           <w:szCs w:val="24"/>
         </w:rPr>
-        <w:t>Щоб пізнали ми на землі путь твою, у всіх народах спасіння Твоє.</w:t>
+        <w:t>Ідім перед лицем його з ісповіданням і псалмами воскликнім йому.</w:t>
       </w:r>
     </w:p>
     <w:p>
@@ -24268,7 +24140,7 @@
           <w:sz w:val="24"/>
           <w:szCs w:val="24"/>
         </w:rPr>
-        <w:t>Нехай ісповідують Тебе люди, Боже, нехай ісповідують Тебе люди всі.</w:t>
+        <w:t>Бо Бог – великий Господь і цар великий по всій землі.</w:t>
       </w:r>
     </w:p>
     <w:p>
@@ -24305,282 +24177,11 @@
           <w:sz w:val="24"/>
           <w:szCs w:val="24"/>
         </w:rPr>
-        <w:t xml:space="preserve"> Спаси нас, Сину Божий, що воскрес із</w:t>
-      </w:r>
-      <w:r>
-        <w:rPr>
-          <w:rFonts w:ascii="Times New Roman" w:eastAsia="Times New Roman" w:hAnsi="Times New Roman" w:cs="Times New Roman"/>
-          <w:color w:val="333333"/>
-          <w:sz w:val="24"/>
-          <w:szCs w:val="24"/>
-        </w:rPr>
-        <w:t xml:space="preserve"> мертвих, співаємо Тобі: Алилуя.</w:t>
-      </w:r>
-    </w:p>
-    <w:p>
-      <w:pPr>
-        <w:spacing w:after="120" w:line="240" w:lineRule="auto"/>
-        <w:rPr>
-          <w:rFonts w:ascii="Consolas" w:eastAsia="Consolas" w:hAnsi="Consolas" w:cs="Consolas"/>
-          <w:highlight w:val="darkGray"/>
-        </w:rPr>
-      </w:pPr>
-      <w:r>
-        <w:rPr>
-          <w:rFonts w:ascii="Consolas" w:eastAsia="Consolas" w:hAnsi="Consolas" w:cs="Consolas"/>
-          <w:highlight w:val="darkGray"/>
-        </w:rPr>
-        <w:t>&lt;/antifon2&gt;</w:t>
-      </w:r>
-    </w:p>
-    <w:p>
-      <w:pPr>
-        <w:spacing w:after="120" w:line="240" w:lineRule="auto"/>
-        <w:rPr>
-          <w:rFonts w:ascii="Consolas" w:eastAsia="Consolas" w:hAnsi="Consolas" w:cs="Consolas"/>
-          <w:highlight w:val="darkGray"/>
-        </w:rPr>
-      </w:pPr>
-      <w:r>
-        <w:rPr>
-          <w:rFonts w:ascii="Consolas" w:eastAsia="Consolas" w:hAnsi="Consolas" w:cs="Consolas"/>
-          <w:highlight w:val="darkGray"/>
-        </w:rPr>
-        <w:t>&lt;antifon3&gt;</w:t>
-      </w:r>
-    </w:p>
-    <w:p>
-      <w:pPr>
-        <w:pBdr>
-          <w:top w:val="nil"/>
-          <w:left w:val="nil"/>
-          <w:bottom w:val="nil"/>
-          <w:right w:val="nil"/>
-          <w:between w:val="nil"/>
-        </w:pBdr>
-        <w:spacing w:after="120" w:line="240" w:lineRule="auto"/>
-        <w:rPr>
-          <w:rFonts w:ascii="Times New Roman" w:eastAsia="Times New Roman" w:hAnsi="Times New Roman" w:cs="Times New Roman"/>
-          <w:color w:val="333333"/>
-          <w:sz w:val="24"/>
-          <w:szCs w:val="24"/>
-        </w:rPr>
-      </w:pPr>
-      <w:r>
-        <w:rPr>
-          <w:rFonts w:ascii="Times New Roman" w:eastAsia="Times New Roman" w:hAnsi="Times New Roman" w:cs="Times New Roman"/>
-          <w:b/>
-          <w:i/>
-          <w:color w:val="FF4400"/>
-          <w:sz w:val="24"/>
-          <w:szCs w:val="24"/>
-        </w:rPr>
-        <w:t>Третій антифон воскресний</w:t>
-      </w:r>
-    </w:p>
-    <w:p>
-      <w:pPr>
-        <w:pBdr>
-          <w:top w:val="nil"/>
-          <w:left w:val="nil"/>
-          <w:bottom w:val="nil"/>
-          <w:right w:val="nil"/>
-          <w:between w:val="nil"/>
-        </w:pBdr>
-        <w:spacing w:after="120" w:line="240" w:lineRule="auto"/>
-        <w:rPr>
-          <w:rFonts w:ascii="Times New Roman" w:eastAsia="Times New Roman" w:hAnsi="Times New Roman" w:cs="Times New Roman"/>
-          <w:color w:val="333333"/>
-          <w:sz w:val="24"/>
-          <w:szCs w:val="24"/>
-        </w:rPr>
-      </w:pPr>
-      <w:r>
-        <w:rPr>
-          <w:rFonts w:ascii="Times New Roman" w:eastAsia="Times New Roman" w:hAnsi="Times New Roman" w:cs="Times New Roman"/>
-          <w:color w:val="333333"/>
-          <w:sz w:val="24"/>
-          <w:szCs w:val="24"/>
-        </w:rPr>
-        <w:t>Прийдіте, возрадуємося Господеві, воскликнім Богу, Спасителеві нашому.</w:t>
-      </w:r>
-    </w:p>
-    <w:p>
-      <w:pPr>
-        <w:pBdr>
-          <w:top w:val="nil"/>
-          <w:left w:val="nil"/>
-          <w:bottom w:val="nil"/>
-          <w:right w:val="nil"/>
-          <w:between w:val="nil"/>
-        </w:pBdr>
-        <w:spacing w:after="120" w:line="240" w:lineRule="auto"/>
-        <w:rPr>
-          <w:rFonts w:ascii="Times New Roman" w:eastAsia="Times New Roman" w:hAnsi="Times New Roman" w:cs="Times New Roman"/>
-          <w:color w:val="333333"/>
-          <w:sz w:val="24"/>
-          <w:szCs w:val="24"/>
-        </w:rPr>
-      </w:pPr>
-      <w:r>
-        <w:rPr>
-          <w:rFonts w:ascii="Times New Roman" w:eastAsia="Times New Roman" w:hAnsi="Times New Roman" w:cs="Times New Roman"/>
-          <w:i/>
-          <w:color w:val="FF4400"/>
-          <w:sz w:val="24"/>
-          <w:szCs w:val="24"/>
-        </w:rPr>
-        <w:t>Приспів:</w:t>
-      </w:r>
-      <w:r>
-        <w:rPr>
-          <w:rFonts w:ascii="Times New Roman" w:eastAsia="Times New Roman" w:hAnsi="Times New Roman" w:cs="Times New Roman"/>
-          <w:color w:val="333333"/>
-          <w:sz w:val="24"/>
-          <w:szCs w:val="24"/>
-        </w:rPr>
         <w:t xml:space="preserve"> Спаси нас, Сину Божий, що воскрес із мертвих, співаємо Тобі: Алилуя.</w:t>
       </w:r>
     </w:p>
     <w:p>
       <w:pPr>
-        <w:pBdr>
-          <w:top w:val="nil"/>
-          <w:left w:val="nil"/>
-          <w:bottom w:val="nil"/>
-          <w:right w:val="nil"/>
-          <w:between w:val="nil"/>
-        </w:pBdr>
-        <w:spacing w:after="120" w:line="240" w:lineRule="auto"/>
-        <w:rPr>
-          <w:rFonts w:ascii="Times New Roman" w:eastAsia="Times New Roman" w:hAnsi="Times New Roman" w:cs="Times New Roman"/>
-          <w:color w:val="333333"/>
-          <w:sz w:val="24"/>
-          <w:szCs w:val="24"/>
-        </w:rPr>
-      </w:pPr>
-      <w:r>
-        <w:rPr>
-          <w:rFonts w:ascii="Times New Roman" w:eastAsia="Times New Roman" w:hAnsi="Times New Roman" w:cs="Times New Roman"/>
-          <w:color w:val="333333"/>
-          <w:sz w:val="24"/>
-          <w:szCs w:val="24"/>
-        </w:rPr>
-        <w:t>Ідім перед лицем його з і</w:t>
-      </w:r>
-      <w:r>
-        <w:rPr>
-          <w:rFonts w:ascii="Times New Roman" w:eastAsia="Times New Roman" w:hAnsi="Times New Roman" w:cs="Times New Roman"/>
-          <w:color w:val="333333"/>
-          <w:sz w:val="24"/>
-          <w:szCs w:val="24"/>
-        </w:rPr>
-        <w:t>сповіданням і псалмами воскликнім йому.</w:t>
-      </w:r>
-    </w:p>
-    <w:p>
-      <w:pPr>
-        <w:pBdr>
-          <w:top w:val="nil"/>
-          <w:left w:val="nil"/>
-          <w:bottom w:val="nil"/>
-          <w:right w:val="nil"/>
-          <w:between w:val="nil"/>
-        </w:pBdr>
-        <w:spacing w:after="120" w:line="240" w:lineRule="auto"/>
-        <w:rPr>
-          <w:rFonts w:ascii="Times New Roman" w:eastAsia="Times New Roman" w:hAnsi="Times New Roman" w:cs="Times New Roman"/>
-          <w:color w:val="333333"/>
-          <w:sz w:val="24"/>
-          <w:szCs w:val="24"/>
-        </w:rPr>
-      </w:pPr>
-      <w:r>
-        <w:rPr>
-          <w:rFonts w:ascii="Times New Roman" w:eastAsia="Times New Roman" w:hAnsi="Times New Roman" w:cs="Times New Roman"/>
-          <w:i/>
-          <w:color w:val="FF4400"/>
-          <w:sz w:val="24"/>
-          <w:szCs w:val="24"/>
-        </w:rPr>
-        <w:t>Приспів:</w:t>
-      </w:r>
-      <w:r>
-        <w:rPr>
-          <w:rFonts w:ascii="Times New Roman" w:eastAsia="Times New Roman" w:hAnsi="Times New Roman" w:cs="Times New Roman"/>
-          <w:color w:val="333333"/>
-          <w:sz w:val="24"/>
-          <w:szCs w:val="24"/>
-        </w:rPr>
-        <w:t xml:space="preserve"> Спаси нас, Сину Божий, що воскрес із мертвих, співаємо Тобі: Алилуя.</w:t>
-      </w:r>
-    </w:p>
-    <w:p>
-      <w:pPr>
-        <w:pBdr>
-          <w:top w:val="nil"/>
-          <w:left w:val="nil"/>
-          <w:bottom w:val="nil"/>
-          <w:right w:val="nil"/>
-          <w:between w:val="nil"/>
-        </w:pBdr>
-        <w:spacing w:after="120" w:line="240" w:lineRule="auto"/>
-        <w:rPr>
-          <w:rFonts w:ascii="Times New Roman" w:eastAsia="Times New Roman" w:hAnsi="Times New Roman" w:cs="Times New Roman"/>
-          <w:color w:val="333333"/>
-          <w:sz w:val="24"/>
-          <w:szCs w:val="24"/>
-        </w:rPr>
-      </w:pPr>
-      <w:r>
-        <w:rPr>
-          <w:rFonts w:ascii="Times New Roman" w:eastAsia="Times New Roman" w:hAnsi="Times New Roman" w:cs="Times New Roman"/>
-          <w:color w:val="333333"/>
-          <w:sz w:val="24"/>
-          <w:szCs w:val="24"/>
-        </w:rPr>
-        <w:t>Бо Бог – великий Господь і цар великий по всій землі.</w:t>
-      </w:r>
-    </w:p>
-    <w:p>
-      <w:pPr>
-        <w:pBdr>
-          <w:top w:val="nil"/>
-          <w:left w:val="nil"/>
-          <w:bottom w:val="nil"/>
-          <w:right w:val="nil"/>
-          <w:between w:val="nil"/>
-        </w:pBdr>
-        <w:spacing w:after="120" w:line="240" w:lineRule="auto"/>
-        <w:rPr>
-          <w:rFonts w:ascii="Times New Roman" w:eastAsia="Times New Roman" w:hAnsi="Times New Roman" w:cs="Times New Roman"/>
-          <w:color w:val="333333"/>
-          <w:sz w:val="24"/>
-          <w:szCs w:val="24"/>
-        </w:rPr>
-      </w:pPr>
-      <w:r>
-        <w:rPr>
-          <w:rFonts w:ascii="Times New Roman" w:eastAsia="Times New Roman" w:hAnsi="Times New Roman" w:cs="Times New Roman"/>
-          <w:i/>
-          <w:color w:val="FF4400"/>
-          <w:sz w:val="24"/>
-          <w:szCs w:val="24"/>
-        </w:rPr>
-        <w:t>Приспів:</w:t>
-      </w:r>
-      <w:r>
-        <w:rPr>
-          <w:rFonts w:ascii="Times New Roman" w:eastAsia="Times New Roman" w:hAnsi="Times New Roman" w:cs="Times New Roman"/>
-          <w:color w:val="333333"/>
-          <w:sz w:val="24"/>
-          <w:szCs w:val="24"/>
-        </w:rPr>
-        <w:t xml:space="preserve"> Спаси нас, Сину Божий, що воскрес із мертвих, співаємо Тобі: Алилуя.</w:t>
-      </w:r>
-    </w:p>
-    <w:p>
-      <w:pPr>
         <w:spacing w:after="120" w:line="240" w:lineRule="auto"/>
         <w:rPr>
           <w:rFonts w:ascii="Consolas" w:eastAsia="Consolas" w:hAnsi="Consolas" w:cs="Consolas"/>
@@ -24714,16 +24315,7 @@
           <w:sz w:val="24"/>
           <w:szCs w:val="24"/>
         </w:rPr>
-        <w:t>З висоти з</w:t>
-      </w:r>
-      <w:r>
-        <w:rPr>
-          <w:rFonts w:ascii="Times New Roman" w:eastAsia="Times New Roman" w:hAnsi="Times New Roman" w:cs="Times New Roman"/>
-          <w:color w:val="333333"/>
-          <w:sz w:val="24"/>
-          <w:szCs w:val="24"/>
-        </w:rPr>
-        <w:t>ійшов Ти, Милосердний,* погребення прийняв Ти тридневне,* щоб нас визволити від страстей.* Життя і воскресіння наше,* Господи, слава Тобі.</w:t>
+        <w:t>З висоти зійшов Ти, Милосердний,* погребення прийняв Ти тридневне,* щоб нас визволити від страстей.* Життя і воскресіння наше,* Господи, слава Тобі.</w:t>
       </w:r>
     </w:p>
     <w:p>
@@ -24770,16 +24362,7 @@
           <w:sz w:val="24"/>
           <w:szCs w:val="24"/>
         </w:rPr>
-        <w:t>Воскресши із гробу,* умерлих воздвигнув Ти* і Адама воскресив Ти,* і Єва ликує в твоїм воскресі</w:t>
-      </w:r>
-      <w:r>
-        <w:rPr>
-          <w:rFonts w:ascii="Times New Roman" w:eastAsia="Times New Roman" w:hAnsi="Times New Roman" w:cs="Times New Roman"/>
-          <w:color w:val="333333"/>
-          <w:sz w:val="24"/>
-          <w:szCs w:val="24"/>
-        </w:rPr>
-        <w:t>нні,* і світу кінці торжествують* востання Твоє,* Многомилостивий.</w:t>
+        <w:t>Воскресши із гробу,* умерлих воздвигнув Ти* і Адама воскресив Ти,* і Єва ликує в твоїм воскресінні,* і світу кінці торжествують* востання Твоє,* Многомилостивий.</w:t>
       </w:r>
     </w:p>
     <w:p>
@@ -24825,16 +24408,7 @@
           <w:sz w:val="24"/>
           <w:szCs w:val="24"/>
         </w:rPr>
-        <w:t xml:space="preserve">Непереможній Владарці* на честь перемоги* ми, врятовані від лиха,* благодарні пісні виписуємо Тобі, раби твої, Богородице.* А Ти, що маєш силу нездоланну,* від </w:t>
-      </w:r>
-      <w:r>
-        <w:rPr>
-          <w:rFonts w:ascii="Times New Roman" w:eastAsia="Times New Roman" w:hAnsi="Times New Roman" w:cs="Times New Roman"/>
-          <w:color w:val="333333"/>
-          <w:sz w:val="24"/>
-          <w:szCs w:val="24"/>
-        </w:rPr>
-        <w:t>усяких нас бід охорони, щоб звати Тобі:* Радуйся, Невісто неневісная.</w:t>
+        <w:t>Непереможній Владарці* на честь перемоги* ми, врятовані від лиха,* благодарні пісні виписуємо Тобі, раби твої, Богородице.* А Ти, що маєш силу нездоланну,* від усяких нас бід охорони, щоб звати Тобі:* Радуйся, Невісто неневісная.</w:t>
       </w:r>
     </w:p>
     <w:p>
@@ -25136,16 +24710,7 @@
           <w:sz w:val="24"/>
           <w:szCs w:val="24"/>
         </w:rPr>
-        <w:t xml:space="preserve"> Ідім перед лицем його з ісповіданням і п</w:t>
-      </w:r>
-      <w:r>
-        <w:rPr>
-          <w:rFonts w:ascii="Times New Roman" w:eastAsia="Times New Roman" w:hAnsi="Times New Roman" w:cs="Times New Roman"/>
-          <w:color w:val="333333"/>
-          <w:sz w:val="24"/>
-          <w:szCs w:val="24"/>
-        </w:rPr>
-        <w:t xml:space="preserve">салмами воскликнім йому </w:t>
+        <w:t xml:space="preserve"> Ідім перед лицем його з ісповіданням і псалмами воскликнім йому </w:t>
       </w:r>
       <w:r>
         <w:rPr>
@@ -25424,15 +24989,7 @@
           <w:sz w:val="24"/>
           <w:szCs w:val="24"/>
         </w:rPr>
-        <w:t>, і всіх святих,</w:t>
-      </w:r>
-      <w:r>
-        <w:rPr>
-          <w:rFonts w:ascii="Times New Roman" w:eastAsia="Times New Roman" w:hAnsi="Times New Roman" w:cs="Times New Roman"/>
-          <w:sz w:val="24"/>
-          <w:szCs w:val="24"/>
-        </w:rPr>
-        <w:t xml:space="preserve"> помилує і спасе нас, як благий і чоловіколюбець.</w:t>
+        <w:t>, і всіх святих, помилує і спасе нас, як благий і чоловіколюбець.</w:t>
       </w:r>
     </w:p>
     <w:p>
@@ -25663,16 +25220,7 @@
           <w:sz w:val="24"/>
           <w:szCs w:val="24"/>
         </w:rPr>
-        <w:t xml:space="preserve"> Молитвами Богородиці, С</w:t>
-      </w:r>
-      <w:r>
-        <w:rPr>
-          <w:rFonts w:ascii="Times New Roman" w:eastAsia="Times New Roman" w:hAnsi="Times New Roman" w:cs="Times New Roman"/>
-          <w:color w:val="333333"/>
-          <w:sz w:val="24"/>
-          <w:szCs w:val="24"/>
-        </w:rPr>
-        <w:t>пасе, спаси нас.</w:t>
+        <w:t xml:space="preserve"> Молитвами Богородиці, Спасе, спаси нас.</w:t>
       </w:r>
     </w:p>
     <w:p>
@@ -25810,16 +25358,7 @@
           <w:sz w:val="24"/>
           <w:szCs w:val="24"/>
         </w:rPr>
-        <w:t>Слава Отцю, і Сину, і Святому Духові, і ни</w:t>
-      </w:r>
-      <w:r>
-        <w:rPr>
-          <w:rFonts w:ascii="Times New Roman" w:eastAsia="Times New Roman" w:hAnsi="Times New Roman" w:cs="Times New Roman"/>
-          <w:color w:val="333333"/>
-          <w:sz w:val="24"/>
-          <w:szCs w:val="24"/>
-        </w:rPr>
-        <w:t>ні, і повсякчас, і на віки віків. Амінь.</w:t>
+        <w:t>Слава Отцю, і Сину, і Святому Духові, і нині, і повсякчас, і на віки віків. Амінь.</w:t>
       </w:r>
     </w:p>
     <w:p>
@@ -25981,16 +25520,7 @@
           <w:sz w:val="24"/>
           <w:szCs w:val="24"/>
         </w:rPr>
-        <w:t xml:space="preserve"> Спаси нас, Сину Божий, що воскре</w:t>
-      </w:r>
-      <w:r>
-        <w:rPr>
-          <w:rFonts w:ascii="Times New Roman" w:eastAsia="Times New Roman" w:hAnsi="Times New Roman" w:cs="Times New Roman"/>
-          <w:color w:val="333333"/>
-          <w:sz w:val="24"/>
-          <w:szCs w:val="24"/>
-        </w:rPr>
-        <w:t>с із мертвих, співаємо Тобі: Алилуя.</w:t>
+        <w:t xml:space="preserve"> Спаси нас, Сину Божий, що воскрес із мертвих, співаємо Тобі: Алилуя.</w:t>
       </w:r>
     </w:p>
     <w:p>
@@ -26139,6 +25669,61 @@
     </w:p>
     <w:p>
       <w:pPr>
+        <w:pStyle w:val="a"/>
+      </w:pPr>
+      <w:r>
+        <w:rPr>
+          <w:rFonts w:ascii="Times New Roman" w:hAnsi="Times New Roman"/>
+          <w:color w:val="333333"/>
+          <w:sz w:val="24"/>
+        </w:rPr>
+        <w:t>Слава Отцю, і Сину, Святому Духові, і нині, і повсякчас, і на віки віків. Амінь.</w:t>
+      </w:r>
+    </w:p>
+    <w:p>
+      <w:pPr>
+        <w:pStyle w:val="a"/>
+      </w:pPr>
+      <w:r>
+        <w:rPr>
+          <w:rFonts w:ascii="Times New Roman" w:hAnsi="Times New Roman"/>
+          <w:color w:val="333333"/>
+          <w:sz w:val="24"/>
+        </w:rPr>
+        <w:t>Єдинородний Сину і Слове Божий, безсмертний Ти і зволив Ти спасення нашого ради воплотитися від святої Богородиці і приснодіви Марії, незмінно ставши чоловіком. І розп’ятий був Ти, Христе Боже, смертю смерть подолав. Ти один з Святої Тройці, рівнославимий з Отцем і Святим Духом, спаси нас.</w:t>
+      </w:r>
+    </w:p>
+    <w:p>
+      <w:pPr>
+        <w:pStyle w:val="a"/>
+      </w:pPr>
+      <w:r>
+        <w:rPr>
+          <w:rFonts w:ascii="Times New Roman" w:hAnsi="Times New Roman"/>
+          <w:sz w:val="24"/>
+          <w:highlight w:val="darkGray"/>
+        </w:rPr>
+        <w:t>&lt;</w:t>
+      </w:r>
+      <w:r>
+        <w:rPr>
+          <w:rFonts w:ascii="Times New Roman" w:hAnsi="Times New Roman"/>
+          <w:sz w:val="24"/>
+          <w:highlight w:val="darkGray"/>
+        </w:rPr>
+        <w:t>hr /</w:t>
+      </w:r>
+      <w:r>
+        <w:rPr>
+          <w:rFonts w:ascii="Times New Roman" w:hAnsi="Times New Roman"/>
+          <w:sz w:val="24"/>
+          <w:highlight w:val="darkGray"/>
+        </w:rPr>
+        <w:t>&gt;</w:t>
+      </w:r>
+    </w:p>
+    <w:p>
+      <w:pPr>
         <w:spacing w:after="120" w:line="240" w:lineRule="auto"/>
         <w:rPr>
           <w:rFonts w:ascii="Consolas" w:eastAsia="Consolas" w:hAnsi="Consolas" w:cs="Consolas"/>
@@ -26307,16 +25892,7 @@
           <w:sz w:val="24"/>
           <w:szCs w:val="24"/>
         </w:rPr>
-        <w:t xml:space="preserve"> Спаси нас, Сину Божий, що воскрес</w:t>
-      </w:r>
-      <w:r>
-        <w:rPr>
-          <w:rFonts w:ascii="Times New Roman" w:eastAsia="Times New Roman" w:hAnsi="Times New Roman" w:cs="Times New Roman"/>
-          <w:color w:val="333333"/>
-          <w:sz w:val="24"/>
-          <w:szCs w:val="24"/>
-        </w:rPr>
-        <w:t xml:space="preserve"> із мертвих, співаємо Тобі: Алилуя.</w:t>
+        <w:t xml:space="preserve"> Спаси нас, Сину Божий, що воскрес із мертвих, співаємо Тобі: Алилуя.</w:t>
       </w:r>
     </w:p>
     <w:p>
@@ -26449,16 +26025,7 @@
           <w:sz w:val="24"/>
           <w:szCs w:val="24"/>
         </w:rPr>
-        <w:t xml:space="preserve"> Прийдіте, поклонімся і припадім до Христа. Спаси нас, Сину </w:t>
-      </w:r>
-      <w:r>
-        <w:rPr>
-          <w:rFonts w:ascii="Times New Roman" w:eastAsia="Times New Roman" w:hAnsi="Times New Roman" w:cs="Times New Roman"/>
-          <w:color w:val="333333"/>
-          <w:sz w:val="24"/>
-          <w:szCs w:val="24"/>
-        </w:rPr>
-        <w:t>Божий, що воскрес із мертвих, співаємо Тобі: Алилуя.</w:t>
+        <w:t xml:space="preserve"> Прийдіте, поклонімся і припадім до Христа. Спаси нас, Сину Божий, що воскрес із мертвих, співаємо Тобі: Алилуя.</w:t>
       </w:r>
     </w:p>
     <w:p>
@@ -26933,15 +26500,7 @@
           <w:sz w:val="24"/>
           <w:szCs w:val="24"/>
         </w:rPr>
-        <w:t>святого отця нашого Й</w:t>
-      </w:r>
-      <w:r>
-        <w:rPr>
-          <w:rFonts w:ascii="Times New Roman" w:eastAsia="Times New Roman" w:hAnsi="Times New Roman" w:cs="Times New Roman"/>
-          <w:sz w:val="24"/>
-          <w:szCs w:val="24"/>
-        </w:rPr>
-        <w:t xml:space="preserve">оана Золотоустого, архиєпископа Константинограда, святого </w:t>
+        <w:t xml:space="preserve">святого отця нашого Йоана Золотоустого, архиєпископа Константинограда, святого </w:t>
       </w:r>
       <w:r>
         <w:rPr>
@@ -27333,16 +26892,7 @@
           <w:sz w:val="24"/>
           <w:szCs w:val="24"/>
         </w:rPr>
-        <w:t xml:space="preserve"> Єдинородн</w:t>
-      </w:r>
-      <w:r>
-        <w:rPr>
-          <w:rFonts w:ascii="Times New Roman" w:eastAsia="Times New Roman" w:hAnsi="Times New Roman" w:cs="Times New Roman"/>
-          <w:color w:val="333333"/>
-          <w:sz w:val="24"/>
-          <w:szCs w:val="24"/>
-        </w:rPr>
-        <w:t>ий Сину</w:t>
+        <w:t xml:space="preserve"> Єдинородний Сину</w:t>
       </w:r>
       <w:r>
         <w:rPr>
@@ -27504,16 +27054,7 @@
           <w:sz w:val="24"/>
           <w:szCs w:val="24"/>
         </w:rPr>
-        <w:t>Господь воцарився, в красу зодягнувся, зодягнувся Господь у сил</w:t>
-      </w:r>
-      <w:r>
-        <w:rPr>
-          <w:rFonts w:ascii="Times New Roman" w:eastAsia="Times New Roman" w:hAnsi="Times New Roman" w:cs="Times New Roman"/>
-          <w:color w:val="333333"/>
-          <w:sz w:val="24"/>
-          <w:szCs w:val="24"/>
-        </w:rPr>
-        <w:t>у і перепоясався.</w:t>
+        <w:t>Господь воцарився, в красу зодягнувся, зодягнувся Господь у силу і перепоясався.</w:t>
       </w:r>
     </w:p>
     <w:p>
@@ -27669,17 +27210,7 @@
           <w:sz w:val="24"/>
           <w:szCs w:val="24"/>
         </w:rPr>
-        <w:t>Присп</w:t>
-      </w:r>
-      <w:r>
-        <w:rPr>
-          <w:rFonts w:ascii="Times New Roman" w:eastAsia="Times New Roman" w:hAnsi="Times New Roman" w:cs="Times New Roman"/>
-          <w:i/>
-          <w:color w:val="FF4400"/>
-          <w:sz w:val="24"/>
-          <w:szCs w:val="24"/>
-        </w:rPr>
-        <w:t>ів:</w:t>
+        <w:t>Приспів:</w:t>
       </w:r>
       <w:r>
         <w:rPr>
@@ -27709,6 +27240,61 @@
     </w:p>
     <w:p>
       <w:pPr>
+        <w:pStyle w:val="a"/>
+      </w:pPr>
+      <w:r>
+        <w:rPr>
+          <w:rFonts w:ascii="Times New Roman" w:hAnsi="Times New Roman"/>
+          <w:color w:val="333333"/>
+          <w:sz w:val="24"/>
+        </w:rPr>
+        <w:t>Слава Отцю, і Сину, Святому Духові, і нині, і повсякчас, і на віки віків. Амінь.</w:t>
+      </w:r>
+    </w:p>
+    <w:p>
+      <w:pPr>
+        <w:pStyle w:val="a"/>
+      </w:pPr>
+      <w:r>
+        <w:rPr>
+          <w:rFonts w:ascii="Times New Roman" w:hAnsi="Times New Roman"/>
+          <w:color w:val="333333"/>
+          <w:sz w:val="24"/>
+        </w:rPr>
+        <w:t>Єдинородний Сину і Слове Божий, безсмертний Ти і зволив Ти спасення нашого ради воплотитися від святої Богородиці і приснодіви Марії, незмінно ставши чоловіком. І розп’ятий був Ти, Христе Боже, смертю смерть подолав. Ти один з Святої Тройці, рівнославимий з Отцем і Святим Духом, спаси нас.</w:t>
+      </w:r>
+    </w:p>
+    <w:p>
+      <w:pPr>
+        <w:pStyle w:val="a"/>
+      </w:pPr>
+      <w:r>
+        <w:rPr>
+          <w:rFonts w:ascii="Times New Roman" w:hAnsi="Times New Roman"/>
+          <w:sz w:val="24"/>
+          <w:highlight w:val="darkGray"/>
+        </w:rPr>
+        <w:t>&lt;</w:t>
+      </w:r>
+      <w:r>
+        <w:rPr>
+          <w:rFonts w:ascii="Times New Roman" w:hAnsi="Times New Roman"/>
+          <w:sz w:val="24"/>
+          <w:highlight w:val="darkGray"/>
+        </w:rPr>
+        <w:t>hr /</w:t>
+      </w:r>
+      <w:r>
+        <w:rPr>
+          <w:rFonts w:ascii="Times New Roman" w:hAnsi="Times New Roman"/>
+          <w:sz w:val="24"/>
+          <w:highlight w:val="darkGray"/>
+        </w:rPr>
+        <w:t>&gt;</w:t>
+      </w:r>
+    </w:p>
+    <w:p>
+      <w:pPr>
         <w:spacing w:after="120" w:line="240" w:lineRule="auto"/>
         <w:rPr>
           <w:rFonts w:ascii="Consolas" w:eastAsia="Consolas" w:hAnsi="Consolas" w:cs="Consolas"/>
@@ -28010,16 +27596,7 @@
           <w:sz w:val="24"/>
           <w:szCs w:val="24"/>
         </w:rPr>
-        <w:t xml:space="preserve"> Прийдіте, поклонімся і припадім до Христа. Спаси нас, Сину Божий, у святих дивний Ти, співаємо Тоб</w:t>
-      </w:r>
-      <w:r>
-        <w:rPr>
-          <w:rFonts w:ascii="Times New Roman" w:eastAsia="Times New Roman" w:hAnsi="Times New Roman" w:cs="Times New Roman"/>
-          <w:color w:val="333333"/>
-          <w:sz w:val="24"/>
-          <w:szCs w:val="24"/>
-        </w:rPr>
-        <w:t>і: Алилуя.</w:t>
+        <w:t xml:space="preserve"> Прийдіте, поклонімся і припадім до Христа. Спаси нас, Сину Божий, у святих дивний Ти, співаємо Тобі: Алилуя.</w:t>
       </w:r>
     </w:p>
     <w:p>
@@ -28617,14 +28194,7 @@
           <w:rFonts w:ascii="Consolas" w:eastAsia="Consolas" w:hAnsi="Consolas" w:cs="Consolas"/>
           <w:highlight w:val="darkGray"/>
         </w:rPr>
-        <w:t>&lt;ustav custom=n l</w:t>
-      </w:r>
-      <w:r>
-        <w:rPr>
-          <w:rFonts w:ascii="Consolas" w:eastAsia="Consolas" w:hAnsi="Consolas" w:cs="Consolas"/>
-          <w:highlight w:val="darkGray"/>
-        </w:rPr>
-        <w:t>iturgia=liz /&gt;</w:t>
+        <w:t>&lt;ustav custom=n liturgia=liz /&gt;</w:t>
       </w:r>
     </w:p>
     <w:p>
@@ -28841,16 +28411,7 @@
           <w:sz w:val="24"/>
           <w:szCs w:val="24"/>
         </w:rPr>
-        <w:t xml:space="preserve"> Єдинородн</w:t>
-      </w:r>
-      <w:r>
-        <w:rPr>
-          <w:rFonts w:ascii="Times New Roman" w:eastAsia="Times New Roman" w:hAnsi="Times New Roman" w:cs="Times New Roman"/>
-          <w:color w:val="333333"/>
-          <w:sz w:val="24"/>
-          <w:szCs w:val="24"/>
-        </w:rPr>
-        <w:t>ий Сину</w:t>
+        <w:t xml:space="preserve"> Єдинородний Сину</w:t>
       </w:r>
       <w:r>
         <w:rPr>
@@ -29085,16 +28646,7 @@
           <w:sz w:val="24"/>
           <w:szCs w:val="24"/>
         </w:rPr>
-        <w:t>Свідоцтва твої вельми вірні</w:t>
-      </w:r>
-      <w:r>
-        <w:rPr>
-          <w:rFonts w:ascii="Times New Roman" w:eastAsia="Times New Roman" w:hAnsi="Times New Roman" w:cs="Times New Roman"/>
-          <w:color w:val="333333"/>
-          <w:sz w:val="24"/>
-          <w:szCs w:val="24"/>
-        </w:rPr>
-        <w:t>; домові Твоєму, Господи, належить святість на довгі дні.</w:t>
+        <w:t>Свідоцтва твої вельми вірні; домові Твоєму, Господи, належить святість на довгі дні.</w:t>
       </w:r>
     </w:p>
     <w:p>
@@ -29145,6 +28697,61 @@
     </w:p>
     <w:p>
       <w:pPr>
+        <w:pStyle w:val="a"/>
+      </w:pPr>
+      <w:r>
+        <w:rPr>
+          <w:rFonts w:ascii="Times New Roman" w:hAnsi="Times New Roman"/>
+          <w:color w:val="333333"/>
+          <w:sz w:val="24"/>
+        </w:rPr>
+        <w:t>Слава Отцю, і Сину, Святому Духові, і нині, і повсякчас, і на віки віків. Амінь.</w:t>
+      </w:r>
+    </w:p>
+    <w:p>
+      <w:pPr>
+        <w:pStyle w:val="a"/>
+      </w:pPr>
+      <w:r>
+        <w:rPr>
+          <w:rFonts w:ascii="Times New Roman" w:hAnsi="Times New Roman"/>
+          <w:color w:val="333333"/>
+          <w:sz w:val="24"/>
+        </w:rPr>
+        <w:t>Єдинородний Сину і Слове Божий, безсмертний Ти і зволив Ти спасення нашого ради воплотитися від святої Богородиці і приснодіви Марії, незмінно ставши чоловіком. І розп’ятий був Ти, Христе Боже, смертю смерть подолав. Ти один з Святої Тройці, рівнославимий з Отцем і Святим Духом, спаси нас.</w:t>
+      </w:r>
+    </w:p>
+    <w:p>
+      <w:pPr>
+        <w:pStyle w:val="a"/>
+      </w:pPr>
+      <w:r>
+        <w:rPr>
+          <w:rFonts w:ascii="Times New Roman" w:hAnsi="Times New Roman"/>
+          <w:sz w:val="24"/>
+          <w:highlight w:val="darkGray"/>
+        </w:rPr>
+        <w:t>&lt;</w:t>
+      </w:r>
+      <w:r>
+        <w:rPr>
+          <w:rFonts w:ascii="Times New Roman" w:hAnsi="Times New Roman"/>
+          <w:sz w:val="24"/>
+          <w:highlight w:val="darkGray"/>
+        </w:rPr>
+        <w:t>hr /</w:t>
+      </w:r>
+      <w:r>
+        <w:rPr>
+          <w:rFonts w:ascii="Times New Roman" w:hAnsi="Times New Roman"/>
+          <w:sz w:val="24"/>
+          <w:highlight w:val="darkGray"/>
+        </w:rPr>
+        <w:t>&gt;</w:t>
+      </w:r>
+    </w:p>
+    <w:p>
+      <w:pPr>
         <w:spacing w:after="120" w:line="240" w:lineRule="auto"/>
         <w:rPr>
           <w:rFonts w:ascii="Consolas" w:eastAsia="Consolas" w:hAnsi="Consolas" w:cs="Consolas"/>
@@ -29228,16 +28835,7 @@
           <w:sz w:val="24"/>
           <w:szCs w:val="24"/>
         </w:rPr>
-        <w:t xml:space="preserve"> Спаси нас, Сину </w:t>
-      </w:r>
-      <w:r>
-        <w:rPr>
-          <w:rFonts w:ascii="Times New Roman" w:eastAsia="Times New Roman" w:hAnsi="Times New Roman" w:cs="Times New Roman"/>
-          <w:color w:val="333333"/>
-          <w:sz w:val="24"/>
-          <w:szCs w:val="24"/>
-        </w:rPr>
-        <w:t>Божий, у святих дивний Ти, співаємо Тобі: Алилуя.</w:t>
+        <w:t xml:space="preserve"> Спаси нас, Сину Божий, у святих дивний Ти, співаємо Тобі: Алилуя.</w:t>
       </w:r>
     </w:p>
     <w:p>
@@ -29406,16 +29004,7 @@
           <w:sz w:val="24"/>
           <w:szCs w:val="24"/>
         </w:rPr>
-        <w:t xml:space="preserve"> Прийдіте, поклонімся і припадім до Христа. Спаси нас, Сину Божий, молитвами Богородиці, співаємо Т</w:t>
-      </w:r>
-      <w:r>
-        <w:rPr>
-          <w:rFonts w:ascii="Times New Roman" w:eastAsia="Times New Roman" w:hAnsi="Times New Roman" w:cs="Times New Roman"/>
-          <w:color w:val="333333"/>
-          <w:sz w:val="24"/>
-          <w:szCs w:val="24"/>
-        </w:rPr>
-        <w:t>обі: Алилуя.</w:t>
+        <w:t xml:space="preserve"> Прийдіте, поклонімся і припадім до Христа. Спаси нас, Сину Божий, молитвами Богородиці, співаємо Тобі: Алилуя.</w:t>
       </w:r>
     </w:p>
     <w:p>
@@ -30312,16 +29901,7 @@
           <w:sz w:val="24"/>
           <w:szCs w:val="24"/>
         </w:rPr>
-        <w:t xml:space="preserve"> Молитвами</w:t>
-      </w:r>
-      <w:r>
-        <w:rPr>
-          <w:rFonts w:ascii="Times New Roman" w:eastAsia="Times New Roman" w:hAnsi="Times New Roman" w:cs="Times New Roman"/>
-          <w:color w:val="333333"/>
-          <w:sz w:val="24"/>
-          <w:szCs w:val="24"/>
-        </w:rPr>
-        <w:t xml:space="preserve"> Богородиці, Спасе, спаси нас.</w:t>
+        <w:t xml:space="preserve"> Молитвами Богородиці, Спасе, спаси нас.</w:t>
       </w:r>
     </w:p>
     <w:p>
@@ -30412,16 +29992,7 @@
           <w:sz w:val="24"/>
           <w:szCs w:val="24"/>
         </w:rPr>
-        <w:t>Вся земля нехай поклониться Тобі і співає Тобі, нехай же співає імені Твоєму, Всевишн</w:t>
-      </w:r>
-      <w:r>
-        <w:rPr>
-          <w:rFonts w:ascii="Times New Roman" w:eastAsia="Times New Roman" w:hAnsi="Times New Roman" w:cs="Times New Roman"/>
-          <w:color w:val="333333"/>
-          <w:sz w:val="24"/>
-          <w:szCs w:val="24"/>
-        </w:rPr>
-        <w:t>ій.</w:t>
+        <w:t>Вся земля нехай поклониться Тобі і співає Тобі, нехай же співає імені Твоєму, Всевишній.</w:t>
       </w:r>
     </w:p>
     <w:p>
@@ -30721,16 +30292,7 @@
           <w:sz w:val="24"/>
           <w:szCs w:val="24"/>
         </w:rPr>
-        <w:t>Щоб пізнали ми на землі путь твою, у всіх народах спа</w:t>
-      </w:r>
-      <w:r>
-        <w:rPr>
-          <w:rFonts w:ascii="Times New Roman" w:eastAsia="Times New Roman" w:hAnsi="Times New Roman" w:cs="Times New Roman"/>
-          <w:color w:val="333333"/>
-          <w:sz w:val="24"/>
-          <w:szCs w:val="24"/>
-        </w:rPr>
-        <w:t>сіння Твоє.</w:t>
+        <w:t>Щоб пізнали ми на землі путь твою, у всіх народах спасіння Твоє.</w:t>
       </w:r>
     </w:p>
     <w:p>
@@ -30853,6 +30415,61 @@
     </w:p>
     <w:p>
       <w:pPr>
+        <w:pStyle w:val="a"/>
+      </w:pPr>
+      <w:r>
+        <w:rPr>
+          <w:rFonts w:ascii="Times New Roman" w:hAnsi="Times New Roman"/>
+          <w:color w:val="333333"/>
+          <w:sz w:val="24"/>
+        </w:rPr>
+        <w:t>Слава Отцю, і Сину, Святому Духові, і нині, і повсякчас, і на віки віків. Амінь.</w:t>
+      </w:r>
+    </w:p>
+    <w:p>
+      <w:pPr>
+        <w:pStyle w:val="a"/>
+      </w:pPr>
+      <w:r>
+        <w:rPr>
+          <w:rFonts w:ascii="Times New Roman" w:hAnsi="Times New Roman"/>
+          <w:color w:val="333333"/>
+          <w:sz w:val="24"/>
+        </w:rPr>
+        <w:t>Єдинородний Сину і Слове Божий, безсмертний Ти і зволив Ти спасення нашого ради воплотитися від святої Богородиці і приснодіви Марії, незмінно ставши чоловіком. І розп’ятий був Ти, Христе Боже, смертю смерть подолав. Ти один з Святої Тройці, рівнославимий з Отцем і Святим Духом, спаси нас.</w:t>
+      </w:r>
+    </w:p>
+    <w:p>
+      <w:pPr>
+        <w:pStyle w:val="a"/>
+      </w:pPr>
+      <w:r>
+        <w:rPr>
+          <w:rFonts w:ascii="Times New Roman" w:hAnsi="Times New Roman"/>
+          <w:sz w:val="24"/>
+          <w:highlight w:val="darkGray"/>
+        </w:rPr>
+        <w:t>&lt;</w:t>
+      </w:r>
+      <w:r>
+        <w:rPr>
+          <w:rFonts w:ascii="Times New Roman" w:hAnsi="Times New Roman"/>
+          <w:sz w:val="24"/>
+          <w:highlight w:val="darkGray"/>
+        </w:rPr>
+        <w:t>hr /</w:t>
+      </w:r>
+      <w:r>
+        <w:rPr>
+          <w:rFonts w:ascii="Times New Roman" w:hAnsi="Times New Roman"/>
+          <w:sz w:val="24"/>
+          <w:highlight w:val="darkGray"/>
+        </w:rPr>
+        <w:t>&gt;</w:t>
+      </w:r>
+    </w:p>
+    <w:p>
+      <w:pPr>
         <w:spacing w:after="120" w:line="240" w:lineRule="auto"/>
         <w:rPr>
           <w:rFonts w:ascii="Consolas" w:eastAsia="Consolas" w:hAnsi="Consolas" w:cs="Consolas"/>
@@ -30957,16 +30574,7 @@
           <w:sz w:val="24"/>
           <w:szCs w:val="24"/>
         </w:rPr>
-        <w:t xml:space="preserve"> Спаси нас, Сину Божий, що воскрес із мертвих, співаємо То</w:t>
-      </w:r>
-      <w:r>
-        <w:rPr>
-          <w:rFonts w:ascii="Times New Roman" w:eastAsia="Times New Roman" w:hAnsi="Times New Roman" w:cs="Times New Roman"/>
-          <w:color w:val="333333"/>
-          <w:sz w:val="24"/>
-          <w:szCs w:val="24"/>
-        </w:rPr>
-        <w:t>бі: Алилуя.</w:t>
+        <w:t xml:space="preserve"> Спаси нас, Сину Божий, що воскрес із мертвих, співаємо Тобі: Алилуя.</w:t>
       </w:r>
     </w:p>
     <w:p>
@@ -31094,16 +30702,7 @@
           <w:sz w:val="24"/>
           <w:szCs w:val="24"/>
         </w:rPr>
-        <w:t xml:space="preserve"> Спаси нас, Сину Божий, що воскрес із м</w:t>
-      </w:r>
-      <w:r>
-        <w:rPr>
-          <w:rFonts w:ascii="Times New Roman" w:eastAsia="Times New Roman" w:hAnsi="Times New Roman" w:cs="Times New Roman"/>
-          <w:color w:val="333333"/>
-          <w:sz w:val="24"/>
-          <w:szCs w:val="24"/>
-        </w:rPr>
-        <w:t>ертвих, співаємо Тобі: Алилуя.</w:t>
+        <w:t xml:space="preserve"> Спаси нас, Сину Божий, що воскрес із мертвих, співаємо Тобі: Алилуя.</w:t>
       </w:r>
     </w:p>
     <w:p>
@@ -31621,16 +31220,7 @@
           <w:sz w:val="24"/>
           <w:szCs w:val="24"/>
         </w:rPr>
-        <w:t> Світися, світися, новий Єрусалиме, слава бо Господня на Тобі возсіяла. Радій нині й</w:t>
-      </w:r>
-      <w:r>
-        <w:rPr>
-          <w:rFonts w:ascii="Times New Roman" w:eastAsia="Times New Roman" w:hAnsi="Times New Roman" w:cs="Times New Roman"/>
-          <w:color w:val="333333"/>
-          <w:sz w:val="24"/>
-          <w:szCs w:val="24"/>
-        </w:rPr>
-        <w:t xml:space="preserve"> веселися, Сіоне. А Ти, Чистая, красуйся, Богородице, востанням рождення Твого.</w:t>
+        <w:t> Світися, світися, новий Єрусалиме, слава бо Господня на Тобі возсіяла. Радій нині й веселися, Сіоне. А Ти, Чистая, красуйся, Богородице, востанням рождення Твого.</w:t>
       </w:r>
     </w:p>
     <w:p>
@@ -32011,17 +31601,7 @@
           <w:sz w:val="24"/>
           <w:szCs w:val="24"/>
         </w:rPr>
-        <w:t> с</w:t>
-      </w:r>
-      <w:r>
-        <w:rPr>
-          <w:rFonts w:ascii="Times New Roman" w:eastAsia="Times New Roman" w:hAnsi="Times New Roman" w:cs="Times New Roman"/>
-          <w:i/>
-          <w:color w:val="FF4400"/>
-          <w:sz w:val="24"/>
-          <w:szCs w:val="24"/>
-        </w:rPr>
-        <w:t>піваємо:</w:t>
+        <w:t> співаємо:</w:t>
       </w:r>
       <w:r>
         <w:rPr>
@@ -32579,14 +32159,7 @@
           <w:rFonts w:ascii="Consolas" w:eastAsia="Consolas" w:hAnsi="Consolas" w:cs="Consolas"/>
           <w:highlight w:val="darkGray"/>
         </w:rPr>
-        <w:t>&lt;/do</w:t>
-      </w:r>
-      <w:r>
-        <w:rPr>
-          <w:rFonts w:ascii="Consolas" w:eastAsia="Consolas" w:hAnsi="Consolas" w:cs="Consolas"/>
-          <w:highlight w:val="darkGray"/>
-        </w:rPr>
-        <w:t>stoino&gt;</w:t>
+        <w:t>&lt;/dostoino&gt;</w:t>
       </w:r>
     </w:p>
     <w:p>
@@ -32826,16 +32399,7 @@
           <w:sz w:val="24"/>
           <w:szCs w:val="24"/>
         </w:rPr>
-        <w:t xml:space="preserve"> Величай, душе моя, з неплідної нар</w:t>
-      </w:r>
-      <w:r>
-        <w:rPr>
-          <w:rFonts w:ascii="Times New Roman" w:eastAsia="Times New Roman" w:hAnsi="Times New Roman" w:cs="Times New Roman"/>
-          <w:color w:val="333333"/>
-          <w:sz w:val="24"/>
-          <w:szCs w:val="24"/>
-        </w:rPr>
-        <w:t>оджену Діву Марію.</w:t>
+        <w:t xml:space="preserve"> Величай, душе моя, з неплідної народжену Діву Марію.</w:t>
       </w:r>
     </w:p>
     <w:p>

--- a/flow/20230905_templates/Літургія - змінні частини - шаблони.docx
+++ b/flow/20230905_templates/Літургія - змінні частини - шаблони.docx
@@ -4817,7 +4817,7 @@
           <w:szCs w:val="24"/>
           <w:rtl w:val="0"/>
         </w:rPr>
-        <w:t xml:space="preserve">(Лк. 1,46-47).</w:t>
+        <w:t xml:space="preserve">(Лк. 1,46-47)</w:t>
       </w:r>
       <w:r>
         <w:rPr>
@@ -4872,7 +4872,7 @@
           <w:szCs w:val="24"/>
           <w:rtl w:val="0"/>
         </w:rPr>
-        <w:t xml:space="preserve">(Лк. 1,48).</w:t>
+        <w:t xml:space="preserve">(Лк. 1,48)</w:t>
       </w:r>
       <w:r>
         <w:rPr>

--- a/flow/20230905_templates/Літургія - змінні частини - шаблони.docx
+++ b/flow/20230905_templates/Літургія - змінні частини - шаблони.docx
@@ -4817,7 +4817,7 @@
           <w:szCs w:val="24"/>
           <w:rtl w:val="0"/>
         </w:rPr>
-        <w:t xml:space="preserve">(Лк. 1,46-47)</w:t>
+        <w:t xml:space="preserve">(Лк. 1,46-47).</w:t>
       </w:r>
       <w:r>
         <w:rPr>
@@ -4872,7 +4872,7 @@
           <w:szCs w:val="24"/>
           <w:rtl w:val="0"/>
         </w:rPr>
-        <w:t xml:space="preserve">(Лк. 1,48)</w:t>
+        <w:t xml:space="preserve">(Лк. 1,48).</w:t>
       </w:r>
       <w:r>
         <w:rPr>
@@ -16056,7 +16056,7 @@
           <w:szCs w:val="24"/>
           <w:rtl w:val="0"/>
         </w:rPr>
-        <w:t xml:space="preserve">(Пс. 46,2)</w:t>
+        <w:t xml:space="preserve">(Пс. 46,2).</w:t>
       </w:r>
       <w:r>
         <w:rPr>

--- a/flow/20230905_templates/Літургія - змінні частини - шаблони.docx
+++ b/flow/20230905_templates/Літургія - змінні частини - шаблони.docx
@@ -1,6 +1,6 @@
 
 <file path=word/document.xml><?xml version="1.0" encoding="utf-8"?>
-<w:document xmlns:mc="http://schemas.openxmlformats.org/markup-compatibility/2006" xmlns:o="urn:schemas-microsoft-com:office:office" xmlns:r="http://schemas.openxmlformats.org/officeDocument/2006/relationships" xmlns:m="http://schemas.openxmlformats.org/officeDocument/2006/math" xmlns:v="urn:schemas-microsoft-com:vml" xmlns:wp="http://schemas.openxmlformats.org/drawingml/2006/wordprocessingDrawing" xmlns:w10="urn:schemas-microsoft-com:office:word" xmlns:w="http://schemas.openxmlformats.org/wordprocessingml/2006/main" xmlns:wne="http://schemas.microsoft.com/office/word/2006/wordml" xmlns:sl="http://schemas.openxmlformats.org/schemaLibrary/2006/main" xmlns:a="http://schemas.openxmlformats.org/drawingml/2006/main" xmlns:pic="http://schemas.openxmlformats.org/drawingml/2006/picture" xmlns:c="http://schemas.openxmlformats.org/drawingml/2006/chart" xmlns:lc="http://schemas.openxmlformats.org/drawingml/2006/lockedCanvas" xmlns:dgm="http://schemas.openxmlformats.org/drawingml/2006/diagram" xmlns:wps="http://schemas.microsoft.com/office/word/2010/wordprocessingShape" xmlns:wpg="http://schemas.microsoft.com/office/word/2010/wordprocessingGroup" xmlns:w14="http://schemas.microsoft.com/office/word/2010/wordml" xmlns:w15="http://schemas.microsoft.com/office/word/2012/wordml">
+<w:document xmlns:mc="http://schemas.openxmlformats.org/markup-compatibility/2006" xmlns:o="urn:schemas-microsoft-com:office:office" xmlns:r="http://schemas.openxmlformats.org/officeDocument/2006/relationships" xmlns:m="http://schemas.openxmlformats.org/officeDocument/2006/math" xmlns:v="urn:schemas-microsoft-com:vml" xmlns:wp="http://schemas.openxmlformats.org/drawingml/2006/wordprocessingDrawing" xmlns:w10="urn:schemas-microsoft-com:office:word" xmlns:w="http://schemas.openxmlformats.org/wordprocessingml/2006/main" xmlns:wne="http://schemas.microsoft.com/office/word/2006/wordml" xmlns:sl="http://schemas.openxmlformats.org/schemaLibrary/2006/main" xmlns:a="http://schemas.openxmlformats.org/drawingml/2006/main" xmlns:pic="http://schemas.openxmlformats.org/drawingml/2006/picture" xmlns:c="http://schemas.openxmlformats.org/drawingml/2006/chart" xmlns:lc="http://schemas.openxmlformats.org/drawingml/2006/lockedCanvas" xmlns:dgm="http://schemas.openxmlformats.org/drawingml/2006/diagram" xmlns:wps="http://schemas.microsoft.com/office/word/2010/wordprocessingShape" xmlns:wpg="http://schemas.microsoft.com/office/word/2010/wordprocessingGroup" xmlns:w14="http://schemas.microsoft.com/office/word/2010/wordml" xmlns:w15="http://schemas.microsoft.com/office/word/2012/wordml" xmlns:w16="http://schemas.microsoft.com/office/word/2018/wordml" xmlns:w16cex="http://schemas.microsoft.com/office/word/2018/wordml/cex" xmlns:w16cid="http://schemas.microsoft.com/office/word/2016/wordml/cid" xmlns:cr="http://schemas.microsoft.com/office/comments/2020/reactions">
   <w:body>
     <w:p>
       <w:pPr>
@@ -26,7 +26,7 @@
         <w:spacing w:after="120" w:line="240" w:lineRule="auto"/>
         <w:rPr>
           <w:rFonts w:ascii="Times New Roman" w:cs="Times New Roman" w:eastAsia="Times New Roman" w:hAnsi="Times New Roman"/>
-          <w:color w:val="333333"/>
+          <w:color w:val="000000"/>
         </w:rPr>
       </w:pPr>
       <w:bookmarkStart w:colFirst="0" w:colLast="0" w:name="_heading=h.2g6400f97q60" w:id="1"/>
@@ -94,7 +94,6 @@
         <w:spacing w:after="120" w:line="240" w:lineRule="auto"/>
         <w:rPr>
           <w:rFonts w:ascii="Times New Roman" w:cs="Times New Roman" w:eastAsia="Times New Roman" w:hAnsi="Times New Roman"/>
-          <w:color w:val="333333"/>
           <w:sz w:val="24"/>
           <w:szCs w:val="24"/>
         </w:rPr>
@@ -361,11 +360,6 @@
           <w:rtl w:val="0"/>
         </w:rPr>
         <w:t xml:space="preserve"> Молитва́ми Богоро́диці, Спа́се, спаси́ нас.</w:t>
-      </w:r>
-      <w:r>
-        <w:rPr>
-          <w:rtl w:val="0"/>
-        </w:rPr>
       </w:r>
     </w:p>
     <w:p>
@@ -576,7 +570,6 @@
         <w:spacing w:after="80" w:line="240" w:lineRule="auto"/>
         <w:rPr>
           <w:rFonts w:ascii="Times New Roman" w:cs="Times New Roman" w:eastAsia="Times New Roman" w:hAnsi="Times New Roman"/>
-          <w:color w:val="333333"/>
           <w:sz w:val="20"/>
           <w:szCs w:val="20"/>
         </w:rPr>
@@ -733,7 +726,6 @@
         <w:spacing w:after="120" w:line="240" w:lineRule="auto"/>
         <w:rPr>
           <w:rFonts w:ascii="Times New Roman" w:cs="Times New Roman" w:eastAsia="Times New Roman" w:hAnsi="Times New Roman"/>
-          <w:color w:val="333333"/>
           <w:sz w:val="24"/>
           <w:szCs w:val="24"/>
         </w:rPr>
@@ -878,7 +870,6 @@
         <w:spacing w:after="80" w:line="240" w:lineRule="auto"/>
         <w:rPr>
           <w:rFonts w:ascii="Times New Roman" w:cs="Times New Roman" w:eastAsia="Times New Roman" w:hAnsi="Times New Roman"/>
-          <w:color w:val="333333"/>
           <w:sz w:val="20"/>
           <w:szCs w:val="20"/>
         </w:rPr>
@@ -948,7 +939,6 @@
         <w:spacing w:after="80" w:line="240" w:lineRule="auto"/>
         <w:rPr>
           <w:rFonts w:ascii="Times New Roman" w:cs="Times New Roman" w:eastAsia="Times New Roman" w:hAnsi="Times New Roman"/>
-          <w:color w:val="333333"/>
           <w:sz w:val="20"/>
           <w:szCs w:val="20"/>
         </w:rPr>
@@ -1025,7 +1015,6 @@
         <w:spacing w:after="120" w:line="240" w:lineRule="auto"/>
         <w:rPr>
           <w:rFonts w:ascii="Times New Roman" w:cs="Times New Roman" w:eastAsia="Times New Roman" w:hAnsi="Times New Roman"/>
-          <w:color w:val="333333"/>
           <w:sz w:val="24"/>
           <w:szCs w:val="24"/>
         </w:rPr>
@@ -1044,7 +1033,6 @@
       <w:r>
         <w:rPr>
           <w:rFonts w:ascii="Times New Roman" w:cs="Times New Roman" w:eastAsia="Times New Roman" w:hAnsi="Times New Roman"/>
-          <w:color w:val="333333"/>
           <w:sz w:val="24"/>
           <w:szCs w:val="24"/>
           <w:rtl w:val="0"/>
@@ -1064,15 +1052,13 @@
         <w:spacing w:after="120" w:line="240" w:lineRule="auto"/>
         <w:rPr>
           <w:rFonts w:ascii="Times New Roman" w:cs="Times New Roman" w:eastAsia="Times New Roman" w:hAnsi="Times New Roman"/>
-          <w:color w:val="333333"/>
-          <w:sz w:val="24"/>
-          <w:szCs w:val="24"/>
-        </w:rPr>
-      </w:pPr>
-      <w:r>
-        <w:rPr>
-          <w:rFonts w:ascii="Times New Roman" w:cs="Times New Roman" w:eastAsia="Times New Roman" w:hAnsi="Times New Roman"/>
-          <w:color w:val="333333"/>
+          <w:sz w:val="24"/>
+          <w:szCs w:val="24"/>
+        </w:rPr>
+      </w:pPr>
+      <w:r>
+        <w:rPr>
+          <w:rFonts w:ascii="Times New Roman" w:cs="Times New Roman" w:eastAsia="Times New Roman" w:hAnsi="Times New Roman"/>
           <w:sz w:val="24"/>
           <w:szCs w:val="24"/>
           <w:rtl w:val="0"/>
@@ -1093,7 +1079,6 @@
       <w:r>
         <w:rPr>
           <w:rFonts w:ascii="Times New Roman" w:cs="Times New Roman" w:eastAsia="Times New Roman" w:hAnsi="Times New Roman"/>
-          <w:color w:val="333333"/>
           <w:sz w:val="24"/>
           <w:szCs w:val="24"/>
           <w:rtl w:val="0"/>
@@ -1113,15 +1098,13 @@
         <w:spacing w:after="120" w:line="240" w:lineRule="auto"/>
         <w:rPr>
           <w:rFonts w:ascii="Times New Roman" w:cs="Times New Roman" w:eastAsia="Times New Roman" w:hAnsi="Times New Roman"/>
-          <w:color w:val="333333"/>
-          <w:sz w:val="24"/>
-          <w:szCs w:val="24"/>
-        </w:rPr>
-      </w:pPr>
-      <w:r>
-        <w:rPr>
-          <w:rFonts w:ascii="Times New Roman" w:cs="Times New Roman" w:eastAsia="Times New Roman" w:hAnsi="Times New Roman"/>
-          <w:color w:val="333333"/>
+          <w:sz w:val="24"/>
+          <w:szCs w:val="24"/>
+        </w:rPr>
+      </w:pPr>
+      <w:r>
+        <w:rPr>
+          <w:rFonts w:ascii="Times New Roman" w:cs="Times New Roman" w:eastAsia="Times New Roman" w:hAnsi="Times New Roman"/>
           <w:sz w:val="24"/>
           <w:szCs w:val="24"/>
           <w:rtl w:val="0"/>
@@ -1142,12 +1125,11 @@
       <w:r>
         <w:rPr>
           <w:rFonts w:ascii="Times New Roman" w:cs="Times New Roman" w:eastAsia="Times New Roman" w:hAnsi="Times New Roman"/>
-          <w:color w:val="333333"/>
-          <w:sz w:val="24"/>
-          <w:szCs w:val="24"/>
-          <w:rtl w:val="0"/>
-        </w:rPr>
-        <w:t xml:space="preserve"> В молитва́х невсипу́щу Богоро́дицю* і в засту́пництвах незамі́нне упова́ння* гріб і умертві́ння не втри́мали.* Бо як Ма́тір Життя́ до життя́ переста́вив той,* Хто всели́вся в утро́бу присноді́вственну.</w:t>
+          <w:sz w:val="24"/>
+          <w:szCs w:val="24"/>
+          <w:rtl w:val="0"/>
+        </w:rPr>
+        <w:t xml:space="preserve"> В молитва́х невсипу́щу Богоро́дицю* і в засту́пництвах незамі́нне упова́ння* гріб і умертві́ння не втри́мали.* Бо як Ма́тір Життя́ до життя́ переста́вив Той,* Хто всели́вся в утро́бу присноді́вственну.</w:t>
       </w:r>
     </w:p>
     <w:p>
@@ -1196,7 +1178,6 @@
         <w:spacing w:after="120" w:line="240" w:lineRule="auto"/>
         <w:rPr>
           <w:rFonts w:ascii="Times New Roman" w:cs="Times New Roman" w:eastAsia="Times New Roman" w:hAnsi="Times New Roman"/>
-          <w:color w:val="333333"/>
           <w:sz w:val="24"/>
           <w:szCs w:val="24"/>
         </w:rPr>
@@ -1215,7 +1196,6 @@
       <w:r>
         <w:rPr>
           <w:rFonts w:ascii="Times New Roman" w:cs="Times New Roman" w:eastAsia="Times New Roman" w:hAnsi="Times New Roman"/>
-          <w:color w:val="333333"/>
           <w:sz w:val="24"/>
           <w:szCs w:val="24"/>
           <w:rtl w:val="0"/>
@@ -1271,7 +1251,6 @@
       <w:r>
         <w:rPr>
           <w:rFonts w:ascii="Times New Roman" w:cs="Times New Roman" w:eastAsia="Times New Roman" w:hAnsi="Times New Roman"/>
-          <w:color w:val="333333"/>
           <w:sz w:val="24"/>
           <w:szCs w:val="24"/>
           <w:rtl w:val="0"/>
@@ -1295,7 +1274,6 @@
         <w:spacing w:after="120" w:line="240" w:lineRule="auto"/>
         <w:rPr>
           <w:rFonts w:ascii="Times New Roman" w:cs="Times New Roman" w:eastAsia="Times New Roman" w:hAnsi="Times New Roman"/>
-          <w:color w:val="333333"/>
           <w:sz w:val="24"/>
           <w:szCs w:val="24"/>
         </w:rPr>
@@ -1343,7 +1321,6 @@
         <w:spacing w:after="120" w:line="240" w:lineRule="auto"/>
         <w:rPr>
           <w:rFonts w:ascii="Times New Roman" w:cs="Times New Roman" w:eastAsia="Times New Roman" w:hAnsi="Times New Roman"/>
-          <w:color w:val="333333"/>
           <w:sz w:val="24"/>
           <w:szCs w:val="24"/>
         </w:rPr>
@@ -1370,7 +1347,6 @@
         <w:spacing w:after="120" w:line="240" w:lineRule="auto"/>
         <w:rPr>
           <w:rFonts w:ascii="Times New Roman" w:cs="Times New Roman" w:eastAsia="Times New Roman" w:hAnsi="Times New Roman"/>
-          <w:color w:val="333333"/>
           <w:sz w:val="24"/>
           <w:szCs w:val="24"/>
         </w:rPr>
@@ -1418,7 +1394,6 @@
         <w:spacing w:after="120" w:line="240" w:lineRule="auto"/>
         <w:rPr>
           <w:rFonts w:ascii="Times New Roman" w:cs="Times New Roman" w:eastAsia="Times New Roman" w:hAnsi="Times New Roman"/>
-          <w:color w:val="333333"/>
           <w:sz w:val="24"/>
           <w:szCs w:val="24"/>
         </w:rPr>
@@ -1437,7 +1412,6 @@
       <w:r>
         <w:rPr>
           <w:rFonts w:ascii="Times New Roman" w:cs="Times New Roman" w:eastAsia="Times New Roman" w:hAnsi="Times New Roman"/>
-          <w:color w:val="333333"/>
           <w:sz w:val="24"/>
           <w:szCs w:val="24"/>
           <w:rtl w:val="0"/>
@@ -1493,7 +1467,6 @@
       <w:r>
         <w:rPr>
           <w:rFonts w:ascii="Times New Roman" w:cs="Times New Roman" w:eastAsia="Times New Roman" w:hAnsi="Times New Roman"/>
-          <w:color w:val="333333"/>
           <w:sz w:val="24"/>
           <w:szCs w:val="24"/>
           <w:rtl w:val="0"/>
@@ -1517,7 +1490,6 @@
         <w:spacing w:after="120" w:line="240" w:lineRule="auto"/>
         <w:rPr>
           <w:rFonts w:ascii="Times New Roman" w:cs="Times New Roman" w:eastAsia="Times New Roman" w:hAnsi="Times New Roman"/>
-          <w:color w:val="333333"/>
           <w:sz w:val="24"/>
           <w:szCs w:val="24"/>
         </w:rPr>
@@ -1565,7 +1537,6 @@
         <w:spacing w:after="120" w:line="240" w:lineRule="auto"/>
         <w:rPr>
           <w:rFonts w:ascii="Times New Roman" w:cs="Times New Roman" w:eastAsia="Times New Roman" w:hAnsi="Times New Roman"/>
-          <w:color w:val="333333"/>
           <w:sz w:val="24"/>
           <w:szCs w:val="24"/>
         </w:rPr>
@@ -1609,7 +1580,6 @@
         <w:spacing w:after="120" w:line="240" w:lineRule="auto"/>
         <w:rPr>
           <w:rFonts w:ascii="Times New Roman" w:cs="Times New Roman" w:eastAsia="Times New Roman" w:hAnsi="Times New Roman"/>
-          <w:color w:val="333333"/>
         </w:rPr>
       </w:pPr>
       <w:r>
@@ -1658,7 +1628,6 @@
       <w:r>
         <w:rPr>
           <w:rFonts w:ascii="Times New Roman" w:cs="Times New Roman" w:eastAsia="Times New Roman" w:hAnsi="Times New Roman"/>
-          <w:color w:val="333333"/>
           <w:sz w:val="24"/>
           <w:szCs w:val="24"/>
           <w:rtl w:val="0"/>
@@ -1679,7 +1648,6 @@
       <w:r>
         <w:rPr>
           <w:rFonts w:ascii="Times New Roman" w:cs="Times New Roman" w:eastAsia="Times New Roman" w:hAnsi="Times New Roman"/>
-          <w:color w:val="333333"/>
           <w:sz w:val="24"/>
           <w:szCs w:val="24"/>
           <w:rtl w:val="0"/>
@@ -1718,7 +1686,6 @@
         <w:spacing w:after="120" w:line="240" w:lineRule="auto"/>
         <w:rPr>
           <w:rFonts w:ascii="Times New Roman" w:cs="Times New Roman" w:eastAsia="Times New Roman" w:hAnsi="Times New Roman"/>
-          <w:color w:val="333333"/>
         </w:rPr>
       </w:pPr>
       <w:bookmarkStart w:colFirst="0" w:colLast="0" w:name="_heading=h.gjdgxs" w:id="2"/>
@@ -1742,7 +1709,6 @@
         <w:spacing w:after="120" w:line="240" w:lineRule="auto"/>
         <w:rPr>
           <w:rFonts w:ascii="Times New Roman" w:cs="Times New Roman" w:eastAsia="Times New Roman" w:hAnsi="Times New Roman"/>
-          <w:color w:val="333333"/>
           <w:sz w:val="24"/>
           <w:szCs w:val="24"/>
         </w:rPr>
@@ -1763,7 +1729,6 @@
       <w:r>
         <w:rPr>
           <w:rFonts w:ascii="Times New Roman" w:cs="Times New Roman" w:eastAsia="Times New Roman" w:hAnsi="Times New Roman"/>
-          <w:color w:val="333333"/>
           <w:sz w:val="24"/>
           <w:szCs w:val="24"/>
           <w:rtl w:val="0"/>
@@ -1784,7 +1749,6 @@
       <w:r>
         <w:rPr>
           <w:rFonts w:ascii="Times New Roman" w:cs="Times New Roman" w:eastAsia="Times New Roman" w:hAnsi="Times New Roman"/>
-          <w:color w:val="333333"/>
           <w:sz w:val="24"/>
           <w:szCs w:val="24"/>
           <w:rtl w:val="0"/>
@@ -1809,17 +1773,7 @@
           <w:szCs w:val="24"/>
           <w:rtl w:val="0"/>
         </w:rPr>
-        <w:t xml:space="preserve">, і </w:t>
-      </w:r>
-      <w:r>
-        <w:rPr>
-          <w:rFonts w:ascii="Times New Roman" w:cs="Times New Roman" w:eastAsia="Times New Roman" w:hAnsi="Times New Roman"/>
-          <w:color w:val="333333"/>
-          <w:sz w:val="24"/>
-          <w:szCs w:val="24"/>
-          <w:rtl w:val="0"/>
-        </w:rPr>
-        <w:t xml:space="preserve">всіх святи́х – поми́лує і спасе́ нас як благи́й і людинолю́бний.</w:t>
+        <w:t xml:space="preserve">, і всіх святи́х – поми́лує і спасе́ нас як благи́й і людинолю́бний.</w:t>
       </w:r>
     </w:p>
     <w:p>
@@ -1862,7 +1816,7 @@
         <w:spacing w:after="120" w:line="240" w:lineRule="auto"/>
         <w:rPr>
           <w:rFonts w:ascii="Times New Roman" w:cs="Times New Roman" w:eastAsia="Times New Roman" w:hAnsi="Times New Roman"/>
-          <w:color w:val="333333"/>
+          <w:color w:val="000000"/>
         </w:rPr>
       </w:pPr>
       <w:bookmarkStart w:colFirst="0" w:colLast="0" w:name="_heading=h.9pbujgf3relr" w:id="4"/>
@@ -1923,7 +1877,6 @@
         <w:spacing w:after="120" w:line="240" w:lineRule="auto"/>
         <w:rPr>
           <w:rFonts w:ascii="Times New Roman" w:cs="Times New Roman" w:eastAsia="Times New Roman" w:hAnsi="Times New Roman"/>
-          <w:color w:val="333333"/>
           <w:sz w:val="24"/>
           <w:szCs w:val="24"/>
         </w:rPr>
@@ -2191,11 +2144,6 @@
         </w:rPr>
         <w:t xml:space="preserve"> Молитва́ми Богоро́диці, Спа́се, спаси́ нас.</w:t>
       </w:r>
-      <w:r>
-        <w:rPr>
-          <w:rtl w:val="0"/>
-        </w:rPr>
-      </w:r>
     </w:p>
     <w:p>
       <w:pPr>
@@ -2398,7 +2346,6 @@
         <w:spacing w:after="80" w:line="240" w:lineRule="auto"/>
         <w:rPr>
           <w:rFonts w:ascii="Times New Roman" w:cs="Times New Roman" w:eastAsia="Times New Roman" w:hAnsi="Times New Roman"/>
-          <w:color w:val="333333"/>
           <w:sz w:val="20"/>
           <w:szCs w:val="20"/>
         </w:rPr>
@@ -2548,7 +2495,6 @@
         <w:spacing w:after="120" w:line="240" w:lineRule="auto"/>
         <w:rPr>
           <w:rFonts w:ascii="Times New Roman" w:cs="Times New Roman" w:eastAsia="Times New Roman" w:hAnsi="Times New Roman"/>
-          <w:color w:val="333333"/>
           <w:sz w:val="24"/>
           <w:szCs w:val="24"/>
         </w:rPr>
@@ -2693,7 +2639,6 @@
         <w:spacing w:after="80" w:line="240" w:lineRule="auto"/>
         <w:rPr>
           <w:rFonts w:ascii="Times New Roman" w:cs="Times New Roman" w:eastAsia="Times New Roman" w:hAnsi="Times New Roman"/>
-          <w:color w:val="333333"/>
           <w:sz w:val="20"/>
           <w:szCs w:val="20"/>
         </w:rPr>
@@ -2763,7 +2708,6 @@
         <w:spacing w:after="80" w:line="240" w:lineRule="auto"/>
         <w:rPr>
           <w:rFonts w:ascii="Times New Roman" w:cs="Times New Roman" w:eastAsia="Times New Roman" w:hAnsi="Times New Roman"/>
-          <w:color w:val="333333"/>
           <w:sz w:val="20"/>
           <w:szCs w:val="20"/>
         </w:rPr>
@@ -2840,7 +2784,6 @@
         <w:spacing w:after="120" w:line="240" w:lineRule="auto"/>
         <w:rPr>
           <w:rFonts w:ascii="Times New Roman" w:cs="Times New Roman" w:eastAsia="Times New Roman" w:hAnsi="Times New Roman"/>
-          <w:color w:val="333333"/>
           <w:sz w:val="24"/>
           <w:szCs w:val="24"/>
         </w:rPr>
@@ -2859,12 +2802,11 @@
       <w:r>
         <w:rPr>
           <w:rFonts w:ascii="Times New Roman" w:cs="Times New Roman" w:eastAsia="Times New Roman" w:hAnsi="Times New Roman"/>
-          <w:color w:val="333333"/>
-          <w:sz w:val="24"/>
-          <w:szCs w:val="24"/>
-          <w:rtl w:val="0"/>
-        </w:rPr>
-        <w:t xml:space="preserve"> Па́м’ять пра́ведного з похвала́ми, * а тобí виста́чає свíдчення Госпо́днього, предте́че, * бо ти яви́вся воíстину і від проро́ків чеснíший, * бо у стру́менях сподо́бився хрести́ти Проповíданого. * Тому́ за íстину постражда́в ти, радíючи, * благовісти́в ти й тим, що в а́ді, Бо́га, я́вленого в тíлі, * що взяв гріх свíту і подає́ нам вели́ку ми́лість.</w:t>
+          <w:sz w:val="24"/>
+          <w:szCs w:val="24"/>
+          <w:rtl w:val="0"/>
+        </w:rPr>
+        <w:t xml:space="preserve"> Па́м’ять пра́ведного з похвала́ми,* а тобí виста́чає свíдчення Госпо́днього, предте́че,* бо ти яви́вся воíстину і від проро́ків чеснíший,* бо у стру́менях сподо́бився хрести́ти Проповíданого.* Тому́ за íстину постражда́в ти, радíючи,* благовісти́в ти й тим, що в а́ді, Бо́га, я́вленого в тíлі,* що взяв гріх свíту і подає́ нам вели́ку ми́лість.</w:t>
       </w:r>
     </w:p>
     <w:p>
@@ -2879,15 +2821,13 @@
         <w:spacing w:after="120" w:line="240" w:lineRule="auto"/>
         <w:rPr>
           <w:rFonts w:ascii="Times New Roman" w:cs="Times New Roman" w:eastAsia="Times New Roman" w:hAnsi="Times New Roman"/>
-          <w:color w:val="333333"/>
-          <w:sz w:val="24"/>
-          <w:szCs w:val="24"/>
-        </w:rPr>
-      </w:pPr>
-      <w:r>
-        <w:rPr>
-          <w:rFonts w:ascii="Times New Roman" w:cs="Times New Roman" w:eastAsia="Times New Roman" w:hAnsi="Times New Roman"/>
-          <w:color w:val="333333"/>
+          <w:sz w:val="24"/>
+          <w:szCs w:val="24"/>
+        </w:rPr>
+      </w:pPr>
+      <w:r>
+        <w:rPr>
+          <w:rFonts w:ascii="Times New Roman" w:cs="Times New Roman" w:eastAsia="Times New Roman" w:hAnsi="Times New Roman"/>
           <w:sz w:val="24"/>
           <w:szCs w:val="24"/>
           <w:rtl w:val="0"/>
@@ -2908,12 +2848,11 @@
       <w:r>
         <w:rPr>
           <w:rFonts w:ascii="Times New Roman" w:cs="Times New Roman" w:eastAsia="Times New Roman" w:hAnsi="Times New Roman"/>
-          <w:color w:val="333333"/>
-          <w:sz w:val="24"/>
-          <w:szCs w:val="24"/>
-          <w:rtl w:val="0"/>
-        </w:rPr>
-        <w:t xml:space="preserve"> Спе́ршу неплíдна, днесь Христо́вого предте́чу ро́дить, * і Він є спо́вненням уся́кого проро́цтва, * бо кого́ проро́ки проповíдували, * на то́го він у Йорда́ні ру́ку покла́в. * Яви́вся Бо́жого Сло́ва проро́к, проповíдник, а водно́раз і предте́ча.</w:t>
+          <w:sz w:val="24"/>
+          <w:szCs w:val="24"/>
+          <w:rtl w:val="0"/>
+        </w:rPr>
+        <w:t xml:space="preserve"> Спе́ршу неплíдна, днесь Христо́вого предте́чу ро́дить,* і він є спо́вненням уся́кого проро́цтва,* бо кого́ проро́ки проповíдували,* на то́го він у Йорда́ні ру́ку покла́в.* Яви́вся Бо́жого Сло́ва проро́к, проповíдник, а водно́раз і предте́ча.</w:t>
       </w:r>
     </w:p>
     <w:p>
@@ -2928,15 +2867,13 @@
         <w:spacing w:after="120" w:line="240" w:lineRule="auto"/>
         <w:rPr>
           <w:rFonts w:ascii="Times New Roman" w:cs="Times New Roman" w:eastAsia="Times New Roman" w:hAnsi="Times New Roman"/>
-          <w:color w:val="333333"/>
-          <w:sz w:val="24"/>
-          <w:szCs w:val="24"/>
-        </w:rPr>
-      </w:pPr>
-      <w:r>
-        <w:rPr>
-          <w:rFonts w:ascii="Times New Roman" w:cs="Times New Roman" w:eastAsia="Times New Roman" w:hAnsi="Times New Roman"/>
-          <w:color w:val="333333"/>
+          <w:sz w:val="24"/>
+          <w:szCs w:val="24"/>
+        </w:rPr>
+      </w:pPr>
+      <w:r>
+        <w:rPr>
+          <w:rFonts w:ascii="Times New Roman" w:cs="Times New Roman" w:eastAsia="Times New Roman" w:hAnsi="Times New Roman"/>
           <w:sz w:val="24"/>
           <w:szCs w:val="24"/>
           <w:rtl w:val="0"/>
@@ -2957,7 +2894,6 @@
       <w:r>
         <w:rPr>
           <w:rFonts w:ascii="Times New Roman" w:cs="Times New Roman" w:eastAsia="Times New Roman" w:hAnsi="Times New Roman"/>
-          <w:color w:val="333333"/>
           <w:sz w:val="24"/>
           <w:szCs w:val="24"/>
           <w:rtl w:val="0"/>
@@ -3011,7 +2947,6 @@
         <w:spacing w:after="120" w:line="240" w:lineRule="auto"/>
         <w:rPr>
           <w:rFonts w:ascii="Times New Roman" w:cs="Times New Roman" w:eastAsia="Times New Roman" w:hAnsi="Times New Roman"/>
-          <w:color w:val="333333"/>
           <w:sz w:val="24"/>
           <w:szCs w:val="24"/>
         </w:rPr>
@@ -3030,7 +2965,6 @@
       <w:r>
         <w:rPr>
           <w:rFonts w:ascii="Times New Roman" w:cs="Times New Roman" w:eastAsia="Times New Roman" w:hAnsi="Times New Roman"/>
-          <w:color w:val="333333"/>
           <w:sz w:val="24"/>
           <w:szCs w:val="24"/>
           <w:rtl w:val="0"/>
@@ -3066,7 +3000,6 @@
         <w:spacing w:after="120" w:line="240" w:lineRule="auto"/>
         <w:rPr>
           <w:rFonts w:ascii="Times New Roman" w:cs="Times New Roman" w:eastAsia="Times New Roman" w:hAnsi="Times New Roman"/>
-          <w:color w:val="333333"/>
           <w:sz w:val="24"/>
           <w:szCs w:val="24"/>
         </w:rPr>
@@ -3085,7 +3018,6 @@
       <w:r>
         <w:rPr>
           <w:rFonts w:ascii="Times New Roman" w:cs="Times New Roman" w:eastAsia="Times New Roman" w:hAnsi="Times New Roman"/>
-          <w:color w:val="333333"/>
           <w:sz w:val="24"/>
           <w:szCs w:val="24"/>
           <w:rtl w:val="0"/>
@@ -3155,7 +3087,6 @@
         <w:spacing w:after="120" w:line="240" w:lineRule="auto"/>
         <w:rPr>
           <w:rFonts w:ascii="Times New Roman" w:cs="Times New Roman" w:eastAsia="Times New Roman" w:hAnsi="Times New Roman"/>
-          <w:color w:val="333333"/>
           <w:sz w:val="24"/>
           <w:szCs w:val="24"/>
         </w:rPr>
@@ -3223,7 +3154,6 @@
         <w:spacing w:after="120" w:line="240" w:lineRule="auto"/>
         <w:rPr>
           <w:rFonts w:ascii="Times New Roman" w:cs="Times New Roman" w:eastAsia="Times New Roman" w:hAnsi="Times New Roman"/>
-          <w:color w:val="333333"/>
           <w:sz w:val="24"/>
           <w:szCs w:val="24"/>
         </w:rPr>
@@ -3242,7 +3172,6 @@
       <w:r>
         <w:rPr>
           <w:rFonts w:ascii="Times New Roman" w:cs="Times New Roman" w:eastAsia="Times New Roman" w:hAnsi="Times New Roman"/>
-          <w:color w:val="333333"/>
           <w:sz w:val="24"/>
           <w:szCs w:val="24"/>
           <w:rtl w:val="0"/>
@@ -3278,7 +3207,6 @@
         <w:spacing w:after="120" w:line="240" w:lineRule="auto"/>
         <w:rPr>
           <w:rFonts w:ascii="Times New Roman" w:cs="Times New Roman" w:eastAsia="Times New Roman" w:hAnsi="Times New Roman"/>
-          <w:color w:val="333333"/>
           <w:sz w:val="24"/>
           <w:szCs w:val="24"/>
         </w:rPr>
@@ -3297,7 +3225,6 @@
       <w:r>
         <w:rPr>
           <w:rFonts w:ascii="Times New Roman" w:cs="Times New Roman" w:eastAsia="Times New Roman" w:hAnsi="Times New Roman"/>
-          <w:color w:val="333333"/>
           <w:sz w:val="24"/>
           <w:szCs w:val="24"/>
           <w:rtl w:val="0"/>
@@ -3418,7 +3345,6 @@
         <w:spacing w:after="120" w:line="240" w:lineRule="auto"/>
         <w:rPr>
           <w:rFonts w:ascii="Times New Roman" w:cs="Times New Roman" w:eastAsia="Times New Roman" w:hAnsi="Times New Roman"/>
-          <w:color w:val="333333"/>
         </w:rPr>
       </w:pPr>
       <w:r>
@@ -3447,7 +3373,6 @@
         <w:spacing w:after="120" w:line="240" w:lineRule="auto"/>
         <w:rPr>
           <w:rFonts w:ascii="Times New Roman" w:cs="Times New Roman" w:eastAsia="Times New Roman" w:hAnsi="Times New Roman"/>
-          <w:color w:val="333333"/>
           <w:sz w:val="24"/>
           <w:szCs w:val="24"/>
         </w:rPr>
@@ -3466,7 +3391,6 @@
       <w:r>
         <w:rPr>
           <w:rFonts w:ascii="Times New Roman" w:cs="Times New Roman" w:eastAsia="Times New Roman" w:hAnsi="Times New Roman"/>
-          <w:color w:val="333333"/>
           <w:sz w:val="24"/>
           <w:szCs w:val="24"/>
           <w:rtl w:val="0"/>
@@ -3487,7 +3411,6 @@
       <w:r>
         <w:rPr>
           <w:rFonts w:ascii="Times New Roman" w:cs="Times New Roman" w:eastAsia="Times New Roman" w:hAnsi="Times New Roman"/>
-          <w:color w:val="333333"/>
           <w:sz w:val="24"/>
           <w:szCs w:val="24"/>
           <w:rtl w:val="0"/>
@@ -3519,7 +3442,6 @@
         <w:spacing w:after="120" w:line="240" w:lineRule="auto"/>
         <w:rPr>
           <w:rFonts w:ascii="Times New Roman" w:cs="Times New Roman" w:eastAsia="Times New Roman" w:hAnsi="Times New Roman"/>
-          <w:color w:val="333333"/>
         </w:rPr>
       </w:pPr>
       <w:r>
@@ -3541,7 +3463,6 @@
         <w:spacing w:after="120" w:line="240" w:lineRule="auto"/>
         <w:rPr>
           <w:rFonts w:ascii="Times New Roman" w:cs="Times New Roman" w:eastAsia="Times New Roman" w:hAnsi="Times New Roman"/>
-          <w:color w:val="333333"/>
           <w:sz w:val="24"/>
           <w:szCs w:val="24"/>
         </w:rPr>
@@ -3562,7 +3483,6 @@
       <w:r>
         <w:rPr>
           <w:rFonts w:ascii="Times New Roman" w:cs="Times New Roman" w:eastAsia="Times New Roman" w:hAnsi="Times New Roman"/>
-          <w:color w:val="333333"/>
           <w:sz w:val="24"/>
           <w:szCs w:val="24"/>
           <w:rtl w:val="0"/>
@@ -3583,7 +3503,6 @@
       <w:r>
         <w:rPr>
           <w:rFonts w:ascii="Times New Roman" w:cs="Times New Roman" w:eastAsia="Times New Roman" w:hAnsi="Times New Roman"/>
-          <w:color w:val="333333"/>
           <w:sz w:val="24"/>
           <w:szCs w:val="24"/>
           <w:rtl w:val="0"/>
@@ -3608,17 +3527,7 @@
           <w:szCs w:val="24"/>
           <w:rtl w:val="0"/>
         </w:rPr>
-        <w:t xml:space="preserve">, і </w:t>
-      </w:r>
-      <w:r>
-        <w:rPr>
-          <w:rFonts w:ascii="Times New Roman" w:cs="Times New Roman" w:eastAsia="Times New Roman" w:hAnsi="Times New Roman"/>
-          <w:color w:val="333333"/>
-          <w:sz w:val="24"/>
-          <w:szCs w:val="24"/>
-          <w:rtl w:val="0"/>
-        </w:rPr>
-        <w:t xml:space="preserve">всіх святи́х – поми́лує і спасе́ нас як благи́й і людинолю́бний.</w:t>
+        <w:t xml:space="preserve">, і всіх святи́х – поми́лує і спасе́ нас як благи́й і людинолю́бний.</w:t>
       </w:r>
     </w:p>
     <w:p>
@@ -3663,7 +3572,7 @@
         <w:spacing w:after="120" w:line="240" w:lineRule="auto"/>
         <w:rPr>
           <w:rFonts w:ascii="Times New Roman" w:cs="Times New Roman" w:eastAsia="Times New Roman" w:hAnsi="Times New Roman"/>
-          <w:color w:val="333333"/>
+          <w:color w:val="000000"/>
         </w:rPr>
       </w:pPr>
       <w:bookmarkStart w:colFirst="0" w:colLast="0" w:name="_heading=h.whn4tlx52o8r" w:id="8"/>
@@ -3724,7 +3633,6 @@
         <w:spacing w:after="120" w:line="240" w:lineRule="auto"/>
         <w:rPr>
           <w:rFonts w:ascii="Times New Roman" w:cs="Times New Roman" w:eastAsia="Times New Roman" w:hAnsi="Times New Roman"/>
-          <w:color w:val="333333"/>
           <w:sz w:val="24"/>
           <w:szCs w:val="24"/>
         </w:rPr>
@@ -3992,11 +3900,6 @@
         </w:rPr>
         <w:t xml:space="preserve"> Молитва́ми Богоро́диці, Спа́се, спаси́ нас.</w:t>
       </w:r>
-      <w:r>
-        <w:rPr>
-          <w:rtl w:val="0"/>
-        </w:rPr>
-      </w:r>
     </w:p>
     <w:p>
       <w:pPr>
@@ -4199,7 +4102,6 @@
         <w:spacing w:after="80" w:line="240" w:lineRule="auto"/>
         <w:rPr>
           <w:rFonts w:ascii="Times New Roman" w:cs="Times New Roman" w:eastAsia="Times New Roman" w:hAnsi="Times New Roman"/>
-          <w:color w:val="333333"/>
           <w:sz w:val="20"/>
           <w:szCs w:val="20"/>
         </w:rPr>
@@ -4349,7 +4251,6 @@
         <w:spacing w:after="120" w:line="240" w:lineRule="auto"/>
         <w:rPr>
           <w:rFonts w:ascii="Times New Roman" w:cs="Times New Roman" w:eastAsia="Times New Roman" w:hAnsi="Times New Roman"/>
-          <w:color w:val="333333"/>
           <w:sz w:val="24"/>
           <w:szCs w:val="24"/>
         </w:rPr>
@@ -4494,7 +4395,6 @@
         <w:spacing w:after="80" w:line="240" w:lineRule="auto"/>
         <w:rPr>
           <w:rFonts w:ascii="Times New Roman" w:cs="Times New Roman" w:eastAsia="Times New Roman" w:hAnsi="Times New Roman"/>
-          <w:color w:val="333333"/>
           <w:sz w:val="20"/>
           <w:szCs w:val="20"/>
         </w:rPr>
@@ -4564,7 +4464,6 @@
         <w:spacing w:after="80" w:line="240" w:lineRule="auto"/>
         <w:rPr>
           <w:rFonts w:ascii="Times New Roman" w:cs="Times New Roman" w:eastAsia="Times New Roman" w:hAnsi="Times New Roman"/>
-          <w:color w:val="333333"/>
           <w:sz w:val="20"/>
           <w:szCs w:val="20"/>
         </w:rPr>
@@ -4641,7 +4540,6 @@
         <w:spacing w:after="120" w:line="240" w:lineRule="auto"/>
         <w:rPr>
           <w:rFonts w:ascii="Times New Roman" w:cs="Times New Roman" w:eastAsia="Times New Roman" w:hAnsi="Times New Roman"/>
-          <w:color w:val="333333"/>
           <w:sz w:val="24"/>
           <w:szCs w:val="24"/>
         </w:rPr>
@@ -4660,7 +4558,6 @@
       <w:r>
         <w:rPr>
           <w:rFonts w:ascii="Times New Roman" w:cs="Times New Roman" w:eastAsia="Times New Roman" w:hAnsi="Times New Roman"/>
-          <w:color w:val="333333"/>
           <w:sz w:val="24"/>
           <w:szCs w:val="24"/>
           <w:rtl w:val="0"/>
@@ -4680,39 +4577,18 @@
         <w:spacing w:after="120" w:line="240" w:lineRule="auto"/>
         <w:rPr>
           <w:rFonts w:ascii="Times New Roman" w:cs="Times New Roman" w:eastAsia="Times New Roman" w:hAnsi="Times New Roman"/>
-          <w:color w:val="333333"/>
-          <w:sz w:val="24"/>
-          <w:szCs w:val="24"/>
-        </w:rPr>
-      </w:pPr>
-      <w:r>
-        <w:rPr>
-          <w:rFonts w:ascii="Times New Roman" w:cs="Times New Roman" w:eastAsia="Times New Roman" w:hAnsi="Times New Roman"/>
-          <w:color w:val="333333"/>
-          <w:sz w:val="24"/>
-          <w:szCs w:val="24"/>
-          <w:rtl w:val="0"/>
-        </w:rPr>
-        <w:t xml:space="preserve">Сл</w:t>
-      </w:r>
-      <w:r>
-        <w:rPr>
-          <w:rFonts w:ascii="Times New Roman" w:cs="Times New Roman" w:eastAsia="Times New Roman" w:hAnsi="Times New Roman"/>
-          <w:sz w:val="24"/>
-          <w:szCs w:val="24"/>
-          <w:rtl w:val="0"/>
-        </w:rPr>
-        <w:t xml:space="preserve">а́</w:t>
-      </w:r>
-      <w:r>
-        <w:rPr>
-          <w:rFonts w:ascii="Times New Roman" w:cs="Times New Roman" w:eastAsia="Times New Roman" w:hAnsi="Times New Roman"/>
-          <w:color w:val="333333"/>
-          <w:sz w:val="24"/>
-          <w:szCs w:val="24"/>
-          <w:rtl w:val="0"/>
-        </w:rPr>
-        <w:t xml:space="preserve">ва, і ни́ні: </w:t>
+          <w:sz w:val="24"/>
+          <w:szCs w:val="24"/>
+        </w:rPr>
+      </w:pPr>
+      <w:r>
+        <w:rPr>
+          <w:rFonts w:ascii="Times New Roman" w:cs="Times New Roman" w:eastAsia="Times New Roman" w:hAnsi="Times New Roman"/>
+          <w:sz w:val="24"/>
+          <w:szCs w:val="24"/>
+          <w:rtl w:val="0"/>
+        </w:rPr>
+        <w:t xml:space="preserve">Сла́ва, і ни́ні: </w:t>
       </w:r>
       <w:r>
         <w:rPr>
@@ -4728,12 +4604,11 @@
       <w:r>
         <w:rPr>
           <w:rFonts w:ascii="Times New Roman" w:cs="Times New Roman" w:eastAsia="Times New Roman" w:hAnsi="Times New Roman"/>
-          <w:color w:val="333333"/>
-          <w:sz w:val="24"/>
-          <w:szCs w:val="24"/>
-          <w:rtl w:val="0"/>
-        </w:rPr>
-        <w:t xml:space="preserve"> Вознíсся Ти на хрест добровíльно. * Ново́му лю́дові Твоє́му, що Твоє́ ім’я́ но́сить, * дару́й щедро́ти Твої́, Хри́сте Бо́же. * Возвесели́ си́лою Твоє́ю благовíрний наро́д, * перемо́ги на супроти́вників дай йому́, * що за по́міч ма́є Твоє́ ору́жжя ми́ру, непобо́рну перемо́гу.</w:t>
+          <w:sz w:val="24"/>
+          <w:szCs w:val="24"/>
+          <w:rtl w:val="0"/>
+        </w:rPr>
+        <w:t xml:space="preserve"> Вознíсся Ти на хрест добровíльно.* Ново́му лю́дові Твоє́му, що Твоє́ ім’я́ но́сить,* дару́й щедро́ти Твої́, Хри́сте Бо́же.* Возвесели́ си́лою Твоє́ю благовíрний наро́д,* перемо́ги на супроти́вників дай йому́,* що за по́міч ма́є Твоє́ ору́жжя ми́ру, непобо́рну перемо́гу.</w:t>
       </w:r>
     </w:p>
     <w:p>
@@ -4782,7 +4657,6 @@
         <w:spacing w:after="120" w:line="240" w:lineRule="auto"/>
         <w:rPr>
           <w:rFonts w:ascii="Times New Roman" w:cs="Times New Roman" w:eastAsia="Times New Roman" w:hAnsi="Times New Roman"/>
-          <w:color w:val="333333"/>
           <w:sz w:val="24"/>
           <w:szCs w:val="24"/>
         </w:rPr>
@@ -4801,7 +4675,6 @@
       <w:r>
         <w:rPr>
           <w:rFonts w:ascii="Times New Roman" w:cs="Times New Roman" w:eastAsia="Times New Roman" w:hAnsi="Times New Roman"/>
-          <w:color w:val="333333"/>
           <w:sz w:val="24"/>
           <w:szCs w:val="24"/>
           <w:rtl w:val="0"/>
@@ -4837,7 +4710,6 @@
         <w:spacing w:after="120" w:line="240" w:lineRule="auto"/>
         <w:rPr>
           <w:rFonts w:ascii="Times New Roman" w:cs="Times New Roman" w:eastAsia="Times New Roman" w:hAnsi="Times New Roman"/>
-          <w:color w:val="333333"/>
           <w:sz w:val="24"/>
           <w:szCs w:val="24"/>
         </w:rPr>
@@ -4856,7 +4728,6 @@
       <w:r>
         <w:rPr>
           <w:rFonts w:ascii="Times New Roman" w:cs="Times New Roman" w:eastAsia="Times New Roman" w:hAnsi="Times New Roman"/>
-          <w:color w:val="333333"/>
           <w:sz w:val="24"/>
           <w:szCs w:val="24"/>
           <w:rtl w:val="0"/>
@@ -4926,7 +4797,6 @@
         <w:spacing w:after="120" w:line="240" w:lineRule="auto"/>
         <w:rPr>
           <w:rFonts w:ascii="Times New Roman" w:cs="Times New Roman" w:eastAsia="Times New Roman" w:hAnsi="Times New Roman"/>
-          <w:color w:val="333333"/>
           <w:sz w:val="24"/>
           <w:szCs w:val="24"/>
         </w:rPr>
@@ -4994,7 +4864,6 @@
         <w:spacing w:after="120" w:line="240" w:lineRule="auto"/>
         <w:rPr>
           <w:rFonts w:ascii="Times New Roman" w:cs="Times New Roman" w:eastAsia="Times New Roman" w:hAnsi="Times New Roman"/>
-          <w:color w:val="333333"/>
           <w:sz w:val="24"/>
           <w:szCs w:val="24"/>
         </w:rPr>
@@ -5013,7 +4882,6 @@
       <w:r>
         <w:rPr>
           <w:rFonts w:ascii="Times New Roman" w:cs="Times New Roman" w:eastAsia="Times New Roman" w:hAnsi="Times New Roman"/>
-          <w:color w:val="333333"/>
           <w:sz w:val="24"/>
           <w:szCs w:val="24"/>
           <w:rtl w:val="0"/>
@@ -5049,7 +4917,6 @@
         <w:spacing w:after="120" w:line="240" w:lineRule="auto"/>
         <w:rPr>
           <w:rFonts w:ascii="Times New Roman" w:cs="Times New Roman" w:eastAsia="Times New Roman" w:hAnsi="Times New Roman"/>
-          <w:color w:val="333333"/>
           <w:sz w:val="24"/>
           <w:szCs w:val="24"/>
         </w:rPr>
@@ -5068,7 +4935,6 @@
       <w:r>
         <w:rPr>
           <w:rFonts w:ascii="Times New Roman" w:cs="Times New Roman" w:eastAsia="Times New Roman" w:hAnsi="Times New Roman"/>
-          <w:color w:val="333333"/>
           <w:sz w:val="24"/>
           <w:szCs w:val="24"/>
           <w:rtl w:val="0"/>
@@ -5138,7 +5004,6 @@
         <w:spacing w:after="120" w:line="240" w:lineRule="auto"/>
         <w:rPr>
           <w:rFonts w:ascii="Times New Roman" w:cs="Times New Roman" w:eastAsia="Times New Roman" w:hAnsi="Times New Roman"/>
-          <w:color w:val="333333"/>
           <w:sz w:val="24"/>
           <w:szCs w:val="24"/>
         </w:rPr>
@@ -5182,7 +5047,6 @@
         <w:spacing w:after="120" w:line="240" w:lineRule="auto"/>
         <w:rPr>
           <w:rFonts w:ascii="Times New Roman" w:cs="Times New Roman" w:eastAsia="Times New Roman" w:hAnsi="Times New Roman"/>
-          <w:color w:val="333333"/>
         </w:rPr>
       </w:pPr>
       <w:r>
@@ -5211,7 +5075,6 @@
         <w:spacing w:after="120" w:line="240" w:lineRule="auto"/>
         <w:rPr>
           <w:rFonts w:ascii="Times New Roman" w:cs="Times New Roman" w:eastAsia="Times New Roman" w:hAnsi="Times New Roman"/>
-          <w:color w:val="333333"/>
           <w:sz w:val="24"/>
           <w:szCs w:val="24"/>
         </w:rPr>
@@ -5230,7 +5093,6 @@
       <w:r>
         <w:rPr>
           <w:rFonts w:ascii="Times New Roman" w:cs="Times New Roman" w:eastAsia="Times New Roman" w:hAnsi="Times New Roman"/>
-          <w:color w:val="333333"/>
           <w:sz w:val="24"/>
           <w:szCs w:val="24"/>
           <w:rtl w:val="0"/>
@@ -5251,7 +5113,6 @@
       <w:r>
         <w:rPr>
           <w:rFonts w:ascii="Times New Roman" w:cs="Times New Roman" w:eastAsia="Times New Roman" w:hAnsi="Times New Roman"/>
-          <w:color w:val="333333"/>
           <w:sz w:val="24"/>
           <w:szCs w:val="24"/>
           <w:rtl w:val="0"/>
@@ -5281,7 +5142,6 @@
         <w:spacing w:after="120" w:line="240" w:lineRule="auto"/>
         <w:rPr>
           <w:rFonts w:ascii="Times New Roman" w:cs="Times New Roman" w:eastAsia="Times New Roman" w:hAnsi="Times New Roman"/>
-          <w:color w:val="333333"/>
         </w:rPr>
       </w:pPr>
       <w:r>
@@ -5303,7 +5163,6 @@
         <w:spacing w:after="120" w:line="240" w:lineRule="auto"/>
         <w:rPr>
           <w:rFonts w:ascii="Times New Roman" w:cs="Times New Roman" w:eastAsia="Times New Roman" w:hAnsi="Times New Roman"/>
-          <w:color w:val="333333"/>
           <w:sz w:val="24"/>
           <w:szCs w:val="24"/>
         </w:rPr>
@@ -5324,7 +5183,6 @@
       <w:r>
         <w:rPr>
           <w:rFonts w:ascii="Times New Roman" w:cs="Times New Roman" w:eastAsia="Times New Roman" w:hAnsi="Times New Roman"/>
-          <w:color w:val="333333"/>
           <w:sz w:val="24"/>
           <w:szCs w:val="24"/>
           <w:rtl w:val="0"/>
@@ -5345,7 +5203,6 @@
       <w:r>
         <w:rPr>
           <w:rFonts w:ascii="Times New Roman" w:cs="Times New Roman" w:eastAsia="Times New Roman" w:hAnsi="Times New Roman"/>
-          <w:color w:val="333333"/>
           <w:sz w:val="24"/>
           <w:szCs w:val="24"/>
           <w:rtl w:val="0"/>
@@ -5370,17 +5227,7 @@
           <w:szCs w:val="24"/>
           <w:rtl w:val="0"/>
         </w:rPr>
-        <w:t xml:space="preserve">, і </w:t>
-      </w:r>
-      <w:r>
-        <w:rPr>
-          <w:rFonts w:ascii="Times New Roman" w:cs="Times New Roman" w:eastAsia="Times New Roman" w:hAnsi="Times New Roman"/>
-          <w:color w:val="333333"/>
-          <w:sz w:val="24"/>
-          <w:szCs w:val="24"/>
-          <w:rtl w:val="0"/>
-        </w:rPr>
-        <w:t xml:space="preserve">всіх святи́х – поми́лує і спасе́ нас як благи́й і людинолю́бний.</w:t>
+        <w:t xml:space="preserve">, і всіх святи́х – поми́лує і спасе́ нас як благи́й і людинолю́бний.</w:t>
       </w:r>
     </w:p>
     <w:p>
@@ -5426,7 +5273,7 @@
         <w:spacing w:after="120" w:line="240" w:lineRule="auto"/>
         <w:rPr>
           <w:rFonts w:ascii="Times New Roman" w:cs="Times New Roman" w:eastAsia="Times New Roman" w:hAnsi="Times New Roman"/>
-          <w:color w:val="333333"/>
+          <w:color w:val="000000"/>
         </w:rPr>
       </w:pPr>
       <w:bookmarkStart w:colFirst="0" w:colLast="0" w:name="_heading=h.qn45zhgiysmc" w:id="10"/>
@@ -5487,7 +5334,6 @@
         <w:spacing w:after="120" w:line="240" w:lineRule="auto"/>
         <w:rPr>
           <w:rFonts w:ascii="Times New Roman" w:cs="Times New Roman" w:eastAsia="Times New Roman" w:hAnsi="Times New Roman"/>
-          <w:color w:val="333333"/>
           <w:sz w:val="24"/>
           <w:szCs w:val="24"/>
         </w:rPr>
@@ -5755,11 +5601,6 @@
         </w:rPr>
         <w:t xml:space="preserve"> Молитва́ми Богоро́диці, Спа́се, спаси́ нас.</w:t>
       </w:r>
-      <w:r>
-        <w:rPr>
-          <w:rtl w:val="0"/>
-        </w:rPr>
-      </w:r>
     </w:p>
     <w:p>
       <w:pPr>
@@ -5962,7 +5803,6 @@
         <w:spacing w:after="80" w:line="240" w:lineRule="auto"/>
         <w:rPr>
           <w:rFonts w:ascii="Times New Roman" w:cs="Times New Roman" w:eastAsia="Times New Roman" w:hAnsi="Times New Roman"/>
-          <w:color w:val="333333"/>
           <w:sz w:val="20"/>
           <w:szCs w:val="20"/>
         </w:rPr>
@@ -6112,7 +5952,6 @@
         <w:spacing w:after="120" w:line="240" w:lineRule="auto"/>
         <w:rPr>
           <w:rFonts w:ascii="Times New Roman" w:cs="Times New Roman" w:eastAsia="Times New Roman" w:hAnsi="Times New Roman"/>
-          <w:color w:val="333333"/>
           <w:sz w:val="24"/>
           <w:szCs w:val="24"/>
         </w:rPr>
@@ -6257,7 +6096,6 @@
         <w:spacing w:after="80" w:line="240" w:lineRule="auto"/>
         <w:rPr>
           <w:rFonts w:ascii="Times New Roman" w:cs="Times New Roman" w:eastAsia="Times New Roman" w:hAnsi="Times New Roman"/>
-          <w:color w:val="333333"/>
           <w:sz w:val="20"/>
           <w:szCs w:val="20"/>
         </w:rPr>
@@ -6327,7 +6165,6 @@
         <w:spacing w:after="80" w:line="240" w:lineRule="auto"/>
         <w:rPr>
           <w:rFonts w:ascii="Times New Roman" w:cs="Times New Roman" w:eastAsia="Times New Roman" w:hAnsi="Times New Roman"/>
-          <w:color w:val="333333"/>
           <w:sz w:val="20"/>
           <w:szCs w:val="20"/>
         </w:rPr>
@@ -6404,7 +6241,6 @@
         <w:spacing w:after="120" w:line="240" w:lineRule="auto"/>
         <w:rPr>
           <w:rFonts w:ascii="Times New Roman" w:cs="Times New Roman" w:eastAsia="Times New Roman" w:hAnsi="Times New Roman"/>
-          <w:color w:val="333333"/>
           <w:sz w:val="24"/>
           <w:szCs w:val="24"/>
         </w:rPr>
@@ -6423,12 +6259,11 @@
       <w:r>
         <w:rPr>
           <w:rFonts w:ascii="Times New Roman" w:cs="Times New Roman" w:eastAsia="Times New Roman" w:hAnsi="Times New Roman"/>
-          <w:color w:val="333333"/>
-          <w:sz w:val="24"/>
-          <w:szCs w:val="24"/>
-          <w:rtl w:val="0"/>
-        </w:rPr>
-        <w:t xml:space="preserve"> Апо́столи святí, молíть милости́вого Бо́га, * щоб відпу́щення прогрíшень пода́в ду́шам на́шим.</w:t>
+          <w:sz w:val="24"/>
+          <w:szCs w:val="24"/>
+          <w:rtl w:val="0"/>
+        </w:rPr>
+        <w:t xml:space="preserve"> Апо́столи святí, молíть милости́вого Бо́га,* щоб відпу́щення прогрíшень пода́в ду́шам на́шим.</w:t>
       </w:r>
     </w:p>
     <w:p>
@@ -6443,7 +6278,6 @@
         <w:spacing w:after="120" w:line="240" w:lineRule="auto"/>
         <w:rPr>
           <w:rFonts w:ascii="Times New Roman" w:cs="Times New Roman" w:eastAsia="Times New Roman" w:hAnsi="Times New Roman"/>
-          <w:color w:val="333333"/>
           <w:sz w:val="24"/>
           <w:szCs w:val="24"/>
         </w:rPr>
@@ -6462,12 +6296,11 @@
       <w:r>
         <w:rPr>
           <w:rFonts w:ascii="Times New Roman" w:cs="Times New Roman" w:eastAsia="Times New Roman" w:hAnsi="Times New Roman"/>
-          <w:color w:val="333333"/>
-          <w:sz w:val="24"/>
-          <w:szCs w:val="24"/>
-          <w:rtl w:val="0"/>
-        </w:rPr>
-        <w:t xml:space="preserve"> Пра́вилом вíри і о́бразом ла́гідности, * учи́телем повзде́ржности* яви́ла тебе́ твоє́му ста́ду всіх рече́й íстина. * Ра́ди цьо́го придба́в ти смире́нням висо́ке* убо́гістю — бага́те, * о́тче, священнонача́льнику Микола́ю. * Моли́ Христа́ Бо́га, щоб спасли́ся ду́ші на́ші.</w:t>
+          <w:sz w:val="24"/>
+          <w:szCs w:val="24"/>
+          <w:rtl w:val="0"/>
+        </w:rPr>
+        <w:t xml:space="preserve"> Пра́вилом вíри і о́бразом ла́гідности,* учи́телем повзде́ржности* яви́ла тебе́ твоє́му ста́ду всіх рече́й íстина.* Ра́ди цьо́го придба́в ти смире́нням висо́ке* убо́гістю — бага́те,* о́тче, священнонача́льнику Микола́ю.* Моли́ Христа́ Бо́га, щоб спасли́ся ду́ші на́ші.</w:t>
       </w:r>
     </w:p>
     <w:p>
@@ -6482,7 +6315,6 @@
         <w:spacing w:after="120" w:line="240" w:lineRule="auto"/>
         <w:rPr>
           <w:rFonts w:ascii="Times New Roman" w:cs="Times New Roman" w:eastAsia="Times New Roman" w:hAnsi="Times New Roman"/>
-          <w:color w:val="333333"/>
           <w:sz w:val="24"/>
           <w:szCs w:val="24"/>
         </w:rPr>
@@ -6501,12 +6333,11 @@
       <w:r>
         <w:rPr>
           <w:rFonts w:ascii="Times New Roman" w:cs="Times New Roman" w:eastAsia="Times New Roman" w:hAnsi="Times New Roman"/>
-          <w:color w:val="333333"/>
-          <w:sz w:val="24"/>
-          <w:szCs w:val="24"/>
-          <w:rtl w:val="0"/>
-        </w:rPr>
-        <w:t xml:space="preserve">  Си́льних і богогла́сних проповíдників, * верхо́вних апо́столів Твої́х, Го́споди, * прийня́в Ти в насоло́ду дібр Твої́х і упокíй, * бо по́двиги їх і смерть прийня́в Ти по́над уся́кі плоди́, * єди́ний Серцевíдче.</w:t>
+          <w:sz w:val="24"/>
+          <w:szCs w:val="24"/>
+          <w:rtl w:val="0"/>
+        </w:rPr>
+        <w:t xml:space="preserve">  Си́льних і богогла́сних проповíдників,* верхо́вних апо́столів Твої́х, Го́споди,* прийня́в Ти в насоло́ду дібр Твої́х і упокíй,* бо по́двиги їх і смерть прийня́в Ти по́над уся́кі плоди́,* єди́ний Серцевíдче.</w:t>
       </w:r>
     </w:p>
     <w:p>
@@ -6521,15 +6352,13 @@
         <w:spacing w:after="120" w:line="240" w:lineRule="auto"/>
         <w:rPr>
           <w:rFonts w:ascii="Times New Roman" w:cs="Times New Roman" w:eastAsia="Times New Roman" w:hAnsi="Times New Roman"/>
-          <w:color w:val="333333"/>
-          <w:sz w:val="24"/>
-          <w:szCs w:val="24"/>
-        </w:rPr>
-      </w:pPr>
-      <w:r>
-        <w:rPr>
-          <w:rFonts w:ascii="Times New Roman" w:cs="Times New Roman" w:eastAsia="Times New Roman" w:hAnsi="Times New Roman"/>
-          <w:color w:val="333333"/>
+          <w:sz w:val="24"/>
+          <w:szCs w:val="24"/>
+        </w:rPr>
+      </w:pPr>
+      <w:r>
+        <w:rPr>
+          <w:rFonts w:ascii="Times New Roman" w:cs="Times New Roman" w:eastAsia="Times New Roman" w:hAnsi="Times New Roman"/>
           <w:sz w:val="24"/>
           <w:szCs w:val="24"/>
           <w:rtl w:val="0"/>
@@ -6550,12 +6379,11 @@
       <w:r>
         <w:rPr>
           <w:rFonts w:ascii="Times New Roman" w:cs="Times New Roman" w:eastAsia="Times New Roman" w:hAnsi="Times New Roman"/>
-          <w:color w:val="333333"/>
-          <w:sz w:val="24"/>
-          <w:szCs w:val="24"/>
-          <w:rtl w:val="0"/>
-        </w:rPr>
-        <w:t xml:space="preserve"> В Ми́рах, святи́й, священнослужи́телем яви́вся єси́, * бо Христо́ве єва́нгеліє, преподо́бний, спо́внивши, * положи́в ти ду́шу свою́ за люде́й твої́х* і спас неви́нних від сме́рти. * Тому́ освяти́в ти себе́ як вели́кий таї́нник Бо́жої благода́ті.</w:t>
+          <w:sz w:val="24"/>
+          <w:szCs w:val="24"/>
+          <w:rtl w:val="0"/>
+        </w:rPr>
+        <w:t xml:space="preserve"> В Ми́рах, святи́й, священнослужи́телем яви́вся єси́,* бо Христо́ве єва́нгеліє, преподо́бний, спо́внивши,* положи́в ти ду́шу свою́ за люде́й твої́х* і спас неви́нних від сме́рти.* Тому́ освяти́в ти себе́ як вели́кий таї́нник Бо́жої благода́ті.</w:t>
       </w:r>
     </w:p>
     <w:p>
@@ -6570,15 +6398,13 @@
         <w:spacing w:after="120" w:line="240" w:lineRule="auto"/>
         <w:rPr>
           <w:rFonts w:ascii="Times New Roman" w:cs="Times New Roman" w:eastAsia="Times New Roman" w:hAnsi="Times New Roman"/>
-          <w:color w:val="333333"/>
-          <w:sz w:val="24"/>
-          <w:szCs w:val="24"/>
-        </w:rPr>
-      </w:pPr>
-      <w:r>
-        <w:rPr>
-          <w:rFonts w:ascii="Times New Roman" w:cs="Times New Roman" w:eastAsia="Times New Roman" w:hAnsi="Times New Roman"/>
-          <w:color w:val="333333"/>
+          <w:sz w:val="24"/>
+          <w:szCs w:val="24"/>
+        </w:rPr>
+      </w:pPr>
+      <w:r>
+        <w:rPr>
+          <w:rFonts w:ascii="Times New Roman" w:cs="Times New Roman" w:eastAsia="Times New Roman" w:hAnsi="Times New Roman"/>
           <w:sz w:val="24"/>
           <w:szCs w:val="24"/>
           <w:rtl w:val="0"/>
@@ -6599,7 +6425,6 @@
       <w:r>
         <w:rPr>
           <w:rFonts w:ascii="Times New Roman" w:cs="Times New Roman" w:eastAsia="Times New Roman" w:hAnsi="Times New Roman"/>
-          <w:color w:val="333333"/>
           <w:sz w:val="24"/>
           <w:szCs w:val="24"/>
           <w:rtl w:val="0"/>
@@ -6653,7 +6478,6 @@
         <w:spacing w:after="120" w:line="240" w:lineRule="auto"/>
         <w:rPr>
           <w:rFonts w:ascii="Times New Roman" w:cs="Times New Roman" w:eastAsia="Times New Roman" w:hAnsi="Times New Roman"/>
-          <w:color w:val="333333"/>
           <w:sz w:val="24"/>
           <w:szCs w:val="24"/>
         </w:rPr>
@@ -6672,7 +6496,6 @@
       <w:r>
         <w:rPr>
           <w:rFonts w:ascii="Times New Roman" w:cs="Times New Roman" w:eastAsia="Times New Roman" w:hAnsi="Times New Roman"/>
-          <w:color w:val="333333"/>
           <w:sz w:val="24"/>
           <w:szCs w:val="24"/>
           <w:rtl w:val="0"/>
@@ -6708,7 +6531,6 @@
         <w:spacing w:after="120" w:line="240" w:lineRule="auto"/>
         <w:rPr>
           <w:rFonts w:ascii="Times New Roman" w:cs="Times New Roman" w:eastAsia="Times New Roman" w:hAnsi="Times New Roman"/>
-          <w:color w:val="333333"/>
           <w:sz w:val="24"/>
           <w:szCs w:val="24"/>
         </w:rPr>
@@ -6727,7 +6549,6 @@
       <w:r>
         <w:rPr>
           <w:rFonts w:ascii="Times New Roman" w:cs="Times New Roman" w:eastAsia="Times New Roman" w:hAnsi="Times New Roman"/>
-          <w:color w:val="333333"/>
           <w:sz w:val="24"/>
           <w:szCs w:val="24"/>
           <w:rtl w:val="0"/>
@@ -6797,7 +6618,6 @@
         <w:spacing w:after="120" w:line="240" w:lineRule="auto"/>
         <w:rPr>
           <w:rFonts w:ascii="Times New Roman" w:cs="Times New Roman" w:eastAsia="Times New Roman" w:hAnsi="Times New Roman"/>
-          <w:color w:val="333333"/>
           <w:sz w:val="24"/>
           <w:szCs w:val="24"/>
         </w:rPr>
@@ -6865,7 +6685,6 @@
         <w:spacing w:after="120" w:line="240" w:lineRule="auto"/>
         <w:rPr>
           <w:rFonts w:ascii="Times New Roman" w:cs="Times New Roman" w:eastAsia="Times New Roman" w:hAnsi="Times New Roman"/>
-          <w:color w:val="333333"/>
           <w:sz w:val="24"/>
           <w:szCs w:val="24"/>
         </w:rPr>
@@ -6884,7 +6703,6 @@
       <w:r>
         <w:rPr>
           <w:rFonts w:ascii="Times New Roman" w:cs="Times New Roman" w:eastAsia="Times New Roman" w:hAnsi="Times New Roman"/>
-          <w:color w:val="333333"/>
           <w:sz w:val="24"/>
           <w:szCs w:val="24"/>
           <w:rtl w:val="0"/>
@@ -6920,7 +6738,6 @@
         <w:spacing w:after="120" w:line="240" w:lineRule="auto"/>
         <w:rPr>
           <w:rFonts w:ascii="Times New Roman" w:cs="Times New Roman" w:eastAsia="Times New Roman" w:hAnsi="Times New Roman"/>
-          <w:color w:val="333333"/>
           <w:sz w:val="24"/>
           <w:szCs w:val="24"/>
         </w:rPr>
@@ -6939,7 +6756,6 @@
       <w:r>
         <w:rPr>
           <w:rFonts w:ascii="Times New Roman" w:cs="Times New Roman" w:eastAsia="Times New Roman" w:hAnsi="Times New Roman"/>
-          <w:color w:val="333333"/>
           <w:sz w:val="24"/>
           <w:szCs w:val="24"/>
           <w:rtl w:val="0"/>
@@ -7009,7 +6825,6 @@
         <w:spacing w:after="120" w:line="240" w:lineRule="auto"/>
         <w:rPr>
           <w:rFonts w:ascii="Times New Roman" w:cs="Times New Roman" w:eastAsia="Times New Roman" w:hAnsi="Times New Roman"/>
-          <w:color w:val="333333"/>
           <w:sz w:val="24"/>
           <w:szCs w:val="24"/>
         </w:rPr>
@@ -7053,7 +6868,6 @@
         <w:spacing w:after="120" w:line="240" w:lineRule="auto"/>
         <w:rPr>
           <w:rFonts w:ascii="Times New Roman" w:cs="Times New Roman" w:eastAsia="Times New Roman" w:hAnsi="Times New Roman"/>
-          <w:color w:val="333333"/>
         </w:rPr>
       </w:pPr>
       <w:r>
@@ -7082,7 +6896,6 @@
         <w:spacing w:after="120" w:line="240" w:lineRule="auto"/>
         <w:rPr>
           <w:rFonts w:ascii="Times New Roman" w:cs="Times New Roman" w:eastAsia="Times New Roman" w:hAnsi="Times New Roman"/>
-          <w:color w:val="333333"/>
           <w:sz w:val="24"/>
           <w:szCs w:val="24"/>
         </w:rPr>
@@ -7101,7 +6914,6 @@
       <w:r>
         <w:rPr>
           <w:rFonts w:ascii="Times New Roman" w:cs="Times New Roman" w:eastAsia="Times New Roman" w:hAnsi="Times New Roman"/>
-          <w:color w:val="333333"/>
           <w:sz w:val="24"/>
           <w:szCs w:val="24"/>
           <w:rtl w:val="0"/>
@@ -7122,7 +6934,6 @@
       <w:r>
         <w:rPr>
           <w:rFonts w:ascii="Times New Roman" w:cs="Times New Roman" w:eastAsia="Times New Roman" w:hAnsi="Times New Roman"/>
-          <w:color w:val="333333"/>
           <w:sz w:val="24"/>
           <w:szCs w:val="24"/>
           <w:rtl w:val="0"/>
@@ -7152,7 +6963,6 @@
         <w:spacing w:after="120" w:line="240" w:lineRule="auto"/>
         <w:rPr>
           <w:rFonts w:ascii="Times New Roman" w:cs="Times New Roman" w:eastAsia="Times New Roman" w:hAnsi="Times New Roman"/>
-          <w:color w:val="333333"/>
         </w:rPr>
       </w:pPr>
       <w:bookmarkStart w:colFirst="0" w:colLast="0" w:name="_heading=h.3dy6vkm" w:id="11"/>
@@ -7176,7 +6986,6 @@
         <w:spacing w:after="120" w:line="240" w:lineRule="auto"/>
         <w:rPr>
           <w:rFonts w:ascii="Times New Roman" w:cs="Times New Roman" w:eastAsia="Times New Roman" w:hAnsi="Times New Roman"/>
-          <w:color w:val="333333"/>
           <w:sz w:val="24"/>
           <w:szCs w:val="24"/>
         </w:rPr>
@@ -7195,7 +7004,6 @@
       <w:r>
         <w:rPr>
           <w:rFonts w:ascii="Times New Roman" w:cs="Times New Roman" w:eastAsia="Times New Roman" w:hAnsi="Times New Roman"/>
-          <w:color w:val="333333"/>
           <w:sz w:val="24"/>
           <w:szCs w:val="24"/>
           <w:rtl w:val="0"/>
@@ -7216,7 +7024,6 @@
       <w:r>
         <w:rPr>
           <w:rFonts w:ascii="Times New Roman" w:cs="Times New Roman" w:eastAsia="Times New Roman" w:hAnsi="Times New Roman"/>
-          <w:color w:val="333333"/>
           <w:sz w:val="24"/>
           <w:szCs w:val="24"/>
           <w:rtl w:val="0"/>
@@ -7241,17 +7048,7 @@
           <w:szCs w:val="24"/>
           <w:rtl w:val="0"/>
         </w:rPr>
-        <w:t xml:space="preserve">, і </w:t>
-      </w:r>
-      <w:r>
-        <w:rPr>
-          <w:rFonts w:ascii="Times New Roman" w:cs="Times New Roman" w:eastAsia="Times New Roman" w:hAnsi="Times New Roman"/>
-          <w:color w:val="333333"/>
-          <w:sz w:val="24"/>
-          <w:szCs w:val="24"/>
-          <w:rtl w:val="0"/>
-        </w:rPr>
-        <w:t xml:space="preserve">всіх святи́х – поми́лує і спасе́ нас як благи́й і людинолю́бний.</w:t>
+        <w:t xml:space="preserve">, і всіх святи́х – поми́лує і спасе́ нас як благи́й і людинолю́бний.</w:t>
       </w:r>
     </w:p>
     <w:p>
@@ -7277,7 +7074,7 @@
         <w:spacing w:after="120" w:line="240" w:lineRule="auto"/>
         <w:rPr>
           <w:rFonts w:ascii="Times New Roman" w:cs="Times New Roman" w:eastAsia="Times New Roman" w:hAnsi="Times New Roman"/>
-          <w:color w:val="333333"/>
+          <w:color w:val="000000"/>
         </w:rPr>
       </w:pPr>
       <w:bookmarkStart w:colFirst="0" w:colLast="0" w:name="_heading=h.khwr6q108oj" w:id="12"/>
@@ -7338,7 +7135,6 @@
         <w:spacing w:after="120" w:line="240" w:lineRule="auto"/>
         <w:rPr>
           <w:rFonts w:ascii="Times New Roman" w:cs="Times New Roman" w:eastAsia="Times New Roman" w:hAnsi="Times New Roman"/>
-          <w:color w:val="333333"/>
           <w:sz w:val="24"/>
           <w:szCs w:val="24"/>
         </w:rPr>
@@ -7606,11 +7402,6 @@
         </w:rPr>
         <w:t xml:space="preserve"> Молитва́ми Богоро́диці, Спа́се, спаси́ нас.</w:t>
       </w:r>
-      <w:r>
-        <w:rPr>
-          <w:rtl w:val="0"/>
-        </w:rPr>
-      </w:r>
     </w:p>
     <w:p>
       <w:pPr>
@@ -7813,7 +7604,6 @@
         <w:spacing w:after="80" w:line="240" w:lineRule="auto"/>
         <w:rPr>
           <w:rFonts w:ascii="Times New Roman" w:cs="Times New Roman" w:eastAsia="Times New Roman" w:hAnsi="Times New Roman"/>
-          <w:color w:val="333333"/>
           <w:sz w:val="20"/>
           <w:szCs w:val="20"/>
         </w:rPr>
@@ -7963,7 +7753,6 @@
         <w:spacing w:after="120" w:line="240" w:lineRule="auto"/>
         <w:rPr>
           <w:rFonts w:ascii="Times New Roman" w:cs="Times New Roman" w:eastAsia="Times New Roman" w:hAnsi="Times New Roman"/>
-          <w:color w:val="333333"/>
           <w:sz w:val="24"/>
           <w:szCs w:val="24"/>
         </w:rPr>
@@ -8108,7 +7897,6 @@
         <w:spacing w:after="80" w:line="240" w:lineRule="auto"/>
         <w:rPr>
           <w:rFonts w:ascii="Times New Roman" w:cs="Times New Roman" w:eastAsia="Times New Roman" w:hAnsi="Times New Roman"/>
-          <w:color w:val="333333"/>
           <w:sz w:val="20"/>
           <w:szCs w:val="20"/>
         </w:rPr>
@@ -8178,7 +7966,6 @@
         <w:spacing w:after="80" w:line="240" w:lineRule="auto"/>
         <w:rPr>
           <w:rFonts w:ascii="Times New Roman" w:cs="Times New Roman" w:eastAsia="Times New Roman" w:hAnsi="Times New Roman"/>
-          <w:color w:val="333333"/>
           <w:sz w:val="20"/>
           <w:szCs w:val="20"/>
         </w:rPr>
@@ -8248,7 +8035,6 @@
         <w:spacing w:after="120" w:line="240" w:lineRule="auto"/>
         <w:rPr>
           <w:rFonts w:ascii="Times New Roman" w:cs="Times New Roman" w:eastAsia="Times New Roman" w:hAnsi="Times New Roman"/>
-          <w:color w:val="333333"/>
           <w:sz w:val="24"/>
           <w:szCs w:val="24"/>
         </w:rPr>
@@ -8267,7 +8053,6 @@
       <w:r>
         <w:rPr>
           <w:rFonts w:ascii="Times New Roman" w:cs="Times New Roman" w:eastAsia="Times New Roman" w:hAnsi="Times New Roman"/>
-          <w:color w:val="333333"/>
           <w:sz w:val="24"/>
           <w:szCs w:val="24"/>
           <w:rtl w:val="0"/>
@@ -8289,7 +8074,6 @@
       <w:r>
         <w:rPr>
           <w:rFonts w:ascii="Times New Roman" w:cs="Times New Roman" w:eastAsia="Times New Roman" w:hAnsi="Times New Roman"/>
-          <w:color w:val="333333"/>
           <w:sz w:val="24"/>
           <w:szCs w:val="24"/>
           <w:rtl w:val="0"/>
@@ -8310,12 +8094,11 @@
       <w:r>
         <w:rPr>
           <w:rFonts w:ascii="Times New Roman" w:cs="Times New Roman" w:eastAsia="Times New Roman" w:hAnsi="Times New Roman"/>
-          <w:color w:val="333333"/>
-          <w:sz w:val="24"/>
-          <w:szCs w:val="24"/>
-          <w:rtl w:val="0"/>
-        </w:rPr>
-        <w:t xml:space="preserve"> Вознíсся Ти на хрест добровíльно. * Ново́му лю́дові Твоє́му, що Твоє́ ім’я́ но́сить, * дару́й щедро́ти Твої́, Хри́сте Бо́же. * Возвесели́ си́лою Твоє́ю благовíрний наро́д, * перемо́ги на супроти́вників дай йому́, * що за по́міч ма́є Твоє́ ору́жжя ми́ру, непобо́рну перемо́гу.</w:t>
+          <w:sz w:val="24"/>
+          <w:szCs w:val="24"/>
+          <w:rtl w:val="0"/>
+        </w:rPr>
+        <w:t xml:space="preserve"> Вознíсся Ти на хрест добровíльно.* Ново́му лю́дові Твоє́му, що Твоє́ ім’я́ но́сить,* дару́й щедро́ти Твої́, Хри́сте Бо́же.* Возвесели́ си́лою Твоє́ю благовíрний наро́д,* перемо́ги на супроти́вників дай йому́,* що за по́міч ма́є Твоє́ ору́жжя ми́ру, непобо́рну перемо́гу.</w:t>
       </w:r>
       <w:r>
         <w:rPr>
@@ -8369,7 +8152,6 @@
         <w:spacing w:after="120" w:line="240" w:lineRule="auto"/>
         <w:rPr>
           <w:rFonts w:ascii="Times New Roman" w:cs="Times New Roman" w:eastAsia="Times New Roman" w:hAnsi="Times New Roman"/>
-          <w:color w:val="333333"/>
           <w:sz w:val="24"/>
           <w:szCs w:val="24"/>
         </w:rPr>
@@ -8388,7 +8170,6 @@
       <w:r>
         <w:rPr>
           <w:rFonts w:ascii="Times New Roman" w:cs="Times New Roman" w:eastAsia="Times New Roman" w:hAnsi="Times New Roman"/>
-          <w:color w:val="333333"/>
           <w:sz w:val="24"/>
           <w:szCs w:val="24"/>
           <w:rtl w:val="0"/>
@@ -8424,7 +8205,6 @@
         <w:spacing w:after="120" w:line="240" w:lineRule="auto"/>
         <w:rPr>
           <w:rFonts w:ascii="Times New Roman" w:cs="Times New Roman" w:eastAsia="Times New Roman" w:hAnsi="Times New Roman"/>
-          <w:color w:val="333333"/>
           <w:sz w:val="24"/>
           <w:szCs w:val="24"/>
         </w:rPr>
@@ -8443,7 +8223,6 @@
       <w:r>
         <w:rPr>
           <w:rFonts w:ascii="Times New Roman" w:cs="Times New Roman" w:eastAsia="Times New Roman" w:hAnsi="Times New Roman"/>
-          <w:color w:val="333333"/>
           <w:sz w:val="24"/>
           <w:szCs w:val="24"/>
           <w:rtl w:val="0"/>
@@ -8513,7 +8292,6 @@
         <w:spacing w:after="120" w:line="240" w:lineRule="auto"/>
         <w:rPr>
           <w:rFonts w:ascii="Times New Roman" w:cs="Times New Roman" w:eastAsia="Times New Roman" w:hAnsi="Times New Roman"/>
-          <w:color w:val="333333"/>
           <w:sz w:val="24"/>
           <w:szCs w:val="24"/>
         </w:rPr>
@@ -8581,7 +8359,6 @@
         <w:spacing w:after="120" w:line="240" w:lineRule="auto"/>
         <w:rPr>
           <w:rFonts w:ascii="Times New Roman" w:cs="Times New Roman" w:eastAsia="Times New Roman" w:hAnsi="Times New Roman"/>
-          <w:color w:val="333333"/>
           <w:sz w:val="24"/>
           <w:szCs w:val="24"/>
         </w:rPr>
@@ -8600,7 +8377,6 @@
       <w:r>
         <w:rPr>
           <w:rFonts w:ascii="Times New Roman" w:cs="Times New Roman" w:eastAsia="Times New Roman" w:hAnsi="Times New Roman"/>
-          <w:color w:val="333333"/>
           <w:sz w:val="24"/>
           <w:szCs w:val="24"/>
           <w:rtl w:val="0"/>
@@ -8636,7 +8412,6 @@
         <w:spacing w:after="120" w:line="240" w:lineRule="auto"/>
         <w:rPr>
           <w:rFonts w:ascii="Times New Roman" w:cs="Times New Roman" w:eastAsia="Times New Roman" w:hAnsi="Times New Roman"/>
-          <w:color w:val="333333"/>
           <w:sz w:val="24"/>
           <w:szCs w:val="24"/>
         </w:rPr>
@@ -8655,7 +8430,6 @@
       <w:r>
         <w:rPr>
           <w:rFonts w:ascii="Times New Roman" w:cs="Times New Roman" w:eastAsia="Times New Roman" w:hAnsi="Times New Roman"/>
-          <w:color w:val="333333"/>
           <w:sz w:val="24"/>
           <w:szCs w:val="24"/>
           <w:rtl w:val="0"/>
@@ -8725,7 +8499,6 @@
         <w:spacing w:after="120" w:line="240" w:lineRule="auto"/>
         <w:rPr>
           <w:rFonts w:ascii="Times New Roman" w:cs="Times New Roman" w:eastAsia="Times New Roman" w:hAnsi="Times New Roman"/>
-          <w:color w:val="333333"/>
           <w:sz w:val="24"/>
           <w:szCs w:val="24"/>
         </w:rPr>
@@ -8769,7 +8542,6 @@
         <w:spacing w:after="120" w:line="240" w:lineRule="auto"/>
         <w:rPr>
           <w:rFonts w:ascii="Times New Roman" w:cs="Times New Roman" w:eastAsia="Times New Roman" w:hAnsi="Times New Roman"/>
-          <w:color w:val="333333"/>
         </w:rPr>
       </w:pPr>
       <w:r>
@@ -8798,7 +8570,6 @@
         <w:spacing w:after="120" w:line="240" w:lineRule="auto"/>
         <w:rPr>
           <w:rFonts w:ascii="Times New Roman" w:cs="Times New Roman" w:eastAsia="Times New Roman" w:hAnsi="Times New Roman"/>
-          <w:color w:val="333333"/>
           <w:sz w:val="24"/>
           <w:szCs w:val="24"/>
         </w:rPr>
@@ -8817,7 +8588,6 @@
       <w:r>
         <w:rPr>
           <w:rFonts w:ascii="Times New Roman" w:cs="Times New Roman" w:eastAsia="Times New Roman" w:hAnsi="Times New Roman"/>
-          <w:color w:val="333333"/>
           <w:sz w:val="24"/>
           <w:szCs w:val="24"/>
           <w:rtl w:val="0"/>
@@ -8838,7 +8608,6 @@
       <w:r>
         <w:rPr>
           <w:rFonts w:ascii="Times New Roman" w:cs="Times New Roman" w:eastAsia="Times New Roman" w:hAnsi="Times New Roman"/>
-          <w:color w:val="333333"/>
           <w:sz w:val="24"/>
           <w:szCs w:val="24"/>
           <w:rtl w:val="0"/>
@@ -8868,7 +8637,6 @@
         <w:spacing w:after="120" w:line="240" w:lineRule="auto"/>
         <w:rPr>
           <w:rFonts w:ascii="Times New Roman" w:cs="Times New Roman" w:eastAsia="Times New Roman" w:hAnsi="Times New Roman"/>
-          <w:color w:val="333333"/>
         </w:rPr>
       </w:pPr>
       <w:r>
@@ -8890,7 +8658,6 @@
         <w:spacing w:after="120" w:line="240" w:lineRule="auto"/>
         <w:rPr>
           <w:rFonts w:ascii="Times New Roman" w:cs="Times New Roman" w:eastAsia="Times New Roman" w:hAnsi="Times New Roman"/>
-          <w:color w:val="333333"/>
           <w:sz w:val="24"/>
           <w:szCs w:val="24"/>
         </w:rPr>
@@ -8909,7 +8676,6 @@
       <w:r>
         <w:rPr>
           <w:rFonts w:ascii="Times New Roman" w:cs="Times New Roman" w:eastAsia="Times New Roman" w:hAnsi="Times New Roman"/>
-          <w:color w:val="333333"/>
           <w:sz w:val="24"/>
           <w:szCs w:val="24"/>
           <w:rtl w:val="0"/>
@@ -8930,7 +8696,6 @@
       <w:r>
         <w:rPr>
           <w:rFonts w:ascii="Times New Roman" w:cs="Times New Roman" w:eastAsia="Times New Roman" w:hAnsi="Times New Roman"/>
-          <w:color w:val="333333"/>
           <w:sz w:val="24"/>
           <w:szCs w:val="24"/>
           <w:rtl w:val="0"/>
@@ -8955,17 +8720,7 @@
           <w:szCs w:val="24"/>
           <w:rtl w:val="0"/>
         </w:rPr>
-        <w:t xml:space="preserve">, і </w:t>
-      </w:r>
-      <w:r>
-        <w:rPr>
-          <w:rFonts w:ascii="Times New Roman" w:cs="Times New Roman" w:eastAsia="Times New Roman" w:hAnsi="Times New Roman"/>
-          <w:color w:val="333333"/>
-          <w:sz w:val="24"/>
-          <w:szCs w:val="24"/>
-          <w:rtl w:val="0"/>
-        </w:rPr>
-        <w:t xml:space="preserve">всіх святи́х – поми́лує і спасе́ нас як благи́й і людинолю́бний.</w:t>
+        <w:t xml:space="preserve">, і всіх святи́х – поми́лує і спасе́ нас як благи́й і людинолю́бний.</w:t>
       </w:r>
     </w:p>
     <w:p>
@@ -9005,7 +8760,7 @@
         <w:spacing w:after="120" w:line="240" w:lineRule="auto"/>
         <w:rPr>
           <w:rFonts w:ascii="Times New Roman" w:cs="Times New Roman" w:eastAsia="Times New Roman" w:hAnsi="Times New Roman"/>
-          <w:color w:val="333333"/>
+          <w:color w:val="000000"/>
         </w:rPr>
       </w:pPr>
       <w:bookmarkStart w:colFirst="0" w:colLast="0" w:name="_heading=h.pfcmwah4mg1x" w:id="13"/>
@@ -9066,7 +8821,6 @@
         <w:spacing w:after="120" w:line="240" w:lineRule="auto"/>
         <w:rPr>
           <w:rFonts w:ascii="Times New Roman" w:cs="Times New Roman" w:eastAsia="Times New Roman" w:hAnsi="Times New Roman"/>
-          <w:color w:val="333333"/>
           <w:sz w:val="24"/>
           <w:szCs w:val="24"/>
         </w:rPr>
@@ -9334,11 +9088,6 @@
         </w:rPr>
         <w:t xml:space="preserve"> Молитва́ми Богоро́диці, Спа́се, спаси́ нас.</w:t>
       </w:r>
-      <w:r>
-        <w:rPr>
-          <w:rtl w:val="0"/>
-        </w:rPr>
-      </w:r>
     </w:p>
     <w:p>
       <w:pPr>
@@ -9541,7 +9290,6 @@
         <w:spacing w:after="80" w:line="240" w:lineRule="auto"/>
         <w:rPr>
           <w:rFonts w:ascii="Times New Roman" w:cs="Times New Roman" w:eastAsia="Times New Roman" w:hAnsi="Times New Roman"/>
-          <w:color w:val="333333"/>
           <w:sz w:val="20"/>
           <w:szCs w:val="20"/>
         </w:rPr>
@@ -9691,7 +9439,6 @@
         <w:spacing w:after="120" w:line="240" w:lineRule="auto"/>
         <w:rPr>
           <w:rFonts w:ascii="Times New Roman" w:cs="Times New Roman" w:eastAsia="Times New Roman" w:hAnsi="Times New Roman"/>
-          <w:color w:val="333333"/>
           <w:sz w:val="24"/>
           <w:szCs w:val="24"/>
         </w:rPr>
@@ -9836,7 +9583,6 @@
         <w:spacing w:after="80" w:line="240" w:lineRule="auto"/>
         <w:rPr>
           <w:rFonts w:ascii="Times New Roman" w:cs="Times New Roman" w:eastAsia="Times New Roman" w:hAnsi="Times New Roman"/>
-          <w:color w:val="333333"/>
           <w:sz w:val="20"/>
           <w:szCs w:val="20"/>
         </w:rPr>
@@ -9906,7 +9652,6 @@
         <w:spacing w:after="80" w:line="240" w:lineRule="auto"/>
         <w:rPr>
           <w:rFonts w:ascii="Times New Roman" w:cs="Times New Roman" w:eastAsia="Times New Roman" w:hAnsi="Times New Roman"/>
-          <w:color w:val="333333"/>
           <w:sz w:val="20"/>
           <w:szCs w:val="20"/>
         </w:rPr>
@@ -9983,7 +9728,6 @@
         <w:spacing w:after="120" w:line="240" w:lineRule="auto"/>
         <w:rPr>
           <w:rFonts w:ascii="Times New Roman" w:cs="Times New Roman" w:eastAsia="Times New Roman" w:hAnsi="Times New Roman"/>
-          <w:color w:val="333333"/>
           <w:sz w:val="24"/>
           <w:szCs w:val="24"/>
         </w:rPr>
@@ -10002,7 +9746,6 @@
       <w:r>
         <w:rPr>
           <w:rFonts w:ascii="Times New Roman" w:cs="Times New Roman" w:eastAsia="Times New Roman" w:hAnsi="Times New Roman"/>
-          <w:color w:val="333333"/>
           <w:sz w:val="24"/>
           <w:szCs w:val="24"/>
           <w:rtl w:val="0"/>
@@ -10022,7 +9765,6 @@
         <w:spacing w:after="120" w:line="240" w:lineRule="auto"/>
         <w:rPr>
           <w:rFonts w:ascii="Times New Roman" w:cs="Times New Roman" w:eastAsia="Times New Roman" w:hAnsi="Times New Roman"/>
-          <w:color w:val="333333"/>
           <w:sz w:val="24"/>
           <w:szCs w:val="24"/>
         </w:rPr>
@@ -10041,7 +9783,6 @@
       <w:r>
         <w:rPr>
           <w:rFonts w:ascii="Times New Roman" w:cs="Times New Roman" w:eastAsia="Times New Roman" w:hAnsi="Times New Roman"/>
-          <w:color w:val="333333"/>
           <w:sz w:val="24"/>
           <w:szCs w:val="24"/>
           <w:rtl w:val="0"/>
@@ -10061,15 +9802,13 @@
         <w:spacing w:after="120" w:line="240" w:lineRule="auto"/>
         <w:rPr>
           <w:rFonts w:ascii="Times New Roman" w:cs="Times New Roman" w:eastAsia="Times New Roman" w:hAnsi="Times New Roman"/>
-          <w:color w:val="333333"/>
-          <w:sz w:val="24"/>
-          <w:szCs w:val="24"/>
-        </w:rPr>
-      </w:pPr>
-      <w:r>
-        <w:rPr>
-          <w:rFonts w:ascii="Times New Roman" w:cs="Times New Roman" w:eastAsia="Times New Roman" w:hAnsi="Times New Roman"/>
-          <w:color w:val="333333"/>
+          <w:sz w:val="24"/>
+          <w:szCs w:val="24"/>
+        </w:rPr>
+      </w:pPr>
+      <w:r>
+        <w:rPr>
+          <w:rFonts w:ascii="Times New Roman" w:cs="Times New Roman" w:eastAsia="Times New Roman" w:hAnsi="Times New Roman"/>
           <w:sz w:val="24"/>
           <w:szCs w:val="24"/>
           <w:rtl w:val="0"/>
@@ -10090,7 +9829,6 @@
       <w:r>
         <w:rPr>
           <w:rFonts w:ascii="Times New Roman" w:cs="Times New Roman" w:eastAsia="Times New Roman" w:hAnsi="Times New Roman"/>
-          <w:color w:val="333333"/>
           <w:sz w:val="24"/>
           <w:szCs w:val="24"/>
           <w:rtl w:val="0"/>
@@ -10110,15 +9848,13 @@
         <w:spacing w:after="120" w:line="240" w:lineRule="auto"/>
         <w:rPr>
           <w:rFonts w:ascii="Times New Roman" w:cs="Times New Roman" w:eastAsia="Times New Roman" w:hAnsi="Times New Roman"/>
-          <w:color w:val="333333"/>
-          <w:sz w:val="24"/>
-          <w:szCs w:val="24"/>
-        </w:rPr>
-      </w:pPr>
-      <w:r>
-        <w:rPr>
-          <w:rFonts w:ascii="Times New Roman" w:cs="Times New Roman" w:eastAsia="Times New Roman" w:hAnsi="Times New Roman"/>
-          <w:color w:val="333333"/>
+          <w:sz w:val="24"/>
+          <w:szCs w:val="24"/>
+        </w:rPr>
+      </w:pPr>
+      <w:r>
+        <w:rPr>
+          <w:rFonts w:ascii="Times New Roman" w:cs="Times New Roman" w:eastAsia="Times New Roman" w:hAnsi="Times New Roman"/>
           <w:sz w:val="24"/>
           <w:szCs w:val="24"/>
           <w:rtl w:val="0"/>
@@ -10139,12 +9875,11 @@
       <w:r>
         <w:rPr>
           <w:rFonts w:ascii="Times New Roman" w:cs="Times New Roman" w:eastAsia="Times New Roman" w:hAnsi="Times New Roman"/>
-          <w:color w:val="333333"/>
-          <w:sz w:val="24"/>
-          <w:szCs w:val="24"/>
-          <w:rtl w:val="0"/>
-        </w:rPr>
-        <w:t xml:space="preserve"> Як поча́тки єства́ насади́телеві творі́ння* вселе́нна прино́сить Тобі́, Го́споди,* богоно́сних му́чеників;* їх молитва́ми в ми́рі глибо́кому* Це́ркву Твою́, грома́ду Твою́,* Богоро́диці ра́ди збережи́,* Многомилости́вий.</w:t>
+          <w:sz w:val="24"/>
+          <w:szCs w:val="24"/>
+          <w:rtl w:val="0"/>
+        </w:rPr>
+        <w:t xml:space="preserve"> Як первопло́ди приро́ди насади́телеві творíння* Вселе́нна прино́сить Тобí, Го́споди,* богоно́сних му́чеників;* їх молитва́ми в ми́рі глибо́кому* Це́ркву Твою́, грома́ду Твою́,* Богоро́диці ра́ди збережи́,* Многомилости́вий.</w:t>
       </w:r>
     </w:p>
     <w:p>
@@ -10193,7 +9928,6 @@
         <w:spacing w:after="120" w:line="240" w:lineRule="auto"/>
         <w:rPr>
           <w:rFonts w:ascii="Times New Roman" w:cs="Times New Roman" w:eastAsia="Times New Roman" w:hAnsi="Times New Roman"/>
-          <w:color w:val="333333"/>
           <w:sz w:val="24"/>
           <w:szCs w:val="24"/>
         </w:rPr>
@@ -10212,7 +9946,6 @@
       <w:r>
         <w:rPr>
           <w:rFonts w:ascii="Times New Roman" w:cs="Times New Roman" w:eastAsia="Times New Roman" w:hAnsi="Times New Roman"/>
-          <w:color w:val="333333"/>
           <w:sz w:val="24"/>
           <w:szCs w:val="24"/>
           <w:rtl w:val="0"/>
@@ -10248,7 +9981,6 @@
         <w:spacing w:after="120" w:line="240" w:lineRule="auto"/>
         <w:rPr>
           <w:rFonts w:ascii="Times New Roman" w:cs="Times New Roman" w:eastAsia="Times New Roman" w:hAnsi="Times New Roman"/>
-          <w:color w:val="333333"/>
           <w:sz w:val="24"/>
           <w:szCs w:val="24"/>
         </w:rPr>
@@ -10267,7 +9999,6 @@
       <w:r>
         <w:rPr>
           <w:rFonts w:ascii="Times New Roman" w:cs="Times New Roman" w:eastAsia="Times New Roman" w:hAnsi="Times New Roman"/>
-          <w:color w:val="333333"/>
           <w:sz w:val="24"/>
           <w:szCs w:val="24"/>
           <w:rtl w:val="0"/>
@@ -10303,7 +10034,6 @@
         <w:spacing w:after="120" w:line="240" w:lineRule="auto"/>
         <w:rPr>
           <w:rFonts w:ascii="Times New Roman" w:cs="Times New Roman" w:eastAsia="Times New Roman" w:hAnsi="Times New Roman"/>
-          <w:color w:val="333333"/>
           <w:sz w:val="24"/>
           <w:szCs w:val="24"/>
         </w:rPr>
@@ -10322,7 +10052,6 @@
       <w:r>
         <w:rPr>
           <w:rFonts w:ascii="Times New Roman" w:cs="Times New Roman" w:eastAsia="Times New Roman" w:hAnsi="Times New Roman"/>
-          <w:color w:val="333333"/>
           <w:sz w:val="24"/>
           <w:szCs w:val="24"/>
           <w:rtl w:val="0"/>
@@ -10392,7 +10121,6 @@
         <w:spacing w:after="120" w:line="240" w:lineRule="auto"/>
         <w:rPr>
           <w:rFonts w:ascii="Times New Roman" w:cs="Times New Roman" w:eastAsia="Times New Roman" w:hAnsi="Times New Roman"/>
-          <w:color w:val="333333"/>
           <w:sz w:val="24"/>
           <w:szCs w:val="24"/>
         </w:rPr>
@@ -10460,7 +10188,6 @@
         <w:spacing w:after="120" w:line="240" w:lineRule="auto"/>
         <w:rPr>
           <w:rFonts w:ascii="Times New Roman" w:cs="Times New Roman" w:eastAsia="Times New Roman" w:hAnsi="Times New Roman"/>
-          <w:color w:val="333333"/>
           <w:sz w:val="24"/>
           <w:szCs w:val="24"/>
         </w:rPr>
@@ -10479,7 +10206,6 @@
       <w:r>
         <w:rPr>
           <w:rFonts w:ascii="Times New Roman" w:cs="Times New Roman" w:eastAsia="Times New Roman" w:hAnsi="Times New Roman"/>
-          <w:color w:val="333333"/>
           <w:sz w:val="24"/>
           <w:szCs w:val="24"/>
           <w:rtl w:val="0"/>
@@ -10515,7 +10241,6 @@
         <w:spacing w:after="120" w:line="240" w:lineRule="auto"/>
         <w:rPr>
           <w:rFonts w:ascii="Times New Roman" w:cs="Times New Roman" w:eastAsia="Times New Roman" w:hAnsi="Times New Roman"/>
-          <w:color w:val="333333"/>
           <w:sz w:val="24"/>
           <w:szCs w:val="24"/>
         </w:rPr>
@@ -10534,7 +10259,6 @@
       <w:r>
         <w:rPr>
           <w:rFonts w:ascii="Times New Roman" w:cs="Times New Roman" w:eastAsia="Times New Roman" w:hAnsi="Times New Roman"/>
-          <w:color w:val="333333"/>
           <w:sz w:val="24"/>
           <w:szCs w:val="24"/>
           <w:rtl w:val="0"/>
@@ -10570,7 +10294,6 @@
         <w:spacing w:after="120" w:line="240" w:lineRule="auto"/>
         <w:rPr>
           <w:rFonts w:ascii="Times New Roman" w:cs="Times New Roman" w:eastAsia="Times New Roman" w:hAnsi="Times New Roman"/>
-          <w:color w:val="333333"/>
           <w:sz w:val="24"/>
           <w:szCs w:val="24"/>
         </w:rPr>
@@ -10589,7 +10312,6 @@
       <w:r>
         <w:rPr>
           <w:rFonts w:ascii="Times New Roman" w:cs="Times New Roman" w:eastAsia="Times New Roman" w:hAnsi="Times New Roman"/>
-          <w:color w:val="333333"/>
           <w:sz w:val="24"/>
           <w:szCs w:val="24"/>
           <w:rtl w:val="0"/>
@@ -10659,7 +10381,6 @@
         <w:spacing w:after="120" w:line="240" w:lineRule="auto"/>
         <w:rPr>
           <w:rFonts w:ascii="Times New Roman" w:cs="Times New Roman" w:eastAsia="Times New Roman" w:hAnsi="Times New Roman"/>
-          <w:color w:val="333333"/>
           <w:sz w:val="24"/>
           <w:szCs w:val="24"/>
         </w:rPr>
@@ -10703,7 +10424,6 @@
         <w:spacing w:after="120" w:line="240" w:lineRule="auto"/>
         <w:rPr>
           <w:rFonts w:ascii="Times New Roman" w:cs="Times New Roman" w:eastAsia="Times New Roman" w:hAnsi="Times New Roman"/>
-          <w:color w:val="333333"/>
         </w:rPr>
       </w:pPr>
       <w:r>
@@ -10732,7 +10452,6 @@
         <w:spacing w:after="120" w:line="240" w:lineRule="auto"/>
         <w:rPr>
           <w:rFonts w:ascii="Times New Roman" w:cs="Times New Roman" w:eastAsia="Times New Roman" w:hAnsi="Times New Roman"/>
-          <w:color w:val="333333"/>
           <w:sz w:val="24"/>
           <w:szCs w:val="24"/>
         </w:rPr>
@@ -10751,7 +10470,6 @@
       <w:r>
         <w:rPr>
           <w:rFonts w:ascii="Times New Roman" w:cs="Times New Roman" w:eastAsia="Times New Roman" w:hAnsi="Times New Roman"/>
-          <w:color w:val="333333"/>
           <w:sz w:val="24"/>
           <w:szCs w:val="24"/>
           <w:rtl w:val="0"/>
@@ -10787,7 +10505,6 @@
         <w:spacing w:after="120" w:line="240" w:lineRule="auto"/>
         <w:rPr>
           <w:rFonts w:ascii="Times New Roman" w:cs="Times New Roman" w:eastAsia="Times New Roman" w:hAnsi="Times New Roman"/>
-          <w:color w:val="333333"/>
           <w:sz w:val="24"/>
           <w:szCs w:val="24"/>
         </w:rPr>
@@ -10806,7 +10523,6 @@
       <w:r>
         <w:rPr>
           <w:rFonts w:ascii="Times New Roman" w:cs="Times New Roman" w:eastAsia="Times New Roman" w:hAnsi="Times New Roman"/>
-          <w:color w:val="333333"/>
           <w:sz w:val="24"/>
           <w:szCs w:val="24"/>
           <w:rtl w:val="0"/>
@@ -10827,7 +10543,6 @@
       <w:r>
         <w:rPr>
           <w:rFonts w:ascii="Times New Roman" w:cs="Times New Roman" w:eastAsia="Times New Roman" w:hAnsi="Times New Roman"/>
-          <w:color w:val="333333"/>
           <w:sz w:val="24"/>
           <w:szCs w:val="24"/>
           <w:rtl w:val="0"/>
@@ -10857,7 +10572,6 @@
         <w:spacing w:after="120" w:line="240" w:lineRule="auto"/>
         <w:rPr>
           <w:rFonts w:ascii="Times New Roman" w:cs="Times New Roman" w:eastAsia="Times New Roman" w:hAnsi="Times New Roman"/>
-          <w:color w:val="333333"/>
         </w:rPr>
       </w:pPr>
       <w:bookmarkStart w:colFirst="0" w:colLast="0" w:name="_heading=h.1t3h5sf" w:id="14"/>
@@ -10903,117 +10617,21 @@
           <w:szCs w:val="24"/>
           <w:rtl w:val="0"/>
         </w:rPr>
+        <w:t xml:space="preserve"> Христо́с, і́стинний Бог наш – молитва́ми пречи́стої своє́ї Ма́тері, си́лою че́сного і животво́рчого хреста́, засту́пництвом че́сних небе́сних сил безтіле́сних, че́сного і сла́вного проро́ка, предте́чі і хрести́теля Іва́на, святи́х сла́вних і всехва́льних апо́столів, свято́го отця́ на́шого Микола́я, архиєпи́скопа, Мир Ликі́йських, чудотво́рця, святи́х сла́вних і перемо́жних му́чеників, преподо́бних і богоно́сних отці́в на́ших,</w:t>
+      </w:r>
+      <w:r>
+        <w:rPr>
+          <w:rFonts w:ascii="Times New Roman" w:cs="Times New Roman" w:eastAsia="Times New Roman" w:hAnsi="Times New Roman"/>
+          <w:i w:val="1"/>
+          <w:sz w:val="24"/>
+          <w:szCs w:val="24"/>
+          <w:rtl w:val="0"/>
+        </w:rPr>
         <w:t xml:space="preserve"> </w:t>
       </w:r>
       <w:r>
         <w:rPr>
           <w:rFonts w:ascii="Times New Roman" w:cs="Times New Roman" w:eastAsia="Times New Roman" w:hAnsi="Times New Roman"/>
-          <w:color w:val="333333"/>
-          <w:sz w:val="24"/>
-          <w:szCs w:val="24"/>
-          <w:rtl w:val="0"/>
-        </w:rPr>
-        <w:t xml:space="preserve">Христо́с, і́стинний Бог наш – молитва́ми пречи́стої своє́ї Ма́тері</w:t>
-      </w:r>
-      <w:r>
-        <w:rPr>
-          <w:rFonts w:ascii="Times New Roman" w:cs="Times New Roman" w:eastAsia="Times New Roman" w:hAnsi="Times New Roman"/>
-          <w:sz w:val="24"/>
-          <w:szCs w:val="24"/>
-          <w:rtl w:val="0"/>
-        </w:rPr>
-        <w:t xml:space="preserve">, </w:t>
-      </w:r>
-      <w:r>
-        <w:rPr>
-          <w:rFonts w:ascii="Times New Roman" w:cs="Times New Roman" w:eastAsia="Times New Roman" w:hAnsi="Times New Roman"/>
-          <w:color w:val="333333"/>
-          <w:sz w:val="24"/>
-          <w:szCs w:val="24"/>
-          <w:rtl w:val="0"/>
-        </w:rPr>
-        <w:t xml:space="preserve">си́лою че́сного і животво́рчого хреста́</w:t>
-      </w:r>
-      <w:r>
-        <w:rPr>
-          <w:rFonts w:ascii="Times New Roman" w:cs="Times New Roman" w:eastAsia="Times New Roman" w:hAnsi="Times New Roman"/>
-          <w:sz w:val="24"/>
-          <w:szCs w:val="24"/>
-          <w:rtl w:val="0"/>
-        </w:rPr>
-        <w:t xml:space="preserve">, </w:t>
-      </w:r>
-      <w:r>
-        <w:rPr>
-          <w:rFonts w:ascii="Times New Roman" w:cs="Times New Roman" w:eastAsia="Times New Roman" w:hAnsi="Times New Roman"/>
-          <w:color w:val="333333"/>
-          <w:sz w:val="24"/>
-          <w:szCs w:val="24"/>
-          <w:rtl w:val="0"/>
-        </w:rPr>
-        <w:t xml:space="preserve">засту́пництвом че́сних небе́сних сил безтіле́сних</w:t>
-      </w:r>
-      <w:r>
-        <w:rPr>
-          <w:rFonts w:ascii="Times New Roman" w:cs="Times New Roman" w:eastAsia="Times New Roman" w:hAnsi="Times New Roman"/>
-          <w:sz w:val="24"/>
-          <w:szCs w:val="24"/>
-          <w:rtl w:val="0"/>
-        </w:rPr>
-        <w:t xml:space="preserve">, </w:t>
-      </w:r>
-      <w:r>
-        <w:rPr>
-          <w:rFonts w:ascii="Times New Roman" w:cs="Times New Roman" w:eastAsia="Times New Roman" w:hAnsi="Times New Roman"/>
-          <w:color w:val="333333"/>
-          <w:sz w:val="24"/>
-          <w:szCs w:val="24"/>
-          <w:rtl w:val="0"/>
-        </w:rPr>
-        <w:t xml:space="preserve">че́сного і сла́вного проро́ка, предте́чі і хрести́теля Іва́на</w:t>
-      </w:r>
-      <w:r>
-        <w:rPr>
-          <w:rFonts w:ascii="Times New Roman" w:cs="Times New Roman" w:eastAsia="Times New Roman" w:hAnsi="Times New Roman"/>
-          <w:sz w:val="24"/>
-          <w:szCs w:val="24"/>
-          <w:rtl w:val="0"/>
-        </w:rPr>
-        <w:t xml:space="preserve">, </w:t>
-      </w:r>
-      <w:r>
-        <w:rPr>
-          <w:rFonts w:ascii="Times New Roman" w:cs="Times New Roman" w:eastAsia="Times New Roman" w:hAnsi="Times New Roman"/>
-          <w:color w:val="333333"/>
-          <w:sz w:val="24"/>
-          <w:szCs w:val="24"/>
-          <w:rtl w:val="0"/>
-        </w:rPr>
-        <w:t xml:space="preserve">святи́х сла́вних і всехва́льних апо́столів, свято́го отця́ на́шого Микола́я, архиєпи́скопа, Мир Ликі́йських, чудотво́рця</w:t>
-      </w:r>
-      <w:r>
-        <w:rPr>
-          <w:rFonts w:ascii="Times New Roman" w:cs="Times New Roman" w:eastAsia="Times New Roman" w:hAnsi="Times New Roman"/>
-          <w:sz w:val="24"/>
-          <w:szCs w:val="24"/>
-          <w:rtl w:val="0"/>
-        </w:rPr>
-        <w:t xml:space="preserve">, святи́х сла́вних і перемо́жних му́чеників, преподо́бних і богоно́сних отці́в на́ших,</w:t>
-      </w:r>
-      <w:r>
-        <w:rPr>
-          <w:rFonts w:ascii="Times New Roman" w:cs="Times New Roman" w:eastAsia="Times New Roman" w:hAnsi="Times New Roman"/>
-          <w:i w:val="1"/>
-          <w:sz w:val="24"/>
-          <w:szCs w:val="24"/>
-          <w:rtl w:val="0"/>
-        </w:rPr>
-        <w:t xml:space="preserve"> </w:t>
-      </w:r>
-      <w:r>
-        <w:rPr>
-          <w:rFonts w:ascii="Times New Roman" w:cs="Times New Roman" w:eastAsia="Times New Roman" w:hAnsi="Times New Roman"/>
-          <w:color w:val="333333"/>
           <w:sz w:val="24"/>
           <w:szCs w:val="24"/>
           <w:rtl w:val="0"/>
@@ -11034,7 +10652,6 @@
       <w:r>
         <w:rPr>
           <w:rFonts w:ascii="Times New Roman" w:cs="Times New Roman" w:eastAsia="Times New Roman" w:hAnsi="Times New Roman"/>
-          <w:color w:val="333333"/>
           <w:sz w:val="24"/>
           <w:szCs w:val="24"/>
           <w:rtl w:val="0"/>
@@ -11059,26 +10676,7 @@
           <w:szCs w:val="24"/>
           <w:rtl w:val="0"/>
         </w:rPr>
-        <w:t xml:space="preserve">, і </w:t>
-      </w:r>
-      <w:r>
-        <w:rPr>
-          <w:rFonts w:ascii="Times New Roman" w:cs="Times New Roman" w:eastAsia="Times New Roman" w:hAnsi="Times New Roman"/>
-          <w:color w:val="333333"/>
-          <w:sz w:val="24"/>
-          <w:szCs w:val="24"/>
-          <w:rtl w:val="0"/>
-        </w:rPr>
-        <w:t xml:space="preserve">всіх святи́х – поми́лує і спасе́ нас як благи́й і людинолю́бний</w:t>
-      </w:r>
-      <w:r>
-        <w:rPr>
-          <w:rFonts w:ascii="Times New Roman" w:cs="Times New Roman" w:eastAsia="Times New Roman" w:hAnsi="Times New Roman"/>
-          <w:sz w:val="24"/>
-          <w:szCs w:val="24"/>
-          <w:rtl w:val="0"/>
-        </w:rPr>
-        <w:t xml:space="preserve">.</w:t>
+        <w:t xml:space="preserve">, і всіх святи́х – поми́лує і спасе́ нас як благи́й і людинолю́бний.</w:t>
       </w:r>
     </w:p>
     <w:p>
@@ -11198,7 +10796,6 @@
         <w:spacing w:after="120" w:line="240" w:lineRule="auto"/>
         <w:rPr>
           <w:rFonts w:ascii="Times New Roman" w:cs="Times New Roman" w:eastAsia="Times New Roman" w:hAnsi="Times New Roman"/>
-          <w:color w:val="333333"/>
           <w:sz w:val="24"/>
           <w:szCs w:val="24"/>
         </w:rPr>
@@ -11493,11 +11090,6 @@
           <w:rtl w:val="0"/>
         </w:rPr>
         <w:t xml:space="preserve"> Молитва́ми Богоро́диці, Спа́се, спаси́ нас.</w:t>
-      </w:r>
-      <w:r>
-        <w:rPr>
-          <w:rtl w:val="0"/>
-        </w:rPr>
       </w:r>
     </w:p>
     <w:p>
@@ -11546,7 +11138,6 @@
         <w:spacing w:after="120" w:line="240" w:lineRule="auto"/>
         <w:rPr>
           <w:rFonts w:ascii="Times New Roman" w:cs="Times New Roman" w:eastAsia="Times New Roman" w:hAnsi="Times New Roman"/>
-          <w:color w:val="333333"/>
           <w:sz w:val="24"/>
           <w:szCs w:val="24"/>
         </w:rPr>
@@ -11770,17 +11361,7 @@
           <w:szCs w:val="24"/>
           <w:rtl w:val="0"/>
         </w:rPr>
-        <w:t xml:space="preserve">Єдиноро́дний Си́ну і Сло́во Бо́же, безсме́ртний Ти, і зво́лив Ти спасі́ння на́шого ра́ди воплоти́тися від свято́ї Богоро́диці і присноді́ви Марі́ї, незмі́нно ста́вши люди́ною. І розп’я́тий був Ти, Хри́сте Бо́же, сме́ртю смерть подола́в. Ти оди́н із Свято́ї Тро́йці, рівносла́вимий з Отце́м і Святи́м Ду́хом, спаси́ нас</w:t>
-      </w:r>
-      <w:r>
-        <w:rPr>
-          <w:rFonts w:ascii="Times New Roman" w:cs="Times New Roman" w:eastAsia="Times New Roman" w:hAnsi="Times New Roman"/>
-          <w:color w:val="333333"/>
-          <w:sz w:val="24"/>
-          <w:szCs w:val="24"/>
-          <w:rtl w:val="0"/>
-        </w:rPr>
-        <w:t xml:space="preserve">.</w:t>
+        <w:t xml:space="preserve">Єдиноро́дний Си́ну і Сло́во Бо́же, безсме́ртний Ти, і зво́лив Ти спасі́ння на́шого ра́ди воплоти́тися від свято́ї Богоро́диці і присноді́ви Марі́ї, незмі́нно ста́вши люди́ною. І розп’я́тий був Ти, Хри́сте Бо́же, сме́ртю смерть подола́в. Ти оди́н із Свято́ї Тро́йці, рівносла́вимий з Отце́м і Святи́м Ду́хом, спаси́ нас.</w:t>
       </w:r>
       <w:r>
         <w:rPr>
@@ -11839,7 +11420,6 @@
         <w:spacing w:after="120" w:line="240" w:lineRule="auto"/>
         <w:rPr>
           <w:rFonts w:ascii="Times New Roman" w:cs="Times New Roman" w:eastAsia="Times New Roman" w:hAnsi="Times New Roman"/>
-          <w:color w:val="333333"/>
           <w:sz w:val="24"/>
           <w:szCs w:val="24"/>
         </w:rPr>
@@ -12140,7 +11720,6 @@
         <w:spacing w:after="120" w:line="240" w:lineRule="auto"/>
         <w:rPr>
           <w:rFonts w:ascii="Times New Roman" w:cs="Times New Roman" w:eastAsia="Times New Roman" w:hAnsi="Times New Roman"/>
-          <w:color w:val="333333"/>
           <w:sz w:val="24"/>
           <w:szCs w:val="24"/>
         </w:rPr>
@@ -12161,7 +11740,6 @@
       <w:r>
         <w:rPr>
           <w:rFonts w:ascii="Times New Roman" w:cs="Times New Roman" w:eastAsia="Times New Roman" w:hAnsi="Times New Roman"/>
-          <w:color w:val="333333"/>
           <w:sz w:val="24"/>
           <w:szCs w:val="24"/>
           <w:rtl w:val="0"/>
@@ -12181,15 +11759,13 @@
         <w:spacing w:after="120" w:line="240" w:lineRule="auto"/>
         <w:rPr>
           <w:rFonts w:ascii="Times New Roman" w:cs="Times New Roman" w:eastAsia="Times New Roman" w:hAnsi="Times New Roman"/>
-          <w:color w:val="333333"/>
-          <w:sz w:val="24"/>
-          <w:szCs w:val="24"/>
-        </w:rPr>
-      </w:pPr>
-      <w:r>
-        <w:rPr>
-          <w:rFonts w:ascii="Times New Roman" w:cs="Times New Roman" w:eastAsia="Times New Roman" w:hAnsi="Times New Roman"/>
-          <w:color w:val="333333"/>
+          <w:sz w:val="24"/>
+          <w:szCs w:val="24"/>
+        </w:rPr>
+      </w:pPr>
+      <w:r>
+        <w:rPr>
+          <w:rFonts w:ascii="Times New Roman" w:cs="Times New Roman" w:eastAsia="Times New Roman" w:hAnsi="Times New Roman"/>
           <w:sz w:val="24"/>
           <w:szCs w:val="24"/>
           <w:rtl w:val="0"/>
@@ -12210,7 +11786,6 @@
       <w:r>
         <w:rPr>
           <w:rFonts w:ascii="Times New Roman" w:cs="Times New Roman" w:eastAsia="Times New Roman" w:hAnsi="Times New Roman"/>
-          <w:color w:val="333333"/>
           <w:sz w:val="24"/>
           <w:szCs w:val="24"/>
           <w:rtl w:val="0"/>
@@ -12230,15 +11805,13 @@
         <w:spacing w:after="120" w:line="240" w:lineRule="auto"/>
         <w:rPr>
           <w:rFonts w:ascii="Times New Roman" w:cs="Times New Roman" w:eastAsia="Times New Roman" w:hAnsi="Times New Roman"/>
-          <w:color w:val="333333"/>
-          <w:sz w:val="24"/>
-          <w:szCs w:val="24"/>
-        </w:rPr>
-      </w:pPr>
-      <w:r>
-        <w:rPr>
-          <w:rFonts w:ascii="Times New Roman" w:cs="Times New Roman" w:eastAsia="Times New Roman" w:hAnsi="Times New Roman"/>
-          <w:color w:val="333333"/>
+          <w:sz w:val="24"/>
+          <w:szCs w:val="24"/>
+        </w:rPr>
+      </w:pPr>
+      <w:r>
+        <w:rPr>
+          <w:rFonts w:ascii="Times New Roman" w:cs="Times New Roman" w:eastAsia="Times New Roman" w:hAnsi="Times New Roman"/>
           <w:sz w:val="24"/>
           <w:szCs w:val="24"/>
           <w:rtl w:val="0"/>
@@ -12259,12 +11832,11 @@
       <w:r>
         <w:rPr>
           <w:rFonts w:ascii="Times New Roman" w:cs="Times New Roman" w:eastAsia="Times New Roman" w:hAnsi="Times New Roman"/>
-          <w:color w:val="333333"/>
-          <w:sz w:val="24"/>
-          <w:szCs w:val="24"/>
-          <w:rtl w:val="0"/>
-        </w:rPr>
-        <w:t xml:space="preserve"> Коли́ Гавриї́л звіща́в тобі́, Ді́во: Ра́дуйся,* – із го́лосом вопло́чувався Влади́ка всіх* у то́бі, святі́м киво́ті, * як мо́вив пра́ведний Дави́д:* Яви́лася ти просто́рішою небе́с,* що носи́ла Створи́теля твого́.* Сла́ва Тому́, що всели́вся в те́бе,* сла́ва Тому́, що пройшо́в із тебе́,* сла́ва Тому́, що ви́зволив нас різдво́м твої́м.</w:t>
+          <w:sz w:val="24"/>
+          <w:szCs w:val="24"/>
+          <w:rtl w:val="0"/>
+        </w:rPr>
+        <w:t xml:space="preserve"> Коли́ Гавриї́л звіща́в тобі́, Ді́во: Ра́дуйся,* – із го́лосом вопло́чувався Влади́ка всіх* у то́бі, святі́м киво́ті,* як мо́вив пра́ведний Дави́д:* Яви́лася ти просто́рішою небе́с,* що носи́ла Створи́теля твого́.* Сла́ва Тому́, що всели́вся в те́бе,* сла́ва Тому́, що пройшо́в із тебе́,* сла́ва Тому́, що ви́зволив нас різдво́м твої́м.</w:t>
       </w:r>
     </w:p>
     <w:p>
@@ -12313,7 +11885,6 @@
         <w:spacing w:after="120" w:line="240" w:lineRule="auto"/>
         <w:rPr>
           <w:rFonts w:ascii="Times New Roman" w:cs="Times New Roman" w:eastAsia="Times New Roman" w:hAnsi="Times New Roman"/>
-          <w:color w:val="333333"/>
           <w:sz w:val="24"/>
           <w:szCs w:val="24"/>
         </w:rPr>
@@ -12334,7 +11905,6 @@
       <w:r>
         <w:rPr>
           <w:rFonts w:ascii="Times New Roman" w:cs="Times New Roman" w:eastAsia="Times New Roman" w:hAnsi="Times New Roman"/>
-          <w:color w:val="333333"/>
           <w:sz w:val="24"/>
           <w:szCs w:val="24"/>
           <w:rtl w:val="0"/>
@@ -12370,7 +11940,6 @@
         <w:spacing w:after="120" w:line="240" w:lineRule="auto"/>
         <w:rPr>
           <w:rFonts w:ascii="Times New Roman" w:cs="Times New Roman" w:eastAsia="Times New Roman" w:hAnsi="Times New Roman"/>
-          <w:color w:val="333333"/>
           <w:sz w:val="24"/>
           <w:szCs w:val="24"/>
         </w:rPr>
@@ -12389,7 +11958,6 @@
       <w:r>
         <w:rPr>
           <w:rFonts w:ascii="Times New Roman" w:cs="Times New Roman" w:eastAsia="Times New Roman" w:hAnsi="Times New Roman"/>
-          <w:color w:val="333333"/>
           <w:sz w:val="24"/>
           <w:szCs w:val="24"/>
           <w:rtl w:val="0"/>
@@ -12459,7 +12027,6 @@
         <w:spacing w:after="120" w:line="240" w:lineRule="auto"/>
         <w:rPr>
           <w:rFonts w:ascii="Times New Roman" w:cs="Times New Roman" w:eastAsia="Times New Roman" w:hAnsi="Times New Roman"/>
-          <w:color w:val="333333"/>
           <w:sz w:val="24"/>
           <w:szCs w:val="24"/>
         </w:rPr>
@@ -12527,7 +12094,6 @@
         <w:spacing w:after="120" w:line="240" w:lineRule="auto"/>
         <w:rPr>
           <w:rFonts w:ascii="Times New Roman" w:cs="Times New Roman" w:eastAsia="Times New Roman" w:hAnsi="Times New Roman"/>
-          <w:color w:val="333333"/>
           <w:sz w:val="24"/>
           <w:szCs w:val="24"/>
         </w:rPr>
@@ -12548,7 +12114,6 @@
       <w:r>
         <w:rPr>
           <w:rFonts w:ascii="Times New Roman" w:cs="Times New Roman" w:eastAsia="Times New Roman" w:hAnsi="Times New Roman"/>
-          <w:color w:val="333333"/>
           <w:sz w:val="24"/>
           <w:szCs w:val="24"/>
           <w:rtl w:val="0"/>
@@ -12584,7 +12149,6 @@
         <w:spacing w:after="120" w:line="240" w:lineRule="auto"/>
         <w:rPr>
           <w:rFonts w:ascii="Times New Roman" w:cs="Times New Roman" w:eastAsia="Times New Roman" w:hAnsi="Times New Roman"/>
-          <w:color w:val="333333"/>
           <w:sz w:val="24"/>
           <w:szCs w:val="24"/>
         </w:rPr>
@@ -12603,7 +12167,6 @@
       <w:r>
         <w:rPr>
           <w:rFonts w:ascii="Times New Roman" w:cs="Times New Roman" w:eastAsia="Times New Roman" w:hAnsi="Times New Roman"/>
-          <w:color w:val="333333"/>
           <w:sz w:val="24"/>
           <w:szCs w:val="24"/>
           <w:rtl w:val="0"/>
@@ -12673,7 +12236,6 @@
         <w:spacing w:after="120" w:line="240" w:lineRule="auto"/>
         <w:rPr>
           <w:rFonts w:ascii="Times New Roman" w:cs="Times New Roman" w:eastAsia="Times New Roman" w:hAnsi="Times New Roman"/>
-          <w:color w:val="333333"/>
           <w:sz w:val="24"/>
           <w:szCs w:val="24"/>
         </w:rPr>
@@ -12717,7 +12279,6 @@
         <w:spacing w:after="120" w:line="240" w:lineRule="auto"/>
         <w:rPr>
           <w:rFonts w:ascii="Times New Roman" w:cs="Times New Roman" w:eastAsia="Times New Roman" w:hAnsi="Times New Roman"/>
-          <w:color w:val="333333"/>
         </w:rPr>
       </w:pPr>
       <w:r>
@@ -12746,7 +12307,6 @@
         <w:spacing w:after="120" w:line="240" w:lineRule="auto"/>
         <w:rPr>
           <w:rFonts w:ascii="Times New Roman" w:cs="Times New Roman" w:eastAsia="Times New Roman" w:hAnsi="Times New Roman"/>
-          <w:color w:val="333333"/>
           <w:sz w:val="24"/>
           <w:szCs w:val="24"/>
         </w:rPr>
@@ -12767,7 +12327,6 @@
       <w:r>
         <w:rPr>
           <w:rFonts w:ascii="Times New Roman" w:cs="Times New Roman" w:eastAsia="Times New Roman" w:hAnsi="Times New Roman"/>
-          <w:color w:val="333333"/>
           <w:sz w:val="24"/>
           <w:szCs w:val="24"/>
           <w:rtl w:val="0"/>
@@ -12788,7 +12347,6 @@
       <w:r>
         <w:rPr>
           <w:rFonts w:ascii="Times New Roman" w:cs="Times New Roman" w:eastAsia="Times New Roman" w:hAnsi="Times New Roman"/>
-          <w:color w:val="333333"/>
           <w:sz w:val="24"/>
           <w:szCs w:val="24"/>
           <w:rtl w:val="0"/>
@@ -12818,7 +12376,6 @@
         <w:spacing w:after="120" w:line="240" w:lineRule="auto"/>
         <w:rPr>
           <w:rFonts w:ascii="Times New Roman" w:cs="Times New Roman" w:eastAsia="Times New Roman" w:hAnsi="Times New Roman"/>
-          <w:color w:val="333333"/>
         </w:rPr>
       </w:pPr>
       <w:bookmarkStart w:colFirst="0" w:colLast="0" w:name="_heading=h.26in1rg" w:id="21"/>
@@ -12866,36 +12423,7 @@
           <w:szCs w:val="24"/>
           <w:rtl w:val="0"/>
         </w:rPr>
-        <w:t xml:space="preserve"> Христо́с, що воскре́с із ме́ртвих, і́стинний Бог наш </w:t>
-      </w:r>
-      <w:r>
-        <w:rPr>
-          <w:rFonts w:ascii="Times New Roman" w:cs="Times New Roman" w:eastAsia="Times New Roman" w:hAnsi="Times New Roman"/>
-          <w:color w:val="333333"/>
-          <w:sz w:val="24"/>
-          <w:szCs w:val="24"/>
-          <w:rtl w:val="0"/>
-        </w:rPr>
-        <w:t xml:space="preserve">–</w:t>
-      </w:r>
-      <w:r>
-        <w:rPr>
-          <w:rFonts w:ascii="Times New Roman" w:cs="Times New Roman" w:eastAsia="Times New Roman" w:hAnsi="Times New Roman"/>
-          <w:sz w:val="24"/>
-          <w:szCs w:val="24"/>
-          <w:rtl w:val="0"/>
-        </w:rPr>
-        <w:t xml:space="preserve"> молитва́ми пречи́стої Своє́ї Ма́тері, </w:t>
-      </w:r>
-      <w:r>
-        <w:rPr>
-          <w:rFonts w:ascii="Times New Roman" w:cs="Times New Roman" w:eastAsia="Times New Roman" w:hAnsi="Times New Roman"/>
-          <w:color w:val="333333"/>
-          <w:sz w:val="24"/>
-          <w:szCs w:val="24"/>
-          <w:rtl w:val="0"/>
-        </w:rPr>
-        <w:t xml:space="preserve">святи́х сла́вних і всехва́льних апо́столів, свято́го отця́ на́шого Іва́на Золотоу́стого, архиєпи́скопа Константино́поля, і свято́го </w:t>
+        <w:t xml:space="preserve"> Христо́с, що воскре́с із ме́ртвих, і́стинний Бог наш – молитва́ми пречи́стої Своє́ї Ма́тері, святи́х сла́вних і всехва́льних апо́столів, свято́го отця́ на́шого Іва́на Золотоу́стого, архиєпи́скопа Константино́поля, і свято́го </w:t>
       </w:r>
       <w:r>
         <w:rPr>
@@ -12911,7 +12439,6 @@
       <w:r>
         <w:rPr>
           <w:rFonts w:ascii="Times New Roman" w:cs="Times New Roman" w:eastAsia="Times New Roman" w:hAnsi="Times New Roman"/>
-          <w:color w:val="333333"/>
           <w:sz w:val="24"/>
           <w:szCs w:val="24"/>
           <w:rtl w:val="0"/>
@@ -12932,21 +12459,11 @@
       <w:r>
         <w:rPr>
           <w:rFonts w:ascii="Times New Roman" w:cs="Times New Roman" w:eastAsia="Times New Roman" w:hAnsi="Times New Roman"/>
-          <w:color w:val="333333"/>
-          <w:sz w:val="24"/>
-          <w:szCs w:val="24"/>
-          <w:rtl w:val="0"/>
-        </w:rPr>
-        <w:t xml:space="preserve">, і всіх святи́х – поми́лує і спасе́ нас як благи́й і людинолю́бни</w:t>
-      </w:r>
-      <w:r>
-        <w:rPr>
-          <w:rFonts w:ascii="Times New Roman" w:cs="Times New Roman" w:eastAsia="Times New Roman" w:hAnsi="Times New Roman"/>
-          <w:sz w:val="24"/>
-          <w:szCs w:val="24"/>
-          <w:rtl w:val="0"/>
-        </w:rPr>
-        <w:t xml:space="preserve">й.</w:t>
+          <w:sz w:val="24"/>
+          <w:szCs w:val="24"/>
+          <w:rtl w:val="0"/>
+        </w:rPr>
+        <w:t xml:space="preserve">, і всіх святи́х – поми́лує і спасе́ нас як благи́й і людинолю́бний.</w:t>
       </w:r>
     </w:p>
     <w:p>
@@ -13027,7 +12544,6 @@
         <w:spacing w:after="120" w:line="240" w:lineRule="auto"/>
         <w:rPr>
           <w:rFonts w:ascii="Times New Roman" w:cs="Times New Roman" w:eastAsia="Times New Roman" w:hAnsi="Times New Roman"/>
-          <w:color w:val="333333"/>
           <w:sz w:val="24"/>
           <w:szCs w:val="24"/>
         </w:rPr>
@@ -13323,11 +12839,6 @@
         </w:rPr>
         <w:t xml:space="preserve"> Молитва́ми Богоро́диці, Спа́се, спаси́ нас.</w:t>
       </w:r>
-      <w:r>
-        <w:rPr>
-          <w:rtl w:val="0"/>
-        </w:rPr>
-      </w:r>
     </w:p>
     <w:p>
       <w:pPr>
@@ -13368,7 +12879,6 @@
         <w:spacing w:after="120" w:line="240" w:lineRule="auto"/>
         <w:rPr>
           <w:rFonts w:ascii="Times New Roman" w:cs="Times New Roman" w:eastAsia="Times New Roman" w:hAnsi="Times New Roman"/>
-          <w:color w:val="333333"/>
           <w:sz w:val="24"/>
           <w:szCs w:val="24"/>
         </w:rPr>
@@ -13553,11 +13063,6 @@
           <w:rtl w:val="0"/>
         </w:rPr>
         <w:t xml:space="preserve">&lt;/antifon2&gt;</w:t>
-      </w:r>
-      <w:r>
-        <w:rPr>
-          <w:rtl w:val="0"/>
-        </w:rPr>
       </w:r>
     </w:p>
     <w:p>
@@ -13597,17 +13102,7 @@
           <w:szCs w:val="24"/>
           <w:rtl w:val="0"/>
         </w:rPr>
-        <w:t xml:space="preserve">Єдиноро́дний Си́ну і Сло́во Бо́же, безсме́ртний Ти, і зво́лив Ти спасі́ння на́шого ра́ди воплоти́тися від свято́ї Богоро́диці і присноді́ви Марі́ї, незмі́нно ста́вши люди́ною. І розп’я́тий був Ти, Хри́сте Бо́же, сме́ртю смерть подола́в. Ти оди́н із Свято́ї Тро́йці, рівносла́вимий з Отце́м і Святи́м Ду́хом, спаси́ нас</w:t>
-      </w:r>
-      <w:r>
-        <w:rPr>
-          <w:rFonts w:ascii="Times New Roman" w:cs="Times New Roman" w:eastAsia="Times New Roman" w:hAnsi="Times New Roman"/>
-          <w:color w:val="333333"/>
-          <w:sz w:val="24"/>
-          <w:szCs w:val="24"/>
-          <w:rtl w:val="0"/>
-        </w:rPr>
-        <w:t xml:space="preserve">.</w:t>
+        <w:t xml:space="preserve">Єдиноро́дний Си́ну і Сло́во Бо́же, безсме́ртний Ти, і зво́лив Ти спасі́ння на́шого ра́ди воплоти́тися від свято́ї Богоро́диці і присноді́ви Марі́ї, незмі́нно ста́вши люди́ною. І розп’я́тий був Ти, Хри́сте Бо́же, сме́ртю смерть подола́в. Ти оди́н із Свято́ї Тро́йці, рівносла́вимий з Отце́м і Святи́м Ду́хом, спаси́ нас.</w:t>
       </w:r>
       <w:r>
         <w:rPr>
@@ -13659,7 +13154,6 @@
         <w:spacing w:after="120" w:line="240" w:lineRule="auto"/>
         <w:rPr>
           <w:rFonts w:ascii="Times New Roman" w:cs="Times New Roman" w:eastAsia="Times New Roman" w:hAnsi="Times New Roman"/>
-          <w:color w:val="333333"/>
           <w:sz w:val="24"/>
           <w:szCs w:val="24"/>
         </w:rPr>
@@ -13961,7 +13455,6 @@
         <w:spacing w:after="120" w:line="240" w:lineRule="auto"/>
         <w:rPr>
           <w:rFonts w:ascii="Times New Roman" w:cs="Times New Roman" w:eastAsia="Times New Roman" w:hAnsi="Times New Roman"/>
-          <w:color w:val="333333"/>
           <w:sz w:val="24"/>
           <w:szCs w:val="24"/>
         </w:rPr>
@@ -13980,7 +13473,6 @@
       <w:r>
         <w:rPr>
           <w:rFonts w:ascii="Times New Roman" w:cs="Times New Roman" w:eastAsia="Times New Roman" w:hAnsi="Times New Roman"/>
-          <w:color w:val="333333"/>
           <w:sz w:val="24"/>
           <w:szCs w:val="24"/>
           <w:rtl w:val="0"/>
@@ -14001,15 +13493,13 @@
         <w:spacing w:after="120" w:line="240" w:lineRule="auto"/>
         <w:rPr>
           <w:rFonts w:ascii="Times New Roman" w:cs="Times New Roman" w:eastAsia="Times New Roman" w:hAnsi="Times New Roman"/>
-          <w:color w:val="333333"/>
-          <w:sz w:val="24"/>
-          <w:szCs w:val="24"/>
-        </w:rPr>
-      </w:pPr>
-      <w:r>
-        <w:rPr>
-          <w:rFonts w:ascii="Times New Roman" w:cs="Times New Roman" w:eastAsia="Times New Roman" w:hAnsi="Times New Roman"/>
-          <w:color w:val="333333"/>
+          <w:sz w:val="24"/>
+          <w:szCs w:val="24"/>
+        </w:rPr>
+      </w:pPr>
+      <w:r>
+        <w:rPr>
+          <w:rFonts w:ascii="Times New Roman" w:cs="Times New Roman" w:eastAsia="Times New Roman" w:hAnsi="Times New Roman"/>
           <w:sz w:val="24"/>
           <w:szCs w:val="24"/>
           <w:rtl w:val="0"/>
@@ -14030,7 +13520,6 @@
       <w:r>
         <w:rPr>
           <w:rFonts w:ascii="Times New Roman" w:cs="Times New Roman" w:eastAsia="Times New Roman" w:hAnsi="Times New Roman"/>
-          <w:color w:val="333333"/>
           <w:sz w:val="24"/>
           <w:szCs w:val="24"/>
           <w:rtl w:val="0"/>
@@ -14051,15 +13540,13 @@
         <w:spacing w:after="120" w:line="240" w:lineRule="auto"/>
         <w:rPr>
           <w:rFonts w:ascii="Times New Roman" w:cs="Times New Roman" w:eastAsia="Times New Roman" w:hAnsi="Times New Roman"/>
-          <w:color w:val="333333"/>
-          <w:sz w:val="24"/>
-          <w:szCs w:val="24"/>
-        </w:rPr>
-      </w:pPr>
-      <w:r>
-        <w:rPr>
-          <w:rFonts w:ascii="Times New Roman" w:cs="Times New Roman" w:eastAsia="Times New Roman" w:hAnsi="Times New Roman"/>
-          <w:color w:val="333333"/>
+          <w:sz w:val="24"/>
+          <w:szCs w:val="24"/>
+        </w:rPr>
+      </w:pPr>
+      <w:r>
+        <w:rPr>
+          <w:rFonts w:ascii="Times New Roman" w:cs="Times New Roman" w:eastAsia="Times New Roman" w:hAnsi="Times New Roman"/>
           <w:sz w:val="24"/>
           <w:szCs w:val="24"/>
           <w:rtl w:val="0"/>
@@ -14080,12 +13567,11 @@
       <w:r>
         <w:rPr>
           <w:rFonts w:ascii="Times New Roman" w:cs="Times New Roman" w:eastAsia="Times New Roman" w:hAnsi="Times New Roman"/>
-          <w:color w:val="333333"/>
-          <w:sz w:val="24"/>
-          <w:szCs w:val="24"/>
-          <w:rtl w:val="0"/>
-        </w:rPr>
-        <w:t xml:space="preserve"> В молитва́х невсипу́щу Богоро́дицю* і в засту́пництвах незамі́нне упова́ння* гріб і умертві́ння не втри́мали.* Бо як Ма́тір Життя́ до життя́ переста́вив той,* Хто всели́вся в утро́бу присноді́вственну.</w:t>
+          <w:sz w:val="24"/>
+          <w:szCs w:val="24"/>
+          <w:rtl w:val="0"/>
+        </w:rPr>
+        <w:t xml:space="preserve"> В молитва́х невсипу́щу Богоро́дицю* і в засту́пництвах незамі́нне упова́ння* гріб і умертві́ння не втри́мали.* Бо як Ма́тір Життя́ до життя́ переста́вив Той,* Хто всели́вся в утро́бу присноді́вственну.</w:t>
       </w:r>
     </w:p>
     <w:p>
@@ -14135,7 +13621,6 @@
         <w:spacing w:after="120" w:line="240" w:lineRule="auto"/>
         <w:rPr>
           <w:rFonts w:ascii="Times New Roman" w:cs="Times New Roman" w:eastAsia="Times New Roman" w:hAnsi="Times New Roman"/>
-          <w:color w:val="333333"/>
           <w:sz w:val="24"/>
           <w:szCs w:val="24"/>
         </w:rPr>
@@ -14154,7 +13639,6 @@
       <w:r>
         <w:rPr>
           <w:rFonts w:ascii="Times New Roman" w:cs="Times New Roman" w:eastAsia="Times New Roman" w:hAnsi="Times New Roman"/>
-          <w:color w:val="333333"/>
           <w:sz w:val="24"/>
           <w:szCs w:val="24"/>
           <w:rtl w:val="0"/>
@@ -14191,7 +13675,6 @@
         <w:spacing w:after="120" w:line="240" w:lineRule="auto"/>
         <w:rPr>
           <w:rFonts w:ascii="Times New Roman" w:cs="Times New Roman" w:eastAsia="Times New Roman" w:hAnsi="Times New Roman"/>
-          <w:color w:val="333333"/>
           <w:sz w:val="24"/>
           <w:szCs w:val="24"/>
         </w:rPr>
@@ -14210,7 +13693,6 @@
       <w:r>
         <w:rPr>
           <w:rFonts w:ascii="Times New Roman" w:cs="Times New Roman" w:eastAsia="Times New Roman" w:hAnsi="Times New Roman"/>
-          <w:color w:val="333333"/>
           <w:sz w:val="24"/>
           <w:szCs w:val="24"/>
           <w:rtl w:val="0"/>
@@ -14280,7 +13762,6 @@
         <w:spacing w:after="120" w:line="240" w:lineRule="auto"/>
         <w:rPr>
           <w:rFonts w:ascii="Times New Roman" w:cs="Times New Roman" w:eastAsia="Times New Roman" w:hAnsi="Times New Roman"/>
-          <w:color w:val="333333"/>
           <w:sz w:val="24"/>
           <w:szCs w:val="24"/>
         </w:rPr>
@@ -14349,7 +13830,6 @@
         <w:spacing w:after="120" w:line="240" w:lineRule="auto"/>
         <w:rPr>
           <w:rFonts w:ascii="Times New Roman" w:cs="Times New Roman" w:eastAsia="Times New Roman" w:hAnsi="Times New Roman"/>
-          <w:color w:val="333333"/>
           <w:sz w:val="24"/>
           <w:szCs w:val="24"/>
         </w:rPr>
@@ -14368,7 +13848,6 @@
       <w:r>
         <w:rPr>
           <w:rFonts w:ascii="Times New Roman" w:cs="Times New Roman" w:eastAsia="Times New Roman" w:hAnsi="Times New Roman"/>
-          <w:color w:val="333333"/>
           <w:sz w:val="24"/>
           <w:szCs w:val="24"/>
           <w:rtl w:val="0"/>
@@ -14405,7 +13884,6 @@
         <w:spacing w:after="120" w:line="240" w:lineRule="auto"/>
         <w:rPr>
           <w:rFonts w:ascii="Times New Roman" w:cs="Times New Roman" w:eastAsia="Times New Roman" w:hAnsi="Times New Roman"/>
-          <w:color w:val="333333"/>
           <w:sz w:val="24"/>
           <w:szCs w:val="24"/>
         </w:rPr>
@@ -14424,7 +13902,6 @@
       <w:r>
         <w:rPr>
           <w:rFonts w:ascii="Times New Roman" w:cs="Times New Roman" w:eastAsia="Times New Roman" w:hAnsi="Times New Roman"/>
-          <w:color w:val="333333"/>
           <w:sz w:val="24"/>
           <w:szCs w:val="24"/>
           <w:rtl w:val="0"/>
@@ -14494,7 +13971,6 @@
         <w:spacing w:after="120" w:line="240" w:lineRule="auto"/>
         <w:rPr>
           <w:rFonts w:ascii="Times New Roman" w:cs="Times New Roman" w:eastAsia="Times New Roman" w:hAnsi="Times New Roman"/>
-          <w:color w:val="333333"/>
           <w:sz w:val="24"/>
           <w:szCs w:val="24"/>
         </w:rPr>
@@ -14538,7 +14014,6 @@
         <w:spacing w:after="120" w:line="240" w:lineRule="auto"/>
         <w:rPr>
           <w:rFonts w:ascii="Times New Roman" w:cs="Times New Roman" w:eastAsia="Times New Roman" w:hAnsi="Times New Roman"/>
-          <w:color w:val="333333"/>
         </w:rPr>
       </w:pPr>
       <w:r>
@@ -14567,7 +14042,6 @@
         <w:spacing w:after="120" w:line="240" w:lineRule="auto"/>
         <w:rPr>
           <w:rFonts w:ascii="Times New Roman" w:cs="Times New Roman" w:eastAsia="Times New Roman" w:hAnsi="Times New Roman"/>
-          <w:color w:val="333333"/>
           <w:sz w:val="24"/>
           <w:szCs w:val="24"/>
         </w:rPr>
@@ -14586,7 +14060,6 @@
       <w:r>
         <w:rPr>
           <w:rFonts w:ascii="Times New Roman" w:cs="Times New Roman" w:eastAsia="Times New Roman" w:hAnsi="Times New Roman"/>
-          <w:color w:val="333333"/>
           <w:sz w:val="24"/>
           <w:szCs w:val="24"/>
           <w:rtl w:val="0"/>
@@ -14607,7 +14080,6 @@
       <w:r>
         <w:rPr>
           <w:rFonts w:ascii="Times New Roman" w:cs="Times New Roman" w:eastAsia="Times New Roman" w:hAnsi="Times New Roman"/>
-          <w:color w:val="333333"/>
           <w:sz w:val="24"/>
           <w:szCs w:val="24"/>
           <w:rtl w:val="0"/>
@@ -14637,7 +14109,6 @@
         <w:spacing w:after="120" w:line="240" w:lineRule="auto"/>
         <w:rPr>
           <w:rFonts w:ascii="Times New Roman" w:cs="Times New Roman" w:eastAsia="Times New Roman" w:hAnsi="Times New Roman"/>
-          <w:color w:val="333333"/>
         </w:rPr>
       </w:pPr>
       <w:r>
@@ -14681,36 +14152,7 @@
           <w:szCs w:val="24"/>
           <w:rtl w:val="0"/>
         </w:rPr>
-        <w:t xml:space="preserve"> Христо́с, що воскре́с із ме́ртвих, і́стинний Бог наш </w:t>
-      </w:r>
-      <w:r>
-        <w:rPr>
-          <w:rFonts w:ascii="Times New Roman" w:cs="Times New Roman" w:eastAsia="Times New Roman" w:hAnsi="Times New Roman"/>
-          <w:color w:val="333333"/>
-          <w:sz w:val="24"/>
-          <w:szCs w:val="24"/>
-          <w:rtl w:val="0"/>
-        </w:rPr>
-        <w:t xml:space="preserve">–</w:t>
-      </w:r>
-      <w:r>
-        <w:rPr>
-          <w:rFonts w:ascii="Times New Roman" w:cs="Times New Roman" w:eastAsia="Times New Roman" w:hAnsi="Times New Roman"/>
-          <w:sz w:val="24"/>
-          <w:szCs w:val="24"/>
-          <w:rtl w:val="0"/>
-        </w:rPr>
-        <w:t xml:space="preserve"> молитва́ми пречи́стої Своє́ї Ма́тері, </w:t>
-      </w:r>
-      <w:r>
-        <w:rPr>
-          <w:rFonts w:ascii="Times New Roman" w:cs="Times New Roman" w:eastAsia="Times New Roman" w:hAnsi="Times New Roman"/>
-          <w:color w:val="333333"/>
-          <w:sz w:val="24"/>
-          <w:szCs w:val="24"/>
-          <w:rtl w:val="0"/>
-        </w:rPr>
-        <w:t xml:space="preserve">святи́х сла́вних і всехва́льних апо́столів, свято́го отця́ на́шого Іва́на Золотоу́стого, архиєпи́скопа Константино́поля, і свято́го </w:t>
+        <w:t xml:space="preserve"> Христо́с, що воскре́с із ме́ртвих, і́стинний Бог наш – молитва́ми пречи́стої Своє́ї Ма́тері, святи́х сла́вних і всехва́льних апо́столів, свято́го отця́ на́шого Іва́на Золотоу́стого, архиєпи́скопа Константино́поля, і свято́го </w:t>
       </w:r>
       <w:r>
         <w:rPr>
@@ -14726,7 +14168,6 @@
       <w:r>
         <w:rPr>
           <w:rFonts w:ascii="Times New Roman" w:cs="Times New Roman" w:eastAsia="Times New Roman" w:hAnsi="Times New Roman"/>
-          <w:color w:val="333333"/>
           <w:sz w:val="24"/>
           <w:szCs w:val="24"/>
           <w:rtl w:val="0"/>
@@ -14747,21 +14188,11 @@
       <w:r>
         <w:rPr>
           <w:rFonts w:ascii="Times New Roman" w:cs="Times New Roman" w:eastAsia="Times New Roman" w:hAnsi="Times New Roman"/>
-          <w:color w:val="333333"/>
-          <w:sz w:val="24"/>
-          <w:szCs w:val="24"/>
-          <w:rtl w:val="0"/>
-        </w:rPr>
-        <w:t xml:space="preserve">, і всіх святи́х – поми́лує і спасе́ нас як благи́й і людинолю́бни</w:t>
-      </w:r>
-      <w:r>
-        <w:rPr>
-          <w:rFonts w:ascii="Times New Roman" w:cs="Times New Roman" w:eastAsia="Times New Roman" w:hAnsi="Times New Roman"/>
-          <w:sz w:val="24"/>
-          <w:szCs w:val="24"/>
-          <w:rtl w:val="0"/>
-        </w:rPr>
-        <w:t xml:space="preserve">й.</w:t>
+          <w:sz w:val="24"/>
+          <w:szCs w:val="24"/>
+          <w:rtl w:val="0"/>
+        </w:rPr>
+        <w:t xml:space="preserve">, і всіх святи́х – поми́лує і спасе́ нас як благи́й і людинолю́бний.</w:t>
       </w:r>
     </w:p>
     <w:p>
@@ -14862,7 +14293,6 @@
         <w:spacing w:after="120" w:line="240" w:lineRule="auto"/>
         <w:rPr>
           <w:rFonts w:ascii="Times New Roman" w:cs="Times New Roman" w:eastAsia="Times New Roman" w:hAnsi="Times New Roman"/>
-          <w:color w:val="333333"/>
           <w:sz w:val="24"/>
           <w:szCs w:val="24"/>
         </w:rPr>
@@ -15158,11 +14588,6 @@
         </w:rPr>
         <w:t xml:space="preserve"> Молитва́ми Богоро́диці, Спа́се, спаси́ нас.</w:t>
       </w:r>
-      <w:r>
-        <w:rPr>
-          <w:rtl w:val="0"/>
-        </w:rPr>
-      </w:r>
     </w:p>
     <w:p>
       <w:pPr>
@@ -15203,7 +14628,6 @@
         <w:spacing w:after="120" w:line="240" w:lineRule="auto"/>
         <w:rPr>
           <w:rFonts w:ascii="Times New Roman" w:cs="Times New Roman" w:eastAsia="Times New Roman" w:hAnsi="Times New Roman"/>
-          <w:color w:val="333333"/>
           <w:sz w:val="24"/>
           <w:szCs w:val="24"/>
         </w:rPr>
@@ -15388,11 +14812,6 @@
           <w:rtl w:val="0"/>
         </w:rPr>
         <w:t xml:space="preserve">&lt;/antifon2&gt;</w:t>
-      </w:r>
-      <w:r>
-        <w:rPr>
-          <w:rtl w:val="0"/>
-        </w:rPr>
       </w:r>
     </w:p>
     <w:p>
@@ -15432,17 +14851,7 @@
           <w:szCs w:val="24"/>
           <w:rtl w:val="0"/>
         </w:rPr>
-        <w:t xml:space="preserve">Єдиноро́дний Си́ну і Сло́во Бо́же, безсме́ртний Ти, і зво́лив Ти спасі́ння на́шого ра́ди воплоти́тися від свято́ї Богоро́диці і присноді́ви Марі́ї, незмі́нно ста́вши люди́ною. І розп’я́тий був Ти, Хри́сте Бо́же, сме́ртю смерть подола́в. Ти оди́н із Свято́ї Тро́йці, рівносла́вимий з Отце́м і Святи́м Ду́хом, спаси́ нас</w:t>
-      </w:r>
-      <w:r>
-        <w:rPr>
-          <w:rFonts w:ascii="Times New Roman" w:cs="Times New Roman" w:eastAsia="Times New Roman" w:hAnsi="Times New Roman"/>
-          <w:color w:val="333333"/>
-          <w:sz w:val="24"/>
-          <w:szCs w:val="24"/>
-          <w:rtl w:val="0"/>
-        </w:rPr>
-        <w:t xml:space="preserve">.</w:t>
+        <w:t xml:space="preserve">Єдиноро́дний Си́ну і Сло́во Бо́же, безсме́ртний Ти, і зво́лив Ти спасі́ння на́шого ра́ди воплоти́тися від свято́ї Богоро́диці і присноді́ви Марі́ї, незмі́нно ста́вши люди́ною. І розп’я́тий був Ти, Хри́сте Бо́же, сме́ртю смерть подола́в. Ти оди́н із Свято́ї Тро́йці, рівносла́вимий з Отце́м і Святи́м Ду́хом, спаси́ нас.</w:t>
       </w:r>
       <w:r>
         <w:rPr>
@@ -15494,7 +14903,6 @@
         <w:spacing w:after="120" w:line="240" w:lineRule="auto"/>
         <w:rPr>
           <w:rFonts w:ascii="Times New Roman" w:cs="Times New Roman" w:eastAsia="Times New Roman" w:hAnsi="Times New Roman"/>
-          <w:color w:val="333333"/>
           <w:sz w:val="24"/>
           <w:szCs w:val="24"/>
         </w:rPr>
@@ -15795,7 +15203,6 @@
         <w:spacing w:after="120" w:line="240" w:lineRule="auto"/>
         <w:rPr>
           <w:rFonts w:ascii="Times New Roman" w:cs="Times New Roman" w:eastAsia="Times New Roman" w:hAnsi="Times New Roman"/>
-          <w:color w:val="333333"/>
           <w:sz w:val="24"/>
           <w:szCs w:val="24"/>
         </w:rPr>
@@ -15814,7 +15221,6 @@
       <w:r>
         <w:rPr>
           <w:rFonts w:ascii="Times New Roman" w:cs="Times New Roman" w:eastAsia="Times New Roman" w:hAnsi="Times New Roman"/>
-          <w:color w:val="333333"/>
           <w:sz w:val="24"/>
           <w:szCs w:val="24"/>
           <w:rtl w:val="0"/>
@@ -15834,15 +15240,13 @@
         <w:spacing w:after="120" w:line="240" w:lineRule="auto"/>
         <w:rPr>
           <w:rFonts w:ascii="Times New Roman" w:cs="Times New Roman" w:eastAsia="Times New Roman" w:hAnsi="Times New Roman"/>
-          <w:color w:val="333333"/>
-          <w:sz w:val="24"/>
-          <w:szCs w:val="24"/>
-        </w:rPr>
-      </w:pPr>
-      <w:r>
-        <w:rPr>
-          <w:rFonts w:ascii="Times New Roman" w:cs="Times New Roman" w:eastAsia="Times New Roman" w:hAnsi="Times New Roman"/>
-          <w:color w:val="333333"/>
+          <w:sz w:val="24"/>
+          <w:szCs w:val="24"/>
+        </w:rPr>
+      </w:pPr>
+      <w:r>
+        <w:rPr>
+          <w:rFonts w:ascii="Times New Roman" w:cs="Times New Roman" w:eastAsia="Times New Roman" w:hAnsi="Times New Roman"/>
           <w:sz w:val="24"/>
           <w:szCs w:val="24"/>
           <w:rtl w:val="0"/>
@@ -15863,7 +15267,6 @@
       <w:r>
         <w:rPr>
           <w:rFonts w:ascii="Times New Roman" w:cs="Times New Roman" w:eastAsia="Times New Roman" w:hAnsi="Times New Roman"/>
-          <w:color w:val="333333"/>
           <w:sz w:val="24"/>
           <w:szCs w:val="24"/>
           <w:rtl w:val="0"/>
@@ -15883,15 +15286,13 @@
         <w:spacing w:after="120" w:line="240" w:lineRule="auto"/>
         <w:rPr>
           <w:rFonts w:ascii="Times New Roman" w:cs="Times New Roman" w:eastAsia="Times New Roman" w:hAnsi="Times New Roman"/>
-          <w:color w:val="333333"/>
-          <w:sz w:val="24"/>
-          <w:szCs w:val="24"/>
-        </w:rPr>
-      </w:pPr>
-      <w:r>
-        <w:rPr>
-          <w:rFonts w:ascii="Times New Roman" w:cs="Times New Roman" w:eastAsia="Times New Roman" w:hAnsi="Times New Roman"/>
-          <w:color w:val="333333"/>
+          <w:sz w:val="24"/>
+          <w:szCs w:val="24"/>
+        </w:rPr>
+      </w:pPr>
+      <w:r>
+        <w:rPr>
+          <w:rFonts w:ascii="Times New Roman" w:cs="Times New Roman" w:eastAsia="Times New Roman" w:hAnsi="Times New Roman"/>
           <w:sz w:val="24"/>
           <w:szCs w:val="24"/>
           <w:rtl w:val="0"/>
@@ -15912,7 +15313,6 @@
       <w:r>
         <w:rPr>
           <w:rFonts w:ascii="Times New Roman" w:cs="Times New Roman" w:eastAsia="Times New Roman" w:hAnsi="Times New Roman"/>
-          <w:color w:val="333333"/>
           <w:sz w:val="24"/>
           <w:szCs w:val="24"/>
           <w:rtl w:val="0"/>
@@ -15966,7 +15366,6 @@
         <w:spacing w:after="120" w:line="240" w:lineRule="auto"/>
         <w:rPr>
           <w:rFonts w:ascii="Times New Roman" w:cs="Times New Roman" w:eastAsia="Times New Roman" w:hAnsi="Times New Roman"/>
-          <w:color w:val="333333"/>
           <w:sz w:val="24"/>
           <w:szCs w:val="24"/>
         </w:rPr>
@@ -15985,7 +15384,6 @@
       <w:r>
         <w:rPr>
           <w:rFonts w:ascii="Times New Roman" w:cs="Times New Roman" w:eastAsia="Times New Roman" w:hAnsi="Times New Roman"/>
-          <w:color w:val="333333"/>
           <w:sz w:val="24"/>
           <w:szCs w:val="24"/>
           <w:rtl w:val="0"/>
@@ -16021,7 +15419,6 @@
         <w:spacing w:after="120" w:line="240" w:lineRule="auto"/>
         <w:rPr>
           <w:rFonts w:ascii="Times New Roman" w:cs="Times New Roman" w:eastAsia="Times New Roman" w:hAnsi="Times New Roman"/>
-          <w:color w:val="333333"/>
           <w:sz w:val="24"/>
           <w:szCs w:val="24"/>
         </w:rPr>
@@ -16040,7 +15437,6 @@
       <w:r>
         <w:rPr>
           <w:rFonts w:ascii="Times New Roman" w:cs="Times New Roman" w:eastAsia="Times New Roman" w:hAnsi="Times New Roman"/>
-          <w:color w:val="333333"/>
           <w:sz w:val="24"/>
           <w:szCs w:val="24"/>
           <w:rtl w:val="0"/>
@@ -16110,7 +15506,6 @@
         <w:spacing w:after="120" w:line="240" w:lineRule="auto"/>
         <w:rPr>
           <w:rFonts w:ascii="Times New Roman" w:cs="Times New Roman" w:eastAsia="Times New Roman" w:hAnsi="Times New Roman"/>
-          <w:color w:val="333333"/>
           <w:sz w:val="24"/>
           <w:szCs w:val="24"/>
         </w:rPr>
@@ -16178,7 +15573,6 @@
         <w:spacing w:after="120" w:line="240" w:lineRule="auto"/>
         <w:rPr>
           <w:rFonts w:ascii="Times New Roman" w:cs="Times New Roman" w:eastAsia="Times New Roman" w:hAnsi="Times New Roman"/>
-          <w:color w:val="333333"/>
           <w:sz w:val="24"/>
           <w:szCs w:val="24"/>
         </w:rPr>
@@ -16197,7 +15591,6 @@
       <w:r>
         <w:rPr>
           <w:rFonts w:ascii="Times New Roman" w:cs="Times New Roman" w:eastAsia="Times New Roman" w:hAnsi="Times New Roman"/>
-          <w:color w:val="333333"/>
           <w:sz w:val="24"/>
           <w:szCs w:val="24"/>
           <w:rtl w:val="0"/>
@@ -16233,7 +15626,6 @@
         <w:spacing w:after="120" w:line="240" w:lineRule="auto"/>
         <w:rPr>
           <w:rFonts w:ascii="Times New Roman" w:cs="Times New Roman" w:eastAsia="Times New Roman" w:hAnsi="Times New Roman"/>
-          <w:color w:val="333333"/>
           <w:sz w:val="24"/>
           <w:szCs w:val="24"/>
         </w:rPr>
@@ -16252,7 +15644,6 @@
       <w:r>
         <w:rPr>
           <w:rFonts w:ascii="Times New Roman" w:cs="Times New Roman" w:eastAsia="Times New Roman" w:hAnsi="Times New Roman"/>
-          <w:color w:val="333333"/>
           <w:sz w:val="24"/>
           <w:szCs w:val="24"/>
           <w:rtl w:val="0"/>
@@ -16322,7 +15713,6 @@
         <w:spacing w:after="120" w:line="240" w:lineRule="auto"/>
         <w:rPr>
           <w:rFonts w:ascii="Times New Roman" w:cs="Times New Roman" w:eastAsia="Times New Roman" w:hAnsi="Times New Roman"/>
-          <w:color w:val="333333"/>
           <w:sz w:val="24"/>
           <w:szCs w:val="24"/>
         </w:rPr>
@@ -16366,7 +15756,6 @@
         <w:spacing w:after="120" w:line="240" w:lineRule="auto"/>
         <w:rPr>
           <w:rFonts w:ascii="Times New Roman" w:cs="Times New Roman" w:eastAsia="Times New Roman" w:hAnsi="Times New Roman"/>
-          <w:color w:val="333333"/>
         </w:rPr>
       </w:pPr>
       <w:r>
@@ -16395,7 +15784,6 @@
         <w:spacing w:after="120" w:line="240" w:lineRule="auto"/>
         <w:rPr>
           <w:rFonts w:ascii="Times New Roman" w:cs="Times New Roman" w:eastAsia="Times New Roman" w:hAnsi="Times New Roman"/>
-          <w:color w:val="333333"/>
           <w:sz w:val="24"/>
           <w:szCs w:val="24"/>
         </w:rPr>
@@ -16414,7 +15802,6 @@
       <w:r>
         <w:rPr>
           <w:rFonts w:ascii="Times New Roman" w:cs="Times New Roman" w:eastAsia="Times New Roman" w:hAnsi="Times New Roman"/>
-          <w:color w:val="333333"/>
           <w:sz w:val="24"/>
           <w:szCs w:val="24"/>
           <w:rtl w:val="0"/>
@@ -16435,7 +15822,6 @@
       <w:r>
         <w:rPr>
           <w:rFonts w:ascii="Times New Roman" w:cs="Times New Roman" w:eastAsia="Times New Roman" w:hAnsi="Times New Roman"/>
-          <w:color w:val="333333"/>
           <w:sz w:val="24"/>
           <w:szCs w:val="24"/>
           <w:rtl w:val="0"/>
@@ -16465,7 +15851,6 @@
         <w:spacing w:after="120" w:line="240" w:lineRule="auto"/>
         <w:rPr>
           <w:rFonts w:ascii="Times New Roman" w:cs="Times New Roman" w:eastAsia="Times New Roman" w:hAnsi="Times New Roman"/>
-          <w:color w:val="333333"/>
         </w:rPr>
       </w:pPr>
       <w:r>
@@ -16509,36 +15894,7 @@
           <w:szCs w:val="24"/>
           <w:rtl w:val="0"/>
         </w:rPr>
-        <w:t xml:space="preserve"> Христо́с, що воскре́с із ме́ртвих, і́стинний Бог наш </w:t>
-      </w:r>
-      <w:r>
-        <w:rPr>
-          <w:rFonts w:ascii="Times New Roman" w:cs="Times New Roman" w:eastAsia="Times New Roman" w:hAnsi="Times New Roman"/>
-          <w:color w:val="333333"/>
-          <w:sz w:val="24"/>
-          <w:szCs w:val="24"/>
-          <w:rtl w:val="0"/>
-        </w:rPr>
-        <w:t xml:space="preserve">–</w:t>
-      </w:r>
-      <w:r>
-        <w:rPr>
-          <w:rFonts w:ascii="Times New Roman" w:cs="Times New Roman" w:eastAsia="Times New Roman" w:hAnsi="Times New Roman"/>
-          <w:sz w:val="24"/>
-          <w:szCs w:val="24"/>
-          <w:rtl w:val="0"/>
-        </w:rPr>
-        <w:t xml:space="preserve"> молитва́ми пречи́стої Своє́ї Ма́тері, </w:t>
-      </w:r>
-      <w:r>
-        <w:rPr>
-          <w:rFonts w:ascii="Times New Roman" w:cs="Times New Roman" w:eastAsia="Times New Roman" w:hAnsi="Times New Roman"/>
-          <w:color w:val="333333"/>
-          <w:sz w:val="24"/>
-          <w:szCs w:val="24"/>
-          <w:rtl w:val="0"/>
-        </w:rPr>
-        <w:t xml:space="preserve">святи́х сла́вних і всехва́льних апо́столів, свято́го отця́ на́шого Іва́на Золотоу́стого, архиєпи́скопа Константино́поля, і свято́го </w:t>
+        <w:t xml:space="preserve"> Христо́с, що воскре́с із ме́ртвих, і́стинний Бог наш – молитва́ми пречи́стої Своє́ї Ма́тері, святи́х сла́вних і всехва́льних апо́столів, свято́го отця́ на́шого Іва́на Золотоу́стого, архиєпи́скопа Константино́поля, і свято́го </w:t>
       </w:r>
       <w:r>
         <w:rPr>
@@ -16554,7 +15910,6 @@
       <w:r>
         <w:rPr>
           <w:rFonts w:ascii="Times New Roman" w:cs="Times New Roman" w:eastAsia="Times New Roman" w:hAnsi="Times New Roman"/>
-          <w:color w:val="333333"/>
           <w:sz w:val="24"/>
           <w:szCs w:val="24"/>
           <w:rtl w:val="0"/>
@@ -16575,21 +15930,11 @@
       <w:r>
         <w:rPr>
           <w:rFonts w:ascii="Times New Roman" w:cs="Times New Roman" w:eastAsia="Times New Roman" w:hAnsi="Times New Roman"/>
-          <w:color w:val="333333"/>
-          <w:sz w:val="24"/>
-          <w:szCs w:val="24"/>
-          <w:rtl w:val="0"/>
-        </w:rPr>
-        <w:t xml:space="preserve">, і всіх святи́х – поми́лує і спасе́ нас як благи́й і людинолю́бни</w:t>
-      </w:r>
-      <w:r>
-        <w:rPr>
-          <w:rFonts w:ascii="Times New Roman" w:cs="Times New Roman" w:eastAsia="Times New Roman" w:hAnsi="Times New Roman"/>
-          <w:sz w:val="24"/>
-          <w:szCs w:val="24"/>
-          <w:rtl w:val="0"/>
-        </w:rPr>
-        <w:t xml:space="preserve">й.</w:t>
+          <w:sz w:val="24"/>
+          <w:szCs w:val="24"/>
+          <w:rtl w:val="0"/>
+        </w:rPr>
+        <w:t xml:space="preserve">, і всіх святи́х – поми́лує і спасе́ нас як благи́й і людинолю́бний.</w:t>
       </w:r>
     </w:p>
     <w:p>
@@ -16690,7 +16035,6 @@
         <w:spacing w:after="120" w:line="240" w:lineRule="auto"/>
         <w:rPr>
           <w:rFonts w:ascii="Times New Roman" w:cs="Times New Roman" w:eastAsia="Times New Roman" w:hAnsi="Times New Roman"/>
-          <w:color w:val="333333"/>
           <w:sz w:val="24"/>
           <w:szCs w:val="24"/>
         </w:rPr>
@@ -16986,11 +16330,6 @@
         </w:rPr>
         <w:t xml:space="preserve"> Молитва́ми Богоро́диці, Спа́се, спаси́ нас.</w:t>
       </w:r>
-      <w:r>
-        <w:rPr>
-          <w:rtl w:val="0"/>
-        </w:rPr>
-      </w:r>
     </w:p>
     <w:p>
       <w:pPr>
@@ -17031,7 +16370,6 @@
         <w:spacing w:after="120" w:line="240" w:lineRule="auto"/>
         <w:rPr>
           <w:rFonts w:ascii="Times New Roman" w:cs="Times New Roman" w:eastAsia="Times New Roman" w:hAnsi="Times New Roman"/>
-          <w:color w:val="333333"/>
           <w:sz w:val="24"/>
           <w:szCs w:val="24"/>
         </w:rPr>
@@ -17216,11 +16554,6 @@
           <w:rtl w:val="0"/>
         </w:rPr>
         <w:t xml:space="preserve">&lt;/antifon2&gt;</w:t>
-      </w:r>
-      <w:r>
-        <w:rPr>
-          <w:rtl w:val="0"/>
-        </w:rPr>
       </w:r>
     </w:p>
     <w:p>
@@ -17260,17 +16593,7 @@
           <w:szCs w:val="24"/>
           <w:rtl w:val="0"/>
         </w:rPr>
-        <w:t xml:space="preserve">Єдиноро́дний Си́ну і Сло́во Бо́же, безсме́ртний Ти, і зво́лив Ти спасі́ння на́шого ра́ди воплоти́тися від свято́ї Богоро́диці і присноді́ви Марі́ї, незмі́нно ста́вши люди́ною. І розп’я́тий був Ти, Хри́сте Бо́же, сме́ртю смерть подола́в. Ти оди́н із Свято́ї Тро́йці, рівносла́вимий з Отце́м і Святи́м Ду́хом, спаси́ нас</w:t>
-      </w:r>
-      <w:r>
-        <w:rPr>
-          <w:rFonts w:ascii="Times New Roman" w:cs="Times New Roman" w:eastAsia="Times New Roman" w:hAnsi="Times New Roman"/>
-          <w:color w:val="333333"/>
-          <w:sz w:val="24"/>
-          <w:szCs w:val="24"/>
-          <w:rtl w:val="0"/>
-        </w:rPr>
-        <w:t xml:space="preserve">.</w:t>
+        <w:t xml:space="preserve">Єдиноро́дний Си́ну і Сло́во Бо́же, безсме́ртний Ти, і зво́лив Ти спасі́ння на́шого ра́ди воплоти́тися від свято́ї Богоро́диці і присноді́ви Марі́ї, незмі́нно ста́вши люди́ною. І розп’я́тий був Ти, Хри́сте Бо́же, сме́ртю смерть подола́в. Ти оди́н із Свято́ї Тро́йці, рівносла́вимий з Отце́м і Святи́м Ду́хом, спаси́ нас.</w:t>
       </w:r>
       <w:r>
         <w:rPr>
@@ -17322,7 +16645,6 @@
         <w:spacing w:after="120" w:line="240" w:lineRule="auto"/>
         <w:rPr>
           <w:rFonts w:ascii="Times New Roman" w:cs="Times New Roman" w:eastAsia="Times New Roman" w:hAnsi="Times New Roman"/>
-          <w:color w:val="333333"/>
           <w:sz w:val="24"/>
           <w:szCs w:val="24"/>
         </w:rPr>
@@ -17623,7 +16945,6 @@
         <w:spacing w:after="120" w:line="240" w:lineRule="auto"/>
         <w:rPr>
           <w:rFonts w:ascii="Times New Roman" w:cs="Times New Roman" w:eastAsia="Times New Roman" w:hAnsi="Times New Roman"/>
-          <w:color w:val="333333"/>
           <w:sz w:val="24"/>
           <w:szCs w:val="24"/>
         </w:rPr>
@@ -17642,7 +16963,6 @@
       <w:r>
         <w:rPr>
           <w:rFonts w:ascii="Times New Roman" w:cs="Times New Roman" w:eastAsia="Times New Roman" w:hAnsi="Times New Roman"/>
-          <w:color w:val="333333"/>
           <w:sz w:val="24"/>
           <w:szCs w:val="24"/>
           <w:rtl w:val="0"/>
@@ -17671,7 +16991,6 @@
       <w:r>
         <w:rPr>
           <w:rFonts w:ascii="Times New Roman" w:cs="Times New Roman" w:eastAsia="Times New Roman" w:hAnsi="Times New Roman"/>
-          <w:color w:val="333333"/>
           <w:sz w:val="24"/>
           <w:szCs w:val="24"/>
           <w:rtl w:val="0"/>
@@ -17692,7 +17011,6 @@
       <w:r>
         <w:rPr>
           <w:rFonts w:ascii="Times New Roman" w:cs="Times New Roman" w:eastAsia="Times New Roman" w:hAnsi="Times New Roman"/>
-          <w:color w:val="333333"/>
           <w:sz w:val="24"/>
           <w:szCs w:val="24"/>
           <w:rtl w:val="0"/>
@@ -17717,15 +17035,13 @@
         <w:spacing w:after="120" w:line="240" w:lineRule="auto"/>
         <w:rPr>
           <w:rFonts w:ascii="Times New Roman" w:cs="Times New Roman" w:eastAsia="Times New Roman" w:hAnsi="Times New Roman"/>
-          <w:color w:val="333333"/>
-          <w:sz w:val="24"/>
-          <w:szCs w:val="24"/>
-        </w:rPr>
-      </w:pPr>
-      <w:r>
-        <w:rPr>
-          <w:rFonts w:ascii="Times New Roman" w:cs="Times New Roman" w:eastAsia="Times New Roman" w:hAnsi="Times New Roman"/>
-          <w:color w:val="333333"/>
+          <w:sz w:val="24"/>
+          <w:szCs w:val="24"/>
+        </w:rPr>
+      </w:pPr>
+      <w:r>
+        <w:rPr>
+          <w:rFonts w:ascii="Times New Roman" w:cs="Times New Roman" w:eastAsia="Times New Roman" w:hAnsi="Times New Roman"/>
           <w:sz w:val="24"/>
           <w:szCs w:val="24"/>
           <w:rtl w:val="0"/>
@@ -17746,7 +17062,6 @@
       <w:r>
         <w:rPr>
           <w:rFonts w:ascii="Times New Roman" w:cs="Times New Roman" w:eastAsia="Times New Roman" w:hAnsi="Times New Roman"/>
-          <w:color w:val="333333"/>
           <w:sz w:val="24"/>
           <w:szCs w:val="24"/>
           <w:rtl w:val="0"/>
@@ -17794,7 +17109,6 @@
         <w:spacing w:after="120" w:line="240" w:lineRule="auto"/>
         <w:rPr>
           <w:rFonts w:ascii="Times New Roman" w:cs="Times New Roman" w:eastAsia="Times New Roman" w:hAnsi="Times New Roman"/>
-          <w:color w:val="333333"/>
           <w:sz w:val="24"/>
           <w:szCs w:val="24"/>
         </w:rPr>
@@ -17813,7 +17127,6 @@
       <w:r>
         <w:rPr>
           <w:rFonts w:ascii="Times New Roman" w:cs="Times New Roman" w:eastAsia="Times New Roman" w:hAnsi="Times New Roman"/>
-          <w:color w:val="333333"/>
           <w:sz w:val="24"/>
           <w:szCs w:val="24"/>
           <w:rtl w:val="0"/>
@@ -17843,7 +17156,6 @@
         <w:spacing w:after="120" w:line="240" w:lineRule="auto"/>
         <w:rPr>
           <w:rFonts w:ascii="Times New Roman" w:cs="Times New Roman" w:eastAsia="Times New Roman" w:hAnsi="Times New Roman"/>
-          <w:color w:val="333333"/>
           <w:sz w:val="24"/>
           <w:szCs w:val="24"/>
         </w:rPr>
@@ -17862,7 +17174,6 @@
       <w:r>
         <w:rPr>
           <w:rFonts w:ascii="Times New Roman" w:cs="Times New Roman" w:eastAsia="Times New Roman" w:hAnsi="Times New Roman"/>
-          <w:color w:val="333333"/>
           <w:sz w:val="24"/>
           <w:szCs w:val="24"/>
           <w:rtl w:val="0"/>
@@ -17932,7 +17243,6 @@
         <w:spacing w:after="120" w:line="240" w:lineRule="auto"/>
         <w:rPr>
           <w:rFonts w:ascii="Times New Roman" w:cs="Times New Roman" w:eastAsia="Times New Roman" w:hAnsi="Times New Roman"/>
-          <w:color w:val="333333"/>
           <w:sz w:val="24"/>
           <w:szCs w:val="24"/>
         </w:rPr>
@@ -17994,48 +17304,24 @@
         <w:spacing w:after="120" w:line="240" w:lineRule="auto"/>
         <w:rPr>
           <w:rFonts w:ascii="Times New Roman" w:cs="Times New Roman" w:eastAsia="Times New Roman" w:hAnsi="Times New Roman"/>
-          <w:color w:val="333333"/>
-          <w:sz w:val="24"/>
-          <w:szCs w:val="24"/>
-        </w:rPr>
-      </w:pPr>
-      <w:r>
-        <w:rPr>
-          <w:rFonts w:ascii="Times New Roman" w:cs="Times New Roman" w:eastAsia="Times New Roman" w:hAnsi="Times New Roman"/>
-          <w:i w:val="1"/>
-          <w:color w:val="ff4400"/>
-          <w:sz w:val="24"/>
-          <w:szCs w:val="24"/>
-          <w:rtl w:val="0"/>
-        </w:rPr>
-        <w:t xml:space="preserve">Алилуя (</w:t>
-      </w:r>
-      <w:r>
-        <w:rPr>
-          <w:rFonts w:ascii="Times New Roman" w:cs="Times New Roman" w:eastAsia="Times New Roman" w:hAnsi="Times New Roman"/>
-          <w:i w:val="1"/>
-          <w:color w:val="ff4400"/>
-          <w:sz w:val="24"/>
-          <w:szCs w:val="24"/>
-          <w:rtl w:val="0"/>
-        </w:rPr>
-        <w:t xml:space="preserve">г. 4</w:t>
-      </w:r>
-      <w:r>
-        <w:rPr>
-          <w:rFonts w:ascii="Times New Roman" w:cs="Times New Roman" w:eastAsia="Times New Roman" w:hAnsi="Times New Roman"/>
-          <w:i w:val="1"/>
-          <w:color w:val="ff4400"/>
-          <w:sz w:val="24"/>
-          <w:szCs w:val="24"/>
-          <w:rtl w:val="0"/>
-        </w:rPr>
-        <w:t xml:space="preserve">): </w:t>
-      </w:r>
-      <w:r>
-        <w:rPr>
-          <w:rFonts w:ascii="Times New Roman" w:cs="Times New Roman" w:eastAsia="Times New Roman" w:hAnsi="Times New Roman"/>
-          <w:color w:val="333333"/>
+          <w:sz w:val="24"/>
+          <w:szCs w:val="24"/>
+        </w:rPr>
+      </w:pPr>
+      <w:r>
+        <w:rPr>
+          <w:rFonts w:ascii="Times New Roman" w:cs="Times New Roman" w:eastAsia="Times New Roman" w:hAnsi="Times New Roman"/>
+          <w:i w:val="1"/>
+          <w:color w:val="ff4400"/>
+          <w:sz w:val="24"/>
+          <w:szCs w:val="24"/>
+          <w:rtl w:val="0"/>
+        </w:rPr>
+        <w:t xml:space="preserve">Алилуя (г. 4): </w:t>
+      </w:r>
+      <w:r>
+        <w:rPr>
+          <w:rFonts w:ascii="Times New Roman" w:cs="Times New Roman" w:eastAsia="Times New Roman" w:hAnsi="Times New Roman"/>
           <w:sz w:val="24"/>
           <w:szCs w:val="24"/>
           <w:rtl w:val="0"/>
@@ -18065,7 +17351,6 @@
         <w:spacing w:after="120" w:line="240" w:lineRule="auto"/>
         <w:rPr>
           <w:rFonts w:ascii="Times New Roman" w:cs="Times New Roman" w:eastAsia="Times New Roman" w:hAnsi="Times New Roman"/>
-          <w:color w:val="333333"/>
           <w:sz w:val="24"/>
           <w:szCs w:val="24"/>
         </w:rPr>
@@ -18084,7 +17369,6 @@
       <w:r>
         <w:rPr>
           <w:rFonts w:ascii="Times New Roman" w:cs="Times New Roman" w:eastAsia="Times New Roman" w:hAnsi="Times New Roman"/>
-          <w:color w:val="333333"/>
           <w:sz w:val="24"/>
           <w:szCs w:val="24"/>
           <w:rtl w:val="0"/>
@@ -18154,7 +17438,6 @@
         <w:spacing w:after="120" w:line="240" w:lineRule="auto"/>
         <w:rPr>
           <w:rFonts w:ascii="Times New Roman" w:cs="Times New Roman" w:eastAsia="Times New Roman" w:hAnsi="Times New Roman"/>
-          <w:color w:val="333333"/>
           <w:sz w:val="24"/>
           <w:szCs w:val="24"/>
         </w:rPr>
@@ -18198,7 +17481,6 @@
         <w:spacing w:after="120" w:line="240" w:lineRule="auto"/>
         <w:rPr>
           <w:rFonts w:ascii="Times New Roman" w:cs="Times New Roman" w:eastAsia="Times New Roman" w:hAnsi="Times New Roman"/>
-          <w:color w:val="333333"/>
         </w:rPr>
       </w:pPr>
       <w:r>
@@ -18227,7 +17509,6 @@
         <w:spacing w:after="120" w:line="240" w:lineRule="auto"/>
         <w:rPr>
           <w:rFonts w:ascii="Times New Roman" w:cs="Times New Roman" w:eastAsia="Times New Roman" w:hAnsi="Times New Roman"/>
-          <w:color w:val="333333"/>
           <w:sz w:val="24"/>
           <w:szCs w:val="24"/>
         </w:rPr>
@@ -18246,7 +17527,6 @@
       <w:r>
         <w:rPr>
           <w:rFonts w:ascii="Times New Roman" w:cs="Times New Roman" w:eastAsia="Times New Roman" w:hAnsi="Times New Roman"/>
-          <w:color w:val="333333"/>
           <w:sz w:val="24"/>
           <w:szCs w:val="24"/>
           <w:rtl w:val="0"/>
@@ -18267,7 +17547,6 @@
       <w:r>
         <w:rPr>
           <w:rFonts w:ascii="Times New Roman" w:cs="Times New Roman" w:eastAsia="Times New Roman" w:hAnsi="Times New Roman"/>
-          <w:color w:val="333333"/>
           <w:sz w:val="24"/>
           <w:szCs w:val="24"/>
           <w:rtl w:val="0"/>
@@ -18297,7 +17576,6 @@
         <w:spacing w:after="120" w:line="240" w:lineRule="auto"/>
         <w:rPr>
           <w:rFonts w:ascii="Times New Roman" w:cs="Times New Roman" w:eastAsia="Times New Roman" w:hAnsi="Times New Roman"/>
-          <w:color w:val="333333"/>
         </w:rPr>
       </w:pPr>
       <w:r>
@@ -18341,36 +17619,7 @@
           <w:szCs w:val="24"/>
           <w:rtl w:val="0"/>
         </w:rPr>
-        <w:t xml:space="preserve"> Христо́с, що воскре́с із ме́ртвих, і́стинний Бог наш </w:t>
-      </w:r>
-      <w:r>
-        <w:rPr>
-          <w:rFonts w:ascii="Times New Roman" w:cs="Times New Roman" w:eastAsia="Times New Roman" w:hAnsi="Times New Roman"/>
-          <w:color w:val="333333"/>
-          <w:sz w:val="24"/>
-          <w:szCs w:val="24"/>
-          <w:rtl w:val="0"/>
-        </w:rPr>
-        <w:t xml:space="preserve">–</w:t>
-      </w:r>
-      <w:r>
-        <w:rPr>
-          <w:rFonts w:ascii="Times New Roman" w:cs="Times New Roman" w:eastAsia="Times New Roman" w:hAnsi="Times New Roman"/>
-          <w:sz w:val="24"/>
-          <w:szCs w:val="24"/>
-          <w:rtl w:val="0"/>
-        </w:rPr>
-        <w:t xml:space="preserve"> молитва́ми пречи́стої Своє́ї Ма́тері, </w:t>
-      </w:r>
-      <w:r>
-        <w:rPr>
-          <w:rFonts w:ascii="Times New Roman" w:cs="Times New Roman" w:eastAsia="Times New Roman" w:hAnsi="Times New Roman"/>
-          <w:color w:val="333333"/>
-          <w:sz w:val="24"/>
-          <w:szCs w:val="24"/>
-          <w:rtl w:val="0"/>
-        </w:rPr>
-        <w:t xml:space="preserve">святи́х сла́вних і всехва́льних апо́столів, свято́го отця́ на́шого Іва́на Золотоу́стого, архиєпи́скопа Константино́поля, і свято́го </w:t>
+        <w:t xml:space="preserve"> Христо́с, що воскре́с із ме́ртвих, і́стинний Бог наш – молитва́ми пречи́стої Своє́ї Ма́тері, святи́х сла́вних і всехва́льних апо́столів, свято́го отця́ на́шого Іва́на Золотоу́стого, архиєпи́скопа Константино́поля, і свято́го </w:t>
       </w:r>
       <w:r>
         <w:rPr>
@@ -18386,7 +17635,6 @@
       <w:r>
         <w:rPr>
           <w:rFonts w:ascii="Times New Roman" w:cs="Times New Roman" w:eastAsia="Times New Roman" w:hAnsi="Times New Roman"/>
-          <w:color w:val="333333"/>
           <w:sz w:val="24"/>
           <w:szCs w:val="24"/>
           <w:rtl w:val="0"/>
@@ -18407,21 +17655,11 @@
       <w:r>
         <w:rPr>
           <w:rFonts w:ascii="Times New Roman" w:cs="Times New Roman" w:eastAsia="Times New Roman" w:hAnsi="Times New Roman"/>
-          <w:color w:val="333333"/>
-          <w:sz w:val="24"/>
-          <w:szCs w:val="24"/>
-          <w:rtl w:val="0"/>
-        </w:rPr>
-        <w:t xml:space="preserve">, і всіх святи́х – поми́лує і спасе́ нас як благи́й і людинолю́бни</w:t>
-      </w:r>
-      <w:r>
-        <w:rPr>
-          <w:rFonts w:ascii="Times New Roman" w:cs="Times New Roman" w:eastAsia="Times New Roman" w:hAnsi="Times New Roman"/>
-          <w:sz w:val="24"/>
-          <w:szCs w:val="24"/>
-          <w:rtl w:val="0"/>
-        </w:rPr>
-        <w:t xml:space="preserve">й.</w:t>
+          <w:sz w:val="24"/>
+          <w:szCs w:val="24"/>
+          <w:rtl w:val="0"/>
+        </w:rPr>
+        <w:t xml:space="preserve">, і всіх святи́х – поми́лує і спасе́ нас як благи́й і людинолю́бний.</w:t>
       </w:r>
     </w:p>
     <w:p>
@@ -18522,7 +17760,6 @@
         <w:spacing w:after="120" w:line="240" w:lineRule="auto"/>
         <w:rPr>
           <w:rFonts w:ascii="Times New Roman" w:cs="Times New Roman" w:eastAsia="Times New Roman" w:hAnsi="Times New Roman"/>
-          <w:color w:val="333333"/>
           <w:sz w:val="24"/>
           <w:szCs w:val="24"/>
         </w:rPr>
@@ -18818,11 +18055,6 @@
         </w:rPr>
         <w:t xml:space="preserve"> Молитва́ми Богоро́диці, Спа́се, спаси́ нас.</w:t>
       </w:r>
-      <w:r>
-        <w:rPr>
-          <w:rtl w:val="0"/>
-        </w:rPr>
-      </w:r>
     </w:p>
     <w:p>
       <w:pPr>
@@ -18863,7 +18095,6 @@
         <w:spacing w:after="120" w:line="240" w:lineRule="auto"/>
         <w:rPr>
           <w:rFonts w:ascii="Times New Roman" w:cs="Times New Roman" w:eastAsia="Times New Roman" w:hAnsi="Times New Roman"/>
-          <w:color w:val="333333"/>
           <w:sz w:val="24"/>
           <w:szCs w:val="24"/>
         </w:rPr>
@@ -19048,11 +18279,6 @@
           <w:rtl w:val="0"/>
         </w:rPr>
         <w:t xml:space="preserve">&lt;/antifon2&gt;</w:t>
-      </w:r>
-      <w:r>
-        <w:rPr>
-          <w:rtl w:val="0"/>
-        </w:rPr>
       </w:r>
     </w:p>
     <w:p>
@@ -19092,17 +18318,7 @@
           <w:szCs w:val="24"/>
           <w:rtl w:val="0"/>
         </w:rPr>
-        <w:t xml:space="preserve">Єдиноро́дний Си́ну і Сло́во Бо́же, безсме́ртний Ти, і зво́лив Ти спасі́ння на́шого ра́ди воплоти́тися від свято́ї Богоро́диці і присноді́ви Марі́ї, незмі́нно ста́вши люди́ною. І розп’я́тий був Ти, Хри́сте Бо́же, сме́ртю смерть подола́в. Ти оди́н із Свято́ї Тро́йці, рівносла́вимий з Отце́м і Святи́м Ду́хом, спаси́ нас</w:t>
-      </w:r>
-      <w:r>
-        <w:rPr>
-          <w:rFonts w:ascii="Times New Roman" w:cs="Times New Roman" w:eastAsia="Times New Roman" w:hAnsi="Times New Roman"/>
-          <w:color w:val="333333"/>
-          <w:sz w:val="24"/>
-          <w:szCs w:val="24"/>
-          <w:rtl w:val="0"/>
-        </w:rPr>
-        <w:t xml:space="preserve">.</w:t>
+        <w:t xml:space="preserve">Єдиноро́дний Си́ну і Сло́во Бо́же, безсме́ртний Ти, і зво́лив Ти спасі́ння на́шого ра́ди воплоти́тися від свято́ї Богоро́диці і присноді́ви Марі́ї, незмі́нно ста́вши люди́ною. І розп’я́тий був Ти, Хри́сте Бо́же, сме́ртю смерть подола́в. Ти оди́н із Свято́ї Тро́йці, рівносла́вимий з Отце́м і Святи́м Ду́хом, спаси́ нас.</w:t>
       </w:r>
       <w:r>
         <w:rPr>
@@ -19154,7 +18370,6 @@
         <w:spacing w:after="120" w:line="240" w:lineRule="auto"/>
         <w:rPr>
           <w:rFonts w:ascii="Times New Roman" w:cs="Times New Roman" w:eastAsia="Times New Roman" w:hAnsi="Times New Roman"/>
-          <w:color w:val="333333"/>
           <w:sz w:val="24"/>
           <w:szCs w:val="24"/>
         </w:rPr>
@@ -19449,7 +18664,6 @@
         <w:spacing w:after="120" w:line="240" w:lineRule="auto"/>
         <w:rPr>
           <w:rFonts w:ascii="Times New Roman" w:cs="Times New Roman" w:eastAsia="Times New Roman" w:hAnsi="Times New Roman"/>
-          <w:color w:val="333333"/>
           <w:sz w:val="24"/>
           <w:szCs w:val="24"/>
         </w:rPr>
@@ -19468,7 +18682,6 @@
       <w:r>
         <w:rPr>
           <w:rFonts w:ascii="Times New Roman" w:cs="Times New Roman" w:eastAsia="Times New Roman" w:hAnsi="Times New Roman"/>
-          <w:color w:val="333333"/>
           <w:sz w:val="24"/>
           <w:szCs w:val="24"/>
           <w:rtl w:val="0"/>
@@ -19482,15 +18695,13 @@
         <w:spacing w:after="120" w:line="240" w:lineRule="auto"/>
         <w:rPr>
           <w:rFonts w:ascii="Times New Roman" w:cs="Times New Roman" w:eastAsia="Times New Roman" w:hAnsi="Times New Roman"/>
-          <w:color w:val="333333"/>
-          <w:sz w:val="24"/>
-          <w:szCs w:val="24"/>
-        </w:rPr>
-      </w:pPr>
-      <w:r>
-        <w:rPr>
-          <w:rFonts w:ascii="Times New Roman" w:cs="Times New Roman" w:eastAsia="Times New Roman" w:hAnsi="Times New Roman"/>
-          <w:color w:val="333333"/>
+          <w:sz w:val="24"/>
+          <w:szCs w:val="24"/>
+        </w:rPr>
+      </w:pPr>
+      <w:r>
+        <w:rPr>
+          <w:rFonts w:ascii="Times New Roman" w:cs="Times New Roman" w:eastAsia="Times New Roman" w:hAnsi="Times New Roman"/>
           <w:sz w:val="24"/>
           <w:szCs w:val="24"/>
           <w:rtl w:val="0"/>
@@ -19511,7 +18722,6 @@
       <w:r>
         <w:rPr>
           <w:rFonts w:ascii="Times New Roman" w:cs="Times New Roman" w:eastAsia="Times New Roman" w:hAnsi="Times New Roman"/>
-          <w:color w:val="333333"/>
           <w:sz w:val="24"/>
           <w:szCs w:val="24"/>
           <w:rtl w:val="0"/>
@@ -19525,15 +18735,13 @@
         <w:spacing w:after="120" w:line="240" w:lineRule="auto"/>
         <w:rPr>
           <w:rFonts w:ascii="Times New Roman" w:cs="Times New Roman" w:eastAsia="Times New Roman" w:hAnsi="Times New Roman"/>
-          <w:color w:val="333333"/>
-          <w:sz w:val="24"/>
-          <w:szCs w:val="24"/>
-        </w:rPr>
-      </w:pPr>
-      <w:r>
-        <w:rPr>
-          <w:rFonts w:ascii="Times New Roman" w:cs="Times New Roman" w:eastAsia="Times New Roman" w:hAnsi="Times New Roman"/>
-          <w:color w:val="333333"/>
+          <w:sz w:val="24"/>
+          <w:szCs w:val="24"/>
+        </w:rPr>
+      </w:pPr>
+      <w:r>
+        <w:rPr>
+          <w:rFonts w:ascii="Times New Roman" w:cs="Times New Roman" w:eastAsia="Times New Roman" w:hAnsi="Times New Roman"/>
           <w:sz w:val="24"/>
           <w:szCs w:val="24"/>
           <w:rtl w:val="0"/>
@@ -19554,7 +18762,6 @@
       <w:r>
         <w:rPr>
           <w:rFonts w:ascii="Times New Roman" w:cs="Times New Roman" w:eastAsia="Times New Roman" w:hAnsi="Times New Roman"/>
-          <w:color w:val="333333"/>
           <w:sz w:val="24"/>
           <w:szCs w:val="24"/>
           <w:rtl w:val="0"/>
@@ -19602,7 +18809,6 @@
         <w:spacing w:after="120" w:line="240" w:lineRule="auto"/>
         <w:rPr>
           <w:rFonts w:ascii="Times New Roman" w:cs="Times New Roman" w:eastAsia="Times New Roman" w:hAnsi="Times New Roman"/>
-          <w:color w:val="333333"/>
           <w:sz w:val="24"/>
           <w:szCs w:val="24"/>
         </w:rPr>
@@ -19621,7 +18827,6 @@
       <w:r>
         <w:rPr>
           <w:rFonts w:ascii="Times New Roman" w:cs="Times New Roman" w:eastAsia="Times New Roman" w:hAnsi="Times New Roman"/>
-          <w:color w:val="333333"/>
           <w:sz w:val="24"/>
           <w:szCs w:val="24"/>
           <w:rtl w:val="0"/>
@@ -19651,7 +18856,6 @@
         <w:spacing w:after="120" w:line="240" w:lineRule="auto"/>
         <w:rPr>
           <w:rFonts w:ascii="Times New Roman" w:cs="Times New Roman" w:eastAsia="Times New Roman" w:hAnsi="Times New Roman"/>
-          <w:color w:val="333333"/>
           <w:sz w:val="24"/>
           <w:szCs w:val="24"/>
         </w:rPr>
@@ -19670,7 +18874,6 @@
       <w:r>
         <w:rPr>
           <w:rFonts w:ascii="Times New Roman" w:cs="Times New Roman" w:eastAsia="Times New Roman" w:hAnsi="Times New Roman"/>
-          <w:color w:val="333333"/>
           <w:sz w:val="24"/>
           <w:szCs w:val="24"/>
           <w:rtl w:val="0"/>
@@ -19740,7 +18943,6 @@
         <w:spacing w:after="120" w:line="240" w:lineRule="auto"/>
         <w:rPr>
           <w:rFonts w:ascii="Times New Roman" w:cs="Times New Roman" w:eastAsia="Times New Roman" w:hAnsi="Times New Roman"/>
-          <w:color w:val="333333"/>
           <w:sz w:val="24"/>
           <w:szCs w:val="24"/>
         </w:rPr>
@@ -19802,7 +19004,6 @@
         <w:spacing w:after="120" w:line="240" w:lineRule="auto"/>
         <w:rPr>
           <w:rFonts w:ascii="Times New Roman" w:cs="Times New Roman" w:eastAsia="Times New Roman" w:hAnsi="Times New Roman"/>
-          <w:color w:val="333333"/>
           <w:sz w:val="24"/>
           <w:szCs w:val="24"/>
         </w:rPr>
@@ -19821,7 +19022,6 @@
       <w:r>
         <w:rPr>
           <w:rFonts w:ascii="Times New Roman" w:cs="Times New Roman" w:eastAsia="Times New Roman" w:hAnsi="Times New Roman"/>
-          <w:color w:val="333333"/>
           <w:sz w:val="24"/>
           <w:szCs w:val="24"/>
           <w:rtl w:val="0"/>
@@ -19851,7 +19051,6 @@
         <w:spacing w:after="120" w:line="240" w:lineRule="auto"/>
         <w:rPr>
           <w:rFonts w:ascii="Times New Roman" w:cs="Times New Roman" w:eastAsia="Times New Roman" w:hAnsi="Times New Roman"/>
-          <w:color w:val="333333"/>
           <w:sz w:val="24"/>
           <w:szCs w:val="24"/>
         </w:rPr>
@@ -19870,7 +19069,6 @@
       <w:r>
         <w:rPr>
           <w:rFonts w:ascii="Times New Roman" w:cs="Times New Roman" w:eastAsia="Times New Roman" w:hAnsi="Times New Roman"/>
-          <w:color w:val="333333"/>
           <w:sz w:val="24"/>
           <w:szCs w:val="24"/>
           <w:rtl w:val="0"/>
@@ -19940,7 +19138,6 @@
         <w:spacing w:after="120" w:line="240" w:lineRule="auto"/>
         <w:rPr>
           <w:rFonts w:ascii="Times New Roman" w:cs="Times New Roman" w:eastAsia="Times New Roman" w:hAnsi="Times New Roman"/>
-          <w:color w:val="333333"/>
           <w:sz w:val="24"/>
           <w:szCs w:val="24"/>
         </w:rPr>
@@ -19984,7 +19181,6 @@
         <w:spacing w:after="120" w:line="240" w:lineRule="auto"/>
         <w:rPr>
           <w:rFonts w:ascii="Times New Roman" w:cs="Times New Roman" w:eastAsia="Times New Roman" w:hAnsi="Times New Roman"/>
-          <w:color w:val="333333"/>
         </w:rPr>
       </w:pPr>
       <w:r>
@@ -20013,7 +19209,6 @@
         <w:spacing w:after="120" w:line="240" w:lineRule="auto"/>
         <w:rPr>
           <w:rFonts w:ascii="Times New Roman" w:cs="Times New Roman" w:eastAsia="Times New Roman" w:hAnsi="Times New Roman"/>
-          <w:color w:val="333333"/>
           <w:sz w:val="24"/>
           <w:szCs w:val="24"/>
         </w:rPr>
@@ -20032,7 +19227,6 @@
       <w:r>
         <w:rPr>
           <w:rFonts w:ascii="Times New Roman" w:cs="Times New Roman" w:eastAsia="Times New Roman" w:hAnsi="Times New Roman"/>
-          <w:color w:val="333333"/>
           <w:sz w:val="24"/>
           <w:szCs w:val="24"/>
           <w:rtl w:val="0"/>
@@ -20053,7 +19247,6 @@
       <w:r>
         <w:rPr>
           <w:rFonts w:ascii="Times New Roman" w:cs="Times New Roman" w:eastAsia="Times New Roman" w:hAnsi="Times New Roman"/>
-          <w:color w:val="333333"/>
           <w:sz w:val="24"/>
           <w:szCs w:val="24"/>
           <w:rtl w:val="0"/>
@@ -20083,7 +19276,6 @@
         <w:spacing w:after="120" w:line="240" w:lineRule="auto"/>
         <w:rPr>
           <w:rFonts w:ascii="Times New Roman" w:cs="Times New Roman" w:eastAsia="Times New Roman" w:hAnsi="Times New Roman"/>
-          <w:color w:val="333333"/>
         </w:rPr>
       </w:pPr>
       <w:r>
@@ -20129,36 +19321,7 @@
           <w:szCs w:val="24"/>
           <w:rtl w:val="0"/>
         </w:rPr>
-        <w:t xml:space="preserve"> Христо́с, що воскре́с із ме́ртвих, і́стинний Бог наш </w:t>
-      </w:r>
-      <w:r>
-        <w:rPr>
-          <w:rFonts w:ascii="Times New Roman" w:cs="Times New Roman" w:eastAsia="Times New Roman" w:hAnsi="Times New Roman"/>
-          <w:color w:val="333333"/>
-          <w:sz w:val="24"/>
-          <w:szCs w:val="24"/>
-          <w:rtl w:val="0"/>
-        </w:rPr>
-        <w:t xml:space="preserve">–</w:t>
-      </w:r>
-      <w:r>
-        <w:rPr>
-          <w:rFonts w:ascii="Times New Roman" w:cs="Times New Roman" w:eastAsia="Times New Roman" w:hAnsi="Times New Roman"/>
-          <w:sz w:val="24"/>
-          <w:szCs w:val="24"/>
-          <w:rtl w:val="0"/>
-        </w:rPr>
-        <w:t xml:space="preserve"> молитва́ми пречи́стої Своє́ї Ма́тері, </w:t>
-      </w:r>
-      <w:r>
-        <w:rPr>
-          <w:rFonts w:ascii="Times New Roman" w:cs="Times New Roman" w:eastAsia="Times New Roman" w:hAnsi="Times New Roman"/>
-          <w:color w:val="333333"/>
-          <w:sz w:val="24"/>
-          <w:szCs w:val="24"/>
-          <w:rtl w:val="0"/>
-        </w:rPr>
-        <w:t xml:space="preserve">святи́х сла́вних і всехва́льних апо́столів, свято́го отця́ на́шого Іва́на Золотоу́стого, архиєпи́скопа Константино́поля, і свято́го </w:t>
+        <w:t xml:space="preserve"> Христо́с, що воскре́с із ме́ртвих, і́стинний Бог наш – молитва́ми пречи́стої Своє́ї Ма́тері, святи́х сла́вних і всехва́льних апо́столів, свято́го отця́ на́шого Іва́на Золотоу́стого, архиєпи́скопа Константино́поля, і свято́го </w:t>
       </w:r>
       <w:r>
         <w:rPr>
@@ -20174,7 +19337,6 @@
       <w:r>
         <w:rPr>
           <w:rFonts w:ascii="Times New Roman" w:cs="Times New Roman" w:eastAsia="Times New Roman" w:hAnsi="Times New Roman"/>
-          <w:color w:val="333333"/>
           <w:sz w:val="24"/>
           <w:szCs w:val="24"/>
           <w:rtl w:val="0"/>
@@ -20195,21 +19357,11 @@
       <w:r>
         <w:rPr>
           <w:rFonts w:ascii="Times New Roman" w:cs="Times New Roman" w:eastAsia="Times New Roman" w:hAnsi="Times New Roman"/>
-          <w:color w:val="333333"/>
-          <w:sz w:val="24"/>
-          <w:szCs w:val="24"/>
-          <w:rtl w:val="0"/>
-        </w:rPr>
-        <w:t xml:space="preserve">, і всіх святи́х – поми́лує і спасе́ нас як благи́й і людинолю́бни</w:t>
-      </w:r>
-      <w:r>
-        <w:rPr>
-          <w:rFonts w:ascii="Times New Roman" w:cs="Times New Roman" w:eastAsia="Times New Roman" w:hAnsi="Times New Roman"/>
-          <w:sz w:val="24"/>
-          <w:szCs w:val="24"/>
-          <w:rtl w:val="0"/>
-        </w:rPr>
-        <w:t xml:space="preserve">й.</w:t>
+          <w:sz w:val="24"/>
+          <w:szCs w:val="24"/>
+          <w:rtl w:val="0"/>
+        </w:rPr>
+        <w:t xml:space="preserve">, і всіх святи́х – поми́лує і спасе́ нас як благи́й і людинолю́бний.</w:t>
       </w:r>
     </w:p>
     <w:p>
@@ -20310,7 +19462,6 @@
         <w:spacing w:after="120" w:line="240" w:lineRule="auto"/>
         <w:rPr>
           <w:rFonts w:ascii="Times New Roman" w:cs="Times New Roman" w:eastAsia="Times New Roman" w:hAnsi="Times New Roman"/>
-          <w:color w:val="333333"/>
           <w:sz w:val="24"/>
           <w:szCs w:val="24"/>
         </w:rPr>
@@ -20606,11 +19757,6 @@
         </w:rPr>
         <w:t xml:space="preserve"> Молитва́ми Богоро́диці, Спа́се, спаси́ нас.</w:t>
       </w:r>
-      <w:r>
-        <w:rPr>
-          <w:rtl w:val="0"/>
-        </w:rPr>
-      </w:r>
     </w:p>
     <w:p>
       <w:pPr>
@@ -20651,7 +19797,6 @@
         <w:spacing w:after="120" w:line="240" w:lineRule="auto"/>
         <w:rPr>
           <w:rFonts w:ascii="Times New Roman" w:cs="Times New Roman" w:eastAsia="Times New Roman" w:hAnsi="Times New Roman"/>
-          <w:color w:val="333333"/>
           <w:sz w:val="24"/>
           <w:szCs w:val="24"/>
         </w:rPr>
@@ -20836,11 +19981,6 @@
           <w:rtl w:val="0"/>
         </w:rPr>
         <w:t xml:space="preserve">&lt;/antifon2&gt;</w:t>
-      </w:r>
-      <w:r>
-        <w:rPr>
-          <w:rtl w:val="0"/>
-        </w:rPr>
       </w:r>
     </w:p>
     <w:p>
@@ -20880,17 +20020,7 @@
           <w:szCs w:val="24"/>
           <w:rtl w:val="0"/>
         </w:rPr>
-        <w:t xml:space="preserve">Єдиноро́дний Си́ну і Сло́во Бо́же, безсме́ртний Ти, і зво́лив Ти спасі́ння на́шого ра́ди воплоти́тися від свято́ї Богоро́диці і присноді́ви Марі́ї, незмі́нно ста́вши люди́ною. І розп’я́тий був Ти, Хри́сте Бо́же, сме́ртю смерть подола́в. Ти оди́н із Свято́ї Тро́йці, рівносла́вимий з Отце́м і Святи́м Ду́хом, спаси́ нас</w:t>
-      </w:r>
-      <w:r>
-        <w:rPr>
-          <w:rFonts w:ascii="Times New Roman" w:cs="Times New Roman" w:eastAsia="Times New Roman" w:hAnsi="Times New Roman"/>
-          <w:color w:val="333333"/>
-          <w:sz w:val="24"/>
-          <w:szCs w:val="24"/>
-          <w:rtl w:val="0"/>
-        </w:rPr>
-        <w:t xml:space="preserve">.</w:t>
+        <w:t xml:space="preserve">Єдиноро́дний Си́ну і Сло́во Бо́же, безсме́ртний Ти, і зво́лив Ти спасі́ння на́шого ра́ди воплоти́тися від свято́ї Богоро́диці і присноді́ви Марі́ї, незмі́нно ста́вши люди́ною. І розп’я́тий був Ти, Хри́сте Бо́же, сме́ртю смерть подола́в. Ти оди́н із Свято́ї Тро́йці, рівносла́вимий з Отце́м і Святи́м Ду́хом, спаси́ нас.</w:t>
       </w:r>
       <w:r>
         <w:rPr>
@@ -20942,7 +20072,6 @@
         <w:spacing w:after="120" w:line="240" w:lineRule="auto"/>
         <w:rPr>
           <w:rFonts w:ascii="Times New Roman" w:cs="Times New Roman" w:eastAsia="Times New Roman" w:hAnsi="Times New Roman"/>
-          <w:color w:val="333333"/>
           <w:sz w:val="24"/>
           <w:szCs w:val="24"/>
         </w:rPr>
@@ -21243,7 +20372,6 @@
         <w:spacing w:after="120" w:line="240" w:lineRule="auto"/>
         <w:rPr>
           <w:rFonts w:ascii="Times New Roman" w:cs="Times New Roman" w:eastAsia="Times New Roman" w:hAnsi="Times New Roman"/>
-          <w:color w:val="333333"/>
           <w:sz w:val="24"/>
           <w:szCs w:val="24"/>
         </w:rPr>
@@ -21262,7 +20390,6 @@
       <w:r>
         <w:rPr>
           <w:rFonts w:ascii="Times New Roman" w:cs="Times New Roman" w:eastAsia="Times New Roman" w:hAnsi="Times New Roman"/>
-          <w:color w:val="333333"/>
           <w:sz w:val="24"/>
           <w:szCs w:val="24"/>
           <w:rtl w:val="0"/>
@@ -21280,7 +20407,6 @@
       <w:r>
         <w:rPr>
           <w:rFonts w:ascii="Times New Roman" w:cs="Times New Roman" w:eastAsia="Times New Roman" w:hAnsi="Times New Roman"/>
-          <w:color w:val="333333"/>
           <w:sz w:val="24"/>
           <w:szCs w:val="24"/>
           <w:rtl w:val="0"/>
@@ -21294,7 +20420,6 @@
       <w:r>
         <w:rPr>
           <w:rFonts w:ascii="Times New Roman" w:cs="Times New Roman" w:eastAsia="Times New Roman" w:hAnsi="Times New Roman"/>
-          <w:color w:val="333333"/>
           <w:sz w:val="24"/>
           <w:szCs w:val="24"/>
           <w:rtl w:val="0"/>
@@ -21314,15 +20439,13 @@
         <w:spacing w:after="120" w:line="240" w:lineRule="auto"/>
         <w:rPr>
           <w:rFonts w:ascii="Times New Roman" w:cs="Times New Roman" w:eastAsia="Times New Roman" w:hAnsi="Times New Roman"/>
-          <w:color w:val="333333"/>
-          <w:sz w:val="24"/>
-          <w:szCs w:val="24"/>
-        </w:rPr>
-      </w:pPr>
-      <w:r>
-        <w:rPr>
-          <w:rFonts w:ascii="Times New Roman" w:cs="Times New Roman" w:eastAsia="Times New Roman" w:hAnsi="Times New Roman"/>
-          <w:color w:val="333333"/>
+          <w:sz w:val="24"/>
+          <w:szCs w:val="24"/>
+        </w:rPr>
+      </w:pPr>
+      <w:r>
+        <w:rPr>
+          <w:rFonts w:ascii="Times New Roman" w:cs="Times New Roman" w:eastAsia="Times New Roman" w:hAnsi="Times New Roman"/>
           <w:sz w:val="24"/>
           <w:szCs w:val="24"/>
           <w:rtl w:val="0"/>
@@ -21343,7 +20466,6 @@
       <w:r>
         <w:rPr>
           <w:rFonts w:ascii="Times New Roman" w:cs="Times New Roman" w:eastAsia="Times New Roman" w:hAnsi="Times New Roman"/>
-          <w:color w:val="333333"/>
           <w:sz w:val="24"/>
           <w:szCs w:val="24"/>
           <w:rtl w:val="0"/>
@@ -21363,15 +20485,13 @@
         <w:spacing w:after="120" w:line="240" w:lineRule="auto"/>
         <w:rPr>
           <w:rFonts w:ascii="Times New Roman" w:cs="Times New Roman" w:eastAsia="Times New Roman" w:hAnsi="Times New Roman"/>
-          <w:color w:val="333333"/>
-          <w:sz w:val="24"/>
-          <w:szCs w:val="24"/>
-        </w:rPr>
-      </w:pPr>
-      <w:r>
-        <w:rPr>
-          <w:rFonts w:ascii="Times New Roman" w:cs="Times New Roman" w:eastAsia="Times New Roman" w:hAnsi="Times New Roman"/>
-          <w:color w:val="333333"/>
+          <w:sz w:val="24"/>
+          <w:szCs w:val="24"/>
+        </w:rPr>
+      </w:pPr>
+      <w:r>
+        <w:rPr>
+          <w:rFonts w:ascii="Times New Roman" w:cs="Times New Roman" w:eastAsia="Times New Roman" w:hAnsi="Times New Roman"/>
           <w:sz w:val="24"/>
           <w:szCs w:val="24"/>
           <w:rtl w:val="0"/>
@@ -21392,7 +20512,6 @@
       <w:r>
         <w:rPr>
           <w:rFonts w:ascii="Times New Roman" w:cs="Times New Roman" w:eastAsia="Times New Roman" w:hAnsi="Times New Roman"/>
-          <w:color w:val="333333"/>
           <w:sz w:val="24"/>
           <w:szCs w:val="24"/>
           <w:rtl w:val="0"/>
@@ -21446,7 +20565,6 @@
         <w:spacing w:after="120" w:line="240" w:lineRule="auto"/>
         <w:rPr>
           <w:rFonts w:ascii="Times New Roman" w:cs="Times New Roman" w:eastAsia="Times New Roman" w:hAnsi="Times New Roman"/>
-          <w:color w:val="333333"/>
           <w:sz w:val="24"/>
           <w:szCs w:val="24"/>
         </w:rPr>
@@ -21465,7 +20583,6 @@
       <w:r>
         <w:rPr>
           <w:rFonts w:ascii="Times New Roman" w:cs="Times New Roman" w:eastAsia="Times New Roman" w:hAnsi="Times New Roman"/>
-          <w:color w:val="333333"/>
           <w:sz w:val="24"/>
           <w:szCs w:val="24"/>
           <w:rtl w:val="0"/>
@@ -21501,7 +20618,6 @@
         <w:spacing w:after="120" w:line="240" w:lineRule="auto"/>
         <w:rPr>
           <w:rFonts w:ascii="Times New Roman" w:cs="Times New Roman" w:eastAsia="Times New Roman" w:hAnsi="Times New Roman"/>
-          <w:color w:val="333333"/>
           <w:sz w:val="24"/>
           <w:szCs w:val="24"/>
         </w:rPr>
@@ -21520,7 +20636,6 @@
       <w:r>
         <w:rPr>
           <w:rFonts w:ascii="Times New Roman" w:cs="Times New Roman" w:eastAsia="Times New Roman" w:hAnsi="Times New Roman"/>
-          <w:color w:val="333333"/>
           <w:sz w:val="24"/>
           <w:szCs w:val="24"/>
           <w:rtl w:val="0"/>
@@ -21590,7 +20705,6 @@
         <w:spacing w:after="120" w:line="240" w:lineRule="auto"/>
         <w:rPr>
           <w:rFonts w:ascii="Times New Roman" w:cs="Times New Roman" w:eastAsia="Times New Roman" w:hAnsi="Times New Roman"/>
-          <w:color w:val="333333"/>
           <w:sz w:val="24"/>
           <w:szCs w:val="24"/>
         </w:rPr>
@@ -21658,7 +20772,6 @@
         <w:spacing w:after="120" w:line="240" w:lineRule="auto"/>
         <w:rPr>
           <w:rFonts w:ascii="Times New Roman" w:cs="Times New Roman" w:eastAsia="Times New Roman" w:hAnsi="Times New Roman"/>
-          <w:color w:val="333333"/>
           <w:sz w:val="24"/>
           <w:szCs w:val="24"/>
         </w:rPr>
@@ -21677,7 +20790,6 @@
       <w:r>
         <w:rPr>
           <w:rFonts w:ascii="Times New Roman" w:cs="Times New Roman" w:eastAsia="Times New Roman" w:hAnsi="Times New Roman"/>
-          <w:color w:val="333333"/>
           <w:sz w:val="24"/>
           <w:szCs w:val="24"/>
           <w:rtl w:val="0"/>
@@ -21713,7 +20825,6 @@
         <w:spacing w:after="120" w:line="240" w:lineRule="auto"/>
         <w:rPr>
           <w:rFonts w:ascii="Times New Roman" w:cs="Times New Roman" w:eastAsia="Times New Roman" w:hAnsi="Times New Roman"/>
-          <w:color w:val="333333"/>
           <w:sz w:val="24"/>
           <w:szCs w:val="24"/>
         </w:rPr>
@@ -21732,7 +20843,6 @@
       <w:r>
         <w:rPr>
           <w:rFonts w:ascii="Times New Roman" w:cs="Times New Roman" w:eastAsia="Times New Roman" w:hAnsi="Times New Roman"/>
-          <w:color w:val="333333"/>
           <w:sz w:val="24"/>
           <w:szCs w:val="24"/>
           <w:rtl w:val="0"/>
@@ -21802,7 +20912,6 @@
         <w:spacing w:after="120" w:line="240" w:lineRule="auto"/>
         <w:rPr>
           <w:rFonts w:ascii="Times New Roman" w:cs="Times New Roman" w:eastAsia="Times New Roman" w:hAnsi="Times New Roman"/>
-          <w:color w:val="333333"/>
           <w:sz w:val="24"/>
           <w:szCs w:val="24"/>
         </w:rPr>
@@ -21846,7 +20955,6 @@
         <w:spacing w:after="120" w:line="240" w:lineRule="auto"/>
         <w:rPr>
           <w:rFonts w:ascii="Times New Roman" w:cs="Times New Roman" w:eastAsia="Times New Roman" w:hAnsi="Times New Roman"/>
-          <w:color w:val="333333"/>
         </w:rPr>
       </w:pPr>
       <w:r>
@@ -21875,7 +20983,6 @@
         <w:spacing w:after="120" w:line="240" w:lineRule="auto"/>
         <w:rPr>
           <w:rFonts w:ascii="Times New Roman" w:cs="Times New Roman" w:eastAsia="Times New Roman" w:hAnsi="Times New Roman"/>
-          <w:color w:val="333333"/>
           <w:sz w:val="24"/>
           <w:szCs w:val="24"/>
         </w:rPr>
@@ -21894,7 +21001,6 @@
       <w:r>
         <w:rPr>
           <w:rFonts w:ascii="Times New Roman" w:cs="Times New Roman" w:eastAsia="Times New Roman" w:hAnsi="Times New Roman"/>
-          <w:color w:val="333333"/>
           <w:sz w:val="24"/>
           <w:szCs w:val="24"/>
           <w:rtl w:val="0"/>
@@ -21915,7 +21021,6 @@
       <w:r>
         <w:rPr>
           <w:rFonts w:ascii="Times New Roman" w:cs="Times New Roman" w:eastAsia="Times New Roman" w:hAnsi="Times New Roman"/>
-          <w:color w:val="333333"/>
           <w:sz w:val="24"/>
           <w:szCs w:val="24"/>
           <w:rtl w:val="0"/>
@@ -21945,7 +21050,6 @@
         <w:spacing w:after="120" w:line="240" w:lineRule="auto"/>
         <w:rPr>
           <w:rFonts w:ascii="Times New Roman" w:cs="Times New Roman" w:eastAsia="Times New Roman" w:hAnsi="Times New Roman"/>
-          <w:color w:val="333333"/>
         </w:rPr>
       </w:pPr>
       <w:r>
@@ -21989,36 +21093,7 @@
           <w:szCs w:val="24"/>
           <w:rtl w:val="0"/>
         </w:rPr>
-        <w:t xml:space="preserve"> Христо́с, що воскре́с із ме́ртвих, і́стинний Бог наш </w:t>
-      </w:r>
-      <w:r>
-        <w:rPr>
-          <w:rFonts w:ascii="Times New Roman" w:cs="Times New Roman" w:eastAsia="Times New Roman" w:hAnsi="Times New Roman"/>
-          <w:color w:val="333333"/>
-          <w:sz w:val="24"/>
-          <w:szCs w:val="24"/>
-          <w:rtl w:val="0"/>
-        </w:rPr>
-        <w:t xml:space="preserve">–</w:t>
-      </w:r>
-      <w:r>
-        <w:rPr>
-          <w:rFonts w:ascii="Times New Roman" w:cs="Times New Roman" w:eastAsia="Times New Roman" w:hAnsi="Times New Roman"/>
-          <w:sz w:val="24"/>
-          <w:szCs w:val="24"/>
-          <w:rtl w:val="0"/>
-        </w:rPr>
-        <w:t xml:space="preserve"> молитва́ми пречи́стої Своє́ї Ма́тері, </w:t>
-      </w:r>
-      <w:r>
-        <w:rPr>
-          <w:rFonts w:ascii="Times New Roman" w:cs="Times New Roman" w:eastAsia="Times New Roman" w:hAnsi="Times New Roman"/>
-          <w:color w:val="333333"/>
-          <w:sz w:val="24"/>
-          <w:szCs w:val="24"/>
-          <w:rtl w:val="0"/>
-        </w:rPr>
-        <w:t xml:space="preserve">святи́х сла́вних і всехва́льних апо́столів, свято́го отця́ на́шого Іва́на Золотоу́стого, архиєпи́скопа Константино́поля, і свято́го </w:t>
+        <w:t xml:space="preserve"> Христо́с, що воскре́с із ме́ртвих, і́стинний Бог наш – молитва́ми пречи́стої Своє́ї Ма́тері, святи́х сла́вних і всехва́льних апо́столів, свято́го отця́ на́шого Іва́на Золотоу́стого, архиєпи́скопа Константино́поля, і свято́го </w:t>
       </w:r>
       <w:r>
         <w:rPr>
@@ -22034,7 +21109,6 @@
       <w:r>
         <w:rPr>
           <w:rFonts w:ascii="Times New Roman" w:cs="Times New Roman" w:eastAsia="Times New Roman" w:hAnsi="Times New Roman"/>
-          <w:color w:val="333333"/>
           <w:sz w:val="24"/>
           <w:szCs w:val="24"/>
           <w:rtl w:val="0"/>
@@ -22055,21 +21129,11 @@
       <w:r>
         <w:rPr>
           <w:rFonts w:ascii="Times New Roman" w:cs="Times New Roman" w:eastAsia="Times New Roman" w:hAnsi="Times New Roman"/>
-          <w:color w:val="333333"/>
-          <w:sz w:val="24"/>
-          <w:szCs w:val="24"/>
-          <w:rtl w:val="0"/>
-        </w:rPr>
-        <w:t xml:space="preserve">, і всіх святи́х – поми́лує і спасе́ нас як благи́й і людинолю́бни</w:t>
-      </w:r>
-      <w:r>
-        <w:rPr>
-          <w:rFonts w:ascii="Times New Roman" w:cs="Times New Roman" w:eastAsia="Times New Roman" w:hAnsi="Times New Roman"/>
-          <w:sz w:val="24"/>
-          <w:szCs w:val="24"/>
-          <w:rtl w:val="0"/>
-        </w:rPr>
-        <w:t xml:space="preserve">й.</w:t>
+          <w:sz w:val="24"/>
+          <w:szCs w:val="24"/>
+          <w:rtl w:val="0"/>
+        </w:rPr>
+        <w:t xml:space="preserve">, і всіх святи́х – поми́лує і спасе́ нас як благи́й і людинолю́бний.</w:t>
       </w:r>
     </w:p>
     <w:p>
@@ -22170,7 +21234,6 @@
         <w:spacing w:after="120" w:line="240" w:lineRule="auto"/>
         <w:rPr>
           <w:rFonts w:ascii="Times New Roman" w:cs="Times New Roman" w:eastAsia="Times New Roman" w:hAnsi="Times New Roman"/>
-          <w:color w:val="333333"/>
           <w:sz w:val="24"/>
           <w:szCs w:val="24"/>
         </w:rPr>
@@ -22466,11 +21529,6 @@
         </w:rPr>
         <w:t xml:space="preserve"> Молитва́ми Богоро́диці, Спа́се, спаси́ нас.</w:t>
       </w:r>
-      <w:r>
-        <w:rPr>
-          <w:rtl w:val="0"/>
-        </w:rPr>
-      </w:r>
     </w:p>
     <w:p>
       <w:pPr>
@@ -22511,7 +21569,6 @@
         <w:spacing w:after="120" w:line="240" w:lineRule="auto"/>
         <w:rPr>
           <w:rFonts w:ascii="Times New Roman" w:cs="Times New Roman" w:eastAsia="Times New Roman" w:hAnsi="Times New Roman"/>
-          <w:color w:val="333333"/>
           <w:sz w:val="24"/>
           <w:szCs w:val="24"/>
         </w:rPr>
@@ -22696,11 +21753,6 @@
           <w:rtl w:val="0"/>
         </w:rPr>
         <w:t xml:space="preserve">&lt;/antifon2&gt;</w:t>
-      </w:r>
-      <w:r>
-        <w:rPr>
-          <w:rtl w:val="0"/>
-        </w:rPr>
       </w:r>
     </w:p>
     <w:p>
@@ -22740,17 +21792,7 @@
           <w:szCs w:val="24"/>
           <w:rtl w:val="0"/>
         </w:rPr>
-        <w:t xml:space="preserve">Єдиноро́дний Си́ну і Сло́во Бо́же, безсме́ртний Ти, і зво́лив Ти спасі́ння на́шого ра́ди воплоти́тися від свято́ї Богоро́диці і присноді́ви Марі́ї, незмі́нно ста́вши люди́ною. І розп’я́тий був Ти, Хри́сте Бо́же, сме́ртю смерть подола́в. Ти оди́н із Свято́ї Тро́йці, рівносла́вимий з Отце́м і Святи́м Ду́хом, спаси́ нас</w:t>
-      </w:r>
-      <w:r>
-        <w:rPr>
-          <w:rFonts w:ascii="Times New Roman" w:cs="Times New Roman" w:eastAsia="Times New Roman" w:hAnsi="Times New Roman"/>
-          <w:color w:val="333333"/>
-          <w:sz w:val="24"/>
-          <w:szCs w:val="24"/>
-          <w:rtl w:val="0"/>
-        </w:rPr>
-        <w:t xml:space="preserve">.</w:t>
+        <w:t xml:space="preserve">Єдиноро́дний Си́ну і Сло́во Бо́же, безсме́ртний Ти, і зво́лив Ти спасі́ння на́шого ра́ди воплоти́тися від свято́ї Богоро́диці і присноді́ви Марі́ї, незмі́нно ста́вши люди́ною. І розп’я́тий був Ти, Хри́сте Бо́же, сме́ртю смерть подола́в. Ти оди́н із Свято́ї Тро́йці, рівносла́вимий з Отце́м і Святи́м Ду́хом, спаси́ нас.</w:t>
       </w:r>
       <w:r>
         <w:rPr>
@@ -22802,7 +21844,6 @@
         <w:spacing w:after="120" w:line="240" w:lineRule="auto"/>
         <w:rPr>
           <w:rFonts w:ascii="Times New Roman" w:cs="Times New Roman" w:eastAsia="Times New Roman" w:hAnsi="Times New Roman"/>
-          <w:color w:val="333333"/>
           <w:sz w:val="24"/>
           <w:szCs w:val="24"/>
         </w:rPr>
@@ -23103,7 +22144,6 @@
         <w:spacing w:after="120" w:line="240" w:lineRule="auto"/>
         <w:rPr>
           <w:rFonts w:ascii="Times New Roman" w:cs="Times New Roman" w:eastAsia="Times New Roman" w:hAnsi="Times New Roman"/>
-          <w:color w:val="333333"/>
           <w:sz w:val="24"/>
           <w:szCs w:val="24"/>
         </w:rPr>
@@ -23122,7 +22162,6 @@
       <w:r>
         <w:rPr>
           <w:rFonts w:ascii="Times New Roman" w:cs="Times New Roman" w:eastAsia="Times New Roman" w:hAnsi="Times New Roman"/>
-          <w:color w:val="333333"/>
           <w:sz w:val="24"/>
           <w:szCs w:val="24"/>
           <w:rtl w:val="0"/>
@@ -23142,15 +22181,13 @@
         <w:spacing w:after="120" w:line="240" w:lineRule="auto"/>
         <w:rPr>
           <w:rFonts w:ascii="Times New Roman" w:cs="Times New Roman" w:eastAsia="Times New Roman" w:hAnsi="Times New Roman"/>
-          <w:color w:val="333333"/>
-          <w:sz w:val="24"/>
-          <w:szCs w:val="24"/>
-        </w:rPr>
-      </w:pPr>
-      <w:r>
-        <w:rPr>
-          <w:rFonts w:ascii="Times New Roman" w:cs="Times New Roman" w:eastAsia="Times New Roman" w:hAnsi="Times New Roman"/>
-          <w:color w:val="333333"/>
+          <w:sz w:val="24"/>
+          <w:szCs w:val="24"/>
+        </w:rPr>
+      </w:pPr>
+      <w:r>
+        <w:rPr>
+          <w:rFonts w:ascii="Times New Roman" w:cs="Times New Roman" w:eastAsia="Times New Roman" w:hAnsi="Times New Roman"/>
           <w:sz w:val="24"/>
           <w:szCs w:val="24"/>
           <w:rtl w:val="0"/>
@@ -23171,7 +22208,6 @@
       <w:r>
         <w:rPr>
           <w:rFonts w:ascii="Times New Roman" w:cs="Times New Roman" w:eastAsia="Times New Roman" w:hAnsi="Times New Roman"/>
-          <w:color w:val="333333"/>
           <w:sz w:val="24"/>
           <w:szCs w:val="24"/>
           <w:rtl w:val="0"/>
@@ -23191,15 +22227,13 @@
         <w:spacing w:after="120" w:line="240" w:lineRule="auto"/>
         <w:rPr>
           <w:rFonts w:ascii="Times New Roman" w:cs="Times New Roman" w:eastAsia="Times New Roman" w:hAnsi="Times New Roman"/>
-          <w:color w:val="333333"/>
-          <w:sz w:val="24"/>
-          <w:szCs w:val="24"/>
-        </w:rPr>
-      </w:pPr>
-      <w:r>
-        <w:rPr>
-          <w:rFonts w:ascii="Times New Roman" w:cs="Times New Roman" w:eastAsia="Times New Roman" w:hAnsi="Times New Roman"/>
-          <w:color w:val="333333"/>
+          <w:sz w:val="24"/>
+          <w:szCs w:val="24"/>
+        </w:rPr>
+      </w:pPr>
+      <w:r>
+        <w:rPr>
+          <w:rFonts w:ascii="Times New Roman" w:cs="Times New Roman" w:eastAsia="Times New Roman" w:hAnsi="Times New Roman"/>
           <w:sz w:val="24"/>
           <w:szCs w:val="24"/>
           <w:rtl w:val="0"/>
@@ -23220,7 +22254,6 @@
       <w:r>
         <w:rPr>
           <w:rFonts w:ascii="Times New Roman" w:cs="Times New Roman" w:eastAsia="Times New Roman" w:hAnsi="Times New Roman"/>
-          <w:color w:val="333333"/>
           <w:sz w:val="24"/>
           <w:szCs w:val="24"/>
           <w:rtl w:val="0"/>
@@ -23274,7 +22307,6 @@
         <w:spacing w:after="120" w:line="240" w:lineRule="auto"/>
         <w:rPr>
           <w:rFonts w:ascii="Times New Roman" w:cs="Times New Roman" w:eastAsia="Times New Roman" w:hAnsi="Times New Roman"/>
-          <w:color w:val="333333"/>
           <w:sz w:val="24"/>
           <w:szCs w:val="24"/>
         </w:rPr>
@@ -23293,7 +22325,6 @@
       <w:r>
         <w:rPr>
           <w:rFonts w:ascii="Times New Roman" w:cs="Times New Roman" w:eastAsia="Times New Roman" w:hAnsi="Times New Roman"/>
-          <w:color w:val="333333"/>
           <w:sz w:val="24"/>
           <w:szCs w:val="24"/>
           <w:rtl w:val="0"/>
@@ -23329,7 +22360,6 @@
         <w:spacing w:after="120" w:line="240" w:lineRule="auto"/>
         <w:rPr>
           <w:rFonts w:ascii="Times New Roman" w:cs="Times New Roman" w:eastAsia="Times New Roman" w:hAnsi="Times New Roman"/>
-          <w:color w:val="333333"/>
           <w:sz w:val="24"/>
           <w:szCs w:val="24"/>
         </w:rPr>
@@ -23348,7 +22378,6 @@
       <w:r>
         <w:rPr>
           <w:rFonts w:ascii="Times New Roman" w:cs="Times New Roman" w:eastAsia="Times New Roman" w:hAnsi="Times New Roman"/>
-          <w:color w:val="333333"/>
           <w:sz w:val="24"/>
           <w:szCs w:val="24"/>
           <w:rtl w:val="0"/>
@@ -23418,7 +22447,6 @@
         <w:spacing w:after="120" w:line="240" w:lineRule="auto"/>
         <w:rPr>
           <w:rFonts w:ascii="Times New Roman" w:cs="Times New Roman" w:eastAsia="Times New Roman" w:hAnsi="Times New Roman"/>
-          <w:color w:val="333333"/>
           <w:sz w:val="24"/>
           <w:szCs w:val="24"/>
         </w:rPr>
@@ -23486,7 +22514,6 @@
         <w:spacing w:after="120" w:line="240" w:lineRule="auto"/>
         <w:rPr>
           <w:rFonts w:ascii="Times New Roman" w:cs="Times New Roman" w:eastAsia="Times New Roman" w:hAnsi="Times New Roman"/>
-          <w:color w:val="333333"/>
           <w:sz w:val="24"/>
           <w:szCs w:val="24"/>
         </w:rPr>
@@ -23505,7 +22532,6 @@
       <w:r>
         <w:rPr>
           <w:rFonts w:ascii="Times New Roman" w:cs="Times New Roman" w:eastAsia="Times New Roman" w:hAnsi="Times New Roman"/>
-          <w:color w:val="333333"/>
           <w:sz w:val="24"/>
           <w:szCs w:val="24"/>
           <w:rtl w:val="0"/>
@@ -23541,7 +22567,6 @@
         <w:spacing w:after="120" w:line="240" w:lineRule="auto"/>
         <w:rPr>
           <w:rFonts w:ascii="Times New Roman" w:cs="Times New Roman" w:eastAsia="Times New Roman" w:hAnsi="Times New Roman"/>
-          <w:color w:val="333333"/>
           <w:sz w:val="24"/>
           <w:szCs w:val="24"/>
         </w:rPr>
@@ -23560,7 +22585,6 @@
       <w:r>
         <w:rPr>
           <w:rFonts w:ascii="Times New Roman" w:cs="Times New Roman" w:eastAsia="Times New Roman" w:hAnsi="Times New Roman"/>
-          <w:color w:val="333333"/>
           <w:sz w:val="24"/>
           <w:szCs w:val="24"/>
           <w:rtl w:val="0"/>
@@ -23630,7 +22654,6 @@
         <w:spacing w:after="120" w:line="240" w:lineRule="auto"/>
         <w:rPr>
           <w:rFonts w:ascii="Times New Roman" w:cs="Times New Roman" w:eastAsia="Times New Roman" w:hAnsi="Times New Roman"/>
-          <w:color w:val="333333"/>
           <w:sz w:val="24"/>
           <w:szCs w:val="24"/>
         </w:rPr>
@@ -23674,7 +22697,6 @@
         <w:spacing w:after="120" w:line="240" w:lineRule="auto"/>
         <w:rPr>
           <w:rFonts w:ascii="Times New Roman" w:cs="Times New Roman" w:eastAsia="Times New Roman" w:hAnsi="Times New Roman"/>
-          <w:color w:val="333333"/>
         </w:rPr>
       </w:pPr>
       <w:r>
@@ -23703,7 +22725,6 @@
         <w:spacing w:after="120" w:line="240" w:lineRule="auto"/>
         <w:rPr>
           <w:rFonts w:ascii="Times New Roman" w:cs="Times New Roman" w:eastAsia="Times New Roman" w:hAnsi="Times New Roman"/>
-          <w:color w:val="333333"/>
           <w:sz w:val="24"/>
           <w:szCs w:val="24"/>
         </w:rPr>
@@ -23722,7 +22743,6 @@
       <w:r>
         <w:rPr>
           <w:rFonts w:ascii="Times New Roman" w:cs="Times New Roman" w:eastAsia="Times New Roman" w:hAnsi="Times New Roman"/>
-          <w:color w:val="333333"/>
           <w:sz w:val="24"/>
           <w:szCs w:val="24"/>
           <w:rtl w:val="0"/>
@@ -23743,7 +22763,6 @@
       <w:r>
         <w:rPr>
           <w:rFonts w:ascii="Times New Roman" w:cs="Times New Roman" w:eastAsia="Times New Roman" w:hAnsi="Times New Roman"/>
-          <w:color w:val="333333"/>
           <w:sz w:val="24"/>
           <w:szCs w:val="24"/>
           <w:rtl w:val="0"/>
@@ -23773,7 +22792,6 @@
         <w:spacing w:after="120" w:line="240" w:lineRule="auto"/>
         <w:rPr>
           <w:rFonts w:ascii="Times New Roman" w:cs="Times New Roman" w:eastAsia="Times New Roman" w:hAnsi="Times New Roman"/>
-          <w:color w:val="333333"/>
         </w:rPr>
       </w:pPr>
       <w:r>
@@ -23817,36 +22835,7 @@
           <w:szCs w:val="24"/>
           <w:rtl w:val="0"/>
         </w:rPr>
-        <w:t xml:space="preserve"> Христо́с, що воскре́с із ме́ртвих, і́стинний Бог наш </w:t>
-      </w:r>
-      <w:r>
-        <w:rPr>
-          <w:rFonts w:ascii="Times New Roman" w:cs="Times New Roman" w:eastAsia="Times New Roman" w:hAnsi="Times New Roman"/>
-          <w:color w:val="333333"/>
-          <w:sz w:val="24"/>
-          <w:szCs w:val="24"/>
-          <w:rtl w:val="0"/>
-        </w:rPr>
-        <w:t xml:space="preserve">–</w:t>
-      </w:r>
-      <w:r>
-        <w:rPr>
-          <w:rFonts w:ascii="Times New Roman" w:cs="Times New Roman" w:eastAsia="Times New Roman" w:hAnsi="Times New Roman"/>
-          <w:sz w:val="24"/>
-          <w:szCs w:val="24"/>
-          <w:rtl w:val="0"/>
-        </w:rPr>
-        <w:t xml:space="preserve"> молитва́ми пречи́стої Своє́ї Ма́тері, </w:t>
-      </w:r>
-      <w:r>
-        <w:rPr>
-          <w:rFonts w:ascii="Times New Roman" w:cs="Times New Roman" w:eastAsia="Times New Roman" w:hAnsi="Times New Roman"/>
-          <w:color w:val="333333"/>
-          <w:sz w:val="24"/>
-          <w:szCs w:val="24"/>
-          <w:rtl w:val="0"/>
-        </w:rPr>
-        <w:t xml:space="preserve">святи́х сла́вних і всехва́льних апо́столів, свято́го отця́ на́шого Іва́на Золотоу́стого, архиєпи́скопа Константино́поля, і свято́го </w:t>
+        <w:t xml:space="preserve"> Христо́с, що воскре́с із ме́ртвих, і́стинний Бог наш – молитва́ми пречи́стої Своє́ї Ма́тері, святи́х сла́вних і всехва́льних апо́столів, свято́го отця́ на́шого Іва́на Золотоу́стого, архиєпи́скопа Константино́поля, і свято́го </w:t>
       </w:r>
       <w:r>
         <w:rPr>
@@ -23862,7 +22851,6 @@
       <w:r>
         <w:rPr>
           <w:rFonts w:ascii="Times New Roman" w:cs="Times New Roman" w:eastAsia="Times New Roman" w:hAnsi="Times New Roman"/>
-          <w:color w:val="333333"/>
           <w:sz w:val="24"/>
           <w:szCs w:val="24"/>
           <w:rtl w:val="0"/>
@@ -23883,21 +22871,11 @@
       <w:r>
         <w:rPr>
           <w:rFonts w:ascii="Times New Roman" w:cs="Times New Roman" w:eastAsia="Times New Roman" w:hAnsi="Times New Roman"/>
-          <w:color w:val="333333"/>
-          <w:sz w:val="24"/>
-          <w:szCs w:val="24"/>
-          <w:rtl w:val="0"/>
-        </w:rPr>
-        <w:t xml:space="preserve">, і всіх святи́х – поми́лує і спасе́ нас як благи́й і людинолю́бни</w:t>
-      </w:r>
-      <w:r>
-        <w:rPr>
-          <w:rFonts w:ascii="Times New Roman" w:cs="Times New Roman" w:eastAsia="Times New Roman" w:hAnsi="Times New Roman"/>
-          <w:sz w:val="24"/>
-          <w:szCs w:val="24"/>
-          <w:rtl w:val="0"/>
-        </w:rPr>
-        <w:t xml:space="preserve">й.</w:t>
+          <w:sz w:val="24"/>
+          <w:szCs w:val="24"/>
+          <w:rtl w:val="0"/>
+        </w:rPr>
+        <w:t xml:space="preserve">, і всіх святи́х – поми́лує і спасе́ нас як благи́й і людинолю́бний.</w:t>
       </w:r>
     </w:p>
     <w:p>
@@ -23998,7 +22976,6 @@
         <w:spacing w:after="120" w:line="240" w:lineRule="auto"/>
         <w:rPr>
           <w:rFonts w:ascii="Times New Roman" w:cs="Times New Roman" w:eastAsia="Times New Roman" w:hAnsi="Times New Roman"/>
-          <w:color w:val="333333"/>
           <w:sz w:val="24"/>
           <w:szCs w:val="24"/>
         </w:rPr>
@@ -24270,7 +23247,6 @@
         <w:spacing w:after="80" w:line="240" w:lineRule="auto"/>
         <w:rPr>
           <w:rFonts w:ascii="Times New Roman" w:cs="Times New Roman" w:eastAsia="Times New Roman" w:hAnsi="Times New Roman"/>
-          <w:color w:val="333333"/>
           <w:sz w:val="20"/>
           <w:szCs w:val="20"/>
         </w:rPr>
@@ -24340,7 +23316,6 @@
         <w:spacing w:after="120" w:line="240" w:lineRule="auto"/>
         <w:rPr>
           <w:rFonts w:ascii="Times New Roman" w:cs="Times New Roman" w:eastAsia="Times New Roman" w:hAnsi="Times New Roman"/>
-          <w:color w:val="333333"/>
           <w:sz w:val="24"/>
           <w:szCs w:val="24"/>
         </w:rPr>
@@ -24525,11 +23500,6 @@
           <w:rtl w:val="0"/>
         </w:rPr>
         <w:t xml:space="preserve">&lt;/antifon2&gt;</w:t>
-      </w:r>
-      <w:r>
-        <w:rPr>
-          <w:rtl w:val="0"/>
-        </w:rPr>
       </w:r>
     </w:p>
     <w:p>
@@ -24569,17 +23539,7 @@
           <w:szCs w:val="24"/>
           <w:rtl w:val="0"/>
         </w:rPr>
-        <w:t xml:space="preserve">Єдиноро́дний Си́ну і Сло́во Бо́же, безсме́ртний Ти, і зво́лив Ти спасі́ння на́шого ра́ди воплоти́тися від свято́ї Богоро́диці і присноді́ви Марі́ї, незмі́нно ста́вши люди́ною. І розп’я́тий був Ти, Хри́сте Бо́же, сме́ртю смерть подола́в. Ти оди́н із Свято́ї Тро́йці, рівносла́вимий з Отце́м і Святи́м Ду́хом, спаси́ нас</w:t>
-      </w:r>
-      <w:r>
-        <w:rPr>
-          <w:rFonts w:ascii="Times New Roman" w:cs="Times New Roman" w:eastAsia="Times New Roman" w:hAnsi="Times New Roman"/>
-          <w:color w:val="333333"/>
-          <w:sz w:val="24"/>
-          <w:szCs w:val="24"/>
-          <w:rtl w:val="0"/>
-        </w:rPr>
-        <w:t xml:space="preserve">.</w:t>
+        <w:t xml:space="preserve">Єдиноро́дний Си́ну і Сло́во Бо́же, безсме́ртний Ти, і зво́лив Ти спасі́ння на́шого ра́ди воплоти́тися від свято́ї Богоро́диці і присноді́ви Марі́ї, незмі́нно ста́вши люди́ною. І розп’я́тий був Ти, Хри́сте Бо́же, сме́ртю смерть подола́в. Ти оди́н із Свято́ї Тро́йці, рівносла́вимий з Отце́м і Святи́м Ду́хом, спаси́ нас.</w:t>
       </w:r>
       <w:r>
         <w:rPr>
@@ -24631,7 +23591,6 @@
         <w:spacing w:after="120" w:line="240" w:lineRule="auto"/>
         <w:rPr>
           <w:rFonts w:ascii="Times New Roman" w:cs="Times New Roman" w:eastAsia="Times New Roman" w:hAnsi="Times New Roman"/>
-          <w:color w:val="333333"/>
           <w:sz w:val="24"/>
           <w:szCs w:val="24"/>
         </w:rPr>
@@ -24932,7 +23891,6 @@
         <w:spacing w:after="120" w:line="240" w:lineRule="auto"/>
         <w:rPr>
           <w:rFonts w:ascii="Times New Roman" w:cs="Times New Roman" w:eastAsia="Times New Roman" w:hAnsi="Times New Roman"/>
-          <w:color w:val="333333"/>
           <w:sz w:val="24"/>
           <w:szCs w:val="24"/>
         </w:rPr>
@@ -24951,7 +23909,6 @@
       <w:r>
         <w:rPr>
           <w:rFonts w:ascii="Times New Roman" w:cs="Times New Roman" w:eastAsia="Times New Roman" w:hAnsi="Times New Roman"/>
-          <w:color w:val="333333"/>
           <w:sz w:val="24"/>
           <w:szCs w:val="24"/>
           <w:rtl w:val="0"/>
@@ -24971,15 +23928,13 @@
         <w:spacing w:after="120" w:line="240" w:lineRule="auto"/>
         <w:rPr>
           <w:rFonts w:ascii="Times New Roman" w:cs="Times New Roman" w:eastAsia="Times New Roman" w:hAnsi="Times New Roman"/>
-          <w:color w:val="333333"/>
-          <w:sz w:val="24"/>
-          <w:szCs w:val="24"/>
-        </w:rPr>
-      </w:pPr>
-      <w:r>
-        <w:rPr>
-          <w:rFonts w:ascii="Times New Roman" w:cs="Times New Roman" w:eastAsia="Times New Roman" w:hAnsi="Times New Roman"/>
-          <w:color w:val="333333"/>
+          <w:sz w:val="24"/>
+          <w:szCs w:val="24"/>
+        </w:rPr>
+      </w:pPr>
+      <w:r>
+        <w:rPr>
+          <w:rFonts w:ascii="Times New Roman" w:cs="Times New Roman" w:eastAsia="Times New Roman" w:hAnsi="Times New Roman"/>
           <w:sz w:val="24"/>
           <w:szCs w:val="24"/>
           <w:rtl w:val="0"/>
@@ -25000,7 +23955,6 @@
       <w:r>
         <w:rPr>
           <w:rFonts w:ascii="Times New Roman" w:cs="Times New Roman" w:eastAsia="Times New Roman" w:hAnsi="Times New Roman"/>
-          <w:color w:val="333333"/>
           <w:sz w:val="24"/>
           <w:szCs w:val="24"/>
           <w:rtl w:val="0"/>
@@ -25020,15 +23974,13 @@
         <w:spacing w:after="120" w:line="240" w:lineRule="auto"/>
         <w:rPr>
           <w:rFonts w:ascii="Times New Roman" w:cs="Times New Roman" w:eastAsia="Times New Roman" w:hAnsi="Times New Roman"/>
-          <w:color w:val="333333"/>
-          <w:sz w:val="24"/>
-          <w:szCs w:val="24"/>
-        </w:rPr>
-      </w:pPr>
-      <w:r>
-        <w:rPr>
-          <w:rFonts w:ascii="Times New Roman" w:cs="Times New Roman" w:eastAsia="Times New Roman" w:hAnsi="Times New Roman"/>
-          <w:color w:val="333333"/>
+          <w:sz w:val="24"/>
+          <w:szCs w:val="24"/>
+        </w:rPr>
+      </w:pPr>
+      <w:r>
+        <w:rPr>
+          <w:rFonts w:ascii="Times New Roman" w:cs="Times New Roman" w:eastAsia="Times New Roman" w:hAnsi="Times New Roman"/>
           <w:sz w:val="24"/>
           <w:szCs w:val="24"/>
           <w:rtl w:val="0"/>
@@ -25049,7 +24001,6 @@
       <w:r>
         <w:rPr>
           <w:rFonts w:ascii="Times New Roman" w:cs="Times New Roman" w:eastAsia="Times New Roman" w:hAnsi="Times New Roman"/>
-          <w:color w:val="333333"/>
           <w:sz w:val="24"/>
           <w:szCs w:val="24"/>
           <w:rtl w:val="0"/>
@@ -25103,7 +24054,6 @@
         <w:spacing w:after="120" w:line="240" w:lineRule="auto"/>
         <w:rPr>
           <w:rFonts w:ascii="Times New Roman" w:cs="Times New Roman" w:eastAsia="Times New Roman" w:hAnsi="Times New Roman"/>
-          <w:color w:val="333333"/>
           <w:sz w:val="24"/>
           <w:szCs w:val="24"/>
         </w:rPr>
@@ -25122,7 +24072,6 @@
       <w:r>
         <w:rPr>
           <w:rFonts w:ascii="Times New Roman" w:cs="Times New Roman" w:eastAsia="Times New Roman" w:hAnsi="Times New Roman"/>
-          <w:color w:val="333333"/>
           <w:sz w:val="24"/>
           <w:szCs w:val="24"/>
           <w:rtl w:val="0"/>
@@ -25158,7 +24107,6 @@
         <w:spacing w:after="120" w:line="240" w:lineRule="auto"/>
         <w:rPr>
           <w:rFonts w:ascii="Times New Roman" w:cs="Times New Roman" w:eastAsia="Times New Roman" w:hAnsi="Times New Roman"/>
-          <w:color w:val="333333"/>
           <w:sz w:val="24"/>
           <w:szCs w:val="24"/>
         </w:rPr>
@@ -25177,7 +24125,6 @@
       <w:r>
         <w:rPr>
           <w:rFonts w:ascii="Times New Roman" w:cs="Times New Roman" w:eastAsia="Times New Roman" w:hAnsi="Times New Roman"/>
-          <w:color w:val="333333"/>
           <w:sz w:val="24"/>
           <w:szCs w:val="24"/>
           <w:rtl w:val="0"/>
@@ -25247,7 +24194,6 @@
         <w:spacing w:after="120" w:line="240" w:lineRule="auto"/>
         <w:rPr>
           <w:rFonts w:ascii="Times New Roman" w:cs="Times New Roman" w:eastAsia="Times New Roman" w:hAnsi="Times New Roman"/>
-          <w:color w:val="333333"/>
           <w:sz w:val="24"/>
           <w:szCs w:val="24"/>
         </w:rPr>
@@ -25315,7 +24261,6 @@
         <w:spacing w:after="120" w:line="240" w:lineRule="auto"/>
         <w:rPr>
           <w:rFonts w:ascii="Times New Roman" w:cs="Times New Roman" w:eastAsia="Times New Roman" w:hAnsi="Times New Roman"/>
-          <w:color w:val="333333"/>
           <w:sz w:val="24"/>
           <w:szCs w:val="24"/>
         </w:rPr>
@@ -25334,7 +24279,6 @@
       <w:r>
         <w:rPr>
           <w:rFonts w:ascii="Times New Roman" w:cs="Times New Roman" w:eastAsia="Times New Roman" w:hAnsi="Times New Roman"/>
-          <w:color w:val="333333"/>
           <w:sz w:val="24"/>
           <w:szCs w:val="24"/>
           <w:rtl w:val="0"/>
@@ -25370,7 +24314,6 @@
         <w:spacing w:after="120" w:line="240" w:lineRule="auto"/>
         <w:rPr>
           <w:rFonts w:ascii="Times New Roman" w:cs="Times New Roman" w:eastAsia="Times New Roman" w:hAnsi="Times New Roman"/>
-          <w:color w:val="333333"/>
           <w:sz w:val="24"/>
           <w:szCs w:val="24"/>
         </w:rPr>
@@ -25389,7 +24332,6 @@
       <w:r>
         <w:rPr>
           <w:rFonts w:ascii="Times New Roman" w:cs="Times New Roman" w:eastAsia="Times New Roman" w:hAnsi="Times New Roman"/>
-          <w:color w:val="333333"/>
           <w:sz w:val="24"/>
           <w:szCs w:val="24"/>
           <w:rtl w:val="0"/>
@@ -25459,7 +24401,6 @@
         <w:spacing w:after="120" w:line="240" w:lineRule="auto"/>
         <w:rPr>
           <w:rFonts w:ascii="Times New Roman" w:cs="Times New Roman" w:eastAsia="Times New Roman" w:hAnsi="Times New Roman"/>
-          <w:color w:val="333333"/>
           <w:sz w:val="24"/>
           <w:szCs w:val="24"/>
         </w:rPr>
@@ -25503,7 +24444,6 @@
         <w:spacing w:after="120" w:line="240" w:lineRule="auto"/>
         <w:rPr>
           <w:rFonts w:ascii="Times New Roman" w:cs="Times New Roman" w:eastAsia="Times New Roman" w:hAnsi="Times New Roman"/>
-          <w:color w:val="333333"/>
         </w:rPr>
       </w:pPr>
       <w:r>
@@ -25532,7 +24472,6 @@
         <w:spacing w:after="120" w:line="240" w:lineRule="auto"/>
         <w:rPr>
           <w:rFonts w:ascii="Times New Roman" w:cs="Times New Roman" w:eastAsia="Times New Roman" w:hAnsi="Times New Roman"/>
-          <w:color w:val="333333"/>
           <w:sz w:val="24"/>
           <w:szCs w:val="24"/>
         </w:rPr>
@@ -25551,7 +24490,6 @@
       <w:r>
         <w:rPr>
           <w:rFonts w:ascii="Times New Roman" w:cs="Times New Roman" w:eastAsia="Times New Roman" w:hAnsi="Times New Roman"/>
-          <w:color w:val="333333"/>
           <w:sz w:val="24"/>
           <w:szCs w:val="24"/>
           <w:rtl w:val="0"/>
@@ -25572,7 +24510,6 @@
       <w:r>
         <w:rPr>
           <w:rFonts w:ascii="Times New Roman" w:cs="Times New Roman" w:eastAsia="Times New Roman" w:hAnsi="Times New Roman"/>
-          <w:color w:val="333333"/>
           <w:sz w:val="24"/>
           <w:szCs w:val="24"/>
           <w:rtl w:val="0"/>
@@ -25602,7 +24539,6 @@
         <w:spacing w:after="120" w:line="240" w:lineRule="auto"/>
         <w:rPr>
           <w:rFonts w:ascii="Times New Roman" w:cs="Times New Roman" w:eastAsia="Times New Roman" w:hAnsi="Times New Roman"/>
-          <w:color w:val="333333"/>
         </w:rPr>
       </w:pPr>
       <w:r>
@@ -25646,36 +24582,7 @@
           <w:szCs w:val="24"/>
           <w:rtl w:val="0"/>
         </w:rPr>
-        <w:t xml:space="preserve"> Христо́с, що воскре́с із ме́ртвих, і́стинний Бог наш </w:t>
-      </w:r>
-      <w:r>
-        <w:rPr>
-          <w:rFonts w:ascii="Times New Roman" w:cs="Times New Roman" w:eastAsia="Times New Roman" w:hAnsi="Times New Roman"/>
-          <w:color w:val="333333"/>
-          <w:sz w:val="24"/>
-          <w:szCs w:val="24"/>
-          <w:rtl w:val="0"/>
-        </w:rPr>
-        <w:t xml:space="preserve">–</w:t>
-      </w:r>
-      <w:r>
-        <w:rPr>
-          <w:rFonts w:ascii="Times New Roman" w:cs="Times New Roman" w:eastAsia="Times New Roman" w:hAnsi="Times New Roman"/>
-          <w:sz w:val="24"/>
-          <w:szCs w:val="24"/>
-          <w:rtl w:val="0"/>
-        </w:rPr>
-        <w:t xml:space="preserve"> молитва́ми пречи́стої Своє́ї Ма́тері, </w:t>
-      </w:r>
-      <w:r>
-        <w:rPr>
-          <w:rFonts w:ascii="Times New Roman" w:cs="Times New Roman" w:eastAsia="Times New Roman" w:hAnsi="Times New Roman"/>
-          <w:color w:val="333333"/>
-          <w:sz w:val="24"/>
-          <w:szCs w:val="24"/>
-          <w:rtl w:val="0"/>
-        </w:rPr>
-        <w:t xml:space="preserve">святи́х сла́вних і всехва́льних апо́столів, свято́го отця́ на́шого Іва́на Золотоу́стого, архиєпи́скопа Константино́поля, і свято́го </w:t>
+        <w:t xml:space="preserve"> Христо́с, що воскре́с із ме́ртвих, і́стинний Бог наш – молитва́ми пречи́стої Своє́ї Ма́тері, святи́х сла́вних і всехва́льних апо́столів, свято́го отця́ на́шого Іва́на Золотоу́стого, архиєпи́скопа Константино́поля, і свято́го </w:t>
       </w:r>
       <w:r>
         <w:rPr>
@@ -25691,7 +24598,6 @@
       <w:r>
         <w:rPr>
           <w:rFonts w:ascii="Times New Roman" w:cs="Times New Roman" w:eastAsia="Times New Roman" w:hAnsi="Times New Roman"/>
-          <w:color w:val="333333"/>
           <w:sz w:val="24"/>
           <w:szCs w:val="24"/>
           <w:rtl w:val="0"/>
@@ -25712,21 +24618,11 @@
       <w:r>
         <w:rPr>
           <w:rFonts w:ascii="Times New Roman" w:cs="Times New Roman" w:eastAsia="Times New Roman" w:hAnsi="Times New Roman"/>
-          <w:color w:val="333333"/>
-          <w:sz w:val="24"/>
-          <w:szCs w:val="24"/>
-          <w:rtl w:val="0"/>
-        </w:rPr>
-        <w:t xml:space="preserve">, і всіх святи́х – поми́лує і спасе́ нас як благи́й і людинолю́бни</w:t>
-      </w:r>
-      <w:r>
-        <w:rPr>
-          <w:rFonts w:ascii="Times New Roman" w:cs="Times New Roman" w:eastAsia="Times New Roman" w:hAnsi="Times New Roman"/>
-          <w:sz w:val="24"/>
-          <w:szCs w:val="24"/>
-          <w:rtl w:val="0"/>
-        </w:rPr>
-        <w:t xml:space="preserve">й.</w:t>
+          <w:sz w:val="24"/>
+          <w:szCs w:val="24"/>
+          <w:rtl w:val="0"/>
+        </w:rPr>
+        <w:t xml:space="preserve">, і всіх святи́х – поми́лує і спасе́ нас як благи́й і людинолю́бний.</w:t>
       </w:r>
     </w:p>
     <w:p>
@@ -25827,7 +24723,6 @@
         <w:spacing w:after="120" w:line="240" w:lineRule="auto"/>
         <w:rPr>
           <w:rFonts w:ascii="Times New Roman" w:cs="Times New Roman" w:eastAsia="Times New Roman" w:hAnsi="Times New Roman"/>
-          <w:color w:val="333333"/>
           <w:sz w:val="24"/>
           <w:szCs w:val="24"/>
         </w:rPr>
@@ -26123,11 +25018,6 @@
         </w:rPr>
         <w:t xml:space="preserve"> Молитва́ми Богоро́диці, Спа́се, спаси́ нас.</w:t>
       </w:r>
-      <w:r>
-        <w:rPr>
-          <w:rtl w:val="0"/>
-        </w:rPr>
-      </w:r>
     </w:p>
     <w:p>
       <w:pPr>
@@ -26168,7 +25058,6 @@
         <w:spacing w:after="120" w:line="240" w:lineRule="auto"/>
         <w:rPr>
           <w:rFonts w:ascii="Times New Roman" w:cs="Times New Roman" w:eastAsia="Times New Roman" w:hAnsi="Times New Roman"/>
-          <w:color w:val="333333"/>
           <w:sz w:val="24"/>
           <w:szCs w:val="24"/>
         </w:rPr>
@@ -26353,11 +25242,6 @@
           <w:rtl w:val="0"/>
         </w:rPr>
         <w:t xml:space="preserve">&lt;/antifon2&gt;</w:t>
-      </w:r>
-      <w:r>
-        <w:rPr>
-          <w:rtl w:val="0"/>
-        </w:rPr>
       </w:r>
     </w:p>
     <w:p>
@@ -26397,17 +25281,7 @@
           <w:szCs w:val="24"/>
           <w:rtl w:val="0"/>
         </w:rPr>
-        <w:t xml:space="preserve">Єдиноро́дний Си́ну і Сло́во Бо́же, безсме́ртний Ти, і зво́лив Ти спасі́ння на́шого ра́ди воплоти́тися від свято́ї Богоро́диці і присноді́ви Марі́ї, незмі́нно ста́вши люди́ною. І розп’я́тий був Ти, Хри́сте Бо́же, сме́ртю смерть подола́в. Ти оди́н із Свято́ї Тро́йці, рівносла́вимий з Отце́м і Святи́м Ду́хом, спаси́ нас</w:t>
-      </w:r>
-      <w:r>
-        <w:rPr>
-          <w:rFonts w:ascii="Times New Roman" w:cs="Times New Roman" w:eastAsia="Times New Roman" w:hAnsi="Times New Roman"/>
-          <w:color w:val="333333"/>
-          <w:sz w:val="24"/>
-          <w:szCs w:val="24"/>
-          <w:rtl w:val="0"/>
-        </w:rPr>
-        <w:t xml:space="preserve">.</w:t>
+        <w:t xml:space="preserve">Єдиноро́дний Си́ну і Сло́во Бо́же, безсме́ртний Ти, і зво́лив Ти спасі́ння на́шого ра́ди воплоти́тися від свято́ї Богоро́диці і присноді́ви Марі́ї, незмі́нно ста́вши люди́ною. І розп’я́тий був Ти, Хри́сте Бо́же, сме́ртю смерть подола́в. Ти оди́н із Свято́ї Тро́йці, рівносла́вимий з Отце́м і Святи́м Ду́хом, спаси́ нас.</w:t>
       </w:r>
       <w:r>
         <w:rPr>
@@ -26459,7 +25333,6 @@
         <w:spacing w:after="120" w:line="240" w:lineRule="auto"/>
         <w:rPr>
           <w:rFonts w:ascii="Times New Roman" w:cs="Times New Roman" w:eastAsia="Times New Roman" w:hAnsi="Times New Roman"/>
-          <w:color w:val="333333"/>
           <w:sz w:val="24"/>
           <w:szCs w:val="24"/>
         </w:rPr>
@@ -26760,7 +25633,6 @@
         <w:spacing w:after="120" w:line="240" w:lineRule="auto"/>
         <w:rPr>
           <w:rFonts w:ascii="Times New Roman" w:cs="Times New Roman" w:eastAsia="Times New Roman" w:hAnsi="Times New Roman"/>
-          <w:color w:val="333333"/>
           <w:sz w:val="24"/>
           <w:szCs w:val="24"/>
         </w:rPr>
@@ -26829,7 +25701,6 @@
         <w:spacing w:after="120" w:line="240" w:lineRule="auto"/>
         <w:rPr>
           <w:rFonts w:ascii="Times New Roman" w:cs="Times New Roman" w:eastAsia="Times New Roman" w:hAnsi="Times New Roman"/>
-          <w:color w:val="333333"/>
           <w:sz w:val="24"/>
           <w:szCs w:val="24"/>
         </w:rPr>
@@ -26897,7 +25768,6 @@
         <w:spacing w:after="120" w:line="240" w:lineRule="auto"/>
         <w:rPr>
           <w:rFonts w:ascii="Times New Roman" w:cs="Times New Roman" w:eastAsia="Times New Roman" w:hAnsi="Times New Roman"/>
-          <w:color w:val="333333"/>
           <w:sz w:val="24"/>
           <w:szCs w:val="24"/>
         </w:rPr>
@@ -26965,7 +25835,6 @@
         <w:spacing w:after="120" w:line="240" w:lineRule="auto"/>
         <w:rPr>
           <w:rFonts w:ascii="Times New Roman" w:cs="Times New Roman" w:eastAsia="Times New Roman" w:hAnsi="Times New Roman"/>
-          <w:color w:val="333333"/>
           <w:sz w:val="24"/>
           <w:szCs w:val="24"/>
         </w:rPr>
@@ -27033,7 +25902,6 @@
         <w:spacing w:after="120" w:line="240" w:lineRule="auto"/>
         <w:rPr>
           <w:rFonts w:ascii="Times New Roman" w:cs="Times New Roman" w:eastAsia="Times New Roman" w:hAnsi="Times New Roman"/>
-          <w:color w:val="333333"/>
           <w:sz w:val="24"/>
           <w:szCs w:val="24"/>
         </w:rPr>
@@ -27077,7 +25945,6 @@
         <w:spacing w:after="120" w:line="240" w:lineRule="auto"/>
         <w:rPr>
           <w:rFonts w:ascii="Times New Roman" w:cs="Times New Roman" w:eastAsia="Times New Roman" w:hAnsi="Times New Roman"/>
-          <w:color w:val="333333"/>
         </w:rPr>
       </w:pPr>
       <w:r>
@@ -27106,7 +25973,6 @@
         <w:spacing w:after="120" w:line="240" w:lineRule="auto"/>
         <w:rPr>
           <w:rFonts w:ascii="Times New Roman" w:cs="Times New Roman" w:eastAsia="Times New Roman" w:hAnsi="Times New Roman"/>
-          <w:color w:val="333333"/>
           <w:sz w:val="24"/>
           <w:szCs w:val="24"/>
         </w:rPr>
@@ -27125,7 +25991,6 @@
       <w:r>
         <w:rPr>
           <w:rFonts w:ascii="Times New Roman" w:cs="Times New Roman" w:eastAsia="Times New Roman" w:hAnsi="Times New Roman"/>
-          <w:color w:val="333333"/>
           <w:sz w:val="24"/>
           <w:szCs w:val="24"/>
           <w:rtl w:val="0"/>
@@ -27146,7 +26011,6 @@
       <w:r>
         <w:rPr>
           <w:rFonts w:ascii="Times New Roman" w:cs="Times New Roman" w:eastAsia="Times New Roman" w:hAnsi="Times New Roman"/>
-          <w:color w:val="333333"/>
           <w:sz w:val="24"/>
           <w:szCs w:val="24"/>
           <w:rtl w:val="0"/>
@@ -27176,7 +26040,6 @@
         <w:spacing w:after="120" w:line="240" w:lineRule="auto"/>
         <w:rPr>
           <w:rFonts w:ascii="Times New Roman" w:cs="Times New Roman" w:eastAsia="Times New Roman" w:hAnsi="Times New Roman"/>
-          <w:color w:val="333333"/>
         </w:rPr>
       </w:pPr>
       <w:r>
@@ -27220,36 +26083,7 @@
           <w:szCs w:val="24"/>
           <w:rtl w:val="0"/>
         </w:rPr>
-        <w:t xml:space="preserve"> Христо́с, що воскре́с із ме́ртвих, і́стинний Бог наш </w:t>
-      </w:r>
-      <w:r>
-        <w:rPr>
-          <w:rFonts w:ascii="Times New Roman" w:cs="Times New Roman" w:eastAsia="Times New Roman" w:hAnsi="Times New Roman"/>
-          <w:color w:val="333333"/>
-          <w:sz w:val="24"/>
-          <w:szCs w:val="24"/>
-          <w:rtl w:val="0"/>
-        </w:rPr>
-        <w:t xml:space="preserve">–</w:t>
-      </w:r>
-      <w:r>
-        <w:rPr>
-          <w:rFonts w:ascii="Times New Roman" w:cs="Times New Roman" w:eastAsia="Times New Roman" w:hAnsi="Times New Roman"/>
-          <w:sz w:val="24"/>
-          <w:szCs w:val="24"/>
-          <w:rtl w:val="0"/>
-        </w:rPr>
-        <w:t xml:space="preserve"> молитва́ми пречи́стої Своє́ї Ма́тері, </w:t>
-      </w:r>
-      <w:r>
-        <w:rPr>
-          <w:rFonts w:ascii="Times New Roman" w:cs="Times New Roman" w:eastAsia="Times New Roman" w:hAnsi="Times New Roman"/>
-          <w:color w:val="333333"/>
-          <w:sz w:val="24"/>
-          <w:szCs w:val="24"/>
-          <w:rtl w:val="0"/>
-        </w:rPr>
-        <w:t xml:space="preserve">святи́х сла́вних і всехва́льних апо́столів, свято́го отця́ на́шого Іва́на Золотоу́стого, архиєпи́скопа Константино́поля, і свято́го </w:t>
+        <w:t xml:space="preserve"> Христо́с, що воскре́с із ме́ртвих, і́стинний Бог наш – молитва́ми пречи́стої Своє́ї Ма́тері, святи́х сла́вних і всехва́льних апо́столів, свято́го отця́ на́шого Іва́на Золотоу́стого, архиєпи́скопа Константино́поля, і свято́го </w:t>
       </w:r>
       <w:r>
         <w:rPr>
@@ -27265,7 +26099,6 @@
       <w:r>
         <w:rPr>
           <w:rFonts w:ascii="Times New Roman" w:cs="Times New Roman" w:eastAsia="Times New Roman" w:hAnsi="Times New Roman"/>
-          <w:color w:val="333333"/>
           <w:sz w:val="24"/>
           <w:szCs w:val="24"/>
           <w:rtl w:val="0"/>
@@ -27286,21 +26119,11 @@
       <w:r>
         <w:rPr>
           <w:rFonts w:ascii="Times New Roman" w:cs="Times New Roman" w:eastAsia="Times New Roman" w:hAnsi="Times New Roman"/>
-          <w:color w:val="333333"/>
-          <w:sz w:val="24"/>
-          <w:szCs w:val="24"/>
-          <w:rtl w:val="0"/>
-        </w:rPr>
-        <w:t xml:space="preserve">, і всіх святи́х – поми́лує і спасе́ нас як благи́й і людинолю́бни</w:t>
-      </w:r>
-      <w:r>
-        <w:rPr>
-          <w:rFonts w:ascii="Times New Roman" w:cs="Times New Roman" w:eastAsia="Times New Roman" w:hAnsi="Times New Roman"/>
-          <w:sz w:val="24"/>
-          <w:szCs w:val="24"/>
-          <w:rtl w:val="0"/>
-        </w:rPr>
-        <w:t xml:space="preserve">й.</w:t>
+          <w:sz w:val="24"/>
+          <w:szCs w:val="24"/>
+          <w:rtl w:val="0"/>
+        </w:rPr>
+        <w:t xml:space="preserve">, і всіх святи́х – поми́лує і спасе́ нас як благи́й і людинолю́бний.</w:t>
       </w:r>
     </w:p>
     <w:p>
@@ -27396,13 +26219,11 @@
         <w:spacing w:after="120" w:line="240" w:lineRule="auto"/>
         <w:rPr>
           <w:rFonts w:ascii="Times New Roman" w:cs="Times New Roman" w:eastAsia="Times New Roman" w:hAnsi="Times New Roman"/>
-          <w:color w:val="333333"/>
-        </w:rPr>
-      </w:pPr>
-      <w:r>
-        <w:rPr>
-          <w:rFonts w:ascii="Times New Roman" w:cs="Times New Roman" w:eastAsia="Times New Roman" w:hAnsi="Times New Roman"/>
-          <w:color w:val="333333"/>
+        </w:rPr>
+      </w:pPr>
+      <w:r>
+        <w:rPr>
+          <w:rFonts w:ascii="Times New Roman" w:cs="Times New Roman" w:eastAsia="Times New Roman" w:hAnsi="Times New Roman"/>
           <w:rtl w:val="0"/>
         </w:rPr>
         <w:t xml:space="preserve">святий за календарем</w:t>
@@ -27451,7 +26272,6 @@
         <w:spacing w:after="120" w:line="240" w:lineRule="auto"/>
         <w:rPr>
           <w:rFonts w:ascii="Times New Roman" w:cs="Times New Roman" w:eastAsia="Times New Roman" w:hAnsi="Times New Roman"/>
-          <w:color w:val="333333"/>
           <w:sz w:val="24"/>
           <w:szCs w:val="24"/>
         </w:rPr>
@@ -27719,11 +26539,6 @@
         </w:rPr>
         <w:t xml:space="preserve"> Молитва́ми Богоро́диці, Спа́се, спаси́ нас.</w:t>
       </w:r>
-      <w:r>
-        <w:rPr>
-          <w:rtl w:val="0"/>
-        </w:rPr>
-      </w:r>
     </w:p>
     <w:p>
       <w:pPr>
@@ -27926,7 +26741,6 @@
         <w:spacing w:after="80" w:line="240" w:lineRule="auto"/>
         <w:rPr>
           <w:rFonts w:ascii="Times New Roman" w:cs="Times New Roman" w:eastAsia="Times New Roman" w:hAnsi="Times New Roman"/>
-          <w:color w:val="333333"/>
           <w:sz w:val="20"/>
           <w:szCs w:val="20"/>
         </w:rPr>
@@ -28076,7 +26890,6 @@
         <w:spacing w:after="120" w:line="240" w:lineRule="auto"/>
         <w:rPr>
           <w:rFonts w:ascii="Times New Roman" w:cs="Times New Roman" w:eastAsia="Times New Roman" w:hAnsi="Times New Roman"/>
-          <w:color w:val="333333"/>
           <w:sz w:val="24"/>
           <w:szCs w:val="24"/>
         </w:rPr>
@@ -28221,7 +27034,6 @@
         <w:spacing w:after="80" w:line="240" w:lineRule="auto"/>
         <w:rPr>
           <w:rFonts w:ascii="Times New Roman" w:cs="Times New Roman" w:eastAsia="Times New Roman" w:hAnsi="Times New Roman"/>
-          <w:color w:val="333333"/>
           <w:sz w:val="20"/>
           <w:szCs w:val="20"/>
         </w:rPr>
@@ -28291,7 +27103,6 @@
         <w:spacing w:after="80" w:line="240" w:lineRule="auto"/>
         <w:rPr>
           <w:rFonts w:ascii="Times New Roman" w:cs="Times New Roman" w:eastAsia="Times New Roman" w:hAnsi="Times New Roman"/>
-          <w:color w:val="333333"/>
           <w:sz w:val="20"/>
           <w:szCs w:val="20"/>
         </w:rPr>
@@ -28368,7 +27179,6 @@
         <w:spacing w:after="120" w:line="240" w:lineRule="auto"/>
         <w:rPr>
           <w:rFonts w:ascii="Times New Roman" w:cs="Times New Roman" w:eastAsia="Times New Roman" w:hAnsi="Times New Roman"/>
-          <w:color w:val="333333"/>
           <w:sz w:val="24"/>
           <w:szCs w:val="24"/>
         </w:rPr>
@@ -28501,7 +27311,6 @@
         <w:spacing w:after="120" w:line="240" w:lineRule="auto"/>
         <w:rPr>
           <w:rFonts w:ascii="Times New Roman" w:cs="Times New Roman" w:eastAsia="Times New Roman" w:hAnsi="Times New Roman"/>
-          <w:color w:val="333333"/>
           <w:sz w:val="24"/>
           <w:szCs w:val="24"/>
         </w:rPr>
@@ -28535,7 +27344,6 @@
         <w:spacing w:after="120" w:line="240" w:lineRule="auto"/>
         <w:rPr>
           <w:rFonts w:ascii="Times New Roman" w:cs="Times New Roman" w:eastAsia="Times New Roman" w:hAnsi="Times New Roman"/>
-          <w:color w:val="333333"/>
           <w:sz w:val="24"/>
           <w:szCs w:val="24"/>
         </w:rPr>
@@ -28603,7 +27411,6 @@
         <w:spacing w:after="120" w:line="240" w:lineRule="auto"/>
         <w:rPr>
           <w:rFonts w:ascii="Times New Roman" w:cs="Times New Roman" w:eastAsia="Times New Roman" w:hAnsi="Times New Roman"/>
-          <w:color w:val="333333"/>
           <w:sz w:val="24"/>
           <w:szCs w:val="24"/>
         </w:rPr>
@@ -28671,7 +27478,6 @@
         <w:spacing w:after="120" w:line="240" w:lineRule="auto"/>
         <w:rPr>
           <w:rFonts w:ascii="Times New Roman" w:cs="Times New Roman" w:eastAsia="Times New Roman" w:hAnsi="Times New Roman"/>
-          <w:color w:val="333333"/>
           <w:sz w:val="24"/>
           <w:szCs w:val="24"/>
         </w:rPr>
@@ -28705,7 +27511,6 @@
         <w:spacing w:after="120" w:line="240" w:lineRule="auto"/>
         <w:rPr>
           <w:rFonts w:ascii="Times New Roman" w:cs="Times New Roman" w:eastAsia="Times New Roman" w:hAnsi="Times New Roman"/>
-          <w:color w:val="333333"/>
           <w:sz w:val="24"/>
           <w:szCs w:val="24"/>
         </w:rPr>
@@ -28749,7 +27554,6 @@
         <w:spacing w:after="120" w:line="240" w:lineRule="auto"/>
         <w:rPr>
           <w:rFonts w:ascii="Times New Roman" w:cs="Times New Roman" w:eastAsia="Times New Roman" w:hAnsi="Times New Roman"/>
-          <w:color w:val="333333"/>
         </w:rPr>
       </w:pPr>
       <w:r>
@@ -28778,7 +27582,6 @@
         <w:spacing w:after="120" w:line="240" w:lineRule="auto"/>
         <w:rPr>
           <w:rFonts w:ascii="Times New Roman" w:cs="Times New Roman" w:eastAsia="Times New Roman" w:hAnsi="Times New Roman"/>
-          <w:color w:val="333333"/>
           <w:sz w:val="24"/>
           <w:szCs w:val="24"/>
         </w:rPr>
@@ -28797,7 +27600,6 @@
       <w:r>
         <w:rPr>
           <w:rFonts w:ascii="Times New Roman" w:cs="Times New Roman" w:eastAsia="Times New Roman" w:hAnsi="Times New Roman"/>
-          <w:color w:val="333333"/>
           <w:sz w:val="24"/>
           <w:szCs w:val="24"/>
           <w:rtl w:val="0"/>
@@ -28827,7 +27629,6 @@
         <w:spacing w:after="120" w:line="240" w:lineRule="auto"/>
         <w:rPr>
           <w:rFonts w:ascii="Times New Roman" w:cs="Times New Roman" w:eastAsia="Times New Roman" w:hAnsi="Times New Roman"/>
-          <w:color w:val="333333"/>
         </w:rPr>
       </w:pPr>
       <w:r>
@@ -28856,117 +27657,18 @@
         <w:spacing w:after="120" w:line="240" w:lineRule="auto"/>
         <w:rPr>
           <w:rFonts w:ascii="Times New Roman" w:cs="Times New Roman" w:eastAsia="Times New Roman" w:hAnsi="Times New Roman"/>
-          <w:color w:val="333333"/>
-          <w:sz w:val="24"/>
-          <w:szCs w:val="24"/>
-        </w:rPr>
-      </w:pPr>
-      <w:bookmarkStart w:colFirst="0" w:colLast="0" w:name="_heading=h.1ksv4uv" w:id="35"/>
-      <w:bookmarkEnd w:id="35"/>
-      <w:r>
-        <w:rPr>
-          <w:rFonts w:ascii="Times New Roman" w:cs="Times New Roman" w:eastAsia="Times New Roman" w:hAnsi="Times New Roman"/>
-          <w:color w:val="333333"/>
-          <w:sz w:val="24"/>
-          <w:szCs w:val="24"/>
-          <w:rtl w:val="0"/>
-        </w:rPr>
-        <w:t xml:space="preserve">… як</w:t>
-      </w:r>
-      <w:r>
-        <w:rPr>
-          <w:rFonts w:ascii="Times New Roman" w:cs="Times New Roman" w:eastAsia="Times New Roman" w:hAnsi="Times New Roman"/>
-          <w:sz w:val="24"/>
-          <w:szCs w:val="24"/>
-          <w:rtl w:val="0"/>
-        </w:rPr>
-        <w:t xml:space="preserve">о́</w:t>
-      </w:r>
-      <w:r>
-        <w:rPr>
-          <w:rFonts w:ascii="Times New Roman" w:cs="Times New Roman" w:eastAsia="Times New Roman" w:hAnsi="Times New Roman"/>
-          <w:color w:val="333333"/>
-          <w:sz w:val="24"/>
-          <w:szCs w:val="24"/>
-          <w:rtl w:val="0"/>
-        </w:rPr>
-        <w:t xml:space="preserve">го сьог</w:t>
-      </w:r>
-      <w:r>
-        <w:rPr>
-          <w:rFonts w:ascii="Times New Roman" w:cs="Times New Roman" w:eastAsia="Times New Roman" w:hAnsi="Times New Roman"/>
-          <w:sz w:val="24"/>
-          <w:szCs w:val="24"/>
-          <w:rtl w:val="0"/>
-        </w:rPr>
-        <w:t xml:space="preserve">о́</w:t>
-      </w:r>
-      <w:r>
-        <w:rPr>
-          <w:rFonts w:ascii="Times New Roman" w:cs="Times New Roman" w:eastAsia="Times New Roman" w:hAnsi="Times New Roman"/>
-          <w:color w:val="333333"/>
-          <w:sz w:val="24"/>
-          <w:szCs w:val="24"/>
-          <w:rtl w:val="0"/>
-        </w:rPr>
-        <w:t xml:space="preserve">дні п</w:t>
-      </w:r>
-      <w:r>
-        <w:rPr>
-          <w:rFonts w:ascii="Times New Roman" w:cs="Times New Roman" w:eastAsia="Times New Roman" w:hAnsi="Times New Roman"/>
-          <w:sz w:val="24"/>
-          <w:szCs w:val="24"/>
-          <w:rtl w:val="0"/>
-        </w:rPr>
-        <w:t xml:space="preserve">а́</w:t>
-      </w:r>
-      <w:r>
-        <w:rPr>
-          <w:rFonts w:ascii="Times New Roman" w:cs="Times New Roman" w:eastAsia="Times New Roman" w:hAnsi="Times New Roman"/>
-          <w:color w:val="333333"/>
-          <w:sz w:val="24"/>
-          <w:szCs w:val="24"/>
-          <w:rtl w:val="0"/>
-        </w:rPr>
-        <w:t xml:space="preserve">м’ять торжеств</w:t>
-      </w:r>
-      <w:r>
-        <w:rPr>
-          <w:rFonts w:ascii="Times New Roman" w:cs="Times New Roman" w:eastAsia="Times New Roman" w:hAnsi="Times New Roman"/>
-          <w:sz w:val="24"/>
-          <w:szCs w:val="24"/>
-          <w:rtl w:val="0"/>
-        </w:rPr>
-        <w:t xml:space="preserve">е́</w:t>
-      </w:r>
-      <w:r>
-        <w:rPr>
-          <w:rFonts w:ascii="Times New Roman" w:cs="Times New Roman" w:eastAsia="Times New Roman" w:hAnsi="Times New Roman"/>
-          <w:color w:val="333333"/>
-          <w:sz w:val="24"/>
-          <w:szCs w:val="24"/>
-          <w:rtl w:val="0"/>
-        </w:rPr>
-        <w:t xml:space="preserve">нно зв</w:t>
-      </w:r>
-      <w:r>
-        <w:rPr>
-          <w:rFonts w:ascii="Times New Roman" w:cs="Times New Roman" w:eastAsia="Times New Roman" w:hAnsi="Times New Roman"/>
-          <w:sz w:val="24"/>
-          <w:szCs w:val="24"/>
-          <w:rtl w:val="0"/>
-        </w:rPr>
-        <w:t xml:space="preserve">е́</w:t>
-      </w:r>
-      <w:r>
-        <w:rPr>
-          <w:rFonts w:ascii="Times New Roman" w:cs="Times New Roman" w:eastAsia="Times New Roman" w:hAnsi="Times New Roman"/>
-          <w:color w:val="333333"/>
-          <w:sz w:val="24"/>
-          <w:szCs w:val="24"/>
-          <w:rtl w:val="0"/>
-        </w:rPr>
-        <w:t xml:space="preserve">ршуємо …</w:t>
+          <w:sz w:val="24"/>
+          <w:szCs w:val="24"/>
+        </w:rPr>
+      </w:pPr>
+      <w:r>
+        <w:rPr>
+          <w:rFonts w:ascii="Times New Roman" w:cs="Times New Roman" w:eastAsia="Times New Roman" w:hAnsi="Times New Roman"/>
+          <w:sz w:val="24"/>
+          <w:szCs w:val="24"/>
+          <w:rtl w:val="0"/>
+        </w:rPr>
+        <w:t xml:space="preserve">… яко́го сього́дні па́м’ять торжестве́нно зве́ршуємо …</w:t>
       </w:r>
     </w:p>
     <w:p>
@@ -28981,115 +27683,18 @@
         <w:spacing w:after="120" w:line="240" w:lineRule="auto"/>
         <w:rPr>
           <w:rFonts w:ascii="Times New Roman" w:cs="Times New Roman" w:eastAsia="Times New Roman" w:hAnsi="Times New Roman"/>
-          <w:color w:val="333333"/>
-          <w:sz w:val="24"/>
-          <w:szCs w:val="24"/>
-        </w:rPr>
-      </w:pPr>
-      <w:r>
-        <w:rPr>
-          <w:rFonts w:ascii="Times New Roman" w:cs="Times New Roman" w:eastAsia="Times New Roman" w:hAnsi="Times New Roman"/>
-          <w:color w:val="333333"/>
-          <w:sz w:val="24"/>
-          <w:szCs w:val="24"/>
-          <w:rtl w:val="0"/>
-        </w:rPr>
-        <w:t xml:space="preserve">… як</w:t>
-      </w:r>
-      <w:r>
-        <w:rPr>
-          <w:rFonts w:ascii="Times New Roman" w:cs="Times New Roman" w:eastAsia="Times New Roman" w:hAnsi="Times New Roman"/>
-          <w:sz w:val="24"/>
-          <w:szCs w:val="24"/>
-          <w:rtl w:val="0"/>
-        </w:rPr>
-        <w:t xml:space="preserve">о́</w:t>
-      </w:r>
-      <w:r>
-        <w:rPr>
-          <w:rFonts w:ascii="Times New Roman" w:cs="Times New Roman" w:eastAsia="Times New Roman" w:hAnsi="Times New Roman"/>
-          <w:color w:val="333333"/>
-          <w:sz w:val="24"/>
-          <w:szCs w:val="24"/>
-          <w:rtl w:val="0"/>
-        </w:rPr>
-        <w:t xml:space="preserve">ї сьог</w:t>
-      </w:r>
-      <w:r>
-        <w:rPr>
-          <w:rFonts w:ascii="Times New Roman" w:cs="Times New Roman" w:eastAsia="Times New Roman" w:hAnsi="Times New Roman"/>
-          <w:sz w:val="24"/>
-          <w:szCs w:val="24"/>
-          <w:rtl w:val="0"/>
-        </w:rPr>
-        <w:t xml:space="preserve">о́</w:t>
-      </w:r>
-      <w:r>
-        <w:rPr>
-          <w:rFonts w:ascii="Times New Roman" w:cs="Times New Roman" w:eastAsia="Times New Roman" w:hAnsi="Times New Roman"/>
-          <w:color w:val="333333"/>
-          <w:sz w:val="24"/>
-          <w:szCs w:val="24"/>
-          <w:rtl w:val="0"/>
-        </w:rPr>
-        <w:t xml:space="preserve">дні п</w:t>
-      </w:r>
-      <w:r>
-        <w:rPr>
-          <w:rFonts w:ascii="Times New Roman" w:cs="Times New Roman" w:eastAsia="Times New Roman" w:hAnsi="Times New Roman"/>
-          <w:sz w:val="24"/>
-          <w:szCs w:val="24"/>
-          <w:rtl w:val="0"/>
-        </w:rPr>
-        <w:t xml:space="preserve">а́</w:t>
-      </w:r>
-      <w:r>
-        <w:rPr>
-          <w:rFonts w:ascii="Times New Roman" w:cs="Times New Roman" w:eastAsia="Times New Roman" w:hAnsi="Times New Roman"/>
-          <w:color w:val="333333"/>
-          <w:sz w:val="24"/>
-          <w:szCs w:val="24"/>
-          <w:rtl w:val="0"/>
-        </w:rPr>
-        <w:t xml:space="preserve">м’ять торжеств</w:t>
-      </w:r>
-      <w:r>
-        <w:rPr>
-          <w:rFonts w:ascii="Times New Roman" w:cs="Times New Roman" w:eastAsia="Times New Roman" w:hAnsi="Times New Roman"/>
-          <w:sz w:val="24"/>
-          <w:szCs w:val="24"/>
-          <w:rtl w:val="0"/>
-        </w:rPr>
-        <w:t xml:space="preserve">е́</w:t>
-      </w:r>
-      <w:r>
-        <w:rPr>
-          <w:rFonts w:ascii="Times New Roman" w:cs="Times New Roman" w:eastAsia="Times New Roman" w:hAnsi="Times New Roman"/>
-          <w:color w:val="333333"/>
-          <w:sz w:val="24"/>
-          <w:szCs w:val="24"/>
-          <w:rtl w:val="0"/>
-        </w:rPr>
-        <w:t xml:space="preserve">нно зв</w:t>
-      </w:r>
-      <w:r>
-        <w:rPr>
-          <w:rFonts w:ascii="Times New Roman" w:cs="Times New Roman" w:eastAsia="Times New Roman" w:hAnsi="Times New Roman"/>
-          <w:sz w:val="24"/>
-          <w:szCs w:val="24"/>
-          <w:rtl w:val="0"/>
-        </w:rPr>
-        <w:t xml:space="preserve">е́</w:t>
-      </w:r>
-      <w:r>
-        <w:rPr>
-          <w:rFonts w:ascii="Times New Roman" w:cs="Times New Roman" w:eastAsia="Times New Roman" w:hAnsi="Times New Roman"/>
-          <w:color w:val="333333"/>
-          <w:sz w:val="24"/>
-          <w:szCs w:val="24"/>
-          <w:rtl w:val="0"/>
-        </w:rPr>
-        <w:t xml:space="preserve">ршуємо …</w:t>
+          <w:sz w:val="24"/>
+          <w:szCs w:val="24"/>
+        </w:rPr>
+      </w:pPr>
+      <w:r>
+        <w:rPr>
+          <w:rFonts w:ascii="Times New Roman" w:cs="Times New Roman" w:eastAsia="Times New Roman" w:hAnsi="Times New Roman"/>
+          <w:sz w:val="24"/>
+          <w:szCs w:val="24"/>
+          <w:rtl w:val="0"/>
+        </w:rPr>
+        <w:t xml:space="preserve">… яко́ї сього́дні па́м’ять торжестве́нно зве́ршуємо …</w:t>
       </w:r>
     </w:p>
     <w:p>
@@ -29104,115 +27709,18 @@
         <w:spacing w:after="120" w:line="240" w:lineRule="auto"/>
         <w:rPr>
           <w:rFonts w:ascii="Times New Roman" w:cs="Times New Roman" w:eastAsia="Times New Roman" w:hAnsi="Times New Roman"/>
-          <w:color w:val="333333"/>
-          <w:sz w:val="24"/>
-          <w:szCs w:val="24"/>
-        </w:rPr>
-      </w:pPr>
-      <w:r>
-        <w:rPr>
-          <w:rFonts w:ascii="Times New Roman" w:cs="Times New Roman" w:eastAsia="Times New Roman" w:hAnsi="Times New Roman"/>
-          <w:color w:val="333333"/>
-          <w:sz w:val="24"/>
-          <w:szCs w:val="24"/>
-          <w:rtl w:val="0"/>
-        </w:rPr>
-        <w:t xml:space="preserve">… як</w:t>
-      </w:r>
-      <w:r>
-        <w:rPr>
-          <w:rFonts w:ascii="Times New Roman" w:cs="Times New Roman" w:eastAsia="Times New Roman" w:hAnsi="Times New Roman"/>
-          <w:sz w:val="24"/>
-          <w:szCs w:val="24"/>
-          <w:rtl w:val="0"/>
-        </w:rPr>
-        <w:t xml:space="preserve">и́</w:t>
-      </w:r>
-      <w:r>
-        <w:rPr>
-          <w:rFonts w:ascii="Times New Roman" w:cs="Times New Roman" w:eastAsia="Times New Roman" w:hAnsi="Times New Roman"/>
-          <w:color w:val="333333"/>
-          <w:sz w:val="24"/>
-          <w:szCs w:val="24"/>
-          <w:rtl w:val="0"/>
-        </w:rPr>
-        <w:t xml:space="preserve">х сьог</w:t>
-      </w:r>
-      <w:r>
-        <w:rPr>
-          <w:rFonts w:ascii="Times New Roman" w:cs="Times New Roman" w:eastAsia="Times New Roman" w:hAnsi="Times New Roman"/>
-          <w:sz w:val="24"/>
-          <w:szCs w:val="24"/>
-          <w:rtl w:val="0"/>
-        </w:rPr>
-        <w:t xml:space="preserve">о́</w:t>
-      </w:r>
-      <w:r>
-        <w:rPr>
-          <w:rFonts w:ascii="Times New Roman" w:cs="Times New Roman" w:eastAsia="Times New Roman" w:hAnsi="Times New Roman"/>
-          <w:color w:val="333333"/>
-          <w:sz w:val="24"/>
-          <w:szCs w:val="24"/>
-          <w:rtl w:val="0"/>
-        </w:rPr>
-        <w:t xml:space="preserve">дні п</w:t>
-      </w:r>
-      <w:r>
-        <w:rPr>
-          <w:rFonts w:ascii="Times New Roman" w:cs="Times New Roman" w:eastAsia="Times New Roman" w:hAnsi="Times New Roman"/>
-          <w:sz w:val="24"/>
-          <w:szCs w:val="24"/>
-          <w:rtl w:val="0"/>
-        </w:rPr>
-        <w:t xml:space="preserve">а́</w:t>
-      </w:r>
-      <w:r>
-        <w:rPr>
-          <w:rFonts w:ascii="Times New Roman" w:cs="Times New Roman" w:eastAsia="Times New Roman" w:hAnsi="Times New Roman"/>
-          <w:color w:val="333333"/>
-          <w:sz w:val="24"/>
-          <w:szCs w:val="24"/>
-          <w:rtl w:val="0"/>
-        </w:rPr>
-        <w:t xml:space="preserve">м’ять торжеств</w:t>
-      </w:r>
-      <w:r>
-        <w:rPr>
-          <w:rFonts w:ascii="Times New Roman" w:cs="Times New Roman" w:eastAsia="Times New Roman" w:hAnsi="Times New Roman"/>
-          <w:sz w:val="24"/>
-          <w:szCs w:val="24"/>
-          <w:rtl w:val="0"/>
-        </w:rPr>
-        <w:t xml:space="preserve">е́</w:t>
-      </w:r>
-      <w:r>
-        <w:rPr>
-          <w:rFonts w:ascii="Times New Roman" w:cs="Times New Roman" w:eastAsia="Times New Roman" w:hAnsi="Times New Roman"/>
-          <w:color w:val="333333"/>
-          <w:sz w:val="24"/>
-          <w:szCs w:val="24"/>
-          <w:rtl w:val="0"/>
-        </w:rPr>
-        <w:t xml:space="preserve">нно зв</w:t>
-      </w:r>
-      <w:r>
-        <w:rPr>
-          <w:rFonts w:ascii="Times New Roman" w:cs="Times New Roman" w:eastAsia="Times New Roman" w:hAnsi="Times New Roman"/>
-          <w:sz w:val="24"/>
-          <w:szCs w:val="24"/>
-          <w:rtl w:val="0"/>
-        </w:rPr>
-        <w:t xml:space="preserve">е́</w:t>
-      </w:r>
-      <w:r>
-        <w:rPr>
-          <w:rFonts w:ascii="Times New Roman" w:cs="Times New Roman" w:eastAsia="Times New Roman" w:hAnsi="Times New Roman"/>
-          <w:color w:val="333333"/>
-          <w:sz w:val="24"/>
-          <w:szCs w:val="24"/>
-          <w:rtl w:val="0"/>
-        </w:rPr>
-        <w:t xml:space="preserve">ршуємо …</w:t>
+          <w:sz w:val="24"/>
+          <w:szCs w:val="24"/>
+        </w:rPr>
+      </w:pPr>
+      <w:r>
+        <w:rPr>
+          <w:rFonts w:ascii="Times New Roman" w:cs="Times New Roman" w:eastAsia="Times New Roman" w:hAnsi="Times New Roman"/>
+          <w:sz w:val="24"/>
+          <w:szCs w:val="24"/>
+          <w:rtl w:val="0"/>
+        </w:rPr>
+        <w:t xml:space="preserve">… яки́х сього́дні па́м’ять торжестве́нно зве́ршуємо …</w:t>
       </w:r>
     </w:p>
     <w:p>
@@ -29240,8 +27748,8 @@
           <w:rFonts w:ascii="Times New Roman" w:cs="Times New Roman" w:eastAsia="Times New Roman" w:hAnsi="Times New Roman"/>
         </w:rPr>
       </w:pPr>
-      <w:bookmarkStart w:colFirst="0" w:colLast="0" w:name="_heading=h.qyo2nqxc4iqv" w:id="36"/>
-      <w:bookmarkEnd w:id="36"/>
+      <w:bookmarkStart w:colFirst="0" w:colLast="0" w:name="_heading=h.qyo2nqxc4iqv" w:id="35"/>
+      <w:bookmarkEnd w:id="35"/>
       <w:r>
         <w:rPr>
           <w:rFonts w:ascii="Times New Roman" w:cs="Times New Roman" w:eastAsia="Times New Roman" w:hAnsi="Times New Roman"/>
@@ -29255,13 +27763,11 @@
         <w:spacing w:after="120" w:line="240" w:lineRule="auto"/>
         <w:rPr>
           <w:rFonts w:ascii="Times New Roman" w:cs="Times New Roman" w:eastAsia="Times New Roman" w:hAnsi="Times New Roman"/>
-          <w:color w:val="333333"/>
-        </w:rPr>
-      </w:pPr>
-      <w:r>
-        <w:rPr>
-          <w:rFonts w:ascii="Times New Roman" w:cs="Times New Roman" w:eastAsia="Times New Roman" w:hAnsi="Times New Roman"/>
-          <w:color w:val="333333"/>
+        </w:rPr>
+      </w:pPr>
+      <w:r>
+        <w:rPr>
+          <w:rFonts w:ascii="Times New Roman" w:cs="Times New Roman" w:eastAsia="Times New Roman" w:hAnsi="Times New Roman"/>
           <w:rtl w:val="0"/>
         </w:rPr>
         <w:t xml:space="preserve">святий за календарем</w:t>
@@ -29310,7 +27816,6 @@
         <w:spacing w:after="120" w:line="240" w:lineRule="auto"/>
         <w:rPr>
           <w:rFonts w:ascii="Times New Roman" w:cs="Times New Roman" w:eastAsia="Times New Roman" w:hAnsi="Times New Roman"/>
-          <w:color w:val="333333"/>
           <w:sz w:val="24"/>
           <w:szCs w:val="24"/>
         </w:rPr>
@@ -29325,7 +27830,7 @@
           <w:szCs w:val="24"/>
           <w:rtl w:val="0"/>
         </w:rPr>
-        <w:t xml:space="preserve">Перший антифон повсякденний</w:t>
+        <w:t xml:space="preserve">Перший антифон</w:t>
       </w:r>
       <w:r>
         <w:rPr>
@@ -29578,11 +28083,6 @@
         </w:rPr>
         <w:t xml:space="preserve"> Молитва́ми Богоро́диці, Спа́се, спаси́ нас.</w:t>
       </w:r>
-      <w:r>
-        <w:rPr>
-          <w:rtl w:val="0"/>
-        </w:rPr>
-      </w:r>
     </w:p>
     <w:p>
       <w:pPr>
@@ -29640,7 +28140,7 @@
           <w:szCs w:val="24"/>
           <w:rtl w:val="0"/>
         </w:rPr>
-        <w:t xml:space="preserve">Другий антифон повсякденний</w:t>
+        <w:t xml:space="preserve">Другий антифон</w:t>
       </w:r>
     </w:p>
     <w:p>
@@ -29765,7 +28265,6 @@
         <w:spacing w:after="80" w:line="240" w:lineRule="auto"/>
         <w:rPr>
           <w:rFonts w:ascii="Times New Roman" w:cs="Times New Roman" w:eastAsia="Times New Roman" w:hAnsi="Times New Roman"/>
-          <w:color w:val="333333"/>
           <w:sz w:val="20"/>
           <w:szCs w:val="20"/>
         </w:rPr>
@@ -29905,7 +28404,6 @@
         <w:spacing w:after="120" w:line="240" w:lineRule="auto"/>
         <w:rPr>
           <w:rFonts w:ascii="Times New Roman" w:cs="Times New Roman" w:eastAsia="Times New Roman" w:hAnsi="Times New Roman"/>
-          <w:color w:val="333333"/>
           <w:sz w:val="24"/>
           <w:szCs w:val="24"/>
         </w:rPr>
@@ -29920,7 +28418,7 @@
           <w:szCs w:val="24"/>
           <w:rtl w:val="0"/>
         </w:rPr>
-        <w:t xml:space="preserve">Третій антифон повсякденний</w:t>
+        <w:t xml:space="preserve">Третій антифон</w:t>
       </w:r>
       <w:r>
         <w:rPr>
@@ -30050,7 +28548,6 @@
         <w:spacing w:after="80" w:line="240" w:lineRule="auto"/>
         <w:rPr>
           <w:rFonts w:ascii="Times New Roman" w:cs="Times New Roman" w:eastAsia="Times New Roman" w:hAnsi="Times New Roman"/>
-          <w:color w:val="333333"/>
           <w:sz w:val="20"/>
           <w:szCs w:val="20"/>
         </w:rPr>
@@ -30120,7 +28617,6 @@
         <w:spacing w:after="80" w:line="240" w:lineRule="auto"/>
         <w:rPr>
           <w:rFonts w:ascii="Times New Roman" w:cs="Times New Roman" w:eastAsia="Times New Roman" w:hAnsi="Times New Roman"/>
-          <w:color w:val="333333"/>
           <w:sz w:val="20"/>
           <w:szCs w:val="20"/>
         </w:rPr>
@@ -30197,7 +28693,6 @@
         <w:spacing w:after="120" w:line="240" w:lineRule="auto"/>
         <w:rPr>
           <w:rFonts w:ascii="Times New Roman" w:cs="Times New Roman" w:eastAsia="Times New Roman" w:hAnsi="Times New Roman"/>
-          <w:color w:val="333333"/>
           <w:sz w:val="24"/>
           <w:szCs w:val="24"/>
         </w:rPr>
@@ -30330,7 +28825,6 @@
         <w:spacing w:after="120" w:line="240" w:lineRule="auto"/>
         <w:rPr>
           <w:rFonts w:ascii="Times New Roman" w:cs="Times New Roman" w:eastAsia="Times New Roman" w:hAnsi="Times New Roman"/>
-          <w:color w:val="333333"/>
           <w:sz w:val="24"/>
           <w:szCs w:val="24"/>
         </w:rPr>
@@ -30364,7 +28858,6 @@
         <w:spacing w:after="120" w:line="240" w:lineRule="auto"/>
         <w:rPr>
           <w:rFonts w:ascii="Times New Roman" w:cs="Times New Roman" w:eastAsia="Times New Roman" w:hAnsi="Times New Roman"/>
-          <w:color w:val="333333"/>
           <w:sz w:val="24"/>
           <w:szCs w:val="24"/>
         </w:rPr>
@@ -30432,7 +28925,6 @@
         <w:spacing w:after="120" w:line="240" w:lineRule="auto"/>
         <w:rPr>
           <w:rFonts w:ascii="Times New Roman" w:cs="Times New Roman" w:eastAsia="Times New Roman" w:hAnsi="Times New Roman"/>
-          <w:color w:val="333333"/>
           <w:sz w:val="24"/>
           <w:szCs w:val="24"/>
         </w:rPr>
@@ -30500,7 +28992,6 @@
         <w:spacing w:after="120" w:line="240" w:lineRule="auto"/>
         <w:rPr>
           <w:rFonts w:ascii="Times New Roman" w:cs="Times New Roman" w:eastAsia="Times New Roman" w:hAnsi="Times New Roman"/>
-          <w:color w:val="333333"/>
           <w:sz w:val="24"/>
           <w:szCs w:val="24"/>
         </w:rPr>
@@ -30534,7 +29025,6 @@
         <w:spacing w:after="120" w:line="240" w:lineRule="auto"/>
         <w:rPr>
           <w:rFonts w:ascii="Times New Roman" w:cs="Times New Roman" w:eastAsia="Times New Roman" w:hAnsi="Times New Roman"/>
-          <w:color w:val="333333"/>
           <w:sz w:val="24"/>
           <w:szCs w:val="24"/>
         </w:rPr>
@@ -30595,7 +29085,6 @@
         <w:spacing w:after="120" w:line="240" w:lineRule="auto"/>
         <w:rPr>
           <w:rFonts w:ascii="Times New Roman" w:cs="Times New Roman" w:eastAsia="Times New Roman" w:hAnsi="Times New Roman"/>
-          <w:color w:val="333333"/>
           <w:sz w:val="24"/>
           <w:szCs w:val="24"/>
         </w:rPr>
@@ -30614,12 +29103,32 @@
       <w:r>
         <w:rPr>
           <w:rFonts w:ascii="Times New Roman" w:cs="Times New Roman" w:eastAsia="Times New Roman" w:hAnsi="Times New Roman"/>
-          <w:color w:val="333333"/>
-          <w:sz w:val="24"/>
-          <w:szCs w:val="24"/>
-          <w:rtl w:val="0"/>
-        </w:rPr>
-        <w:t xml:space="preserve"> </w:t>
+          <w:sz w:val="24"/>
+          <w:szCs w:val="24"/>
+          <w:rtl w:val="0"/>
+        </w:rPr>
+        <w:t xml:space="preserve"> …</w:t>
+      </w:r>
+    </w:p>
+    <w:p>
+      <w:pPr>
+        <w:spacing w:after="120" w:line="240" w:lineRule="auto"/>
+        <w:rPr>
+          <w:rFonts w:ascii="Times New Roman" w:cs="Times New Roman" w:eastAsia="Times New Roman" w:hAnsi="Times New Roman"/>
+          <w:sz w:val="24"/>
+          <w:szCs w:val="24"/>
+        </w:rPr>
+      </w:pPr>
+      <w:r>
+        <w:rPr>
+          <w:rFonts w:ascii="Times New Roman" w:cs="Times New Roman" w:eastAsia="Times New Roman" w:hAnsi="Times New Roman"/>
+          <w:i w:val="1"/>
+          <w:color w:val="ff4400"/>
+          <w:sz w:val="24"/>
+          <w:szCs w:val="24"/>
+          <w:rtl w:val="0"/>
+        </w:rPr>
+        <w:t xml:space="preserve">Ірмос (г. …): </w:t>
       </w:r>
       <w:r>
         <w:rPr>
@@ -30630,41 +29139,6 @@
         </w:rPr>
         <w:t xml:space="preserve">…</w:t>
       </w:r>
-      <w:r>
-        <w:rPr>
-          <w:rtl w:val="0"/>
-        </w:rPr>
-      </w:r>
-    </w:p>
-    <w:p>
-      <w:pPr>
-        <w:spacing w:after="120" w:line="240" w:lineRule="auto"/>
-        <w:rPr>
-          <w:rFonts w:ascii="Times New Roman" w:cs="Times New Roman" w:eastAsia="Times New Roman" w:hAnsi="Times New Roman"/>
-          <w:sz w:val="24"/>
-          <w:szCs w:val="24"/>
-        </w:rPr>
-      </w:pPr>
-      <w:r>
-        <w:rPr>
-          <w:rFonts w:ascii="Times New Roman" w:cs="Times New Roman" w:eastAsia="Times New Roman" w:hAnsi="Times New Roman"/>
-          <w:i w:val="1"/>
-          <w:color w:val="ff4400"/>
-          <w:sz w:val="24"/>
-          <w:szCs w:val="24"/>
-          <w:rtl w:val="0"/>
-        </w:rPr>
-        <w:t xml:space="preserve">Ірмос (г. …): </w:t>
-      </w:r>
-      <w:r>
-        <w:rPr>
-          <w:rFonts w:ascii="Times New Roman" w:cs="Times New Roman" w:eastAsia="Times New Roman" w:hAnsi="Times New Roman"/>
-          <w:sz w:val="24"/>
-          <w:szCs w:val="24"/>
-          <w:rtl w:val="0"/>
-        </w:rPr>
-        <w:t xml:space="preserve">…</w:t>
-      </w:r>
     </w:p>
     <w:p>
       <w:pPr>
@@ -30688,7 +29162,6 @@
         <w:spacing w:after="120" w:line="240" w:lineRule="auto"/>
         <w:rPr>
           <w:rFonts w:ascii="Times New Roman" w:cs="Times New Roman" w:eastAsia="Times New Roman" w:hAnsi="Times New Roman"/>
-          <w:color w:val="333333"/>
         </w:rPr>
       </w:pPr>
       <w:r>
@@ -30717,7 +29190,6 @@
         <w:spacing w:after="120" w:line="240" w:lineRule="auto"/>
         <w:rPr>
           <w:rFonts w:ascii="Times New Roman" w:cs="Times New Roman" w:eastAsia="Times New Roman" w:hAnsi="Times New Roman"/>
-          <w:color w:val="333333"/>
           <w:sz w:val="24"/>
           <w:szCs w:val="24"/>
         </w:rPr>
@@ -30736,7 +29208,6 @@
       <w:r>
         <w:rPr>
           <w:rFonts w:ascii="Times New Roman" w:cs="Times New Roman" w:eastAsia="Times New Roman" w:hAnsi="Times New Roman"/>
-          <w:color w:val="333333"/>
           <w:sz w:val="24"/>
           <w:szCs w:val="24"/>
           <w:rtl w:val="0"/>
@@ -30766,7 +29237,6 @@
         <w:spacing w:after="120" w:line="240" w:lineRule="auto"/>
         <w:rPr>
           <w:rFonts w:ascii="Times New Roman" w:cs="Times New Roman" w:eastAsia="Times New Roman" w:hAnsi="Times New Roman"/>
-          <w:color w:val="333333"/>
         </w:rPr>
       </w:pPr>
       <w:r>
@@ -30788,349 +29258,58 @@
         <w:spacing w:after="120" w:line="240" w:lineRule="auto"/>
         <w:rPr>
           <w:rFonts w:ascii="Times New Roman" w:cs="Times New Roman" w:eastAsia="Times New Roman" w:hAnsi="Times New Roman"/>
-          <w:color w:val="333333"/>
-          <w:sz w:val="24"/>
-          <w:szCs w:val="24"/>
-        </w:rPr>
-      </w:pPr>
-      <w:bookmarkStart w:colFirst="0" w:colLast="0" w:name="_heading=h.1ksv4uv" w:id="35"/>
-      <w:bookmarkEnd w:id="35"/>
-      <w:r>
-        <w:rPr>
-          <w:rFonts w:ascii="Times New Roman" w:cs="Times New Roman" w:eastAsia="Times New Roman" w:hAnsi="Times New Roman"/>
-          <w:color w:val="333333"/>
-          <w:sz w:val="24"/>
-          <w:szCs w:val="24"/>
-          <w:rtl w:val="0"/>
-        </w:rPr>
-        <w:t xml:space="preserve">… як</w:t>
-      </w:r>
-      <w:r>
-        <w:rPr>
-          <w:rFonts w:ascii="Times New Roman" w:cs="Times New Roman" w:eastAsia="Times New Roman" w:hAnsi="Times New Roman"/>
-          <w:sz w:val="24"/>
-          <w:szCs w:val="24"/>
-          <w:rtl w:val="0"/>
-        </w:rPr>
-        <w:t xml:space="preserve">о́</w:t>
-      </w:r>
-      <w:r>
-        <w:rPr>
-          <w:rFonts w:ascii="Times New Roman" w:cs="Times New Roman" w:eastAsia="Times New Roman" w:hAnsi="Times New Roman"/>
-          <w:color w:val="333333"/>
-          <w:sz w:val="24"/>
-          <w:szCs w:val="24"/>
-          <w:rtl w:val="0"/>
-        </w:rPr>
-        <w:t xml:space="preserve">го сьог</w:t>
-      </w:r>
-      <w:r>
-        <w:rPr>
-          <w:rFonts w:ascii="Times New Roman" w:cs="Times New Roman" w:eastAsia="Times New Roman" w:hAnsi="Times New Roman"/>
-          <w:sz w:val="24"/>
-          <w:szCs w:val="24"/>
-          <w:rtl w:val="0"/>
-        </w:rPr>
-        <w:t xml:space="preserve">о́</w:t>
-      </w:r>
-      <w:r>
-        <w:rPr>
-          <w:rFonts w:ascii="Times New Roman" w:cs="Times New Roman" w:eastAsia="Times New Roman" w:hAnsi="Times New Roman"/>
-          <w:color w:val="333333"/>
-          <w:sz w:val="24"/>
-          <w:szCs w:val="24"/>
-          <w:rtl w:val="0"/>
-        </w:rPr>
-        <w:t xml:space="preserve">дні п</w:t>
-      </w:r>
-      <w:r>
-        <w:rPr>
-          <w:rFonts w:ascii="Times New Roman" w:cs="Times New Roman" w:eastAsia="Times New Roman" w:hAnsi="Times New Roman"/>
-          <w:sz w:val="24"/>
-          <w:szCs w:val="24"/>
-          <w:rtl w:val="0"/>
-        </w:rPr>
-        <w:t xml:space="preserve">а́</w:t>
-      </w:r>
-      <w:r>
-        <w:rPr>
-          <w:rFonts w:ascii="Times New Roman" w:cs="Times New Roman" w:eastAsia="Times New Roman" w:hAnsi="Times New Roman"/>
-          <w:color w:val="333333"/>
-          <w:sz w:val="24"/>
-          <w:szCs w:val="24"/>
-          <w:rtl w:val="0"/>
-        </w:rPr>
-        <w:t xml:space="preserve">м’ять торжеств</w:t>
-      </w:r>
-      <w:r>
-        <w:rPr>
-          <w:rFonts w:ascii="Times New Roman" w:cs="Times New Roman" w:eastAsia="Times New Roman" w:hAnsi="Times New Roman"/>
-          <w:sz w:val="24"/>
-          <w:szCs w:val="24"/>
-          <w:rtl w:val="0"/>
-        </w:rPr>
-        <w:t xml:space="preserve">е́</w:t>
-      </w:r>
-      <w:r>
-        <w:rPr>
-          <w:rFonts w:ascii="Times New Roman" w:cs="Times New Roman" w:eastAsia="Times New Roman" w:hAnsi="Times New Roman"/>
-          <w:color w:val="333333"/>
-          <w:sz w:val="24"/>
-          <w:szCs w:val="24"/>
-          <w:rtl w:val="0"/>
-        </w:rPr>
-        <w:t xml:space="preserve">нно зв</w:t>
-      </w:r>
-      <w:r>
-        <w:rPr>
-          <w:rFonts w:ascii="Times New Roman" w:cs="Times New Roman" w:eastAsia="Times New Roman" w:hAnsi="Times New Roman"/>
-          <w:sz w:val="24"/>
-          <w:szCs w:val="24"/>
-          <w:rtl w:val="0"/>
-        </w:rPr>
-        <w:t xml:space="preserve">е́</w:t>
-      </w:r>
-      <w:r>
-        <w:rPr>
-          <w:rFonts w:ascii="Times New Roman" w:cs="Times New Roman" w:eastAsia="Times New Roman" w:hAnsi="Times New Roman"/>
-          <w:color w:val="333333"/>
-          <w:sz w:val="24"/>
-          <w:szCs w:val="24"/>
-          <w:rtl w:val="0"/>
-        </w:rPr>
-        <w:t xml:space="preserve">ршуємо …</w:t>
-      </w:r>
-    </w:p>
-    <w:p>
-      <w:pPr>
-        <w:spacing w:after="120" w:line="240" w:lineRule="auto"/>
-        <w:rPr>
-          <w:rFonts w:ascii="Times New Roman" w:cs="Times New Roman" w:eastAsia="Times New Roman" w:hAnsi="Times New Roman"/>
-          <w:color w:val="333333"/>
-          <w:sz w:val="24"/>
-          <w:szCs w:val="24"/>
-        </w:rPr>
-      </w:pPr>
-      <w:r>
-        <w:rPr>
-          <w:rFonts w:ascii="Times New Roman" w:cs="Times New Roman" w:eastAsia="Times New Roman" w:hAnsi="Times New Roman"/>
-          <w:color w:val="333333"/>
-          <w:sz w:val="24"/>
-          <w:szCs w:val="24"/>
-          <w:rtl w:val="0"/>
-        </w:rPr>
-        <w:t xml:space="preserve">… як</w:t>
-      </w:r>
-      <w:r>
-        <w:rPr>
-          <w:rFonts w:ascii="Times New Roman" w:cs="Times New Roman" w:eastAsia="Times New Roman" w:hAnsi="Times New Roman"/>
-          <w:sz w:val="24"/>
-          <w:szCs w:val="24"/>
-          <w:rtl w:val="0"/>
-        </w:rPr>
-        <w:t xml:space="preserve">о́</w:t>
-      </w:r>
-      <w:r>
-        <w:rPr>
-          <w:rFonts w:ascii="Times New Roman" w:cs="Times New Roman" w:eastAsia="Times New Roman" w:hAnsi="Times New Roman"/>
-          <w:color w:val="333333"/>
-          <w:sz w:val="24"/>
-          <w:szCs w:val="24"/>
-          <w:rtl w:val="0"/>
-        </w:rPr>
-        <w:t xml:space="preserve">ї сьог</w:t>
-      </w:r>
-      <w:r>
-        <w:rPr>
-          <w:rFonts w:ascii="Times New Roman" w:cs="Times New Roman" w:eastAsia="Times New Roman" w:hAnsi="Times New Roman"/>
-          <w:sz w:val="24"/>
-          <w:szCs w:val="24"/>
-          <w:rtl w:val="0"/>
-        </w:rPr>
-        <w:t xml:space="preserve">о́</w:t>
-      </w:r>
-      <w:r>
-        <w:rPr>
-          <w:rFonts w:ascii="Times New Roman" w:cs="Times New Roman" w:eastAsia="Times New Roman" w:hAnsi="Times New Roman"/>
-          <w:color w:val="333333"/>
-          <w:sz w:val="24"/>
-          <w:szCs w:val="24"/>
-          <w:rtl w:val="0"/>
-        </w:rPr>
-        <w:t xml:space="preserve">дні п</w:t>
-      </w:r>
-      <w:r>
-        <w:rPr>
-          <w:rFonts w:ascii="Times New Roman" w:cs="Times New Roman" w:eastAsia="Times New Roman" w:hAnsi="Times New Roman"/>
-          <w:sz w:val="24"/>
-          <w:szCs w:val="24"/>
-          <w:rtl w:val="0"/>
-        </w:rPr>
-        <w:t xml:space="preserve">а́</w:t>
-      </w:r>
-      <w:r>
-        <w:rPr>
-          <w:rFonts w:ascii="Times New Roman" w:cs="Times New Roman" w:eastAsia="Times New Roman" w:hAnsi="Times New Roman"/>
-          <w:color w:val="333333"/>
-          <w:sz w:val="24"/>
-          <w:szCs w:val="24"/>
-          <w:rtl w:val="0"/>
-        </w:rPr>
-        <w:t xml:space="preserve">м’ять торжеств</w:t>
-      </w:r>
-      <w:r>
-        <w:rPr>
-          <w:rFonts w:ascii="Times New Roman" w:cs="Times New Roman" w:eastAsia="Times New Roman" w:hAnsi="Times New Roman"/>
-          <w:sz w:val="24"/>
-          <w:szCs w:val="24"/>
-          <w:rtl w:val="0"/>
-        </w:rPr>
-        <w:t xml:space="preserve">е́</w:t>
-      </w:r>
-      <w:r>
-        <w:rPr>
-          <w:rFonts w:ascii="Times New Roman" w:cs="Times New Roman" w:eastAsia="Times New Roman" w:hAnsi="Times New Roman"/>
-          <w:color w:val="333333"/>
-          <w:sz w:val="24"/>
-          <w:szCs w:val="24"/>
-          <w:rtl w:val="0"/>
-        </w:rPr>
-        <w:t xml:space="preserve">нно зв</w:t>
-      </w:r>
-      <w:r>
-        <w:rPr>
-          <w:rFonts w:ascii="Times New Roman" w:cs="Times New Roman" w:eastAsia="Times New Roman" w:hAnsi="Times New Roman"/>
-          <w:sz w:val="24"/>
-          <w:szCs w:val="24"/>
-          <w:rtl w:val="0"/>
-        </w:rPr>
-        <w:t xml:space="preserve">е́</w:t>
-      </w:r>
-      <w:r>
-        <w:rPr>
-          <w:rFonts w:ascii="Times New Roman" w:cs="Times New Roman" w:eastAsia="Times New Roman" w:hAnsi="Times New Roman"/>
-          <w:color w:val="333333"/>
-          <w:sz w:val="24"/>
-          <w:szCs w:val="24"/>
-          <w:rtl w:val="0"/>
-        </w:rPr>
-        <w:t xml:space="preserve">ршуємо …</w:t>
-      </w:r>
-    </w:p>
-    <w:p>
-      <w:pPr>
-        <w:spacing w:after="120" w:line="240" w:lineRule="auto"/>
-        <w:rPr>
-          <w:rFonts w:ascii="Times New Roman" w:cs="Times New Roman" w:eastAsia="Times New Roman" w:hAnsi="Times New Roman"/>
-          <w:color w:val="333333"/>
-          <w:sz w:val="24"/>
-          <w:szCs w:val="24"/>
-        </w:rPr>
-      </w:pPr>
-      <w:r>
-        <w:rPr>
-          <w:rFonts w:ascii="Times New Roman" w:cs="Times New Roman" w:eastAsia="Times New Roman" w:hAnsi="Times New Roman"/>
-          <w:color w:val="333333"/>
-          <w:sz w:val="24"/>
-          <w:szCs w:val="24"/>
-          <w:rtl w:val="0"/>
-        </w:rPr>
-        <w:t xml:space="preserve">… як</w:t>
-      </w:r>
-      <w:r>
-        <w:rPr>
-          <w:rFonts w:ascii="Times New Roman" w:cs="Times New Roman" w:eastAsia="Times New Roman" w:hAnsi="Times New Roman"/>
-          <w:sz w:val="24"/>
-          <w:szCs w:val="24"/>
-          <w:rtl w:val="0"/>
-        </w:rPr>
-        <w:t xml:space="preserve">и́</w:t>
-      </w:r>
-      <w:r>
-        <w:rPr>
-          <w:rFonts w:ascii="Times New Roman" w:cs="Times New Roman" w:eastAsia="Times New Roman" w:hAnsi="Times New Roman"/>
-          <w:color w:val="333333"/>
-          <w:sz w:val="24"/>
-          <w:szCs w:val="24"/>
-          <w:rtl w:val="0"/>
-        </w:rPr>
-        <w:t xml:space="preserve">х сьог</w:t>
-      </w:r>
-      <w:r>
-        <w:rPr>
-          <w:rFonts w:ascii="Times New Roman" w:cs="Times New Roman" w:eastAsia="Times New Roman" w:hAnsi="Times New Roman"/>
-          <w:sz w:val="24"/>
-          <w:szCs w:val="24"/>
-          <w:rtl w:val="0"/>
-        </w:rPr>
-        <w:t xml:space="preserve">о́</w:t>
-      </w:r>
-      <w:r>
-        <w:rPr>
-          <w:rFonts w:ascii="Times New Roman" w:cs="Times New Roman" w:eastAsia="Times New Roman" w:hAnsi="Times New Roman"/>
-          <w:color w:val="333333"/>
-          <w:sz w:val="24"/>
-          <w:szCs w:val="24"/>
-          <w:rtl w:val="0"/>
-        </w:rPr>
-        <w:t xml:space="preserve">дні п</w:t>
-      </w:r>
-      <w:r>
-        <w:rPr>
-          <w:rFonts w:ascii="Times New Roman" w:cs="Times New Roman" w:eastAsia="Times New Roman" w:hAnsi="Times New Roman"/>
-          <w:sz w:val="24"/>
-          <w:szCs w:val="24"/>
-          <w:rtl w:val="0"/>
-        </w:rPr>
-        <w:t xml:space="preserve">а́</w:t>
-      </w:r>
-      <w:r>
-        <w:rPr>
-          <w:rFonts w:ascii="Times New Roman" w:cs="Times New Roman" w:eastAsia="Times New Roman" w:hAnsi="Times New Roman"/>
-          <w:color w:val="333333"/>
-          <w:sz w:val="24"/>
-          <w:szCs w:val="24"/>
-          <w:rtl w:val="0"/>
-        </w:rPr>
-        <w:t xml:space="preserve">м’ять торжеств</w:t>
-      </w:r>
-      <w:r>
-        <w:rPr>
-          <w:rFonts w:ascii="Times New Roman" w:cs="Times New Roman" w:eastAsia="Times New Roman" w:hAnsi="Times New Roman"/>
-          <w:sz w:val="24"/>
-          <w:szCs w:val="24"/>
-          <w:rtl w:val="0"/>
-        </w:rPr>
-        <w:t xml:space="preserve">е́</w:t>
-      </w:r>
-      <w:r>
-        <w:rPr>
-          <w:rFonts w:ascii="Times New Roman" w:cs="Times New Roman" w:eastAsia="Times New Roman" w:hAnsi="Times New Roman"/>
-          <w:color w:val="333333"/>
-          <w:sz w:val="24"/>
-          <w:szCs w:val="24"/>
-          <w:rtl w:val="0"/>
-        </w:rPr>
-        <w:t xml:space="preserve">нно зв</w:t>
-      </w:r>
-      <w:r>
-        <w:rPr>
-          <w:rFonts w:ascii="Times New Roman" w:cs="Times New Roman" w:eastAsia="Times New Roman" w:hAnsi="Times New Roman"/>
-          <w:sz w:val="24"/>
-          <w:szCs w:val="24"/>
-          <w:rtl w:val="0"/>
-        </w:rPr>
-        <w:t xml:space="preserve">е́</w:t>
-      </w:r>
-      <w:r>
-        <w:rPr>
-          <w:rFonts w:ascii="Times New Roman" w:cs="Times New Roman" w:eastAsia="Times New Roman" w:hAnsi="Times New Roman"/>
-          <w:color w:val="333333"/>
-          <w:sz w:val="24"/>
-          <w:szCs w:val="24"/>
-          <w:rtl w:val="0"/>
-        </w:rPr>
-        <w:t xml:space="preserve">ршуємо …</w:t>
+          <w:sz w:val="24"/>
+          <w:szCs w:val="24"/>
+        </w:rPr>
+      </w:pPr>
+      <w:bookmarkStart w:colFirst="0" w:colLast="0" w:name="_heading=h.1ksv4uv" w:id="36"/>
+      <w:bookmarkEnd w:id="36"/>
+      <w:r>
+        <w:rPr>
+          <w:rFonts w:ascii="Times New Roman" w:cs="Times New Roman" w:eastAsia="Times New Roman" w:hAnsi="Times New Roman"/>
+          <w:sz w:val="24"/>
+          <w:szCs w:val="24"/>
+          <w:rtl w:val="0"/>
+        </w:rPr>
+        <w:t xml:space="preserve">… яко́го сього́дні па́м’ять торжестве́нно зве́ршуємо …</w:t>
+      </w:r>
+    </w:p>
+    <w:p>
+      <w:pPr>
+        <w:spacing w:after="120" w:line="240" w:lineRule="auto"/>
+        <w:rPr>
+          <w:rFonts w:ascii="Times New Roman" w:cs="Times New Roman" w:eastAsia="Times New Roman" w:hAnsi="Times New Roman"/>
+          <w:sz w:val="24"/>
+          <w:szCs w:val="24"/>
+        </w:rPr>
+      </w:pPr>
+      <w:r>
+        <w:rPr>
+          <w:rFonts w:ascii="Times New Roman" w:cs="Times New Roman" w:eastAsia="Times New Roman" w:hAnsi="Times New Roman"/>
+          <w:sz w:val="24"/>
+          <w:szCs w:val="24"/>
+          <w:rtl w:val="0"/>
+        </w:rPr>
+        <w:t xml:space="preserve">… яко́ї сього́дні па́м’ять торжестве́нно зве́ршуємо …</w:t>
+      </w:r>
+    </w:p>
+    <w:p>
+      <w:pPr>
+        <w:spacing w:after="120" w:line="240" w:lineRule="auto"/>
+        <w:rPr>
+          <w:rFonts w:ascii="Times New Roman" w:cs="Times New Roman" w:eastAsia="Times New Roman" w:hAnsi="Times New Roman"/>
+          <w:sz w:val="24"/>
+          <w:szCs w:val="24"/>
+        </w:rPr>
+      </w:pPr>
+      <w:r>
+        <w:rPr>
+          <w:rFonts w:ascii="Times New Roman" w:cs="Times New Roman" w:eastAsia="Times New Roman" w:hAnsi="Times New Roman"/>
+          <w:sz w:val="24"/>
+          <w:szCs w:val="24"/>
+          <w:rtl w:val="0"/>
+        </w:rPr>
+        <w:t xml:space="preserve">… яки́х сього́дні па́м’ять торжестве́нно зве́ршуємо …</w:t>
       </w:r>
     </w:p>
     <w:p>
@@ -31204,7 +29383,6 @@
         <w:spacing w:after="120" w:line="240" w:lineRule="auto"/>
         <w:rPr>
           <w:rFonts w:ascii="Times New Roman" w:cs="Times New Roman" w:eastAsia="Times New Roman" w:hAnsi="Times New Roman"/>
-          <w:color w:val="333333"/>
           <w:sz w:val="24"/>
           <w:szCs w:val="24"/>
         </w:rPr>
@@ -31223,58 +29401,18 @@
       <w:r>
         <w:rPr>
           <w:rFonts w:ascii="Times New Roman" w:cs="Times New Roman" w:eastAsia="Times New Roman" w:hAnsi="Times New Roman"/>
-          <w:color w:val="333333"/>
-          <w:sz w:val="24"/>
-          <w:szCs w:val="24"/>
-          <w:rtl w:val="0"/>
-        </w:rPr>
-        <w:t xml:space="preserve"> Благослов</w:t>
-      </w:r>
-      <w:r>
-        <w:rPr>
-          <w:rFonts w:ascii="Times New Roman" w:cs="Times New Roman" w:eastAsia="Times New Roman" w:hAnsi="Times New Roman"/>
-          <w:sz w:val="24"/>
-          <w:szCs w:val="24"/>
-          <w:rtl w:val="0"/>
-        </w:rPr>
-        <w:t xml:space="preserve">е́</w:t>
-      </w:r>
-      <w:r>
-        <w:rPr>
-          <w:rFonts w:ascii="Times New Roman" w:cs="Times New Roman" w:eastAsia="Times New Roman" w:hAnsi="Times New Roman"/>
-          <w:color w:val="333333"/>
-          <w:sz w:val="24"/>
-          <w:szCs w:val="24"/>
-          <w:rtl w:val="0"/>
-        </w:rPr>
-        <w:t xml:space="preserve">нне ц</w:t>
-      </w:r>
-      <w:r>
-        <w:rPr>
-          <w:rFonts w:ascii="Times New Roman" w:cs="Times New Roman" w:eastAsia="Times New Roman" w:hAnsi="Times New Roman"/>
-          <w:sz w:val="24"/>
-          <w:szCs w:val="24"/>
-          <w:rtl w:val="0"/>
-        </w:rPr>
-        <w:t xml:space="preserve">а́</w:t>
-      </w:r>
-      <w:r>
-        <w:rPr>
-          <w:rFonts w:ascii="Times New Roman" w:cs="Times New Roman" w:eastAsia="Times New Roman" w:hAnsi="Times New Roman"/>
-          <w:color w:val="333333"/>
-          <w:sz w:val="24"/>
-          <w:szCs w:val="24"/>
-          <w:rtl w:val="0"/>
-        </w:rPr>
-        <w:t xml:space="preserve">рство:</w:t>
-      </w:r>
-    </w:p>
-    <w:p>
-      <w:pPr>
-        <w:spacing w:after="120" w:line="240" w:lineRule="auto"/>
-        <w:rPr>
-          <w:rFonts w:ascii="Times New Roman" w:cs="Times New Roman" w:eastAsia="Times New Roman" w:hAnsi="Times New Roman"/>
-          <w:color w:val="333333"/>
+          <w:sz w:val="24"/>
+          <w:szCs w:val="24"/>
+          <w:rtl w:val="0"/>
+        </w:rPr>
+        <w:t xml:space="preserve"> Благослове́нне ца́рство:</w:t>
+      </w:r>
+    </w:p>
+    <w:p>
+      <w:pPr>
+        <w:spacing w:after="120" w:line="240" w:lineRule="auto"/>
+        <w:rPr>
+          <w:rFonts w:ascii="Times New Roman" w:cs="Times New Roman" w:eastAsia="Times New Roman" w:hAnsi="Times New Roman"/>
           <w:sz w:val="24"/>
           <w:szCs w:val="24"/>
         </w:rPr>
@@ -31293,31 +29431,11 @@
       <w:r>
         <w:rPr>
           <w:rFonts w:ascii="Times New Roman" w:cs="Times New Roman" w:eastAsia="Times New Roman" w:hAnsi="Times New Roman"/>
-          <w:color w:val="333333"/>
-          <w:sz w:val="24"/>
-          <w:szCs w:val="24"/>
-          <w:rtl w:val="0"/>
-        </w:rPr>
-        <w:t xml:space="preserve">: Ам</w:t>
-      </w:r>
-      <w:r>
-        <w:rPr>
-          <w:rFonts w:ascii="Times New Roman" w:cs="Times New Roman" w:eastAsia="Times New Roman" w:hAnsi="Times New Roman"/>
-          <w:sz w:val="24"/>
-          <w:szCs w:val="24"/>
-          <w:rtl w:val="0"/>
-        </w:rPr>
-        <w:t xml:space="preserve">і́</w:t>
-      </w:r>
-      <w:r>
-        <w:rPr>
-          <w:rFonts w:ascii="Times New Roman" w:cs="Times New Roman" w:eastAsia="Times New Roman" w:hAnsi="Times New Roman"/>
-          <w:color w:val="333333"/>
-          <w:sz w:val="24"/>
-          <w:szCs w:val="24"/>
-          <w:rtl w:val="0"/>
-        </w:rPr>
-        <w:t xml:space="preserve">нь.</w:t>
+          <w:sz w:val="24"/>
+          <w:szCs w:val="24"/>
+          <w:rtl w:val="0"/>
+        </w:rPr>
+        <w:t xml:space="preserve">: Амі́нь.</w:t>
       </w:r>
     </w:p>
     <w:p>
@@ -31343,25 +29461,15 @@
       <w:r>
         <w:rPr>
           <w:rFonts w:ascii="Times New Roman" w:cs="Times New Roman" w:eastAsia="Times New Roman" w:hAnsi="Times New Roman"/>
-          <w:color w:val="333333"/>
-          <w:sz w:val="24"/>
-          <w:szCs w:val="24"/>
-          <w:rtl w:val="0"/>
-        </w:rPr>
-        <w:t xml:space="preserve">: </w:t>
-      </w:r>
-      <w:r>
-        <w:rPr>
-          <w:rFonts w:ascii="Times New Roman" w:cs="Times New Roman" w:eastAsia="Times New Roman" w:hAnsi="Times New Roman"/>
-          <w:sz w:val="24"/>
-          <w:szCs w:val="24"/>
-          <w:rtl w:val="0"/>
-        </w:rPr>
-        <w:t xml:space="preserve">Христо́с воскре́с із ме́ртвих, сме́ртю смерть подола́в, і тим, що в гроба́х, життя́</w:t>
-      </w:r>
-      <w:r>
-        <w:rPr>
-          <w:rFonts w:ascii="MS Shell Dlg 2" w:cs="MS Shell Dlg 2" w:eastAsia="MS Shell Dlg 2" w:hAnsi="MS Shell Dlg 2"/>
+          <w:sz w:val="24"/>
+          <w:szCs w:val="24"/>
+          <w:rtl w:val="0"/>
+        </w:rPr>
+        <w:t xml:space="preserve">: Христо́с воскре́с із ме́ртвих, сме́ртю смерть подола́в, і тим, що в гроба́х, життя́</w:t>
+      </w:r>
+      <w:r>
+        <w:rPr>
+          <w:rFonts w:ascii="Times New Roman" w:cs="Times New Roman" w:eastAsia="Times New Roman" w:hAnsi="Times New Roman"/>
           <w:sz w:val="17"/>
           <w:szCs w:val="17"/>
           <w:rtl w:val="0"/>
@@ -31427,7 +29535,6 @@
         <w:spacing w:after="120" w:line="240" w:lineRule="auto"/>
         <w:rPr>
           <w:rFonts w:ascii="Times New Roman" w:cs="Times New Roman" w:eastAsia="Times New Roman" w:hAnsi="Times New Roman"/>
-          <w:color w:val="333333"/>
           <w:sz w:val="24"/>
           <w:szCs w:val="24"/>
         </w:rPr>
@@ -31722,11 +29829,6 @@
           <w:rtl w:val="0"/>
         </w:rPr>
         <w:t xml:space="preserve"> Молитва́ми Богоро́диці, Спа́се, спаси́ нас.</w:t>
-      </w:r>
-      <w:r>
-        <w:rPr>
-          <w:rtl w:val="0"/>
-        </w:rPr>
       </w:r>
     </w:p>
     <w:p>
@@ -31775,7 +29877,6 @@
         <w:spacing w:after="120" w:line="240" w:lineRule="auto"/>
         <w:rPr>
           <w:rFonts w:ascii="Times New Roman" w:cs="Times New Roman" w:eastAsia="Times New Roman" w:hAnsi="Times New Roman"/>
-          <w:color w:val="333333"/>
           <w:sz w:val="24"/>
           <w:szCs w:val="24"/>
         </w:rPr>
@@ -32019,17 +30120,7 @@
           <w:szCs w:val="24"/>
           <w:rtl w:val="0"/>
         </w:rPr>
-        <w:t xml:space="preserve">Єдиноро́дний Си́ну і Сло́во Бо́же, безсме́ртний Ти, і зво́лив Ти спасі́ння на́шого ра́ди воплоти́тися від свято́ї Богоро́диці і присноді́ви Марі́ї, незмі́нно ста́вши люди́ною. І розп’я́тий був Ти, Хри́сте Бо́же, сме́ртю смерть подола́в. Ти оди́н із Свято́ї Тро́йці, рівносла́вимий з Отце́м і Святи́м Ду́хом, спаси́ нас</w:t>
-      </w:r>
-      <w:r>
-        <w:rPr>
-          <w:rFonts w:ascii="Times New Roman" w:cs="Times New Roman" w:eastAsia="Times New Roman" w:hAnsi="Times New Roman"/>
-          <w:color w:val="333333"/>
-          <w:sz w:val="24"/>
-          <w:szCs w:val="24"/>
-          <w:rtl w:val="0"/>
-        </w:rPr>
-        <w:t xml:space="preserve">.</w:t>
+        <w:t xml:space="preserve">Єдиноро́дний Си́ну і Сло́во Бо́же, безсме́ртний Ти, і зво́лив Ти спасі́ння на́шого ра́ди воплоти́тися від свято́ї Богоро́диці і присноді́ви Марі́ї, незмі́нно ста́вши люди́ною. І розп’я́тий був Ти, Хри́сте Бо́же, сме́ртю смерть подола́в. Ти оди́н із Свято́ї Тро́йці, рівносла́вимий з Отце́м і Святи́м Ду́хом, спаси́ нас.</w:t>
       </w:r>
       <w:r>
         <w:rPr>
@@ -32088,7 +30179,6 @@
         <w:spacing w:after="120" w:line="240" w:lineRule="auto"/>
         <w:rPr>
           <w:rFonts w:ascii="Times New Roman" w:cs="Times New Roman" w:eastAsia="Times New Roman" w:hAnsi="Times New Roman"/>
-          <w:color w:val="333333"/>
           <w:sz w:val="24"/>
           <w:szCs w:val="24"/>
         </w:rPr>
@@ -32531,7 +30621,6 @@
         <w:spacing w:after="120" w:line="240" w:lineRule="auto"/>
         <w:rPr>
           <w:rFonts w:ascii="Times New Roman" w:cs="Times New Roman" w:eastAsia="Times New Roman" w:hAnsi="Times New Roman"/>
-          <w:color w:val="333333"/>
           <w:sz w:val="24"/>
           <w:szCs w:val="24"/>
         </w:rPr>
@@ -32670,7 +30759,6 @@
         <w:spacing w:after="120" w:line="240" w:lineRule="auto"/>
         <w:rPr>
           <w:rFonts w:ascii="Times New Roman" w:cs="Times New Roman" w:eastAsia="Times New Roman" w:hAnsi="Times New Roman"/>
-          <w:color w:val="333333"/>
           <w:sz w:val="24"/>
           <w:szCs w:val="24"/>
         </w:rPr>
@@ -32728,9 +30816,9 @@
     </w:p>
     <w:p>
       <w:pPr>
-        <w:spacing w:after="200" w:line="240" w:lineRule="auto"/>
-        <w:rPr>
-          <w:rFonts w:ascii="MS Shell Dlg 2" w:cs="MS Shell Dlg 2" w:eastAsia="MS Shell Dlg 2" w:hAnsi="MS Shell Dlg 2"/>
+        <w:spacing w:line="240" w:lineRule="auto"/>
+        <w:rPr>
+          <w:rFonts w:ascii="Times New Roman" w:cs="Times New Roman" w:eastAsia="Times New Roman" w:hAnsi="Times New Roman"/>
           <w:sz w:val="17"/>
           <w:szCs w:val="17"/>
         </w:rPr>
@@ -32749,32 +30837,31 @@
       <w:r>
         <w:rPr>
           <w:rFonts w:ascii="Times New Roman" w:cs="Times New Roman" w:eastAsia="Times New Roman" w:hAnsi="Times New Roman"/>
+          <w:sz w:val="24"/>
+          <w:szCs w:val="24"/>
+          <w:rtl w:val="0"/>
+        </w:rPr>
+        <w:t xml:space="preserve"> Досто́йно, </w:t>
+      </w:r>
+      <w:r>
+        <w:rPr>
+          <w:rFonts w:ascii="Times New Roman" w:cs="Times New Roman" w:eastAsia="Times New Roman" w:hAnsi="Times New Roman"/>
+          <w:i w:val="1"/>
+          <w:color w:val="ff4400"/>
+          <w:sz w:val="24"/>
+          <w:szCs w:val="24"/>
+          <w:rtl w:val="0"/>
+        </w:rPr>
+        <w:t xml:space="preserve">приспів:</w:t>
+      </w:r>
+      <w:r>
+        <w:rPr>
+          <w:rFonts w:ascii="Times New Roman" w:cs="Times New Roman" w:eastAsia="Times New Roman" w:hAnsi="Times New Roman"/>
           <w:color w:val="333333"/>
           <w:sz w:val="24"/>
           <w:szCs w:val="24"/>
           <w:rtl w:val="0"/>
         </w:rPr>
-        <w:t xml:space="preserve"> Досто́йно, </w:t>
-      </w:r>
-      <w:r>
-        <w:rPr>
-          <w:rFonts w:ascii="Times New Roman" w:cs="Times New Roman" w:eastAsia="Times New Roman" w:hAnsi="Times New Roman"/>
-          <w:i w:val="1"/>
-          <w:color w:val="ff4400"/>
-          <w:sz w:val="24"/>
-          <w:szCs w:val="24"/>
-          <w:rtl w:val="0"/>
-        </w:rPr>
-        <w:t xml:space="preserve">приспів:</w:t>
-      </w:r>
-      <w:r>
-        <w:rPr>
-          <w:rFonts w:ascii="Times New Roman" w:cs="Times New Roman" w:eastAsia="Times New Roman" w:hAnsi="Times New Roman"/>
-          <w:color w:val="333333"/>
-          <w:sz w:val="24"/>
-          <w:szCs w:val="24"/>
-          <w:rtl w:val="0"/>
-        </w:rPr>
         <w:t xml:space="preserve"> А́нгел сповіща́в Благода́тній: Чи́стая Діво, ра́дуйся! I зно́ву кажу</w:t>
       </w:r>
       <w:r>
@@ -32784,29 +30871,19 @@
           <w:szCs w:val="24"/>
           <w:rtl w:val="0"/>
         </w:rPr>
-        <w:t xml:space="preserve">́</w:t>
-      </w:r>
-      <w:r>
-        <w:rPr>
-          <w:rFonts w:ascii="Times New Roman" w:cs="Times New Roman" w:eastAsia="Times New Roman" w:hAnsi="Times New Roman"/>
-          <w:color w:val="333333"/>
-          <w:sz w:val="24"/>
-          <w:szCs w:val="24"/>
-          <w:rtl w:val="0"/>
-        </w:rPr>
-        <w:t xml:space="preserve">: Ра́дуйся! Твій Син воскре́с тридне́вний із гро́бу, і ме́ртвих воздви́гнув Він. Лю́ди, веселі́теся!</w:t>
-      </w:r>
-      <w:r>
-        <w:rPr>
-          <w:rtl w:val="0"/>
-        </w:rPr>
-      </w:r>
-    </w:p>
-    <w:p>
-      <w:pPr>
-        <w:spacing w:after="200" w:line="240" w:lineRule="auto"/>
-        <w:rPr>
-          <w:rFonts w:ascii="MS Shell Dlg 2" w:cs="MS Shell Dlg 2" w:eastAsia="MS Shell Dlg 2" w:hAnsi="MS Shell Dlg 2"/>
+        <w:t xml:space="preserve">́: Ра́дуйся! Твій Син воскре́с тридне́вний із гро́бу, і ме́ртвих воздви́гнув Він. Лю́ди, веселі́теся!</w:t>
+      </w:r>
+      <w:r>
+        <w:rPr>
+          <w:rtl w:val="0"/>
+        </w:rPr>
+      </w:r>
+    </w:p>
+    <w:p>
+      <w:pPr>
+        <w:spacing w:line="240" w:lineRule="auto"/>
+        <w:rPr>
+          <w:rFonts w:ascii="Times New Roman" w:cs="Times New Roman" w:eastAsia="Times New Roman" w:hAnsi="Times New Roman"/>
           <w:sz w:val="17"/>
           <w:szCs w:val="17"/>
         </w:rPr>
@@ -32858,17 +30935,7 @@
           <w:szCs w:val="24"/>
           <w:rtl w:val="0"/>
         </w:rPr>
-        <w:t xml:space="preserve">́</w:t>
-      </w:r>
-      <w:r>
-        <w:rPr>
-          <w:rFonts w:ascii="Times New Roman" w:cs="Times New Roman" w:eastAsia="Times New Roman" w:hAnsi="Times New Roman"/>
-          <w:color w:val="333333"/>
-          <w:sz w:val="24"/>
-          <w:szCs w:val="24"/>
-          <w:rtl w:val="0"/>
-        </w:rPr>
-        <w:t xml:space="preserve">ні й весели́ся, Сіо́не. А ти, чи́ста Богоро́дице, втіша́йся воскресі́нням Си́на свого́.</w:t>
+        <w:t xml:space="preserve">́ні й весели́ся, Сіо́не. А ти, чи́ста Богоро́дице, втіша́йся воскресі́нням Си́на свого́.</w:t>
       </w:r>
       <w:r>
         <w:rPr>
@@ -32898,7 +30965,6 @@
         <w:spacing w:after="120" w:line="240" w:lineRule="auto"/>
         <w:rPr>
           <w:rFonts w:ascii="Times New Roman" w:cs="Times New Roman" w:eastAsia="Times New Roman" w:hAnsi="Times New Roman"/>
-          <w:color w:val="333333"/>
         </w:rPr>
       </w:pPr>
       <w:r>
@@ -32927,7 +30993,6 @@
         <w:spacing w:after="120" w:line="240" w:lineRule="auto"/>
         <w:rPr>
           <w:rFonts w:ascii="Times New Roman" w:cs="Times New Roman" w:eastAsia="Times New Roman" w:hAnsi="Times New Roman"/>
-          <w:color w:val="333333"/>
           <w:sz w:val="24"/>
           <w:szCs w:val="24"/>
         </w:rPr>
@@ -32946,7 +31011,6 @@
       <w:r>
         <w:rPr>
           <w:rFonts w:ascii="Times New Roman" w:cs="Times New Roman" w:eastAsia="Times New Roman" w:hAnsi="Times New Roman"/>
-          <w:color w:val="333333"/>
           <w:sz w:val="24"/>
           <w:szCs w:val="24"/>
           <w:rtl w:val="0"/>
@@ -33019,7 +31083,6 @@
       <w:r>
         <w:rPr>
           <w:rFonts w:ascii="Times New Roman" w:cs="Times New Roman" w:eastAsia="Times New Roman" w:hAnsi="Times New Roman"/>
-          <w:color w:val="333333"/>
           <w:sz w:val="24"/>
           <w:szCs w:val="24"/>
           <w:rtl w:val="0"/>
@@ -33039,7 +31102,6 @@
       <w:r>
         <w:rPr>
           <w:rFonts w:ascii="Times New Roman" w:cs="Times New Roman" w:eastAsia="Times New Roman" w:hAnsi="Times New Roman"/>
-          <w:color w:val="333333"/>
           <w:sz w:val="24"/>
           <w:szCs w:val="24"/>
           <w:rtl w:val="0"/>
@@ -33059,7 +31121,6 @@
       <w:r>
         <w:rPr>
           <w:rFonts w:ascii="Times New Roman" w:cs="Times New Roman" w:eastAsia="Times New Roman" w:hAnsi="Times New Roman"/>
-          <w:color w:val="333333"/>
           <w:sz w:val="24"/>
           <w:szCs w:val="24"/>
           <w:rtl w:val="0"/>
@@ -33104,26 +31165,7 @@
           <w:szCs w:val="24"/>
           <w:rtl w:val="0"/>
         </w:rPr>
-        <w:t xml:space="preserve">лагослов</w:t>
-      </w:r>
-      <w:r>
-        <w:rPr>
-          <w:rFonts w:ascii="Times New Roman" w:cs="Times New Roman" w:eastAsia="Times New Roman" w:hAnsi="Times New Roman"/>
-          <w:color w:val="333333"/>
-          <w:sz w:val="24"/>
-          <w:szCs w:val="24"/>
-          <w:rtl w:val="0"/>
-        </w:rPr>
-        <w:t xml:space="preserve">е́</w:t>
-      </w:r>
-      <w:r>
-        <w:rPr>
-          <w:rFonts w:ascii="Times New Roman" w:cs="Times New Roman" w:eastAsia="Times New Roman" w:hAnsi="Times New Roman"/>
-          <w:sz w:val="24"/>
-          <w:szCs w:val="24"/>
-          <w:rtl w:val="0"/>
-        </w:rPr>
-        <w:t xml:space="preserve">нний</w:t>
+        <w:t xml:space="preserve">лагослове́нний</w:t>
       </w:r>
       <w:r>
         <w:rPr>
@@ -33330,7 +31372,6 @@
       <w:r>
         <w:rPr>
           <w:rFonts w:ascii="Times New Roman" w:cs="Times New Roman" w:eastAsia="Times New Roman" w:hAnsi="Times New Roman"/>
-          <w:color w:val="333333"/>
           <w:sz w:val="24"/>
           <w:szCs w:val="24"/>
           <w:rtl w:val="0"/>
@@ -33350,7 +31391,6 @@
       <w:r>
         <w:rPr>
           <w:rFonts w:ascii="Times New Roman" w:cs="Times New Roman" w:eastAsia="Times New Roman" w:hAnsi="Times New Roman"/>
-          <w:color w:val="333333"/>
           <w:sz w:val="24"/>
           <w:szCs w:val="24"/>
           <w:rtl w:val="0"/>
@@ -33370,7 +31410,6 @@
       <w:r>
         <w:rPr>
           <w:rFonts w:ascii="Times New Roman" w:cs="Times New Roman" w:eastAsia="Times New Roman" w:hAnsi="Times New Roman"/>
-          <w:color w:val="333333"/>
           <w:sz w:val="24"/>
           <w:szCs w:val="24"/>
           <w:rtl w:val="0"/>
@@ -33429,7 +31468,6 @@
       <w:r>
         <w:rPr>
           <w:rFonts w:ascii="Times New Roman" w:cs="Times New Roman" w:eastAsia="Times New Roman" w:hAnsi="Times New Roman"/>
-          <w:color w:val="333333"/>
           <w:sz w:val="24"/>
           <w:szCs w:val="24"/>
           <w:rtl w:val="0"/>
@@ -33515,7 +31553,6 @@
       <w:r>
         <w:rPr>
           <w:rFonts w:ascii="Times New Roman" w:cs="Times New Roman" w:eastAsia="Times New Roman" w:hAnsi="Times New Roman"/>
-          <w:color w:val="333333"/>
           <w:sz w:val="24"/>
           <w:szCs w:val="24"/>
           <w:rtl w:val="0"/>
@@ -33660,7 +31697,7 @@
       <w:pPr>
         <w:spacing w:after="0" w:line="240" w:lineRule="auto"/>
         <w:rPr>
-          <w:rFonts w:ascii="MS Shell Dlg 2" w:cs="MS Shell Dlg 2" w:eastAsia="MS Shell Dlg 2" w:hAnsi="MS Shell Dlg 2"/>
+          <w:rFonts w:ascii="Times New Roman" w:cs="Times New Roman" w:eastAsia="Times New Roman" w:hAnsi="Times New Roman"/>
           <w:sz w:val="17"/>
           <w:szCs w:val="17"/>
         </w:rPr>
@@ -33727,7 +31764,6 @@
         <w:spacing w:after="120" w:line="240" w:lineRule="auto"/>
         <w:rPr>
           <w:rFonts w:ascii="Times New Roman" w:cs="Times New Roman" w:eastAsia="Times New Roman" w:hAnsi="Times New Roman"/>
-          <w:color w:val="333333"/>
         </w:rPr>
       </w:pPr>
       <w:r>
@@ -33931,12 +31967,15 @@
     <w:p>
       <w:pPr>
         <w:pStyle w:val="Heading2"/>
-        <w:rPr/>
+        <w:rPr>
+          <w:rFonts w:ascii="Times New Roman" w:cs="Times New Roman" w:eastAsia="Times New Roman" w:hAnsi="Times New Roman"/>
+        </w:rPr>
       </w:pPr>
       <w:bookmarkStart w:colFirst="0" w:colLast="0" w:name="_heading=h.sll4ilfomuvf" w:id="39"/>
       <w:bookmarkEnd w:id="39"/>
       <w:r>
         <w:rPr>
+          <w:rFonts w:ascii="Times New Roman" w:cs="Times New Roman" w:eastAsia="Times New Roman" w:hAnsi="Times New Roman"/>
           <w:rtl w:val="0"/>
         </w:rPr>
         <w:t xml:space="preserve">Трисвяте</w:t>
@@ -34111,12 +32150,15 @@
       <w:pPr>
         <w:pStyle w:val="Heading2"/>
         <w:spacing w:after="120" w:line="240" w:lineRule="auto"/>
-        <w:rPr/>
+        <w:rPr>
+          <w:rFonts w:ascii="Times New Roman" w:cs="Times New Roman" w:eastAsia="Times New Roman" w:hAnsi="Times New Roman"/>
+        </w:rPr>
       </w:pPr>
       <w:bookmarkStart w:colFirst="0" w:colLast="0" w:name="_heading=h.4oy05mjibcbz" w:id="40"/>
       <w:bookmarkEnd w:id="40"/>
       <w:r>
         <w:rPr>
+          <w:rFonts w:ascii="Times New Roman" w:cs="Times New Roman" w:eastAsia="Times New Roman" w:hAnsi="Times New Roman"/>
           <w:rtl w:val="0"/>
         </w:rPr>
         <w:t xml:space="preserve">Достойно</w:t>
@@ -34215,24 +32257,20 @@
     <w:p>
       <w:pPr>
         <w:pStyle w:val="Heading2"/>
-        <w:keepNext w:val="1"/>
-        <w:keepLines w:val="1"/>
-        <w:spacing w:after="120" w:line="240" w:lineRule="auto"/>
-        <w:rPr/>
+        <w:spacing w:after="120" w:line="240" w:lineRule="auto"/>
+        <w:rPr>
+          <w:rFonts w:ascii="Times New Roman" w:cs="Times New Roman" w:eastAsia="Times New Roman" w:hAnsi="Times New Roman"/>
+        </w:rPr>
       </w:pPr>
       <w:bookmarkStart w:colFirst="0" w:colLast="0" w:name="_heading=h.df4u8peqr3p6" w:id="41"/>
       <w:bookmarkEnd w:id="41"/>
       <w:r>
         <w:rPr>
+          <w:rFonts w:ascii="Times New Roman" w:cs="Times New Roman" w:eastAsia="Times New Roman" w:hAnsi="Times New Roman"/>
           <w:rtl w:val="0"/>
         </w:rPr>
         <w:t xml:space="preserve">Єлици (Ви, що в Христа хрестилися)</w:t>
       </w:r>
-      <w:r>
-        <w:rPr>
-          <w:rtl w:val="0"/>
-        </w:rPr>
-      </w:r>
     </w:p>
     <w:p>
       <w:pPr>
@@ -34275,98 +32313,87 @@
         <w:rPr>
           <w:rFonts w:ascii="Times New Roman" w:cs="Times New Roman" w:eastAsia="Times New Roman" w:hAnsi="Times New Roman"/>
           <w:b w:val="1"/>
-          <w:color w:val="333333"/>
-          <w:sz w:val="24"/>
-          <w:szCs w:val="24"/>
-          <w:rtl w:val="0"/>
-        </w:rPr>
-        <w:t xml:space="preserve"> </w:t>
-      </w:r>
-      <w:r>
+          <w:sz w:val="24"/>
+          <w:szCs w:val="24"/>
+          <w:rtl w:val="0"/>
+        </w:rPr>
+        <w:t xml:space="preserve"> Ви, що в Христа́ хрести́лися, у Христа́ зодягну́лися. Алилу́я </w:t>
+      </w:r>
+      <w:r>
+        <w:rPr>
+          <w:rFonts w:ascii="Times New Roman" w:cs="Times New Roman" w:eastAsia="Times New Roman" w:hAnsi="Times New Roman"/>
+          <w:i w:val="1"/>
+          <w:color w:val="ff4400"/>
+          <w:sz w:val="24"/>
+          <w:szCs w:val="24"/>
+          <w:rtl w:val="0"/>
+        </w:rPr>
+        <w:t xml:space="preserve">(3).</w:t>
+      </w:r>
+      <w:r>
+        <w:rPr>
+          <w:rtl w:val="0"/>
+        </w:rPr>
+      </w:r>
+    </w:p>
+    <w:p>
+      <w:pPr>
+        <w:spacing w:after="120" w:line="240" w:lineRule="auto"/>
         <w:rPr>
           <w:rFonts w:ascii="Times New Roman" w:cs="Times New Roman" w:eastAsia="Times New Roman" w:hAnsi="Times New Roman"/>
           <w:b w:val="1"/>
           <w:sz w:val="24"/>
           <w:szCs w:val="24"/>
-          <w:rtl w:val="0"/>
-        </w:rPr>
-        <w:t xml:space="preserve">Ви, що в Христа́ хрести́лися, у Христа́ зодягну́лися. Алилу́я </w:t>
-      </w:r>
-      <w:r>
-        <w:rPr>
-          <w:rFonts w:ascii="Times New Roman" w:cs="Times New Roman" w:eastAsia="Times New Roman" w:hAnsi="Times New Roman"/>
-          <w:i w:val="1"/>
-          <w:color w:val="ff4400"/>
-          <w:sz w:val="24"/>
-          <w:szCs w:val="24"/>
-          <w:rtl w:val="0"/>
-        </w:rPr>
-        <w:t xml:space="preserve">(3).</w:t>
-      </w:r>
-      <w:r>
-        <w:rPr>
-          <w:rtl w:val="0"/>
-        </w:rPr>
-      </w:r>
-    </w:p>
-    <w:p>
-      <w:pPr>
-        <w:spacing w:after="120" w:line="240" w:lineRule="auto"/>
+        </w:rPr>
+      </w:pPr>
+      <w:r>
         <w:rPr>
           <w:rFonts w:ascii="Times New Roman" w:cs="Times New Roman" w:eastAsia="Times New Roman" w:hAnsi="Times New Roman"/>
           <w:b w:val="1"/>
           <w:sz w:val="24"/>
           <w:szCs w:val="24"/>
-        </w:rPr>
-      </w:pPr>
-      <w:r>
+          <w:rtl w:val="0"/>
+        </w:rPr>
+        <w:t xml:space="preserve">Сла́ва Отцю́, і Си́ну, і Свято́му Ду́хові, і ни́ні, і повсякча́с, і на ві́ки вікі́в. Амі́нь.</w:t>
+      </w:r>
+    </w:p>
+    <w:p>
+      <w:pPr>
+        <w:spacing w:after="120" w:line="240" w:lineRule="auto"/>
         <w:rPr>
           <w:rFonts w:ascii="Times New Roman" w:cs="Times New Roman" w:eastAsia="Times New Roman" w:hAnsi="Times New Roman"/>
           <w:b w:val="1"/>
           <w:sz w:val="24"/>
           <w:szCs w:val="24"/>
-          <w:rtl w:val="0"/>
-        </w:rPr>
-        <w:t xml:space="preserve">Сла́ва Отцю́, і Си́ну, і Свято́му Ду́хові, і ни́ні, і повсякча́с, і на ві́ки вікі́в. Амі́нь.</w:t>
-      </w:r>
-    </w:p>
-    <w:p>
-      <w:pPr>
-        <w:spacing w:after="120" w:line="240" w:lineRule="auto"/>
+        </w:rPr>
+      </w:pPr>
+      <w:r>
         <w:rPr>
           <w:rFonts w:ascii="Times New Roman" w:cs="Times New Roman" w:eastAsia="Times New Roman" w:hAnsi="Times New Roman"/>
           <w:b w:val="1"/>
           <w:sz w:val="24"/>
           <w:szCs w:val="24"/>
-        </w:rPr>
-      </w:pPr>
-      <w:r>
+          <w:rtl w:val="0"/>
+        </w:rPr>
+        <w:t xml:space="preserve">У Христа́ зодягну́лися. Алилу́я.</w:t>
+      </w:r>
+    </w:p>
+    <w:p>
+      <w:pPr>
+        <w:spacing w:after="120" w:line="240" w:lineRule="auto"/>
         <w:rPr>
           <w:rFonts w:ascii="Times New Roman" w:cs="Times New Roman" w:eastAsia="Times New Roman" w:hAnsi="Times New Roman"/>
           <w:b w:val="1"/>
           <w:sz w:val="24"/>
           <w:szCs w:val="24"/>
-          <w:rtl w:val="0"/>
-        </w:rPr>
-        <w:t xml:space="preserve">У Христа́ зодягну́лися. Алилу́я.</w:t>
-      </w:r>
-    </w:p>
-    <w:p>
-      <w:pPr>
-        <w:spacing w:after="120" w:line="240" w:lineRule="auto"/>
+        </w:rPr>
+      </w:pPr>
+      <w:r>
         <w:rPr>
           <w:rFonts w:ascii="Times New Roman" w:cs="Times New Roman" w:eastAsia="Times New Roman" w:hAnsi="Times New Roman"/>
           <w:b w:val="1"/>
           <w:sz w:val="24"/>
           <w:szCs w:val="24"/>
-        </w:rPr>
-      </w:pPr>
-      <w:r>
-        <w:rPr>
-          <w:rFonts w:ascii="Times New Roman" w:cs="Times New Roman" w:eastAsia="Times New Roman" w:hAnsi="Times New Roman"/>
-          <w:b w:val="1"/>
-          <w:sz w:val="24"/>
-          <w:szCs w:val="24"/>
           <w:rtl w:val="0"/>
         </w:rPr>
         <w:t xml:space="preserve">Ви, що в Христа́ хрести́лися, у Христа́ зодягну́лися. Алилу́я.</w:t>
@@ -34393,12 +32420,15 @@
       <w:pPr>
         <w:pStyle w:val="Heading2"/>
         <w:spacing w:after="120" w:line="240" w:lineRule="auto"/>
-        <w:rPr/>
+        <w:rPr>
+          <w:rFonts w:ascii="Times New Roman" w:cs="Times New Roman" w:eastAsia="Times New Roman" w:hAnsi="Times New Roman"/>
+        </w:rPr>
       </w:pPr>
       <w:bookmarkStart w:colFirst="0" w:colLast="0" w:name="_heading=h.s4yrkkv79sg8" w:id="42"/>
       <w:bookmarkEnd w:id="42"/>
       <w:r>
         <w:rPr>
+          <w:rFonts w:ascii="Times New Roman" w:cs="Times New Roman" w:eastAsia="Times New Roman" w:hAnsi="Times New Roman"/>
           <w:rtl w:val="0"/>
         </w:rPr>
         <w:t xml:space="preserve">Хресту Твоєму</w:t>
@@ -34562,21 +32592,19 @@
       <w:pPr>
         <w:pStyle w:val="Heading2"/>
         <w:spacing w:after="120" w:line="240" w:lineRule="auto"/>
-        <w:rPr/>
+        <w:rPr>
+          <w:rFonts w:ascii="Times New Roman" w:cs="Times New Roman" w:eastAsia="Times New Roman" w:hAnsi="Times New Roman"/>
+        </w:rPr>
       </w:pPr>
       <w:bookmarkStart w:colFirst="0" w:colLast="0" w:name="_heading=h.8sn30bfjgtd4" w:id="43"/>
       <w:bookmarkEnd w:id="43"/>
       <w:r>
         <w:rPr>
+          <w:rFonts w:ascii="Times New Roman" w:cs="Times New Roman" w:eastAsia="Times New Roman" w:hAnsi="Times New Roman"/>
           <w:rtl w:val="0"/>
         </w:rPr>
         <w:t xml:space="preserve">Задостойник Пасхи</w:t>
       </w:r>
-      <w:r>
-        <w:rPr>
-          <w:rtl w:val="0"/>
-        </w:rPr>
-      </w:r>
     </w:p>
     <w:p>
       <w:pPr>
@@ -34597,9 +32625,9 @@
     </w:p>
     <w:p>
       <w:pPr>
-        <w:spacing w:after="200" w:line="240" w:lineRule="auto"/>
-        <w:rPr>
-          <w:rFonts w:ascii="MS Shell Dlg 2" w:cs="MS Shell Dlg 2" w:eastAsia="MS Shell Dlg 2" w:hAnsi="MS Shell Dlg 2"/>
+        <w:spacing w:line="240" w:lineRule="auto"/>
+        <w:rPr>
+          <w:rFonts w:ascii="Times New Roman" w:cs="Times New Roman" w:eastAsia="Times New Roman" w:hAnsi="Times New Roman"/>
           <w:sz w:val="17"/>
           <w:szCs w:val="17"/>
         </w:rPr>
@@ -34618,23 +32646,69 @@
       <w:r>
         <w:rPr>
           <w:rFonts w:ascii="Times New Roman" w:cs="Times New Roman" w:eastAsia="Times New Roman" w:hAnsi="Times New Roman"/>
+          <w:sz w:val="24"/>
+          <w:szCs w:val="24"/>
+          <w:rtl w:val="0"/>
+        </w:rPr>
+        <w:t xml:space="preserve"> Досто́йно, </w:t>
+      </w:r>
+      <w:r>
+        <w:rPr>
+          <w:rFonts w:ascii="Times New Roman" w:cs="Times New Roman" w:eastAsia="Times New Roman" w:hAnsi="Times New Roman"/>
+          <w:i w:val="1"/>
+          <w:color w:val="ff4400"/>
+          <w:sz w:val="24"/>
+          <w:szCs w:val="24"/>
+          <w:rtl w:val="0"/>
+        </w:rPr>
+        <w:t xml:space="preserve">приспів:</w:t>
+      </w:r>
+      <w:r>
+        <w:rPr>
+          <w:rFonts w:ascii="Times New Roman" w:cs="Times New Roman" w:eastAsia="Times New Roman" w:hAnsi="Times New Roman"/>
           <w:color w:val="333333"/>
           <w:sz w:val="24"/>
           <w:szCs w:val="24"/>
           <w:rtl w:val="0"/>
         </w:rPr>
-        <w:t xml:space="preserve"> Досто́йно, </w:t>
-      </w:r>
-      <w:r>
-        <w:rPr>
-          <w:rFonts w:ascii="Times New Roman" w:cs="Times New Roman" w:eastAsia="Times New Roman" w:hAnsi="Times New Roman"/>
-          <w:i w:val="1"/>
-          <w:color w:val="ff4400"/>
-          <w:sz w:val="24"/>
-          <w:szCs w:val="24"/>
-          <w:rtl w:val="0"/>
-        </w:rPr>
-        <w:t xml:space="preserve">приспів:</w:t>
+        <w:t xml:space="preserve"> А́нгел сповіща́в Благода́тній: Чи́стая Діво, ра́дуйся! I зно́ву кажу</w:t>
+      </w:r>
+      <w:r>
+        <w:rPr>
+          <w:rFonts w:ascii="Times New Roman" w:cs="Times New Roman" w:eastAsia="Times New Roman" w:hAnsi="Times New Roman"/>
+          <w:sz w:val="24"/>
+          <w:szCs w:val="24"/>
+          <w:rtl w:val="0"/>
+        </w:rPr>
+        <w:t xml:space="preserve">́: Ра́дуйся! Твій Син воскре́с тридне́вний із гро́бу, і ме́ртвих воздви́гнув Він. Лю́ди, веселі́теся!</w:t>
+      </w:r>
+      <w:r>
+        <w:rPr>
+          <w:rtl w:val="0"/>
+        </w:rPr>
+      </w:r>
+    </w:p>
+    <w:p>
+      <w:pPr>
+        <w:spacing w:line="240" w:lineRule="auto"/>
+        <w:rPr>
+          <w:rFonts w:ascii="Times New Roman" w:cs="Times New Roman" w:eastAsia="Times New Roman" w:hAnsi="Times New Roman"/>
+          <w:i w:val="1"/>
+          <w:color w:val="ff4400"/>
+          <w:sz w:val="24"/>
+          <w:szCs w:val="24"/>
+        </w:rPr>
+      </w:pPr>
+      <w:r>
+        <w:rPr>
+          <w:rFonts w:ascii="Times New Roman" w:cs="Times New Roman" w:eastAsia="Times New Roman" w:hAnsi="Times New Roman"/>
+          <w:i w:val="1"/>
+          <w:color w:val="ff4400"/>
+          <w:sz w:val="24"/>
+          <w:szCs w:val="24"/>
+          <w:rtl w:val="0"/>
+        </w:rPr>
+        <w:t xml:space="preserve">І ірмос (г. 1):</w:t>
       </w:r>
       <w:r>
         <w:rPr>
@@ -34644,7 +32718,7 @@
           <w:szCs w:val="24"/>
           <w:rtl w:val="0"/>
         </w:rPr>
-        <w:t xml:space="preserve"> А́нгел сповіща́в Благода́тній: Чи́стая Діво, ра́дуйся! I зно́ву кажу</w:t>
+        <w:t xml:space="preserve"> Світи́ся, світи́ся, нови́й Єрусали́ме, сла́ва бо Госпо́дня на то</w:t>
       </w:r>
       <w:r>
         <w:rPr>
@@ -34663,63 +32737,6 @@
           <w:szCs w:val="24"/>
           <w:rtl w:val="0"/>
         </w:rPr>
-        <w:t xml:space="preserve">: Ра́дуйся! Твій Син воскре́с тридне́вний із гро́бу, і ме́ртвих воздви́гнув Він. Лю́ди, веселі́теся!</w:t>
-      </w:r>
-      <w:r>
-        <w:rPr>
-          <w:rtl w:val="0"/>
-        </w:rPr>
-      </w:r>
-    </w:p>
-    <w:p>
-      <w:pPr>
-        <w:spacing w:after="200" w:line="240" w:lineRule="auto"/>
-        <w:rPr>
-          <w:rFonts w:ascii="Times New Roman" w:cs="Times New Roman" w:eastAsia="Times New Roman" w:hAnsi="Times New Roman"/>
-          <w:i w:val="1"/>
-          <w:color w:val="ff4400"/>
-          <w:sz w:val="24"/>
-          <w:szCs w:val="24"/>
-        </w:rPr>
-      </w:pPr>
-      <w:r>
-        <w:rPr>
-          <w:rFonts w:ascii="Times New Roman" w:cs="Times New Roman" w:eastAsia="Times New Roman" w:hAnsi="Times New Roman"/>
-          <w:i w:val="1"/>
-          <w:color w:val="ff4400"/>
-          <w:sz w:val="24"/>
-          <w:szCs w:val="24"/>
-          <w:rtl w:val="0"/>
-        </w:rPr>
-        <w:t xml:space="preserve">І ірмос (г. 1):</w:t>
-      </w:r>
-      <w:r>
-        <w:rPr>
-          <w:rFonts w:ascii="Times New Roman" w:cs="Times New Roman" w:eastAsia="Times New Roman" w:hAnsi="Times New Roman"/>
-          <w:color w:val="333333"/>
-          <w:sz w:val="24"/>
-          <w:szCs w:val="24"/>
-          <w:rtl w:val="0"/>
-        </w:rPr>
-        <w:t xml:space="preserve"> Світи́ся, світи́ся, нови́й Єрусали́ме, сла́ва бо Госпо́дня на то</w:t>
-      </w:r>
-      <w:r>
-        <w:rPr>
-          <w:rFonts w:ascii="Times New Roman" w:cs="Times New Roman" w:eastAsia="Times New Roman" w:hAnsi="Times New Roman"/>
-          <w:sz w:val="24"/>
-          <w:szCs w:val="24"/>
-          <w:rtl w:val="0"/>
-        </w:rPr>
-        <w:t xml:space="preserve">́</w:t>
-      </w:r>
-      <w:r>
-        <w:rPr>
-          <w:rFonts w:ascii="Times New Roman" w:cs="Times New Roman" w:eastAsia="Times New Roman" w:hAnsi="Times New Roman"/>
-          <w:color w:val="333333"/>
-          <w:sz w:val="24"/>
-          <w:szCs w:val="24"/>
-          <w:rtl w:val="0"/>
-        </w:rPr>
         <w:t xml:space="preserve">бі возсія́ла! Раді́й ни</w:t>
       </w:r>
       <w:r>
@@ -34729,17 +32746,7 @@
           <w:szCs w:val="24"/>
           <w:rtl w:val="0"/>
         </w:rPr>
-        <w:t xml:space="preserve">́</w:t>
-      </w:r>
-      <w:r>
-        <w:rPr>
-          <w:rFonts w:ascii="Times New Roman" w:cs="Times New Roman" w:eastAsia="Times New Roman" w:hAnsi="Times New Roman"/>
-          <w:color w:val="333333"/>
-          <w:sz w:val="24"/>
-          <w:szCs w:val="24"/>
-          <w:rtl w:val="0"/>
-        </w:rPr>
-        <w:t xml:space="preserve">ні й весели́ся, Сіо́не. А ти, чи́ста Богоро́дице, втіша́йся воскресі́нням Си́на свого́.</w:t>
+        <w:t xml:space="preserve">́ні й весели́ся, Сіо́не. А ти, чи́ста Богоро́дице, втіша́йся воскресі́нням Си́на свого́.</w:t>
       </w:r>
       <w:r>
         <w:rPr>
@@ -34777,6 +32784,7 @@
       <w:bookmarkEnd w:id="44"/>
       <w:r>
         <w:rPr>
+          <w:rFonts w:ascii="Times New Roman" w:cs="Times New Roman" w:eastAsia="Times New Roman" w:hAnsi="Times New Roman"/>
           <w:rtl w:val="0"/>
         </w:rPr>
         <w:t xml:space="preserve">Задостойник Літургії Василія Великого</w:t>
@@ -34808,9 +32816,9 @@
     </w:p>
     <w:p>
       <w:pPr>
-        <w:spacing w:after="200" w:line="240" w:lineRule="auto"/>
-        <w:rPr>
-          <w:rFonts w:ascii="MS Shell Dlg 2" w:cs="MS Shell Dlg 2" w:eastAsia="MS Shell Dlg 2" w:hAnsi="MS Shell Dlg 2"/>
+        <w:spacing w:line="240" w:lineRule="auto"/>
+        <w:rPr>
+          <w:rFonts w:ascii="Times New Roman" w:cs="Times New Roman" w:eastAsia="Times New Roman" w:hAnsi="Times New Roman"/>
           <w:sz w:val="17"/>
           <w:szCs w:val="17"/>
         </w:rPr>
@@ -34833,27 +32841,17 @@
           <w:szCs w:val="24"/>
           <w:rtl w:val="0"/>
         </w:rPr>
-        <w:t xml:space="preserve">Досто́йно</w:t>
-      </w:r>
-      <w:r>
-        <w:rPr>
-          <w:rFonts w:ascii="Times New Roman" w:cs="Times New Roman" w:eastAsia="Times New Roman" w:hAnsi="Times New Roman"/>
-          <w:color w:val="333333"/>
-          <w:sz w:val="24"/>
-          <w:szCs w:val="24"/>
-          <w:rtl w:val="0"/>
-        </w:rPr>
-        <w:t xml:space="preserve">:</w:t>
-      </w:r>
-      <w:r>
-        <w:rPr>
-          <w:rtl w:val="0"/>
-        </w:rPr>
-      </w:r>
-    </w:p>
-    <w:p>
-      <w:pPr>
-        <w:spacing w:after="200" w:line="240" w:lineRule="auto"/>
+        <w:t xml:space="preserve">Досто́йно:</w:t>
+      </w:r>
+      <w:r>
+        <w:rPr>
+          <w:rtl w:val="0"/>
+        </w:rPr>
+      </w:r>
+    </w:p>
+    <w:p>
+      <w:pPr>
+        <w:spacing w:line="240" w:lineRule="auto"/>
         <w:rPr>
           <w:rFonts w:ascii="Times New Roman" w:cs="Times New Roman" w:eastAsia="Times New Roman" w:hAnsi="Times New Roman"/>
           <w:i w:val="1"/>
@@ -34904,7 +32902,7 @@
 </file>
 
 <file path=word/comments.xml><?xml version="1.0" encoding="utf-8"?>
-<w:comments xmlns:mc="http://schemas.openxmlformats.org/markup-compatibility/2006" xmlns:o="urn:schemas-microsoft-com:office:office" xmlns:r="http://schemas.openxmlformats.org/officeDocument/2006/relationships" xmlns:m="http://schemas.openxmlformats.org/officeDocument/2006/math" xmlns:v="urn:schemas-microsoft-com:vml" xmlns:wp="http://schemas.openxmlformats.org/drawingml/2006/wordprocessingDrawing" xmlns:w10="urn:schemas-microsoft-com:office:word" xmlns:w="http://schemas.openxmlformats.org/wordprocessingml/2006/main" xmlns:wne="http://schemas.microsoft.com/office/word/2006/wordml" xmlns:sl="http://schemas.openxmlformats.org/schemaLibrary/2006/main" xmlns:a="http://schemas.openxmlformats.org/drawingml/2006/main" xmlns:pic="http://schemas.openxmlformats.org/drawingml/2006/picture" xmlns:c="http://schemas.openxmlformats.org/drawingml/2006/chart" xmlns:lc="http://schemas.openxmlformats.org/drawingml/2006/lockedCanvas" xmlns:dgm="http://schemas.openxmlformats.org/drawingml/2006/diagram" xmlns:wps="http://schemas.microsoft.com/office/word/2010/wordprocessingShape" xmlns:wpg="http://schemas.microsoft.com/office/word/2010/wordprocessingGroup" xmlns:w14="http://schemas.microsoft.com/office/word/2010/wordml" xmlns:w15="http://schemas.microsoft.com/office/word/2012/wordml">
+<w:comments xmlns:mc="http://schemas.openxmlformats.org/markup-compatibility/2006" xmlns:o="urn:schemas-microsoft-com:office:office" xmlns:r="http://schemas.openxmlformats.org/officeDocument/2006/relationships" xmlns:m="http://schemas.openxmlformats.org/officeDocument/2006/math" xmlns:v="urn:schemas-microsoft-com:vml" xmlns:wp="http://schemas.openxmlformats.org/drawingml/2006/wordprocessingDrawing" xmlns:w10="urn:schemas-microsoft-com:office:word" xmlns:w="http://schemas.openxmlformats.org/wordprocessingml/2006/main" xmlns:wne="http://schemas.microsoft.com/office/word/2006/wordml" xmlns:sl="http://schemas.openxmlformats.org/schemaLibrary/2006/main" xmlns:a="http://schemas.openxmlformats.org/drawingml/2006/main" xmlns:pic="http://schemas.openxmlformats.org/drawingml/2006/picture" xmlns:c="http://schemas.openxmlformats.org/drawingml/2006/chart" xmlns:lc="http://schemas.openxmlformats.org/drawingml/2006/lockedCanvas" xmlns:dgm="http://schemas.openxmlformats.org/drawingml/2006/diagram" xmlns:wps="http://schemas.microsoft.com/office/word/2010/wordprocessingShape" xmlns:wpg="http://schemas.microsoft.com/office/word/2010/wordprocessingGroup" xmlns:w14="http://schemas.microsoft.com/office/word/2010/wordml" xmlns:w15="http://schemas.microsoft.com/office/word/2012/wordml" xmlns:w16="http://schemas.microsoft.com/office/word/2018/wordml" xmlns:w16cex="http://schemas.microsoft.com/office/word/2018/wordml/cex" xmlns:w16cid="http://schemas.microsoft.com/office/word/2016/wordml/cid" xmlns:cr="http://schemas.microsoft.com/office/comments/2020/reactions">
   <w:comment w:author="Andrij Bebko" w:id="0" w:date="2024-03-20T15:30:43Z">
     <w:p>
       <w:pPr>
@@ -34960,17 +32958,17 @@
 </file>
 
 <file path=word/commentsExtended.xml><?xml version="1.0" encoding="utf-8"?>
-<w15:commentsEx xmlns:mc="http://schemas.openxmlformats.org/markup-compatibility/2006" xmlns:o="urn:schemas-microsoft-com:office:office" xmlns:r="http://schemas.openxmlformats.org/officeDocument/2006/relationships" xmlns:m="http://schemas.openxmlformats.org/officeDocument/2006/math" xmlns:v="urn:schemas-microsoft-com:vml" xmlns:wp="http://schemas.openxmlformats.org/drawingml/2006/wordprocessingDrawing" xmlns:w10="urn:schemas-microsoft-com:office:word" xmlns:w="http://schemas.openxmlformats.org/wordprocessingml/2006/main" xmlns:wne="http://schemas.microsoft.com/office/word/2006/wordml" xmlns:sl="http://schemas.openxmlformats.org/schemaLibrary/2006/main" xmlns:a="http://schemas.openxmlformats.org/drawingml/2006/main" xmlns:pic="http://schemas.openxmlformats.org/drawingml/2006/picture" xmlns:c="http://schemas.openxmlformats.org/drawingml/2006/chart" xmlns:lc="http://schemas.openxmlformats.org/drawingml/2006/lockedCanvas" xmlns:dgm="http://schemas.openxmlformats.org/drawingml/2006/diagram" xmlns:wps="http://schemas.microsoft.com/office/word/2010/wordprocessingShape" xmlns:wpg="http://schemas.microsoft.com/office/word/2010/wordprocessingGroup" xmlns:w14="http://schemas.microsoft.com/office/word/2010/wordml" xmlns:w15="http://schemas.microsoft.com/office/word/2012/wordml">
+<w15:commentsEx xmlns:mc="http://schemas.openxmlformats.org/markup-compatibility/2006" xmlns:o="urn:schemas-microsoft-com:office:office" xmlns:r="http://schemas.openxmlformats.org/officeDocument/2006/relationships" xmlns:m="http://schemas.openxmlformats.org/officeDocument/2006/math" xmlns:v="urn:schemas-microsoft-com:vml" xmlns:wp="http://schemas.openxmlformats.org/drawingml/2006/wordprocessingDrawing" xmlns:w10="urn:schemas-microsoft-com:office:word" xmlns:w="http://schemas.openxmlformats.org/wordprocessingml/2006/main" xmlns:wne="http://schemas.microsoft.com/office/word/2006/wordml" xmlns:sl="http://schemas.openxmlformats.org/schemaLibrary/2006/main" xmlns:a="http://schemas.openxmlformats.org/drawingml/2006/main" xmlns:pic="http://schemas.openxmlformats.org/drawingml/2006/picture" xmlns:c="http://schemas.openxmlformats.org/drawingml/2006/chart" xmlns:lc="http://schemas.openxmlformats.org/drawingml/2006/lockedCanvas" xmlns:dgm="http://schemas.openxmlformats.org/drawingml/2006/diagram" xmlns:wps="http://schemas.microsoft.com/office/word/2010/wordprocessingShape" xmlns:wpg="http://schemas.microsoft.com/office/word/2010/wordprocessingGroup" xmlns:w14="http://schemas.microsoft.com/office/word/2010/wordml" xmlns:w15="http://schemas.microsoft.com/office/word/2012/wordml" xmlns:w16="http://schemas.microsoft.com/office/word/2018/wordml" xmlns:w16cex="http://schemas.microsoft.com/office/word/2018/wordml/cex" xmlns:w16cid="http://schemas.microsoft.com/office/word/2016/wordml/cid" xmlns:cr="http://schemas.microsoft.com/office/comments/2020/reactions">
   <w15:commentEx w15:paraId="000004BD" w15:done="0"/>
 </w15:commentsEx>
 </file>
 
 <file path=word/numbering.xml><?xml version="1.0" encoding="utf-8"?>
-<w:numbering xmlns:mc="http://schemas.openxmlformats.org/markup-compatibility/2006" xmlns:o="urn:schemas-microsoft-com:office:office" xmlns:r="http://schemas.openxmlformats.org/officeDocument/2006/relationships" xmlns:m="http://schemas.openxmlformats.org/officeDocument/2006/math" xmlns:v="urn:schemas-microsoft-com:vml" xmlns:wp="http://schemas.openxmlformats.org/drawingml/2006/wordprocessingDrawing" xmlns:w10="urn:schemas-microsoft-com:office:word" xmlns:w="http://schemas.openxmlformats.org/wordprocessingml/2006/main" xmlns:wne="http://schemas.microsoft.com/office/word/2006/wordml" xmlns:sl="http://schemas.openxmlformats.org/schemaLibrary/2006/main" xmlns:a="http://schemas.openxmlformats.org/drawingml/2006/main" xmlns:pic="http://schemas.openxmlformats.org/drawingml/2006/picture" xmlns:c="http://schemas.openxmlformats.org/drawingml/2006/chart" xmlns:lc="http://schemas.openxmlformats.org/drawingml/2006/lockedCanvas" xmlns:dgm="http://schemas.openxmlformats.org/drawingml/2006/diagram" xmlns:wps="http://schemas.microsoft.com/office/word/2010/wordprocessingShape" xmlns:wpg="http://schemas.microsoft.com/office/word/2010/wordprocessingGroup" xmlns:w14="http://schemas.microsoft.com/office/word/2010/wordml" xmlns:w15="http://schemas.microsoft.com/office/word/2012/wordml"/>
+<w:numbering xmlns:mc="http://schemas.openxmlformats.org/markup-compatibility/2006" xmlns:o="urn:schemas-microsoft-com:office:office" xmlns:r="http://schemas.openxmlformats.org/officeDocument/2006/relationships" xmlns:m="http://schemas.openxmlformats.org/officeDocument/2006/math" xmlns:v="urn:schemas-microsoft-com:vml" xmlns:wp="http://schemas.openxmlformats.org/drawingml/2006/wordprocessingDrawing" xmlns:w10="urn:schemas-microsoft-com:office:word" xmlns:w="http://schemas.openxmlformats.org/wordprocessingml/2006/main" xmlns:wne="http://schemas.microsoft.com/office/word/2006/wordml" xmlns:sl="http://schemas.openxmlformats.org/schemaLibrary/2006/main" xmlns:a="http://schemas.openxmlformats.org/drawingml/2006/main" xmlns:pic="http://schemas.openxmlformats.org/drawingml/2006/picture" xmlns:c="http://schemas.openxmlformats.org/drawingml/2006/chart" xmlns:lc="http://schemas.openxmlformats.org/drawingml/2006/lockedCanvas" xmlns:dgm="http://schemas.openxmlformats.org/drawingml/2006/diagram" xmlns:wps="http://schemas.microsoft.com/office/word/2010/wordprocessingShape" xmlns:wpg="http://schemas.microsoft.com/office/word/2010/wordprocessingGroup" xmlns:w14="http://schemas.microsoft.com/office/word/2010/wordml" xmlns:w15="http://schemas.microsoft.com/office/word/2012/wordml" xmlns:w16="http://schemas.microsoft.com/office/word/2018/wordml" xmlns:w16cex="http://schemas.microsoft.com/office/word/2018/wordml/cex" xmlns:w16cid="http://schemas.microsoft.com/office/word/2016/wordml/cid" xmlns:cr="http://schemas.microsoft.com/office/comments/2020/reactions"/>
 </file>
 
 <file path=word/styles.xml><?xml version="1.0" encoding="utf-8"?>
-<w:styles xmlns:mc="http://schemas.openxmlformats.org/markup-compatibility/2006" xmlns:o="urn:schemas-microsoft-com:office:office" xmlns:r="http://schemas.openxmlformats.org/officeDocument/2006/relationships" xmlns:m="http://schemas.openxmlformats.org/officeDocument/2006/math" xmlns:v="urn:schemas-microsoft-com:vml" xmlns:wp="http://schemas.openxmlformats.org/drawingml/2006/wordprocessingDrawing" xmlns:w10="urn:schemas-microsoft-com:office:word" xmlns:w="http://schemas.openxmlformats.org/wordprocessingml/2006/main" xmlns:wne="http://schemas.microsoft.com/office/word/2006/wordml" xmlns:sl="http://schemas.openxmlformats.org/schemaLibrary/2006/main" xmlns:a="http://schemas.openxmlformats.org/drawingml/2006/main" xmlns:pic="http://schemas.openxmlformats.org/drawingml/2006/picture" xmlns:c="http://schemas.openxmlformats.org/drawingml/2006/chart" xmlns:lc="http://schemas.openxmlformats.org/drawingml/2006/lockedCanvas" xmlns:dgm="http://schemas.openxmlformats.org/drawingml/2006/diagram" xmlns:wps="http://schemas.microsoft.com/office/word/2010/wordprocessingShape" xmlns:wpg="http://schemas.microsoft.com/office/word/2010/wordprocessingGroup" xmlns:w14="http://schemas.microsoft.com/office/word/2010/wordml" xmlns:w15="http://schemas.microsoft.com/office/word/2012/wordml">
+<w:styles xmlns:mc="http://schemas.openxmlformats.org/markup-compatibility/2006" xmlns:o="urn:schemas-microsoft-com:office:office" xmlns:r="http://schemas.openxmlformats.org/officeDocument/2006/relationships" xmlns:m="http://schemas.openxmlformats.org/officeDocument/2006/math" xmlns:v="urn:schemas-microsoft-com:vml" xmlns:wp="http://schemas.openxmlformats.org/drawingml/2006/wordprocessingDrawing" xmlns:w10="urn:schemas-microsoft-com:office:word" xmlns:w="http://schemas.openxmlformats.org/wordprocessingml/2006/main" xmlns:wne="http://schemas.microsoft.com/office/word/2006/wordml" xmlns:sl="http://schemas.openxmlformats.org/schemaLibrary/2006/main" xmlns:a="http://schemas.openxmlformats.org/drawingml/2006/main" xmlns:pic="http://schemas.openxmlformats.org/drawingml/2006/picture" xmlns:c="http://schemas.openxmlformats.org/drawingml/2006/chart" xmlns:lc="http://schemas.openxmlformats.org/drawingml/2006/lockedCanvas" xmlns:dgm="http://schemas.openxmlformats.org/drawingml/2006/diagram" xmlns:wps="http://schemas.microsoft.com/office/word/2010/wordprocessingShape" xmlns:wpg="http://schemas.microsoft.com/office/word/2010/wordprocessingGroup" xmlns:w14="http://schemas.microsoft.com/office/word/2010/wordml" xmlns:w15="http://schemas.microsoft.com/office/word/2012/wordml" xmlns:w16="http://schemas.microsoft.com/office/word/2018/wordml" xmlns:w16cex="http://schemas.microsoft.com/office/word/2018/wordml/cex" xmlns:w16cid="http://schemas.microsoft.com/office/word/2016/wordml/cid" xmlns:cr="http://schemas.microsoft.com/office/comments/2020/reactions">
   <w:docDefaults>
     <w:rPrDefault>
       <w:rPr>
@@ -35311,6 +33309,17 @@
     </w:tblPr>
   </w:style>
   <w:style w:type="table" w:styleId="TableNormal3" w:customStyle="1">
+    <w:name w:val="Table Normal"/>
+    <w:tblPr>
+      <w:tblCellMar>
+        <w:top w:w="0.0" w:type="dxa"/>
+        <w:left w:w="0.0" w:type="dxa"/>
+        <w:bottom w:w="0.0" w:type="dxa"/>
+        <w:right w:w="0.0" w:type="dxa"/>
+      </w:tblCellMar>
+    </w:tblPr>
+  </w:style>
+  <w:style w:type="table" w:styleId="TableNormal4" w:customStyle="1">
     <w:name w:val="Table Normal"/>
     <w:tblPr>
       <w:tblCellMar>
@@ -35835,7 +33844,7 @@
 
 <file path=customXML/item1.xml><?xml version="1.0" encoding="utf-8"?>
 <go:gDocsCustomXmlDataStorage xmlns:go="http://customooxmlschemas.google.com/" xmlns:r="http://schemas.openxmlformats.org/officeDocument/2006/relationships" uri="GoogleDocsCustomDataVersion2">
-  <go:docsCustomData xmlns:go="http://customooxmlschemas.google.com/" roundtripDataSignature="AMtx7mi3r1DK4bf2C4ll5B+9JZ9VFSFTPg==">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</go:docsCustomData>
+  <go:docsCustomData xmlns:go="http://customooxmlschemas.google.com/" roundtripDataSignature="AMtx7mg4PgNnBX3SPB7MfUYxAfOySN7bXQ==">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</go:docsCustomData>
 </go:gDocsCustomXmlDataStorage>
 </file>
 

--- a/flow/20230905_templates/Літургія - змінні частини - шаблони.docx
+++ b/flow/20230905_templates/Літургія - змінні частини - шаблони.docx
@@ -1,6 +1,6 @@
 
 <file path=word/document.xml><?xml version="1.0" encoding="utf-8"?>
-<w:document xmlns:mc="http://schemas.openxmlformats.org/markup-compatibility/2006" xmlns:o="urn:schemas-microsoft-com:office:office" xmlns:r="http://schemas.openxmlformats.org/officeDocument/2006/relationships" xmlns:m="http://schemas.openxmlformats.org/officeDocument/2006/math" xmlns:v="urn:schemas-microsoft-com:vml" xmlns:wp="http://schemas.openxmlformats.org/drawingml/2006/wordprocessingDrawing" xmlns:w10="urn:schemas-microsoft-com:office:word" xmlns:w="http://schemas.openxmlformats.org/wordprocessingml/2006/main" xmlns:wne="http://schemas.microsoft.com/office/word/2006/wordml" xmlns:sl="http://schemas.openxmlformats.org/schemaLibrary/2006/main" xmlns:a="http://schemas.openxmlformats.org/drawingml/2006/main" xmlns:pic="http://schemas.openxmlformats.org/drawingml/2006/picture" xmlns:c="http://schemas.openxmlformats.org/drawingml/2006/chart" xmlns:lc="http://schemas.openxmlformats.org/drawingml/2006/lockedCanvas" xmlns:dgm="http://schemas.openxmlformats.org/drawingml/2006/diagram" xmlns:wps="http://schemas.microsoft.com/office/word/2010/wordprocessingShape" xmlns:wpg="http://schemas.microsoft.com/office/word/2010/wordprocessingGroup" xmlns:w14="http://schemas.microsoft.com/office/word/2010/wordml" xmlns:w15="http://schemas.microsoft.com/office/word/2012/wordml" xmlns:w16="http://schemas.microsoft.com/office/word/2018/wordml" xmlns:w16cex="http://schemas.microsoft.com/office/word/2018/wordml/cex" xmlns:w16cid="http://schemas.microsoft.com/office/word/2016/wordml/cid" xmlns:cr="http://schemas.microsoft.com/office/comments/2020/reactions">
+<w:document xmlns:mc="http://schemas.openxmlformats.org/markup-compatibility/2006" xmlns:o="urn:schemas-microsoft-com:office:office" xmlns:r="http://schemas.openxmlformats.org/officeDocument/2006/relationships" xmlns:m="http://schemas.openxmlformats.org/officeDocument/2006/math" xmlns:v="urn:schemas-microsoft-com:vml" xmlns:wp="http://schemas.openxmlformats.org/drawingml/2006/wordprocessingDrawing" xmlns:w10="urn:schemas-microsoft-com:office:word" xmlns:w="http://schemas.openxmlformats.org/wordprocessingml/2006/main" xmlns:wne="http://schemas.microsoft.com/office/word/2006/wordml" xmlns:sl="http://schemas.openxmlformats.org/schemaLibrary/2006/main" xmlns:a="http://schemas.openxmlformats.org/drawingml/2006/main" xmlns:pic="http://schemas.openxmlformats.org/drawingml/2006/picture" xmlns:c="http://schemas.openxmlformats.org/drawingml/2006/chart" xmlns:lc="http://schemas.openxmlformats.org/drawingml/2006/lockedCanvas" xmlns:dgm="http://schemas.openxmlformats.org/drawingml/2006/diagram" xmlns:wps="http://schemas.microsoft.com/office/word/2010/wordprocessingShape" xmlns:wpg="http://schemas.microsoft.com/office/word/2010/wordprocessingGroup" xmlns:w14="http://schemas.microsoft.com/office/word/2010/wordml" xmlns:w15="http://schemas.microsoft.com/office/word/2012/wordml" xmlns:w16="http://schemas.microsoft.com/office/word/2018/wordml" xmlns:w16cex="http://schemas.microsoft.com/office/word/2018/wordml/cex" xmlns:w16cid="http://schemas.microsoft.com/office/word/2016/wordml/cid" xmlns="http://schemas.microsoft.com/office/tasks/2019/documenttasks" xmlns:cr="http://schemas.microsoft.com/office/comments/2020/reactions">
   <w:body>
     <w:p>
       <w:pPr>
@@ -11735,7 +11735,7 @@
           <w:szCs w:val="24"/>
           <w:rtl w:val="0"/>
         </w:rPr>
-        <w:t xml:space="preserve">Тропар (г. 1):</w:t>
+        <w:t xml:space="preserve">Тропар воскресний (г. 1):</w:t>
       </w:r>
       <w:r>
         <w:rPr>
@@ -11781,7 +11781,7 @@
           <w:szCs w:val="24"/>
           <w:rtl w:val="0"/>
         </w:rPr>
-        <w:t xml:space="preserve"> Кондак (г. 1):</w:t>
+        <w:t xml:space="preserve"> Кондак воскресний (г. 1):</w:t>
       </w:r>
       <w:r>
         <w:rPr>
@@ -13468,7 +13468,7 @@
           <w:szCs w:val="24"/>
           <w:rtl w:val="0"/>
         </w:rPr>
-        <w:t xml:space="preserve">Тропар (г. 2):</w:t>
+        <w:t xml:space="preserve">Тропар воскресний (г. 2):</w:t>
       </w:r>
       <w:r>
         <w:rPr>
@@ -13515,7 +13515,7 @@
           <w:szCs w:val="24"/>
           <w:rtl w:val="0"/>
         </w:rPr>
-        <w:t xml:space="preserve"> Кондак (г. 2):</w:t>
+        <w:t xml:space="preserve"> Кондак воскресний (г. 2):</w:t>
       </w:r>
       <w:r>
         <w:rPr>
@@ -15216,7 +15216,7 @@
           <w:szCs w:val="24"/>
           <w:rtl w:val="0"/>
         </w:rPr>
-        <w:t xml:space="preserve">Тропар (г. 3): </w:t>
+        <w:t xml:space="preserve">Тропар воскресний (г. 3): </w:t>
       </w:r>
       <w:r>
         <w:rPr>
@@ -15262,7 +15262,7 @@
           <w:szCs w:val="24"/>
           <w:rtl w:val="0"/>
         </w:rPr>
-        <w:t xml:space="preserve"> Кондак (г. 3): </w:t>
+        <w:t xml:space="preserve"> Кондак воскресний (г. 3): </w:t>
       </w:r>
       <w:r>
         <w:rPr>
@@ -16958,7 +16958,7 @@
           <w:szCs w:val="24"/>
           <w:rtl w:val="0"/>
         </w:rPr>
-        <w:t xml:space="preserve">Тропар (г. 4): </w:t>
+        <w:t xml:space="preserve">Тропар воскресний (г. 4): </w:t>
       </w:r>
       <w:r>
         <w:rPr>
@@ -17006,7 +17006,7 @@
           <w:szCs w:val="24"/>
           <w:rtl w:val="0"/>
         </w:rPr>
-        <w:t xml:space="preserve"> Кондак (г. 4): </w:t>
+        <w:t xml:space="preserve"> Кондак воскресний (г. 4): </w:t>
       </w:r>
       <w:r>
         <w:rPr>
@@ -18677,7 +18677,7 @@
           <w:szCs w:val="24"/>
           <w:rtl w:val="0"/>
         </w:rPr>
-        <w:t xml:space="preserve">Тропар (г. 5): </w:t>
+        <w:t xml:space="preserve">Тропар воскресний (г. 5): </w:t>
       </w:r>
       <w:r>
         <w:rPr>
@@ -18717,7 +18717,7 @@
           <w:szCs w:val="24"/>
           <w:rtl w:val="0"/>
         </w:rPr>
-        <w:t xml:space="preserve">Кондак (г. 5): </w:t>
+        <w:t xml:space="preserve">Кондак воскресний (г. 5): </w:t>
       </w:r>
       <w:r>
         <w:rPr>
@@ -20385,7 +20385,7 @@
           <w:szCs w:val="24"/>
           <w:rtl w:val="0"/>
         </w:rPr>
-        <w:t xml:space="preserve">Тропар (г. 6): </w:t>
+        <w:t xml:space="preserve">Тропар воскресний (г. 6): </w:t>
       </w:r>
       <w:r>
         <w:rPr>
@@ -20396,14 +20396,6 @@
         </w:rPr>
         <w:t xml:space="preserve">А́нгельські си́ли – на гро́бі Твої́м,* а сторо́жа омертві́ла.*  Ма́рія ж стоя́ла у гро́бі,* шука́ючи пречи́стого ті́ла Твого́.* Полони́в Ти ад, та не перемо́жений ним,* зустрі́в Ти Д</w:t>
       </w:r>
-      <w:sdt>
-        <w:sdtPr>
-          <w:tag w:val="goog_rdk_0"/>
-        </w:sdtPr>
-        <w:sdtContent>
-          <w:commentRangeStart w:id="0"/>
-        </w:sdtContent>
-      </w:sdt>
       <w:r>
         <w:rPr>
           <w:rFonts w:ascii="Times New Roman" w:cs="Times New Roman" w:eastAsia="Times New Roman" w:hAnsi="Times New Roman"/>
@@ -20412,10 +20404,6 @@
           <w:rtl w:val="0"/>
         </w:rPr>
         <w:t xml:space="preserve">і́ву</w:t>
-      </w:r>
-      <w:commentRangeEnd w:id="0"/>
-      <w:r>
-        <w:commentReference w:id="0"/>
       </w:r>
       <w:r>
         <w:rPr>
@@ -20461,7 +20449,7 @@
           <w:szCs w:val="24"/>
           <w:rtl w:val="0"/>
         </w:rPr>
-        <w:t xml:space="preserve"> Кондак (г. 6): </w:t>
+        <w:t xml:space="preserve"> Кондак воскресний (г. 6): </w:t>
       </w:r>
       <w:r>
         <w:rPr>
@@ -22157,7 +22145,7 @@
           <w:szCs w:val="24"/>
           <w:rtl w:val="0"/>
         </w:rPr>
-        <w:t xml:space="preserve">Тропар (г. 7): </w:t>
+        <w:t xml:space="preserve">Тропар воскресний (г. 7): </w:t>
       </w:r>
       <w:r>
         <w:rPr>
@@ -22203,7 +22191,7 @@
           <w:szCs w:val="24"/>
           <w:rtl w:val="0"/>
         </w:rPr>
-        <w:t xml:space="preserve"> Кондак (г. 7): </w:t>
+        <w:t xml:space="preserve"> Кондак воскресний (г. 7): </w:t>
       </w:r>
       <w:r>
         <w:rPr>
@@ -23904,7 +23892,7 @@
           <w:szCs w:val="24"/>
           <w:rtl w:val="0"/>
         </w:rPr>
-        <w:t xml:space="preserve">Тропар (г. 8): </w:t>
+        <w:t xml:space="preserve">Тропар воскресний (г. 8): </w:t>
       </w:r>
       <w:r>
         <w:rPr>
@@ -23950,7 +23938,7 @@
           <w:szCs w:val="24"/>
           <w:rtl w:val="0"/>
         </w:rPr>
-        <w:t xml:space="preserve">Кондак (г. 8): </w:t>
+        <w:t xml:space="preserve">Кондак воскресний (г. 8): </w:t>
       </w:r>
       <w:r>
         <w:rPr>
@@ -32901,74 +32889,12 @@
 </w:document>
 </file>
 
-<file path=word/comments.xml><?xml version="1.0" encoding="utf-8"?>
-<w:comments xmlns:mc="http://schemas.openxmlformats.org/markup-compatibility/2006" xmlns:o="urn:schemas-microsoft-com:office:office" xmlns:r="http://schemas.openxmlformats.org/officeDocument/2006/relationships" xmlns:m="http://schemas.openxmlformats.org/officeDocument/2006/math" xmlns:v="urn:schemas-microsoft-com:vml" xmlns:wp="http://schemas.openxmlformats.org/drawingml/2006/wordprocessingDrawing" xmlns:w10="urn:schemas-microsoft-com:office:word" xmlns:w="http://schemas.openxmlformats.org/wordprocessingml/2006/main" xmlns:wne="http://schemas.microsoft.com/office/word/2006/wordml" xmlns:sl="http://schemas.openxmlformats.org/schemaLibrary/2006/main" xmlns:a="http://schemas.openxmlformats.org/drawingml/2006/main" xmlns:pic="http://schemas.openxmlformats.org/drawingml/2006/picture" xmlns:c="http://schemas.openxmlformats.org/drawingml/2006/chart" xmlns:lc="http://schemas.openxmlformats.org/drawingml/2006/lockedCanvas" xmlns:dgm="http://schemas.openxmlformats.org/drawingml/2006/diagram" xmlns:wps="http://schemas.microsoft.com/office/word/2010/wordprocessingShape" xmlns:wpg="http://schemas.microsoft.com/office/word/2010/wordprocessingGroup" xmlns:w14="http://schemas.microsoft.com/office/word/2010/wordml" xmlns:w15="http://schemas.microsoft.com/office/word/2012/wordml" xmlns:w16="http://schemas.microsoft.com/office/word/2018/wordml" xmlns:w16cex="http://schemas.microsoft.com/office/word/2018/wordml/cex" xmlns:w16cid="http://schemas.microsoft.com/office/word/2016/wordml/cid" xmlns:cr="http://schemas.microsoft.com/office/comments/2020/reactions">
-  <w:comment w:author="Andrij Bebko" w:id="0" w:date="2024-03-20T15:30:43Z">
-    <w:p>
-      <w:pPr>
-        <w:keepNext w:val="0"/>
-        <w:keepLines w:val="0"/>
-        <w:pageBreakBefore w:val="0"/>
-        <w:widowControl w:val="0"/>
-        <w:pBdr>
-          <w:top w:space="0" w:sz="0" w:val="nil"/>
-          <w:left w:space="0" w:sz="0" w:val="nil"/>
-          <w:bottom w:space="0" w:sz="0" w:val="nil"/>
-          <w:right w:space="0" w:sz="0" w:val="nil"/>
-          <w:between w:space="0" w:sz="0" w:val="nil"/>
-        </w:pBdr>
-        <w:shd w:fill="auto" w:val="clear"/>
-        <w:spacing w:after="0" w:before="0" w:line="240" w:lineRule="auto"/>
-        <w:ind w:left="0" w:right="0" w:firstLine="0"/>
-        <w:jc w:val="left"/>
-        <w:rPr>
-          <w:rFonts w:ascii="Arial" w:cs="Arial" w:eastAsia="Arial" w:hAnsi="Arial"/>
-          <w:b w:val="0"/>
-          <w:i w:val="0"/>
-          <w:smallCaps w:val="0"/>
-          <w:strike w:val="0"/>
-          <w:color w:val="000000"/>
-          <w:sz w:val="22"/>
-          <w:szCs w:val="22"/>
-          <w:u w:val="none"/>
-          <w:shd w:fill="auto" w:val="clear"/>
-          <w:vertAlign w:val="baseline"/>
-        </w:rPr>
-      </w:pPr>
-      <w:r>
-        <w:rPr>
-          <w:rFonts w:ascii="Arial" w:cs="Arial" w:eastAsia="Arial" w:hAnsi="Arial"/>
-          <w:b w:val="0"/>
-          <w:i w:val="0"/>
-          <w:smallCaps w:val="0"/>
-          <w:strike w:val="0"/>
-          <w:color w:val="000000"/>
-          <w:sz w:val="22"/>
-          <w:szCs w:val="22"/>
-          <w:u w:val="none"/>
-          <w:shd w:fill="auto" w:val="clear"/>
-          <w:vertAlign w:val="baseline"/>
-          <w:rtl w:val="0"/>
-        </w:rPr>
-        <w:t xml:space="preserve">мабуть "Діву"?</w:t>
-      </w:r>
-    </w:p>
-  </w:comment>
-</w:comments>
-</file>
-
-<file path=word/commentsExtended.xml><?xml version="1.0" encoding="utf-8"?>
-<w15:commentsEx xmlns:mc="http://schemas.openxmlformats.org/markup-compatibility/2006" xmlns:o="urn:schemas-microsoft-com:office:office" xmlns:r="http://schemas.openxmlformats.org/officeDocument/2006/relationships" xmlns:m="http://schemas.openxmlformats.org/officeDocument/2006/math" xmlns:v="urn:schemas-microsoft-com:vml" xmlns:wp="http://schemas.openxmlformats.org/drawingml/2006/wordprocessingDrawing" xmlns:w10="urn:schemas-microsoft-com:office:word" xmlns:w="http://schemas.openxmlformats.org/wordprocessingml/2006/main" xmlns:wne="http://schemas.microsoft.com/office/word/2006/wordml" xmlns:sl="http://schemas.openxmlformats.org/schemaLibrary/2006/main" xmlns:a="http://schemas.openxmlformats.org/drawingml/2006/main" xmlns:pic="http://schemas.openxmlformats.org/drawingml/2006/picture" xmlns:c="http://schemas.openxmlformats.org/drawingml/2006/chart" xmlns:lc="http://schemas.openxmlformats.org/drawingml/2006/lockedCanvas" xmlns:dgm="http://schemas.openxmlformats.org/drawingml/2006/diagram" xmlns:wps="http://schemas.microsoft.com/office/word/2010/wordprocessingShape" xmlns:wpg="http://schemas.microsoft.com/office/word/2010/wordprocessingGroup" xmlns:w14="http://schemas.microsoft.com/office/word/2010/wordml" xmlns:w15="http://schemas.microsoft.com/office/word/2012/wordml" xmlns:w16="http://schemas.microsoft.com/office/word/2018/wordml" xmlns:w16cex="http://schemas.microsoft.com/office/word/2018/wordml/cex" xmlns:w16cid="http://schemas.microsoft.com/office/word/2016/wordml/cid" xmlns:cr="http://schemas.microsoft.com/office/comments/2020/reactions">
-  <w15:commentEx w15:paraId="000004BD" w15:done="0"/>
-</w15:commentsEx>
-</file>
-
 <file path=word/numbering.xml><?xml version="1.0" encoding="utf-8"?>
-<w:numbering xmlns:mc="http://schemas.openxmlformats.org/markup-compatibility/2006" xmlns:o="urn:schemas-microsoft-com:office:office" xmlns:r="http://schemas.openxmlformats.org/officeDocument/2006/relationships" xmlns:m="http://schemas.openxmlformats.org/officeDocument/2006/math" xmlns:v="urn:schemas-microsoft-com:vml" xmlns:wp="http://schemas.openxmlformats.org/drawingml/2006/wordprocessingDrawing" xmlns:w10="urn:schemas-microsoft-com:office:word" xmlns:w="http://schemas.openxmlformats.org/wordprocessingml/2006/main" xmlns:wne="http://schemas.microsoft.com/office/word/2006/wordml" xmlns:sl="http://schemas.openxmlformats.org/schemaLibrary/2006/main" xmlns:a="http://schemas.openxmlformats.org/drawingml/2006/main" xmlns:pic="http://schemas.openxmlformats.org/drawingml/2006/picture" xmlns:c="http://schemas.openxmlformats.org/drawingml/2006/chart" xmlns:lc="http://schemas.openxmlformats.org/drawingml/2006/lockedCanvas" xmlns:dgm="http://schemas.openxmlformats.org/drawingml/2006/diagram" xmlns:wps="http://schemas.microsoft.com/office/word/2010/wordprocessingShape" xmlns:wpg="http://schemas.microsoft.com/office/word/2010/wordprocessingGroup" xmlns:w14="http://schemas.microsoft.com/office/word/2010/wordml" xmlns:w15="http://schemas.microsoft.com/office/word/2012/wordml" xmlns:w16="http://schemas.microsoft.com/office/word/2018/wordml" xmlns:w16cex="http://schemas.microsoft.com/office/word/2018/wordml/cex" xmlns:w16cid="http://schemas.microsoft.com/office/word/2016/wordml/cid" xmlns:cr="http://schemas.microsoft.com/office/comments/2020/reactions"/>
+<w:numbering xmlns:mc="http://schemas.openxmlformats.org/markup-compatibility/2006" xmlns:o="urn:schemas-microsoft-com:office:office" xmlns:r="http://schemas.openxmlformats.org/officeDocument/2006/relationships" xmlns:m="http://schemas.openxmlformats.org/officeDocument/2006/math" xmlns:v="urn:schemas-microsoft-com:vml" xmlns:wp="http://schemas.openxmlformats.org/drawingml/2006/wordprocessingDrawing" xmlns:w10="urn:schemas-microsoft-com:office:word" xmlns:w="http://schemas.openxmlformats.org/wordprocessingml/2006/main" xmlns:wne="http://schemas.microsoft.com/office/word/2006/wordml" xmlns:sl="http://schemas.openxmlformats.org/schemaLibrary/2006/main" xmlns:a="http://schemas.openxmlformats.org/drawingml/2006/main" xmlns:pic="http://schemas.openxmlformats.org/drawingml/2006/picture" xmlns:c="http://schemas.openxmlformats.org/drawingml/2006/chart" xmlns:lc="http://schemas.openxmlformats.org/drawingml/2006/lockedCanvas" xmlns:dgm="http://schemas.openxmlformats.org/drawingml/2006/diagram" xmlns:wps="http://schemas.microsoft.com/office/word/2010/wordprocessingShape" xmlns:wpg="http://schemas.microsoft.com/office/word/2010/wordprocessingGroup" xmlns:w14="http://schemas.microsoft.com/office/word/2010/wordml" xmlns:w15="http://schemas.microsoft.com/office/word/2012/wordml" xmlns:w16="http://schemas.microsoft.com/office/word/2018/wordml" xmlns:w16cex="http://schemas.microsoft.com/office/word/2018/wordml/cex" xmlns:w16cid="http://schemas.microsoft.com/office/word/2016/wordml/cid" xmlns="http://schemas.microsoft.com/office/tasks/2019/documenttasks" xmlns:cr="http://schemas.microsoft.com/office/comments/2020/reactions"/>
 </file>
 
 <file path=word/styles.xml><?xml version="1.0" encoding="utf-8"?>
-<w:styles xmlns:mc="http://schemas.openxmlformats.org/markup-compatibility/2006" xmlns:o="urn:schemas-microsoft-com:office:office" xmlns:r="http://schemas.openxmlformats.org/officeDocument/2006/relationships" xmlns:m="http://schemas.openxmlformats.org/officeDocument/2006/math" xmlns:v="urn:schemas-microsoft-com:vml" xmlns:wp="http://schemas.openxmlformats.org/drawingml/2006/wordprocessingDrawing" xmlns:w10="urn:schemas-microsoft-com:office:word" xmlns:w="http://schemas.openxmlformats.org/wordprocessingml/2006/main" xmlns:wne="http://schemas.microsoft.com/office/word/2006/wordml" xmlns:sl="http://schemas.openxmlformats.org/schemaLibrary/2006/main" xmlns:a="http://schemas.openxmlformats.org/drawingml/2006/main" xmlns:pic="http://schemas.openxmlformats.org/drawingml/2006/picture" xmlns:c="http://schemas.openxmlformats.org/drawingml/2006/chart" xmlns:lc="http://schemas.openxmlformats.org/drawingml/2006/lockedCanvas" xmlns:dgm="http://schemas.openxmlformats.org/drawingml/2006/diagram" xmlns:wps="http://schemas.microsoft.com/office/word/2010/wordprocessingShape" xmlns:wpg="http://schemas.microsoft.com/office/word/2010/wordprocessingGroup" xmlns:w14="http://schemas.microsoft.com/office/word/2010/wordml" xmlns:w15="http://schemas.microsoft.com/office/word/2012/wordml" xmlns:w16="http://schemas.microsoft.com/office/word/2018/wordml" xmlns:w16cex="http://schemas.microsoft.com/office/word/2018/wordml/cex" xmlns:w16cid="http://schemas.microsoft.com/office/word/2016/wordml/cid" xmlns:cr="http://schemas.microsoft.com/office/comments/2020/reactions">
+<w:styles xmlns:mc="http://schemas.openxmlformats.org/markup-compatibility/2006" xmlns:o="urn:schemas-microsoft-com:office:office" xmlns:r="http://schemas.openxmlformats.org/officeDocument/2006/relationships" xmlns:m="http://schemas.openxmlformats.org/officeDocument/2006/math" xmlns:v="urn:schemas-microsoft-com:vml" xmlns:wp="http://schemas.openxmlformats.org/drawingml/2006/wordprocessingDrawing" xmlns:w10="urn:schemas-microsoft-com:office:word" xmlns:w="http://schemas.openxmlformats.org/wordprocessingml/2006/main" xmlns:wne="http://schemas.microsoft.com/office/word/2006/wordml" xmlns:sl="http://schemas.openxmlformats.org/schemaLibrary/2006/main" xmlns:a="http://schemas.openxmlformats.org/drawingml/2006/main" xmlns:pic="http://schemas.openxmlformats.org/drawingml/2006/picture" xmlns:c="http://schemas.openxmlformats.org/drawingml/2006/chart" xmlns:lc="http://schemas.openxmlformats.org/drawingml/2006/lockedCanvas" xmlns:dgm="http://schemas.openxmlformats.org/drawingml/2006/diagram" xmlns:wps="http://schemas.microsoft.com/office/word/2010/wordprocessingShape" xmlns:wpg="http://schemas.microsoft.com/office/word/2010/wordprocessingGroup" xmlns:w14="http://schemas.microsoft.com/office/word/2010/wordml" xmlns:w15="http://schemas.microsoft.com/office/word/2012/wordml" xmlns:w16="http://schemas.microsoft.com/office/word/2018/wordml" xmlns:w16cex="http://schemas.microsoft.com/office/word/2018/wordml/cex" xmlns:w16cid="http://schemas.microsoft.com/office/word/2016/wordml/cid" xmlns="http://schemas.microsoft.com/office/tasks/2019/documenttasks" xmlns:cr="http://schemas.microsoft.com/office/comments/2020/reactions">
   <w:docDefaults>
     <w:rPrDefault>
       <w:rPr>
@@ -33844,7 +33770,7 @@
 
 <file path=customXML/item1.xml><?xml version="1.0" encoding="utf-8"?>
 <go:gDocsCustomXmlDataStorage xmlns:go="http://customooxmlschemas.google.com/" xmlns:r="http://schemas.openxmlformats.org/officeDocument/2006/relationships" uri="GoogleDocsCustomDataVersion2">
-  <go:docsCustomData xmlns:go="http://customooxmlschemas.google.com/" roundtripDataSignature="AMtx7mg4PgNnBX3SPB7MfUYxAfOySN7bXQ==">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</go:docsCustomData>
+  <go:docsCustomData xmlns:go="http://customooxmlschemas.google.com/" roundtripDataSignature="AMtx7mhOm8qUN16goBksIWCaY5hP+JGvsg==">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</go:docsCustomData>
 </go:gDocsCustomXmlDataStorage>
 </file>
 
